--- a/Диплом.docx
+++ b/Диплом.docx
@@ -2,6 +2,36 @@
 <file path=word/document.xml><?xml version="1.0" encoding="utf-8"?>
 <w:document xmlns:o="urn:schemas-microsoft-com:office:office" xmlns:r="http://schemas.openxmlformats.org/officeDocument/2006/relationships" xmlns:v="urn:schemas-microsoft-com:vml" xmlns:w="http://schemas.openxmlformats.org/wordprocessingml/2006/main" xmlns:w10="urn:schemas-microsoft-com:office:word" xmlns:wp="http://schemas.openxmlformats.org/drawingml/2006/wordprocessingDrawing" xmlns:wps="http://schemas.microsoft.com/office/word/2010/wordprocessingShape" xmlns:wpg="http://schemas.microsoft.com/office/word/2010/wordprocessingGroup" xmlns:mc="http://schemas.openxmlformats.org/markup-compatibility/2006" xmlns:wp14="http://schemas.microsoft.com/office/word/2010/wordprocessingDrawing" xmlns:w14="http://schemas.microsoft.com/office/word/2010/wordml" xmlns:w15="http://schemas.microsoft.com/office/word/2012/wordml" mc:Ignorable="w14 wp14 w15">
   <w:body>
+    <w:p>
+      <w:pPr>
+        <w:pStyle w:val="Normal"/>
+        <w:jc w:val="center"/>
+        <w:rPr>
+          <w:color w:val="FF0000"/>
+        </w:rPr>
+      </w:pPr>
+      <w:r>
+        <w:rPr>
+          <w:color w:val="FF0000"/>
+        </w:rPr>
+        <w:t>Todo:</w:t>
+      </w:r>
+    </w:p>
+    <w:p>
+      <w:pPr>
+        <w:pStyle w:val="Normal"/>
+        <w:jc w:val="center"/>
+        <w:rPr>
+          <w:color w:val="FF0000"/>
+        </w:rPr>
+      </w:pPr>
+      <w:r>
+        <w:rPr>
+          <w:color w:val="FF0000"/>
+        </w:rPr>
+        <w:t>Вставить ссылки, увеличить формулы,  вставить нумерацию, подписать графики , скриншоты.</w:t>
+      </w:r>
+    </w:p>
     <w:p>
       <w:pPr>
         <w:pStyle w:val="Normal"/>
@@ -153,22 +183,8 @@
           <w:docPartGallery w:val="Table of Contents"/>
           <w:docPartUnique w:val="true"/>
         </w:docPartObj>
-        <w:id w:val="1703465799"/>
       </w:sdtPr>
       <w:sdtContent>
-        <w:p>
-          <w:pPr>
-            <w:pStyle w:val="Style26"/>
-            <w:rPr>
-              <w:sz w:val="28"/>
-            </w:rPr>
-          </w:pPr>
-          <w:r>
-            <w:rPr>
-              <w:sz w:val="28"/>
-            </w:rPr>
-          </w:r>
-        </w:p>
         <w:p>
           <w:pPr>
             <w:pStyle w:val="12"/>
@@ -183,7 +199,7 @@
           </w:r>
           <w:r>
             <w:rPr/>
-            <w:instrText xml:space="preserve"> TOC \o "1-3" \h</w:instrText>
+            <w:instrText xml:space="preserve"> TOC \f \o "1-9" \h</w:instrText>
           </w:r>
           <w:r>
             <w:rPr/>
@@ -212,7 +228,79 @@
               <w:rPr/>
               <w:t>Линейная теория упругости.</w:t>
               <w:tab/>
-              <w:t>4</w:t>
+              <w:t>6</w:t>
+            </w:r>
+          </w:hyperlink>
+        </w:p>
+        <w:p>
+          <w:pPr>
+            <w:pStyle w:val="12"/>
+            <w:tabs>
+              <w:tab w:val="clear" w:pos="708"/>
+              <w:tab w:val="right" w:pos="9639" w:leader="dot"/>
+            </w:tabs>
+            <w:rPr/>
+          </w:pPr>
+          <w:hyperlink w:anchor="__RefHeading___Toc2671_1698462345">
+            <w:r>
+              <w:rPr/>
+              <w:t>Метод конечных элементов</w:t>
+              <w:tab/>
+              <w:t>11</w:t>
+            </w:r>
+          </w:hyperlink>
+        </w:p>
+        <w:p>
+          <w:pPr>
+            <w:pStyle w:val="12"/>
+            <w:tabs>
+              <w:tab w:val="clear" w:pos="708"/>
+              <w:tab w:val="right" w:pos="9639" w:leader="dot"/>
+            </w:tabs>
+            <w:rPr/>
+          </w:pPr>
+          <w:hyperlink w:anchor="__RefHeading___Toc2054_1280676730">
+            <w:r>
+              <w:rPr/>
+              <w:t>Результаты</w:t>
+              <w:tab/>
+              <w:t>19</w:t>
+            </w:r>
+          </w:hyperlink>
+        </w:p>
+        <w:p>
+          <w:pPr>
+            <w:pStyle w:val="12"/>
+            <w:tabs>
+              <w:tab w:val="clear" w:pos="708"/>
+              <w:tab w:val="right" w:pos="9639" w:leader="dot"/>
+            </w:tabs>
+            <w:rPr/>
+          </w:pPr>
+          <w:hyperlink w:anchor="__RefHeading___Toc2056_1280676730">
+            <w:r>
+              <w:rPr/>
+              <w:t>Заключение</w:t>
+              <w:tab/>
+              <w:t>23</w:t>
+            </w:r>
+          </w:hyperlink>
+        </w:p>
+        <w:p>
+          <w:pPr>
+            <w:pStyle w:val="12"/>
+            <w:tabs>
+              <w:tab w:val="clear" w:pos="708"/>
+              <w:tab w:val="right" w:pos="9639" w:leader="dot"/>
+            </w:tabs>
+            <w:rPr/>
+          </w:pPr>
+          <w:hyperlink w:anchor="__RefHeading___Toc2058_1280676730">
+            <w:r>
+              <w:rPr/>
+              <w:t>Литература</w:t>
+              <w:tab/>
+              <w:t>24</w:t>
             </w:r>
           </w:hyperlink>
           <w:r>
@@ -225,10 +313,7 @@
     <w:p>
       <w:pPr>
         <w:pStyle w:val="Normal"/>
-        <w:widowControl/>
         <w:bidi w:val="0"/>
-        <w:spacing w:lineRule="auto" w:line="259" w:before="0" w:after="160"/>
-        <w:jc w:val="left"/>
         <w:rPr>
           <w:rFonts w:ascii="Times New Roman" w:hAnsi="Times New Roman"/>
           <w:sz w:val="24"/>
@@ -257,10 +342,7 @@
       <w:bookmarkEnd w:id="3"/>
       <w:bookmarkEnd w:id="5"/>
       <w:r>
-        <w:rPr>
-          <w:sz w:val="32"/>
-          <w:szCs w:val="32"/>
-        </w:rPr>
+        <w:rPr/>
         <w:t>Введение</w:t>
       </w:r>
       <w:bookmarkEnd w:id="4"/>
@@ -269,12 +351,9 @@
       <w:pPr>
         <w:pStyle w:val="Style18"/>
         <w:spacing w:lineRule="auto" w:line="360" w:before="0" w:after="120"/>
-        <w:ind w:left="567" w:right="567" w:firstLine="709"/>
+        <w:ind w:left="0" w:right="567" w:firstLine="850"/>
         <w:jc w:val="both"/>
-        <w:rPr>
-          <w:sz w:val="24"/>
-          <w:szCs w:val="24"/>
-        </w:rPr>
+        <w:rPr/>
       </w:pPr>
       <w:r>
         <w:rPr>
@@ -282,109 +361,97 @@
           <w:sz w:val="24"/>
           <w:szCs w:val="24"/>
         </w:rPr>
-        <w:t>Рассмотрение вибрационных свойств пластинных конструкций имеет прикладное значение в авиастроении, судостроении и машиностроении. В частности, точное знание резонансных частот и форм колебаний позволяет прогнозировать потенциально опасные режимы эксплуатации.</w:t>
+        <w:t>Рассмотрение вибрационных свойств пластинных конструкций имеет прикладное значение в авиастроении, судостроении и машиностроении. В частности, точное знание резонансных частот и форм колебаний позволяет прогнозировать потенциально опасные режимы эксплуатации. Такие исследования необходимы как на этапе проектирования, так и при анализе существующих конструкций с целью обеспечения их надёжности и долговечности. Наличие резонансных частот в рабочем диапазоне вибрационных нагрузок может привести к возникновению усталостных повреждений, снижению эксплуатационных характеристик и даже к аварийным ситуациям.</w:t>
       </w:r>
     </w:p>
     <w:p>
       <w:pPr>
-        <w:pStyle w:val="Normal"/>
+        <w:pStyle w:val="Style18"/>
         <w:spacing w:lineRule="auto" w:line="360" w:before="0" w:after="120"/>
-        <w:ind w:left="567" w:right="567" w:firstLine="709"/>
+        <w:ind w:left="0" w:right="567" w:firstLine="850"/>
         <w:jc w:val="both"/>
-        <w:rPr>
-          <w:sz w:val="24"/>
-          <w:szCs w:val="24"/>
-        </w:rPr>
+        <w:rPr/>
       </w:pPr>
-      <w:bookmarkStart w:id="6" w:name="_Hlk1356486571"/>
-      <w:bookmarkEnd w:id="6"/>
       <w:r>
-        <w:rPr>
-          <w:rFonts w:cs="Times New Roman"/>
-          <w:sz w:val="24"/>
-          <w:szCs w:val="24"/>
-        </w:rPr>
-        <w:t xml:space="preserve">Задачу можно решить аналитически лишь для очень простых случаев. Основным же методом для исследования данного вопроса для произвольной геометрии является численное моделирование. </w:t>
+        <w:rPr/>
+        <w:t>Задачу определения собственных частот и форм колебаний можно решить аналитически лишь для очень простых случаев, например для пластин прямоугольной формы с однородным материалом и простыми граничными условиями. Однако в реальных инженерных задачах встречаются конструкции сложной формы, с переменной толщиной, составленные из нескольких материалов. В таких случаях применение аналитических решений невозможно. Основным методом для исследования данного вопроса при произвольной геометрии является численное моделирование, в частности метод конечных элементов (МКЭ).</w:t>
       </w:r>
     </w:p>
     <w:p>
       <w:pPr>
-        <w:pStyle w:val="Normal"/>
+        <w:pStyle w:val="Style18"/>
         <w:spacing w:lineRule="auto" w:line="360" w:before="0" w:after="120"/>
-        <w:ind w:left="567" w:right="567" w:firstLine="709"/>
+        <w:ind w:left="0" w:right="567" w:firstLine="850"/>
         <w:jc w:val="both"/>
-        <w:rPr>
-          <w:sz w:val="24"/>
-          <w:szCs w:val="24"/>
-        </w:rPr>
+        <w:rPr/>
       </w:pPr>
       <w:r>
-        <w:rPr>
-          <w:rFonts w:cs="Times New Roman"/>
-          <w:sz w:val="24"/>
-          <w:szCs w:val="24"/>
-        </w:rPr>
-        <w:t xml:space="preserve">Для моделирования простых объектов, таких как, пластина в основном используют различные приближения, такие как гипотеза Кирхгофа-Лява или Рейсена-Миндлина, которые сводят задачу к двумерному случаю путем исследования поведения срединной плоскости. Эти приближения довольно точные и дешевые с точки зрения вычислительных ресурсов. Однако качество решения ухудшается при увеличении толщины пластины, и кроме того, данные модели не позволяют моделировать произвольную геометрию.  </w:t>
+        <w:rPr/>
+        <w:t>Для моделирования простых объектов, таких как пластина, в основном используют различные приближения, такие как гипотеза Кирхгофа-Лява или Рейсснера-Миндлина. Эти модели сводят задачу к двумерному случаю путем исследования поведения срединной плоскости. Данные приближения позволяют существенно снизить вычислительные затраты и достаточно точно воспроизводят поведение тонких пластин. Однако качество решения ухудшается при увеличении толщины пластины, а также при рассмотрении слоистых конструкций или конструкций с локальными неоднородностями. Кроме того, данные модели не позволяют адекватно учитывать трёхмерное напряжённо-деформированное состояние и не применимы для тел произвольной геометрии.</w:t>
       </w:r>
     </w:p>
     <w:p>
       <w:pPr>
-        <w:pStyle w:val="Normal"/>
+        <w:pStyle w:val="Style18"/>
         <w:spacing w:lineRule="auto" w:line="360" w:before="0" w:after="120"/>
-        <w:ind w:left="567" w:right="567" w:firstLine="709"/>
+        <w:ind w:left="0" w:right="567" w:firstLine="850"/>
         <w:jc w:val="both"/>
-        <w:rPr>
-          <w:sz w:val="24"/>
-          <w:szCs w:val="24"/>
-        </w:rPr>
+        <w:rPr/>
       </w:pPr>
       <w:r>
-        <w:rPr>
-          <w:rFonts w:cs="Times New Roman"/>
-          <w:sz w:val="24"/>
-          <w:szCs w:val="24"/>
-        </w:rPr>
-        <w:t>Целью моей работы было решение данной задачи с использованием трехмерных уравнений динамики, а также линейной теории упругости, что дает возможность точнее исследовать напряженное состояние для достаточно произвольной геометрии.</w:t>
+        <w:rPr/>
+        <w:t>В последние годы большое внимание уделяется так называемым layer-wise (поклассовым, послойным) моделям, которые обеспечивают более детальное представление напряжённого состояния многослойных конструкций. Эти модели учитывают поведение каждого отдельного слоя и позволяют более точно описывать межслойные напряжения и деформации, что важно при анализе композитных конструкций. Примером таких подходов являются работы Редди, где layer-wise модели сравниваются с классическими теориями первого и высшего порядка. Как показывают результаты подобных исследований, layer-wise модели обеспечивают высокую точность, но при этом требуют существенно больших вычислительных затрат, так как число степеней свободы возрастает пропорционально числу слоёв. Тем не менее, даже такие модели представляют собой приближение, не дающее полной картины напряжённого состояния для сложной геометрии.</w:t>
       </w:r>
     </w:p>
     <w:p>
       <w:pPr>
-        <w:pStyle w:val="Normal"/>
+        <w:pStyle w:val="Style18"/>
         <w:spacing w:lineRule="auto" w:line="360" w:before="0" w:after="120"/>
-        <w:ind w:left="567" w:right="567" w:firstLine="709"/>
+        <w:ind w:left="0" w:right="567" w:firstLine="850"/>
         <w:jc w:val="both"/>
-        <w:rPr>
-          <w:sz w:val="24"/>
-          <w:szCs w:val="24"/>
-        </w:rPr>
+        <w:rPr/>
       </w:pPr>
       <w:r>
-        <w:rPr>
-          <w:rFonts w:cs="Times New Roman"/>
-          <w:sz w:val="24"/>
-          <w:szCs w:val="24"/>
-        </w:rPr>
-        <w:t>Весь код написан на языке Python с использованием пакетов Numpy и Scipy и может быть запущен на любом вычислительном устройстве.</w:t>
+        <w:rPr/>
+        <w:t>Целью моей работы было решение задачи исследования собственных форм и частот колебаний пластинной конструкции с использованием трёхмерных уравнений динамики и линейной теории упругости. Такой подход позволяет учитывать трёхмерное распределение напряжений и деформаций без введения априорных упрощений относительно характера перемещений. Это особенно важно при моделировании пластин значительной толщины, а также конструкций со сложной геометрией и неоднородной структурой.</w:t>
       </w:r>
     </w:p>
     <w:p>
       <w:pPr>
-        <w:pStyle w:val="Normal"/>
+        <w:pStyle w:val="Style18"/>
+        <w:spacing w:lineRule="auto" w:line="360" w:before="0" w:after="120"/>
+        <w:ind w:left="0" w:right="567" w:firstLine="850"/>
+        <w:jc w:val="both"/>
+        <w:rPr/>
+      </w:pPr>
+      <w:r>
+        <w:rPr/>
+        <w:t>Для реализации численной схемы был использован метод конечных элементов с трёхмерными тетраэдрическими элементами. Весь код был написан на языке Python с применением библиотек Numpy и Scipy. Это обеспечивает как гибкость в настройке модели, так и возможность запуска расчетов на стандартных вычислительных устройствах без необходимости использования специализированного программного обеспечения. Помимо этого, подобная реализация позволяет легко модифицировать код для решения сопутствующих задач, таких как исследование отклика конструкции на внешнюю вибрационную нагрузку или анализ локальных напряжений в области концентрации деформаций.</w:t>
+      </w:r>
+    </w:p>
+    <w:p>
+      <w:pPr>
+        <w:pStyle w:val="Style18"/>
+        <w:spacing w:lineRule="auto" w:line="360" w:before="0" w:after="120"/>
+        <w:ind w:left="0" w:right="567" w:firstLine="850"/>
+        <w:jc w:val="both"/>
+        <w:rPr/>
+      </w:pPr>
+      <w:r>
+        <w:rPr/>
+        <w:t xml:space="preserve">Таким образом, в работе проведено моделирование, которое может служить основой для последующего изучения динамических характеристик пластинных конструкций в широком диапазоне задач инженерного проектирования и анализа. Подобные исследования имеют не только академический интерес, но и практическую значимость для повышения безопасности и надёжности инженерных конструкций. Правильный учёт вибрационных характеристик позволяет снижать риск возникновения резонансных явлений и разрушений, продлевать срок службы изделий и оптимизировать их конструкцию. Численные методы открывают широкие возможности для анализа и позволяют моделировать различные сценарии нагружения, граничные условия и эксплуатационные режимы. </w:t>
+      </w:r>
+    </w:p>
+    <w:p>
+      <w:pPr>
+        <w:pStyle w:val="Style18"/>
         <w:spacing w:lineRule="auto" w:line="360" w:before="0" w:after="120"/>
         <w:ind w:left="567" w:right="567" w:firstLine="709"/>
         <w:jc w:val="both"/>
-        <w:rPr>
-          <w:sz w:val="24"/>
-          <w:szCs w:val="24"/>
-        </w:rPr>
+        <w:rPr/>
       </w:pPr>
       <w:r>
-        <w:rPr>
-          <w:rFonts w:cs="Times New Roman"/>
-          <w:sz w:val="24"/>
-          <w:szCs w:val="24"/>
-        </w:rPr>
-        <w:t>// мб накидать про layer-wise модели и их сравнение из Reddy. Надо добить до второй страницы.</w:t>
+        <w:rPr/>
       </w:r>
       <w:r>
         <w:br w:type="page"/>
@@ -393,19 +460,15 @@
     <w:p>
       <w:pPr>
         <w:pStyle w:val="1"/>
-        <w:spacing w:lineRule="auto" w:line="360"/>
         <w:rPr>
           <w:sz w:val="32"/>
           <w:szCs w:val="32"/>
         </w:rPr>
       </w:pPr>
-      <w:bookmarkStart w:id="7" w:name="__RefHeading___Toc1470_2851463088"/>
-      <w:bookmarkEnd w:id="7"/>
+      <w:bookmarkStart w:id="6" w:name="__RefHeading___Toc1470_2851463088"/>
+      <w:bookmarkEnd w:id="6"/>
       <w:r>
-        <w:rPr>
-          <w:sz w:val="32"/>
-          <w:szCs w:val="32"/>
-        </w:rPr>
+        <w:rPr/>
         <w:t>Линейная теория упругости.</w:t>
       </w:r>
     </w:p>
@@ -1462,13 +1525,7 @@
         <w:spacing w:lineRule="auto" w:line="360" w:before="0" w:after="120"/>
         <w:ind w:left="0" w:right="567" w:hanging="0"/>
         <w:jc w:val="both"/>
-        <w:rPr>
-          <w:rFonts w:ascii="Times New Roman" w:hAnsi="Times New Roman" w:eastAsia="" w:cs="Times New Roman" w:eastAsiaTheme="minorEastAsia"/>
-          <w:bCs/>
-          <w:iCs/>
-          <w:sz w:val="24"/>
-          <w:szCs w:val="24"/>
-        </w:rPr>
+        <w:rPr/>
       </w:pPr>
       <w:r>
         <w:rPr>
@@ -1490,13 +1547,7 @@
         <w:spacing w:lineRule="auto" w:line="360" w:before="0" w:after="120"/>
         <w:ind w:left="0" w:right="567" w:firstLine="850"/>
         <w:jc w:val="both"/>
-        <w:rPr>
-          <w:rFonts w:ascii="Times New Roman" w:hAnsi="Times New Roman" w:eastAsia="" w:cs="Times New Roman" w:eastAsiaTheme="minorEastAsia"/>
-          <w:bCs/>
-          <w:iCs/>
-          <w:sz w:val="24"/>
-          <w:szCs w:val="24"/>
-        </w:rPr>
+        <w:rPr/>
       </w:pPr>
       <w:r>
         <w:rPr>
@@ -1829,6 +1880,7 @@
     <w:p>
       <w:pPr>
         <w:pStyle w:val="Normal"/>
+        <w:spacing w:lineRule="auto" w:line="360"/>
         <w:jc w:val="both"/>
         <w:rPr/>
       </w:pPr>
@@ -1887,13 +1939,7 @@
         <w:spacing w:lineRule="auto" w:line="360" w:before="0" w:after="120"/>
         <w:ind w:left="0" w:right="567" w:firstLine="850"/>
         <w:jc w:val="both"/>
-        <w:rPr>
-          <w:rFonts w:ascii="Times New Roman" w:hAnsi="Times New Roman" w:eastAsia="" w:cs="Times New Roman" w:eastAsiaTheme="minorEastAsia"/>
-          <w:bCs/>
-          <w:iCs/>
-          <w:sz w:val="24"/>
-          <w:szCs w:val="24"/>
-        </w:rPr>
+        <w:rPr/>
       </w:pPr>
       <w:r>
         <w:rPr>
@@ -2101,6 +2147,7 @@
     <w:p>
       <w:pPr>
         <w:pStyle w:val="Normal"/>
+        <w:spacing w:lineRule="auto" w:line="360"/>
         <w:ind w:left="0" w:right="0" w:firstLine="850"/>
         <w:jc w:val="both"/>
         <w:rPr/>
@@ -2299,6 +2346,7 @@
     <w:p>
       <w:pPr>
         <w:pStyle w:val="Normal"/>
+        <w:spacing w:lineRule="auto" w:line="360"/>
         <w:jc w:val="both"/>
         <w:rPr/>
       </w:pPr>
@@ -2661,6 +2709,7 @@
     <w:p>
       <w:pPr>
         <w:pStyle w:val="Normal"/>
+        <w:spacing w:lineRule="auto" w:line="360"/>
         <w:jc w:val="both"/>
         <w:rPr/>
       </w:pPr>
@@ -2817,6 +2866,7 @@
     <w:p>
       <w:pPr>
         <w:pStyle w:val="Normal"/>
+        <w:spacing w:lineRule="auto" w:line="360"/>
         <w:ind w:left="0" w:right="0" w:firstLine="850"/>
         <w:jc w:val="both"/>
         <w:rPr/>
@@ -3444,6 +3494,7 @@
     <w:p>
       <w:pPr>
         <w:pStyle w:val="Normal"/>
+        <w:spacing w:lineRule="auto" w:line="360"/>
         <w:jc w:val="both"/>
         <w:rPr/>
       </w:pPr>
@@ -3535,6 +3586,7 @@
     <w:p>
       <w:pPr>
         <w:pStyle w:val="Normal"/>
+        <w:spacing w:lineRule="auto" w:line="360"/>
         <w:ind w:left="0" w:right="0" w:firstLine="850"/>
         <w:jc w:val="both"/>
         <w:rPr/>
@@ -3550,16 +3602,10 @@
         <w:widowControl/>
         <w:suppressAutoHyphens w:val="true"/>
         <w:bidi w:val="0"/>
-        <w:spacing w:lineRule="auto" w:line="259" w:before="0" w:after="160"/>
+        <w:spacing w:lineRule="auto" w:line="360" w:before="0" w:after="160"/>
         <w:ind w:left="0" w:right="0" w:firstLine="850"/>
         <w:jc w:val="both"/>
-        <w:rPr>
-          <w:rFonts w:eastAsia="" w:cs="Times New Roman" w:eastAsiaTheme="minorEastAsia"/>
-          <w:iCs/>
-          <w:sz w:val="24"/>
-          <w:szCs w:val="24"/>
-          <w:lang w:val="en-US"/>
-        </w:rPr>
+        <w:rPr/>
       </w:pPr>
       <w:r>
         <w:rPr>
@@ -3689,6 +3735,7 @@
     <w:p>
       <w:pPr>
         <w:pStyle w:val="Normal"/>
+        <w:spacing w:lineRule="auto" w:line="360"/>
         <w:jc w:val="both"/>
         <w:rPr/>
       </w:pPr>
@@ -3864,6 +3911,7 @@
     <w:p>
       <w:pPr>
         <w:pStyle w:val="Normal"/>
+        <w:spacing w:lineRule="auto" w:line="360"/>
         <w:ind w:left="0" w:right="0" w:firstLine="850"/>
         <w:jc w:val="both"/>
         <w:rPr/>
@@ -4029,6 +4077,7 @@
     <w:p>
       <w:pPr>
         <w:pStyle w:val="Normal"/>
+        <w:spacing w:lineRule="auto" w:line="360"/>
         <w:ind w:left="0" w:right="0" w:firstLine="850"/>
         <w:jc w:val="both"/>
         <w:rPr/>
@@ -5182,7 +5231,7 @@
         <w:widowControl/>
         <w:suppressAutoHyphens w:val="true"/>
         <w:bidi w:val="0"/>
-        <w:spacing w:lineRule="auto" w:line="259" w:before="0" w:after="160"/>
+        <w:spacing w:lineRule="auto" w:line="360" w:before="0" w:after="160"/>
         <w:ind w:left="0" w:right="0" w:firstLine="850"/>
         <w:jc w:val="both"/>
         <w:rPr/>
@@ -5397,6 +5446,7 @@
     <w:p>
       <w:pPr>
         <w:pStyle w:val="Normal"/>
+        <w:spacing w:lineRule="auto" w:line="360"/>
         <w:jc w:val="both"/>
         <w:rPr/>
       </w:pPr>
@@ -5516,6 +5566,7 @@
     <w:p>
       <w:pPr>
         <w:pStyle w:val="Normal"/>
+        <w:spacing w:lineRule="auto" w:line="360"/>
         <w:ind w:left="0" w:right="0" w:firstLine="850"/>
         <w:jc w:val="both"/>
         <w:rPr/>
@@ -5765,11 +5816,10 @@
     <w:p>
       <w:pPr>
         <w:pStyle w:val="Normal"/>
+        <w:spacing w:lineRule="auto" w:line="360"/>
         <w:ind w:left="0" w:right="0" w:firstLine="850"/>
         <w:jc w:val="both"/>
-        <w:rPr>
-          <w:color w:val="C9211E"/>
-        </w:rPr>
+        <w:rPr/>
       </w:pPr>
       <w:r>
         <w:rPr>
@@ -6015,11 +6065,10 @@
     <w:p>
       <w:pPr>
         <w:pStyle w:val="Normal"/>
+        <w:spacing w:lineRule="auto" w:line="360"/>
         <w:ind w:left="0" w:right="0" w:firstLine="850"/>
         <w:jc w:val="both"/>
-        <w:rPr>
-          <w:color w:val="C9211E"/>
-        </w:rPr>
+        <w:rPr/>
       </w:pPr>
       <w:r>
         <w:rPr>
@@ -6223,11 +6272,10 @@
     <w:p>
       <w:pPr>
         <w:pStyle w:val="Normal"/>
+        <w:spacing w:lineRule="auto" w:line="360"/>
         <w:ind w:left="0" w:right="0" w:firstLine="850"/>
         <w:jc w:val="both"/>
-        <w:rPr>
-          <w:color w:val="C9211E"/>
-        </w:rPr>
+        <w:rPr/>
       </w:pPr>
       <w:r>
         <w:rPr>
@@ -6411,12 +6459,10 @@
     <w:p>
       <w:pPr>
         <w:pStyle w:val="Normal"/>
-        <w:spacing w:before="0" w:after="160"/>
+        <w:spacing w:lineRule="auto" w:line="360" w:before="0" w:after="160"/>
         <w:ind w:left="0" w:right="0" w:hanging="0"/>
         <w:jc w:val="both"/>
-        <w:rPr>
-          <w:color w:val="C9211E"/>
-        </w:rPr>
+        <w:rPr/>
       </w:pPr>
       <w:r>
         <w:rPr>
@@ -6649,12 +6695,10 @@
     <w:p>
       <w:pPr>
         <w:pStyle w:val="Normal"/>
-        <w:spacing w:before="0" w:after="160"/>
+        <w:spacing w:lineRule="auto" w:line="360" w:before="0" w:after="160"/>
         <w:ind w:left="0" w:right="0" w:firstLine="850"/>
         <w:jc w:val="both"/>
-        <w:rPr>
-          <w:color w:val="C9211E"/>
-        </w:rPr>
+        <w:rPr/>
       </w:pPr>
       <w:r>
         <w:rPr>
@@ -6684,21 +6728,15 @@
     </w:p>
     <w:p>
       <w:pPr>
-        <w:pStyle w:val="Normal"/>
-        <w:spacing w:before="0" w:after="160"/>
-        <w:ind w:left="0" w:right="0" w:hanging="0"/>
-        <w:jc w:val="center"/>
+        <w:pStyle w:val="1"/>
         <w:rPr>
           <w:color w:val="C9211E"/>
         </w:rPr>
       </w:pPr>
+      <w:bookmarkStart w:id="7" w:name="__RefHeading___Toc2671_1698462345"/>
+      <w:bookmarkEnd w:id="7"/>
       <w:r>
-        <w:rPr>
-          <w:b/>
-          <w:bCs/>
-          <w:sz w:val="32"/>
-          <w:szCs w:val="32"/>
-        </w:rPr>
+        <w:rPr/>
         <w:t>Метод конечных элементов</w:t>
       </w:r>
     </w:p>
@@ -7788,10 +7826,7 @@
         <w:spacing w:lineRule="auto" w:line="360" w:before="0" w:after="120"/>
         <w:ind w:left="0" w:right="567" w:firstLine="850"/>
         <w:jc w:val="both"/>
-        <w:rPr>
-          <w:sz w:val="24"/>
-          <w:szCs w:val="24"/>
-        </w:rPr>
+        <w:rPr/>
       </w:pPr>
       <w:r>
         <w:rPr>
@@ -8001,6 +8036,7 @@
     <w:p>
       <w:pPr>
         <w:pStyle w:val="Normal"/>
+        <w:spacing w:lineRule="auto" w:line="360"/>
         <w:rPr/>
       </w:pPr>
       <w:r>
@@ -8304,6 +8340,7 @@
     <w:p>
       <w:pPr>
         <w:pStyle w:val="Normal"/>
+        <w:spacing w:lineRule="auto" w:line="360"/>
         <w:rPr/>
       </w:pPr>
       <w:r>
@@ -8325,8 +8362,8 @@
         </w:tblCellMar>
       </w:tblPr>
       <w:tblGrid>
-        <w:gridCol w:w="11128"/>
-        <w:gridCol w:w="526"/>
+        <w:gridCol w:w="11130"/>
+        <w:gridCol w:w="524"/>
       </w:tblGrid>
       <w:tr>
         <w:trPr>
@@ -8334,7 +8371,7 @@
         </w:trPr>
         <w:tc>
           <w:tcPr>
-            <w:tcW w:w="11128" w:type="dxa"/>
+            <w:tcW w:w="11130" w:type="dxa"/>
             <w:tcBorders/>
           </w:tcPr>
           <w:p>
@@ -8710,7 +8747,7 @@
         </w:tc>
         <w:tc>
           <w:tcPr>
-            <w:tcW w:w="526" w:type="dxa"/>
+            <w:tcW w:w="524" w:type="dxa"/>
             <w:tcBorders/>
           </w:tcPr>
           <w:p>
@@ -8732,6 +8769,7 @@
     <w:p>
       <w:pPr>
         <w:pStyle w:val="Normal"/>
+        <w:spacing w:lineRule="auto" w:line="360"/>
         <w:jc w:val="both"/>
         <w:rPr/>
       </w:pPr>
@@ -10086,6 +10124,7 @@
     <w:p>
       <w:pPr>
         <w:pStyle w:val="Normal"/>
+        <w:spacing w:lineRule="auto" w:line="360"/>
         <w:ind w:left="0" w:right="0" w:hanging="0"/>
         <w:rPr/>
       </w:pPr>
@@ -10097,6 +10136,7 @@
     <w:p>
       <w:pPr>
         <w:pStyle w:val="Normal"/>
+        <w:spacing w:lineRule="auto" w:line="360"/>
         <w:ind w:left="0" w:right="0" w:firstLine="850"/>
         <w:rPr/>
       </w:pPr>
@@ -10422,6 +10462,7 @@
     <w:p>
       <w:pPr>
         <w:pStyle w:val="Normal"/>
+        <w:spacing w:lineRule="auto" w:line="360"/>
         <w:ind w:left="0" w:right="0" w:hanging="0"/>
         <w:jc w:val="both"/>
         <w:rPr/>
@@ -10827,7 +10868,7 @@
     <w:p>
       <w:pPr>
         <w:pStyle w:val="Normal"/>
-        <w:spacing w:before="0" w:after="160"/>
+        <w:spacing w:lineRule="auto" w:line="360" w:before="0" w:after="160"/>
         <w:ind w:left="0" w:right="0" w:firstLine="850"/>
         <w:jc w:val="both"/>
         <w:rPr/>
@@ -11428,6 +11469,7 @@
     <w:p>
       <w:pPr>
         <w:pStyle w:val="Normal"/>
+        <w:spacing w:lineRule="auto" w:line="360"/>
         <w:jc w:val="both"/>
         <w:rPr/>
       </w:pPr>
@@ -11603,6 +11645,7 @@
     <w:p>
       <w:pPr>
         <w:pStyle w:val="Normal"/>
+        <w:spacing w:lineRule="auto" w:line="360"/>
         <w:ind w:left="0" w:right="0" w:firstLine="850"/>
         <w:jc w:val="both"/>
         <w:rPr/>
@@ -11887,6 +11930,7 @@
           <w:tab w:val="clear" w:pos="708"/>
           <w:tab w:val="left" w:pos="95" w:leader="none"/>
         </w:tabs>
+        <w:spacing w:lineRule="auto" w:line="360"/>
         <w:ind w:left="0" w:right="0" w:firstLine="850"/>
         <w:jc w:val="both"/>
         <w:rPr/>
@@ -11908,7 +11952,7 @@
       </m:oMath>
       <w:r>
         <w:rPr/>
-        <w:t>и вектором перемещения</w:t>
+        <w:t xml:space="preserve">и вектором перемещения </w:t>
       </w:r>
       <w:r>
         <w:rPr/>
@@ -12036,6 +12080,7 @@
     <w:p>
       <w:pPr>
         <w:pStyle w:val="Normal"/>
+        <w:spacing w:lineRule="auto" w:line="360"/>
         <w:ind w:left="0" w:right="0" w:hanging="0"/>
         <w:jc w:val="both"/>
         <w:rPr/>
@@ -12455,6 +12500,7 @@
     <w:p>
       <w:pPr>
         <w:pStyle w:val="Normal"/>
+        <w:spacing w:lineRule="auto" w:line="360"/>
         <w:ind w:left="0" w:right="0" w:firstLine="850"/>
         <w:jc w:val="both"/>
         <w:rPr/>
@@ -12773,6 +12819,7 @@
     <w:p>
       <w:pPr>
         <w:pStyle w:val="Normal"/>
+        <w:spacing w:lineRule="auto" w:line="360"/>
         <w:ind w:left="0" w:right="0" w:firstLine="850"/>
         <w:jc w:val="both"/>
         <w:rPr/>
@@ -12995,6 +13042,7 @@
     <w:p>
       <w:pPr>
         <w:pStyle w:val="Normal"/>
+        <w:spacing w:lineRule="auto" w:line="360"/>
         <w:ind w:left="0" w:right="0" w:hanging="0"/>
         <w:jc w:val="both"/>
         <w:rPr/>
@@ -13019,7 +13067,7 @@
       </w:tblPr>
       <w:tblGrid>
         <w:gridCol w:w="9956"/>
-        <w:gridCol w:w="530"/>
+        <w:gridCol w:w="529"/>
       </w:tblGrid>
       <w:tr>
         <w:trPr>
@@ -13477,9 +13525,6 @@
                   </w:rPr>
                   <m:t xml:space="preserve">,</m:t>
                 </m:r>
-                <m:r>
-                  <m:t xml:space="preserve"> </m:t>
-                </m:r>
                 <m:sSubSup>
                   <m:e>
                     <m:r>
@@ -13678,7 +13723,7 @@
         </w:tc>
         <w:tc>
           <w:tcPr>
-            <w:tcW w:w="530" w:type="dxa"/>
+            <w:tcW w:w="529" w:type="dxa"/>
             <w:tcBorders/>
           </w:tcPr>
           <w:p>
@@ -13700,6 +13745,7 @@
     <w:p>
       <w:pPr>
         <w:pStyle w:val="Normal"/>
+        <w:spacing w:lineRule="auto" w:line="360"/>
         <w:ind w:left="0" w:right="0" w:hanging="0"/>
         <w:jc w:val="both"/>
         <w:rPr/>
@@ -14058,6 +14104,7 @@
     <w:p>
       <w:pPr>
         <w:pStyle w:val="Normal"/>
+        <w:spacing w:lineRule="auto" w:line="360"/>
         <w:ind w:left="0" w:right="0" w:firstLine="850"/>
         <w:jc w:val="both"/>
         <w:rPr/>
@@ -14919,11 +14966,7 @@
       </w:pPr>
       <w:r>
         <w:rPr/>
-        <w:t xml:space="preserve">Для всей области можно выписать СЛАУ аналогичным образом, </w:t>
-      </w:r>
-      <w:r>
-        <w:rPr/>
-        <w:t>путем суммирования по всем элементам.</w:t>
+        <w:t>Для всей области можно выписать СЛАУ аналогичным образом, путем суммирования по всем элементам.</w:t>
       </w:r>
     </w:p>
     <w:tbl>
@@ -14941,7 +14984,7 @@
       </w:tblPr>
       <w:tblGrid>
         <w:gridCol w:w="9956"/>
-        <w:gridCol w:w="530"/>
+        <w:gridCol w:w="529"/>
       </w:tblGrid>
       <w:tr>
         <w:trPr>
@@ -15114,9 +15157,6 @@
                     <w:rFonts w:ascii="Cambria Math" w:hAnsi="Cambria Math"/>
                   </w:rPr>
                   <m:t xml:space="preserve">,</m:t>
-                </m:r>
-                <m:r>
-                  <m:t xml:space="preserve"> </m:t>
                 </m:r>
                 <m:r>
                   <w:rPr>
@@ -15171,7 +15211,7 @@
         </w:tc>
         <w:tc>
           <w:tcPr>
-            <w:tcW w:w="530" w:type="dxa"/>
+            <w:tcW w:w="529" w:type="dxa"/>
             <w:tcBorders/>
           </w:tcPr>
           <w:p>
@@ -15250,8 +15290,8 @@
         </w:tblCellMar>
       </w:tblPr>
       <w:tblGrid>
-        <w:gridCol w:w="9927"/>
-        <w:gridCol w:w="528"/>
+        <w:gridCol w:w="9928"/>
+        <w:gridCol w:w="526"/>
       </w:tblGrid>
       <w:tr>
         <w:trPr>
@@ -15259,7 +15299,7 @@
         </w:trPr>
         <w:tc>
           <w:tcPr>
-            <w:tcW w:w="9927" w:type="dxa"/>
+            <w:tcW w:w="9928" w:type="dxa"/>
             <w:tcBorders/>
           </w:tcPr>
           <w:p>
@@ -15346,7 +15386,7 @@
         </w:tc>
         <w:tc>
           <w:tcPr>
-            <w:tcW w:w="528" w:type="dxa"/>
+            <w:tcW w:w="526" w:type="dxa"/>
             <w:tcBorders/>
           </w:tcPr>
           <w:p>
@@ -15375,11 +15415,181 @@
       </w:pPr>
       <w:r>
         <w:rPr/>
-        <w:t xml:space="preserve">Приведу формулы для вычисления </w:t>
+        <w:t xml:space="preserve">Для каждой частоты, при которой выполняется данное уравнение существует вектор </w:t>
       </w:r>
       <w:r>
         <w:rPr/>
-        <w:t>матрицы жесткости и матрицы масс для элементов</w:t>
+      </w:r>
+      <m:oMath xmlns:m="http://schemas.openxmlformats.org/officeDocument/2006/math">
+        <m:sSub>
+          <m:e>
+            <m:r>
+              <w:rPr>
+                <w:rFonts w:ascii="Cambria Math" w:hAnsi="Cambria Math"/>
+              </w:rPr>
+              <m:t xml:space="preserve">δ</m:t>
+            </m:r>
+          </m:e>
+          <m:sub>
+            <m:r>
+              <w:rPr>
+                <w:rFonts w:ascii="Cambria Math" w:hAnsi="Cambria Math"/>
+              </w:rPr>
+              <m:t xml:space="preserve">n</m:t>
+            </m:r>
+          </m:sub>
+        </m:sSub>
+      </m:oMath>
+      <w:r>
+        <w:rPr/>
+        <w:t xml:space="preserve"> компоненты которого произвольны, а их отношения принимают заданные значения. Эти векторы называются модами системы. Для этих векторов вводится масштаб так, чтобы выполнялось соотношение</w:t>
+      </w:r>
+    </w:p>
+    <w:tbl>
+      <w:tblPr>
+        <w:tblW w:w="10455" w:type="dxa"/>
+        <w:jc w:val="left"/>
+        <w:tblInd w:w="111" w:type="dxa"/>
+        <w:tblLayout w:type="fixed"/>
+        <w:tblCellMar>
+          <w:top w:w="55" w:type="dxa"/>
+          <w:left w:w="55" w:type="dxa"/>
+          <w:bottom w:w="55" w:type="dxa"/>
+          <w:right w:w="55" w:type="dxa"/>
+        </w:tblCellMar>
+      </w:tblPr>
+      <w:tblGrid>
+        <w:gridCol w:w="9927"/>
+        <w:gridCol w:w="527"/>
+      </w:tblGrid>
+      <w:tr>
+        <w:trPr>
+          <w:trHeight w:val="395" w:hRule="atLeast"/>
+        </w:trPr>
+        <w:tc>
+          <w:tcPr>
+            <w:tcW w:w="9927" w:type="dxa"/>
+            <w:tcBorders/>
+          </w:tcPr>
+          <w:p>
+            <w:pPr>
+              <w:pStyle w:val="Style28"/>
+              <w:widowControl w:val="false"/>
+              <w:spacing w:before="0" w:after="160"/>
+              <w:jc w:val="center"/>
+              <w:rPr/>
+            </w:pPr>
+            <w:r>
+              <w:rPr/>
+            </w:r>
+            <m:oMathPara xmlns:m="http://schemas.openxmlformats.org/officeDocument/2006/math">
+              <m:oMathParaPr>
+                <m:jc m:val="center"/>
+              </m:oMathParaPr>
+              <m:oMath>
+                <m:sSup>
+                  <m:e>
+                    <m:r>
+                      <w:rPr>
+                        <w:rFonts w:ascii="Cambria Math" w:hAnsi="Cambria Math"/>
+                      </w:rPr>
+                      <m:t xml:space="preserve">δ</m:t>
+                    </m:r>
+                  </m:e>
+                  <m:sup>
+                    <m:r>
+                      <w:rPr>
+                        <w:rFonts w:ascii="Cambria Math" w:hAnsi="Cambria Math"/>
+                      </w:rPr>
+                      <m:t xml:space="preserve">T</m:t>
+                    </m:r>
+                  </m:sup>
+                </m:sSup>
+                <m:r>
+                  <w:rPr>
+                    <w:rFonts w:ascii="Cambria Math" w:hAnsi="Cambria Math"/>
+                  </w:rPr>
+                  <m:t xml:space="preserve">⋅</m:t>
+                </m:r>
+                <m:r>
+                  <w:rPr>
+                    <w:rFonts w:ascii="Cambria Math" w:hAnsi="Cambria Math"/>
+                  </w:rPr>
+                  <m:t xml:space="preserve">M</m:t>
+                </m:r>
+                <m:r>
+                  <w:rPr>
+                    <w:rFonts w:ascii="Cambria Math" w:hAnsi="Cambria Math"/>
+                  </w:rPr>
+                  <m:t xml:space="preserve">⋅</m:t>
+                </m:r>
+                <m:r>
+                  <w:rPr>
+                    <w:rFonts w:ascii="Cambria Math" w:hAnsi="Cambria Math"/>
+                  </w:rPr>
+                  <m:t xml:space="preserve">δ</m:t>
+                </m:r>
+                <m:r>
+                  <w:rPr>
+                    <w:rFonts w:ascii="Cambria Math" w:hAnsi="Cambria Math"/>
+                  </w:rPr>
+                  <m:t xml:space="preserve">=</m:t>
+                </m:r>
+                <m:r>
+                  <w:rPr>
+                    <w:rFonts w:ascii="Cambria Math" w:hAnsi="Cambria Math"/>
+                  </w:rPr>
+                  <m:t xml:space="preserve">I</m:t>
+                </m:r>
+              </m:oMath>
+            </m:oMathPara>
+          </w:p>
+        </w:tc>
+        <w:tc>
+          <w:tcPr>
+            <w:tcW w:w="527" w:type="dxa"/>
+            <w:tcBorders/>
+          </w:tcPr>
+          <w:p>
+            <w:pPr>
+              <w:pStyle w:val="Style28"/>
+              <w:widowControl w:val="false"/>
+              <w:spacing w:before="0" w:after="160"/>
+              <w:jc w:val="right"/>
+              <w:rPr/>
+            </w:pPr>
+            <w:r>
+              <w:rPr/>
+              <w:t>(13)</w:t>
+            </w:r>
+          </w:p>
+        </w:tc>
+      </w:tr>
+    </w:tbl>
+    <w:p>
+      <w:pPr>
+        <w:pStyle w:val="Normal"/>
+        <w:spacing w:lineRule="auto" w:line="360" w:before="0" w:after="160"/>
+        <w:ind w:left="0" w:right="0" w:hanging="0"/>
+        <w:jc w:val="both"/>
+        <w:rPr/>
+      </w:pPr>
+      <w:r>
+        <w:rPr/>
+        <w:t>Масштабированные таким образом векторы называются норминормированными модами  системы.</w:t>
+      </w:r>
+    </w:p>
+    <w:p>
+      <w:pPr>
+        <w:pStyle w:val="Normal"/>
+        <w:spacing w:lineRule="auto" w:line="360" w:before="0" w:after="160"/>
+        <w:ind w:left="0" w:right="0" w:firstLine="850"/>
+        <w:jc w:val="both"/>
+        <w:rPr/>
+      </w:pPr>
+      <w:r>
+        <w:rPr/>
+        <w:t>Приведу формулы для вычисления матрицы жесткости и матрицы масс для элементов</w:t>
       </w:r>
     </w:p>
     <w:p>
@@ -15474,7 +15684,7 @@
       <w:r>
         <w:rPr/>
         <w:drawing>
-          <wp:anchor behindDoc="0" distT="0" distB="0" distL="0" distR="0" simplePos="0" locked="0" layoutInCell="0" allowOverlap="1" relativeHeight="89">
+          <wp:anchor behindDoc="0" distT="0" distB="0" distL="0" distR="0" simplePos="0" locked="0" layoutInCell="0" allowOverlap="1" relativeHeight="4">
             <wp:simplePos x="0" y="0"/>
             <wp:positionH relativeFrom="column">
               <wp:align>center</wp:align>
@@ -15523,7 +15733,7 @@
     <w:p>
       <w:pPr>
         <w:pStyle w:val="Normal"/>
-        <w:spacing w:before="0" w:after="160"/>
+        <w:spacing w:lineRule="auto" w:line="360" w:before="0" w:after="160"/>
         <w:ind w:left="0" w:right="0" w:firstLine="850"/>
         <w:jc w:val="both"/>
         <w:rPr/>
@@ -15870,8 +16080,8 @@
         </w:tblCellMar>
       </w:tblPr>
       <w:tblGrid>
-        <w:gridCol w:w="9927"/>
-        <w:gridCol w:w="528"/>
+        <w:gridCol w:w="9928"/>
+        <w:gridCol w:w="526"/>
       </w:tblGrid>
       <w:tr>
         <w:trPr>
@@ -15879,7 +16089,7 @@
         </w:trPr>
         <w:tc>
           <w:tcPr>
-            <w:tcW w:w="9927" w:type="dxa"/>
+            <w:tcW w:w="9928" w:type="dxa"/>
             <w:tcBorders/>
           </w:tcPr>
           <w:p>
@@ -16527,7 +16737,7 @@
         </w:tc>
         <w:tc>
           <w:tcPr>
-            <w:tcW w:w="528" w:type="dxa"/>
+            <w:tcW w:w="526" w:type="dxa"/>
             <w:tcBorders/>
           </w:tcPr>
           <w:p>
@@ -16549,6 +16759,7 @@
     <w:p>
       <w:pPr>
         <w:pStyle w:val="Normal"/>
+        <w:spacing w:lineRule="auto" w:line="360"/>
         <w:ind w:left="0" w:right="0" w:firstLine="850"/>
         <w:jc w:val="both"/>
         <w:rPr/>
@@ -16580,9 +16791,6 @@
               <m:t xml:space="preserve">,</m:t>
             </m:r>
             <m:r>
-              <m:t xml:space="preserve"> </m:t>
-            </m:r>
-            <m:r>
               <w:rPr>
                 <w:rFonts w:ascii="Cambria Math" w:hAnsi="Cambria Math"/>
               </w:rPr>
@@ -16593,9 +16801,6 @@
                 <w:rFonts w:ascii="Cambria Math" w:hAnsi="Cambria Math"/>
               </w:rPr>
               <m:t xml:space="preserve">,</m:t>
-            </m:r>
-            <m:r>
-              <m:t xml:space="preserve"> </m:t>
             </m:r>
             <m:r>
               <w:rPr>
@@ -16625,8 +16830,8 @@
         </w:tblCellMar>
       </w:tblPr>
       <w:tblGrid>
-        <w:gridCol w:w="9927"/>
-        <w:gridCol w:w="528"/>
+        <w:gridCol w:w="9928"/>
+        <w:gridCol w:w="526"/>
       </w:tblGrid>
       <w:tr>
         <w:trPr>
@@ -16634,7 +16839,7 @@
         </w:trPr>
         <w:tc>
           <w:tcPr>
-            <w:tcW w:w="9927" w:type="dxa"/>
+            <w:tcW w:w="9928" w:type="dxa"/>
             <w:tcBorders/>
           </w:tcPr>
           <w:p>
@@ -16853,7 +17058,7 @@
         </w:tc>
         <w:tc>
           <w:tcPr>
-            <w:tcW w:w="528" w:type="dxa"/>
+            <w:tcW w:w="526" w:type="dxa"/>
             <w:tcBorders/>
           </w:tcPr>
           <w:p>
@@ -16875,6 +17080,7 @@
     <w:p>
       <w:pPr>
         <w:pStyle w:val="Normal"/>
+        <w:spacing w:lineRule="auto" w:line="360"/>
         <w:ind w:left="0" w:right="0" w:firstLine="850"/>
         <w:rPr/>
       </w:pPr>
@@ -16965,8 +17171,8 @@
         </w:tblCellMar>
       </w:tblPr>
       <w:tblGrid>
-        <w:gridCol w:w="9927"/>
-        <w:gridCol w:w="528"/>
+        <w:gridCol w:w="9928"/>
+        <w:gridCol w:w="526"/>
       </w:tblGrid>
       <w:tr>
         <w:trPr>
@@ -16974,7 +17180,7 @@
         </w:trPr>
         <w:tc>
           <w:tcPr>
-            <w:tcW w:w="9927" w:type="dxa"/>
+            <w:tcW w:w="9928" w:type="dxa"/>
             <w:tcBorders/>
           </w:tcPr>
           <w:p>
@@ -18756,7 +18962,7 @@
         </w:tc>
         <w:tc>
           <w:tcPr>
-            <w:tcW w:w="528" w:type="dxa"/>
+            <w:tcW w:w="526" w:type="dxa"/>
             <w:tcBorders/>
           </w:tcPr>
           <w:p>
@@ -18778,6 +18984,20 @@
     <w:p>
       <w:pPr>
         <w:pStyle w:val="Normal"/>
+        <w:spacing w:lineRule="auto" w:line="360"/>
+        <w:ind w:left="0" w:right="0" w:firstLine="850"/>
+        <w:rPr>
+          <w:color w:val="C9211E"/>
+        </w:rPr>
+      </w:pPr>
+      <w:r>
+        <w:rPr/>
+      </w:r>
+    </w:p>
+    <w:p>
+      <w:pPr>
+        <w:pStyle w:val="Normal"/>
+        <w:spacing w:lineRule="auto" w:line="360"/>
         <w:ind w:left="0" w:right="0" w:firstLine="850"/>
         <w:rPr/>
       </w:pPr>
@@ -18785,13 +19005,7 @@
         <w:rPr>
           <w:color w:val="C9211E"/>
         </w:rPr>
-        <w:t>Я обнаглел</w:t>
-      </w:r>
-      <w:r>
-        <w:rPr>
-          <w:color w:val="C9211E"/>
-        </w:rPr>
-        <w:t xml:space="preserve"> </w:t>
+        <w:t xml:space="preserve">Я обнаглел </w:t>
       </w:r>
       <w:r>
         <w:rPr/>
@@ -18812,8 +19026,8 @@
         </w:tblCellMar>
       </w:tblPr>
       <w:tblGrid>
-        <w:gridCol w:w="9927"/>
-        <w:gridCol w:w="528"/>
+        <w:gridCol w:w="9928"/>
+        <w:gridCol w:w="526"/>
       </w:tblGrid>
       <w:tr>
         <w:trPr>
@@ -18821,7 +19035,7 @@
         </w:trPr>
         <w:tc>
           <w:tcPr>
-            <w:tcW w:w="9927" w:type="dxa"/>
+            <w:tcW w:w="9928" w:type="dxa"/>
             <w:tcBorders/>
           </w:tcPr>
           <w:p>
@@ -19253,7 +19467,7 @@
         </w:tc>
         <w:tc>
           <w:tcPr>
-            <w:tcW w:w="528" w:type="dxa"/>
+            <w:tcW w:w="526" w:type="dxa"/>
             <w:tcBorders/>
           </w:tcPr>
           <w:p>
@@ -19279,6 +19493,7 @@
           <w:tab w:val="clear" w:pos="708"/>
           <w:tab w:val="left" w:pos="82" w:leader="none"/>
         </w:tabs>
+        <w:spacing w:lineRule="auto" w:line="360"/>
         <w:ind w:left="0" w:right="0" w:firstLine="850"/>
         <w:jc w:val="both"/>
         <w:rPr/>
@@ -19394,8 +19609,8 @@
         </w:tblCellMar>
       </w:tblPr>
       <w:tblGrid>
-        <w:gridCol w:w="9927"/>
-        <w:gridCol w:w="528"/>
+        <w:gridCol w:w="9928"/>
+        <w:gridCol w:w="526"/>
       </w:tblGrid>
       <w:tr>
         <w:trPr>
@@ -19403,7 +19618,7 @@
         </w:trPr>
         <w:tc>
           <w:tcPr>
-            <w:tcW w:w="9927" w:type="dxa"/>
+            <w:tcW w:w="9928" w:type="dxa"/>
             <w:tcBorders/>
           </w:tcPr>
           <w:p>
@@ -19802,7 +20017,7 @@
         </w:tc>
         <w:tc>
           <w:tcPr>
-            <w:tcW w:w="528" w:type="dxa"/>
+            <w:tcW w:w="526" w:type="dxa"/>
             <w:tcBorders/>
           </w:tcPr>
           <w:p>
@@ -19824,7 +20039,7 @@
     <w:p>
       <w:pPr>
         <w:pStyle w:val="Normal"/>
-        <w:spacing w:before="0" w:after="160"/>
+        <w:spacing w:lineRule="auto" w:line="360" w:before="0" w:after="160"/>
         <w:jc w:val="both"/>
         <w:rPr/>
       </w:pPr>
@@ -19833,8 +20048,2265 @@
         <w:t>Поскольку в данной работе функции формы являются полиномами первой степени, то матрицу жесткости можно аналитически посчитать и в исходной системе координат.</w:t>
       </w:r>
     </w:p>
+    <w:p>
+      <w:pPr>
+        <w:pStyle w:val="Normal"/>
+        <w:spacing w:before="0" w:after="160"/>
+        <w:jc w:val="both"/>
+        <w:rPr/>
+      </w:pPr>
+      <w:r>
+        <w:rPr/>
+      </w:r>
+      <w:r>
+        <w:br w:type="page"/>
+      </w:r>
+    </w:p>
+    <w:p>
+      <w:pPr>
+        <w:pStyle w:val="1"/>
+        <w:rPr/>
+      </w:pPr>
+      <w:bookmarkStart w:id="8" w:name="__RefHeading___Toc2054_1280676730"/>
+      <w:bookmarkEnd w:id="8"/>
+      <w:r>
+        <w:rPr/>
+        <w:t>Результаты</w:t>
+      </w:r>
+    </w:p>
+    <w:p>
+      <w:pPr>
+        <w:pStyle w:val="Normal"/>
+        <w:spacing w:lineRule="auto" w:line="360" w:before="0" w:after="160"/>
+        <w:ind w:left="0" w:right="0" w:firstLine="850"/>
+        <w:jc w:val="both"/>
+        <w:rPr/>
+      </w:pPr>
+      <w:r>
+        <w:rPr>
+          <w:b w:val="false"/>
+          <w:bCs w:val="false"/>
+          <w:sz w:val="24"/>
+          <w:szCs w:val="24"/>
+        </w:rPr>
+        <w:t>В данной работе для верификации метода я сравнил результаты расчетов с данными из (ссылка) и (ссылка). Расчет проводился на кубе со следующими характеристиками:</w:t>
+      </w:r>
+    </w:p>
+    <w:tbl>
+      <w:tblPr>
+        <w:tblW w:w="7200" w:type="dxa"/>
+        <w:jc w:val="left"/>
+        <w:tblInd w:w="1338" w:type="dxa"/>
+        <w:tblLayout w:type="fixed"/>
+        <w:tblCellMar>
+          <w:top w:w="55" w:type="dxa"/>
+          <w:left w:w="55" w:type="dxa"/>
+          <w:bottom w:w="55" w:type="dxa"/>
+          <w:right w:w="55" w:type="dxa"/>
+        </w:tblCellMar>
+      </w:tblPr>
+      <w:tblGrid>
+        <w:gridCol w:w="3394"/>
+        <w:gridCol w:w="3805"/>
+      </w:tblGrid>
+      <w:tr>
+        <w:trPr>
+          <w:trHeight w:val="450" w:hRule="atLeast"/>
+        </w:trPr>
+        <w:tc>
+          <w:tcPr>
+            <w:tcW w:w="3394" w:type="dxa"/>
+            <w:tcBorders>
+              <w:top w:val="single" w:sz="2" w:space="0" w:color="000000"/>
+              <w:left w:val="single" w:sz="2" w:space="0" w:color="000000"/>
+            </w:tcBorders>
+          </w:tcPr>
+          <w:p>
+            <w:pPr>
+              <w:pStyle w:val="Style28"/>
+              <w:widowControl w:val="false"/>
+              <w:spacing w:before="0" w:after="160"/>
+              <w:jc w:val="center"/>
+              <w:rPr/>
+            </w:pPr>
+            <w:r>
+              <w:rPr/>
+              <w:t>Параметр</w:t>
+            </w:r>
+          </w:p>
+        </w:tc>
+        <w:tc>
+          <w:tcPr>
+            <w:tcW w:w="3805" w:type="dxa"/>
+            <w:tcBorders>
+              <w:top w:val="single" w:sz="2" w:space="0" w:color="000000"/>
+              <w:left w:val="single" w:sz="2" w:space="0" w:color="000000"/>
+              <w:right w:val="single" w:sz="2" w:space="0" w:color="000000"/>
+            </w:tcBorders>
+          </w:tcPr>
+          <w:p>
+            <w:pPr>
+              <w:pStyle w:val="Style28"/>
+              <w:widowControl w:val="false"/>
+              <w:spacing w:before="0" w:after="160"/>
+              <w:jc w:val="center"/>
+              <w:rPr/>
+            </w:pPr>
+            <w:r>
+              <w:rPr/>
+              <w:t>Значение</w:t>
+            </w:r>
+          </w:p>
+        </w:tc>
+      </w:tr>
+      <w:tr>
+        <w:trPr>
+          <w:trHeight w:val="450" w:hRule="atLeast"/>
+        </w:trPr>
+        <w:tc>
+          <w:tcPr>
+            <w:tcW w:w="3394" w:type="dxa"/>
+            <w:tcBorders>
+              <w:left w:val="single" w:sz="2" w:space="0" w:color="000000"/>
+            </w:tcBorders>
+          </w:tcPr>
+          <w:p>
+            <w:pPr>
+              <w:pStyle w:val="Style28"/>
+              <w:widowControl w:val="false"/>
+              <w:spacing w:before="0" w:after="160"/>
+              <w:jc w:val="center"/>
+              <w:rPr/>
+            </w:pPr>
+            <w:r>
+              <w:rPr/>
+              <w:t>Размер (мм)</w:t>
+            </w:r>
+          </w:p>
+        </w:tc>
+        <w:tc>
+          <w:tcPr>
+            <w:tcW w:w="3805" w:type="dxa"/>
+            <w:tcBorders>
+              <w:left w:val="single" w:sz="2" w:space="0" w:color="000000"/>
+              <w:right w:val="single" w:sz="2" w:space="0" w:color="000000"/>
+            </w:tcBorders>
+          </w:tcPr>
+          <w:p>
+            <w:pPr>
+              <w:pStyle w:val="Style28"/>
+              <w:widowControl w:val="false"/>
+              <w:spacing w:before="0" w:after="160"/>
+              <w:jc w:val="center"/>
+              <w:rPr/>
+            </w:pPr>
+            <w:r>
+              <w:rPr/>
+              <w:t>50 x 50 x 50</w:t>
+            </w:r>
+          </w:p>
+        </w:tc>
+      </w:tr>
+      <w:tr>
+        <w:trPr>
+          <w:trHeight w:val="450" w:hRule="atLeast"/>
+        </w:trPr>
+        <w:tc>
+          <w:tcPr>
+            <w:tcW w:w="3394" w:type="dxa"/>
+            <w:tcBorders>
+              <w:left w:val="single" w:sz="2" w:space="0" w:color="000000"/>
+            </w:tcBorders>
+          </w:tcPr>
+          <w:p>
+            <w:pPr>
+              <w:pStyle w:val="Style28"/>
+              <w:widowControl w:val="false"/>
+              <w:spacing w:before="0" w:after="160"/>
+              <w:jc w:val="center"/>
+              <w:rPr/>
+            </w:pPr>
+            <w:r>
+              <w:rPr/>
+              <w:t>Коэффициент Пуассона</w:t>
+            </w:r>
+          </w:p>
+        </w:tc>
+        <w:tc>
+          <w:tcPr>
+            <w:tcW w:w="3805" w:type="dxa"/>
+            <w:tcBorders>
+              <w:left w:val="single" w:sz="2" w:space="0" w:color="000000"/>
+              <w:right w:val="single" w:sz="2" w:space="0" w:color="000000"/>
+            </w:tcBorders>
+          </w:tcPr>
+          <w:p>
+            <w:pPr>
+              <w:pStyle w:val="Style28"/>
+              <w:widowControl w:val="false"/>
+              <w:spacing w:before="0" w:after="160"/>
+              <w:jc w:val="center"/>
+              <w:rPr/>
+            </w:pPr>
+            <w:r>
+              <w:rPr/>
+              <w:t>0.2873</w:t>
+            </w:r>
+          </w:p>
+        </w:tc>
+      </w:tr>
+      <w:tr>
+        <w:trPr>
+          <w:trHeight w:val="450" w:hRule="atLeast"/>
+        </w:trPr>
+        <w:tc>
+          <w:tcPr>
+            <w:tcW w:w="3394" w:type="dxa"/>
+            <w:tcBorders>
+              <w:left w:val="single" w:sz="2" w:space="0" w:color="000000"/>
+            </w:tcBorders>
+          </w:tcPr>
+          <w:p>
+            <w:pPr>
+              <w:pStyle w:val="Style28"/>
+              <w:widowControl w:val="false"/>
+              <w:spacing w:before="0" w:after="160"/>
+              <w:jc w:val="center"/>
+              <w:rPr/>
+            </w:pPr>
+            <w:r>
+              <w:rPr/>
+              <w:t>Модуль сдвига (ГПа)</w:t>
+            </w:r>
+          </w:p>
+        </w:tc>
+        <w:tc>
+          <w:tcPr>
+            <w:tcW w:w="3805" w:type="dxa"/>
+            <w:tcBorders>
+              <w:left w:val="single" w:sz="2" w:space="0" w:color="000000"/>
+              <w:right w:val="single" w:sz="2" w:space="0" w:color="000000"/>
+            </w:tcBorders>
+          </w:tcPr>
+          <w:p>
+            <w:pPr>
+              <w:pStyle w:val="Style28"/>
+              <w:widowControl w:val="false"/>
+              <w:spacing w:before="0" w:after="160"/>
+              <w:jc w:val="center"/>
+              <w:rPr/>
+            </w:pPr>
+            <w:r>
+              <w:rPr/>
+              <w:t>77.76</w:t>
+            </w:r>
+          </w:p>
+        </w:tc>
+      </w:tr>
+      <w:tr>
+        <w:trPr>
+          <w:trHeight w:val="450" w:hRule="atLeast"/>
+        </w:trPr>
+        <w:tc>
+          <w:tcPr>
+            <w:tcW w:w="3394" w:type="dxa"/>
+            <w:tcBorders>
+              <w:left w:val="single" w:sz="2" w:space="0" w:color="000000"/>
+              <w:bottom w:val="single" w:sz="2" w:space="0" w:color="000000"/>
+            </w:tcBorders>
+          </w:tcPr>
+          <w:p>
+            <w:pPr>
+              <w:pStyle w:val="Style28"/>
+              <w:widowControl w:val="false"/>
+              <w:spacing w:before="0" w:after="160"/>
+              <w:jc w:val="center"/>
+              <w:rPr/>
+            </w:pPr>
+            <w:r>
+              <w:rPr/>
+              <w:t xml:space="preserve">Плотность </w:t>
+            </w:r>
+            <w:r>
+              <w:rPr/>
+            </w:r>
+            <m:oMath xmlns:m="http://schemas.openxmlformats.org/officeDocument/2006/math">
+              <m:f>
+                <m:fPr>
+                  <m:type m:val="lin"/>
+                </m:fPr>
+                <m:num>
+                  <m:r>
+                    <w:rPr>
+                      <w:rFonts w:ascii="Cambria Math" w:hAnsi="Cambria Math"/>
+                    </w:rPr>
+                    <m:t xml:space="preserve">кг</m:t>
+                  </m:r>
+                </m:num>
+                <m:den>
+                  <m:sSup>
+                    <m:e>
+                      <m:r>
+                        <w:rPr>
+                          <w:rFonts w:ascii="Cambria Math" w:hAnsi="Cambria Math"/>
+                        </w:rPr>
+                        <m:t xml:space="preserve">м</m:t>
+                      </m:r>
+                    </m:e>
+                    <m:sup>
+                      <m:r>
+                        <w:rPr>
+                          <w:rFonts w:ascii="Cambria Math" w:hAnsi="Cambria Math"/>
+                        </w:rPr>
+                        <m:t xml:space="preserve">3</m:t>
+                      </m:r>
+                    </m:sup>
+                  </m:sSup>
+                </m:den>
+              </m:f>
+            </m:oMath>
+          </w:p>
+        </w:tc>
+        <w:tc>
+          <w:tcPr>
+            <w:tcW w:w="3805" w:type="dxa"/>
+            <w:tcBorders>
+              <w:left w:val="single" w:sz="2" w:space="0" w:color="000000"/>
+              <w:bottom w:val="single" w:sz="2" w:space="0" w:color="000000"/>
+              <w:right w:val="single" w:sz="2" w:space="0" w:color="000000"/>
+            </w:tcBorders>
+          </w:tcPr>
+          <w:p>
+            <w:pPr>
+              <w:pStyle w:val="Style28"/>
+              <w:widowControl w:val="false"/>
+              <w:spacing w:before="0" w:after="160"/>
+              <w:jc w:val="center"/>
+              <w:rPr/>
+            </w:pPr>
+            <w:r>
+              <w:rPr/>
+              <w:t>7836</w:t>
+            </w:r>
+          </w:p>
+        </w:tc>
+      </w:tr>
+    </w:tbl>
+    <w:p>
+      <w:pPr>
+        <w:pStyle w:val="Normal"/>
+        <w:spacing w:lineRule="auto" w:line="360"/>
+        <w:ind w:left="0" w:right="0" w:firstLine="850"/>
+        <w:rPr/>
+      </w:pPr>
+      <w:r>
+        <w:rPr/>
+      </w:r>
+    </w:p>
+    <w:p>
+      <w:pPr>
+        <w:pStyle w:val="Normal"/>
+        <w:spacing w:lineRule="auto" w:line="360"/>
+        <w:ind w:left="0" w:right="0" w:firstLine="850"/>
+        <w:rPr/>
+      </w:pPr>
+      <w:r>
+        <w:rPr/>
+        <w:t xml:space="preserve">Сетка была построена на языке Python при помощи библиотеки gmsh. </w:t>
+      </w:r>
+    </w:p>
+    <w:p>
+      <w:pPr>
+        <w:pStyle w:val="Normal"/>
+        <w:spacing w:lineRule="auto" w:line="360"/>
+        <w:ind w:left="0" w:right="0" w:firstLine="850"/>
+        <w:rPr/>
+      </w:pPr>
+      <w:r>
+        <w:drawing>
+          <wp:anchor behindDoc="0" distT="0" distB="0" distL="0" distR="0" simplePos="0" locked="0" layoutInCell="0" allowOverlap="1" relativeHeight="5">
+            <wp:simplePos x="0" y="0"/>
+            <wp:positionH relativeFrom="column">
+              <wp:align>center</wp:align>
+            </wp:positionH>
+            <wp:positionV relativeFrom="paragraph">
+              <wp:posOffset>635</wp:posOffset>
+            </wp:positionV>
+            <wp:extent cx="5092700" cy="4299585"/>
+            <wp:effectExtent l="0" t="0" r="0" b="0"/>
+            <wp:wrapSquare wrapText="largest"/>
+            <wp:docPr id="4" name="Изображение4" descr=""/>
+            <wp:cNvGraphicFramePr>
+              <a:graphicFrameLocks xmlns:a="http://schemas.openxmlformats.org/drawingml/2006/main" noChangeAspect="1"/>
+            </wp:cNvGraphicFramePr>
+            <a:graphic xmlns:a="http://schemas.openxmlformats.org/drawingml/2006/main">
+              <a:graphicData uri="http://schemas.openxmlformats.org/drawingml/2006/picture">
+                <pic:pic xmlns:pic="http://schemas.openxmlformats.org/drawingml/2006/picture">
+                  <pic:nvPicPr>
+                    <pic:cNvPr id="4" name="Изображение4" descr=""/>
+                    <pic:cNvPicPr>
+                      <a:picLocks noChangeAspect="1" noChangeArrowheads="1"/>
+                    </pic:cNvPicPr>
+                  </pic:nvPicPr>
+                  <pic:blipFill>
+                    <a:blip r:embed="rId5"/>
+                    <a:stretch>
+                      <a:fillRect/>
+                    </a:stretch>
+                  </pic:blipFill>
+                  <pic:spPr bwMode="auto">
+                    <a:xfrm>
+                      <a:off x="0" y="0"/>
+                      <a:ext cx="5092700" cy="4299585"/>
+                    </a:xfrm>
+                    <a:prstGeom prst="rect">
+                      <a:avLst/>
+                    </a:prstGeom>
+                  </pic:spPr>
+                </pic:pic>
+              </a:graphicData>
+            </a:graphic>
+          </wp:anchor>
+        </w:drawing>
+      </w:r>
+      <w:r>
+        <w:rPr/>
+        <w:t>Результаты расчета и их сопоставление с данными из (ссылка) приведены в таблице</w:t>
+      </w:r>
+    </w:p>
+    <w:p>
+      <w:pPr>
+        <w:pStyle w:val="Normal"/>
+        <w:ind w:left="0" w:right="0" w:firstLine="850"/>
+        <w:rPr/>
+      </w:pPr>
+      <w:r>
+        <w:rPr/>
+      </w:r>
+    </w:p>
+    <w:tbl>
+      <w:tblPr>
+        <w:tblW w:w="8727" w:type="dxa"/>
+        <w:jc w:val="left"/>
+        <w:tblInd w:w="424" w:type="dxa"/>
+        <w:tblLayout w:type="fixed"/>
+        <w:tblCellMar>
+          <w:top w:w="55" w:type="dxa"/>
+          <w:left w:w="55" w:type="dxa"/>
+          <w:bottom w:w="55" w:type="dxa"/>
+          <w:right w:w="55" w:type="dxa"/>
+        </w:tblCellMar>
+      </w:tblPr>
+      <w:tblGrid>
+        <w:gridCol w:w="2044"/>
+        <w:gridCol w:w="3479"/>
+        <w:gridCol w:w="3204"/>
+      </w:tblGrid>
+      <w:tr>
+        <w:trPr>
+          <w:trHeight w:val="450" w:hRule="atLeast"/>
+        </w:trPr>
+        <w:tc>
+          <w:tcPr>
+            <w:tcW w:w="2044" w:type="dxa"/>
+            <w:tcBorders>
+              <w:top w:val="single" w:sz="2" w:space="0" w:color="000000"/>
+              <w:left w:val="single" w:sz="2" w:space="0" w:color="000000"/>
+            </w:tcBorders>
+          </w:tcPr>
+          <w:p>
+            <w:pPr>
+              <w:pStyle w:val="Style28"/>
+              <w:keepNext w:val="true"/>
+              <w:widowControl w:val="false"/>
+              <w:spacing w:before="0" w:after="160"/>
+              <w:jc w:val="center"/>
+              <w:rPr/>
+            </w:pPr>
+            <w:r>
+              <w:rPr/>
+              <w:t>Номер моды</w:t>
+            </w:r>
+          </w:p>
+        </w:tc>
+        <w:tc>
+          <w:tcPr>
+            <w:tcW w:w="3479" w:type="dxa"/>
+            <w:tcBorders>
+              <w:top w:val="single" w:sz="2" w:space="0" w:color="000000"/>
+              <w:left w:val="single" w:sz="2" w:space="0" w:color="000000"/>
+            </w:tcBorders>
+          </w:tcPr>
+          <w:p>
+            <w:pPr>
+              <w:pStyle w:val="Style28"/>
+              <w:widowControl w:val="false"/>
+              <w:spacing w:before="0" w:after="160"/>
+              <w:jc w:val="center"/>
+              <w:rPr/>
+            </w:pPr>
+            <w:r>
+              <w:rPr/>
+              <w:t>Исходные данные (кГц)</w:t>
+            </w:r>
+          </w:p>
+        </w:tc>
+        <w:tc>
+          <w:tcPr>
+            <w:tcW w:w="3204" w:type="dxa"/>
+            <w:tcBorders>
+              <w:top w:val="single" w:sz="2" w:space="0" w:color="000000"/>
+              <w:left w:val="single" w:sz="2" w:space="0" w:color="000000"/>
+              <w:right w:val="single" w:sz="2" w:space="0" w:color="000000"/>
+            </w:tcBorders>
+          </w:tcPr>
+          <w:p>
+            <w:pPr>
+              <w:pStyle w:val="Style28"/>
+              <w:widowControl w:val="false"/>
+              <w:spacing w:before="0" w:after="160"/>
+              <w:jc w:val="center"/>
+              <w:rPr/>
+            </w:pPr>
+            <w:r>
+              <w:rPr/>
+              <w:t>Результат расчета (кГц)</w:t>
+            </w:r>
+          </w:p>
+        </w:tc>
+      </w:tr>
+      <w:tr>
+        <w:trPr>
+          <w:trHeight w:val="450" w:hRule="atLeast"/>
+        </w:trPr>
+        <w:tc>
+          <w:tcPr>
+            <w:tcW w:w="2044" w:type="dxa"/>
+            <w:tcBorders>
+              <w:left w:val="single" w:sz="2" w:space="0" w:color="000000"/>
+            </w:tcBorders>
+          </w:tcPr>
+          <w:p>
+            <w:pPr>
+              <w:pStyle w:val="Style28"/>
+              <w:keepNext w:val="true"/>
+              <w:widowControl w:val="false"/>
+              <w:spacing w:before="0" w:after="160"/>
+              <w:jc w:val="center"/>
+              <w:rPr/>
+            </w:pPr>
+            <w:r>
+              <w:rPr/>
+              <w:t>1</w:t>
+            </w:r>
+          </w:p>
+        </w:tc>
+        <w:tc>
+          <w:tcPr>
+            <w:tcW w:w="3479" w:type="dxa"/>
+            <w:tcBorders>
+              <w:left w:val="single" w:sz="2" w:space="0" w:color="000000"/>
+            </w:tcBorders>
+          </w:tcPr>
+          <w:p>
+            <w:pPr>
+              <w:pStyle w:val="Style28"/>
+              <w:widowControl w:val="false"/>
+              <w:spacing w:before="0" w:after="160"/>
+              <w:jc w:val="center"/>
+              <w:rPr/>
+            </w:pPr>
+            <w:r>
+              <w:rPr/>
+              <w:t>28.625</w:t>
+            </w:r>
+          </w:p>
+        </w:tc>
+        <w:tc>
+          <w:tcPr>
+            <w:tcW w:w="3204" w:type="dxa"/>
+            <w:tcBorders>
+              <w:left w:val="single" w:sz="2" w:space="0" w:color="000000"/>
+              <w:right w:val="single" w:sz="2" w:space="0" w:color="000000"/>
+            </w:tcBorders>
+          </w:tcPr>
+          <w:p>
+            <w:pPr>
+              <w:pStyle w:val="Style28"/>
+              <w:widowControl w:val="false"/>
+              <w:spacing w:before="0" w:after="160"/>
+              <w:jc w:val="center"/>
+              <w:rPr/>
+            </w:pPr>
+            <w:r>
+              <w:rPr/>
+              <w:t>29.551</w:t>
+            </w:r>
+          </w:p>
+        </w:tc>
+      </w:tr>
+      <w:tr>
+        <w:trPr>
+          <w:trHeight w:val="450" w:hRule="atLeast"/>
+        </w:trPr>
+        <w:tc>
+          <w:tcPr>
+            <w:tcW w:w="2044" w:type="dxa"/>
+            <w:tcBorders>
+              <w:left w:val="single" w:sz="2" w:space="0" w:color="000000"/>
+            </w:tcBorders>
+          </w:tcPr>
+          <w:p>
+            <w:pPr>
+              <w:pStyle w:val="Style28"/>
+              <w:keepNext w:val="true"/>
+              <w:widowControl w:val="false"/>
+              <w:spacing w:before="0" w:after="160"/>
+              <w:jc w:val="center"/>
+              <w:rPr/>
+            </w:pPr>
+            <w:r>
+              <w:rPr/>
+              <w:t>2</w:t>
+            </w:r>
+          </w:p>
+        </w:tc>
+        <w:tc>
+          <w:tcPr>
+            <w:tcW w:w="3479" w:type="dxa"/>
+            <w:tcBorders>
+              <w:left w:val="single" w:sz="2" w:space="0" w:color="000000"/>
+            </w:tcBorders>
+          </w:tcPr>
+          <w:p>
+            <w:pPr>
+              <w:pStyle w:val="Style28"/>
+              <w:widowControl w:val="false"/>
+              <w:spacing w:before="0" w:after="160"/>
+              <w:jc w:val="center"/>
+              <w:rPr/>
+            </w:pPr>
+            <w:r>
+              <w:rPr/>
+              <w:t>38.450</w:t>
+            </w:r>
+          </w:p>
+        </w:tc>
+        <w:tc>
+          <w:tcPr>
+            <w:tcW w:w="3204" w:type="dxa"/>
+            <w:tcBorders>
+              <w:left w:val="single" w:sz="2" w:space="0" w:color="000000"/>
+              <w:right w:val="single" w:sz="2" w:space="0" w:color="000000"/>
+            </w:tcBorders>
+          </w:tcPr>
+          <w:p>
+            <w:pPr>
+              <w:pStyle w:val="Style28"/>
+              <w:widowControl w:val="false"/>
+              <w:spacing w:before="0" w:after="160"/>
+              <w:jc w:val="center"/>
+              <w:rPr/>
+            </w:pPr>
+            <w:r>
+              <w:rPr/>
+              <w:t>39.346</w:t>
+            </w:r>
+          </w:p>
+        </w:tc>
+      </w:tr>
+      <w:tr>
+        <w:trPr>
+          <w:trHeight w:val="450" w:hRule="atLeast"/>
+        </w:trPr>
+        <w:tc>
+          <w:tcPr>
+            <w:tcW w:w="2044" w:type="dxa"/>
+            <w:tcBorders>
+              <w:left w:val="single" w:sz="2" w:space="0" w:color="000000"/>
+            </w:tcBorders>
+          </w:tcPr>
+          <w:p>
+            <w:pPr>
+              <w:pStyle w:val="Style28"/>
+              <w:keepNext w:val="true"/>
+              <w:widowControl w:val="false"/>
+              <w:spacing w:before="0" w:after="160"/>
+              <w:jc w:val="center"/>
+              <w:rPr/>
+            </w:pPr>
+            <w:r>
+              <w:rPr/>
+              <w:t>3</w:t>
+            </w:r>
+          </w:p>
+        </w:tc>
+        <w:tc>
+          <w:tcPr>
+            <w:tcW w:w="3479" w:type="dxa"/>
+            <w:tcBorders>
+              <w:left w:val="single" w:sz="2" w:space="0" w:color="000000"/>
+            </w:tcBorders>
+          </w:tcPr>
+          <w:p>
+            <w:pPr>
+              <w:pStyle w:val="Style28"/>
+              <w:widowControl w:val="false"/>
+              <w:spacing w:before="0" w:after="160"/>
+              <w:jc w:val="center"/>
+              <w:rPr/>
+            </w:pPr>
+            <w:r>
+              <w:rPr/>
+              <w:t>39.125</w:t>
+            </w:r>
+          </w:p>
+        </w:tc>
+        <w:tc>
+          <w:tcPr>
+            <w:tcW w:w="3204" w:type="dxa"/>
+            <w:tcBorders>
+              <w:left w:val="single" w:sz="2" w:space="0" w:color="000000"/>
+              <w:right w:val="single" w:sz="2" w:space="0" w:color="000000"/>
+            </w:tcBorders>
+          </w:tcPr>
+          <w:p>
+            <w:pPr>
+              <w:pStyle w:val="Style28"/>
+              <w:widowControl w:val="false"/>
+              <w:spacing w:before="0" w:after="160"/>
+              <w:jc w:val="center"/>
+              <w:rPr/>
+            </w:pPr>
+            <w:r>
+              <w:rPr/>
+              <w:t>39.783</w:t>
+            </w:r>
+          </w:p>
+        </w:tc>
+      </w:tr>
+      <w:tr>
+        <w:trPr>
+          <w:trHeight w:val="450" w:hRule="atLeast"/>
+        </w:trPr>
+        <w:tc>
+          <w:tcPr>
+            <w:tcW w:w="2044" w:type="dxa"/>
+            <w:tcBorders>
+              <w:left w:val="single" w:sz="2" w:space="0" w:color="000000"/>
+            </w:tcBorders>
+          </w:tcPr>
+          <w:p>
+            <w:pPr>
+              <w:pStyle w:val="Style28"/>
+              <w:keepNext w:val="true"/>
+              <w:widowControl w:val="false"/>
+              <w:spacing w:before="0" w:after="160"/>
+              <w:jc w:val="center"/>
+              <w:rPr/>
+            </w:pPr>
+            <w:r>
+              <w:rPr/>
+              <w:t>4</w:t>
+            </w:r>
+          </w:p>
+        </w:tc>
+        <w:tc>
+          <w:tcPr>
+            <w:tcW w:w="3479" w:type="dxa"/>
+            <w:tcBorders>
+              <w:left w:val="single" w:sz="2" w:space="0" w:color="000000"/>
+            </w:tcBorders>
+          </w:tcPr>
+          <w:p>
+            <w:pPr>
+              <w:pStyle w:val="Style28"/>
+              <w:widowControl w:val="false"/>
+              <w:spacing w:before="0" w:after="160"/>
+              <w:jc w:val="center"/>
+              <w:rPr/>
+            </w:pPr>
+            <w:r>
+              <w:rPr/>
+              <w:t>44.475</w:t>
+            </w:r>
+          </w:p>
+        </w:tc>
+        <w:tc>
+          <w:tcPr>
+            <w:tcW w:w="3204" w:type="dxa"/>
+            <w:tcBorders>
+              <w:left w:val="single" w:sz="2" w:space="0" w:color="000000"/>
+              <w:right w:val="single" w:sz="2" w:space="0" w:color="000000"/>
+            </w:tcBorders>
+          </w:tcPr>
+          <w:p>
+            <w:pPr>
+              <w:pStyle w:val="Style28"/>
+              <w:widowControl w:val="false"/>
+              <w:spacing w:before="0" w:after="160"/>
+              <w:jc w:val="center"/>
+              <w:rPr/>
+            </w:pPr>
+            <w:r>
+              <w:rPr/>
+              <w:t>44.893</w:t>
+            </w:r>
+          </w:p>
+        </w:tc>
+      </w:tr>
+      <w:tr>
+        <w:trPr>
+          <w:trHeight w:val="450" w:hRule="atLeast"/>
+        </w:trPr>
+        <w:tc>
+          <w:tcPr>
+            <w:tcW w:w="2044" w:type="dxa"/>
+            <w:tcBorders>
+              <w:left w:val="single" w:sz="2" w:space="0" w:color="000000"/>
+              <w:bottom w:val="single" w:sz="2" w:space="0" w:color="000000"/>
+            </w:tcBorders>
+          </w:tcPr>
+          <w:p>
+            <w:pPr>
+              <w:pStyle w:val="Style28"/>
+              <w:widowControl w:val="false"/>
+              <w:spacing w:before="0" w:after="160"/>
+              <w:jc w:val="center"/>
+              <w:rPr/>
+            </w:pPr>
+            <w:r>
+              <w:rPr/>
+              <w:t>5</w:t>
+            </w:r>
+          </w:p>
+        </w:tc>
+        <w:tc>
+          <w:tcPr>
+            <w:tcW w:w="3479" w:type="dxa"/>
+            <w:tcBorders>
+              <w:left w:val="single" w:sz="2" w:space="0" w:color="000000"/>
+              <w:bottom w:val="single" w:sz="2" w:space="0" w:color="000000"/>
+            </w:tcBorders>
+          </w:tcPr>
+          <w:p>
+            <w:pPr>
+              <w:pStyle w:val="Style28"/>
+              <w:widowControl w:val="false"/>
+              <w:spacing w:before="0" w:after="160"/>
+              <w:jc w:val="center"/>
+              <w:rPr/>
+            </w:pPr>
+            <w:r>
+              <w:rPr/>
+              <w:t>45.450</w:t>
+            </w:r>
+          </w:p>
+        </w:tc>
+        <w:tc>
+          <w:tcPr>
+            <w:tcW w:w="3204" w:type="dxa"/>
+            <w:tcBorders>
+              <w:left w:val="single" w:sz="2" w:space="0" w:color="000000"/>
+              <w:bottom w:val="single" w:sz="2" w:space="0" w:color="000000"/>
+              <w:right w:val="single" w:sz="2" w:space="0" w:color="000000"/>
+            </w:tcBorders>
+          </w:tcPr>
+          <w:p>
+            <w:pPr>
+              <w:pStyle w:val="Style28"/>
+              <w:widowControl w:val="false"/>
+              <w:spacing w:before="0" w:after="160"/>
+              <w:jc w:val="center"/>
+              <w:rPr/>
+            </w:pPr>
+            <w:r>
+              <w:rPr/>
+              <w:t>46.487</w:t>
+            </w:r>
+          </w:p>
+        </w:tc>
+      </w:tr>
+    </w:tbl>
+    <w:p>
+      <w:pPr>
+        <w:pStyle w:val="Normal"/>
+        <w:ind w:left="0" w:right="0" w:firstLine="850"/>
+        <w:rPr/>
+      </w:pPr>
+      <w:r>
+        <w:rPr/>
+      </w:r>
+    </w:p>
+    <w:p>
+      <w:pPr>
+        <w:pStyle w:val="Normal"/>
+        <w:spacing w:lineRule="auto" w:line="360"/>
+        <w:ind w:left="0" w:right="0" w:firstLine="850"/>
+        <w:rPr/>
+      </w:pPr>
+      <w:r>
+        <w:rPr/>
+        <w:t xml:space="preserve">Также приведу график получившихся нормированных </w:t>
+      </w:r>
+      <w:r>
+        <w:rPr>
+          <w:color w:val="C9211E"/>
+        </w:rPr>
+        <w:t>?</w:t>
+      </w:r>
+      <w:r>
+        <w:rPr/>
+        <w:t xml:space="preserve"> мод</w:t>
+      </w:r>
+    </w:p>
+    <w:p>
+      <w:pPr>
+        <w:pStyle w:val="Normal"/>
+        <w:spacing w:lineRule="auto" w:line="360"/>
+        <w:ind w:left="0" w:right="0" w:firstLine="850"/>
+        <w:rPr/>
+      </w:pPr>
+      <w:r>
+        <w:drawing>
+          <wp:anchor behindDoc="0" distT="0" distB="0" distL="0" distR="0" simplePos="0" locked="0" layoutInCell="0" allowOverlap="1" relativeHeight="6">
+            <wp:simplePos x="0" y="0"/>
+            <wp:positionH relativeFrom="column">
+              <wp:align>center</wp:align>
+            </wp:positionH>
+            <wp:positionV relativeFrom="paragraph">
+              <wp:posOffset>635</wp:posOffset>
+            </wp:positionV>
+            <wp:extent cx="5852160" cy="4389120"/>
+            <wp:effectExtent l="0" t="0" r="0" b="0"/>
+            <wp:wrapSquare wrapText="largest"/>
+            <wp:docPr id="5" name="Изображение5" descr=""/>
+            <wp:cNvGraphicFramePr>
+              <a:graphicFrameLocks xmlns:a="http://schemas.openxmlformats.org/drawingml/2006/main" noChangeAspect="1"/>
+            </wp:cNvGraphicFramePr>
+            <a:graphic xmlns:a="http://schemas.openxmlformats.org/drawingml/2006/main">
+              <a:graphicData uri="http://schemas.openxmlformats.org/drawingml/2006/picture">
+                <pic:pic xmlns:pic="http://schemas.openxmlformats.org/drawingml/2006/picture">
+                  <pic:nvPicPr>
+                    <pic:cNvPr id="5" name="Изображение5" descr=""/>
+                    <pic:cNvPicPr>
+                      <a:picLocks noChangeAspect="1" noChangeArrowheads="1"/>
+                    </pic:cNvPicPr>
+                  </pic:nvPicPr>
+                  <pic:blipFill>
+                    <a:blip r:embed="rId6"/>
+                    <a:stretch>
+                      <a:fillRect/>
+                    </a:stretch>
+                  </pic:blipFill>
+                  <pic:spPr bwMode="auto">
+                    <a:xfrm>
+                      <a:off x="0" y="0"/>
+                      <a:ext cx="5852160" cy="4389120"/>
+                    </a:xfrm>
+                    <a:prstGeom prst="rect">
+                      <a:avLst/>
+                    </a:prstGeom>
+                  </pic:spPr>
+                </pic:pic>
+              </a:graphicData>
+            </a:graphic>
+          </wp:anchor>
+        </w:drawing>
+      </w:r>
+      <w:r>
+        <w:rPr/>
+        <w:t>Параметры задачи для второго расчета также приведены в таблице</w:t>
+      </w:r>
+    </w:p>
+    <w:p>
+      <w:pPr>
+        <w:pStyle w:val="Normal"/>
+        <w:ind w:left="0" w:right="0" w:firstLine="850"/>
+        <w:rPr/>
+      </w:pPr>
+      <w:r>
+        <w:rPr/>
+      </w:r>
+    </w:p>
+    <w:tbl>
+      <w:tblPr>
+        <w:tblW w:w="7200" w:type="dxa"/>
+        <w:jc w:val="left"/>
+        <w:tblInd w:w="1338" w:type="dxa"/>
+        <w:tblLayout w:type="fixed"/>
+        <w:tblCellMar>
+          <w:top w:w="55" w:type="dxa"/>
+          <w:left w:w="55" w:type="dxa"/>
+          <w:bottom w:w="55" w:type="dxa"/>
+          <w:right w:w="55" w:type="dxa"/>
+        </w:tblCellMar>
+      </w:tblPr>
+      <w:tblGrid>
+        <w:gridCol w:w="3394"/>
+        <w:gridCol w:w="3805"/>
+      </w:tblGrid>
+      <w:tr>
+        <w:trPr>
+          <w:trHeight w:val="450" w:hRule="atLeast"/>
+        </w:trPr>
+        <w:tc>
+          <w:tcPr>
+            <w:tcW w:w="3394" w:type="dxa"/>
+            <w:tcBorders>
+              <w:top w:val="single" w:sz="2" w:space="0" w:color="000000"/>
+              <w:left w:val="single" w:sz="2" w:space="0" w:color="000000"/>
+            </w:tcBorders>
+          </w:tcPr>
+          <w:p>
+            <w:pPr>
+              <w:pStyle w:val="Style28"/>
+              <w:keepNext w:val="true"/>
+              <w:widowControl w:val="false"/>
+              <w:spacing w:before="0" w:after="160"/>
+              <w:jc w:val="center"/>
+              <w:rPr/>
+            </w:pPr>
+            <w:r>
+              <w:rPr/>
+              <w:t>Параметр</w:t>
+            </w:r>
+          </w:p>
+        </w:tc>
+        <w:tc>
+          <w:tcPr>
+            <w:tcW w:w="3805" w:type="dxa"/>
+            <w:tcBorders>
+              <w:top w:val="single" w:sz="2" w:space="0" w:color="000000"/>
+              <w:left w:val="single" w:sz="2" w:space="0" w:color="000000"/>
+              <w:right w:val="single" w:sz="2" w:space="0" w:color="000000"/>
+            </w:tcBorders>
+          </w:tcPr>
+          <w:p>
+            <w:pPr>
+              <w:pStyle w:val="Style28"/>
+              <w:widowControl w:val="false"/>
+              <w:spacing w:before="0" w:after="160"/>
+              <w:jc w:val="center"/>
+              <w:rPr/>
+            </w:pPr>
+            <w:r>
+              <w:rPr/>
+              <w:t>Значение</w:t>
+            </w:r>
+          </w:p>
+        </w:tc>
+      </w:tr>
+      <w:tr>
+        <w:trPr>
+          <w:trHeight w:val="450" w:hRule="atLeast"/>
+        </w:trPr>
+        <w:tc>
+          <w:tcPr>
+            <w:tcW w:w="3394" w:type="dxa"/>
+            <w:tcBorders>
+              <w:left w:val="single" w:sz="2" w:space="0" w:color="000000"/>
+            </w:tcBorders>
+          </w:tcPr>
+          <w:p>
+            <w:pPr>
+              <w:pStyle w:val="Style28"/>
+              <w:keepNext w:val="true"/>
+              <w:widowControl w:val="false"/>
+              <w:spacing w:before="0" w:after="160"/>
+              <w:jc w:val="center"/>
+              <w:rPr/>
+            </w:pPr>
+            <w:r>
+              <w:rPr/>
+              <w:t>Размер (мм)</w:t>
+            </w:r>
+          </w:p>
+        </w:tc>
+        <w:tc>
+          <w:tcPr>
+            <w:tcW w:w="3805" w:type="dxa"/>
+            <w:tcBorders>
+              <w:left w:val="single" w:sz="2" w:space="0" w:color="000000"/>
+              <w:right w:val="single" w:sz="2" w:space="0" w:color="000000"/>
+            </w:tcBorders>
+          </w:tcPr>
+          <w:p>
+            <w:pPr>
+              <w:pStyle w:val="Style28"/>
+              <w:widowControl w:val="false"/>
+              <w:spacing w:before="0" w:after="160"/>
+              <w:jc w:val="center"/>
+              <w:rPr/>
+            </w:pPr>
+            <w:r>
+              <w:rPr/>
+              <w:t>7.84 x 7.84x 7.84</w:t>
+            </w:r>
+          </w:p>
+        </w:tc>
+      </w:tr>
+      <w:tr>
+        <w:trPr>
+          <w:trHeight w:val="450" w:hRule="atLeast"/>
+        </w:trPr>
+        <w:tc>
+          <w:tcPr>
+            <w:tcW w:w="3394" w:type="dxa"/>
+            <w:tcBorders>
+              <w:left w:val="single" w:sz="2" w:space="0" w:color="000000"/>
+            </w:tcBorders>
+          </w:tcPr>
+          <w:p>
+            <w:pPr>
+              <w:pStyle w:val="Style28"/>
+              <w:keepNext w:val="true"/>
+              <w:widowControl w:val="false"/>
+              <w:spacing w:before="0" w:after="160"/>
+              <w:jc w:val="center"/>
+              <w:rPr/>
+            </w:pPr>
+            <w:r>
+              <w:rPr/>
+              <w:t>Коэффициент Пуассона</w:t>
+            </w:r>
+          </w:p>
+        </w:tc>
+        <w:tc>
+          <w:tcPr>
+            <w:tcW w:w="3805" w:type="dxa"/>
+            <w:tcBorders>
+              <w:left w:val="single" w:sz="2" w:space="0" w:color="000000"/>
+              <w:right w:val="single" w:sz="2" w:space="0" w:color="000000"/>
+            </w:tcBorders>
+          </w:tcPr>
+          <w:p>
+            <w:pPr>
+              <w:pStyle w:val="Style28"/>
+              <w:widowControl w:val="false"/>
+              <w:spacing w:before="0" w:after="160"/>
+              <w:jc w:val="center"/>
+              <w:rPr/>
+            </w:pPr>
+            <w:r>
+              <w:rPr/>
+              <w:t>0.1697</w:t>
+            </w:r>
+          </w:p>
+        </w:tc>
+      </w:tr>
+      <w:tr>
+        <w:trPr>
+          <w:trHeight w:val="450" w:hRule="atLeast"/>
+        </w:trPr>
+        <w:tc>
+          <w:tcPr>
+            <w:tcW w:w="3394" w:type="dxa"/>
+            <w:tcBorders>
+              <w:left w:val="single" w:sz="2" w:space="0" w:color="000000"/>
+            </w:tcBorders>
+          </w:tcPr>
+          <w:p>
+            <w:pPr>
+              <w:pStyle w:val="Style28"/>
+              <w:keepNext w:val="true"/>
+              <w:widowControl w:val="false"/>
+              <w:spacing w:before="0" w:after="160"/>
+              <w:jc w:val="center"/>
+              <w:rPr/>
+            </w:pPr>
+            <w:r>
+              <w:rPr/>
+              <w:t>Модуль сдвига (ГПа)</w:t>
+            </w:r>
+          </w:p>
+        </w:tc>
+        <w:tc>
+          <w:tcPr>
+            <w:tcW w:w="3805" w:type="dxa"/>
+            <w:tcBorders>
+              <w:left w:val="single" w:sz="2" w:space="0" w:color="000000"/>
+              <w:right w:val="single" w:sz="2" w:space="0" w:color="000000"/>
+            </w:tcBorders>
+          </w:tcPr>
+          <w:p>
+            <w:pPr>
+              <w:pStyle w:val="Style28"/>
+              <w:widowControl w:val="false"/>
+              <w:spacing w:before="0" w:after="160"/>
+              <w:jc w:val="center"/>
+              <w:rPr/>
+            </w:pPr>
+            <w:r>
+              <w:rPr/>
+              <w:t>31.15</w:t>
+            </w:r>
+          </w:p>
+        </w:tc>
+      </w:tr>
+      <w:tr>
+        <w:trPr>
+          <w:trHeight w:val="450" w:hRule="atLeast"/>
+        </w:trPr>
+        <w:tc>
+          <w:tcPr>
+            <w:tcW w:w="3394" w:type="dxa"/>
+            <w:tcBorders>
+              <w:left w:val="single" w:sz="2" w:space="0" w:color="000000"/>
+              <w:bottom w:val="single" w:sz="2" w:space="0" w:color="000000"/>
+            </w:tcBorders>
+          </w:tcPr>
+          <w:p>
+            <w:pPr>
+              <w:pStyle w:val="Style28"/>
+              <w:widowControl w:val="false"/>
+              <w:spacing w:before="0" w:after="160"/>
+              <w:jc w:val="center"/>
+              <w:rPr/>
+            </w:pPr>
+            <w:r>
+              <w:rPr/>
+              <w:t xml:space="preserve">Плотность </w:t>
+            </w:r>
+            <w:r>
+              <w:rPr/>
+            </w:r>
+            <m:oMath xmlns:m="http://schemas.openxmlformats.org/officeDocument/2006/math">
+              <m:f>
+                <m:fPr>
+                  <m:type m:val="lin"/>
+                </m:fPr>
+                <m:num>
+                  <m:r>
+                    <w:rPr>
+                      <w:rFonts w:ascii="Cambria Math" w:hAnsi="Cambria Math"/>
+                    </w:rPr>
+                    <m:t xml:space="preserve">кг</m:t>
+                  </m:r>
+                </m:num>
+                <m:den>
+                  <m:sSup>
+                    <m:e>
+                      <m:r>
+                        <w:rPr>
+                          <w:rFonts w:ascii="Cambria Math" w:hAnsi="Cambria Math"/>
+                        </w:rPr>
+                        <m:t xml:space="preserve">м</m:t>
+                      </m:r>
+                    </m:e>
+                    <m:sup>
+                      <m:r>
+                        <w:rPr>
+                          <w:rFonts w:ascii="Cambria Math" w:hAnsi="Cambria Math"/>
+                        </w:rPr>
+                        <m:t xml:space="preserve">3</m:t>
+                      </m:r>
+                    </m:sup>
+                  </m:sSup>
+                </m:den>
+              </m:f>
+            </m:oMath>
+          </w:p>
+        </w:tc>
+        <w:tc>
+          <w:tcPr>
+            <w:tcW w:w="3805" w:type="dxa"/>
+            <w:tcBorders>
+              <w:left w:val="single" w:sz="2" w:space="0" w:color="000000"/>
+              <w:bottom w:val="single" w:sz="2" w:space="0" w:color="000000"/>
+              <w:right w:val="single" w:sz="2" w:space="0" w:color="000000"/>
+            </w:tcBorders>
+          </w:tcPr>
+          <w:p>
+            <w:pPr>
+              <w:pStyle w:val="Style28"/>
+              <w:widowControl w:val="false"/>
+              <w:spacing w:before="0" w:after="160"/>
+              <w:jc w:val="center"/>
+              <w:rPr/>
+            </w:pPr>
+            <w:r>
+              <w:rPr/>
+              <w:t>2187</w:t>
+            </w:r>
+          </w:p>
+        </w:tc>
+      </w:tr>
+    </w:tbl>
+    <w:p>
+      <w:pPr>
+        <w:pStyle w:val="Normal"/>
+        <w:ind w:left="0" w:right="0" w:firstLine="850"/>
+        <w:rPr/>
+      </w:pPr>
+      <w:r>
+        <w:rPr/>
+        <w:t xml:space="preserve"> </w:t>
+      </w:r>
+    </w:p>
+    <w:p>
+      <w:pPr>
+        <w:pStyle w:val="Normal"/>
+        <w:spacing w:lineRule="auto" w:line="360"/>
+        <w:ind w:left="0" w:right="0" w:firstLine="850"/>
+        <w:rPr/>
+      </w:pPr>
+      <w:r>
+        <w:rPr/>
+        <w:t>Приведу аналогичные результаты расчета для данной постановки задачи.</w:t>
+      </w:r>
+    </w:p>
+    <w:tbl>
+      <w:tblPr>
+        <w:tblW w:w="8727" w:type="dxa"/>
+        <w:jc w:val="left"/>
+        <w:tblInd w:w="424" w:type="dxa"/>
+        <w:tblLayout w:type="fixed"/>
+        <w:tblCellMar>
+          <w:top w:w="55" w:type="dxa"/>
+          <w:left w:w="55" w:type="dxa"/>
+          <w:bottom w:w="55" w:type="dxa"/>
+          <w:right w:w="55" w:type="dxa"/>
+        </w:tblCellMar>
+      </w:tblPr>
+      <w:tblGrid>
+        <w:gridCol w:w="2044"/>
+        <w:gridCol w:w="3479"/>
+        <w:gridCol w:w="3204"/>
+      </w:tblGrid>
+      <w:tr>
+        <w:trPr>
+          <w:trHeight w:val="450" w:hRule="atLeast"/>
+        </w:trPr>
+        <w:tc>
+          <w:tcPr>
+            <w:tcW w:w="2044" w:type="dxa"/>
+            <w:tcBorders>
+              <w:top w:val="single" w:sz="2" w:space="0" w:color="000000"/>
+              <w:left w:val="single" w:sz="2" w:space="0" w:color="000000"/>
+            </w:tcBorders>
+          </w:tcPr>
+          <w:p>
+            <w:pPr>
+              <w:pStyle w:val="Style28"/>
+              <w:keepNext w:val="true"/>
+              <w:widowControl w:val="false"/>
+              <w:spacing w:before="0" w:after="160"/>
+              <w:jc w:val="center"/>
+              <w:rPr/>
+            </w:pPr>
+            <w:r>
+              <w:rPr/>
+              <w:t>Номер моды</w:t>
+            </w:r>
+          </w:p>
+        </w:tc>
+        <w:tc>
+          <w:tcPr>
+            <w:tcW w:w="3479" w:type="dxa"/>
+            <w:tcBorders>
+              <w:top w:val="single" w:sz="2" w:space="0" w:color="000000"/>
+              <w:left w:val="single" w:sz="2" w:space="0" w:color="000000"/>
+            </w:tcBorders>
+          </w:tcPr>
+          <w:p>
+            <w:pPr>
+              <w:pStyle w:val="Style28"/>
+              <w:widowControl w:val="false"/>
+              <w:spacing w:before="0" w:after="160"/>
+              <w:jc w:val="center"/>
+              <w:rPr/>
+            </w:pPr>
+            <w:r>
+              <w:rPr/>
+              <w:t>Исходные данные (МГц)</w:t>
+            </w:r>
+          </w:p>
+        </w:tc>
+        <w:tc>
+          <w:tcPr>
+            <w:tcW w:w="3204" w:type="dxa"/>
+            <w:tcBorders>
+              <w:top w:val="single" w:sz="2" w:space="0" w:color="000000"/>
+              <w:left w:val="single" w:sz="2" w:space="0" w:color="000000"/>
+              <w:right w:val="single" w:sz="2" w:space="0" w:color="000000"/>
+            </w:tcBorders>
+          </w:tcPr>
+          <w:p>
+            <w:pPr>
+              <w:pStyle w:val="Style28"/>
+              <w:widowControl w:val="false"/>
+              <w:spacing w:before="0" w:after="160"/>
+              <w:jc w:val="center"/>
+              <w:rPr/>
+            </w:pPr>
+            <w:r>
+              <w:rPr/>
+              <w:t>Результат расчета (МГц)</w:t>
+            </w:r>
+          </w:p>
+        </w:tc>
+      </w:tr>
+      <w:tr>
+        <w:trPr>
+          <w:trHeight w:val="450" w:hRule="atLeast"/>
+        </w:trPr>
+        <w:tc>
+          <w:tcPr>
+            <w:tcW w:w="2044" w:type="dxa"/>
+            <w:tcBorders>
+              <w:left w:val="single" w:sz="2" w:space="0" w:color="000000"/>
+            </w:tcBorders>
+          </w:tcPr>
+          <w:p>
+            <w:pPr>
+              <w:pStyle w:val="Style28"/>
+              <w:keepNext w:val="true"/>
+              <w:widowControl w:val="false"/>
+              <w:spacing w:before="0" w:after="160"/>
+              <w:jc w:val="center"/>
+              <w:rPr/>
+            </w:pPr>
+            <w:r>
+              <w:rPr/>
+              <w:t>1</w:t>
+            </w:r>
+          </w:p>
+        </w:tc>
+        <w:tc>
+          <w:tcPr>
+            <w:tcW w:w="3479" w:type="dxa"/>
+            <w:tcBorders>
+              <w:left w:val="single" w:sz="2" w:space="0" w:color="000000"/>
+            </w:tcBorders>
+          </w:tcPr>
+          <w:p>
+            <w:pPr>
+              <w:pStyle w:val="Style28"/>
+              <w:widowControl w:val="false"/>
+              <w:spacing w:before="0" w:after="160"/>
+              <w:jc w:val="center"/>
+              <w:rPr/>
+            </w:pPr>
+            <w:r>
+              <w:rPr/>
+              <w:t>0.219</w:t>
+            </w:r>
+          </w:p>
+        </w:tc>
+        <w:tc>
+          <w:tcPr>
+            <w:tcW w:w="3204" w:type="dxa"/>
+            <w:tcBorders>
+              <w:left w:val="single" w:sz="2" w:space="0" w:color="000000"/>
+              <w:right w:val="single" w:sz="2" w:space="0" w:color="000000"/>
+            </w:tcBorders>
+          </w:tcPr>
+          <w:p>
+            <w:pPr>
+              <w:pStyle w:val="Style28"/>
+              <w:widowControl w:val="false"/>
+              <w:spacing w:before="0" w:after="160"/>
+              <w:jc w:val="center"/>
+              <w:rPr/>
+            </w:pPr>
+            <w:r>
+              <w:rPr/>
+              <w:t>0.229</w:t>
+            </w:r>
+          </w:p>
+        </w:tc>
+      </w:tr>
+      <w:tr>
+        <w:trPr>
+          <w:trHeight w:val="450" w:hRule="atLeast"/>
+        </w:trPr>
+        <w:tc>
+          <w:tcPr>
+            <w:tcW w:w="2044" w:type="dxa"/>
+            <w:tcBorders>
+              <w:left w:val="single" w:sz="2" w:space="0" w:color="000000"/>
+            </w:tcBorders>
+          </w:tcPr>
+          <w:p>
+            <w:pPr>
+              <w:pStyle w:val="Style28"/>
+              <w:keepNext w:val="true"/>
+              <w:widowControl w:val="false"/>
+              <w:spacing w:before="0" w:after="160"/>
+              <w:jc w:val="center"/>
+              <w:rPr/>
+            </w:pPr>
+            <w:r>
+              <w:rPr/>
+              <w:t>2</w:t>
+            </w:r>
+          </w:p>
+        </w:tc>
+        <w:tc>
+          <w:tcPr>
+            <w:tcW w:w="3479" w:type="dxa"/>
+            <w:tcBorders>
+              <w:left w:val="single" w:sz="2" w:space="0" w:color="000000"/>
+            </w:tcBorders>
+          </w:tcPr>
+          <w:p>
+            <w:pPr>
+              <w:pStyle w:val="Style28"/>
+              <w:widowControl w:val="false"/>
+              <w:spacing w:before="0" w:after="160"/>
+              <w:jc w:val="center"/>
+              <w:rPr/>
+            </w:pPr>
+            <w:r>
+              <w:rPr/>
+              <w:t>0.292</w:t>
+            </w:r>
+          </w:p>
+        </w:tc>
+        <w:tc>
+          <w:tcPr>
+            <w:tcW w:w="3204" w:type="dxa"/>
+            <w:tcBorders>
+              <w:left w:val="single" w:sz="2" w:space="0" w:color="000000"/>
+              <w:right w:val="single" w:sz="2" w:space="0" w:color="000000"/>
+            </w:tcBorders>
+          </w:tcPr>
+          <w:p>
+            <w:pPr>
+              <w:pStyle w:val="Style28"/>
+              <w:widowControl w:val="false"/>
+              <w:spacing w:before="0" w:after="160"/>
+              <w:jc w:val="center"/>
+              <w:rPr/>
+            </w:pPr>
+            <w:r>
+              <w:rPr/>
+              <w:t>0.300</w:t>
+            </w:r>
+          </w:p>
+        </w:tc>
+      </w:tr>
+      <w:tr>
+        <w:trPr>
+          <w:trHeight w:val="450" w:hRule="atLeast"/>
+        </w:trPr>
+        <w:tc>
+          <w:tcPr>
+            <w:tcW w:w="2044" w:type="dxa"/>
+            <w:tcBorders>
+              <w:left w:val="single" w:sz="2" w:space="0" w:color="000000"/>
+            </w:tcBorders>
+          </w:tcPr>
+          <w:p>
+            <w:pPr>
+              <w:pStyle w:val="Style28"/>
+              <w:keepNext w:val="true"/>
+              <w:widowControl w:val="false"/>
+              <w:spacing w:before="0" w:after="160"/>
+              <w:jc w:val="center"/>
+              <w:rPr/>
+            </w:pPr>
+            <w:r>
+              <w:rPr/>
+              <w:t>3</w:t>
+            </w:r>
+          </w:p>
+        </w:tc>
+        <w:tc>
+          <w:tcPr>
+            <w:tcW w:w="3479" w:type="dxa"/>
+            <w:tcBorders>
+              <w:left w:val="single" w:sz="2" w:space="0" w:color="000000"/>
+            </w:tcBorders>
+          </w:tcPr>
+          <w:p>
+            <w:pPr>
+              <w:pStyle w:val="Style28"/>
+              <w:widowControl w:val="false"/>
+              <w:spacing w:before="0" w:after="160"/>
+              <w:jc w:val="center"/>
+              <w:rPr/>
+            </w:pPr>
+            <w:r>
+              <w:rPr/>
+              <w:t>0.299</w:t>
+            </w:r>
+          </w:p>
+        </w:tc>
+        <w:tc>
+          <w:tcPr>
+            <w:tcW w:w="3204" w:type="dxa"/>
+            <w:tcBorders>
+              <w:left w:val="single" w:sz="2" w:space="0" w:color="000000"/>
+              <w:right w:val="single" w:sz="2" w:space="0" w:color="000000"/>
+            </w:tcBorders>
+          </w:tcPr>
+          <w:p>
+            <w:pPr>
+              <w:pStyle w:val="Style28"/>
+              <w:widowControl w:val="false"/>
+              <w:spacing w:before="0" w:after="160"/>
+              <w:jc w:val="center"/>
+              <w:rPr/>
+            </w:pPr>
+            <w:r>
+              <w:rPr/>
+              <w:t>0.301</w:t>
+            </w:r>
+          </w:p>
+        </w:tc>
+      </w:tr>
+      <w:tr>
+        <w:trPr>
+          <w:trHeight w:val="450" w:hRule="atLeast"/>
+        </w:trPr>
+        <w:tc>
+          <w:tcPr>
+            <w:tcW w:w="2044" w:type="dxa"/>
+            <w:tcBorders>
+              <w:left w:val="single" w:sz="2" w:space="0" w:color="000000"/>
+            </w:tcBorders>
+          </w:tcPr>
+          <w:p>
+            <w:pPr>
+              <w:pStyle w:val="Style28"/>
+              <w:keepNext w:val="true"/>
+              <w:widowControl w:val="false"/>
+              <w:spacing w:before="0" w:after="160"/>
+              <w:jc w:val="center"/>
+              <w:rPr/>
+            </w:pPr>
+            <w:r>
+              <w:rPr/>
+              <w:t>4</w:t>
+            </w:r>
+          </w:p>
+        </w:tc>
+        <w:tc>
+          <w:tcPr>
+            <w:tcW w:w="3479" w:type="dxa"/>
+            <w:tcBorders>
+              <w:left w:val="single" w:sz="2" w:space="0" w:color="000000"/>
+            </w:tcBorders>
+          </w:tcPr>
+          <w:p>
+            <w:pPr>
+              <w:pStyle w:val="Style28"/>
+              <w:widowControl w:val="false"/>
+              <w:spacing w:before="0" w:after="160"/>
+              <w:jc w:val="center"/>
+              <w:rPr/>
+            </w:pPr>
+            <w:r>
+              <w:rPr/>
+              <w:t>0.323</w:t>
+            </w:r>
+          </w:p>
+        </w:tc>
+        <w:tc>
+          <w:tcPr>
+            <w:tcW w:w="3204" w:type="dxa"/>
+            <w:tcBorders>
+              <w:left w:val="single" w:sz="2" w:space="0" w:color="000000"/>
+              <w:right w:val="single" w:sz="2" w:space="0" w:color="000000"/>
+            </w:tcBorders>
+          </w:tcPr>
+          <w:p>
+            <w:pPr>
+              <w:pStyle w:val="Style28"/>
+              <w:widowControl w:val="false"/>
+              <w:spacing w:before="0" w:after="160"/>
+              <w:jc w:val="center"/>
+              <w:rPr/>
+            </w:pPr>
+            <w:r>
+              <w:rPr/>
+              <w:t>0.333</w:t>
+            </w:r>
+          </w:p>
+        </w:tc>
+      </w:tr>
+      <w:tr>
+        <w:trPr>
+          <w:trHeight w:val="450" w:hRule="atLeast"/>
+        </w:trPr>
+        <w:tc>
+          <w:tcPr>
+            <w:tcW w:w="2044" w:type="dxa"/>
+            <w:tcBorders>
+              <w:left w:val="single" w:sz="2" w:space="0" w:color="000000"/>
+              <w:bottom w:val="single" w:sz="2" w:space="0" w:color="000000"/>
+            </w:tcBorders>
+          </w:tcPr>
+          <w:p>
+            <w:pPr>
+              <w:pStyle w:val="Style28"/>
+              <w:widowControl w:val="false"/>
+              <w:spacing w:before="0" w:after="160"/>
+              <w:jc w:val="center"/>
+              <w:rPr/>
+            </w:pPr>
+            <w:r>
+              <w:rPr/>
+              <w:t>5</w:t>
+            </w:r>
+          </w:p>
+        </w:tc>
+        <w:tc>
+          <w:tcPr>
+            <w:tcW w:w="3479" w:type="dxa"/>
+            <w:tcBorders>
+              <w:left w:val="single" w:sz="2" w:space="0" w:color="000000"/>
+              <w:bottom w:val="single" w:sz="2" w:space="0" w:color="000000"/>
+            </w:tcBorders>
+          </w:tcPr>
+          <w:p>
+            <w:pPr>
+              <w:pStyle w:val="Style28"/>
+              <w:widowControl w:val="false"/>
+              <w:spacing w:before="0" w:after="160"/>
+              <w:jc w:val="center"/>
+              <w:rPr/>
+            </w:pPr>
+            <w:r>
+              <w:rPr/>
+              <w:t>0.341</w:t>
+            </w:r>
+          </w:p>
+        </w:tc>
+        <w:tc>
+          <w:tcPr>
+            <w:tcW w:w="3204" w:type="dxa"/>
+            <w:tcBorders>
+              <w:left w:val="single" w:sz="2" w:space="0" w:color="000000"/>
+              <w:bottom w:val="single" w:sz="2" w:space="0" w:color="000000"/>
+              <w:right w:val="single" w:sz="2" w:space="0" w:color="000000"/>
+            </w:tcBorders>
+          </w:tcPr>
+          <w:p>
+            <w:pPr>
+              <w:pStyle w:val="Style28"/>
+              <w:widowControl w:val="false"/>
+              <w:spacing w:before="0" w:after="160"/>
+              <w:jc w:val="center"/>
+              <w:rPr/>
+            </w:pPr>
+            <w:r>
+              <w:rPr/>
+              <w:t>0.343</w:t>
+            </w:r>
+          </w:p>
+        </w:tc>
+      </w:tr>
+    </w:tbl>
+    <w:p>
+      <w:pPr>
+        <w:pStyle w:val="Normal"/>
+        <w:spacing w:lineRule="auto" w:line="360" w:before="0" w:after="160"/>
+        <w:ind w:left="0" w:right="0" w:firstLine="850"/>
+        <w:rPr/>
+      </w:pPr>
+      <w:r>
+        <w:drawing>
+          <wp:anchor behindDoc="0" distT="0" distB="0" distL="0" distR="0" simplePos="0" locked="0" layoutInCell="0" allowOverlap="1" relativeHeight="7">
+            <wp:simplePos x="0" y="0"/>
+            <wp:positionH relativeFrom="column">
+              <wp:align>center</wp:align>
+            </wp:positionH>
+            <wp:positionV relativeFrom="paragraph">
+              <wp:posOffset>635</wp:posOffset>
+            </wp:positionV>
+            <wp:extent cx="5852160" cy="4389120"/>
+            <wp:effectExtent l="0" t="0" r="0" b="0"/>
+            <wp:wrapSquare wrapText="largest"/>
+            <wp:docPr id="6" name="Изображение6" descr=""/>
+            <wp:cNvGraphicFramePr>
+              <a:graphicFrameLocks xmlns:a="http://schemas.openxmlformats.org/drawingml/2006/main" noChangeAspect="1"/>
+            </wp:cNvGraphicFramePr>
+            <a:graphic xmlns:a="http://schemas.openxmlformats.org/drawingml/2006/main">
+              <a:graphicData uri="http://schemas.openxmlformats.org/drawingml/2006/picture">
+                <pic:pic xmlns:pic="http://schemas.openxmlformats.org/drawingml/2006/picture">
+                  <pic:nvPicPr>
+                    <pic:cNvPr id="6" name="Изображение6" descr=""/>
+                    <pic:cNvPicPr>
+                      <a:picLocks noChangeAspect="1" noChangeArrowheads="1"/>
+                    </pic:cNvPicPr>
+                  </pic:nvPicPr>
+                  <pic:blipFill>
+                    <a:blip r:embed="rId7"/>
+                    <a:stretch>
+                      <a:fillRect/>
+                    </a:stretch>
+                  </pic:blipFill>
+                  <pic:spPr bwMode="auto">
+                    <a:xfrm>
+                      <a:off x="0" y="0"/>
+                      <a:ext cx="5852160" cy="4389120"/>
+                    </a:xfrm>
+                    <a:prstGeom prst="rect">
+                      <a:avLst/>
+                    </a:prstGeom>
+                  </pic:spPr>
+                </pic:pic>
+              </a:graphicData>
+            </a:graphic>
+          </wp:anchor>
+        </w:drawing>
+      </w:r>
+      <w:r>
+        <w:rPr/>
+        <w:t>Из результатов расчетов видно, что метод и его реализация работают корректно, получившиеся значения собственных частот близки к частотам, которые получились в (ссылка)</w:t>
+      </w:r>
+      <w:r>
+        <w:br w:type="page"/>
+      </w:r>
+    </w:p>
+    <w:p>
+      <w:pPr>
+        <w:pStyle w:val="1"/>
+        <w:rPr/>
+      </w:pPr>
+      <w:bookmarkStart w:id="9" w:name="__RefHeading___Toc2056_1280676730"/>
+      <w:bookmarkEnd w:id="9"/>
+      <w:r>
+        <w:rPr/>
+        <w:t>Заключение</w:t>
+      </w:r>
+    </w:p>
+    <w:p>
+      <w:pPr>
+        <w:pStyle w:val="Normal"/>
+        <w:spacing w:lineRule="auto" w:line="360"/>
+        <w:ind w:left="0" w:right="0" w:firstLine="850"/>
+        <w:rPr/>
+      </w:pPr>
+      <w:r>
+        <w:rPr/>
+        <w:t xml:space="preserve">В данной работе была решена задача численного моделирования вибрационной нагрузки на трехмерный образец методом конечных элементов,  найдены собственные частоты и нормированные </w:t>
+      </w:r>
+      <w:r>
+        <w:rPr>
+          <w:color w:val="C9211E"/>
+        </w:rPr>
+        <w:t xml:space="preserve">?  </w:t>
+      </w:r>
+      <w:r>
+        <w:rPr>
+          <w:color w:val="000000"/>
+        </w:rPr>
+        <w:t xml:space="preserve">собственные векторы. </w:t>
+      </w:r>
+    </w:p>
+    <w:p>
+      <w:pPr>
+        <w:pStyle w:val="Normal"/>
+        <w:spacing w:lineRule="auto" w:line="360"/>
+        <w:ind w:left="0" w:right="0" w:firstLine="850"/>
+        <w:rPr/>
+      </w:pPr>
+      <w:r>
+        <w:rPr/>
+        <w:t>Реализация численного метода была выполнена на языка Python с использованием библиотек numpy и scipy.</w:t>
+      </w:r>
+    </w:p>
+    <w:p>
+      <w:pPr>
+        <w:pStyle w:val="Normal"/>
+        <w:spacing w:lineRule="auto" w:line="360"/>
+        <w:ind w:left="0" w:right="0" w:firstLine="850"/>
+        <w:rPr/>
+      </w:pPr>
+      <w:r>
+        <w:rPr/>
+        <w:t xml:space="preserve">В дальнейшем планируется продолжить работу над данным солвером </w:t>
+      </w:r>
+      <w:r>
+        <w:rPr/>
+        <w:t>и его точностью, а также исследовать данную задачу для анизотропных  материалов.</w:t>
+      </w:r>
+      <w:r>
+        <w:br w:type="page"/>
+      </w:r>
+    </w:p>
+    <w:p>
+      <w:pPr>
+        <w:pStyle w:val="1"/>
+        <w:rPr/>
+      </w:pPr>
+      <w:bookmarkStart w:id="10" w:name="__RefHeading___Toc2058_1280676730"/>
+      <w:bookmarkEnd w:id="10"/>
+      <w:r>
+        <w:rPr/>
+        <w:t>Литература</w:t>
+      </w:r>
+    </w:p>
+    <w:p>
+      <w:pPr>
+        <w:pStyle w:val="Normal"/>
+        <w:numPr>
+          <w:ilvl w:val="0"/>
+          <w:numId w:val="2"/>
+        </w:numPr>
+        <w:ind w:left="0" w:right="0" w:hanging="0"/>
+        <w:jc w:val="both"/>
+        <w:rPr/>
+      </w:pPr>
+      <w:r>
+        <w:rPr>
+          <w:rFonts w:ascii="Times New Roman" w:hAnsi="Times New Roman"/>
+          <w:b w:val="false"/>
+          <w:i w:val="false"/>
+          <w:caps w:val="false"/>
+          <w:smallCaps w:val="false"/>
+          <w:color w:val="000000"/>
+          <w:spacing w:val="0"/>
+          <w:sz w:val="24"/>
+          <w:szCs w:val="24"/>
+          <w:lang w:val="en-US" w:eastAsia="en-US" w:bidi="ar-SA"/>
+        </w:rPr>
+        <w:t>J. N. Reddy, </w:t>
+      </w:r>
+      <w:r>
+        <w:rPr>
+          <w:rStyle w:val="Style16"/>
+          <w:rFonts w:ascii="Times New Roman" w:hAnsi="Times New Roman"/>
+          <w:b w:val="false"/>
+          <w:color w:val="000000"/>
+          <w:spacing w:val="0"/>
+          <w:sz w:val="24"/>
+          <w:szCs w:val="24"/>
+          <w:lang w:val="en-US" w:eastAsia="en-US" w:bidi="ar-SA"/>
+        </w:rPr>
+        <w:t xml:space="preserve">Mechanics of Laminated Composite Plates and Shells: Theory </w:t>
+        <w:tab/>
+        <w:t>and Analysis</w:t>
+      </w:r>
+      <w:r>
+        <w:rPr>
+          <w:rFonts w:ascii="Times New Roman" w:hAnsi="Times New Roman"/>
+          <w:b w:val="false"/>
+          <w:i w:val="false"/>
+          <w:caps w:val="false"/>
+          <w:smallCaps w:val="false"/>
+          <w:color w:val="000000"/>
+          <w:spacing w:val="0"/>
+          <w:sz w:val="24"/>
+          <w:szCs w:val="24"/>
+          <w:lang w:val="en-US" w:eastAsia="en-US" w:bidi="ar-SA"/>
+        </w:rPr>
+        <w:t>, 2nd ed. Boca Raton, FL: CRC Press, 2004.</w:t>
+      </w:r>
+    </w:p>
+    <w:p>
+      <w:pPr>
+        <w:pStyle w:val="Normal"/>
+        <w:numPr>
+          <w:ilvl w:val="0"/>
+          <w:numId w:val="2"/>
+        </w:numPr>
+        <w:ind w:left="0" w:right="0" w:hanging="0"/>
+        <w:jc w:val="both"/>
+        <w:rPr/>
+      </w:pPr>
+      <w:r>
+        <w:rPr>
+          <w:rFonts w:ascii="Times New Roman" w:hAnsi="Times New Roman"/>
+          <w:b w:val="false"/>
+          <w:i w:val="false"/>
+          <w:caps w:val="false"/>
+          <w:smallCaps w:val="false"/>
+          <w:color w:val="000000"/>
+          <w:spacing w:val="0"/>
+          <w:sz w:val="24"/>
+          <w:szCs w:val="24"/>
+          <w:lang w:val="en-US" w:eastAsia="en-US" w:bidi="ar-SA"/>
+        </w:rPr>
+        <w:t>O. C. Zienkiewicz, R. L. Taylor, and J. Z. Zhu, </w:t>
+      </w:r>
+      <w:r>
+        <w:rPr>
+          <w:rStyle w:val="Style16"/>
+          <w:rFonts w:ascii="Times New Roman" w:hAnsi="Times New Roman"/>
+          <w:b w:val="false"/>
+          <w:caps w:val="false"/>
+          <w:smallCaps w:val="false"/>
+          <w:color w:val="000000"/>
+          <w:spacing w:val="0"/>
+          <w:sz w:val="24"/>
+          <w:szCs w:val="24"/>
+          <w:lang w:val="en-US" w:eastAsia="en-US" w:bidi="ar-SA"/>
+        </w:rPr>
+        <w:t>The Finite Element Method: Its Basis and Fundamentals</w:t>
+      </w:r>
+      <w:r>
+        <w:rPr>
+          <w:rFonts w:ascii="Times New Roman" w:hAnsi="Times New Roman"/>
+          <w:b w:val="false"/>
+          <w:i w:val="false"/>
+          <w:caps w:val="false"/>
+          <w:smallCaps w:val="false"/>
+          <w:color w:val="000000"/>
+          <w:spacing w:val="0"/>
+          <w:sz w:val="24"/>
+          <w:szCs w:val="24"/>
+          <w:lang w:val="en-US" w:eastAsia="en-US" w:bidi="ar-SA"/>
+        </w:rPr>
+        <w:t>, 5th ed., vol. 1. Oxford: Butterworth- Heinemann, 2000.</w:t>
+      </w:r>
+    </w:p>
+    <w:p>
+      <w:pPr>
+        <w:pStyle w:val="Normal"/>
+        <w:numPr>
+          <w:ilvl w:val="0"/>
+          <w:numId w:val="2"/>
+        </w:numPr>
+        <w:ind w:left="0" w:right="0" w:hanging="0"/>
+        <w:jc w:val="both"/>
+        <w:rPr/>
+      </w:pPr>
+      <w:r>
+        <w:rPr>
+          <w:rFonts w:ascii="Times New Roman" w:hAnsi="Times New Roman"/>
+          <w:b w:val="false"/>
+          <w:i w:val="false"/>
+          <w:caps w:val="false"/>
+          <w:smallCaps w:val="false"/>
+          <w:color w:val="000000"/>
+          <w:spacing w:val="0"/>
+          <w:sz w:val="24"/>
+          <w:szCs w:val="24"/>
+          <w:lang w:val="en-US" w:eastAsia="en-US" w:bidi="ar-SA"/>
+        </w:rPr>
+        <w:t>Vitalii Aksenov, Alexey Vasyukov, and Katerina Beklemysheva, “Acquiring elastic properties of thin composite structure from vibrational testing data,” </w:t>
+      </w:r>
+      <w:r>
+        <w:rPr>
+          <w:rFonts w:ascii="Times New Roman" w:hAnsi="Times New Roman"/>
+          <w:b w:val="false"/>
+          <w:i/>
+          <w:caps w:val="false"/>
+          <w:smallCaps w:val="false"/>
+          <w:color w:val="000000"/>
+          <w:spacing w:val="0"/>
+          <w:sz w:val="24"/>
+          <w:szCs w:val="24"/>
+          <w:lang w:val="en-US" w:eastAsia="en-US" w:bidi="ar-SA"/>
+        </w:rPr>
+        <w:t>Journal of Inverse and Ill-Posed Problems</w:t>
+      </w:r>
+      <w:r>
+        <w:rPr>
+          <w:rFonts w:ascii="Times New Roman" w:hAnsi="Times New Roman"/>
+          <w:b w:val="false"/>
+          <w:i w:val="false"/>
+          <w:caps w:val="false"/>
+          <w:smallCaps w:val="false"/>
+          <w:color w:val="000000"/>
+          <w:spacing w:val="0"/>
+          <w:sz w:val="24"/>
+          <w:szCs w:val="24"/>
+          <w:lang w:val="en-US" w:eastAsia="en-US" w:bidi="ar-SA"/>
+        </w:rPr>
+        <w:t xml:space="preserve">, vol. 0, no. 0, Jan. 2024, doi: </w:t>
+      </w:r>
+      <w:hyperlink r:id="rId8">
+        <w:r>
+          <w:rPr>
+            <w:rFonts w:ascii="Times New Roman" w:hAnsi="Times New Roman"/>
+            <w:b w:val="false"/>
+            <w:i w:val="false"/>
+            <w:caps w:val="false"/>
+            <w:smallCaps w:val="false"/>
+            <w:color w:val="000000"/>
+            <w:spacing w:val="0"/>
+            <w:sz w:val="24"/>
+            <w:szCs w:val="24"/>
+            <w:lang w:val="en-US" w:eastAsia="en-US" w:bidi="ar-SA"/>
+          </w:rPr>
+          <w:t>https://doi.org/10.1515/jiip-2022-0081</w:t>
+        </w:r>
+      </w:hyperlink>
+      <w:hyperlink r:id="rId9">
+        <w:r>
+          <w:rPr>
+            <w:rFonts w:ascii="Times New Roman" w:hAnsi="Times New Roman"/>
+            <w:b w:val="false"/>
+            <w:i w:val="false"/>
+            <w:caps w:val="false"/>
+            <w:smallCaps w:val="false"/>
+            <w:color w:val="000000"/>
+            <w:spacing w:val="0"/>
+            <w:sz w:val="24"/>
+            <w:szCs w:val="24"/>
+            <w:lang w:val="en-US" w:eastAsia="en-US" w:bidi="ar-SA"/>
+          </w:rPr>
+          <w:t>.</w:t>
+        </w:r>
+      </w:hyperlink>
+    </w:p>
+    <w:p>
+      <w:pPr>
+        <w:pStyle w:val="Normal"/>
+        <w:numPr>
+          <w:ilvl w:val="0"/>
+          <w:numId w:val="2"/>
+        </w:numPr>
+        <w:ind w:left="0" w:right="0" w:hanging="0"/>
+        <w:jc w:val="both"/>
+        <w:rPr/>
+      </w:pPr>
+      <w:r>
+        <w:rPr>
+          <w:rFonts w:ascii="Times New Roman" w:hAnsi="Times New Roman"/>
+          <w:b w:val="false"/>
+          <w:i w:val="false"/>
+          <w:caps w:val="false"/>
+          <w:smallCaps w:val="false"/>
+          <w:color w:val="000000"/>
+          <w:spacing w:val="0"/>
+          <w:sz w:val="24"/>
+          <w:szCs w:val="24"/>
+          <w:lang w:val="en-US" w:eastAsia="en-US" w:bidi="ar-SA"/>
+        </w:rPr>
+        <w:t>F. J. Nieves, F. Gascón, A. Bayón, and F. Salazar, “Straightforward estimation of the elastic constants of an isotropic cube excited by a single percussion,” </w:t>
+      </w:r>
+      <w:r>
+        <w:rPr>
+          <w:rFonts w:ascii="Times New Roman" w:hAnsi="Times New Roman"/>
+          <w:b w:val="false"/>
+          <w:i/>
+          <w:caps w:val="false"/>
+          <w:smallCaps w:val="false"/>
+          <w:color w:val="000000"/>
+          <w:spacing w:val="0"/>
+          <w:sz w:val="24"/>
+          <w:szCs w:val="24"/>
+          <w:lang w:val="en-US" w:eastAsia="en-US" w:bidi="ar-SA"/>
+        </w:rPr>
+        <w:t>The Journal of the Acoustical Society of America</w:t>
+      </w:r>
+      <w:r>
+        <w:rPr>
+          <w:rFonts w:ascii="Times New Roman" w:hAnsi="Times New Roman"/>
+          <w:b w:val="false"/>
+          <w:i w:val="false"/>
+          <w:caps w:val="false"/>
+          <w:smallCaps w:val="false"/>
+          <w:color w:val="000000"/>
+          <w:spacing w:val="0"/>
+          <w:sz w:val="24"/>
+          <w:szCs w:val="24"/>
+          <w:lang w:val="en-US" w:eastAsia="en-US" w:bidi="ar-SA"/>
+        </w:rPr>
+        <w:t xml:space="preserve">, vol. 126, no. 5, pp. EL140–EL146, Oct. 2009, doi: </w:t>
+      </w:r>
+      <w:hyperlink r:id="rId10">
+        <w:r>
+          <w:rPr>
+            <w:rFonts w:ascii="Times New Roman" w:hAnsi="Times New Roman"/>
+            <w:b w:val="false"/>
+            <w:i w:val="false"/>
+            <w:caps w:val="false"/>
+            <w:smallCaps w:val="false"/>
+            <w:color w:val="000000"/>
+            <w:spacing w:val="0"/>
+            <w:sz w:val="24"/>
+            <w:szCs w:val="24"/>
+            <w:lang w:val="en-US" w:eastAsia="en-US" w:bidi="ar-SA"/>
+          </w:rPr>
+          <w:t>https://doi.org/10.1121/1.3244038</w:t>
+        </w:r>
+      </w:hyperlink>
+      <w:hyperlink r:id="rId11">
+        <w:r>
+          <w:rPr>
+            <w:rFonts w:ascii="Times New Roman" w:hAnsi="Times New Roman"/>
+            <w:b w:val="false"/>
+            <w:i w:val="false"/>
+            <w:caps w:val="false"/>
+            <w:smallCaps w:val="false"/>
+            <w:color w:val="000000"/>
+            <w:spacing w:val="0"/>
+            <w:sz w:val="24"/>
+            <w:szCs w:val="24"/>
+            <w:lang w:val="en-US" w:eastAsia="en-US" w:bidi="ar-SA"/>
+          </w:rPr>
+          <w:t>.</w:t>
+        </w:r>
+      </w:hyperlink>
+    </w:p>
+    <w:p>
+      <w:pPr>
+        <w:pStyle w:val="Normal"/>
+        <w:numPr>
+          <w:ilvl w:val="0"/>
+          <w:numId w:val="2"/>
+        </w:numPr>
+        <w:spacing w:before="0" w:after="160"/>
+        <w:ind w:left="0" w:right="0" w:hanging="0"/>
+        <w:jc w:val="both"/>
+        <w:rPr>
+          <w:rFonts w:ascii="quote-cjk-patch;Inter;system-ui;apple-system;BlinkMacSystemFont;Segoe UI;Roboto;Noto Sans;Ubuntu;Cantarell;Helvetica Neue;Oxygen;Open Sans;sans-serif" w:hAnsi="quote-cjk-patch;Inter;system-ui;apple-system;BlinkMacSystemFont;Segoe UI;Roboto;Noto Sans;Ubuntu;Cantarell;Helvetica Neue;Oxygen;Open Sans;sans-serif"/>
+          <w:b w:val="false"/>
+          <w:i w:val="false"/>
+          <w:caps w:val="false"/>
+          <w:smallCaps w:val="false"/>
+          <w:color w:val="404040"/>
+          <w:spacing w:val="0"/>
+          <w:sz w:val="24"/>
+          <w:lang w:val="en-US" w:eastAsia="en-US" w:bidi="ar-SA"/>
+        </w:rPr>
+      </w:pPr>
+      <w:r>
+        <w:rPr>
+          <w:rFonts w:ascii="Times New Roman" w:hAnsi="Times New Roman"/>
+          <w:b w:val="false"/>
+          <w:i w:val="false"/>
+          <w:caps w:val="false"/>
+          <w:smallCaps w:val="false"/>
+          <w:color w:val="000000"/>
+          <w:spacing w:val="0"/>
+          <w:sz w:val="24"/>
+          <w:szCs w:val="24"/>
+          <w:lang w:val="en-US" w:eastAsia="en-US" w:bidi="ar-SA"/>
+        </w:rPr>
+        <w:t>H. H. Demarest, “Cube-Resonance Method to Determine the Elastic Constants of Solids,” </w:t>
+      </w:r>
+      <w:r>
+        <w:rPr>
+          <w:rFonts w:ascii="Times New Roman" w:hAnsi="Times New Roman"/>
+          <w:b w:val="false"/>
+          <w:i/>
+          <w:caps w:val="false"/>
+          <w:smallCaps w:val="false"/>
+          <w:color w:val="000000"/>
+          <w:spacing w:val="0"/>
+          <w:sz w:val="24"/>
+          <w:szCs w:val="24"/>
+          <w:lang w:val="en-US" w:eastAsia="en-US" w:bidi="ar-SA"/>
+        </w:rPr>
+        <w:t>Journal of the Acoustical Society of America</w:t>
+      </w:r>
+      <w:r>
+        <w:rPr>
+          <w:rFonts w:ascii="Times New Roman" w:hAnsi="Times New Roman"/>
+          <w:b w:val="false"/>
+          <w:i w:val="false"/>
+          <w:caps w:val="false"/>
+          <w:smallCaps w:val="false"/>
+          <w:color w:val="000000"/>
+          <w:spacing w:val="0"/>
+          <w:sz w:val="24"/>
+          <w:szCs w:val="24"/>
+          <w:lang w:val="en-US" w:eastAsia="en-US" w:bidi="ar-SA"/>
+        </w:rPr>
+        <w:t>, vol. 49, no. 3B, pp. 768–775, Mar. 1971, doi: https://doi.org/10.1121/1.1912415.</w:t>
+      </w:r>
+    </w:p>
     <w:sectPr>
-      <w:footerReference w:type="default" r:id="rId5"/>
+      <w:footerReference w:type="default" r:id="rId12"/>
       <w:type w:val="nextPage"/>
       <w:pgSz w:w="11906" w:h="16838"/>
       <w:pgMar w:left="1417" w:right="850" w:gutter="0" w:header="0" w:top="1701" w:footer="850" w:bottom="1582"/>
@@ -19855,7 +22327,7 @@
         <w:docPartGallery w:val="Page Numbers (Bottom of Page)"/>
         <w:docPartUnique w:val="true"/>
       </w:docPartObj>
-      <w:id w:val="279320537"/>
+      <w:id w:val="840890781"/>
     </w:sdtPr>
     <w:sdtContent>
       <w:p>
@@ -19878,7 +22350,7 @@
         </w:r>
         <w:r>
           <w:rPr/>
-          <w:t>13</w:t>
+          <w:t>24</w:t>
         </w:r>
         <w:r>
           <w:rPr/>
@@ -19897,6 +22369,377 @@
     </w:r>
   </w:p>
 </w:ftr>
+</file>
+
+<file path=word/numbering.xml><?xml version="1.0" encoding="utf-8"?>
+<w:numbering xmlns:w="http://schemas.openxmlformats.org/wordprocessingml/2006/main" xmlns:o="urn:schemas-microsoft-com:office:office" xmlns:r="http://schemas.openxmlformats.org/officeDocument/2006/relationships" xmlns:v="urn:schemas-microsoft-com:vml" xmlns:mc="http://schemas.openxmlformats.org/markup-compatibility/2006" xmlns:w14="http://schemas.microsoft.com/office/word/2010/wordml" mc:Ignorable="w14">
+  <w:abstractNum w:abstractNumId="1">
+    <w:lvl w:ilvl="0">
+      <w:start w:val="1"/>
+      <w:numFmt w:val="none"/>
+      <w:suff w:val="nothing"/>
+      <w:lvlText w:val=""/>
+      <w:lvlJc w:val="left"/>
+      <w:pPr>
+        <w:tabs>
+          <w:tab w:val="num" w:pos="0"/>
+        </w:tabs>
+        <w:ind w:left="0" w:hanging="0"/>
+      </w:pPr>
+      <w:rPr/>
+    </w:lvl>
+    <w:lvl w:ilvl="1">
+      <w:start w:val="1"/>
+      <w:numFmt w:val="none"/>
+      <w:suff w:val="nothing"/>
+      <w:lvlText w:val=""/>
+      <w:lvlJc w:val="left"/>
+      <w:pPr>
+        <w:tabs>
+          <w:tab w:val="num" w:pos="0"/>
+        </w:tabs>
+        <w:ind w:left="0" w:hanging="0"/>
+      </w:pPr>
+      <w:rPr/>
+    </w:lvl>
+    <w:lvl w:ilvl="2">
+      <w:start w:val="1"/>
+      <w:numFmt w:val="none"/>
+      <w:suff w:val="nothing"/>
+      <w:lvlText w:val=""/>
+      <w:lvlJc w:val="left"/>
+      <w:pPr>
+        <w:tabs>
+          <w:tab w:val="num" w:pos="0"/>
+        </w:tabs>
+        <w:ind w:left="0" w:hanging="0"/>
+      </w:pPr>
+      <w:rPr/>
+    </w:lvl>
+    <w:lvl w:ilvl="3">
+      <w:start w:val="1"/>
+      <w:numFmt w:val="none"/>
+      <w:suff w:val="nothing"/>
+      <w:lvlText w:val=""/>
+      <w:lvlJc w:val="left"/>
+      <w:pPr>
+        <w:tabs>
+          <w:tab w:val="num" w:pos="0"/>
+        </w:tabs>
+        <w:ind w:left="0" w:hanging="0"/>
+      </w:pPr>
+      <w:rPr/>
+    </w:lvl>
+    <w:lvl w:ilvl="4">
+      <w:start w:val="1"/>
+      <w:numFmt w:val="none"/>
+      <w:suff w:val="nothing"/>
+      <w:lvlText w:val=""/>
+      <w:lvlJc w:val="left"/>
+      <w:pPr>
+        <w:tabs>
+          <w:tab w:val="num" w:pos="0"/>
+        </w:tabs>
+        <w:ind w:left="0" w:hanging="0"/>
+      </w:pPr>
+      <w:rPr/>
+    </w:lvl>
+    <w:lvl w:ilvl="5">
+      <w:start w:val="1"/>
+      <w:numFmt w:val="none"/>
+      <w:suff w:val="nothing"/>
+      <w:lvlText w:val=""/>
+      <w:lvlJc w:val="left"/>
+      <w:pPr>
+        <w:tabs>
+          <w:tab w:val="num" w:pos="0"/>
+        </w:tabs>
+        <w:ind w:left="0" w:hanging="0"/>
+      </w:pPr>
+      <w:rPr/>
+    </w:lvl>
+    <w:lvl w:ilvl="6">
+      <w:start w:val="1"/>
+      <w:numFmt w:val="none"/>
+      <w:suff w:val="nothing"/>
+      <w:lvlText w:val=""/>
+      <w:lvlJc w:val="left"/>
+      <w:pPr>
+        <w:tabs>
+          <w:tab w:val="num" w:pos="0"/>
+        </w:tabs>
+        <w:ind w:left="0" w:hanging="0"/>
+      </w:pPr>
+      <w:rPr/>
+    </w:lvl>
+    <w:lvl w:ilvl="7">
+      <w:start w:val="1"/>
+      <w:numFmt w:val="none"/>
+      <w:suff w:val="nothing"/>
+      <w:lvlText w:val=""/>
+      <w:lvlJc w:val="left"/>
+      <w:pPr>
+        <w:tabs>
+          <w:tab w:val="num" w:pos="0"/>
+        </w:tabs>
+        <w:ind w:left="0" w:hanging="0"/>
+      </w:pPr>
+      <w:rPr/>
+    </w:lvl>
+    <w:lvl w:ilvl="8">
+      <w:start w:val="1"/>
+      <w:numFmt w:val="none"/>
+      <w:suff w:val="nothing"/>
+      <w:lvlText w:val=""/>
+      <w:lvlJc w:val="left"/>
+      <w:pPr>
+        <w:tabs>
+          <w:tab w:val="num" w:pos="0"/>
+        </w:tabs>
+        <w:ind w:left="0" w:hanging="0"/>
+      </w:pPr>
+      <w:rPr/>
+    </w:lvl>
+  </w:abstractNum>
+  <w:abstractNum w:abstractNumId="2">
+    <w:lvl w:ilvl="0">
+      <w:start w:val="1"/>
+      <w:numFmt w:val="decimal"/>
+      <w:lvlText w:val="[%1]"/>
+      <w:lvlJc w:val="left"/>
+      <w:pPr>
+        <w:tabs>
+          <w:tab w:val="num" w:pos="720"/>
+        </w:tabs>
+        <w:ind w:left="720" w:hanging="360"/>
+      </w:pPr>
+    </w:lvl>
+    <w:lvl w:ilvl="1">
+      <w:start w:val="1"/>
+      <w:numFmt w:val="decimal"/>
+      <w:lvlText w:val="%2."/>
+      <w:lvlJc w:val="left"/>
+      <w:pPr>
+        <w:tabs>
+          <w:tab w:val="num" w:pos="1080"/>
+        </w:tabs>
+        <w:ind w:left="1080" w:hanging="360"/>
+      </w:pPr>
+    </w:lvl>
+    <w:lvl w:ilvl="2">
+      <w:start w:val="1"/>
+      <w:numFmt w:val="decimal"/>
+      <w:lvlText w:val="%3."/>
+      <w:lvlJc w:val="left"/>
+      <w:pPr>
+        <w:tabs>
+          <w:tab w:val="num" w:pos="1440"/>
+        </w:tabs>
+        <w:ind w:left="1440" w:hanging="360"/>
+      </w:pPr>
+    </w:lvl>
+    <w:lvl w:ilvl="3">
+      <w:start w:val="1"/>
+      <w:numFmt w:val="decimal"/>
+      <w:lvlText w:val="%4."/>
+      <w:lvlJc w:val="left"/>
+      <w:pPr>
+        <w:tabs>
+          <w:tab w:val="num" w:pos="1800"/>
+        </w:tabs>
+        <w:ind w:left="1800" w:hanging="360"/>
+      </w:pPr>
+    </w:lvl>
+    <w:lvl w:ilvl="4">
+      <w:start w:val="1"/>
+      <w:numFmt w:val="decimal"/>
+      <w:lvlText w:val="%5."/>
+      <w:lvlJc w:val="left"/>
+      <w:pPr>
+        <w:tabs>
+          <w:tab w:val="num" w:pos="2160"/>
+        </w:tabs>
+        <w:ind w:left="2160" w:hanging="360"/>
+      </w:pPr>
+    </w:lvl>
+    <w:lvl w:ilvl="5">
+      <w:start w:val="1"/>
+      <w:numFmt w:val="decimal"/>
+      <w:lvlText w:val="%6."/>
+      <w:lvlJc w:val="left"/>
+      <w:pPr>
+        <w:tabs>
+          <w:tab w:val="num" w:pos="2520"/>
+        </w:tabs>
+        <w:ind w:left="2520" w:hanging="360"/>
+      </w:pPr>
+    </w:lvl>
+    <w:lvl w:ilvl="6">
+      <w:start w:val="1"/>
+      <w:numFmt w:val="decimal"/>
+      <w:lvlText w:val="%7."/>
+      <w:lvlJc w:val="left"/>
+      <w:pPr>
+        <w:tabs>
+          <w:tab w:val="num" w:pos="2880"/>
+        </w:tabs>
+        <w:ind w:left="2880" w:hanging="360"/>
+      </w:pPr>
+    </w:lvl>
+    <w:lvl w:ilvl="7">
+      <w:start w:val="1"/>
+      <w:numFmt w:val="decimal"/>
+      <w:lvlText w:val="%8."/>
+      <w:lvlJc w:val="left"/>
+      <w:pPr>
+        <w:tabs>
+          <w:tab w:val="num" w:pos="3240"/>
+        </w:tabs>
+        <w:ind w:left="3240" w:hanging="360"/>
+      </w:pPr>
+    </w:lvl>
+    <w:lvl w:ilvl="8">
+      <w:start w:val="1"/>
+      <w:numFmt w:val="decimal"/>
+      <w:lvlText w:val="%9."/>
+      <w:lvlJc w:val="left"/>
+      <w:pPr>
+        <w:tabs>
+          <w:tab w:val="num" w:pos="3600"/>
+        </w:tabs>
+        <w:ind w:left="3600" w:hanging="360"/>
+      </w:pPr>
+    </w:lvl>
+  </w:abstractNum>
+  <w:abstractNum w:abstractNumId="3">
+    <w:lvl w:ilvl="0">
+      <w:start w:val="1"/>
+      <w:numFmt w:val="none"/>
+      <w:suff w:val="nothing"/>
+      <w:lvlText w:val=""/>
+      <w:lvlJc w:val="left"/>
+      <w:pPr>
+        <w:tabs>
+          <w:tab w:val="num" w:pos="0"/>
+        </w:tabs>
+        <w:ind w:left="0" w:hanging="0"/>
+      </w:pPr>
+    </w:lvl>
+    <w:lvl w:ilvl="1">
+      <w:start w:val="1"/>
+      <w:numFmt w:val="none"/>
+      <w:suff w:val="nothing"/>
+      <w:lvlText w:val=""/>
+      <w:lvlJc w:val="left"/>
+      <w:pPr>
+        <w:tabs>
+          <w:tab w:val="num" w:pos="0"/>
+        </w:tabs>
+        <w:ind w:left="0" w:hanging="0"/>
+      </w:pPr>
+    </w:lvl>
+    <w:lvl w:ilvl="2">
+      <w:start w:val="1"/>
+      <w:numFmt w:val="none"/>
+      <w:suff w:val="nothing"/>
+      <w:lvlText w:val=""/>
+      <w:lvlJc w:val="left"/>
+      <w:pPr>
+        <w:tabs>
+          <w:tab w:val="num" w:pos="0"/>
+        </w:tabs>
+        <w:ind w:left="0" w:hanging="0"/>
+      </w:pPr>
+    </w:lvl>
+    <w:lvl w:ilvl="3">
+      <w:start w:val="1"/>
+      <w:numFmt w:val="none"/>
+      <w:suff w:val="nothing"/>
+      <w:lvlText w:val=""/>
+      <w:lvlJc w:val="left"/>
+      <w:pPr>
+        <w:tabs>
+          <w:tab w:val="num" w:pos="0"/>
+        </w:tabs>
+        <w:ind w:left="0" w:hanging="0"/>
+      </w:pPr>
+    </w:lvl>
+    <w:lvl w:ilvl="4">
+      <w:start w:val="1"/>
+      <w:numFmt w:val="none"/>
+      <w:suff w:val="nothing"/>
+      <w:lvlText w:val=""/>
+      <w:lvlJc w:val="left"/>
+      <w:pPr>
+        <w:tabs>
+          <w:tab w:val="num" w:pos="0"/>
+        </w:tabs>
+        <w:ind w:left="0" w:hanging="0"/>
+      </w:pPr>
+    </w:lvl>
+    <w:lvl w:ilvl="5">
+      <w:start w:val="1"/>
+      <w:numFmt w:val="none"/>
+      <w:suff w:val="nothing"/>
+      <w:lvlText w:val=""/>
+      <w:lvlJc w:val="left"/>
+      <w:pPr>
+        <w:tabs>
+          <w:tab w:val="num" w:pos="0"/>
+        </w:tabs>
+        <w:ind w:left="0" w:hanging="0"/>
+      </w:pPr>
+    </w:lvl>
+    <w:lvl w:ilvl="6">
+      <w:start w:val="1"/>
+      <w:numFmt w:val="none"/>
+      <w:suff w:val="nothing"/>
+      <w:lvlText w:val=""/>
+      <w:lvlJc w:val="left"/>
+      <w:pPr>
+        <w:tabs>
+          <w:tab w:val="num" w:pos="0"/>
+        </w:tabs>
+        <w:ind w:left="0" w:hanging="0"/>
+      </w:pPr>
+    </w:lvl>
+    <w:lvl w:ilvl="7">
+      <w:start w:val="1"/>
+      <w:numFmt w:val="none"/>
+      <w:suff w:val="nothing"/>
+      <w:lvlText w:val=""/>
+      <w:lvlJc w:val="left"/>
+      <w:pPr>
+        <w:tabs>
+          <w:tab w:val="num" w:pos="0"/>
+        </w:tabs>
+        <w:ind w:left="0" w:hanging="0"/>
+      </w:pPr>
+    </w:lvl>
+    <w:lvl w:ilvl="8">
+      <w:start w:val="1"/>
+      <w:numFmt w:val="none"/>
+      <w:suff w:val="nothing"/>
+      <w:lvlText w:val=""/>
+      <w:lvlJc w:val="left"/>
+      <w:pPr>
+        <w:tabs>
+          <w:tab w:val="num" w:pos="0"/>
+        </w:tabs>
+        <w:ind w:left="0" w:hanging="0"/>
+      </w:pPr>
+    </w:lvl>
+  </w:abstractNum>
+  <w:num w:numId="1">
+    <w:abstractNumId w:val="1"/>
+  </w:num>
+  <w:num w:numId="2">
+    <w:abstractNumId w:val="2"/>
+  </w:num>
+  <w:num w:numId="3">
+    <w:abstractNumId w:val="3"/>
+  </w:num>
+</w:numbering>
 </file>
 
 <file path=word/styles.xml><?xml version="1.0" encoding="utf-8"?>
@@ -20358,6 +23201,26 @@
       <w:szCs w:val="26"/>
     </w:rPr>
   </w:style>
+  <w:style w:type="paragraph" w:styleId="3">
+    <w:name w:val="Heading 3"/>
+    <w:basedOn w:val="Style17"/>
+    <w:next w:val="Style18"/>
+    <w:qFormat/>
+    <w:pPr>
+      <w:numPr>
+        <w:ilvl w:val="2"/>
+        <w:numId w:val="1"/>
+      </w:numPr>
+      <w:spacing w:before="140" w:after="120"/>
+      <w:outlineLvl w:val="2"/>
+    </w:pPr>
+    <w:rPr>
+      <w:b/>
+      <w:bCs/>
+      <w:sz w:val="28"/>
+      <w:szCs w:val="28"/>
+    </w:rPr>
+  </w:style>
   <w:style w:type="character" w:styleId="DefaultParagraphFont" w:default="1">
     <w:name w:val="Default Paragraph Font"/>
     <w:uiPriority w:val="1"/>
@@ -20366,7 +23229,7 @@
     <w:qFormat/>
     <w:rPr/>
   </w:style>
-  <w:style w:type="character" w:styleId="Style12" w:customStyle="1">
+  <w:style w:type="character" w:styleId="Style11" w:customStyle="1">
     <w:name w:val="Верхний колонтитул Знак"/>
     <w:basedOn w:val="DefaultParagraphFont"/>
     <w:uiPriority w:val="99"/>
@@ -20374,7 +23237,7 @@
     <w:rsid w:val="00505077"/>
     <w:rPr/>
   </w:style>
-  <w:style w:type="character" w:styleId="Style13" w:customStyle="1">
+  <w:style w:type="character" w:styleId="Style12" w:customStyle="1">
     <w:name w:val="Нижний колонтитул Знак"/>
     <w:basedOn w:val="DefaultParagraphFont"/>
     <w:uiPriority w:val="99"/>
@@ -20393,7 +23256,7 @@
       <w:color w:val="808080"/>
     </w:rPr>
   </w:style>
-  <w:style w:type="character" w:styleId="Style14">
+  <w:style w:type="character" w:styleId="Style13">
     <w:name w:val="Интернет-ссылка"/>
     <w:basedOn w:val="DefaultParagraphFont"/>
     <w:uiPriority w:val="99"/>
@@ -20430,15 +23293,23 @@
       <w:szCs w:val="26"/>
     </w:rPr>
   </w:style>
-  <w:style w:type="character" w:styleId="Style15">
+  <w:style w:type="character" w:styleId="Style14">
     <w:name w:val="Ссылка указателя"/>
     <w:qFormat/>
     <w:rPr/>
   </w:style>
-  <w:style w:type="character" w:styleId="Style16">
+  <w:style w:type="character" w:styleId="Style15">
     <w:name w:val="Символ нумерации"/>
     <w:qFormat/>
     <w:rPr/>
+  </w:style>
+  <w:style w:type="character" w:styleId="Style16">
+    <w:name w:val="Выделение"/>
+    <w:qFormat/>
+    <w:rPr>
+      <w:i/>
+      <w:iCs/>
+    </w:rPr>
   </w:style>
   <w:style w:type="paragraph" w:styleId="Style17">
     <w:name w:val="Заголовок"/>
@@ -20508,7 +23379,7 @@
   <w:style w:type="paragraph" w:styleId="Style23">
     <w:name w:val="Header"/>
     <w:basedOn w:val="Normal"/>
-    <w:link w:val="Style12"/>
+    <w:link w:val="Style11"/>
     <w:uiPriority w:val="99"/>
     <w:unhideWhenUsed/>
     <w:rsid w:val="00505077"/>
@@ -20525,7 +23396,7 @@
   <w:style w:type="paragraph" w:styleId="Style24">
     <w:name w:val="Footer"/>
     <w:basedOn w:val="Normal"/>
-    <w:link w:val="Style13"/>
+    <w:link w:val="Style12"/>
     <w:uiPriority w:val="99"/>
     <w:unhideWhenUsed/>
     <w:rsid w:val="00505077"/>
@@ -20627,7 +23498,7 @@
       <w:lang w:eastAsia="ru-RU"/>
     </w:rPr>
   </w:style>
-  <w:style w:type="paragraph" w:styleId="3">
+  <w:style w:type="paragraph" w:styleId="31">
     <w:name w:val="TOC 3"/>
     <w:basedOn w:val="Normal"/>
     <w:next w:val="Normal"/>
@@ -20672,6 +23543,21 @@
     <w:rPr>
       <w:b/>
       <w:bCs/>
+    </w:rPr>
+  </w:style>
+  <w:style w:type="paragraph" w:styleId="Style30">
+    <w:name w:val="Title"/>
+    <w:basedOn w:val="Style17"/>
+    <w:next w:val="Style18"/>
+    <w:qFormat/>
+    <w:pPr>
+      <w:jc w:val="center"/>
+    </w:pPr>
+    <w:rPr>
+      <w:b/>
+      <w:bCs/>
+      <w:sz w:val="56"/>
+      <w:szCs w:val="56"/>
     </w:rPr>
   </w:style>
   <w:style w:type="numbering" w:styleId="NoList" w:default="1">

--- a/Диплом.docx
+++ b/Диплом.docx
@@ -259,10 +259,10 @@
             </w:tabs>
             <w:rPr/>
           </w:pPr>
-          <w:hyperlink w:anchor="__RefHeading___Toc2054_1280676730">
+          <w:hyperlink w:anchor="__RefHeading___Toc2846_1280676730">
             <w:r>
               <w:rPr/>
-              <w:t>Результаты</w:t>
+              <w:t>Реализация</w:t>
               <w:tab/>
               <w:t>19</w:t>
             </w:r>
@@ -277,12 +277,30 @@
             </w:tabs>
             <w:rPr/>
           </w:pPr>
+          <w:hyperlink w:anchor="__RefHeading___Toc2054_1280676730">
+            <w:r>
+              <w:rPr/>
+              <w:t>Результаты</w:t>
+              <w:tab/>
+              <w:t>22</w:t>
+            </w:r>
+          </w:hyperlink>
+        </w:p>
+        <w:p>
+          <w:pPr>
+            <w:pStyle w:val="12"/>
+            <w:tabs>
+              <w:tab w:val="clear" w:pos="708"/>
+              <w:tab w:val="right" w:pos="9639" w:leader="dot"/>
+            </w:tabs>
+            <w:rPr/>
+          </w:pPr>
           <w:hyperlink w:anchor="__RefHeading___Toc2056_1280676730">
             <w:r>
               <w:rPr/>
               <w:t>Заключение</w:t>
               <w:tab/>
-              <w:t>23</w:t>
+              <w:t>26</w:t>
             </w:r>
           </w:hyperlink>
         </w:p>
@@ -300,7 +318,7 @@
               <w:rPr/>
               <w:t>Литература</w:t>
               <w:tab/>
-              <w:t>24</w:t>
+              <w:t>27</w:t>
             </w:r>
           </w:hyperlink>
           <w:r>
@@ -349,7 +367,7 @@
     </w:p>
     <w:p>
       <w:pPr>
-        <w:pStyle w:val="Style18"/>
+        <w:pStyle w:val="Style21"/>
         <w:spacing w:lineRule="auto" w:line="360" w:before="0" w:after="120"/>
         <w:ind w:left="0" w:right="567" w:firstLine="850"/>
         <w:jc w:val="both"/>
@@ -366,7 +384,7 @@
     </w:p>
     <w:p>
       <w:pPr>
-        <w:pStyle w:val="Style18"/>
+        <w:pStyle w:val="Style21"/>
         <w:spacing w:lineRule="auto" w:line="360" w:before="0" w:after="120"/>
         <w:ind w:left="0" w:right="567" w:firstLine="850"/>
         <w:jc w:val="both"/>
@@ -379,7 +397,7 @@
     </w:p>
     <w:p>
       <w:pPr>
-        <w:pStyle w:val="Style18"/>
+        <w:pStyle w:val="Style21"/>
         <w:spacing w:lineRule="auto" w:line="360" w:before="0" w:after="120"/>
         <w:ind w:left="0" w:right="567" w:firstLine="850"/>
         <w:jc w:val="both"/>
@@ -392,7 +410,7 @@
     </w:p>
     <w:p>
       <w:pPr>
-        <w:pStyle w:val="Style18"/>
+        <w:pStyle w:val="Style21"/>
         <w:spacing w:lineRule="auto" w:line="360" w:before="0" w:after="120"/>
         <w:ind w:left="0" w:right="567" w:firstLine="850"/>
         <w:jc w:val="both"/>
@@ -405,7 +423,7 @@
     </w:p>
     <w:p>
       <w:pPr>
-        <w:pStyle w:val="Style18"/>
+        <w:pStyle w:val="Style21"/>
         <w:spacing w:lineRule="auto" w:line="360" w:before="0" w:after="120"/>
         <w:ind w:left="0" w:right="567" w:firstLine="850"/>
         <w:jc w:val="both"/>
@@ -418,7 +436,7 @@
     </w:p>
     <w:p>
       <w:pPr>
-        <w:pStyle w:val="Style18"/>
+        <w:pStyle w:val="Style21"/>
         <w:spacing w:lineRule="auto" w:line="360" w:before="0" w:after="120"/>
         <w:ind w:left="0" w:right="567" w:firstLine="850"/>
         <w:jc w:val="both"/>
@@ -431,7 +449,7 @@
     </w:p>
     <w:p>
       <w:pPr>
-        <w:pStyle w:val="Style18"/>
+        <w:pStyle w:val="Style21"/>
         <w:spacing w:lineRule="auto" w:line="360" w:before="0" w:after="120"/>
         <w:ind w:left="0" w:right="567" w:firstLine="850"/>
         <w:jc w:val="both"/>
@@ -444,7 +462,7 @@
     </w:p>
     <w:p>
       <w:pPr>
-        <w:pStyle w:val="Style18"/>
+        <w:pStyle w:val="Style21"/>
         <w:spacing w:lineRule="auto" w:line="360" w:before="0" w:after="120"/>
         <w:ind w:left="567" w:right="567" w:firstLine="709"/>
         <w:jc w:val="both"/>
@@ -535,7 +553,7 @@
           </w:tcPr>
           <w:p>
             <w:pPr>
-              <w:pStyle w:val="Style28"/>
+              <w:pStyle w:val="Style31"/>
               <w:widowControl w:val="false"/>
               <w:spacing w:before="0" w:after="160"/>
               <w:jc w:val="center"/>
@@ -640,7 +658,7 @@
           </w:tcPr>
           <w:p>
             <w:pPr>
-              <w:pStyle w:val="Style28"/>
+              <w:pStyle w:val="Style31"/>
               <w:widowControl w:val="false"/>
               <w:spacing w:before="0" w:after="160"/>
               <w:jc w:val="right"/>
@@ -729,7 +747,7 @@
           </w:tcPr>
           <w:p>
             <w:pPr>
-              <w:pStyle w:val="Style28"/>
+              <w:pStyle w:val="Style31"/>
               <w:widowControl w:val="false"/>
               <w:spacing w:before="0" w:after="160"/>
               <w:jc w:val="center"/>
@@ -826,7 +844,7 @@
           </w:tcPr>
           <w:p>
             <w:pPr>
-              <w:pStyle w:val="Style28"/>
+              <w:pStyle w:val="Style31"/>
               <w:widowControl w:val="false"/>
               <w:spacing w:before="0" w:after="160"/>
               <w:jc w:val="right"/>
@@ -891,7 +909,7 @@
           </w:tcPr>
           <w:p>
             <w:pPr>
-              <w:pStyle w:val="Style28"/>
+              <w:pStyle w:val="Style31"/>
               <w:widowControl w:val="false"/>
               <w:spacing w:before="0" w:after="160"/>
               <w:jc w:val="center"/>
@@ -1034,7 +1052,7 @@
           </w:tcPr>
           <w:p>
             <w:pPr>
-              <w:pStyle w:val="Style28"/>
+              <w:pStyle w:val="Style31"/>
               <w:widowControl w:val="false"/>
               <w:spacing w:before="0" w:after="160"/>
               <w:jc w:val="right"/>
@@ -1115,7 +1133,7 @@
           </w:tcPr>
           <w:p>
             <w:pPr>
-              <w:pStyle w:val="Style28"/>
+              <w:pStyle w:val="Style31"/>
               <w:widowControl w:val="false"/>
               <w:spacing w:before="0" w:after="160"/>
               <w:jc w:val="center"/>
@@ -1205,7 +1223,7 @@
           </w:tcPr>
           <w:p>
             <w:pPr>
-              <w:pStyle w:val="Style28"/>
+              <w:pStyle w:val="Style31"/>
               <w:widowControl w:val="false"/>
               <w:spacing w:before="0" w:after="160"/>
               <w:jc w:val="right"/>
@@ -1373,7 +1391,7 @@
           </w:tcPr>
           <w:p>
             <w:pPr>
-              <w:pStyle w:val="Style28"/>
+              <w:pStyle w:val="Style31"/>
               <w:widowControl w:val="false"/>
               <w:spacing w:before="0" w:after="160"/>
               <w:jc w:val="center"/>
@@ -1470,7 +1488,7 @@
           </w:tcPr>
           <w:p>
             <w:pPr>
-              <w:pStyle w:val="Style28"/>
+              <w:pStyle w:val="Style31"/>
               <w:widowControl w:val="false"/>
               <w:spacing w:before="0" w:after="160"/>
               <w:jc w:val="right"/>
@@ -1677,7 +1695,7 @@
           </w:tcPr>
           <w:p>
             <w:pPr>
-              <w:pStyle w:val="Style28"/>
+              <w:pStyle w:val="Style31"/>
               <w:widowControl w:val="false"/>
               <w:spacing w:before="0" w:after="160"/>
               <w:jc w:val="center"/>
@@ -1761,7 +1779,7 @@
           </w:p>
           <w:p>
             <w:pPr>
-              <w:pStyle w:val="Style28"/>
+              <w:pStyle w:val="Style31"/>
               <w:widowControl w:val="false"/>
               <w:spacing w:before="0" w:after="160"/>
               <w:jc w:val="center"/>
@@ -1863,7 +1881,7 @@
           </w:tcPr>
           <w:p>
             <w:pPr>
-              <w:pStyle w:val="Style28"/>
+              <w:pStyle w:val="Style31"/>
               <w:widowControl w:val="false"/>
               <w:spacing w:before="0" w:after="160"/>
               <w:jc w:val="right"/>
@@ -2002,7 +2020,7 @@
           </w:tcPr>
           <w:p>
             <w:pPr>
-              <w:pStyle w:val="Style28"/>
+              <w:pStyle w:val="Style31"/>
               <w:widowControl w:val="false"/>
               <w:spacing w:before="0" w:after="160"/>
               <w:jc w:val="center"/>
@@ -2130,7 +2148,7 @@
           </w:tcPr>
           <w:p>
             <w:pPr>
-              <w:pStyle w:val="Style28"/>
+              <w:pStyle w:val="Style31"/>
               <w:widowControl w:val="false"/>
               <w:spacing w:before="0" w:after="160"/>
               <w:jc w:val="right"/>
@@ -2243,7 +2261,7 @@
           </w:tcPr>
           <w:p>
             <w:pPr>
-              <w:pStyle w:val="Style28"/>
+              <w:pStyle w:val="Style31"/>
               <w:widowControl w:val="false"/>
               <w:spacing w:before="0" w:after="160"/>
               <w:jc w:val="center"/>
@@ -2329,7 +2347,7 @@
           </w:tcPr>
           <w:p>
             <w:pPr>
-              <w:pStyle w:val="Style28"/>
+              <w:pStyle w:val="Style31"/>
               <w:widowControl w:val="false"/>
               <w:spacing w:before="0" w:after="160"/>
               <w:jc w:val="right"/>
@@ -2429,7 +2447,7 @@
           </w:tcPr>
           <w:p>
             <w:pPr>
-              <w:pStyle w:val="Style28"/>
+              <w:pStyle w:val="Style31"/>
               <w:widowControl w:val="false"/>
               <w:spacing w:before="0" w:after="160"/>
               <w:jc w:val="center"/>
@@ -2692,7 +2710,7 @@
           </w:tcPr>
           <w:p>
             <w:pPr>
-              <w:pStyle w:val="Style28"/>
+              <w:pStyle w:val="Style31"/>
               <w:widowControl w:val="false"/>
               <w:spacing w:before="0" w:after="160"/>
               <w:jc w:val="right"/>
@@ -2902,7 +2920,7 @@
           </w:tcPr>
           <w:p>
             <w:pPr>
-              <w:pStyle w:val="Style28"/>
+              <w:pStyle w:val="Style31"/>
               <w:widowControl w:val="false"/>
               <w:spacing w:before="0" w:after="160"/>
               <w:jc w:val="center"/>
@@ -3289,7 +3307,7 @@
           </w:tcPr>
           <w:p>
             <w:pPr>
-              <w:pStyle w:val="Style28"/>
+              <w:pStyle w:val="Style31"/>
               <w:widowControl w:val="false"/>
               <w:spacing w:before="0" w:after="160"/>
               <w:jc w:val="right"/>
@@ -3338,7 +3356,7 @@
           </w:tcPr>
           <w:p>
             <w:pPr>
-              <w:pStyle w:val="Style28"/>
+              <w:pStyle w:val="Style31"/>
               <w:widowControl w:val="false"/>
               <w:spacing w:before="0" w:after="160"/>
               <w:jc w:val="center"/>
@@ -3477,7 +3495,7 @@
           </w:tcPr>
           <w:p>
             <w:pPr>
-              <w:pStyle w:val="Style28"/>
+              <w:pStyle w:val="Style31"/>
               <w:widowControl w:val="false"/>
               <w:spacing w:before="0" w:after="160"/>
               <w:jc w:val="right"/>
@@ -3663,7 +3681,7 @@
           </w:tcPr>
           <w:p>
             <w:pPr>
-              <w:pStyle w:val="Style28"/>
+              <w:pStyle w:val="Style31"/>
               <w:widowControl w:val="false"/>
               <w:spacing w:before="0" w:after="160"/>
               <w:jc w:val="center"/>
@@ -3718,7 +3736,7 @@
           </w:tcPr>
           <w:p>
             <w:pPr>
-              <w:pStyle w:val="Style28"/>
+              <w:pStyle w:val="Style31"/>
               <w:widowControl w:val="false"/>
               <w:spacing w:before="0" w:after="160"/>
               <w:jc w:val="right"/>
@@ -3770,7 +3788,7 @@
           </w:tcPr>
           <w:p>
             <w:pPr>
-              <w:pStyle w:val="Style28"/>
+              <w:pStyle w:val="Style31"/>
               <w:widowControl w:val="false"/>
               <w:spacing w:before="0" w:after="160"/>
               <w:jc w:val="center"/>
@@ -3885,7 +3903,7 @@
           </w:tcPr>
           <w:p>
             <w:pPr>
-              <w:pStyle w:val="Style28"/>
+              <w:pStyle w:val="Style31"/>
               <w:widowControl w:val="false"/>
               <w:spacing w:before="0" w:after="160"/>
               <w:jc w:val="right"/>
@@ -4060,7 +4078,7 @@
           </w:tcPr>
           <w:p>
             <w:pPr>
-              <w:pStyle w:val="Style28"/>
+              <w:pStyle w:val="Style31"/>
               <w:widowControl w:val="false"/>
               <w:spacing w:before="0" w:after="160"/>
               <w:jc w:val="right"/>
@@ -4113,7 +4131,7 @@
           </w:tcPr>
           <w:p>
             <w:pPr>
-              <w:pStyle w:val="Style28"/>
+              <w:pStyle w:val="Style31"/>
               <w:widowControl w:val="false"/>
               <w:spacing w:before="0" w:after="160"/>
               <w:jc w:val="center"/>
@@ -4201,7 +4219,7 @@
           </w:p>
           <w:p>
             <w:pPr>
-              <w:pStyle w:val="Style28"/>
+              <w:pStyle w:val="Style31"/>
               <w:widowControl w:val="false"/>
               <w:spacing w:before="0" w:after="160"/>
               <w:jc w:val="center"/>
@@ -4360,7 +4378,7 @@
           </w:p>
           <w:p>
             <w:pPr>
-              <w:pStyle w:val="Style28"/>
+              <w:pStyle w:val="Style31"/>
               <w:widowControl w:val="false"/>
               <w:spacing w:before="0" w:after="160"/>
               <w:jc w:val="center"/>
@@ -4729,7 +4747,7 @@
           </w:p>
           <w:p>
             <w:pPr>
-              <w:pStyle w:val="Style28"/>
+              <w:pStyle w:val="Style31"/>
               <w:widowControl w:val="false"/>
               <w:spacing w:before="0" w:after="160"/>
               <w:jc w:val="center"/>
@@ -5104,7 +5122,7 @@
           </w:p>
           <w:p>
             <w:pPr>
-              <w:pStyle w:val="Style28"/>
+              <w:pStyle w:val="Style31"/>
               <w:widowControl w:val="false"/>
               <w:spacing w:before="0" w:after="160"/>
               <w:jc w:val="center"/>
@@ -5211,7 +5229,7 @@
           </w:tcPr>
           <w:p>
             <w:pPr>
-              <w:pStyle w:val="Style28"/>
+              <w:pStyle w:val="Style31"/>
               <w:widowControl w:val="false"/>
               <w:spacing w:before="0" w:after="160"/>
               <w:jc w:val="right"/>
@@ -5429,7 +5447,7 @@
           </w:tcPr>
           <w:p>
             <w:pPr>
-              <w:pStyle w:val="Style28"/>
+              <w:pStyle w:val="Style31"/>
               <w:widowControl w:val="false"/>
               <w:spacing w:before="0" w:after="160"/>
               <w:jc w:val="right"/>
@@ -5720,7 +5738,7 @@
           </w:tcPr>
           <w:p>
             <w:pPr>
-              <w:pStyle w:val="Style28"/>
+              <w:pStyle w:val="Style31"/>
               <w:widowControl w:val="false"/>
               <w:spacing w:before="0" w:after="160"/>
               <w:jc w:val="center"/>
@@ -5799,7 +5817,7 @@
           </w:tcPr>
           <w:p>
             <w:pPr>
-              <w:pStyle w:val="Style28"/>
+              <w:pStyle w:val="Style31"/>
               <w:widowControl w:val="false"/>
               <w:spacing w:before="0" w:after="160"/>
               <w:jc w:val="right"/>
@@ -5883,7 +5901,7 @@
           </w:tcPr>
           <w:p>
             <w:pPr>
-              <w:pStyle w:val="Style28"/>
+              <w:pStyle w:val="Style31"/>
               <w:widowControl w:val="false"/>
               <w:spacing w:before="0" w:after="160"/>
               <w:jc w:val="center"/>
@@ -6048,7 +6066,7 @@
           </w:tcPr>
           <w:p>
             <w:pPr>
-              <w:pStyle w:val="Style28"/>
+              <w:pStyle w:val="Style31"/>
               <w:widowControl w:val="false"/>
               <w:spacing w:before="0" w:after="160"/>
               <w:jc w:val="right"/>
@@ -6103,7 +6121,7 @@
           </w:tcPr>
           <w:p>
             <w:pPr>
-              <w:pStyle w:val="Style28"/>
+              <w:pStyle w:val="Style31"/>
               <w:widowControl w:val="false"/>
               <w:spacing w:before="0" w:after="160"/>
               <w:jc w:val="center"/>
@@ -6255,7 +6273,7 @@
           </w:tcPr>
           <w:p>
             <w:pPr>
-              <w:pStyle w:val="Style28"/>
+              <w:pStyle w:val="Style31"/>
               <w:widowControl w:val="false"/>
               <w:spacing w:before="0" w:after="160"/>
               <w:jc w:val="right"/>
@@ -6310,7 +6328,7 @@
           </w:tcPr>
           <w:p>
             <w:pPr>
-              <w:pStyle w:val="Style28"/>
+              <w:pStyle w:val="Style31"/>
               <w:widowControl w:val="false"/>
               <w:spacing w:before="0" w:after="160"/>
               <w:jc w:val="center"/>
@@ -6442,7 +6460,7 @@
           </w:tcPr>
           <w:p>
             <w:pPr>
-              <w:pStyle w:val="Style28"/>
+              <w:pStyle w:val="Style31"/>
               <w:widowControl w:val="false"/>
               <w:spacing w:before="0" w:after="160"/>
               <w:jc w:val="right"/>
@@ -6546,7 +6564,7 @@
           </w:tcPr>
           <w:p>
             <w:pPr>
-              <w:pStyle w:val="Style28"/>
+              <w:pStyle w:val="Style31"/>
               <w:widowControl w:val="false"/>
               <w:spacing w:before="0" w:after="160"/>
               <w:jc w:val="center"/>
@@ -6678,7 +6696,7 @@
           </w:tcPr>
           <w:p>
             <w:pPr>
-              <w:pStyle w:val="Style28"/>
+              <w:pStyle w:val="Style31"/>
               <w:widowControl w:val="false"/>
               <w:spacing w:before="0" w:after="160"/>
               <w:jc w:val="right"/>
@@ -6883,7 +6901,7 @@
           </w:tcPr>
           <w:p>
             <w:pPr>
-              <w:pStyle w:val="Style28"/>
+              <w:pStyle w:val="Style31"/>
               <w:widowControl w:val="false"/>
               <w:spacing w:before="0" w:after="160"/>
               <w:jc w:val="center"/>
@@ -7038,7 +7056,7 @@
           </w:tcPr>
           <w:p>
             <w:pPr>
-              <w:pStyle w:val="Style28"/>
+              <w:pStyle w:val="Style31"/>
               <w:widowControl w:val="false"/>
               <w:spacing w:before="0" w:after="160"/>
               <w:jc w:val="right"/>
@@ -7097,7 +7115,7 @@
           </w:tcPr>
           <w:p>
             <w:pPr>
-              <w:pStyle w:val="Style28"/>
+              <w:pStyle w:val="Style31"/>
               <w:widowControl w:val="false"/>
               <w:spacing w:before="0" w:after="160"/>
               <w:jc w:val="center"/>
@@ -7287,7 +7305,7 @@
           </w:tcPr>
           <w:p>
             <w:pPr>
-              <w:pStyle w:val="Style28"/>
+              <w:pStyle w:val="Style31"/>
               <w:widowControl w:val="false"/>
               <w:spacing w:before="0" w:after="160"/>
               <w:jc w:val="right"/>
@@ -7366,7 +7384,7 @@
           </w:tcPr>
           <w:p>
             <w:pPr>
-              <w:pStyle w:val="Style28"/>
+              <w:pStyle w:val="Style31"/>
               <w:widowControl w:val="false"/>
               <w:spacing w:before="0" w:after="160"/>
               <w:jc w:val="center"/>
@@ -7458,7 +7476,7 @@
           </w:p>
           <w:p>
             <w:pPr>
-              <w:pStyle w:val="Style28"/>
+              <w:pStyle w:val="Style31"/>
               <w:widowControl w:val="false"/>
               <w:spacing w:before="0" w:after="160"/>
               <w:jc w:val="center"/>
@@ -7552,7 +7570,7 @@
           </w:tcPr>
           <w:p>
             <w:pPr>
-              <w:pStyle w:val="Style28"/>
+              <w:pStyle w:val="Style31"/>
               <w:widowControl w:val="false"/>
               <w:spacing w:before="0" w:after="160"/>
               <w:jc w:val="right"/>
@@ -7676,7 +7694,7 @@
           </w:tcPr>
           <w:p>
             <w:pPr>
-              <w:pStyle w:val="Style28"/>
+              <w:pStyle w:val="Style31"/>
               <w:widowControl w:val="false"/>
               <w:spacing w:before="0" w:after="160"/>
               <w:jc w:val="center"/>
@@ -7806,7 +7824,7 @@
           </w:tcPr>
           <w:p>
             <w:pPr>
-              <w:pStyle w:val="Style28"/>
+              <w:pStyle w:val="Style31"/>
               <w:widowControl w:val="false"/>
               <w:spacing w:before="0" w:after="160"/>
               <w:jc w:val="right"/>
@@ -7867,7 +7885,7 @@
           </w:tcPr>
           <w:p>
             <w:pPr>
-              <w:pStyle w:val="Style28"/>
+              <w:pStyle w:val="Style31"/>
               <w:widowControl w:val="false"/>
               <w:spacing w:before="0" w:after="160"/>
               <w:jc w:val="center"/>
@@ -8019,7 +8037,7 @@
           </w:tcPr>
           <w:p>
             <w:pPr>
-              <w:pStyle w:val="Style28"/>
+              <w:pStyle w:val="Style31"/>
               <w:widowControl w:val="false"/>
               <w:spacing w:before="0" w:after="160"/>
               <w:jc w:val="right"/>
@@ -8072,7 +8090,7 @@
           </w:tcPr>
           <w:p>
             <w:pPr>
-              <w:pStyle w:val="Style28"/>
+              <w:pStyle w:val="Style31"/>
               <w:widowControl w:val="false"/>
               <w:spacing w:before="0" w:after="160"/>
               <w:jc w:val="center"/>
@@ -8260,7 +8278,7 @@
           </w:tcPr>
           <w:p>
             <w:pPr>
-              <w:pStyle w:val="Style28"/>
+              <w:pStyle w:val="Style31"/>
               <w:widowControl w:val="false"/>
               <w:spacing w:before="0" w:after="160"/>
               <w:jc w:val="right"/>
@@ -8376,7 +8394,7 @@
           </w:tcPr>
           <w:p>
             <w:pPr>
-              <w:pStyle w:val="Style28"/>
+              <w:pStyle w:val="Style31"/>
               <w:widowControl w:val="false"/>
               <w:spacing w:before="0" w:after="160"/>
               <w:jc w:val="center"/>
@@ -8752,7 +8770,7 @@
           </w:tcPr>
           <w:p>
             <w:pPr>
-              <w:pStyle w:val="Style28"/>
+              <w:pStyle w:val="Style31"/>
               <w:widowControl w:val="false"/>
               <w:spacing w:before="0" w:after="160"/>
               <w:jc w:val="right"/>
@@ -8917,7 +8935,7 @@
           </w:tcPr>
           <w:p>
             <w:pPr>
-              <w:pStyle w:val="Style28"/>
+              <w:pStyle w:val="Style31"/>
               <w:widowControl w:val="false"/>
               <w:spacing w:before="0" w:after="160"/>
               <w:jc w:val="center"/>
@@ -9250,7 +9268,7 @@
           </w:p>
           <w:p>
             <w:pPr>
-              <w:pStyle w:val="Style28"/>
+              <w:pStyle w:val="Style31"/>
               <w:widowControl w:val="false"/>
               <w:spacing w:before="0" w:after="160"/>
               <w:jc w:val="center"/>
@@ -10107,7 +10125,7 @@
           </w:tcPr>
           <w:p>
             <w:pPr>
-              <w:pStyle w:val="Style28"/>
+              <w:pStyle w:val="Style31"/>
               <w:widowControl w:val="false"/>
               <w:spacing w:before="0" w:after="160"/>
               <w:jc w:val="right"/>
@@ -10173,7 +10191,7 @@
           </w:tcPr>
           <w:p>
             <w:pPr>
-              <w:pStyle w:val="Style28"/>
+              <w:pStyle w:val="Style31"/>
               <w:widowControl w:val="false"/>
               <w:spacing w:before="0" w:after="160"/>
               <w:jc w:val="center"/>
@@ -10445,7 +10463,7 @@
           </w:tcPr>
           <w:p>
             <w:pPr>
-              <w:pStyle w:val="Style28"/>
+              <w:pStyle w:val="Style31"/>
               <w:widowControl w:val="false"/>
               <w:spacing w:before="0" w:after="160"/>
               <w:jc w:val="right"/>
@@ -10955,7 +10973,7 @@
           </w:tcPr>
           <w:p>
             <w:pPr>
-              <w:pStyle w:val="Style28"/>
+              <w:pStyle w:val="Style31"/>
               <w:widowControl w:val="false"/>
               <w:spacing w:before="0" w:after="160"/>
               <w:jc w:val="center"/>
@@ -11452,7 +11470,7 @@
           </w:tcPr>
           <w:p>
             <w:pPr>
-              <w:pStyle w:val="Style28"/>
+              <w:pStyle w:val="Style31"/>
               <w:widowControl w:val="false"/>
               <w:spacing w:before="0" w:after="160"/>
               <w:jc w:val="right"/>
@@ -11506,7 +11524,7 @@
           </w:tcPr>
           <w:p>
             <w:pPr>
-              <w:pStyle w:val="Style28"/>
+              <w:pStyle w:val="Style31"/>
               <w:widowControl w:val="false"/>
               <w:spacing w:before="0" w:after="160"/>
               <w:jc w:val="center"/>
@@ -11628,7 +11646,7 @@
           </w:tcPr>
           <w:p>
             <w:pPr>
-              <w:pStyle w:val="Style28"/>
+              <w:pStyle w:val="Style31"/>
               <w:widowControl w:val="false"/>
               <w:spacing w:before="0" w:after="160"/>
               <w:jc w:val="right"/>
@@ -11683,7 +11701,7 @@
           </w:tcPr>
           <w:p>
             <w:pPr>
-              <w:pStyle w:val="Style28"/>
+              <w:pStyle w:val="Style31"/>
               <w:widowControl w:val="false"/>
               <w:spacing w:before="0" w:after="160"/>
               <w:jc w:val="center"/>
@@ -11909,7 +11927,7 @@
           </w:tcPr>
           <w:p>
             <w:pPr>
-              <w:pStyle w:val="Style28"/>
+              <w:pStyle w:val="Style31"/>
               <w:widowControl w:val="false"/>
               <w:spacing w:before="0" w:after="160"/>
               <w:jc w:val="right"/>
@@ -12001,7 +12019,7 @@
           </w:tcPr>
           <w:p>
             <w:pPr>
-              <w:pStyle w:val="Style28"/>
+              <w:pStyle w:val="Style31"/>
               <w:widowControl w:val="false"/>
               <w:spacing w:before="0" w:after="160"/>
               <w:jc w:val="center"/>
@@ -12063,7 +12081,7 @@
           </w:tcPr>
           <w:p>
             <w:pPr>
-              <w:pStyle w:val="Style28"/>
+              <w:pStyle w:val="Style31"/>
               <w:widowControl w:val="false"/>
               <w:spacing w:before="0" w:after="160"/>
               <w:jc w:val="right"/>
@@ -12118,7 +12136,7 @@
           </w:tcPr>
           <w:p>
             <w:pPr>
-              <w:pStyle w:val="Style28"/>
+              <w:pStyle w:val="Style31"/>
               <w:widowControl w:val="false"/>
               <w:spacing w:before="0" w:after="160"/>
               <w:jc w:val="center"/>
@@ -12483,7 +12501,7 @@
           </w:tcPr>
           <w:p>
             <w:pPr>
-              <w:pStyle w:val="Style28"/>
+              <w:pStyle w:val="Style31"/>
               <w:widowControl w:val="false"/>
               <w:spacing w:before="0" w:after="160"/>
               <w:jc w:val="right"/>
@@ -12538,7 +12556,7 @@
           </w:tcPr>
           <w:p>
             <w:pPr>
-              <w:pStyle w:val="Style28"/>
+              <w:pStyle w:val="Style31"/>
               <w:widowControl w:val="false"/>
               <w:spacing w:before="0" w:after="160"/>
               <w:jc w:val="center"/>
@@ -12802,7 +12820,7 @@
           </w:tcPr>
           <w:p>
             <w:pPr>
-              <w:pStyle w:val="Style28"/>
+              <w:pStyle w:val="Style31"/>
               <w:widowControl w:val="false"/>
               <w:spacing w:before="0" w:after="160"/>
               <w:jc w:val="right"/>
@@ -12857,7 +12875,7 @@
           </w:tcPr>
           <w:p>
             <w:pPr>
-              <w:pStyle w:val="Style28"/>
+              <w:pStyle w:val="Style31"/>
               <w:widowControl w:val="false"/>
               <w:spacing w:before="0" w:after="160"/>
               <w:jc w:val="center"/>
@@ -13025,7 +13043,7 @@
           </w:tcPr>
           <w:p>
             <w:pPr>
-              <w:pStyle w:val="Style28"/>
+              <w:pStyle w:val="Style31"/>
               <w:widowControl w:val="false"/>
               <w:spacing w:before="0" w:after="160"/>
               <w:jc w:val="right"/>
@@ -13080,7 +13098,7 @@
           </w:tcPr>
           <w:p>
             <w:pPr>
-              <w:pStyle w:val="Style28"/>
+              <w:pStyle w:val="Style31"/>
               <w:widowControl w:val="false"/>
               <w:spacing w:before="0" w:after="160"/>
               <w:jc w:val="center"/>
@@ -13349,7 +13367,7 @@
           </w:p>
           <w:p>
             <w:pPr>
-              <w:pStyle w:val="Style28"/>
+              <w:pStyle w:val="Style31"/>
               <w:widowControl w:val="false"/>
               <w:spacing w:before="0" w:after="160"/>
               <w:jc w:val="center"/>
@@ -13728,7 +13746,7 @@
           </w:tcPr>
           <w:p>
             <w:pPr>
-              <w:pStyle w:val="Style28"/>
+              <w:pStyle w:val="Style31"/>
               <w:widowControl w:val="false"/>
               <w:spacing w:before="0" w:after="160"/>
               <w:jc w:val="right"/>
@@ -13783,7 +13801,7 @@
           </w:tcPr>
           <w:p>
             <w:pPr>
-              <w:pStyle w:val="Style28"/>
+              <w:pStyle w:val="Style31"/>
               <w:widowControl w:val="false"/>
               <w:spacing w:before="0" w:after="160"/>
               <w:jc w:val="center"/>
@@ -14087,7 +14105,7 @@
           </w:tcPr>
           <w:p>
             <w:pPr>
-              <w:pStyle w:val="Style28"/>
+              <w:pStyle w:val="Style31"/>
               <w:widowControl w:val="false"/>
               <w:spacing w:before="0" w:after="160"/>
               <w:jc w:val="right"/>
@@ -14191,7 +14209,7 @@
           </w:tcPr>
           <w:p>
             <w:pPr>
-              <w:pStyle w:val="Style28"/>
+              <w:pStyle w:val="Style31"/>
               <w:widowControl w:val="false"/>
               <w:spacing w:before="0" w:after="160"/>
               <w:jc w:val="center"/>
@@ -14289,7 +14307,7 @@
           </w:tcPr>
           <w:p>
             <w:pPr>
-              <w:pStyle w:val="Style28"/>
+              <w:pStyle w:val="Style31"/>
               <w:widowControl w:val="false"/>
               <w:spacing w:before="0" w:after="160"/>
               <w:jc w:val="right"/>
@@ -14356,7 +14374,7 @@
           </w:tcPr>
           <w:p>
             <w:pPr>
-              <w:pStyle w:val="Style28"/>
+              <w:pStyle w:val="Style31"/>
               <w:widowControl w:val="false"/>
               <w:spacing w:before="0" w:after="160"/>
               <w:jc w:val="center"/>
@@ -14449,7 +14467,7 @@
           </w:tcPr>
           <w:p>
             <w:pPr>
-              <w:pStyle w:val="Style28"/>
+              <w:pStyle w:val="Style31"/>
               <w:widowControl w:val="false"/>
               <w:spacing w:before="0" w:after="160"/>
               <w:jc w:val="right"/>
@@ -14502,7 +14520,7 @@
           </w:tcPr>
           <w:p>
             <w:pPr>
-              <w:pStyle w:val="Style28"/>
+              <w:pStyle w:val="Style31"/>
               <w:widowControl w:val="false"/>
               <w:spacing w:before="0" w:after="160"/>
               <w:jc w:val="center"/>
@@ -14638,7 +14656,7 @@
           </w:tcPr>
           <w:p>
             <w:pPr>
-              <w:pStyle w:val="Style28"/>
+              <w:pStyle w:val="Style31"/>
               <w:widowControl w:val="false"/>
               <w:spacing w:before="0" w:after="160"/>
               <w:jc w:val="right"/>
@@ -14717,7 +14735,7 @@
           </w:tcPr>
           <w:p>
             <w:pPr>
-              <w:pStyle w:val="Style28"/>
+              <w:pStyle w:val="Style31"/>
               <w:widowControl w:val="false"/>
               <w:spacing w:before="0" w:after="160"/>
               <w:jc w:val="center"/>
@@ -14942,7 +14960,7 @@
           </w:tcPr>
           <w:p>
             <w:pPr>
-              <w:pStyle w:val="Style28"/>
+              <w:pStyle w:val="Style31"/>
               <w:widowControl w:val="false"/>
               <w:spacing w:before="0" w:after="160"/>
               <w:jc w:val="right"/>
@@ -14997,7 +15015,7 @@
           </w:tcPr>
           <w:p>
             <w:pPr>
-              <w:pStyle w:val="Style28"/>
+              <w:pStyle w:val="Style31"/>
               <w:widowControl w:val="false"/>
               <w:spacing w:before="0" w:after="160"/>
               <w:jc w:val="center"/>
@@ -15091,7 +15109,7 @@
           </w:p>
           <w:p>
             <w:pPr>
-              <w:pStyle w:val="Style28"/>
+              <w:pStyle w:val="Style31"/>
               <w:widowControl w:val="false"/>
               <w:spacing w:before="0" w:after="160"/>
               <w:jc w:val="center"/>
@@ -15216,7 +15234,7 @@
           </w:tcPr>
           <w:p>
             <w:pPr>
-              <w:pStyle w:val="Style28"/>
+              <w:pStyle w:val="Style31"/>
               <w:widowControl w:val="false"/>
               <w:spacing w:before="0" w:after="160"/>
               <w:jc w:val="right"/>
@@ -15274,6 +15292,175 @@
       <w:r>
         <w:rPr/>
         <w:t>Собственные частоты получаются из решения уравнения</w:t>
+      </w:r>
+    </w:p>
+    <w:tbl>
+      <w:tblPr>
+        <w:tblW w:w="10455" w:type="dxa"/>
+        <w:jc w:val="left"/>
+        <w:tblInd w:w="111" w:type="dxa"/>
+        <w:tblLayout w:type="fixed"/>
+        <w:tblCellMar>
+          <w:top w:w="55" w:type="dxa"/>
+          <w:left w:w="55" w:type="dxa"/>
+          <w:bottom w:w="55" w:type="dxa"/>
+          <w:right w:w="55" w:type="dxa"/>
+        </w:tblCellMar>
+      </w:tblPr>
+      <w:tblGrid>
+        <w:gridCol w:w="9929"/>
+        <w:gridCol w:w="525"/>
+      </w:tblGrid>
+      <w:tr>
+        <w:trPr>
+          <w:trHeight w:val="395" w:hRule="atLeast"/>
+        </w:trPr>
+        <w:tc>
+          <w:tcPr>
+            <w:tcW w:w="9929" w:type="dxa"/>
+            <w:tcBorders/>
+          </w:tcPr>
+          <w:p>
+            <w:pPr>
+              <w:pStyle w:val="Style31"/>
+              <w:widowControl w:val="false"/>
+              <w:spacing w:before="0" w:after="160"/>
+              <w:jc w:val="center"/>
+              <w:rPr/>
+            </w:pPr>
+            <w:r>
+              <w:rPr/>
+            </w:r>
+            <m:oMathPara xmlns:m="http://schemas.openxmlformats.org/officeDocument/2006/math">
+              <m:oMathParaPr>
+                <m:jc m:val="center"/>
+              </m:oMathParaPr>
+              <m:oMath>
+                <m:r>
+                  <w:rPr>
+                    <w:rFonts w:ascii="Cambria Math" w:hAnsi="Cambria Math"/>
+                  </w:rPr>
+                  <m:t xml:space="preserve">det</m:t>
+                </m:r>
+                <m:d>
+                  <m:dPr>
+                    <m:begChr m:val="("/>
+                    <m:endChr m:val=")"/>
+                  </m:dPr>
+                  <m:e>
+                    <m:r>
+                      <w:rPr>
+                        <w:rFonts w:ascii="Cambria Math" w:hAnsi="Cambria Math"/>
+                      </w:rPr>
+                      <m:t xml:space="preserve">K</m:t>
+                    </m:r>
+                    <m:r>
+                      <w:rPr>
+                        <w:rFonts w:ascii="Cambria Math" w:hAnsi="Cambria Math"/>
+                      </w:rPr>
+                      <m:t xml:space="preserve">−</m:t>
+                    </m:r>
+                    <m:sSup>
+                      <m:e>
+                        <m:r>
+                          <w:rPr>
+                            <w:rFonts w:ascii="Cambria Math" w:hAnsi="Cambria Math"/>
+                          </w:rPr>
+                          <m:t xml:space="preserve">ω</m:t>
+                        </m:r>
+                      </m:e>
+                      <m:sup>
+                        <m:r>
+                          <w:rPr>
+                            <w:rFonts w:ascii="Cambria Math" w:hAnsi="Cambria Math"/>
+                          </w:rPr>
+                          <m:t xml:space="preserve">2</m:t>
+                        </m:r>
+                      </m:sup>
+                    </m:sSup>
+                    <m:r>
+                      <w:rPr>
+                        <w:rFonts w:ascii="Cambria Math" w:hAnsi="Cambria Math"/>
+                      </w:rPr>
+                      <m:t xml:space="preserve">M</m:t>
+                    </m:r>
+                  </m:e>
+                </m:d>
+                <m:r>
+                  <w:rPr>
+                    <w:rFonts w:ascii="Cambria Math" w:hAnsi="Cambria Math"/>
+                  </w:rPr>
+                  <m:t xml:space="preserve">=</m:t>
+                </m:r>
+                <m:r>
+                  <w:rPr>
+                    <w:rFonts w:ascii="Cambria Math" w:hAnsi="Cambria Math"/>
+                  </w:rPr>
+                  <m:t xml:space="preserve">0</m:t>
+                </m:r>
+              </m:oMath>
+            </m:oMathPara>
+          </w:p>
+        </w:tc>
+        <w:tc>
+          <w:tcPr>
+            <w:tcW w:w="525" w:type="dxa"/>
+            <w:tcBorders/>
+          </w:tcPr>
+          <w:p>
+            <w:pPr>
+              <w:pStyle w:val="Style31"/>
+              <w:widowControl w:val="false"/>
+              <w:spacing w:before="0" w:after="160"/>
+              <w:jc w:val="right"/>
+              <w:rPr/>
+            </w:pPr>
+            <w:r>
+              <w:rPr/>
+              <w:t>(13)</w:t>
+            </w:r>
+          </w:p>
+        </w:tc>
+      </w:tr>
+    </w:tbl>
+    <w:p>
+      <w:pPr>
+        <w:pStyle w:val="Normal"/>
+        <w:spacing w:lineRule="auto" w:line="360" w:before="0" w:after="160"/>
+        <w:ind w:left="0" w:right="0" w:firstLine="850"/>
+        <w:jc w:val="both"/>
+        <w:rPr/>
+      </w:pPr>
+      <w:r>
+        <w:rPr/>
+        <w:t xml:space="preserve">Для каждой частоты, при которой выполняется данное уравнение существует вектор </w:t>
+      </w:r>
+      <w:r>
+        <w:rPr/>
+      </w:r>
+      <m:oMath xmlns:m="http://schemas.openxmlformats.org/officeDocument/2006/math">
+        <m:sSub>
+          <m:e>
+            <m:r>
+              <w:rPr>
+                <w:rFonts w:ascii="Cambria Math" w:hAnsi="Cambria Math"/>
+              </w:rPr>
+              <m:t xml:space="preserve">δ</m:t>
+            </m:r>
+          </m:e>
+          <m:sub>
+            <m:r>
+              <w:rPr>
+                <w:rFonts w:ascii="Cambria Math" w:hAnsi="Cambria Math"/>
+              </w:rPr>
+              <m:t xml:space="preserve">n</m:t>
+            </m:r>
+          </m:sub>
+        </m:sSub>
+      </m:oMath>
+      <w:r>
+        <w:rPr/>
+        <w:t xml:space="preserve"> компоненты которого произвольны, а их отношения принимают заданные значения. Эти векторы называются модами системы. Для этих векторов вводится масштаб так, чтобы выполнялось соотношение</w:t>
       </w:r>
     </w:p>
     <w:tbl>
@@ -15304,7 +15491,7 @@
           </w:tcPr>
           <w:p>
             <w:pPr>
-              <w:pStyle w:val="Style28"/>
+              <w:pStyle w:val="Style31"/>
               <w:widowControl w:val="false"/>
               <w:spacing w:before="0" w:after="160"/>
               <w:jc w:val="center"/>
@@ -15318,56 +15505,48 @@
                 <m:jc m:val="center"/>
               </m:oMathParaPr>
               <m:oMath>
-                <m:r>
-                  <w:rPr>
-                    <w:rFonts w:ascii="Cambria Math" w:hAnsi="Cambria Math"/>
-                  </w:rPr>
-                  <m:t xml:space="preserve">det</m:t>
-                </m:r>
-                <m:d>
-                  <m:dPr>
-                    <m:begChr m:val="("/>
-                    <m:endChr m:val=")"/>
-                  </m:dPr>
+                <m:sSup>
                   <m:e>
                     <m:r>
                       <w:rPr>
                         <w:rFonts w:ascii="Cambria Math" w:hAnsi="Cambria Math"/>
                       </w:rPr>
-                      <m:t xml:space="preserve">K</m:t>
-                    </m:r>
-                    <m:r>
-                      <w:rPr>
-                        <w:rFonts w:ascii="Cambria Math" w:hAnsi="Cambria Math"/>
-                      </w:rPr>
-                      <m:t xml:space="preserve">−</m:t>
-                    </m:r>
-                    <m:sSup>
-                      <m:e>
-                        <m:r>
-                          <w:rPr>
-                            <w:rFonts w:ascii="Cambria Math" w:hAnsi="Cambria Math"/>
-                          </w:rPr>
-                          <m:t xml:space="preserve">ω</m:t>
-                        </m:r>
-                      </m:e>
-                      <m:sup>
-                        <m:r>
-                          <w:rPr>
-                            <w:rFonts w:ascii="Cambria Math" w:hAnsi="Cambria Math"/>
-                          </w:rPr>
-                          <m:t xml:space="preserve">2</m:t>
-                        </m:r>
-                      </m:sup>
-                    </m:sSup>
-                    <m:r>
-                      <w:rPr>
-                        <w:rFonts w:ascii="Cambria Math" w:hAnsi="Cambria Math"/>
-                      </w:rPr>
-                      <m:t xml:space="preserve">M</m:t>
+                      <m:t xml:space="preserve">δ</m:t>
                     </m:r>
                   </m:e>
-                </m:d>
+                  <m:sup>
+                    <m:r>
+                      <w:rPr>
+                        <w:rFonts w:ascii="Cambria Math" w:hAnsi="Cambria Math"/>
+                      </w:rPr>
+                      <m:t xml:space="preserve">T</m:t>
+                    </m:r>
+                  </m:sup>
+                </m:sSup>
+                <m:r>
+                  <w:rPr>
+                    <w:rFonts w:ascii="Cambria Math" w:hAnsi="Cambria Math"/>
+                  </w:rPr>
+                  <m:t xml:space="preserve">⋅</m:t>
+                </m:r>
+                <m:r>
+                  <w:rPr>
+                    <w:rFonts w:ascii="Cambria Math" w:hAnsi="Cambria Math"/>
+                  </w:rPr>
+                  <m:t xml:space="preserve">M</m:t>
+                </m:r>
+                <m:r>
+                  <w:rPr>
+                    <w:rFonts w:ascii="Cambria Math" w:hAnsi="Cambria Math"/>
+                  </w:rPr>
+                  <m:t xml:space="preserve">⋅</m:t>
+                </m:r>
+                <m:r>
+                  <w:rPr>
+                    <w:rFonts w:ascii="Cambria Math" w:hAnsi="Cambria Math"/>
+                  </w:rPr>
+                  <m:t xml:space="preserve">δ</m:t>
+                </m:r>
                 <m:r>
                   <w:rPr>
                     <w:rFonts w:ascii="Cambria Math" w:hAnsi="Cambria Math"/>
@@ -15378,7 +15557,7 @@
                   <w:rPr>
                     <w:rFonts w:ascii="Cambria Math" w:hAnsi="Cambria Math"/>
                   </w:rPr>
-                  <m:t xml:space="preserve">0</m:t>
+                  <m:t xml:space="preserve">I</m:t>
                 </m:r>
               </m:oMath>
             </m:oMathPara>
@@ -15391,168 +15570,7 @@
           </w:tcPr>
           <w:p>
             <w:pPr>
-              <w:pStyle w:val="Style28"/>
-              <w:widowControl w:val="false"/>
-              <w:spacing w:before="0" w:after="160"/>
-              <w:jc w:val="right"/>
-              <w:rPr/>
-            </w:pPr>
-            <w:r>
-              <w:rPr/>
-              <w:t>(13)</w:t>
-            </w:r>
-          </w:p>
-        </w:tc>
-      </w:tr>
-    </w:tbl>
-    <w:p>
-      <w:pPr>
-        <w:pStyle w:val="Normal"/>
-        <w:spacing w:lineRule="auto" w:line="360" w:before="0" w:after="160"/>
-        <w:ind w:left="0" w:right="0" w:firstLine="850"/>
-        <w:jc w:val="both"/>
-        <w:rPr/>
-      </w:pPr>
-      <w:r>
-        <w:rPr/>
-        <w:t xml:space="preserve">Для каждой частоты, при которой выполняется данное уравнение существует вектор </w:t>
-      </w:r>
-      <w:r>
-        <w:rPr/>
-      </w:r>
-      <m:oMath xmlns:m="http://schemas.openxmlformats.org/officeDocument/2006/math">
-        <m:sSub>
-          <m:e>
-            <m:r>
-              <w:rPr>
-                <w:rFonts w:ascii="Cambria Math" w:hAnsi="Cambria Math"/>
-              </w:rPr>
-              <m:t xml:space="preserve">δ</m:t>
-            </m:r>
-          </m:e>
-          <m:sub>
-            <m:r>
-              <w:rPr>
-                <w:rFonts w:ascii="Cambria Math" w:hAnsi="Cambria Math"/>
-              </w:rPr>
-              <m:t xml:space="preserve">n</m:t>
-            </m:r>
-          </m:sub>
-        </m:sSub>
-      </m:oMath>
-      <w:r>
-        <w:rPr/>
-        <w:t xml:space="preserve"> компоненты которого произвольны, а их отношения принимают заданные значения. Эти векторы называются модами системы. Для этих векторов вводится масштаб так, чтобы выполнялось соотношение</w:t>
-      </w:r>
-    </w:p>
-    <w:tbl>
-      <w:tblPr>
-        <w:tblW w:w="10455" w:type="dxa"/>
-        <w:jc w:val="left"/>
-        <w:tblInd w:w="111" w:type="dxa"/>
-        <w:tblLayout w:type="fixed"/>
-        <w:tblCellMar>
-          <w:top w:w="55" w:type="dxa"/>
-          <w:left w:w="55" w:type="dxa"/>
-          <w:bottom w:w="55" w:type="dxa"/>
-          <w:right w:w="55" w:type="dxa"/>
-        </w:tblCellMar>
-      </w:tblPr>
-      <w:tblGrid>
-        <w:gridCol w:w="9927"/>
-        <w:gridCol w:w="527"/>
-      </w:tblGrid>
-      <w:tr>
-        <w:trPr>
-          <w:trHeight w:val="395" w:hRule="atLeast"/>
-        </w:trPr>
-        <w:tc>
-          <w:tcPr>
-            <w:tcW w:w="9927" w:type="dxa"/>
-            <w:tcBorders/>
-          </w:tcPr>
-          <w:p>
-            <w:pPr>
-              <w:pStyle w:val="Style28"/>
-              <w:widowControl w:val="false"/>
-              <w:spacing w:before="0" w:after="160"/>
-              <w:jc w:val="center"/>
-              <w:rPr/>
-            </w:pPr>
-            <w:r>
-              <w:rPr/>
-            </w:r>
-            <m:oMathPara xmlns:m="http://schemas.openxmlformats.org/officeDocument/2006/math">
-              <m:oMathParaPr>
-                <m:jc m:val="center"/>
-              </m:oMathParaPr>
-              <m:oMath>
-                <m:sSup>
-                  <m:e>
-                    <m:r>
-                      <w:rPr>
-                        <w:rFonts w:ascii="Cambria Math" w:hAnsi="Cambria Math"/>
-                      </w:rPr>
-                      <m:t xml:space="preserve">δ</m:t>
-                    </m:r>
-                  </m:e>
-                  <m:sup>
-                    <m:r>
-                      <w:rPr>
-                        <w:rFonts w:ascii="Cambria Math" w:hAnsi="Cambria Math"/>
-                      </w:rPr>
-                      <m:t xml:space="preserve">T</m:t>
-                    </m:r>
-                  </m:sup>
-                </m:sSup>
-                <m:r>
-                  <w:rPr>
-                    <w:rFonts w:ascii="Cambria Math" w:hAnsi="Cambria Math"/>
-                  </w:rPr>
-                  <m:t xml:space="preserve">⋅</m:t>
-                </m:r>
-                <m:r>
-                  <w:rPr>
-                    <w:rFonts w:ascii="Cambria Math" w:hAnsi="Cambria Math"/>
-                  </w:rPr>
-                  <m:t xml:space="preserve">M</m:t>
-                </m:r>
-                <m:r>
-                  <w:rPr>
-                    <w:rFonts w:ascii="Cambria Math" w:hAnsi="Cambria Math"/>
-                  </w:rPr>
-                  <m:t xml:space="preserve">⋅</m:t>
-                </m:r>
-                <m:r>
-                  <w:rPr>
-                    <w:rFonts w:ascii="Cambria Math" w:hAnsi="Cambria Math"/>
-                  </w:rPr>
-                  <m:t xml:space="preserve">δ</m:t>
-                </m:r>
-                <m:r>
-                  <w:rPr>
-                    <w:rFonts w:ascii="Cambria Math" w:hAnsi="Cambria Math"/>
-                  </w:rPr>
-                  <m:t xml:space="preserve">=</m:t>
-                </m:r>
-                <m:r>
-                  <w:rPr>
-                    <w:rFonts w:ascii="Cambria Math" w:hAnsi="Cambria Math"/>
-                  </w:rPr>
-                  <m:t xml:space="preserve">I</m:t>
-                </m:r>
-              </m:oMath>
-            </m:oMathPara>
-          </w:p>
-        </w:tc>
-        <w:tc>
-          <w:tcPr>
-            <w:tcW w:w="527" w:type="dxa"/>
-            <w:tcBorders/>
-          </w:tcPr>
-          <w:p>
-            <w:pPr>
-              <w:pStyle w:val="Style28"/>
+              <w:pStyle w:val="Style31"/>
               <w:widowControl w:val="false"/>
               <w:spacing w:before="0" w:after="160"/>
               <w:jc w:val="right"/>
@@ -16080,8 +16098,8 @@
         </w:tblCellMar>
       </w:tblPr>
       <w:tblGrid>
-        <w:gridCol w:w="9928"/>
-        <w:gridCol w:w="526"/>
+        <w:gridCol w:w="9929"/>
+        <w:gridCol w:w="525"/>
       </w:tblGrid>
       <w:tr>
         <w:trPr>
@@ -16089,12 +16107,12 @@
         </w:trPr>
         <w:tc>
           <w:tcPr>
-            <w:tcW w:w="9928" w:type="dxa"/>
+            <w:tcW w:w="9929" w:type="dxa"/>
             <w:tcBorders/>
           </w:tcPr>
           <w:p>
             <w:pPr>
-              <w:pStyle w:val="Style28"/>
+              <w:pStyle w:val="Style31"/>
               <w:widowControl w:val="false"/>
               <w:spacing w:before="0" w:after="160"/>
               <w:jc w:val="center"/>
@@ -16537,7 +16555,7 @@
           </w:p>
           <w:p>
             <w:pPr>
-              <w:pStyle w:val="Style28"/>
+              <w:pStyle w:val="Style31"/>
               <w:widowControl w:val="false"/>
               <w:spacing w:before="0" w:after="160"/>
               <w:jc w:val="center"/>
@@ -16737,12 +16755,12 @@
         </w:tc>
         <w:tc>
           <w:tcPr>
-            <w:tcW w:w="526" w:type="dxa"/>
+            <w:tcW w:w="525" w:type="dxa"/>
             <w:tcBorders/>
           </w:tcPr>
           <w:p>
             <w:pPr>
-              <w:pStyle w:val="Style28"/>
+              <w:pStyle w:val="Style31"/>
               <w:widowControl w:val="false"/>
               <w:spacing w:before="0" w:after="160"/>
               <w:jc w:val="right"/>
@@ -16830,8 +16848,8 @@
         </w:tblCellMar>
       </w:tblPr>
       <w:tblGrid>
-        <w:gridCol w:w="9928"/>
-        <w:gridCol w:w="526"/>
+        <w:gridCol w:w="9929"/>
+        <w:gridCol w:w="525"/>
       </w:tblGrid>
       <w:tr>
         <w:trPr>
@@ -16839,12 +16857,12 @@
         </w:trPr>
         <w:tc>
           <w:tcPr>
-            <w:tcW w:w="9928" w:type="dxa"/>
+            <w:tcW w:w="9929" w:type="dxa"/>
             <w:tcBorders/>
           </w:tcPr>
           <w:p>
             <w:pPr>
-              <w:pStyle w:val="Style28"/>
+              <w:pStyle w:val="Style31"/>
               <w:widowControl w:val="false"/>
               <w:spacing w:before="0" w:after="160"/>
               <w:jc w:val="center"/>
@@ -17058,12 +17076,12 @@
         </w:tc>
         <w:tc>
           <w:tcPr>
-            <w:tcW w:w="526" w:type="dxa"/>
+            <w:tcW w:w="525" w:type="dxa"/>
             <w:tcBorders/>
           </w:tcPr>
           <w:p>
             <w:pPr>
-              <w:pStyle w:val="Style28"/>
+              <w:pStyle w:val="Style31"/>
               <w:widowControl w:val="false"/>
               <w:spacing w:before="0" w:after="160"/>
               <w:jc w:val="right"/>
@@ -17171,8 +17189,8 @@
         </w:tblCellMar>
       </w:tblPr>
       <w:tblGrid>
-        <w:gridCol w:w="9928"/>
-        <w:gridCol w:w="526"/>
+        <w:gridCol w:w="9929"/>
+        <w:gridCol w:w="525"/>
       </w:tblGrid>
       <w:tr>
         <w:trPr>
@@ -17180,12 +17198,12 @@
         </w:trPr>
         <w:tc>
           <w:tcPr>
-            <w:tcW w:w="9928" w:type="dxa"/>
+            <w:tcW w:w="9929" w:type="dxa"/>
             <w:tcBorders/>
           </w:tcPr>
           <w:p>
             <w:pPr>
-              <w:pStyle w:val="Style28"/>
+              <w:pStyle w:val="Style31"/>
               <w:widowControl w:val="false"/>
               <w:spacing w:before="0" w:after="160"/>
               <w:jc w:val="center"/>
@@ -18155,7 +18173,7 @@
           </w:p>
           <w:p>
             <w:pPr>
-              <w:pStyle w:val="Style28"/>
+              <w:pStyle w:val="Style31"/>
               <w:widowControl w:val="false"/>
               <w:spacing w:before="0" w:after="160"/>
               <w:jc w:val="center"/>
@@ -18962,12 +18980,12 @@
         </w:tc>
         <w:tc>
           <w:tcPr>
-            <w:tcW w:w="526" w:type="dxa"/>
+            <w:tcW w:w="525" w:type="dxa"/>
             <w:tcBorders/>
           </w:tcPr>
           <w:p>
             <w:pPr>
-              <w:pStyle w:val="Style28"/>
+              <w:pStyle w:val="Style31"/>
               <w:widowControl w:val="false"/>
               <w:spacing w:before="0" w:after="160"/>
               <w:jc w:val="right"/>
@@ -18991,7 +19009,9 @@
         </w:rPr>
       </w:pPr>
       <w:r>
-        <w:rPr/>
+        <w:rPr>
+          <w:color w:val="C9211E"/>
+        </w:rPr>
       </w:r>
     </w:p>
     <w:p>
@@ -19026,8 +19046,8 @@
         </w:tblCellMar>
       </w:tblPr>
       <w:tblGrid>
-        <w:gridCol w:w="9928"/>
-        <w:gridCol w:w="526"/>
+        <w:gridCol w:w="9929"/>
+        <w:gridCol w:w="525"/>
       </w:tblGrid>
       <w:tr>
         <w:trPr>
@@ -19035,12 +19055,12 @@
         </w:trPr>
         <w:tc>
           <w:tcPr>
-            <w:tcW w:w="9928" w:type="dxa"/>
+            <w:tcW w:w="9929" w:type="dxa"/>
             <w:tcBorders/>
           </w:tcPr>
           <w:p>
             <w:pPr>
-              <w:pStyle w:val="Style28"/>
+              <w:pStyle w:val="Style31"/>
               <w:widowControl w:val="false"/>
               <w:spacing w:before="0" w:after="160"/>
               <w:jc w:val="center"/>
@@ -19467,12 +19487,12 @@
         </w:tc>
         <w:tc>
           <w:tcPr>
-            <w:tcW w:w="526" w:type="dxa"/>
+            <w:tcW w:w="525" w:type="dxa"/>
             <w:tcBorders/>
           </w:tcPr>
           <w:p>
             <w:pPr>
-              <w:pStyle w:val="Style28"/>
+              <w:pStyle w:val="Style31"/>
               <w:widowControl w:val="false"/>
               <w:spacing w:before="0" w:after="160"/>
               <w:jc w:val="right"/>
@@ -19609,8 +19629,8 @@
         </w:tblCellMar>
       </w:tblPr>
       <w:tblGrid>
-        <w:gridCol w:w="9928"/>
-        <w:gridCol w:w="526"/>
+        <w:gridCol w:w="9929"/>
+        <w:gridCol w:w="525"/>
       </w:tblGrid>
       <w:tr>
         <w:trPr>
@@ -19618,12 +19638,12 @@
         </w:trPr>
         <w:tc>
           <w:tcPr>
-            <w:tcW w:w="9928" w:type="dxa"/>
+            <w:tcW w:w="9929" w:type="dxa"/>
             <w:tcBorders/>
           </w:tcPr>
           <w:p>
             <w:pPr>
-              <w:pStyle w:val="Style28"/>
+              <w:pStyle w:val="Style31"/>
               <w:widowControl w:val="false"/>
               <w:spacing w:before="0" w:after="160"/>
               <w:jc w:val="center"/>
@@ -20017,12 +20037,12 @@
         </w:tc>
         <w:tc>
           <w:tcPr>
-            <w:tcW w:w="526" w:type="dxa"/>
+            <w:tcW w:w="525" w:type="dxa"/>
             <w:tcBorders/>
           </w:tcPr>
           <w:p>
             <w:pPr>
-              <w:pStyle w:val="Style28"/>
+              <w:pStyle w:val="Style31"/>
               <w:widowControl w:val="false"/>
               <w:spacing w:before="0" w:after="160"/>
               <w:jc w:val="right"/>
@@ -20067,8 +20087,456 @@
         <w:pStyle w:val="1"/>
         <w:rPr/>
       </w:pPr>
-      <w:bookmarkStart w:id="8" w:name="__RefHeading___Toc2054_1280676730"/>
+      <w:bookmarkStart w:id="8" w:name="__RefHeading___Toc2846_1280676730"/>
       <w:bookmarkEnd w:id="8"/>
+      <w:r>
+        <w:rPr/>
+        <w:t>Реализация</w:t>
+      </w:r>
+    </w:p>
+    <w:p>
+      <w:pPr>
+        <w:pStyle w:val="Normal"/>
+        <w:rPr>
+          <w:color w:val="C9211E"/>
+        </w:rPr>
+      </w:pPr>
+      <w:r>
+        <w:rPr>
+          <w:color w:val="C9211E"/>
+        </w:rPr>
+        <w:t>Этот раздел сгенерировал ChatGpt</w:t>
+      </w:r>
+    </w:p>
+    <w:p>
+      <w:pPr>
+        <w:pStyle w:val="Style21"/>
+        <w:spacing w:lineRule="auto" w:line="360"/>
+        <w:ind w:left="0" w:right="0" w:firstLine="850"/>
+        <w:jc w:val="both"/>
+        <w:rPr/>
+      </w:pPr>
+      <w:r>
+        <w:rPr/>
+        <w:t>В данной работе для решения задачи моделирования вибрационного поведения трёхмерного образца был разработан собственный программный код на языке Python. Реализация метода конечных элементов (МКЭ) была выполнена с нуля, без использования готовых специализированных пакетов . Это позволило гибко контролировать все этапы построения модели и адаптировать её под конкретные задачи исследования. Опишу подробнее детали реализации данного численного метода.</w:t>
+      </w:r>
+    </w:p>
+    <w:p>
+      <w:pPr>
+        <w:pStyle w:val="Style21"/>
+        <w:spacing w:lineRule="auto" w:line="360"/>
+        <w:ind w:left="0" w:right="0" w:firstLine="850"/>
+        <w:jc w:val="both"/>
+        <w:rPr/>
+      </w:pPr>
+      <w:r>
+        <w:rPr/>
+        <w:t xml:space="preserve">Геометрическая модель и конечная сетка строились с помощью </w:t>
+      </w:r>
+      <w:r>
+        <w:rPr/>
+        <w:t>библиотеки</w:t>
+      </w:r>
+      <w:r>
+        <w:rPr/>
+        <w:t xml:space="preserve"> </w:t>
+      </w:r>
+      <w:r>
+        <w:rPr/>
+        <w:t>g</w:t>
+      </w:r>
+      <w:r>
+        <w:rPr>
+          <w:rStyle w:val="Style17"/>
+          <w:b w:val="false"/>
+          <w:bCs w:val="false"/>
+        </w:rPr>
+        <w:t>msh</w:t>
+      </w:r>
+      <w:r>
+        <w:rPr/>
+        <w:t>. Этот инструмент позволяет создавать тетраэдрические сетки для тел произвольной формы и обеспечивает экспорт необходимых данных в формат, удобный для загрузки в разработанный код. Внутри программы реализован загрузчик данных сетки: координат узлов, топологии элементов и информации о граничных условиях.</w:t>
+      </w:r>
+    </w:p>
+    <w:p>
+      <w:pPr>
+        <w:pStyle w:val="Style21"/>
+        <w:spacing w:lineRule="auto" w:line="360"/>
+        <w:ind w:left="0" w:right="0" w:firstLine="850"/>
+        <w:jc w:val="both"/>
+        <w:rPr/>
+      </w:pPr>
+      <w:r>
+        <w:rPr/>
+        <w:t>Генерация сетки осуществляется таким образом, чтобы обеспечить компромисс между точностью результатов и вычислительными затратами. Более мелкая сетка даёт более точные значения собственных частот и форм колебаний, но требует большего объёма памяти и времени для вычислений. В работе проводились тесты с различными размерами сетки для проверки сходимости метода.</w:t>
+      </w:r>
+    </w:p>
+    <w:p>
+      <w:pPr>
+        <w:pStyle w:val="Style21"/>
+        <w:spacing w:lineRule="auto" w:line="360"/>
+        <w:ind w:left="0" w:right="0" w:firstLine="850"/>
+        <w:jc w:val="both"/>
+        <w:rPr/>
+      </w:pPr>
+      <w:r>
+        <w:rPr/>
+        <w:t xml:space="preserve">Программа строится на основе двух ключевых объектов — </w:t>
+      </w:r>
+      <w:r>
+        <w:rPr>
+          <w:rStyle w:val="Style17"/>
+          <w:b w:val="false"/>
+          <w:bCs w:val="false"/>
+        </w:rPr>
+        <w:t>элемента</w:t>
+      </w:r>
+      <w:r>
+        <w:rPr/>
+        <w:t xml:space="preserve"> и </w:t>
+      </w:r>
+      <w:r>
+        <w:rPr>
+          <w:rStyle w:val="Style17"/>
+          <w:b w:val="false"/>
+          <w:bCs w:val="false"/>
+        </w:rPr>
+        <w:t>сетки</w:t>
+      </w:r>
+      <w:r>
+        <w:rPr/>
+        <w:t>. Каждый элемент представляет собой тетраэдрический конечный элемент с линейными функциями формы. Он хранит информацию о своих узлах, материальных параметрах (модуль Юнга, коэффициент Пуассона или тензор упругости), плотности, а также локальных матрицах жёсткости и масс. Сетка, в свою очередь, содержит всю геометрию конструкции: массивы координат узлов, списки элементов, глобальные матрицы и векторы, а также сведения о граничных условиях.</w:t>
+      </w:r>
+    </w:p>
+    <w:p>
+      <w:pPr>
+        <w:pStyle w:val="Style21"/>
+        <w:spacing w:lineRule="auto" w:line="360"/>
+        <w:ind w:left="0" w:right="0" w:firstLine="850"/>
+        <w:jc w:val="both"/>
+        <w:rPr/>
+      </w:pPr>
+      <w:r>
+        <w:rPr/>
+        <w:t xml:space="preserve">После загрузки сетки и задания параметров материала программа, </w:t>
+      </w:r>
+      <w:r>
+        <w:rPr/>
+        <w:t>на основе формул приведенных в предыдущем разделе,</w:t>
+      </w:r>
+      <w:r>
+        <w:rPr/>
+        <w:t xml:space="preserve"> формирует локальные матрицы жёсткости и масс для каждого тетраэдра. В работе рассматривается изотропный материал, для которого тензор упругости задаётся через модуль Юнга и коэффициент Пуассона.</w:t>
+      </w:r>
+    </w:p>
+    <w:p>
+      <w:pPr>
+        <w:pStyle w:val="Style21"/>
+        <w:spacing w:lineRule="auto" w:line="360"/>
+        <w:ind w:left="0" w:right="0" w:firstLine="850"/>
+        <w:jc w:val="both"/>
+        <w:rPr/>
+      </w:pPr>
+      <w:r>
+        <w:rPr/>
+        <w:t>Каждый элемент вычисляет свой вклад в глобальные матрицы. В локальных координатах для элемента строятся матрицы жёсткости и масс, которые затем с помощью сборочных процедур аккумулируются в глобальные матрицы всей конструкции. Эти глобальные матрицы сохраняются в виде больших разреженных массивов, что позволяет эффективно использовать память и ускорять вычисления.</w:t>
+      </w:r>
+    </w:p>
+    <w:p>
+      <w:pPr>
+        <w:pStyle w:val="Style21"/>
+        <w:spacing w:lineRule="auto" w:line="360"/>
+        <w:ind w:left="0" w:right="0" w:firstLine="850"/>
+        <w:jc w:val="both"/>
+        <w:rPr/>
+      </w:pPr>
+      <w:r>
+        <w:rPr/>
+        <w:t>После формирования матриц жёсткости и масс, с учётом граничных условий, решается задача на собственные значения. Эта задача заключается в нахождении собственных частот и форм колебаний конструкции. Собственные значения получаются решением стандартной задачи вида: матрица жёсткости умножить на вектор собственных форм равна собственному значению, умноженному на матрицу масс и тот же вектор.</w:t>
+      </w:r>
+    </w:p>
+    <w:p>
+      <w:pPr>
+        <w:pStyle w:val="Style21"/>
+        <w:spacing w:lineRule="auto" w:line="360"/>
+        <w:ind w:left="0" w:right="0" w:firstLine="850"/>
+        <w:jc w:val="both"/>
+        <w:rPr/>
+      </w:pPr>
+      <w:r>
+        <w:rPr/>
+        <w:t>Решение такой задачи позволяет определить резонансные частоты конструкции и соответствующие им формы колебаний.</w:t>
+      </w:r>
+    </w:p>
+    <w:p>
+      <w:pPr>
+        <w:pStyle w:val="Style21"/>
+        <w:spacing w:lineRule="auto" w:line="360"/>
+        <w:ind w:left="0" w:right="0" w:firstLine="850"/>
+        <w:jc w:val="both"/>
+        <w:rPr/>
+      </w:pPr>
+      <w:r>
+        <w:rPr/>
+        <w:t xml:space="preserve">Для решения используется численный метод из библиотеки </w:t>
+      </w:r>
+      <w:r>
+        <w:rPr>
+          <w:rStyle w:val="Style17"/>
+        </w:rPr>
+        <w:t>SciPy</w:t>
+      </w:r>
+      <w:r>
+        <w:rPr/>
+        <w:t>, который позволяет эффективно находить собственны</w:t>
+      </w:r>
+      <w:r>
+        <w:rPr/>
+        <w:t>е</w:t>
+      </w:r>
+      <w:r>
+        <w:rPr/>
+        <w:t xml:space="preserve"> значени</w:t>
+      </w:r>
+      <w:r>
+        <w:rPr/>
+        <w:t>я</w:t>
+      </w:r>
+      <w:r>
+        <w:rPr/>
+        <w:t xml:space="preserve"> и соответствующи</w:t>
+      </w:r>
+      <w:r>
+        <w:rPr/>
+        <w:t>е</w:t>
+      </w:r>
+      <w:r>
+        <w:rPr/>
+        <w:t xml:space="preserve"> им собственны</w:t>
+      </w:r>
+      <w:r>
+        <w:rPr/>
+        <w:t>е</w:t>
+      </w:r>
+      <w:r>
+        <w:rPr/>
+        <w:t xml:space="preserve"> вектор</w:t>
+      </w:r>
+      <w:r>
+        <w:rPr/>
+        <w:t>ы</w:t>
+      </w:r>
+      <w:r>
+        <w:rPr/>
+        <w:t>. Выбор метода решения обеспечивает приемлемое время вычислений даже при большом размере глобальных матриц.</w:t>
+      </w:r>
+    </w:p>
+    <w:p>
+      <w:pPr>
+        <w:pStyle w:val="Style21"/>
+        <w:spacing w:lineRule="auto" w:line="360"/>
+        <w:ind w:left="0" w:right="0" w:firstLine="850"/>
+        <w:jc w:val="both"/>
+        <w:rPr/>
+      </w:pPr>
+      <w:r>
+        <w:rPr>
+          <w:b w:val="false"/>
+          <w:bCs w:val="false"/>
+        </w:rPr>
+        <w:t>Программа спроектирована модульно, что позволяет легко расширять её функциональность. Основные компоненты кода:</w:t>
+      </w:r>
+    </w:p>
+    <w:p>
+      <w:pPr>
+        <w:pStyle w:val="Style21"/>
+        <w:numPr>
+          <w:ilvl w:val="0"/>
+          <w:numId w:val="3"/>
+        </w:numPr>
+        <w:spacing w:lineRule="auto" w:line="360"/>
+        <w:jc w:val="both"/>
+        <w:rPr/>
+      </w:pPr>
+      <w:r>
+        <w:rPr>
+          <w:rStyle w:val="Style17"/>
+          <w:b w:val="false"/>
+          <w:bCs w:val="false"/>
+        </w:rPr>
+        <w:t xml:space="preserve">Класс </w:t>
+      </w:r>
+      <w:r>
+        <w:rPr>
+          <w:rStyle w:val="Style19"/>
+          <w:b w:val="false"/>
+          <w:bCs w:val="false"/>
+        </w:rPr>
+        <w:t>Element</w:t>
+      </w:r>
+      <w:r>
+        <w:rPr>
+          <w:b w:val="false"/>
+          <w:bCs w:val="false"/>
+        </w:rPr>
+        <w:t xml:space="preserve"> — хранит параметры отдельного конечного элемента, его геометрию, параметры материала и локальные матрицы. Реализует методы вычисления объёма элемента, а также локальных матриц жёсткости и масс.</w:t>
+      </w:r>
+    </w:p>
+    <w:p>
+      <w:pPr>
+        <w:pStyle w:val="Style21"/>
+        <w:numPr>
+          <w:ilvl w:val="0"/>
+          <w:numId w:val="3"/>
+        </w:numPr>
+        <w:spacing w:lineRule="auto" w:line="360"/>
+        <w:jc w:val="both"/>
+        <w:rPr/>
+      </w:pPr>
+      <w:r>
+        <w:rPr>
+          <w:rStyle w:val="Style17"/>
+          <w:b w:val="false"/>
+          <w:bCs w:val="false"/>
+        </w:rPr>
+        <w:t xml:space="preserve">Класс </w:t>
+      </w:r>
+      <w:r>
+        <w:rPr>
+          <w:rStyle w:val="Style19"/>
+          <w:b w:val="false"/>
+          <w:bCs w:val="false"/>
+        </w:rPr>
+        <w:t>Grid</w:t>
+      </w:r>
+      <w:r>
+        <w:rPr>
+          <w:b w:val="false"/>
+          <w:bCs w:val="false"/>
+        </w:rPr>
+        <w:t xml:space="preserve"> — описывает всю конструкцию в целом: массивы узлов, элементов, глобальные матрицы жёсткости и масс, векторы перемещений и нагрузок. Включает методы сборки матриц, учёта граничных условий и подготовки данных для решения задачи.</w:t>
+      </w:r>
+    </w:p>
+    <w:p>
+      <w:pPr>
+        <w:pStyle w:val="Style21"/>
+        <w:numPr>
+          <w:ilvl w:val="0"/>
+          <w:numId w:val="3"/>
+        </w:numPr>
+        <w:spacing w:lineRule="auto" w:line="360"/>
+        <w:jc w:val="both"/>
+        <w:rPr/>
+      </w:pPr>
+      <w:r>
+        <w:rPr>
+          <w:rStyle w:val="Style17"/>
+          <w:b w:val="false"/>
+          <w:bCs w:val="false"/>
+        </w:rPr>
+        <w:t>Функции генерации</w:t>
+      </w:r>
+      <w:r>
+        <w:rPr>
+          <w:b w:val="false"/>
+          <w:bCs w:val="false"/>
+        </w:rPr>
+        <w:t xml:space="preserve"> — преобразуют данные из Gmsh в объекты программы, автоматически задают параметры материала и собирают элементы в сетку.</w:t>
+      </w:r>
+    </w:p>
+    <w:p>
+      <w:pPr>
+        <w:pStyle w:val="Style21"/>
+        <w:numPr>
+          <w:ilvl w:val="0"/>
+          <w:numId w:val="3"/>
+        </w:numPr>
+        <w:spacing w:lineRule="auto" w:line="360"/>
+        <w:jc w:val="both"/>
+        <w:rPr/>
+      </w:pPr>
+      <w:r>
+        <w:rPr>
+          <w:rStyle w:val="Style17"/>
+          <w:b w:val="false"/>
+          <w:bCs w:val="false"/>
+        </w:rPr>
+        <w:t>Утилиты</w:t>
+      </w:r>
+      <w:r>
+        <w:rPr>
+          <w:b w:val="false"/>
+          <w:bCs w:val="false"/>
+        </w:rPr>
+        <w:t xml:space="preserve"> — включают функции для вычисления упругих свойств из параметров Ламе, проверки корректности входных данных и вывода промежуточных результатов.</w:t>
+      </w:r>
+    </w:p>
+    <w:p>
+      <w:pPr>
+        <w:pStyle w:val="Style21"/>
+        <w:spacing w:lineRule="auto" w:line="360"/>
+        <w:ind w:left="0" w:right="0" w:firstLine="850"/>
+        <w:jc w:val="both"/>
+        <w:rPr/>
+      </w:pPr>
+      <w:r>
+        <w:rPr>
+          <w:b w:val="false"/>
+          <w:bCs w:val="false"/>
+        </w:rPr>
+        <w:t>Особенностью реализации является испо</w:t>
+      </w:r>
+      <w:r>
+        <w:rPr/>
+        <w:t>льзование чистого Python-кода без привязки к внешним проприетарным библиотекам. Это обеспечивает полную прозрачность алгоритмов и лёгкость модификации программы для решения задач другого типа (например, расчёта вынужденных колебаний, динамического отклика на заданные нагрузки, анализа локальных напряжений).</w:t>
+      </w:r>
+    </w:p>
+    <w:p>
+      <w:pPr>
+        <w:pStyle w:val="Style21"/>
+        <w:spacing w:lineRule="auto" w:line="360"/>
+        <w:ind w:left="0" w:right="0" w:firstLine="850"/>
+        <w:jc w:val="both"/>
+        <w:rPr/>
+      </w:pPr>
+      <w:r>
+        <w:rPr/>
+        <w:t>Реализация поддерживает возможность использования различных типов материалов (в том числе анизотропных при соответствующем задании тензора упругости), разных вариантов граничных условий и произвольной геометрии модели. Архитектура кода позволяет дополнить его модулями для постобработки данных — например, визуализации форм колебаний или вычисления локальных напряжений.</w:t>
+      </w:r>
+    </w:p>
+    <w:p>
+      <w:pPr>
+        <w:pStyle w:val="Style21"/>
+        <w:spacing w:lineRule="auto" w:line="360"/>
+        <w:ind w:left="0" w:right="0" w:firstLine="850"/>
+        <w:jc w:val="both"/>
+        <w:rPr/>
+      </w:pPr>
+      <w:r>
+        <w:rPr/>
+        <w:t>Кроме того, программа подготовлена к расширению для решения динамических задач во временной области, что открывает возможность анализа переходных процессов и отклика конструкции на внешние воздействия. Также возможно внедрение дополнительных численных методов для повышения точности или скорости решения.</w:t>
+      </w:r>
+      <w:r>
+        <w:br w:type="page"/>
+      </w:r>
+    </w:p>
+    <w:p>
+      <w:pPr>
+        <w:pStyle w:val="Style21"/>
+        <w:ind w:left="0" w:right="0" w:firstLine="850"/>
+        <w:rPr/>
+      </w:pPr>
+      <w:r>
+        <w:rPr/>
+      </w:r>
+    </w:p>
+    <w:p>
+      <w:pPr>
+        <w:pStyle w:val="1"/>
+        <w:rPr/>
+      </w:pPr>
+      <w:bookmarkStart w:id="9" w:name="__RefHeading___Toc2054_1280676730"/>
+      <w:bookmarkEnd w:id="9"/>
       <w:r>
         <w:rPr/>
         <w:t>Результаты</w:t>
@@ -20123,7 +20591,7 @@
           </w:tcPr>
           <w:p>
             <w:pPr>
-              <w:pStyle w:val="Style28"/>
+              <w:pStyle w:val="Style31"/>
               <w:widowControl w:val="false"/>
               <w:spacing w:before="0" w:after="160"/>
               <w:jc w:val="center"/>
@@ -20146,7 +20614,7 @@
           </w:tcPr>
           <w:p>
             <w:pPr>
-              <w:pStyle w:val="Style28"/>
+              <w:pStyle w:val="Style31"/>
               <w:widowControl w:val="false"/>
               <w:spacing w:before="0" w:after="160"/>
               <w:jc w:val="center"/>
@@ -20172,7 +20640,7 @@
           </w:tcPr>
           <w:p>
             <w:pPr>
-              <w:pStyle w:val="Style28"/>
+              <w:pStyle w:val="Style31"/>
               <w:widowControl w:val="false"/>
               <w:spacing w:before="0" w:after="160"/>
               <w:jc w:val="center"/>
@@ -20194,7 +20662,7 @@
           </w:tcPr>
           <w:p>
             <w:pPr>
-              <w:pStyle w:val="Style28"/>
+              <w:pStyle w:val="Style31"/>
               <w:widowControl w:val="false"/>
               <w:spacing w:before="0" w:after="160"/>
               <w:jc w:val="center"/>
@@ -20220,7 +20688,7 @@
           </w:tcPr>
           <w:p>
             <w:pPr>
-              <w:pStyle w:val="Style28"/>
+              <w:pStyle w:val="Style31"/>
               <w:widowControl w:val="false"/>
               <w:spacing w:before="0" w:after="160"/>
               <w:jc w:val="center"/>
@@ -20242,7 +20710,7 @@
           </w:tcPr>
           <w:p>
             <w:pPr>
-              <w:pStyle w:val="Style28"/>
+              <w:pStyle w:val="Style31"/>
               <w:widowControl w:val="false"/>
               <w:spacing w:before="0" w:after="160"/>
               <w:jc w:val="center"/>
@@ -20268,7 +20736,7 @@
           </w:tcPr>
           <w:p>
             <w:pPr>
-              <w:pStyle w:val="Style28"/>
+              <w:pStyle w:val="Style31"/>
               <w:widowControl w:val="false"/>
               <w:spacing w:before="0" w:after="160"/>
               <w:jc w:val="center"/>
@@ -20290,7 +20758,7 @@
           </w:tcPr>
           <w:p>
             <w:pPr>
-              <w:pStyle w:val="Style28"/>
+              <w:pStyle w:val="Style31"/>
               <w:widowControl w:val="false"/>
               <w:spacing w:before="0" w:after="160"/>
               <w:jc w:val="center"/>
@@ -20317,7 +20785,7 @@
           </w:tcPr>
           <w:p>
             <w:pPr>
-              <w:pStyle w:val="Style28"/>
+              <w:pStyle w:val="Style31"/>
               <w:widowControl w:val="false"/>
               <w:spacing w:before="0" w:after="160"/>
               <w:jc w:val="center"/>
@@ -20378,7 +20846,7 @@
           </w:tcPr>
           <w:p>
             <w:pPr>
-              <w:pStyle w:val="Style28"/>
+              <w:pStyle w:val="Style31"/>
               <w:widowControl w:val="false"/>
               <w:spacing w:before="0" w:after="160"/>
               <w:jc w:val="center"/>
@@ -20498,8 +20966,8 @@
         </w:tblCellMar>
       </w:tblPr>
       <w:tblGrid>
-        <w:gridCol w:w="2044"/>
-        <w:gridCol w:w="3479"/>
+        <w:gridCol w:w="2043"/>
+        <w:gridCol w:w="3480"/>
         <w:gridCol w:w="3204"/>
       </w:tblGrid>
       <w:tr>
@@ -20508,7 +20976,7 @@
         </w:trPr>
         <w:tc>
           <w:tcPr>
-            <w:tcW w:w="2044" w:type="dxa"/>
+            <w:tcW w:w="2043" w:type="dxa"/>
             <w:tcBorders>
               <w:top w:val="single" w:sz="2" w:space="0" w:color="000000"/>
               <w:left w:val="single" w:sz="2" w:space="0" w:color="000000"/>
@@ -20516,7 +20984,7 @@
           </w:tcPr>
           <w:p>
             <w:pPr>
-              <w:pStyle w:val="Style28"/>
+              <w:pStyle w:val="Style31"/>
               <w:keepNext w:val="true"/>
               <w:widowControl w:val="false"/>
               <w:spacing w:before="0" w:after="160"/>
@@ -20531,7 +20999,7 @@
         </w:tc>
         <w:tc>
           <w:tcPr>
-            <w:tcW w:w="3479" w:type="dxa"/>
+            <w:tcW w:w="3480" w:type="dxa"/>
             <w:tcBorders>
               <w:top w:val="single" w:sz="2" w:space="0" w:color="000000"/>
               <w:left w:val="single" w:sz="2" w:space="0" w:color="000000"/>
@@ -20539,7 +21007,7 @@
           </w:tcPr>
           <w:p>
             <w:pPr>
-              <w:pStyle w:val="Style28"/>
+              <w:pStyle w:val="Style31"/>
               <w:widowControl w:val="false"/>
               <w:spacing w:before="0" w:after="160"/>
               <w:jc w:val="center"/>
@@ -20562,7 +21030,7 @@
           </w:tcPr>
           <w:p>
             <w:pPr>
-              <w:pStyle w:val="Style28"/>
+              <w:pStyle w:val="Style31"/>
               <w:widowControl w:val="false"/>
               <w:spacing w:before="0" w:after="160"/>
               <w:jc w:val="center"/>
@@ -20581,14 +21049,14 @@
         </w:trPr>
         <w:tc>
           <w:tcPr>
-            <w:tcW w:w="2044" w:type="dxa"/>
+            <w:tcW w:w="2043" w:type="dxa"/>
             <w:tcBorders>
               <w:left w:val="single" w:sz="2" w:space="0" w:color="000000"/>
             </w:tcBorders>
           </w:tcPr>
           <w:p>
             <w:pPr>
-              <w:pStyle w:val="Style28"/>
+              <w:pStyle w:val="Style31"/>
               <w:keepNext w:val="true"/>
               <w:widowControl w:val="false"/>
               <w:spacing w:before="0" w:after="160"/>
@@ -20603,14 +21071,14 @@
         </w:tc>
         <w:tc>
           <w:tcPr>
-            <w:tcW w:w="3479" w:type="dxa"/>
+            <w:tcW w:w="3480" w:type="dxa"/>
             <w:tcBorders>
               <w:left w:val="single" w:sz="2" w:space="0" w:color="000000"/>
             </w:tcBorders>
           </w:tcPr>
           <w:p>
             <w:pPr>
-              <w:pStyle w:val="Style28"/>
+              <w:pStyle w:val="Style31"/>
               <w:widowControl w:val="false"/>
               <w:spacing w:before="0" w:after="160"/>
               <w:jc w:val="center"/>
@@ -20632,7 +21100,7 @@
           </w:tcPr>
           <w:p>
             <w:pPr>
-              <w:pStyle w:val="Style28"/>
+              <w:pStyle w:val="Style31"/>
               <w:widowControl w:val="false"/>
               <w:spacing w:before="0" w:after="160"/>
               <w:jc w:val="center"/>
@@ -20651,14 +21119,14 @@
         </w:trPr>
         <w:tc>
           <w:tcPr>
-            <w:tcW w:w="2044" w:type="dxa"/>
+            <w:tcW w:w="2043" w:type="dxa"/>
             <w:tcBorders>
               <w:left w:val="single" w:sz="2" w:space="0" w:color="000000"/>
             </w:tcBorders>
           </w:tcPr>
           <w:p>
             <w:pPr>
-              <w:pStyle w:val="Style28"/>
+              <w:pStyle w:val="Style31"/>
               <w:keepNext w:val="true"/>
               <w:widowControl w:val="false"/>
               <w:spacing w:before="0" w:after="160"/>
@@ -20673,14 +21141,14 @@
         </w:tc>
         <w:tc>
           <w:tcPr>
-            <w:tcW w:w="3479" w:type="dxa"/>
+            <w:tcW w:w="3480" w:type="dxa"/>
             <w:tcBorders>
               <w:left w:val="single" w:sz="2" w:space="0" w:color="000000"/>
             </w:tcBorders>
           </w:tcPr>
           <w:p>
             <w:pPr>
-              <w:pStyle w:val="Style28"/>
+              <w:pStyle w:val="Style31"/>
               <w:widowControl w:val="false"/>
               <w:spacing w:before="0" w:after="160"/>
               <w:jc w:val="center"/>
@@ -20702,7 +21170,7 @@
           </w:tcPr>
           <w:p>
             <w:pPr>
-              <w:pStyle w:val="Style28"/>
+              <w:pStyle w:val="Style31"/>
               <w:widowControl w:val="false"/>
               <w:spacing w:before="0" w:after="160"/>
               <w:jc w:val="center"/>
@@ -20721,14 +21189,14 @@
         </w:trPr>
         <w:tc>
           <w:tcPr>
-            <w:tcW w:w="2044" w:type="dxa"/>
+            <w:tcW w:w="2043" w:type="dxa"/>
             <w:tcBorders>
               <w:left w:val="single" w:sz="2" w:space="0" w:color="000000"/>
             </w:tcBorders>
           </w:tcPr>
           <w:p>
             <w:pPr>
-              <w:pStyle w:val="Style28"/>
+              <w:pStyle w:val="Style31"/>
               <w:keepNext w:val="true"/>
               <w:widowControl w:val="false"/>
               <w:spacing w:before="0" w:after="160"/>
@@ -20743,14 +21211,14 @@
         </w:tc>
         <w:tc>
           <w:tcPr>
-            <w:tcW w:w="3479" w:type="dxa"/>
+            <w:tcW w:w="3480" w:type="dxa"/>
             <w:tcBorders>
               <w:left w:val="single" w:sz="2" w:space="0" w:color="000000"/>
             </w:tcBorders>
           </w:tcPr>
           <w:p>
             <w:pPr>
-              <w:pStyle w:val="Style28"/>
+              <w:pStyle w:val="Style31"/>
               <w:widowControl w:val="false"/>
               <w:spacing w:before="0" w:after="160"/>
               <w:jc w:val="center"/>
@@ -20772,7 +21240,7 @@
           </w:tcPr>
           <w:p>
             <w:pPr>
-              <w:pStyle w:val="Style28"/>
+              <w:pStyle w:val="Style31"/>
               <w:widowControl w:val="false"/>
               <w:spacing w:before="0" w:after="160"/>
               <w:jc w:val="center"/>
@@ -20791,14 +21259,14 @@
         </w:trPr>
         <w:tc>
           <w:tcPr>
-            <w:tcW w:w="2044" w:type="dxa"/>
+            <w:tcW w:w="2043" w:type="dxa"/>
             <w:tcBorders>
               <w:left w:val="single" w:sz="2" w:space="0" w:color="000000"/>
             </w:tcBorders>
           </w:tcPr>
           <w:p>
             <w:pPr>
-              <w:pStyle w:val="Style28"/>
+              <w:pStyle w:val="Style31"/>
               <w:keepNext w:val="true"/>
               <w:widowControl w:val="false"/>
               <w:spacing w:before="0" w:after="160"/>
@@ -20813,14 +21281,14 @@
         </w:tc>
         <w:tc>
           <w:tcPr>
-            <w:tcW w:w="3479" w:type="dxa"/>
+            <w:tcW w:w="3480" w:type="dxa"/>
             <w:tcBorders>
               <w:left w:val="single" w:sz="2" w:space="0" w:color="000000"/>
             </w:tcBorders>
           </w:tcPr>
           <w:p>
             <w:pPr>
-              <w:pStyle w:val="Style28"/>
+              <w:pStyle w:val="Style31"/>
               <w:widowControl w:val="false"/>
               <w:spacing w:before="0" w:after="160"/>
               <w:jc w:val="center"/>
@@ -20842,7 +21310,7 @@
           </w:tcPr>
           <w:p>
             <w:pPr>
-              <w:pStyle w:val="Style28"/>
+              <w:pStyle w:val="Style31"/>
               <w:widowControl w:val="false"/>
               <w:spacing w:before="0" w:after="160"/>
               <w:jc w:val="center"/>
@@ -20861,7 +21329,7 @@
         </w:trPr>
         <w:tc>
           <w:tcPr>
-            <w:tcW w:w="2044" w:type="dxa"/>
+            <w:tcW w:w="2043" w:type="dxa"/>
             <w:tcBorders>
               <w:left w:val="single" w:sz="2" w:space="0" w:color="000000"/>
               <w:bottom w:val="single" w:sz="2" w:space="0" w:color="000000"/>
@@ -20869,7 +21337,7 @@
           </w:tcPr>
           <w:p>
             <w:pPr>
-              <w:pStyle w:val="Style28"/>
+              <w:pStyle w:val="Style31"/>
               <w:widowControl w:val="false"/>
               <w:spacing w:before="0" w:after="160"/>
               <w:jc w:val="center"/>
@@ -20883,7 +21351,7 @@
         </w:tc>
         <w:tc>
           <w:tcPr>
-            <w:tcW w:w="3479" w:type="dxa"/>
+            <w:tcW w:w="3480" w:type="dxa"/>
             <w:tcBorders>
               <w:left w:val="single" w:sz="2" w:space="0" w:color="000000"/>
               <w:bottom w:val="single" w:sz="2" w:space="0" w:color="000000"/>
@@ -20891,7 +21359,7 @@
           </w:tcPr>
           <w:p>
             <w:pPr>
-              <w:pStyle w:val="Style28"/>
+              <w:pStyle w:val="Style31"/>
               <w:widowControl w:val="false"/>
               <w:spacing w:before="0" w:after="160"/>
               <w:jc w:val="center"/>
@@ -20914,7 +21382,7 @@
           </w:tcPr>
           <w:p>
             <w:pPr>
-              <w:pStyle w:val="Style28"/>
+              <w:pStyle w:val="Style31"/>
               <w:widowControl w:val="false"/>
               <w:spacing w:before="0" w:after="160"/>
               <w:jc w:val="center"/>
@@ -21060,7 +21528,7 @@
           </w:tcPr>
           <w:p>
             <w:pPr>
-              <w:pStyle w:val="Style28"/>
+              <w:pStyle w:val="Style31"/>
               <w:keepNext w:val="true"/>
               <w:widowControl w:val="false"/>
               <w:spacing w:before="0" w:after="160"/>
@@ -21084,7 +21552,7 @@
           </w:tcPr>
           <w:p>
             <w:pPr>
-              <w:pStyle w:val="Style28"/>
+              <w:pStyle w:val="Style31"/>
               <w:widowControl w:val="false"/>
               <w:spacing w:before="0" w:after="160"/>
               <w:jc w:val="center"/>
@@ -21110,7 +21578,7 @@
           </w:tcPr>
           <w:p>
             <w:pPr>
-              <w:pStyle w:val="Style28"/>
+              <w:pStyle w:val="Style31"/>
               <w:keepNext w:val="true"/>
               <w:widowControl w:val="false"/>
               <w:spacing w:before="0" w:after="160"/>
@@ -21133,7 +21601,7 @@
           </w:tcPr>
           <w:p>
             <w:pPr>
-              <w:pStyle w:val="Style28"/>
+              <w:pStyle w:val="Style31"/>
               <w:widowControl w:val="false"/>
               <w:spacing w:before="0" w:after="160"/>
               <w:jc w:val="center"/>
@@ -21159,7 +21627,7 @@
           </w:tcPr>
           <w:p>
             <w:pPr>
-              <w:pStyle w:val="Style28"/>
+              <w:pStyle w:val="Style31"/>
               <w:keepNext w:val="true"/>
               <w:widowControl w:val="false"/>
               <w:spacing w:before="0" w:after="160"/>
@@ -21182,7 +21650,7 @@
           </w:tcPr>
           <w:p>
             <w:pPr>
-              <w:pStyle w:val="Style28"/>
+              <w:pStyle w:val="Style31"/>
               <w:widowControl w:val="false"/>
               <w:spacing w:before="0" w:after="160"/>
               <w:jc w:val="center"/>
@@ -21208,7 +21676,7 @@
           </w:tcPr>
           <w:p>
             <w:pPr>
-              <w:pStyle w:val="Style28"/>
+              <w:pStyle w:val="Style31"/>
               <w:keepNext w:val="true"/>
               <w:widowControl w:val="false"/>
               <w:spacing w:before="0" w:after="160"/>
@@ -21231,7 +21699,7 @@
           </w:tcPr>
           <w:p>
             <w:pPr>
-              <w:pStyle w:val="Style28"/>
+              <w:pStyle w:val="Style31"/>
               <w:widowControl w:val="false"/>
               <w:spacing w:before="0" w:after="160"/>
               <w:jc w:val="center"/>
@@ -21258,7 +21726,7 @@
           </w:tcPr>
           <w:p>
             <w:pPr>
-              <w:pStyle w:val="Style28"/>
+              <w:pStyle w:val="Style31"/>
               <w:widowControl w:val="false"/>
               <w:spacing w:before="0" w:after="160"/>
               <w:jc w:val="center"/>
@@ -21319,7 +21787,7 @@
           </w:tcPr>
           <w:p>
             <w:pPr>
-              <w:pStyle w:val="Style28"/>
+              <w:pStyle w:val="Style31"/>
               <w:widowControl w:val="false"/>
               <w:spacing w:before="0" w:after="160"/>
               <w:jc w:val="center"/>
@@ -21370,8 +21838,8 @@
         </w:tblCellMar>
       </w:tblPr>
       <w:tblGrid>
-        <w:gridCol w:w="2044"/>
-        <w:gridCol w:w="3479"/>
+        <w:gridCol w:w="2043"/>
+        <w:gridCol w:w="3480"/>
         <w:gridCol w:w="3204"/>
       </w:tblGrid>
       <w:tr>
@@ -21380,7 +21848,7 @@
         </w:trPr>
         <w:tc>
           <w:tcPr>
-            <w:tcW w:w="2044" w:type="dxa"/>
+            <w:tcW w:w="2043" w:type="dxa"/>
             <w:tcBorders>
               <w:top w:val="single" w:sz="2" w:space="0" w:color="000000"/>
               <w:left w:val="single" w:sz="2" w:space="0" w:color="000000"/>
@@ -21388,7 +21856,7 @@
           </w:tcPr>
           <w:p>
             <w:pPr>
-              <w:pStyle w:val="Style28"/>
+              <w:pStyle w:val="Style31"/>
               <w:keepNext w:val="true"/>
               <w:widowControl w:val="false"/>
               <w:spacing w:before="0" w:after="160"/>
@@ -21403,7 +21871,7 @@
         </w:tc>
         <w:tc>
           <w:tcPr>
-            <w:tcW w:w="3479" w:type="dxa"/>
+            <w:tcW w:w="3480" w:type="dxa"/>
             <w:tcBorders>
               <w:top w:val="single" w:sz="2" w:space="0" w:color="000000"/>
               <w:left w:val="single" w:sz="2" w:space="0" w:color="000000"/>
@@ -21411,7 +21879,7 @@
           </w:tcPr>
           <w:p>
             <w:pPr>
-              <w:pStyle w:val="Style28"/>
+              <w:pStyle w:val="Style31"/>
               <w:widowControl w:val="false"/>
               <w:spacing w:before="0" w:after="160"/>
               <w:jc w:val="center"/>
@@ -21434,7 +21902,7 @@
           </w:tcPr>
           <w:p>
             <w:pPr>
-              <w:pStyle w:val="Style28"/>
+              <w:pStyle w:val="Style31"/>
               <w:widowControl w:val="false"/>
               <w:spacing w:before="0" w:after="160"/>
               <w:jc w:val="center"/>
@@ -21453,14 +21921,14 @@
         </w:trPr>
         <w:tc>
           <w:tcPr>
-            <w:tcW w:w="2044" w:type="dxa"/>
+            <w:tcW w:w="2043" w:type="dxa"/>
             <w:tcBorders>
               <w:left w:val="single" w:sz="2" w:space="0" w:color="000000"/>
             </w:tcBorders>
           </w:tcPr>
           <w:p>
             <w:pPr>
-              <w:pStyle w:val="Style28"/>
+              <w:pStyle w:val="Style31"/>
               <w:keepNext w:val="true"/>
               <w:widowControl w:val="false"/>
               <w:spacing w:before="0" w:after="160"/>
@@ -21475,14 +21943,14 @@
         </w:tc>
         <w:tc>
           <w:tcPr>
-            <w:tcW w:w="3479" w:type="dxa"/>
+            <w:tcW w:w="3480" w:type="dxa"/>
             <w:tcBorders>
               <w:left w:val="single" w:sz="2" w:space="0" w:color="000000"/>
             </w:tcBorders>
           </w:tcPr>
           <w:p>
             <w:pPr>
-              <w:pStyle w:val="Style28"/>
+              <w:pStyle w:val="Style31"/>
               <w:widowControl w:val="false"/>
               <w:spacing w:before="0" w:after="160"/>
               <w:jc w:val="center"/>
@@ -21504,7 +21972,7 @@
           </w:tcPr>
           <w:p>
             <w:pPr>
-              <w:pStyle w:val="Style28"/>
+              <w:pStyle w:val="Style31"/>
               <w:widowControl w:val="false"/>
               <w:spacing w:before="0" w:after="160"/>
               <w:jc w:val="center"/>
@@ -21523,14 +21991,14 @@
         </w:trPr>
         <w:tc>
           <w:tcPr>
-            <w:tcW w:w="2044" w:type="dxa"/>
+            <w:tcW w:w="2043" w:type="dxa"/>
             <w:tcBorders>
               <w:left w:val="single" w:sz="2" w:space="0" w:color="000000"/>
             </w:tcBorders>
           </w:tcPr>
           <w:p>
             <w:pPr>
-              <w:pStyle w:val="Style28"/>
+              <w:pStyle w:val="Style31"/>
               <w:keepNext w:val="true"/>
               <w:widowControl w:val="false"/>
               <w:spacing w:before="0" w:after="160"/>
@@ -21545,14 +22013,14 @@
         </w:tc>
         <w:tc>
           <w:tcPr>
-            <w:tcW w:w="3479" w:type="dxa"/>
+            <w:tcW w:w="3480" w:type="dxa"/>
             <w:tcBorders>
               <w:left w:val="single" w:sz="2" w:space="0" w:color="000000"/>
             </w:tcBorders>
           </w:tcPr>
           <w:p>
             <w:pPr>
-              <w:pStyle w:val="Style28"/>
+              <w:pStyle w:val="Style31"/>
               <w:widowControl w:val="false"/>
               <w:spacing w:before="0" w:after="160"/>
               <w:jc w:val="center"/>
@@ -21574,7 +22042,7 @@
           </w:tcPr>
           <w:p>
             <w:pPr>
-              <w:pStyle w:val="Style28"/>
+              <w:pStyle w:val="Style31"/>
               <w:widowControl w:val="false"/>
               <w:spacing w:before="0" w:after="160"/>
               <w:jc w:val="center"/>
@@ -21593,14 +22061,14 @@
         </w:trPr>
         <w:tc>
           <w:tcPr>
-            <w:tcW w:w="2044" w:type="dxa"/>
+            <w:tcW w:w="2043" w:type="dxa"/>
             <w:tcBorders>
               <w:left w:val="single" w:sz="2" w:space="0" w:color="000000"/>
             </w:tcBorders>
           </w:tcPr>
           <w:p>
             <w:pPr>
-              <w:pStyle w:val="Style28"/>
+              <w:pStyle w:val="Style31"/>
               <w:keepNext w:val="true"/>
               <w:widowControl w:val="false"/>
               <w:spacing w:before="0" w:after="160"/>
@@ -21615,14 +22083,14 @@
         </w:tc>
         <w:tc>
           <w:tcPr>
-            <w:tcW w:w="3479" w:type="dxa"/>
+            <w:tcW w:w="3480" w:type="dxa"/>
             <w:tcBorders>
               <w:left w:val="single" w:sz="2" w:space="0" w:color="000000"/>
             </w:tcBorders>
           </w:tcPr>
           <w:p>
             <w:pPr>
-              <w:pStyle w:val="Style28"/>
+              <w:pStyle w:val="Style31"/>
               <w:widowControl w:val="false"/>
               <w:spacing w:before="0" w:after="160"/>
               <w:jc w:val="center"/>
@@ -21644,7 +22112,7 @@
           </w:tcPr>
           <w:p>
             <w:pPr>
-              <w:pStyle w:val="Style28"/>
+              <w:pStyle w:val="Style31"/>
               <w:widowControl w:val="false"/>
               <w:spacing w:before="0" w:after="160"/>
               <w:jc w:val="center"/>
@@ -21663,14 +22131,14 @@
         </w:trPr>
         <w:tc>
           <w:tcPr>
-            <w:tcW w:w="2044" w:type="dxa"/>
+            <w:tcW w:w="2043" w:type="dxa"/>
             <w:tcBorders>
               <w:left w:val="single" w:sz="2" w:space="0" w:color="000000"/>
             </w:tcBorders>
           </w:tcPr>
           <w:p>
             <w:pPr>
-              <w:pStyle w:val="Style28"/>
+              <w:pStyle w:val="Style31"/>
               <w:keepNext w:val="true"/>
               <w:widowControl w:val="false"/>
               <w:spacing w:before="0" w:after="160"/>
@@ -21685,14 +22153,14 @@
         </w:tc>
         <w:tc>
           <w:tcPr>
-            <w:tcW w:w="3479" w:type="dxa"/>
+            <w:tcW w:w="3480" w:type="dxa"/>
             <w:tcBorders>
               <w:left w:val="single" w:sz="2" w:space="0" w:color="000000"/>
             </w:tcBorders>
           </w:tcPr>
           <w:p>
             <w:pPr>
-              <w:pStyle w:val="Style28"/>
+              <w:pStyle w:val="Style31"/>
               <w:widowControl w:val="false"/>
               <w:spacing w:before="0" w:after="160"/>
               <w:jc w:val="center"/>
@@ -21714,7 +22182,7 @@
           </w:tcPr>
           <w:p>
             <w:pPr>
-              <w:pStyle w:val="Style28"/>
+              <w:pStyle w:val="Style31"/>
               <w:widowControl w:val="false"/>
               <w:spacing w:before="0" w:after="160"/>
               <w:jc w:val="center"/>
@@ -21733,7 +22201,7 @@
         </w:trPr>
         <w:tc>
           <w:tcPr>
-            <w:tcW w:w="2044" w:type="dxa"/>
+            <w:tcW w:w="2043" w:type="dxa"/>
             <w:tcBorders>
               <w:left w:val="single" w:sz="2" w:space="0" w:color="000000"/>
               <w:bottom w:val="single" w:sz="2" w:space="0" w:color="000000"/>
@@ -21741,7 +22209,7 @@
           </w:tcPr>
           <w:p>
             <w:pPr>
-              <w:pStyle w:val="Style28"/>
+              <w:pStyle w:val="Style31"/>
               <w:widowControl w:val="false"/>
               <w:spacing w:before="0" w:after="160"/>
               <w:jc w:val="center"/>
@@ -21755,7 +22223,7 @@
         </w:tc>
         <w:tc>
           <w:tcPr>
-            <w:tcW w:w="3479" w:type="dxa"/>
+            <w:tcW w:w="3480" w:type="dxa"/>
             <w:tcBorders>
               <w:left w:val="single" w:sz="2" w:space="0" w:color="000000"/>
               <w:bottom w:val="single" w:sz="2" w:space="0" w:color="000000"/>
@@ -21763,7 +22231,7 @@
           </w:tcPr>
           <w:p>
             <w:pPr>
-              <w:pStyle w:val="Style28"/>
+              <w:pStyle w:val="Style31"/>
               <w:widowControl w:val="false"/>
               <w:spacing w:before="0" w:after="160"/>
               <w:jc w:val="center"/>
@@ -21786,7 +22254,7 @@
           </w:tcPr>
           <w:p>
             <w:pPr>
-              <w:pStyle w:val="Style28"/>
+              <w:pStyle w:val="Style31"/>
               <w:widowControl w:val="false"/>
               <w:spacing w:before="0" w:after="160"/>
               <w:jc w:val="center"/>
@@ -21867,8 +22335,8 @@
         <w:pStyle w:val="1"/>
         <w:rPr/>
       </w:pPr>
-      <w:bookmarkStart w:id="9" w:name="__RefHeading___Toc2056_1280676730"/>
-      <w:bookmarkEnd w:id="9"/>
+      <w:bookmarkStart w:id="10" w:name="__RefHeading___Toc2056_1280676730"/>
+      <w:bookmarkEnd w:id="10"/>
       <w:r>
         <w:rPr/>
         <w:t>Заключение</w:t>
@@ -21919,11 +22387,15 @@
       </w:pPr>
       <w:r>
         <w:rPr/>
-        <w:t xml:space="preserve">В дальнейшем планируется продолжить работу над данным солвером </w:t>
-      </w:r>
-      <w:r>
-        <w:rPr/>
-        <w:t>и его точностью, а также исследовать данную задачу для анизотропных  материалов.</w:t>
+        <w:t xml:space="preserve">В дальнейшем планируется продолжить работу над данным солвером, его точностью </w:t>
+      </w:r>
+      <w:r>
+        <w:rPr/>
+        <w:t>и оптимизацией</w:t>
+      </w:r>
+      <w:r>
+        <w:rPr/>
+        <w:t>, а также исследовать данную задачу для анизотропных  материалов.</w:t>
       </w:r>
       <w:r>
         <w:br w:type="page"/>
@@ -21934,8 +22406,8 @@
         <w:pStyle w:val="1"/>
         <w:rPr/>
       </w:pPr>
-      <w:bookmarkStart w:id="10" w:name="__RefHeading___Toc2058_1280676730"/>
-      <w:bookmarkEnd w:id="10"/>
+      <w:bookmarkStart w:id="11" w:name="__RefHeading___Toc2058_1280676730"/>
+      <w:bookmarkEnd w:id="11"/>
       <w:r>
         <w:rPr/>
         <w:t>Литература</w:t>
@@ -21954,7 +22426,6 @@
       </w:pPr>
       <w:r>
         <w:rPr>
-          <w:rFonts w:ascii="Times New Roman" w:hAnsi="Times New Roman"/>
           <w:b w:val="false"/>
           <w:i w:val="false"/>
           <w:caps w:val="false"/>
@@ -21970,7 +22441,6 @@
       <w:r>
         <w:rPr>
           <w:rStyle w:val="Style16"/>
-          <w:rFonts w:ascii="Times New Roman" w:hAnsi="Times New Roman"/>
           <w:b w:val="false"/>
           <w:color w:val="000000"/>
           <w:spacing w:val="0"/>
@@ -21984,7 +22454,6 @@
       </w:r>
       <w:r>
         <w:rPr>
-          <w:rFonts w:ascii="Times New Roman" w:hAnsi="Times New Roman"/>
           <w:b w:val="false"/>
           <w:i w:val="false"/>
           <w:caps w:val="false"/>
@@ -22011,7 +22480,6 @@
       </w:pPr>
       <w:r>
         <w:rPr>
-          <w:rFonts w:ascii="Times New Roman" w:hAnsi="Times New Roman"/>
           <w:b w:val="false"/>
           <w:i w:val="false"/>
           <w:caps w:val="false"/>
@@ -22027,7 +22495,6 @@
       <w:r>
         <w:rPr>
           <w:rStyle w:val="Style16"/>
-          <w:rFonts w:ascii="Times New Roman" w:hAnsi="Times New Roman"/>
           <w:b w:val="false"/>
           <w:caps w:val="false"/>
           <w:smallCaps w:val="false"/>
@@ -22041,7 +22508,6 @@
       </w:r>
       <w:r>
         <w:rPr>
-          <w:rFonts w:ascii="Times New Roman" w:hAnsi="Times New Roman"/>
           <w:b w:val="false"/>
           <w:i w:val="false"/>
           <w:caps w:val="false"/>
@@ -22068,7 +22534,6 @@
       </w:pPr>
       <w:r>
         <w:rPr>
-          <w:rFonts w:ascii="Times New Roman" w:hAnsi="Times New Roman"/>
           <w:b w:val="false"/>
           <w:i w:val="false"/>
           <w:caps w:val="false"/>
@@ -22083,7 +22548,6 @@
       </w:r>
       <w:r>
         <w:rPr>
-          <w:rFonts w:ascii="Times New Roman" w:hAnsi="Times New Roman"/>
           <w:b w:val="false"/>
           <w:i/>
           <w:caps w:val="false"/>
@@ -22098,7 +22562,6 @@
       </w:r>
       <w:r>
         <w:rPr>
-          <w:rFonts w:ascii="Times New Roman" w:hAnsi="Times New Roman"/>
           <w:b w:val="false"/>
           <w:i w:val="false"/>
           <w:caps w:val="false"/>
@@ -22114,7 +22577,6 @@
       <w:hyperlink r:id="rId8">
         <w:r>
           <w:rPr>
-            <w:rFonts w:ascii="Times New Roman" w:hAnsi="Times New Roman"/>
             <w:b w:val="false"/>
             <w:i w:val="false"/>
             <w:caps w:val="false"/>
@@ -22128,23 +22590,20 @@
           <w:t>https://doi.org/10.1515/jiip-2022-0081</w:t>
         </w:r>
       </w:hyperlink>
-      <w:hyperlink r:id="rId9">
-        <w:r>
-          <w:rPr>
-            <w:rFonts w:ascii="Times New Roman" w:hAnsi="Times New Roman"/>
-            <w:b w:val="false"/>
-            <w:i w:val="false"/>
-            <w:caps w:val="false"/>
-            <w:smallCaps w:val="false"/>
-            <w:color w:val="000000"/>
-            <w:spacing w:val="0"/>
-            <w:sz w:val="24"/>
-            <w:szCs w:val="24"/>
-            <w:lang w:val="en-US" w:eastAsia="en-US" w:bidi="ar-SA"/>
-          </w:rPr>
-          <w:t>.</w:t>
-        </w:r>
-      </w:hyperlink>
+      <w:r>
+        <w:rPr>
+          <w:b w:val="false"/>
+          <w:i w:val="false"/>
+          <w:caps w:val="false"/>
+          <w:smallCaps w:val="false"/>
+          <w:color w:val="000000"/>
+          <w:spacing w:val="0"/>
+          <w:sz w:val="24"/>
+          <w:szCs w:val="24"/>
+          <w:lang w:val="en-US" w:eastAsia="en-US" w:bidi="ar-SA"/>
+        </w:rPr>
+        <w:t>.</w:t>
+      </w:r>
     </w:p>
     <w:p>
       <w:pPr>
@@ -22159,7 +22618,6 @@
       </w:pPr>
       <w:r>
         <w:rPr>
-          <w:rFonts w:ascii="Times New Roman" w:hAnsi="Times New Roman"/>
           <w:b w:val="false"/>
           <w:i w:val="false"/>
           <w:caps w:val="false"/>
@@ -22174,7 +22632,6 @@
       </w:r>
       <w:r>
         <w:rPr>
-          <w:rFonts w:ascii="Times New Roman" w:hAnsi="Times New Roman"/>
           <w:b w:val="false"/>
           <w:i/>
           <w:caps w:val="false"/>
@@ -22189,7 +22646,6 @@
       </w:r>
       <w:r>
         <w:rPr>
-          <w:rFonts w:ascii="Times New Roman" w:hAnsi="Times New Roman"/>
           <w:b w:val="false"/>
           <w:i w:val="false"/>
           <w:caps w:val="false"/>
@@ -22202,10 +22658,9 @@
         </w:rPr>
         <w:t xml:space="preserve">, vol. 126, no. 5, pp. EL140–EL146, Oct. 2009, doi: </w:t>
       </w:r>
-      <w:hyperlink r:id="rId10">
+      <w:hyperlink r:id="rId9">
         <w:r>
           <w:rPr>
-            <w:rFonts w:ascii="Times New Roman" w:hAnsi="Times New Roman"/>
             <w:b w:val="false"/>
             <w:i w:val="false"/>
             <w:caps w:val="false"/>
@@ -22219,23 +22674,20 @@
           <w:t>https://doi.org/10.1121/1.3244038</w:t>
         </w:r>
       </w:hyperlink>
-      <w:hyperlink r:id="rId11">
-        <w:r>
-          <w:rPr>
-            <w:rFonts w:ascii="Times New Roman" w:hAnsi="Times New Roman"/>
-            <w:b w:val="false"/>
-            <w:i w:val="false"/>
-            <w:caps w:val="false"/>
-            <w:smallCaps w:val="false"/>
-            <w:color w:val="000000"/>
-            <w:spacing w:val="0"/>
-            <w:sz w:val="24"/>
-            <w:szCs w:val="24"/>
-            <w:lang w:val="en-US" w:eastAsia="en-US" w:bidi="ar-SA"/>
-          </w:rPr>
-          <w:t>.</w:t>
-        </w:r>
-      </w:hyperlink>
+      <w:r>
+        <w:rPr>
+          <w:b w:val="false"/>
+          <w:i w:val="false"/>
+          <w:caps w:val="false"/>
+          <w:smallCaps w:val="false"/>
+          <w:color w:val="000000"/>
+          <w:spacing w:val="0"/>
+          <w:sz w:val="24"/>
+          <w:szCs w:val="24"/>
+          <w:lang w:val="en-US" w:eastAsia="en-US" w:bidi="ar-SA"/>
+        </w:rPr>
+        <w:t>.</w:t>
+      </w:r>
     </w:p>
     <w:p>
       <w:pPr>
@@ -22250,6 +22702,8 @@
         <w:rPr>
           <w:rFonts w:ascii="quote-cjk-patch;Inter;system-ui;apple-system;BlinkMacSystemFont;Segoe UI;Roboto;Noto Sans;Ubuntu;Cantarell;Helvetica Neue;Oxygen;Open Sans;sans-serif" w:hAnsi="quote-cjk-patch;Inter;system-ui;apple-system;BlinkMacSystemFont;Segoe UI;Roboto;Noto Sans;Ubuntu;Cantarell;Helvetica Neue;Oxygen;Open Sans;sans-serif"/>
           <w:b w:val="false"/>
+          <w:b w:val="false"/>
+          <w:i w:val="false"/>
           <w:i w:val="false"/>
           <w:caps w:val="false"/>
           <w:smallCaps w:val="false"/>
@@ -22261,7 +22715,6 @@
       </w:pPr>
       <w:r>
         <w:rPr>
-          <w:rFonts w:ascii="Times New Roman" w:hAnsi="Times New Roman"/>
           <w:b w:val="false"/>
           <w:i w:val="false"/>
           <w:caps w:val="false"/>
@@ -22276,7 +22729,6 @@
       </w:r>
       <w:r>
         <w:rPr>
-          <w:rFonts w:ascii="Times New Roman" w:hAnsi="Times New Roman"/>
           <w:b w:val="false"/>
           <w:i/>
           <w:caps w:val="false"/>
@@ -22291,7 +22743,6 @@
       </w:r>
       <w:r>
         <w:rPr>
-          <w:rFonts w:ascii="Times New Roman" w:hAnsi="Times New Roman"/>
           <w:b w:val="false"/>
           <w:i w:val="false"/>
           <w:caps w:val="false"/>
@@ -22306,7 +22757,7 @@
       </w:r>
     </w:p>
     <w:sectPr>
-      <w:footerReference w:type="default" r:id="rId12"/>
+      <w:footerReference w:type="default" r:id="rId10"/>
       <w:type w:val="nextPage"/>
       <w:pgSz w:w="11906" w:h="16838"/>
       <w:pgMar w:left="1417" w:right="850" w:gutter="0" w:header="0" w:top="1701" w:footer="850" w:bottom="1582"/>
@@ -22327,12 +22778,12 @@
         <w:docPartGallery w:val="Page Numbers (Bottom of Page)"/>
         <w:docPartUnique w:val="true"/>
       </w:docPartObj>
-      <w:id w:val="840890781"/>
+      <w:id w:val="951776137"/>
     </w:sdtPr>
     <w:sdtContent>
       <w:p>
         <w:pPr>
-          <w:pStyle w:val="Style24"/>
+          <w:pStyle w:val="Style27"/>
           <w:jc w:val="center"/>
           <w:rPr/>
         </w:pPr>
@@ -22350,7 +22801,7 @@
         </w:r>
         <w:r>
           <w:rPr/>
-          <w:t>24</w:t>
+          <w:t>27</w:t>
         </w:r>
         <w:r>
           <w:rPr/>
@@ -22361,7 +22812,7 @@
   </w:sdt>
   <w:p>
     <w:pPr>
-      <w:pStyle w:val="Style24"/>
+      <w:pStyle w:val="Style27"/>
       <w:rPr/>
     </w:pPr>
     <w:r>
@@ -22513,6 +22964,7 @@
         </w:tabs>
         <w:ind w:left="720" w:hanging="360"/>
       </w:pPr>
+      <w:rPr/>
     </w:lvl>
     <w:lvl w:ilvl="1">
       <w:start w:val="1"/>
@@ -22525,6 +22977,7 @@
         </w:tabs>
         <w:ind w:left="1080" w:hanging="360"/>
       </w:pPr>
+      <w:rPr/>
     </w:lvl>
     <w:lvl w:ilvl="2">
       <w:start w:val="1"/>
@@ -22537,6 +22990,7 @@
         </w:tabs>
         <w:ind w:left="1440" w:hanging="360"/>
       </w:pPr>
+      <w:rPr/>
     </w:lvl>
     <w:lvl w:ilvl="3">
       <w:start w:val="1"/>
@@ -22549,6 +23003,7 @@
         </w:tabs>
         <w:ind w:left="1800" w:hanging="360"/>
       </w:pPr>
+      <w:rPr/>
     </w:lvl>
     <w:lvl w:ilvl="4">
       <w:start w:val="1"/>
@@ -22561,6 +23016,7 @@
         </w:tabs>
         <w:ind w:left="2160" w:hanging="360"/>
       </w:pPr>
+      <w:rPr/>
     </w:lvl>
     <w:lvl w:ilvl="5">
       <w:start w:val="1"/>
@@ -22573,6 +23029,7 @@
         </w:tabs>
         <w:ind w:left="2520" w:hanging="360"/>
       </w:pPr>
+      <w:rPr/>
     </w:lvl>
     <w:lvl w:ilvl="6">
       <w:start w:val="1"/>
@@ -22585,6 +23042,7 @@
         </w:tabs>
         <w:ind w:left="2880" w:hanging="360"/>
       </w:pPr>
+      <w:rPr/>
     </w:lvl>
     <w:lvl w:ilvl="7">
       <w:start w:val="1"/>
@@ -22597,6 +23055,7 @@
         </w:tabs>
         <w:ind w:left="3240" w:hanging="360"/>
       </w:pPr>
+      <w:rPr/>
     </w:lvl>
     <w:lvl w:ilvl="8">
       <w:start w:val="1"/>
@@ -22609,9 +23068,129 @@
         </w:tabs>
         <w:ind w:left="3600" w:hanging="360"/>
       </w:pPr>
+      <w:rPr/>
     </w:lvl>
   </w:abstractNum>
   <w:abstractNum w:abstractNumId="3">
+    <w:lvl w:ilvl="0">
+      <w:start w:val="1"/>
+      <w:numFmt w:val="decimal"/>
+      <w:lvlText w:val="%1."/>
+      <w:lvlJc w:val="left"/>
+      <w:pPr>
+        <w:tabs>
+          <w:tab w:val="num" w:pos="720"/>
+        </w:tabs>
+        <w:ind w:left="720" w:hanging="360"/>
+      </w:pPr>
+      <w:rPr/>
+    </w:lvl>
+    <w:lvl w:ilvl="1">
+      <w:start w:val="1"/>
+      <w:numFmt w:val="decimal"/>
+      <w:lvlText w:val="%2."/>
+      <w:lvlJc w:val="left"/>
+      <w:pPr>
+        <w:tabs>
+          <w:tab w:val="num" w:pos="1080"/>
+        </w:tabs>
+        <w:ind w:left="1080" w:hanging="360"/>
+      </w:pPr>
+      <w:rPr/>
+    </w:lvl>
+    <w:lvl w:ilvl="2">
+      <w:start w:val="1"/>
+      <w:numFmt w:val="decimal"/>
+      <w:lvlText w:val="%3."/>
+      <w:lvlJc w:val="left"/>
+      <w:pPr>
+        <w:tabs>
+          <w:tab w:val="num" w:pos="1440"/>
+        </w:tabs>
+        <w:ind w:left="1440" w:hanging="360"/>
+      </w:pPr>
+      <w:rPr/>
+    </w:lvl>
+    <w:lvl w:ilvl="3">
+      <w:start w:val="1"/>
+      <w:numFmt w:val="decimal"/>
+      <w:lvlText w:val="%4."/>
+      <w:lvlJc w:val="left"/>
+      <w:pPr>
+        <w:tabs>
+          <w:tab w:val="num" w:pos="1800"/>
+        </w:tabs>
+        <w:ind w:left="1800" w:hanging="360"/>
+      </w:pPr>
+      <w:rPr/>
+    </w:lvl>
+    <w:lvl w:ilvl="4">
+      <w:start w:val="1"/>
+      <w:numFmt w:val="decimal"/>
+      <w:lvlText w:val="%5."/>
+      <w:lvlJc w:val="left"/>
+      <w:pPr>
+        <w:tabs>
+          <w:tab w:val="num" w:pos="2160"/>
+        </w:tabs>
+        <w:ind w:left="2160" w:hanging="360"/>
+      </w:pPr>
+      <w:rPr/>
+    </w:lvl>
+    <w:lvl w:ilvl="5">
+      <w:start w:val="1"/>
+      <w:numFmt w:val="decimal"/>
+      <w:lvlText w:val="%6."/>
+      <w:lvlJc w:val="left"/>
+      <w:pPr>
+        <w:tabs>
+          <w:tab w:val="num" w:pos="2520"/>
+        </w:tabs>
+        <w:ind w:left="2520" w:hanging="360"/>
+      </w:pPr>
+      <w:rPr/>
+    </w:lvl>
+    <w:lvl w:ilvl="6">
+      <w:start w:val="1"/>
+      <w:numFmt w:val="decimal"/>
+      <w:lvlText w:val="%7."/>
+      <w:lvlJc w:val="left"/>
+      <w:pPr>
+        <w:tabs>
+          <w:tab w:val="num" w:pos="2880"/>
+        </w:tabs>
+        <w:ind w:left="2880" w:hanging="360"/>
+      </w:pPr>
+      <w:rPr/>
+    </w:lvl>
+    <w:lvl w:ilvl="7">
+      <w:start w:val="1"/>
+      <w:numFmt w:val="decimal"/>
+      <w:lvlText w:val="%8."/>
+      <w:lvlJc w:val="left"/>
+      <w:pPr>
+        <w:tabs>
+          <w:tab w:val="num" w:pos="3240"/>
+        </w:tabs>
+        <w:ind w:left="3240" w:hanging="360"/>
+      </w:pPr>
+      <w:rPr/>
+    </w:lvl>
+    <w:lvl w:ilvl="8">
+      <w:start w:val="1"/>
+      <w:numFmt w:val="decimal"/>
+      <w:lvlText w:val="%9."/>
+      <w:lvlJc w:val="left"/>
+      <w:pPr>
+        <w:tabs>
+          <w:tab w:val="num" w:pos="3600"/>
+        </w:tabs>
+        <w:ind w:left="3600" w:hanging="360"/>
+      </w:pPr>
+      <w:rPr/>
+    </w:lvl>
+  </w:abstractNum>
+  <w:abstractNum w:abstractNumId="4">
     <w:lvl w:ilvl="0">
       <w:start w:val="1"/>
       <w:numFmt w:val="none"/>
@@ -22738,6 +23317,9 @@
   </w:num>
   <w:num w:numId="3">
     <w:abstractNumId w:val="3"/>
+  </w:num>
+  <w:num w:numId="4">
+    <w:abstractNumId w:val="4"/>
   </w:num>
 </w:numbering>
 </file>
@@ -23203,8 +23785,8 @@
   </w:style>
   <w:style w:type="paragraph" w:styleId="3">
     <w:name w:val="Heading 3"/>
-    <w:basedOn w:val="Style17"/>
-    <w:next w:val="Style18"/>
+    <w:basedOn w:val="Style20"/>
+    <w:next w:val="Style21"/>
     <w:qFormat/>
     <w:pPr>
       <w:numPr>
@@ -23311,10 +23893,32 @@
       <w:iCs/>
     </w:rPr>
   </w:style>
-  <w:style w:type="paragraph" w:styleId="Style17">
+  <w:style w:type="character" w:styleId="Style17">
+    <w:name w:val="Выделение жирным"/>
+    <w:qFormat/>
+    <w:rPr>
+      <w:b/>
+      <w:bCs/>
+    </w:rPr>
+  </w:style>
+  <w:style w:type="character" w:styleId="Style18">
+    <w:name w:val="Маркеры"/>
+    <w:qFormat/>
+    <w:rPr>
+      <w:rFonts w:ascii="OpenSymbol" w:hAnsi="OpenSymbol" w:eastAsia="OpenSymbol" w:cs="OpenSymbol"/>
+    </w:rPr>
+  </w:style>
+  <w:style w:type="character" w:styleId="Style19">
+    <w:name w:val="Исходный текст"/>
+    <w:qFormat/>
+    <w:rPr>
+      <w:rFonts w:ascii="Liberation Mono" w:hAnsi="Liberation Mono" w:eastAsia="Liberation Mono" w:cs="Liberation Mono"/>
+    </w:rPr>
+  </w:style>
+  <w:style w:type="paragraph" w:styleId="Style20">
     <w:name w:val="Заголовок"/>
     <w:basedOn w:val="Normal"/>
-    <w:next w:val="Style18"/>
+    <w:next w:val="Style21"/>
     <w:qFormat/>
     <w:pPr>
       <w:keepNext w:val="true"/>
@@ -23326,7 +23930,7 @@
       <w:szCs w:val="28"/>
     </w:rPr>
   </w:style>
-  <w:style w:type="paragraph" w:styleId="Style18">
+  <w:style w:type="paragraph" w:styleId="Style21">
     <w:name w:val="Body Text"/>
     <w:basedOn w:val="Normal"/>
     <w:pPr>
@@ -23334,15 +23938,15 @@
     </w:pPr>
     <w:rPr/>
   </w:style>
-  <w:style w:type="paragraph" w:styleId="Style19">
+  <w:style w:type="paragraph" w:styleId="Style22">
     <w:name w:val="List"/>
-    <w:basedOn w:val="Style18"/>
+    <w:basedOn w:val="Style21"/>
     <w:pPr/>
     <w:rPr>
       <w:rFonts w:cs="Lohit Devanagari"/>
     </w:rPr>
   </w:style>
-  <w:style w:type="paragraph" w:styleId="Style20">
+  <w:style w:type="paragraph" w:styleId="Style23">
     <w:name w:val="Caption"/>
     <w:basedOn w:val="Normal"/>
     <w:qFormat/>
@@ -23358,7 +23962,7 @@
       <w:szCs w:val="24"/>
     </w:rPr>
   </w:style>
-  <w:style w:type="paragraph" w:styleId="Style21">
+  <w:style w:type="paragraph" w:styleId="Style24">
     <w:name w:val="Указатель"/>
     <w:basedOn w:val="Normal"/>
     <w:qFormat/>
@@ -23369,14 +23973,14 @@
       <w:rFonts w:cs="Lohit Devanagari"/>
     </w:rPr>
   </w:style>
-  <w:style w:type="paragraph" w:styleId="Style22">
+  <w:style w:type="paragraph" w:styleId="Style25">
     <w:name w:val="Колонтитул"/>
     <w:basedOn w:val="Normal"/>
     <w:qFormat/>
     <w:pPr/>
     <w:rPr/>
   </w:style>
-  <w:style w:type="paragraph" w:styleId="Style23">
+  <w:style w:type="paragraph" w:styleId="Style26">
     <w:name w:val="Header"/>
     <w:basedOn w:val="Normal"/>
     <w:link w:val="Style11"/>
@@ -23393,7 +23997,7 @@
     </w:pPr>
     <w:rPr/>
   </w:style>
-  <w:style w:type="paragraph" w:styleId="Style24">
+  <w:style w:type="paragraph" w:styleId="Style27">
     <w:name w:val="Footer"/>
     <w:basedOn w:val="Normal"/>
     <w:link w:val="Style12"/>
@@ -23442,13 +24046,13 @@
     </w:pPr>
     <w:rPr/>
   </w:style>
-  <w:style w:type="paragraph" w:styleId="Style25">
+  <w:style w:type="paragraph" w:styleId="Style28">
     <w:name w:val="Index Heading"/>
-    <w:basedOn w:val="Style17"/>
+    <w:basedOn w:val="Style20"/>
     <w:pPr/>
     <w:rPr/>
   </w:style>
-  <w:style w:type="paragraph" w:styleId="Style26">
+  <w:style w:type="paragraph" w:styleId="Style29">
     <w:name w:val="TOC Heading"/>
     <w:basedOn w:val="1"/>
     <w:next w:val="Normal"/>
@@ -23515,14 +24119,14 @@
       <w:lang w:eastAsia="ru-RU"/>
     </w:rPr>
   </w:style>
-  <w:style w:type="paragraph" w:styleId="Style27">
+  <w:style w:type="paragraph" w:styleId="Style30">
     <w:name w:val="Содержимое врезки"/>
     <w:basedOn w:val="Normal"/>
     <w:qFormat/>
     <w:pPr/>
     <w:rPr/>
   </w:style>
-  <w:style w:type="paragraph" w:styleId="Style28">
+  <w:style w:type="paragraph" w:styleId="Style31">
     <w:name w:val="Содержимое таблицы"/>
     <w:basedOn w:val="Normal"/>
     <w:qFormat/>
@@ -23532,9 +24136,9 @@
     </w:pPr>
     <w:rPr/>
   </w:style>
-  <w:style w:type="paragraph" w:styleId="Style29">
+  <w:style w:type="paragraph" w:styleId="Style32">
     <w:name w:val="Заголовок таблицы"/>
-    <w:basedOn w:val="Style28"/>
+    <w:basedOn w:val="Style31"/>
     <w:qFormat/>
     <w:pPr>
       <w:suppressLineNumbers/>
@@ -23545,10 +24149,10 @@
       <w:bCs/>
     </w:rPr>
   </w:style>
-  <w:style w:type="paragraph" w:styleId="Style30">
+  <w:style w:type="paragraph" w:styleId="Style33">
     <w:name w:val="Title"/>
-    <w:basedOn w:val="Style17"/>
-    <w:next w:val="Style18"/>
+    <w:basedOn w:val="Style20"/>
+    <w:next w:val="Style21"/>
     <w:qFormat/>
     <w:pPr>
       <w:jc w:val="center"/>

--- a/Диплом.docx
+++ b/Диплом.docx
@@ -2,36 +2,6 @@
 <file path=word/document.xml><?xml version="1.0" encoding="utf-8"?>
 <w:document xmlns:o="urn:schemas-microsoft-com:office:office" xmlns:r="http://schemas.openxmlformats.org/officeDocument/2006/relationships" xmlns:v="urn:schemas-microsoft-com:vml" xmlns:w="http://schemas.openxmlformats.org/wordprocessingml/2006/main" xmlns:w10="urn:schemas-microsoft-com:office:word" xmlns:wp="http://schemas.openxmlformats.org/drawingml/2006/wordprocessingDrawing" xmlns:wps="http://schemas.microsoft.com/office/word/2010/wordprocessingShape" xmlns:wpg="http://schemas.microsoft.com/office/word/2010/wordprocessingGroup" xmlns:mc="http://schemas.openxmlformats.org/markup-compatibility/2006" xmlns:wp14="http://schemas.microsoft.com/office/word/2010/wordprocessingDrawing" xmlns:w14="http://schemas.microsoft.com/office/word/2010/wordml" xmlns:w15="http://schemas.microsoft.com/office/word/2012/wordml" mc:Ignorable="w14 wp14 w15">
   <w:body>
-    <w:p>
-      <w:pPr>
-        <w:pStyle w:val="Normal"/>
-        <w:jc w:val="center"/>
-        <w:rPr>
-          <w:color w:val="FF0000"/>
-        </w:rPr>
-      </w:pPr>
-      <w:r>
-        <w:rPr>
-          <w:color w:val="FF0000"/>
-        </w:rPr>
-        <w:t>Todo:</w:t>
-      </w:r>
-    </w:p>
-    <w:p>
-      <w:pPr>
-        <w:pStyle w:val="Normal"/>
-        <w:jc w:val="center"/>
-        <w:rPr>
-          <w:color w:val="FF0000"/>
-        </w:rPr>
-      </w:pPr>
-      <w:r>
-        <w:rPr>
-          <w:color w:val="FF0000"/>
-        </w:rPr>
-        <w:t>Вставить ссылки, увеличить формулы,  вставить нумерацию, подписать графики , скриншоты.</w:t>
-      </w:r>
-    </w:p>
     <w:p>
       <w:pPr>
         <w:pStyle w:val="Normal"/>
@@ -71,7 +41,41 @@
           <w:sz w:val="24"/>
           <w:szCs w:val="24"/>
         </w:rPr>
-        <w:t>Данная работа посвящена численному моделированию воздействия вибрационной нагрузки на трёхмерный образец с использованием метода конечных элементов. Исследование включает в себя постановку задачи, разработку математической модели, реализацию численного метода, анализ результатов и сравнение с теоретическими предсказаниями. Основное внимание уделено моделированию динамики пластины под действием вибрационных нагрузок, а также изучению амплитудно-частотных характеристик системы. Работа включает в себя программную реализацию алгоритмов на языке Python с использованием библиотек NumPy, SciPy и Gmsh для генерации сетки.</w:t>
+        <w:t xml:space="preserve">Данная работа посвящена численному моделированию воздействия вибрационной нагрузки на трёхмерный образец с использованием метода конечных элементов. Исследование включает в себя постановку задачи, разработку математической модели, реализацию численного метода, анализ результатов и сравнение с теоретическими </w:t>
+      </w:r>
+      <w:r>
+        <w:rPr>
+          <w:rFonts w:cs="Times New Roman"/>
+          <w:color w:val="FF4000"/>
+          <w:sz w:val="24"/>
+          <w:szCs w:val="24"/>
+        </w:rPr>
+        <w:t xml:space="preserve">? </w:t>
+      </w:r>
+      <w:r>
+        <w:rPr>
+          <w:rFonts w:cs="Times New Roman"/>
+          <w:sz w:val="24"/>
+          <w:szCs w:val="24"/>
+        </w:rPr>
+        <w:t xml:space="preserve">предсказаниями. Основное внимание уделено моделированию динамики пластины под действием вибрационных нагрузок, а также изучению амплитудно-частотных характеристик </w:t>
+      </w:r>
+      <w:r>
+        <w:rPr>
+          <w:rFonts w:cs="Times New Roman"/>
+          <w:color w:val="000000"/>
+          <w:sz w:val="24"/>
+          <w:szCs w:val="24"/>
+        </w:rPr>
+        <w:t>системы</w:t>
+      </w:r>
+      <w:r>
+        <w:rPr>
+          <w:rFonts w:cs="Times New Roman"/>
+          <w:sz w:val="24"/>
+          <w:szCs w:val="24"/>
+        </w:rPr>
+        <w:t>. Работа включает в себя программную реализацию алгоритмов на языке Python с использованием библиотек NumPy, SciPy и Gmsh для генерации сетки.</w:t>
       </w:r>
     </w:p>
     <w:p>
@@ -264,7 +268,7 @@
               <w:rPr/>
               <w:t>Реализация</w:t>
               <w:tab/>
-              <w:t>19</w:t>
+              <w:t>18</w:t>
             </w:r>
           </w:hyperlink>
         </w:p>
@@ -282,7 +286,7 @@
               <w:rPr/>
               <w:t>Результаты</w:t>
               <w:tab/>
-              <w:t>22</w:t>
+              <w:t>20</w:t>
             </w:r>
           </w:hyperlink>
         </w:p>
@@ -300,7 +304,7 @@
               <w:rPr/>
               <w:t>Заключение</w:t>
               <w:tab/>
-              <w:t>26</w:t>
+              <w:t>39</w:t>
             </w:r>
           </w:hyperlink>
         </w:p>
@@ -318,7 +322,7 @@
               <w:rPr/>
               <w:t>Литература</w:t>
               <w:tab/>
-              <w:t>27</w:t>
+              <w:t>40</w:t>
             </w:r>
           </w:hyperlink>
           <w:r>
@@ -376,6 +380,23 @@
       <w:r>
         <w:rPr>
           <w:rFonts w:cs="Times New Roman"/>
+          <w:color w:val="C9211E"/>
+          <w:sz w:val="24"/>
+          <w:szCs w:val="24"/>
+        </w:rPr>
+        <w:t>Скормил свое введение в gpt</w:t>
+      </w:r>
+      <w:r>
+        <w:rPr>
+          <w:rFonts w:cs="Times New Roman"/>
+          <w:sz w:val="24"/>
+          <w:szCs w:val="24"/>
+        </w:rPr>
+        <w:t xml:space="preserve"> </w:t>
+      </w:r>
+      <w:r>
+        <w:rPr>
+          <w:rFonts w:cs="Times New Roman"/>
           <w:sz w:val="24"/>
           <w:szCs w:val="24"/>
         </w:rPr>
@@ -418,7 +439,83 @@
       </w:pPr>
       <w:r>
         <w:rPr/>
-        <w:t>В последние годы большое внимание уделяется так называемым layer-wise (поклассовым, послойным) моделям, которые обеспечивают более детальное представление напряжённого состояния многослойных конструкций. Эти модели учитывают поведение каждого отдельного слоя и позволяют более точно описывать межслойные напряжения и деформации, что важно при анализе композитных конструкций. Примером таких подходов являются работы Редди, где layer-wise модели сравниваются с классическими теориями первого и высшего порядка. Как показывают результаты подобных исследований, layer-wise модели обеспечивают высокую точность, но при этом требуют существенно больших вычислительных затрат, так как число степеней свободы возрастает пропорционально числу слоёв. Тем не менее, даже такие модели представляют собой приближение, не дающее полной картины напряжённого состояния для сложной геометрии.</w:t>
+        <w:t>Также существуют</w:t>
+      </w:r>
+      <w:r>
+        <w:rPr/>
+        <w:t xml:space="preserve"> так называемы</w:t>
+      </w:r>
+      <w:r>
+        <w:rPr/>
+        <w:t>е</w:t>
+      </w:r>
+      <w:r>
+        <w:rPr/>
+        <w:t xml:space="preserve"> layer-wise (поклассовы</w:t>
+      </w:r>
+      <w:r>
+        <w:rPr/>
+        <w:t>е</w:t>
+      </w:r>
+      <w:r>
+        <w:rPr/>
+        <w:t>, послойны</w:t>
+      </w:r>
+      <w:r>
+        <w:rPr/>
+        <w:t>е</w:t>
+      </w:r>
+      <w:r>
+        <w:rPr/>
+        <w:t>) модел</w:t>
+      </w:r>
+      <w:r>
+        <w:rPr/>
+        <w:t>и</w:t>
+      </w:r>
+      <w:r>
+        <w:rPr/>
+        <w:t xml:space="preserve">, которые обеспечивают более детальное представление напряжённого состояния многослойных конструкций. Эти модели учитывают поведение каждого отдельного слоя и позволяют более точно описывать межслойные напряжения и деформации, что важно при анализе композитных конструкций. </w:t>
+      </w:r>
+      <w:r>
+        <w:rPr/>
+        <w:t xml:space="preserve">Подробнее данные </w:t>
+      </w:r>
+      <w:r>
+        <w:rPr/>
+        <w:t xml:space="preserve">модели </w:t>
+      </w:r>
+      <w:r>
+        <w:rPr/>
+        <w:t>описываются в [1],</w:t>
+      </w:r>
+      <w:r>
+        <w:rPr/>
+        <w:t xml:space="preserve"> </w:t>
+      </w:r>
+      <w:r>
+        <w:rPr/>
+        <w:t xml:space="preserve">где также приводится </w:t>
+      </w:r>
+      <w:r>
+        <w:rPr/>
+        <w:t>сравн</w:t>
+      </w:r>
+      <w:r>
+        <w:rPr/>
+        <w:t>ение</w:t>
+      </w:r>
+      <w:r>
+        <w:rPr/>
+        <w:t xml:space="preserve"> с классическими теориями первого и высшего порядк</w:t>
+      </w:r>
+      <w:r>
+        <w:rPr/>
+        <w:t>ов</w:t>
+      </w:r>
+      <w:r>
+        <w:rPr/>
+        <w:t>. Как показывают результаты подобных исследований, layer-wise модели обеспечивают высокую точность, но при этом требуют существенно больших вычислительных затрат, так как число степеней свободы возрастает пропорционально числу слоёв. Тем не менее, даже такие модели представляют собой приближение, не дающее полной картины напряжённого состояния для сложной геометрии.</w:t>
       </w:r>
     </w:p>
     <w:p>
@@ -444,7 +541,41 @@
       </w:pPr>
       <w:r>
         <w:rPr/>
-        <w:t>Для реализации численной схемы был использован метод конечных элементов с трёхмерными тетраэдрическими элементами. Весь код был написан на языке Python с применением библиотек Numpy и Scipy. Это обеспечивает как гибкость в настройке модели, так и возможность запуска расчетов на стандартных вычислительных устройствах без необходимости использования специализированного программного обеспечения. Помимо этого, подобная реализация позволяет легко модифицировать код для решения сопутствующих задач, таких как исследование отклика конструкции на внешнюю вибрационную нагрузку или анализ локальных напряжений в области концентрации деформаций.</w:t>
+        <w:t xml:space="preserve">Для реализации численной схемы был использован метод конечных элементов с трёхмерными </w:t>
+      </w:r>
+      <w:r>
+        <w:rPr>
+          <w:rFonts w:eastAsia="" w:cs="Times New Roman" w:eastAsiaTheme="minorEastAsia"/>
+          <w:bCs/>
+          <w:iCs/>
+          <w:sz w:val="24"/>
+          <w:szCs w:val="24"/>
+        </w:rPr>
+        <w:t>тетраэдр</w:t>
+      </w:r>
+      <w:r>
+        <w:rPr>
+          <w:rFonts w:eastAsia="" w:cs="Times New Roman" w:eastAsiaTheme="minorEastAsia"/>
+          <w:bCs/>
+          <w:iCs/>
+          <w:sz w:val="24"/>
+          <w:szCs w:val="24"/>
+        </w:rPr>
+        <w:t>альн</w:t>
+      </w:r>
+      <w:r>
+        <w:rPr>
+          <w:rFonts w:eastAsia="" w:cs="Times New Roman" w:eastAsiaTheme="minorEastAsia"/>
+          <w:bCs/>
+          <w:iCs/>
+          <w:sz w:val="24"/>
+          <w:szCs w:val="24"/>
+        </w:rPr>
+        <w:t>ыми</w:t>
+      </w:r>
+      <w:r>
+        <w:rPr/>
+        <w:t xml:space="preserve"> элементами. Весь код был написан на языке Python с применением библиотек Numpy и Scipy. Это обеспечивает как гибкость в настройке модели, так и возможность запуска расчетов на стандартных вычислительных устройствах без необходимости использования специализированного программного обеспечения. Помимо этого, подобная реализация позволяет легко модифицировать код для решения сопутствующих задач, таких как исследование отклика конструкции на внешнюю вибрационную нагрузку или анализ локальных напряжений в области концентрации деформаций.</w:t>
       </w:r>
     </w:p>
     <w:p>
@@ -506,7 +637,44 @@
           <w:sz w:val="24"/>
           <w:szCs w:val="24"/>
         </w:rPr>
-        <w:t>Интерес представляет решение задачи в приближении малых деформаций, поэтому в данной работе используется линейная теория упругости. Во многих учебниках по механике твердого деформируемого тела представлены основные уравнения теории упругости. Приведу их краткое изложение.</w:t>
+        <w:t xml:space="preserve">Интерес представляет решение задачи в приближении малых деформаций, поэтому в данной работе используется линейная теория упругости. Во многих учебниках по механике твердого деформируемого тела представлены основные </w:t>
+      </w:r>
+      <w:r>
+        <w:rPr>
+          <w:color w:val="000000"/>
+          <w:sz w:val="24"/>
+          <w:szCs w:val="24"/>
+        </w:rPr>
+        <w:t>уравнения</w:t>
+      </w:r>
+      <w:r>
+        <w:rPr>
+          <w:sz w:val="24"/>
+          <w:szCs w:val="24"/>
+        </w:rPr>
+        <w:t xml:space="preserve"> теории упругости</w:t>
+      </w:r>
+      <w:r>
+        <w:rPr>
+          <w:sz w:val="24"/>
+          <w:szCs w:val="24"/>
+        </w:rPr>
+        <w:t xml:space="preserve">, например в [6],[7] </w:t>
+      </w:r>
+      <w:r>
+        <w:rPr>
+          <w:color w:val="C9211E"/>
+          <w:sz w:val="24"/>
+          <w:szCs w:val="24"/>
+        </w:rPr>
+        <w:t>?</w:t>
+      </w:r>
+      <w:r>
+        <w:rPr>
+          <w:sz w:val="24"/>
+          <w:szCs w:val="24"/>
+        </w:rPr>
+        <w:t>. Приведу их краткое изложение.</w:t>
       </w:r>
     </w:p>
     <w:p>
@@ -1166,6 +1334,25 @@
                   </w:rPr>
                   <m:t xml:space="preserve">=</m:t>
                 </m:r>
+                <m:acc>
+                  <m:accPr>
+                    <m:chr m:val="⃗"/>
+                  </m:accPr>
+                  <m:e>
+                    <m:r>
+                      <w:rPr>
+                        <w:rFonts w:ascii="Cambria Math" w:hAnsi="Cambria Math"/>
+                      </w:rPr>
+                      <m:t xml:space="preserve">n</m:t>
+                    </m:r>
+                  </m:e>
+                </m:acc>
+                <m:r>
+                  <w:rPr>
+                    <w:rFonts w:ascii="Cambria Math" w:hAnsi="Cambria Math"/>
+                  </w:rPr>
+                  <m:t xml:space="preserve">⋅</m:t>
+                </m:r>
                 <m:r>
                   <w:rPr>
                     <w:rFonts w:ascii="Cambria Math" w:hAnsi="Cambria Math"/>
@@ -1193,25 +1380,6 @@
                     </m:acc>
                   </m:e>
                 </m:d>
-                <m:r>
-                  <w:rPr>
-                    <w:rFonts w:ascii="Cambria Math" w:hAnsi="Cambria Math"/>
-                  </w:rPr>
-                  <m:t xml:space="preserve">⋅</m:t>
-                </m:r>
-                <m:acc>
-                  <m:accPr>
-                    <m:chr m:val="⃗"/>
-                  </m:accPr>
-                  <m:e>
-                    <m:r>
-                      <w:rPr>
-                        <w:rFonts w:ascii="Cambria Math" w:hAnsi="Cambria Math"/>
-                      </w:rPr>
-                      <m:t xml:space="preserve">n</m:t>
-                    </m:r>
-                  </m:e>
-                </m:acc>
               </m:oMath>
             </m:oMathPara>
           </w:p>
@@ -1312,7 +1480,40 @@
           <w:sz w:val="24"/>
           <w:szCs w:val="24"/>
         </w:rPr>
-        <w:t>/ умножать справа или слева?</w:t>
+        <w:t xml:space="preserve">/ умножать </w:t>
+      </w:r>
+      <w:r>
+        <w:rPr>
+          <w:rFonts w:eastAsia="" w:cs="Times New Roman" w:eastAsiaTheme="minorEastAsia"/>
+          <w:bCs/>
+          <w:iCs/>
+          <w:color w:val="C9211E"/>
+          <w:sz w:val="24"/>
+          <w:szCs w:val="24"/>
+        </w:rPr>
+        <w:t>вроде</w:t>
+      </w:r>
+      <w:r>
+        <w:rPr>
+          <w:rFonts w:eastAsia="" w:cs="Times New Roman" w:eastAsiaTheme="minorEastAsia"/>
+          <w:bCs/>
+          <w:iCs/>
+          <w:color w:val="C9211E"/>
+          <w:sz w:val="24"/>
+          <w:szCs w:val="24"/>
+        </w:rPr>
+        <w:t xml:space="preserve"> </w:t>
+      </w:r>
+      <w:r>
+        <w:rPr>
+          <w:rFonts w:eastAsia="" w:cs="Times New Roman" w:eastAsiaTheme="minorEastAsia"/>
+          <w:bCs/>
+          <w:iCs/>
+          <w:color w:val="C9211E"/>
+          <w:sz w:val="24"/>
+          <w:szCs w:val="24"/>
+        </w:rPr>
+        <w:t>слева</w:t>
       </w:r>
     </w:p>
     <w:p>
@@ -1605,7 +1806,7 @@
         <w:pStyle w:val="Normal"/>
         <w:spacing w:lineRule="auto" w:line="360" w:before="0" w:after="120"/>
         <w:ind w:right="567" w:hanging="0"/>
-        <w:jc w:val="both"/>
+        <w:jc w:val="center"/>
         <w:rPr>
           <w:rFonts w:ascii="Times New Roman" w:hAnsi="Times New Roman" w:eastAsia="" w:cs="Times New Roman" w:eastAsiaTheme="minorEastAsia"/>
           <w:bCs/>
@@ -1615,13 +1816,6 @@
         </w:rPr>
       </w:pPr>
       <w:r>
-        <w:rPr>
-          <w:rFonts w:eastAsia="" w:cs="Times New Roman" w:eastAsiaTheme="minorEastAsia"/>
-          <w:bCs/>
-          <w:iCs/>
-          <w:sz w:val="24"/>
-          <w:szCs w:val="24"/>
-        </w:rPr>
         <w:drawing>
           <wp:anchor behindDoc="0" distT="0" distB="0" distL="0" distR="0" simplePos="0" locked="0" layoutInCell="0" allowOverlap="1" relativeHeight="2">
             <wp:simplePos x="0" y="0"/>
@@ -1667,6 +1861,16 @@
             </a:graphic>
           </wp:anchor>
         </w:drawing>
+      </w:r>
+      <w:r>
+        <w:rPr>
+          <w:rFonts w:eastAsia="" w:cs="Times New Roman" w:eastAsiaTheme="minorEastAsia"/>
+          <w:bCs/>
+          <w:iCs/>
+          <w:sz w:val="24"/>
+          <w:szCs w:val="24"/>
+        </w:rPr>
+        <w:t>Рис.1. Отсчетное описание.</w:t>
       </w:r>
     </w:p>
     <w:tbl>
@@ -2896,7 +3100,7 @@
     </w:p>
     <w:tbl>
       <w:tblPr>
-        <w:tblW w:w="10486" w:type="dxa"/>
+        <w:tblW w:w="10200" w:type="dxa"/>
         <w:jc w:val="left"/>
         <w:tblInd w:w="80" w:type="dxa"/>
         <w:tblLayout w:type="fixed"/>
@@ -2908,14 +3112,14 @@
         </w:tblCellMar>
       </w:tblPr>
       <w:tblGrid>
-        <w:gridCol w:w="9956"/>
-        <w:gridCol w:w="529"/>
+        <w:gridCol w:w="9641"/>
+        <w:gridCol w:w="559"/>
       </w:tblGrid>
       <w:tr>
         <w:trPr/>
         <w:tc>
           <w:tcPr>
-            <w:tcW w:w="9956" w:type="dxa"/>
+            <w:tcW w:w="9641" w:type="dxa"/>
             <w:tcBorders/>
           </w:tcPr>
           <w:p>
@@ -3302,7 +3506,7 @@
         </w:tc>
         <w:tc>
           <w:tcPr>
-            <w:tcW w:w="529" w:type="dxa"/>
+            <w:tcW w:w="559" w:type="dxa"/>
             <w:tcBorders/>
           </w:tcPr>
           <w:p>
@@ -3332,7 +3536,7 @@
     </w:p>
     <w:tbl>
       <w:tblPr>
-        <w:tblW w:w="10486" w:type="dxa"/>
+        <w:tblW w:w="10200" w:type="dxa"/>
         <w:jc w:val="left"/>
         <w:tblInd w:w="80" w:type="dxa"/>
         <w:tblLayout w:type="fixed"/>
@@ -3344,14 +3548,14 @@
         </w:tblCellMar>
       </w:tblPr>
       <w:tblGrid>
-        <w:gridCol w:w="9956"/>
-        <w:gridCol w:w="529"/>
+        <w:gridCol w:w="9641"/>
+        <w:gridCol w:w="559"/>
       </w:tblGrid>
       <w:tr>
         <w:trPr/>
         <w:tc>
           <w:tcPr>
-            <w:tcW w:w="9956" w:type="dxa"/>
+            <w:tcW w:w="9641" w:type="dxa"/>
             <w:tcBorders/>
           </w:tcPr>
           <w:p>
@@ -3490,7 +3694,7 @@
         </w:tc>
         <w:tc>
           <w:tcPr>
-            <w:tcW w:w="529" w:type="dxa"/>
+            <w:tcW w:w="559" w:type="dxa"/>
             <w:tcBorders/>
           </w:tcPr>
           <w:p>
@@ -3626,14 +3830,12 @@
         <w:rPr/>
       </w:pPr>
       <w:r>
-        <w:rPr>
-          <w:color w:val="FF0000"/>
-        </w:rPr>
-        <w:t>Расширить</w:t>
-      </w:r>
-      <w:r>
-        <w:rPr/>
-        <w:t xml:space="preserve"> Определяющее соотношение получается из второго начала термодинамики и носит название закона Гука:</w:t>
+        <w:rPr/>
+        <w:t xml:space="preserve"> </w:t>
+      </w:r>
+      <w:r>
+        <w:rPr/>
+        <w:t>Определяющее соотношение получается из второго начала термодинамики и носит название закона Гука:</w:t>
       </w:r>
     </w:p>
     <w:p>
@@ -3657,7 +3859,7 @@
     </w:p>
     <w:tbl>
       <w:tblPr>
-        <w:tblW w:w="10486" w:type="dxa"/>
+        <w:tblW w:w="10200" w:type="dxa"/>
         <w:jc w:val="left"/>
         <w:tblInd w:w="80" w:type="dxa"/>
         <w:tblLayout w:type="fixed"/>
@@ -3669,14 +3871,14 @@
         </w:tblCellMar>
       </w:tblPr>
       <w:tblGrid>
-        <w:gridCol w:w="9956"/>
-        <w:gridCol w:w="529"/>
+        <w:gridCol w:w="9641"/>
+        <w:gridCol w:w="559"/>
       </w:tblGrid>
       <w:tr>
         <w:trPr/>
         <w:tc>
           <w:tcPr>
-            <w:tcW w:w="9956" w:type="dxa"/>
+            <w:tcW w:w="9641" w:type="dxa"/>
             <w:tcBorders/>
           </w:tcPr>
           <w:p>
@@ -3731,7 +3933,7 @@
         </w:tc>
         <w:tc>
           <w:tcPr>
-            <w:tcW w:w="529" w:type="dxa"/>
+            <w:tcW w:w="559" w:type="dxa"/>
             <w:tcBorders/>
           </w:tcPr>
           <w:p>
@@ -3764,7 +3966,7 @@
     </w:p>
     <w:tbl>
       <w:tblPr>
-        <w:tblW w:w="10486" w:type="dxa"/>
+        <w:tblW w:w="10200" w:type="dxa"/>
         <w:jc w:val="left"/>
         <w:tblInd w:w="80" w:type="dxa"/>
         <w:tblLayout w:type="fixed"/>
@@ -3776,14 +3978,14 @@
         </w:tblCellMar>
       </w:tblPr>
       <w:tblGrid>
-        <w:gridCol w:w="9956"/>
-        <w:gridCol w:w="529"/>
+        <w:gridCol w:w="9641"/>
+        <w:gridCol w:w="559"/>
       </w:tblGrid>
       <w:tr>
         <w:trPr/>
         <w:tc>
           <w:tcPr>
-            <w:tcW w:w="9956" w:type="dxa"/>
+            <w:tcW w:w="9641" w:type="dxa"/>
             <w:tcBorders/>
           </w:tcPr>
           <w:p>
@@ -3898,7 +4100,7 @@
         </w:tc>
         <w:tc>
           <w:tcPr>
-            <w:tcW w:w="529" w:type="dxa"/>
+            <w:tcW w:w="559" w:type="dxa"/>
             <w:tcBorders/>
           </w:tcPr>
           <w:p>
@@ -3936,18 +4138,12 @@
       </w:pPr>
       <w:r>
         <w:rPr/>
-        <w:t xml:space="preserve">Таким образом, у данного тензора двадцать одна независимая компонента. Однако, учитывая принцип объективности и симметрию, для изотропного тела тензор упругих модулей зависит всего от двух констант — параметров Ламе, и закон Гука можно представить в более простой форме: </w:t>
-      </w:r>
-      <w:r>
-        <w:rPr>
-          <w:color w:val="C9211E"/>
-        </w:rPr>
-        <w:t>?</w:t>
+        <w:t>Таким образом, у данного тензора двадцать одна независимая компонента. Однако, учитывая принцип объективности и симметрию, для изотропного тела тензор упругих модулей зависит всего от двух констант — параметров Ламе, и закон Гука можно представить в более простой форме:</w:t>
       </w:r>
     </w:p>
     <w:tbl>
       <w:tblPr>
-        <w:tblW w:w="10486" w:type="dxa"/>
+        <w:tblW w:w="10200" w:type="dxa"/>
         <w:jc w:val="left"/>
         <w:tblInd w:w="80" w:type="dxa"/>
         <w:tblLayout w:type="fixed"/>
@@ -3959,8 +4155,8 @@
         </w:tblCellMar>
       </w:tblPr>
       <w:tblGrid>
-        <w:gridCol w:w="9956"/>
-        <w:gridCol w:w="529"/>
+        <w:gridCol w:w="9641"/>
+        <w:gridCol w:w="559"/>
       </w:tblGrid>
       <w:tr>
         <w:trPr>
@@ -3968,7 +4164,7 @@
         </w:trPr>
         <w:tc>
           <w:tcPr>
-            <w:tcW w:w="9956" w:type="dxa"/>
+            <w:tcW w:w="9641" w:type="dxa"/>
             <w:tcBorders/>
           </w:tcPr>
           <w:p>
@@ -4073,7 +4269,7 @@
         </w:tc>
         <w:tc>
           <w:tcPr>
-            <w:tcW w:w="529" w:type="dxa"/>
+            <w:tcW w:w="559" w:type="dxa"/>
             <w:tcBorders/>
           </w:tcPr>
           <w:p>
@@ -4102,12 +4298,20 @@
       </w:pPr>
       <w:r>
         <w:rPr/>
-        <w:t>Для дальнейшего рассмотрения полезно отметить, что учитывая симметрию введенных выше тензоров их можно рассматривать как векторы и перейти таким образов к нотации Фойхта:</w:t>
+        <w:t>Для дальнейшего рассмотрения полезно отметить, что учитывая симметрию введенных выше тензоров их можно рассматривать как векторы и перейти таким образов к нотации Фой</w:t>
+      </w:r>
+      <w:r>
+        <w:rPr/>
+        <w:t>г</w:t>
+      </w:r>
+      <w:r>
+        <w:rPr/>
+        <w:t>та:</w:t>
       </w:r>
     </w:p>
     <w:tbl>
       <w:tblPr>
-        <w:tblW w:w="10486" w:type="dxa"/>
+        <w:tblW w:w="10200" w:type="dxa"/>
         <w:jc w:val="left"/>
         <w:tblInd w:w="80" w:type="dxa"/>
         <w:tblLayout w:type="fixed"/>
@@ -4119,14 +4323,14 @@
         </w:tblCellMar>
       </w:tblPr>
       <w:tblGrid>
-        <w:gridCol w:w="9956"/>
-        <w:gridCol w:w="529"/>
+        <w:gridCol w:w="9641"/>
+        <w:gridCol w:w="559"/>
       </w:tblGrid>
       <w:tr>
         <w:trPr/>
         <w:tc>
           <w:tcPr>
-            <w:tcW w:w="9956" w:type="dxa"/>
+            <w:tcW w:w="9641" w:type="dxa"/>
             <w:tcBorders/>
           </w:tcPr>
           <w:p>
@@ -5224,7 +5428,7 @@
         </w:tc>
         <w:tc>
           <w:tcPr>
-            <w:tcW w:w="529" w:type="dxa"/>
+            <w:tcW w:w="559" w:type="dxa"/>
             <w:tcBorders/>
           </w:tcPr>
           <w:p>
@@ -5237,7 +5441,63 @@
             </w:pPr>
             <w:r>
               <w:rPr/>
-              <w:t>(13)</w:t>
+            </w:r>
+          </w:p>
+          <w:p>
+            <w:pPr>
+              <w:pStyle w:val="Style31"/>
+              <w:widowControl w:val="false"/>
+              <w:spacing w:before="0" w:after="160"/>
+              <w:jc w:val="right"/>
+              <w:rPr/>
+            </w:pPr>
+            <w:r>
+              <w:rPr/>
+            </w:r>
+          </w:p>
+          <w:p>
+            <w:pPr>
+              <w:pStyle w:val="Style31"/>
+              <w:widowControl w:val="false"/>
+              <w:spacing w:before="0" w:after="160"/>
+              <w:jc w:val="right"/>
+              <w:rPr/>
+            </w:pPr>
+            <w:r>
+              <w:rPr/>
+            </w:r>
+          </w:p>
+          <w:p>
+            <w:pPr>
+              <w:pStyle w:val="Style31"/>
+              <w:widowControl w:val="false"/>
+              <w:spacing w:before="0" w:after="160"/>
+              <w:jc w:val="right"/>
+              <w:rPr/>
+            </w:pPr>
+            <w:r>
+              <w:rPr/>
+            </w:r>
+          </w:p>
+          <w:p>
+            <w:pPr>
+              <w:pStyle w:val="Style31"/>
+              <w:widowControl w:val="false"/>
+              <w:spacing w:before="0" w:after="160"/>
+              <w:jc w:val="right"/>
+              <w:rPr/>
+            </w:pPr>
+            <w:r>
+              <w:rPr/>
+              <w:t>(1</w:t>
+            </w:r>
+            <w:r>
+              <w:rPr/>
+              <w:t>5</w:t>
+            </w:r>
+            <w:r>
+              <w:rPr/>
+              <w:t>)</w:t>
             </w:r>
           </w:p>
         </w:tc>
@@ -5271,7 +5531,7 @@
     </w:p>
     <w:tbl>
       <w:tblPr>
-        <w:tblW w:w="10486" w:type="dxa"/>
+        <w:tblW w:w="10200" w:type="dxa"/>
         <w:jc w:val="left"/>
         <w:tblInd w:w="80" w:type="dxa"/>
         <w:tblLayout w:type="fixed"/>
@@ -5283,8 +5543,8 @@
         </w:tblCellMar>
       </w:tblPr>
       <w:tblGrid>
-        <w:gridCol w:w="9956"/>
-        <w:gridCol w:w="529"/>
+        <w:gridCol w:w="9641"/>
+        <w:gridCol w:w="559"/>
       </w:tblGrid>
       <w:tr>
         <w:trPr>
@@ -5292,7 +5552,7 @@
         </w:trPr>
         <w:tc>
           <w:tcPr>
-            <w:tcW w:w="9956" w:type="dxa"/>
+            <w:tcW w:w="9641" w:type="dxa"/>
             <w:tcBorders/>
           </w:tcPr>
           <w:p>
@@ -5442,7 +5702,7 @@
         </w:tc>
         <w:tc>
           <w:tcPr>
-            <w:tcW w:w="529" w:type="dxa"/>
+            <w:tcW w:w="559" w:type="dxa"/>
             <w:tcBorders/>
           </w:tcPr>
           <w:p>
@@ -5455,7 +5715,15 @@
             </w:pPr>
             <w:r>
               <w:rPr/>
-              <w:t>(15)</w:t>
+              <w:t>(1</w:t>
+            </w:r>
+            <w:r>
+              <w:rPr/>
+              <w:t>6</w:t>
+            </w:r>
+            <w:r>
+              <w:rPr/>
+              <w:t>)</w:t>
             </w:r>
           </w:p>
         </w:tc>
@@ -5714,7 +5982,7 @@
     </w:p>
     <w:tbl>
       <w:tblPr>
-        <w:tblW w:w="10486" w:type="dxa"/>
+        <w:tblW w:w="10200" w:type="dxa"/>
         <w:jc w:val="left"/>
         <w:tblInd w:w="80" w:type="dxa"/>
         <w:tblLayout w:type="fixed"/>
@@ -5726,14 +5994,14 @@
         </w:tblCellMar>
       </w:tblPr>
       <w:tblGrid>
-        <w:gridCol w:w="9956"/>
-        <w:gridCol w:w="529"/>
+        <w:gridCol w:w="9641"/>
+        <w:gridCol w:w="559"/>
       </w:tblGrid>
       <w:tr>
         <w:trPr/>
         <w:tc>
           <w:tcPr>
-            <w:tcW w:w="9956" w:type="dxa"/>
+            <w:tcW w:w="9641" w:type="dxa"/>
             <w:tcBorders/>
           </w:tcPr>
           <w:p>
@@ -5812,7 +6080,7 @@
         </w:tc>
         <w:tc>
           <w:tcPr>
-            <w:tcW w:w="529" w:type="dxa"/>
+            <w:tcW w:w="559" w:type="dxa"/>
             <w:tcBorders/>
           </w:tcPr>
           <w:p>
@@ -5825,7 +6093,15 @@
             </w:pPr>
             <w:r>
               <w:rPr/>
-              <w:t>(16)</w:t>
+              <w:t>(1</w:t>
+            </w:r>
+            <w:r>
+              <w:rPr/>
+              <w:t>7</w:t>
+            </w:r>
+            <w:r>
+              <w:rPr/>
+              <w:t>)</w:t>
             </w:r>
           </w:p>
         </w:tc>
@@ -5877,7 +6153,7 @@
     </w:p>
     <w:tbl>
       <w:tblPr>
-        <w:tblW w:w="10486" w:type="dxa"/>
+        <w:tblW w:w="10200" w:type="dxa"/>
         <w:jc w:val="left"/>
         <w:tblInd w:w="80" w:type="dxa"/>
         <w:tblLayout w:type="fixed"/>
@@ -5889,14 +6165,14 @@
         </w:tblCellMar>
       </w:tblPr>
       <w:tblGrid>
-        <w:gridCol w:w="9956"/>
-        <w:gridCol w:w="529"/>
+        <w:gridCol w:w="9641"/>
+        <w:gridCol w:w="559"/>
       </w:tblGrid>
       <w:tr>
         <w:trPr/>
         <w:tc>
           <w:tcPr>
-            <w:tcW w:w="9956" w:type="dxa"/>
+            <w:tcW w:w="9641" w:type="dxa"/>
             <w:tcBorders/>
           </w:tcPr>
           <w:p>
@@ -6061,7 +6337,7 @@
         </w:tc>
         <w:tc>
           <w:tcPr>
-            <w:tcW w:w="529" w:type="dxa"/>
+            <w:tcW w:w="559" w:type="dxa"/>
             <w:tcBorders/>
           </w:tcPr>
           <w:p>
@@ -6074,7 +6350,15 @@
             </w:pPr>
             <w:r>
               <w:rPr/>
-              <w:t>(13)</w:t>
+              <w:t>(1</w:t>
+            </w:r>
+            <w:r>
+              <w:rPr/>
+              <w:t>8</w:t>
+            </w:r>
+            <w:r>
+              <w:rPr/>
+              <w:t>)</w:t>
             </w:r>
           </w:p>
         </w:tc>
@@ -6097,7 +6381,7 @@
     </w:p>
     <w:tbl>
       <w:tblPr>
-        <w:tblW w:w="10486" w:type="dxa"/>
+        <w:tblW w:w="10200" w:type="dxa"/>
         <w:jc w:val="left"/>
         <w:tblInd w:w="80" w:type="dxa"/>
         <w:tblLayout w:type="fixed"/>
@@ -6109,14 +6393,14 @@
         </w:tblCellMar>
       </w:tblPr>
       <w:tblGrid>
-        <w:gridCol w:w="9956"/>
-        <w:gridCol w:w="529"/>
+        <w:gridCol w:w="9641"/>
+        <w:gridCol w:w="559"/>
       </w:tblGrid>
       <w:tr>
         <w:trPr/>
         <w:tc>
           <w:tcPr>
-            <w:tcW w:w="9956" w:type="dxa"/>
+            <w:tcW w:w="9641" w:type="dxa"/>
             <w:tcBorders/>
           </w:tcPr>
           <w:p>
@@ -6268,7 +6552,7 @@
         </w:tc>
         <w:tc>
           <w:tcPr>
-            <w:tcW w:w="529" w:type="dxa"/>
+            <w:tcW w:w="559" w:type="dxa"/>
             <w:tcBorders/>
           </w:tcPr>
           <w:p>
@@ -6281,7 +6565,15 @@
             </w:pPr>
             <w:r>
               <w:rPr/>
-              <w:t>(13)</w:t>
+              <w:t>(1</w:t>
+            </w:r>
+            <w:r>
+              <w:rPr/>
+              <w:t>9</w:t>
+            </w:r>
+            <w:r>
+              <w:rPr/>
+              <w:t>)</w:t>
             </w:r>
           </w:p>
         </w:tc>
@@ -6304,7 +6596,7 @@
     </w:p>
     <w:tbl>
       <w:tblPr>
-        <w:tblW w:w="10486" w:type="dxa"/>
+        <w:tblW w:w="10200" w:type="dxa"/>
         <w:jc w:val="left"/>
         <w:tblInd w:w="80" w:type="dxa"/>
         <w:tblLayout w:type="fixed"/>
@@ -6316,14 +6608,14 @@
         </w:tblCellMar>
       </w:tblPr>
       <w:tblGrid>
-        <w:gridCol w:w="9956"/>
-        <w:gridCol w:w="529"/>
+        <w:gridCol w:w="9641"/>
+        <w:gridCol w:w="559"/>
       </w:tblGrid>
       <w:tr>
         <w:trPr/>
         <w:tc>
           <w:tcPr>
-            <w:tcW w:w="9956" w:type="dxa"/>
+            <w:tcW w:w="9641" w:type="dxa"/>
             <w:tcBorders/>
           </w:tcPr>
           <w:p>
@@ -6455,7 +6747,7 @@
         </w:tc>
         <w:tc>
           <w:tcPr>
-            <w:tcW w:w="529" w:type="dxa"/>
+            <w:tcW w:w="559" w:type="dxa"/>
             <w:tcBorders/>
           </w:tcPr>
           <w:p>
@@ -6468,7 +6760,15 @@
             </w:pPr>
             <w:r>
               <w:rPr/>
-              <w:t>(13)</w:t>
+              <w:t>(</w:t>
+            </w:r>
+            <w:r>
+              <w:rPr/>
+              <w:t>20</w:t>
+            </w:r>
+            <w:r>
+              <w:rPr/>
+              <w:t>)</w:t>
             </w:r>
           </w:p>
         </w:tc>
@@ -6535,12 +6835,24 @@
         <w:rPr>
           <w:color w:val="000000"/>
         </w:rPr>
-        <w:t>означает дивергенцию данного произведения. В нотации Фойхта данное выражение можно переписать в следующем виде:</w:t>
+        <w:t>означает дивергенцию данного произведения. В нотации Фой</w:t>
+      </w:r>
+      <w:r>
+        <w:rPr>
+          <w:color w:val="000000"/>
+        </w:rPr>
+        <w:t>г</w:t>
+      </w:r>
+      <w:r>
+        <w:rPr>
+          <w:color w:val="000000"/>
+        </w:rPr>
+        <w:t>та данное выражение можно переписать в следующем виде:</w:t>
       </w:r>
     </w:p>
     <w:tbl>
       <w:tblPr>
-        <w:tblW w:w="10486" w:type="dxa"/>
+        <w:tblW w:w="10200" w:type="dxa"/>
         <w:jc w:val="left"/>
         <w:tblInd w:w="80" w:type="dxa"/>
         <w:tblLayout w:type="fixed"/>
@@ -6552,14 +6864,14 @@
         </w:tblCellMar>
       </w:tblPr>
       <w:tblGrid>
-        <w:gridCol w:w="9956"/>
-        <w:gridCol w:w="529"/>
+        <w:gridCol w:w="9641"/>
+        <w:gridCol w:w="559"/>
       </w:tblGrid>
       <w:tr>
         <w:trPr/>
         <w:tc>
           <w:tcPr>
-            <w:tcW w:w="9956" w:type="dxa"/>
+            <w:tcW w:w="9641" w:type="dxa"/>
             <w:tcBorders/>
           </w:tcPr>
           <w:p>
@@ -6691,7 +7003,7 @@
         </w:tc>
         <w:tc>
           <w:tcPr>
-            <w:tcW w:w="529" w:type="dxa"/>
+            <w:tcW w:w="559" w:type="dxa"/>
             <w:tcBorders/>
           </w:tcPr>
           <w:p>
@@ -6704,7 +7016,15 @@
             </w:pPr>
             <w:r>
               <w:rPr/>
-              <w:t>(13)</w:t>
+              <w:t>(</w:t>
+            </w:r>
+            <w:r>
+              <w:rPr/>
+              <w:t>21</w:t>
+            </w:r>
+            <w:r>
+              <w:rPr/>
+              <w:t>)</w:t>
             </w:r>
           </w:p>
         </w:tc>
@@ -6853,7 +7173,29 @@
           <w:sz w:val="24"/>
           <w:szCs w:val="24"/>
         </w:rPr>
-        <w:t>заданной области как композиции простых геометрических форм, которые называются конечными элементами. Для данных элементов решение аппроксимируется как линейная комбинация некоторых функций которые называются функциями формы.</w:t>
+        <w:t xml:space="preserve">заданной области как композиции простых геометрических форм, которые называются конечными элементами </w:t>
+      </w:r>
+      <w:r>
+        <w:rPr>
+          <w:rFonts w:eastAsia="" w:cs="Times New Roman" w:eastAsiaTheme="minorEastAsia"/>
+          <w:bCs/>
+          <w:iCs/>
+          <w:color w:val="000000"/>
+          <w:sz w:val="24"/>
+          <w:szCs w:val="24"/>
+        </w:rPr>
+        <w:t>[2]</w:t>
+      </w:r>
+      <w:r>
+        <w:rPr>
+          <w:rFonts w:eastAsia="" w:cs="Times New Roman" w:eastAsiaTheme="minorEastAsia"/>
+          <w:bCs/>
+          <w:iCs/>
+          <w:color w:val="000000"/>
+          <w:sz w:val="24"/>
+          <w:szCs w:val="24"/>
+        </w:rPr>
+        <w:t>. Для данных элементов решение аппроксимируется как линейная комбинация некоторых функций которые называются функциями формы.</w:t>
       </w:r>
     </w:p>
     <w:p>
@@ -6877,7 +7219,7 @@
     </w:p>
     <w:tbl>
       <w:tblPr>
-        <w:tblW w:w="10486" w:type="dxa"/>
+        <w:tblW w:w="10200" w:type="dxa"/>
         <w:jc w:val="left"/>
         <w:tblInd w:w="80" w:type="dxa"/>
         <w:tblLayout w:type="fixed"/>
@@ -6889,14 +7231,14 @@
         </w:tblCellMar>
       </w:tblPr>
       <w:tblGrid>
-        <w:gridCol w:w="9956"/>
-        <w:gridCol w:w="529"/>
+        <w:gridCol w:w="9638"/>
+        <w:gridCol w:w="562"/>
       </w:tblGrid>
       <w:tr>
         <w:trPr/>
         <w:tc>
           <w:tcPr>
-            <w:tcW w:w="9956" w:type="dxa"/>
+            <w:tcW w:w="9638" w:type="dxa"/>
             <w:tcBorders/>
           </w:tcPr>
           <w:p>
@@ -7051,7 +7393,7 @@
         </w:tc>
         <w:tc>
           <w:tcPr>
-            <w:tcW w:w="529" w:type="dxa"/>
+            <w:tcW w:w="562" w:type="dxa"/>
             <w:tcBorders/>
           </w:tcPr>
           <w:p>
@@ -7064,7 +7406,15 @@
             </w:pPr>
             <w:r>
               <w:rPr/>
-              <w:t>(13)</w:t>
+              <w:t>(</w:t>
+            </w:r>
+            <w:r>
+              <w:rPr/>
+              <w:t>22</w:t>
+            </w:r>
+            <w:r>
+              <w:rPr/>
+              <w:t>)</w:t>
             </w:r>
           </w:p>
         </w:tc>
@@ -7091,7 +7441,7 @@
     </w:p>
     <w:tbl>
       <w:tblPr>
-        <w:tblW w:w="10486" w:type="dxa"/>
+        <w:tblW w:w="10200" w:type="dxa"/>
         <w:jc w:val="left"/>
         <w:tblInd w:w="80" w:type="dxa"/>
         <w:tblLayout w:type="fixed"/>
@@ -7103,14 +7453,14 @@
         </w:tblCellMar>
       </w:tblPr>
       <w:tblGrid>
-        <w:gridCol w:w="9956"/>
-        <w:gridCol w:w="529"/>
+        <w:gridCol w:w="9638"/>
+        <w:gridCol w:w="562"/>
       </w:tblGrid>
       <w:tr>
         <w:trPr/>
         <w:tc>
           <w:tcPr>
-            <w:tcW w:w="9956" w:type="dxa"/>
+            <w:tcW w:w="9638" w:type="dxa"/>
             <w:tcBorders/>
           </w:tcPr>
           <w:p>
@@ -7300,7 +7650,7 @@
         </w:tc>
         <w:tc>
           <w:tcPr>
-            <w:tcW w:w="529" w:type="dxa"/>
+            <w:tcW w:w="562" w:type="dxa"/>
             <w:tcBorders/>
           </w:tcPr>
           <w:p>
@@ -7313,7 +7663,15 @@
             </w:pPr>
             <w:r>
               <w:rPr/>
-              <w:t>(13)</w:t>
+              <w:t>(</w:t>
+            </w:r>
+            <w:r>
+              <w:rPr/>
+              <w:t>23</w:t>
+            </w:r>
+            <w:r>
+              <w:rPr/>
+              <w:t>)</w:t>
             </w:r>
           </w:p>
         </w:tc>
@@ -7335,7 +7693,47 @@
           <w:sz w:val="24"/>
           <w:szCs w:val="24"/>
         </w:rPr>
-        <w:t xml:space="preserve">Динамическое уравнение (ссылка), может быть сведено к уравнению (ссылка), откуда мы найдем </w:t>
+        <w:t>Динамическое уравнение (</w:t>
+      </w:r>
+      <w:r>
+        <w:rPr>
+          <w:rFonts w:eastAsia="" w:cs="Times New Roman" w:eastAsiaTheme="minorEastAsia"/>
+          <w:bCs/>
+          <w:iCs/>
+          <w:sz w:val="24"/>
+          <w:szCs w:val="24"/>
+        </w:rPr>
+        <w:t>21</w:t>
+      </w:r>
+      <w:r>
+        <w:rPr>
+          <w:rFonts w:eastAsia="" w:cs="Times New Roman" w:eastAsiaTheme="minorEastAsia"/>
+          <w:bCs/>
+          <w:iCs/>
+          <w:sz w:val="24"/>
+          <w:szCs w:val="24"/>
+        </w:rPr>
+        <w:t>), может быть сведено к уравнению (</w:t>
+      </w:r>
+      <w:r>
+        <w:rPr>
+          <w:rFonts w:eastAsia="" w:cs="Times New Roman" w:eastAsiaTheme="minorEastAsia"/>
+          <w:bCs/>
+          <w:iCs/>
+          <w:sz w:val="24"/>
+          <w:szCs w:val="24"/>
+        </w:rPr>
+        <w:t>22</w:t>
+      </w:r>
+      <w:r>
+        <w:rPr>
+          <w:rFonts w:eastAsia="" w:cs="Times New Roman" w:eastAsiaTheme="minorEastAsia"/>
+          <w:bCs/>
+          <w:iCs/>
+          <w:sz w:val="24"/>
+          <w:szCs w:val="24"/>
+        </w:rPr>
+        <w:t xml:space="preserve">), откуда мы найдем </w:t>
       </w:r>
       <w:r>
         <w:rPr/>
@@ -7358,7 +7756,7 @@
     </w:p>
     <w:tbl>
       <w:tblPr>
-        <w:tblW w:w="10486" w:type="dxa"/>
+        <w:tblW w:w="10200" w:type="dxa"/>
         <w:jc w:val="left"/>
         <w:tblInd w:w="80" w:type="dxa"/>
         <w:tblLayout w:type="fixed"/>
@@ -7370,8 +7768,8 @@
         </w:tblCellMar>
       </w:tblPr>
       <w:tblGrid>
-        <w:gridCol w:w="9956"/>
-        <w:gridCol w:w="529"/>
+        <w:gridCol w:w="9638"/>
+        <w:gridCol w:w="562"/>
       </w:tblGrid>
       <w:tr>
         <w:trPr>
@@ -7379,7 +7777,7 @@
         </w:trPr>
         <w:tc>
           <w:tcPr>
-            <w:tcW w:w="9956" w:type="dxa"/>
+            <w:tcW w:w="9638" w:type="dxa"/>
             <w:tcBorders/>
           </w:tcPr>
           <w:p>
@@ -7463,7 +7861,7 @@
                   <w:rPr>
                     <w:rFonts w:ascii="Cambria Math" w:hAnsi="Cambria Math"/>
                   </w:rPr>
-                  <m:t xml:space="preserve">:</m:t>
+                  <m:t xml:space="preserve">⋅</m:t>
                 </m:r>
                 <m:r>
                   <w:rPr>
@@ -7565,7 +7963,7 @@
         </w:tc>
         <w:tc>
           <w:tcPr>
-            <w:tcW w:w="529" w:type="dxa"/>
+            <w:tcW w:w="562" w:type="dxa"/>
             <w:tcBorders/>
           </w:tcPr>
           <w:p>
@@ -7578,7 +7976,27 @@
             </w:pPr>
             <w:r>
               <w:rPr/>
-              <w:t>(13)</w:t>
+            </w:r>
+          </w:p>
+          <w:p>
+            <w:pPr>
+              <w:pStyle w:val="Style31"/>
+              <w:widowControl w:val="false"/>
+              <w:spacing w:before="0" w:after="160"/>
+              <w:jc w:val="right"/>
+              <w:rPr/>
+            </w:pPr>
+            <w:r>
+              <w:rPr/>
+              <w:t>(</w:t>
+            </w:r>
+            <w:r>
+              <w:rPr/>
+              <w:t>24</w:t>
+            </w:r>
+            <w:r>
+              <w:rPr/>
+              <w:t>)</w:t>
             </w:r>
           </w:p>
         </w:tc>
@@ -7668,7 +8086,7 @@
     </w:p>
     <w:tbl>
       <w:tblPr>
-        <w:tblW w:w="10486" w:type="dxa"/>
+        <w:tblW w:w="10200" w:type="dxa"/>
         <w:jc w:val="left"/>
         <w:tblInd w:w="80" w:type="dxa"/>
         <w:tblLayout w:type="fixed"/>
@@ -7680,8 +8098,8 @@
         </w:tblCellMar>
       </w:tblPr>
       <w:tblGrid>
-        <w:gridCol w:w="9956"/>
-        <w:gridCol w:w="529"/>
+        <w:gridCol w:w="9638"/>
+        <w:gridCol w:w="562"/>
       </w:tblGrid>
       <w:tr>
         <w:trPr>
@@ -7689,7 +8107,7 @@
         </w:trPr>
         <w:tc>
           <w:tcPr>
-            <w:tcW w:w="9956" w:type="dxa"/>
+            <w:tcW w:w="9638" w:type="dxa"/>
             <w:tcBorders/>
           </w:tcPr>
           <w:p>
@@ -7742,7 +8160,7 @@
                   <w:rPr>
                     <w:rFonts w:ascii="Cambria Math" w:hAnsi="Cambria Math"/>
                   </w:rPr>
-                  <m:t xml:space="preserve">:</m:t>
+                  <m:t xml:space="preserve">⋅</m:t>
                 </m:r>
                 <m:r>
                   <w:rPr>
@@ -7754,7 +8172,7 @@
                   <w:rPr>
                     <w:rFonts w:ascii="Cambria Math" w:hAnsi="Cambria Math"/>
                   </w:rPr>
-                  <m:t xml:space="preserve">:</m:t>
+                  <m:t xml:space="preserve">⋅</m:t>
                 </m:r>
                 <m:r>
                   <w:rPr>
@@ -7819,7 +8237,7 @@
         </w:tc>
         <w:tc>
           <w:tcPr>
-            <w:tcW w:w="529" w:type="dxa"/>
+            <w:tcW w:w="562" w:type="dxa"/>
             <w:tcBorders/>
           </w:tcPr>
           <w:p>
@@ -7832,7 +8250,15 @@
             </w:pPr>
             <w:r>
               <w:rPr/>
-              <w:t>(13)</w:t>
+              <w:t>(</w:t>
+            </w:r>
+            <w:r>
+              <w:rPr/>
+              <w:t>25</w:t>
+            </w:r>
+            <w:r>
+              <w:rPr/>
+              <w:t>)</w:t>
             </w:r>
           </w:p>
         </w:tc>
@@ -7854,12 +8280,32 @@
           <w:sz w:val="24"/>
           <w:szCs w:val="24"/>
         </w:rPr>
-        <w:t>Далее необходимо ввести конечно-элементную аппроксимацию. Для  этого рассмотрим тетраэдральный элемент и представим вектор перемещения в следующем виде:</w:t>
+        <w:t>Далее необходимо ввести конечно-элементную аппроксимацию. Для  этого рассмотрим тетраэдр</w:t>
+      </w:r>
+      <w:r>
+        <w:rPr>
+          <w:rFonts w:eastAsia="" w:cs="Times New Roman" w:eastAsiaTheme="minorEastAsia"/>
+          <w:bCs/>
+          <w:iCs/>
+          <w:sz w:val="24"/>
+          <w:szCs w:val="24"/>
+        </w:rPr>
+        <w:t>альный</w:t>
+      </w:r>
+      <w:r>
+        <w:rPr>
+          <w:rFonts w:eastAsia="" w:cs="Times New Roman" w:eastAsiaTheme="minorEastAsia"/>
+          <w:bCs/>
+          <w:iCs/>
+          <w:sz w:val="24"/>
+          <w:szCs w:val="24"/>
+        </w:rPr>
+        <w:t xml:space="preserve"> элемент и представим вектор перемещения в следующем виде:</w:t>
       </w:r>
     </w:p>
     <w:tbl>
       <w:tblPr>
-        <w:tblW w:w="10486" w:type="dxa"/>
+        <w:tblW w:w="10200" w:type="dxa"/>
         <w:jc w:val="left"/>
         <w:tblInd w:w="80" w:type="dxa"/>
         <w:tblLayout w:type="fixed"/>
@@ -7871,8 +8317,8 @@
         </w:tblCellMar>
       </w:tblPr>
       <w:tblGrid>
-        <w:gridCol w:w="9956"/>
-        <w:gridCol w:w="529"/>
+        <w:gridCol w:w="9638"/>
+        <w:gridCol w:w="562"/>
       </w:tblGrid>
       <w:tr>
         <w:trPr>
@@ -7880,7 +8326,7 @@
         </w:trPr>
         <w:tc>
           <w:tcPr>
-            <w:tcW w:w="9956" w:type="dxa"/>
+            <w:tcW w:w="9638" w:type="dxa"/>
             <w:tcBorders/>
           </w:tcPr>
           <w:p>
@@ -8032,7 +8478,7 @@
         </w:tc>
         <w:tc>
           <w:tcPr>
-            <w:tcW w:w="529" w:type="dxa"/>
+            <w:tcW w:w="562" w:type="dxa"/>
             <w:tcBorders/>
           </w:tcPr>
           <w:p>
@@ -8045,7 +8491,15 @@
             </w:pPr>
             <w:r>
               <w:rPr/>
-              <w:t>(13)</w:t>
+              <w:t>(</w:t>
+            </w:r>
+            <w:r>
+              <w:rPr/>
+              <w:t>26</w:t>
+            </w:r>
+            <w:r>
+              <w:rPr/>
+              <w:t>)</w:t>
             </w:r>
           </w:p>
         </w:tc>
@@ -8064,7 +8518,7 @@
     </w:p>
     <w:tbl>
       <w:tblPr>
-        <w:tblW w:w="10486" w:type="dxa"/>
+        <w:tblW w:w="10200" w:type="dxa"/>
         <w:jc w:val="left"/>
         <w:tblInd w:w="80" w:type="dxa"/>
         <w:tblLayout w:type="fixed"/>
@@ -8076,8 +8530,8 @@
         </w:tblCellMar>
       </w:tblPr>
       <w:tblGrid>
-        <w:gridCol w:w="9956"/>
-        <w:gridCol w:w="529"/>
+        <w:gridCol w:w="9638"/>
+        <w:gridCol w:w="562"/>
       </w:tblGrid>
       <w:tr>
         <w:trPr>
@@ -8085,7 +8539,7 @@
         </w:trPr>
         <w:tc>
           <w:tcPr>
-            <w:tcW w:w="9956" w:type="dxa"/>
+            <w:tcW w:w="9638" w:type="dxa"/>
             <w:tcBorders/>
           </w:tcPr>
           <w:p>
@@ -8273,7 +8727,7 @@
         </w:tc>
         <w:tc>
           <w:tcPr>
-            <w:tcW w:w="529" w:type="dxa"/>
+            <w:tcW w:w="562" w:type="dxa"/>
             <w:tcBorders/>
           </w:tcPr>
           <w:p>
@@ -8286,7 +8740,15 @@
             </w:pPr>
             <w:r>
               <w:rPr/>
-              <w:t>(13)</w:t>
+              <w:t>(</w:t>
+            </w:r>
+            <w:r>
+              <w:rPr/>
+              <w:t>27</w:t>
+            </w:r>
+            <w:r>
+              <w:rPr/>
+              <w:t>)</w:t>
             </w:r>
           </w:p>
         </w:tc>
@@ -8319,7 +8781,7 @@
             </wp:positionV>
             <wp:extent cx="5476875" cy="3781425"/>
             <wp:effectExtent l="0" t="0" r="0" b="0"/>
-            <wp:wrapSquare wrapText="largest"/>
+            <wp:wrapTopAndBottom/>
             <wp:docPr id="2" name="Изображение2" descr=""/>
             <wp:cNvGraphicFramePr>
               <a:graphicFrameLocks xmlns:a="http://schemas.openxmlformats.org/drawingml/2006/main" noChangeAspect="1"/>
@@ -8359,6 +8821,18 @@
       <w:pPr>
         <w:pStyle w:val="Normal"/>
         <w:spacing w:lineRule="auto" w:line="360"/>
+        <w:jc w:val="center"/>
+        <w:rPr/>
+      </w:pPr>
+      <w:r>
+        <w:rPr/>
+        <w:t>Рис.2. Тетраэдрический  элемент.</w:t>
+      </w:r>
+    </w:p>
+    <w:p>
+      <w:pPr>
+        <w:pStyle w:val="Normal"/>
+        <w:spacing w:lineRule="auto" w:line="360"/>
         <w:rPr/>
       </w:pPr>
       <w:r>
@@ -8368,7 +8842,7 @@
     </w:p>
     <w:tbl>
       <w:tblPr>
-        <w:tblW w:w="11655" w:type="dxa"/>
+        <w:tblW w:w="11338" w:type="dxa"/>
         <w:jc w:val="left"/>
         <w:tblInd w:w="-1089" w:type="dxa"/>
         <w:tblLayout w:type="fixed"/>
@@ -8380,8 +8854,8 @@
         </w:tblCellMar>
       </w:tblPr>
       <w:tblGrid>
-        <w:gridCol w:w="11130"/>
-        <w:gridCol w:w="524"/>
+        <w:gridCol w:w="10775"/>
+        <w:gridCol w:w="563"/>
       </w:tblGrid>
       <w:tr>
         <w:trPr>
@@ -8389,7 +8863,7 @@
         </w:trPr>
         <w:tc>
           <w:tcPr>
-            <w:tcW w:w="11130" w:type="dxa"/>
+            <w:tcW w:w="10775" w:type="dxa"/>
             <w:tcBorders/>
           </w:tcPr>
           <w:p>
@@ -8765,7 +9239,7 @@
         </w:tc>
         <w:tc>
           <w:tcPr>
-            <w:tcW w:w="524" w:type="dxa"/>
+            <w:tcW w:w="563" w:type="dxa"/>
             <w:tcBorders/>
           </w:tcPr>
           <w:p>
@@ -8778,7 +9252,15 @@
             </w:pPr>
             <w:r>
               <w:rPr/>
-              <w:t>(13)</w:t>
+              <w:t>(</w:t>
+            </w:r>
+            <w:r>
+              <w:rPr/>
+              <w:t>28</w:t>
+            </w:r>
+            <w:r>
+              <w:rPr/>
+              <w:t>)</w:t>
             </w:r>
           </w:p>
         </w:tc>
@@ -8909,7 +9391,7 @@
     </w:p>
     <w:tbl>
       <w:tblPr>
-        <w:tblW w:w="11655" w:type="dxa"/>
+        <w:tblW w:w="11338" w:type="dxa"/>
         <w:jc w:val="left"/>
         <w:tblInd w:w="-1089" w:type="dxa"/>
         <w:tblLayout w:type="fixed"/>
@@ -8921,8 +9403,8 @@
         </w:tblCellMar>
       </w:tblPr>
       <w:tblGrid>
-        <w:gridCol w:w="10541"/>
-        <w:gridCol w:w="1113"/>
+        <w:gridCol w:w="10775"/>
+        <w:gridCol w:w="563"/>
       </w:tblGrid>
       <w:tr>
         <w:trPr>
@@ -8930,7 +9412,7 @@
         </w:trPr>
         <w:tc>
           <w:tcPr>
-            <w:tcW w:w="10541" w:type="dxa"/>
+            <w:tcW w:w="10775" w:type="dxa"/>
             <w:tcBorders/>
           </w:tcPr>
           <w:p>
@@ -10120,7 +10602,7 @@
         </w:tc>
         <w:tc>
           <w:tcPr>
-            <w:tcW w:w="1113" w:type="dxa"/>
+            <w:tcW w:w="563" w:type="dxa"/>
             <w:tcBorders/>
           </w:tcPr>
           <w:p>
@@ -10133,7 +10615,39 @@
             </w:pPr>
             <w:r>
               <w:rPr/>
-              <w:t>(13)</w:t>
+            </w:r>
+          </w:p>
+          <w:p>
+            <w:pPr>
+              <w:pStyle w:val="Style31"/>
+              <w:widowControl w:val="false"/>
+              <w:spacing w:before="0" w:after="160"/>
+              <w:jc w:val="right"/>
+              <w:rPr/>
+            </w:pPr>
+            <w:r>
+              <w:rPr/>
+            </w:r>
+          </w:p>
+          <w:p>
+            <w:pPr>
+              <w:pStyle w:val="Style31"/>
+              <w:widowControl w:val="false"/>
+              <w:spacing w:before="0" w:after="160"/>
+              <w:jc w:val="right"/>
+              <w:rPr/>
+            </w:pPr>
+            <w:r>
+              <w:rPr/>
+              <w:t>(</w:t>
+            </w:r>
+            <w:r>
+              <w:rPr/>
+              <w:t>29</w:t>
+            </w:r>
+            <w:r>
+              <w:rPr/>
+              <w:t>)</w:t>
             </w:r>
           </w:p>
         </w:tc>
@@ -10165,7 +10679,7 @@
     </w:p>
     <w:tbl>
       <w:tblPr>
-        <w:tblW w:w="10486" w:type="dxa"/>
+        <w:tblW w:w="10200" w:type="dxa"/>
         <w:jc w:val="left"/>
         <w:tblInd w:w="80" w:type="dxa"/>
         <w:tblLayout w:type="fixed"/>
@@ -10177,8 +10691,8 @@
         </w:tblCellMar>
       </w:tblPr>
       <w:tblGrid>
-        <w:gridCol w:w="9956"/>
-        <w:gridCol w:w="529"/>
+        <w:gridCol w:w="9638"/>
+        <w:gridCol w:w="562"/>
       </w:tblGrid>
       <w:tr>
         <w:trPr>
@@ -10186,7 +10700,7 @@
         </w:trPr>
         <w:tc>
           <w:tcPr>
-            <w:tcW w:w="9956" w:type="dxa"/>
+            <w:tcW w:w="9638" w:type="dxa"/>
             <w:tcBorders/>
           </w:tcPr>
           <w:p>
@@ -10458,7 +10972,7 @@
         </w:tc>
         <w:tc>
           <w:tcPr>
-            <w:tcW w:w="529" w:type="dxa"/>
+            <w:tcW w:w="562" w:type="dxa"/>
             <w:tcBorders/>
           </w:tcPr>
           <w:p>
@@ -10471,7 +10985,15 @@
             </w:pPr>
             <w:r>
               <w:rPr/>
-              <w:t>(13)</w:t>
+              <w:t>(</w:t>
+            </w:r>
+            <w:r>
+              <w:rPr/>
+              <w:t>30</w:t>
+            </w:r>
+            <w:r>
+              <w:rPr/>
+              <w:t>)</w:t>
             </w:r>
           </w:p>
         </w:tc>
@@ -10893,7 +11415,15 @@
       </w:pPr>
       <w:r>
         <w:rPr/>
-        <w:t xml:space="preserve">Рассмотрим первое слагаемое в (сслыка) и возьмем производную по </w:t>
+        <w:t>Рассмотрим первое слагаемое в (</w:t>
+      </w:r>
+      <w:r>
+        <w:rPr/>
+        <w:t>25</w:t>
+      </w:r>
+      <w:r>
+        <w:rPr/>
+        <w:t xml:space="preserve">) и возьмем производную по </w:t>
       </w:r>
       <w:r>
         <w:rPr/>
@@ -10947,7 +11477,7 @@
     </w:p>
     <w:tbl>
       <w:tblPr>
-        <w:tblW w:w="10486" w:type="dxa"/>
+        <w:tblW w:w="10200" w:type="dxa"/>
         <w:jc w:val="left"/>
         <w:tblInd w:w="80" w:type="dxa"/>
         <w:tblLayout w:type="fixed"/>
@@ -10959,8 +11489,8 @@
         </w:tblCellMar>
       </w:tblPr>
       <w:tblGrid>
-        <w:gridCol w:w="9956"/>
-        <w:gridCol w:w="529"/>
+        <w:gridCol w:w="9638"/>
+        <w:gridCol w:w="562"/>
       </w:tblGrid>
       <w:tr>
         <w:trPr>
@@ -10968,7 +11498,7 @@
         </w:trPr>
         <w:tc>
           <w:tcPr>
-            <w:tcW w:w="9956" w:type="dxa"/>
+            <w:tcW w:w="9638" w:type="dxa"/>
             <w:tcBorders/>
           </w:tcPr>
           <w:p>
@@ -11077,7 +11607,7 @@
                       <w:rPr>
                         <w:rFonts w:ascii="Cambria Math" w:hAnsi="Cambria Math"/>
                       </w:rPr>
-                      <m:t xml:space="preserve">:</m:t>
+                      <m:t xml:space="preserve">⋅</m:t>
                     </m:r>
                     <m:sSub>
                       <m:e>
@@ -11107,7 +11637,7 @@
                       <w:rPr>
                         <w:rFonts w:ascii="Cambria Math" w:hAnsi="Cambria Math"/>
                       </w:rPr>
-                      <m:t xml:space="preserve">:</m:t>
+                      <m:t xml:space="preserve">⋅</m:t>
                     </m:r>
                     <m:sSub>
                       <m:e>
@@ -11195,7 +11725,7 @@
                   <w:rPr>
                     <w:rFonts w:ascii="Cambria Math" w:hAnsi="Cambria Math"/>
                   </w:rPr>
-                  <m:t xml:space="preserve">:</m:t>
+                  <m:t xml:space="preserve">⋅</m:t>
                 </m:r>
                 <m:sSub>
                   <m:e>
@@ -11225,7 +11755,7 @@
                   <w:rPr>
                     <w:rFonts w:ascii="Cambria Math" w:hAnsi="Cambria Math"/>
                   </w:rPr>
-                  <m:t xml:space="preserve">:</m:t>
+                  <m:t xml:space="preserve">⋅</m:t>
                 </m:r>
                 <m:sSub>
                   <m:e>
@@ -11299,7 +11829,7 @@
                   <w:rPr>
                     <w:rFonts w:ascii="Cambria Math" w:hAnsi="Cambria Math"/>
                   </w:rPr>
-                  <m:t xml:space="preserve">:</m:t>
+                  <m:t xml:space="preserve">⋅</m:t>
                 </m:r>
                 <m:sSub>
                   <m:e>
@@ -11329,7 +11859,7 @@
                   <w:rPr>
                     <w:rFonts w:ascii="Cambria Math" w:hAnsi="Cambria Math"/>
                   </w:rPr>
-                  <m:t xml:space="preserve">:</m:t>
+                  <m:t xml:space="preserve">⋅</m:t>
                 </m:r>
                 <m:sSub>
                   <m:e>
@@ -11409,7 +11939,7 @@
                   <w:rPr>
                     <w:rFonts w:ascii="Cambria Math" w:hAnsi="Cambria Math"/>
                   </w:rPr>
-                  <m:t xml:space="preserve">:</m:t>
+                  <m:t xml:space="preserve">⋅</m:t>
                 </m:r>
                 <m:sSub>
                   <m:e>
@@ -11439,7 +11969,7 @@
                   <w:rPr>
                     <w:rFonts w:ascii="Cambria Math" w:hAnsi="Cambria Math"/>
                   </w:rPr>
-                  <m:t xml:space="preserve">:</m:t>
+                  <m:t xml:space="preserve">⋅</m:t>
                 </m:r>
                 <m:sSub>
                   <m:e>
@@ -11465,7 +11995,7 @@
         </w:tc>
         <w:tc>
           <w:tcPr>
-            <w:tcW w:w="529" w:type="dxa"/>
+            <w:tcW w:w="562" w:type="dxa"/>
             <w:tcBorders/>
           </w:tcPr>
           <w:p>
@@ -11478,7 +12008,15 @@
             </w:pPr>
             <w:r>
               <w:rPr/>
-              <w:t>(13)</w:t>
+              <w:t>(</w:t>
+            </w:r>
+            <w:r>
+              <w:rPr/>
+              <w:t>31</w:t>
+            </w:r>
+            <w:r>
+              <w:rPr/>
+              <w:t>)</w:t>
             </w:r>
           </w:p>
         </w:tc>
@@ -11498,7 +12036,7 @@
     </w:p>
     <w:tbl>
       <w:tblPr>
-        <w:tblW w:w="10486" w:type="dxa"/>
+        <w:tblW w:w="10200" w:type="dxa"/>
         <w:jc w:val="left"/>
         <w:tblInd w:w="80" w:type="dxa"/>
         <w:tblLayout w:type="fixed"/>
@@ -11510,8 +12048,8 @@
         </w:tblCellMar>
       </w:tblPr>
       <w:tblGrid>
-        <w:gridCol w:w="9956"/>
-        <w:gridCol w:w="529"/>
+        <w:gridCol w:w="9638"/>
+        <w:gridCol w:w="562"/>
       </w:tblGrid>
       <w:tr>
         <w:trPr>
@@ -11519,7 +12057,7 @@
         </w:trPr>
         <w:tc>
           <w:tcPr>
-            <w:tcW w:w="9956" w:type="dxa"/>
+            <w:tcW w:w="9638" w:type="dxa"/>
             <w:tcBorders/>
           </w:tcPr>
           <w:p>
@@ -11641,7 +12179,7 @@
         </w:tc>
         <w:tc>
           <w:tcPr>
-            <w:tcW w:w="529" w:type="dxa"/>
+            <w:tcW w:w="562" w:type="dxa"/>
             <w:tcBorders/>
           </w:tcPr>
           <w:p>
@@ -11654,7 +12192,15 @@
             </w:pPr>
             <w:r>
               <w:rPr/>
-              <w:t>(13)</w:t>
+              <w:t>(</w:t>
+            </w:r>
+            <w:r>
+              <w:rPr/>
+              <w:t>32</w:t>
+            </w:r>
+            <w:r>
+              <w:rPr/>
+              <w:t>)</w:t>
             </w:r>
           </w:p>
         </w:tc>
@@ -11670,12 +12216,20 @@
       </w:pPr>
       <w:r>
         <w:rPr/>
-        <w:t xml:space="preserve">Производная от второго слагаемого в (ссылка) вычисляется тривиально </w:t>
+        <w:t>Производная от второго слагаемого в (</w:t>
+      </w:r>
+      <w:r>
+        <w:rPr/>
+        <w:t>25</w:t>
+      </w:r>
+      <w:r>
+        <w:rPr/>
+        <w:t xml:space="preserve">) вычисляется тривиально </w:t>
       </w:r>
     </w:p>
     <w:tbl>
       <w:tblPr>
-        <w:tblW w:w="10486" w:type="dxa"/>
+        <w:tblW w:w="10200" w:type="dxa"/>
         <w:jc w:val="left"/>
         <w:tblInd w:w="80" w:type="dxa"/>
         <w:tblLayout w:type="fixed"/>
@@ -11687,8 +12241,8 @@
         </w:tblCellMar>
       </w:tblPr>
       <w:tblGrid>
-        <w:gridCol w:w="9956"/>
-        <w:gridCol w:w="529"/>
+        <w:gridCol w:w="9638"/>
+        <w:gridCol w:w="562"/>
       </w:tblGrid>
       <w:tr>
         <w:trPr>
@@ -11696,7 +12250,7 @@
         </w:trPr>
         <w:tc>
           <w:tcPr>
-            <w:tcW w:w="9956" w:type="dxa"/>
+            <w:tcW w:w="9638" w:type="dxa"/>
             <w:tcBorders/>
           </w:tcPr>
           <w:p>
@@ -11922,7 +12476,7 @@
         </w:tc>
         <w:tc>
           <w:tcPr>
-            <w:tcW w:w="529" w:type="dxa"/>
+            <w:tcW w:w="562" w:type="dxa"/>
             <w:tcBorders/>
           </w:tcPr>
           <w:p>
@@ -11935,7 +12489,15 @@
             </w:pPr>
             <w:r>
               <w:rPr/>
-              <w:t>(13)</w:t>
+              <w:t>(</w:t>
+            </w:r>
+            <w:r>
+              <w:rPr/>
+              <w:t>33</w:t>
+            </w:r>
+            <w:r>
+              <w:rPr/>
+              <w:t>)</w:t>
             </w:r>
           </w:p>
         </w:tc>
@@ -11970,7 +12532,7 @@
       </m:oMath>
       <w:r>
         <w:rPr/>
-        <w:t xml:space="preserve">и вектором перемещения </w:t>
+        <w:t xml:space="preserve"> и вектором перемещения </w:t>
       </w:r>
       <w:r>
         <w:rPr/>
@@ -11993,7 +12555,7 @@
     </w:p>
     <w:tbl>
       <w:tblPr>
-        <w:tblW w:w="10486" w:type="dxa"/>
+        <w:tblW w:w="10200" w:type="dxa"/>
         <w:jc w:val="left"/>
         <w:tblInd w:w="80" w:type="dxa"/>
         <w:tblLayout w:type="fixed"/>
@@ -12005,8 +12567,8 @@
         </w:tblCellMar>
       </w:tblPr>
       <w:tblGrid>
-        <w:gridCol w:w="9956"/>
-        <w:gridCol w:w="529"/>
+        <w:gridCol w:w="9638"/>
+        <w:gridCol w:w="562"/>
       </w:tblGrid>
       <w:tr>
         <w:trPr>
@@ -12014,7 +12576,7 @@
         </w:trPr>
         <w:tc>
           <w:tcPr>
-            <w:tcW w:w="9956" w:type="dxa"/>
+            <w:tcW w:w="9638" w:type="dxa"/>
             <w:tcBorders/>
           </w:tcPr>
           <w:p>
@@ -12076,7 +12638,7 @@
         </w:tc>
         <w:tc>
           <w:tcPr>
-            <w:tcW w:w="529" w:type="dxa"/>
+            <w:tcW w:w="562" w:type="dxa"/>
             <w:tcBorders/>
           </w:tcPr>
           <w:p>
@@ -12089,7 +12651,15 @@
             </w:pPr>
             <w:r>
               <w:rPr/>
-              <w:t>(13)</w:t>
+              <w:t>(</w:t>
+            </w:r>
+            <w:r>
+              <w:rPr/>
+              <w:t>34</w:t>
+            </w:r>
+            <w:r>
+              <w:rPr/>
+              <w:t>)</w:t>
             </w:r>
           </w:p>
         </w:tc>
@@ -12110,7 +12680,7 @@
     </w:p>
     <w:tbl>
       <w:tblPr>
-        <w:tblW w:w="10486" w:type="dxa"/>
+        <w:tblW w:w="10200" w:type="dxa"/>
         <w:jc w:val="left"/>
         <w:tblInd w:w="80" w:type="dxa"/>
         <w:tblLayout w:type="fixed"/>
@@ -12122,8 +12692,8 @@
         </w:tblCellMar>
       </w:tblPr>
       <w:tblGrid>
-        <w:gridCol w:w="9956"/>
-        <w:gridCol w:w="529"/>
+        <w:gridCol w:w="9638"/>
+        <w:gridCol w:w="562"/>
       </w:tblGrid>
       <w:tr>
         <w:trPr>
@@ -12131,7 +12701,7 @@
         </w:trPr>
         <w:tc>
           <w:tcPr>
-            <w:tcW w:w="9956" w:type="dxa"/>
+            <w:tcW w:w="9638" w:type="dxa"/>
             <w:tcBorders/>
           </w:tcPr>
           <w:p>
@@ -12496,7 +13066,7 @@
         </w:tc>
         <w:tc>
           <w:tcPr>
-            <w:tcW w:w="529" w:type="dxa"/>
+            <w:tcW w:w="562" w:type="dxa"/>
             <w:tcBorders/>
           </w:tcPr>
           <w:p>
@@ -12509,7 +13079,63 @@
             </w:pPr>
             <w:r>
               <w:rPr/>
-              <w:t>(13)</w:t>
+            </w:r>
+          </w:p>
+          <w:p>
+            <w:pPr>
+              <w:pStyle w:val="Style31"/>
+              <w:widowControl w:val="false"/>
+              <w:spacing w:before="0" w:after="160"/>
+              <w:jc w:val="right"/>
+              <w:rPr/>
+            </w:pPr>
+            <w:r>
+              <w:rPr/>
+            </w:r>
+          </w:p>
+          <w:p>
+            <w:pPr>
+              <w:pStyle w:val="Style31"/>
+              <w:widowControl w:val="false"/>
+              <w:spacing w:before="0" w:after="160"/>
+              <w:jc w:val="right"/>
+              <w:rPr/>
+            </w:pPr>
+            <w:r>
+              <w:rPr/>
+            </w:r>
+          </w:p>
+          <w:p>
+            <w:pPr>
+              <w:pStyle w:val="Style31"/>
+              <w:widowControl w:val="false"/>
+              <w:spacing w:before="0" w:after="160"/>
+              <w:jc w:val="right"/>
+              <w:rPr/>
+            </w:pPr>
+            <w:r>
+              <w:rPr/>
+            </w:r>
+          </w:p>
+          <w:p>
+            <w:pPr>
+              <w:pStyle w:val="Style31"/>
+              <w:widowControl w:val="false"/>
+              <w:spacing w:before="0" w:after="160"/>
+              <w:jc w:val="right"/>
+              <w:rPr/>
+            </w:pPr>
+            <w:r>
+              <w:rPr/>
+              <w:t>(</w:t>
+            </w:r>
+            <w:r>
+              <w:rPr/>
+              <w:t>35</w:t>
+            </w:r>
+            <w:r>
+              <w:rPr/>
+              <w:t>)</w:t>
             </w:r>
           </w:p>
         </w:tc>
@@ -12530,7 +13156,7 @@
     </w:p>
     <w:tbl>
       <w:tblPr>
-        <w:tblW w:w="10486" w:type="dxa"/>
+        <w:tblW w:w="10200" w:type="dxa"/>
         <w:jc w:val="left"/>
         <w:tblInd w:w="80" w:type="dxa"/>
         <w:tblLayout w:type="fixed"/>
@@ -12542,8 +13168,8 @@
         </w:tblCellMar>
       </w:tblPr>
       <w:tblGrid>
-        <w:gridCol w:w="9956"/>
-        <w:gridCol w:w="529"/>
+        <w:gridCol w:w="9638"/>
+        <w:gridCol w:w="562"/>
       </w:tblGrid>
       <w:tr>
         <w:trPr>
@@ -12551,7 +13177,7 @@
         </w:trPr>
         <w:tc>
           <w:tcPr>
-            <w:tcW w:w="9956" w:type="dxa"/>
+            <w:tcW w:w="9638" w:type="dxa"/>
             <w:tcBorders/>
           </w:tcPr>
           <w:p>
@@ -12678,7 +13304,7 @@
                   <w:rPr>
                     <w:rFonts w:ascii="Cambria Math" w:hAnsi="Cambria Math"/>
                   </w:rPr>
-                  <m:t xml:space="preserve">:</m:t>
+                  <m:t xml:space="preserve">⋅</m:t>
                 </m:r>
                 <m:sSub>
                   <m:e>
@@ -12708,7 +13334,7 @@
                   <w:rPr>
                     <w:rFonts w:ascii="Cambria Math" w:hAnsi="Cambria Math"/>
                   </w:rPr>
-                  <m:t xml:space="preserve">:</m:t>
+                  <m:t xml:space="preserve">⋅</m:t>
                 </m:r>
                 <m:sSub>
                   <m:e>
@@ -12815,7 +13441,7 @@
         </w:tc>
         <w:tc>
           <w:tcPr>
-            <w:tcW w:w="529" w:type="dxa"/>
+            <w:tcW w:w="562" w:type="dxa"/>
             <w:tcBorders/>
           </w:tcPr>
           <w:p>
@@ -12828,7 +13454,15 @@
             </w:pPr>
             <w:r>
               <w:rPr/>
-              <w:t>(13)</w:t>
+              <w:t>(</w:t>
+            </w:r>
+            <w:r>
+              <w:rPr/>
+              <w:t>36</w:t>
+            </w:r>
+            <w:r>
+              <w:rPr/>
+              <w:t>)</w:t>
             </w:r>
           </w:p>
         </w:tc>
@@ -12849,7 +13483,7 @@
     </w:p>
     <w:tbl>
       <w:tblPr>
-        <w:tblW w:w="10486" w:type="dxa"/>
+        <w:tblW w:w="10200" w:type="dxa"/>
         <w:jc w:val="left"/>
         <w:tblInd w:w="80" w:type="dxa"/>
         <w:tblLayout w:type="fixed"/>
@@ -12861,8 +13495,8 @@
         </w:tblCellMar>
       </w:tblPr>
       <w:tblGrid>
-        <w:gridCol w:w="9956"/>
-        <w:gridCol w:w="529"/>
+        <w:gridCol w:w="9638"/>
+        <w:gridCol w:w="562"/>
       </w:tblGrid>
       <w:tr>
         <w:trPr>
@@ -12870,7 +13504,7 @@
         </w:trPr>
         <w:tc>
           <w:tcPr>
-            <w:tcW w:w="9956" w:type="dxa"/>
+            <w:tcW w:w="9638" w:type="dxa"/>
             <w:tcBorders/>
           </w:tcPr>
           <w:p>
@@ -13038,7 +13672,7 @@
         </w:tc>
         <w:tc>
           <w:tcPr>
-            <w:tcW w:w="529" w:type="dxa"/>
+            <w:tcW w:w="562" w:type="dxa"/>
             <w:tcBorders/>
           </w:tcPr>
           <w:p>
@@ -13051,7 +13685,15 @@
             </w:pPr>
             <w:r>
               <w:rPr/>
-              <w:t>(13)</w:t>
+              <w:t>(</w:t>
+            </w:r>
+            <w:r>
+              <w:rPr/>
+              <w:t>37</w:t>
+            </w:r>
+            <w:r>
+              <w:rPr/>
+              <w:t>)</w:t>
             </w:r>
           </w:p>
         </w:tc>
@@ -13072,7 +13714,7 @@
     </w:p>
     <w:tbl>
       <w:tblPr>
-        <w:tblW w:w="10486" w:type="dxa"/>
+        <w:tblW w:w="10200" w:type="dxa"/>
         <w:jc w:val="left"/>
         <w:tblInd w:w="80" w:type="dxa"/>
         <w:tblLayout w:type="fixed"/>
@@ -13084,8 +13726,8 @@
         </w:tblCellMar>
       </w:tblPr>
       <w:tblGrid>
-        <w:gridCol w:w="9956"/>
-        <w:gridCol w:w="529"/>
+        <w:gridCol w:w="9638"/>
+        <w:gridCol w:w="562"/>
       </w:tblGrid>
       <w:tr>
         <w:trPr>
@@ -13093,7 +13735,7 @@
         </w:trPr>
         <w:tc>
           <w:tcPr>
-            <w:tcW w:w="9956" w:type="dxa"/>
+            <w:tcW w:w="9638" w:type="dxa"/>
             <w:tcBorders/>
           </w:tcPr>
           <w:p>
@@ -13741,7 +14383,7 @@
         </w:tc>
         <w:tc>
           <w:tcPr>
-            <w:tcW w:w="529" w:type="dxa"/>
+            <w:tcW w:w="562" w:type="dxa"/>
             <w:tcBorders/>
           </w:tcPr>
           <w:p>
@@ -13754,7 +14396,39 @@
             </w:pPr>
             <w:r>
               <w:rPr/>
-              <w:t>(13)</w:t>
+            </w:r>
+          </w:p>
+          <w:p>
+            <w:pPr>
+              <w:pStyle w:val="Style31"/>
+              <w:widowControl w:val="false"/>
+              <w:spacing w:before="0" w:after="160"/>
+              <w:jc w:val="right"/>
+              <w:rPr/>
+            </w:pPr>
+            <w:r>
+              <w:rPr/>
+            </w:r>
+          </w:p>
+          <w:p>
+            <w:pPr>
+              <w:pStyle w:val="Style31"/>
+              <w:widowControl w:val="false"/>
+              <w:spacing w:before="0" w:after="160"/>
+              <w:jc w:val="right"/>
+              <w:rPr/>
+            </w:pPr>
+            <w:r>
+              <w:rPr/>
+              <w:t>(</w:t>
+            </w:r>
+            <w:r>
+              <w:rPr/>
+              <w:t>38</w:t>
+            </w:r>
+            <w:r>
+              <w:rPr/>
+              <w:t>)</w:t>
             </w:r>
           </w:p>
         </w:tc>
@@ -13775,7 +14449,7 @@
     </w:p>
     <w:tbl>
       <w:tblPr>
-        <w:tblW w:w="10486" w:type="dxa"/>
+        <w:tblW w:w="10200" w:type="dxa"/>
         <w:jc w:val="left"/>
         <w:tblInd w:w="80" w:type="dxa"/>
         <w:tblLayout w:type="fixed"/>
@@ -13787,8 +14461,8 @@
         </w:tblCellMar>
       </w:tblPr>
       <w:tblGrid>
-        <w:gridCol w:w="9956"/>
-        <w:gridCol w:w="529"/>
+        <w:gridCol w:w="9638"/>
+        <w:gridCol w:w="562"/>
       </w:tblGrid>
       <w:tr>
         <w:trPr>
@@ -13796,7 +14470,7 @@
         </w:trPr>
         <w:tc>
           <w:tcPr>
-            <w:tcW w:w="9956" w:type="dxa"/>
+            <w:tcW w:w="9638" w:type="dxa"/>
             <w:tcBorders/>
           </w:tcPr>
           <w:p>
@@ -14100,7 +14774,7 @@
         </w:tc>
         <w:tc>
           <w:tcPr>
-            <w:tcW w:w="529" w:type="dxa"/>
+            <w:tcW w:w="562" w:type="dxa"/>
             <w:tcBorders/>
           </w:tcPr>
           <w:p>
@@ -14113,7 +14787,15 @@
             </w:pPr>
             <w:r>
               <w:rPr/>
-              <w:t>(13)</w:t>
+              <w:t>(</w:t>
+            </w:r>
+            <w:r>
+              <w:rPr/>
+              <w:t>39</w:t>
+            </w:r>
+            <w:r>
+              <w:rPr/>
+              <w:t>)</w:t>
             </w:r>
           </w:p>
         </w:tc>
@@ -14144,7 +14826,7 @@
       </m:oMath>
       <w:r>
         <w:rPr/>
-        <w:t xml:space="preserve">по всем параметрам </w:t>
+        <w:t xml:space="preserve"> по всем параметрам </w:t>
       </w:r>
       <w:r>
         <w:rPr/>
@@ -14183,7 +14865,7 @@
     </w:p>
     <w:tbl>
       <w:tblPr>
-        <w:tblW w:w="10486" w:type="dxa"/>
+        <w:tblW w:w="10200" w:type="dxa"/>
         <w:jc w:val="left"/>
         <w:tblInd w:w="80" w:type="dxa"/>
         <w:tblLayout w:type="fixed"/>
@@ -14195,8 +14877,8 @@
         </w:tblCellMar>
       </w:tblPr>
       <w:tblGrid>
-        <w:gridCol w:w="9956"/>
-        <w:gridCol w:w="529"/>
+        <w:gridCol w:w="9638"/>
+        <w:gridCol w:w="562"/>
       </w:tblGrid>
       <w:tr>
         <w:trPr>
@@ -14204,7 +14886,7 @@
         </w:trPr>
         <w:tc>
           <w:tcPr>
-            <w:tcW w:w="9956" w:type="dxa"/>
+            <w:tcW w:w="9638" w:type="dxa"/>
             <w:tcBorders/>
           </w:tcPr>
           <w:p>
@@ -14302,7 +14984,7 @@
         </w:tc>
         <w:tc>
           <w:tcPr>
-            <w:tcW w:w="529" w:type="dxa"/>
+            <w:tcW w:w="562" w:type="dxa"/>
             <w:tcBorders/>
           </w:tcPr>
           <w:p>
@@ -14315,7 +14997,15 @@
             </w:pPr>
             <w:r>
               <w:rPr/>
-              <w:t>(13)</w:t>
+              <w:t>(</w:t>
+            </w:r>
+            <w:r>
+              <w:rPr/>
+              <w:t>40</w:t>
+            </w:r>
+            <w:r>
+              <w:rPr/>
+              <w:t>)</w:t>
             </w:r>
           </w:p>
         </w:tc>
@@ -14348,7 +15038,7 @@
     </w:p>
     <w:tbl>
       <w:tblPr>
-        <w:tblW w:w="10486" w:type="dxa"/>
+        <w:tblW w:w="10200" w:type="dxa"/>
         <w:jc w:val="left"/>
         <w:tblInd w:w="80" w:type="dxa"/>
         <w:tblLayout w:type="fixed"/>
@@ -14360,8 +15050,8 @@
         </w:tblCellMar>
       </w:tblPr>
       <w:tblGrid>
-        <w:gridCol w:w="9956"/>
-        <w:gridCol w:w="529"/>
+        <w:gridCol w:w="9638"/>
+        <w:gridCol w:w="562"/>
       </w:tblGrid>
       <w:tr>
         <w:trPr>
@@ -14369,7 +15059,7 @@
         </w:trPr>
         <w:tc>
           <w:tcPr>
-            <w:tcW w:w="9956" w:type="dxa"/>
+            <w:tcW w:w="9638" w:type="dxa"/>
             <w:tcBorders/>
           </w:tcPr>
           <w:p>
@@ -14462,7 +15152,7 @@
         </w:tc>
         <w:tc>
           <w:tcPr>
-            <w:tcW w:w="529" w:type="dxa"/>
+            <w:tcW w:w="562" w:type="dxa"/>
             <w:tcBorders/>
           </w:tcPr>
           <w:p>
@@ -14475,7 +15165,15 @@
             </w:pPr>
             <w:r>
               <w:rPr/>
-              <w:t>(13)</w:t>
+              <w:t>(</w:t>
+            </w:r>
+            <w:r>
+              <w:rPr/>
+              <w:t>41</w:t>
+            </w:r>
+            <w:r>
+              <w:rPr/>
+              <w:t>)</w:t>
             </w:r>
           </w:p>
         </w:tc>
@@ -14494,7 +15192,7 @@
     </w:p>
     <w:tbl>
       <w:tblPr>
-        <w:tblW w:w="10486" w:type="dxa"/>
+        <w:tblW w:w="10200" w:type="dxa"/>
         <w:jc w:val="left"/>
         <w:tblInd w:w="80" w:type="dxa"/>
         <w:tblLayout w:type="fixed"/>
@@ -14506,8 +15204,8 @@
         </w:tblCellMar>
       </w:tblPr>
       <w:tblGrid>
-        <w:gridCol w:w="9956"/>
-        <w:gridCol w:w="529"/>
+        <w:gridCol w:w="9638"/>
+        <w:gridCol w:w="562"/>
       </w:tblGrid>
       <w:tr>
         <w:trPr>
@@ -14515,7 +15213,7 @@
         </w:trPr>
         <w:tc>
           <w:tcPr>
-            <w:tcW w:w="9956" w:type="dxa"/>
+            <w:tcW w:w="9638" w:type="dxa"/>
             <w:tcBorders/>
           </w:tcPr>
           <w:p>
@@ -14651,7 +15349,7 @@
         </w:tc>
         <w:tc>
           <w:tcPr>
-            <w:tcW w:w="529" w:type="dxa"/>
+            <w:tcW w:w="562" w:type="dxa"/>
             <w:tcBorders/>
           </w:tcPr>
           <w:p>
@@ -14664,7 +15362,15 @@
             </w:pPr>
             <w:r>
               <w:rPr/>
-              <w:t>(13)</w:t>
+              <w:t>(</w:t>
+            </w:r>
+            <w:r>
+              <w:rPr/>
+              <w:t>42</w:t>
+            </w:r>
+            <w:r>
+              <w:rPr/>
+              <w:t>)</w:t>
             </w:r>
           </w:p>
         </w:tc>
@@ -14709,7 +15415,7 @@
     </w:p>
     <w:tbl>
       <w:tblPr>
-        <w:tblW w:w="10486" w:type="dxa"/>
+        <w:tblW w:w="10200" w:type="dxa"/>
         <w:jc w:val="left"/>
         <w:tblInd w:w="80" w:type="dxa"/>
         <w:tblLayout w:type="fixed"/>
@@ -14721,8 +15427,8 @@
         </w:tblCellMar>
       </w:tblPr>
       <w:tblGrid>
-        <w:gridCol w:w="9956"/>
-        <w:gridCol w:w="529"/>
+        <w:gridCol w:w="9638"/>
+        <w:gridCol w:w="562"/>
       </w:tblGrid>
       <w:tr>
         <w:trPr>
@@ -14730,7 +15436,7 @@
         </w:trPr>
         <w:tc>
           <w:tcPr>
-            <w:tcW w:w="9956" w:type="dxa"/>
+            <w:tcW w:w="9638" w:type="dxa"/>
             <w:tcBorders/>
           </w:tcPr>
           <w:p>
@@ -14955,7 +15661,7 @@
         </w:tc>
         <w:tc>
           <w:tcPr>
-            <w:tcW w:w="529" w:type="dxa"/>
+            <w:tcW w:w="562" w:type="dxa"/>
             <w:tcBorders/>
           </w:tcPr>
           <w:p>
@@ -14968,7 +15674,15 @@
             </w:pPr>
             <w:r>
               <w:rPr/>
-              <w:t>(13)</w:t>
+              <w:t>(</w:t>
+            </w:r>
+            <w:r>
+              <w:rPr/>
+              <w:t>43</w:t>
+            </w:r>
+            <w:r>
+              <w:rPr/>
+              <w:t>)</w:t>
             </w:r>
           </w:p>
         </w:tc>
@@ -14989,7 +15703,7 @@
     </w:p>
     <w:tbl>
       <w:tblPr>
-        <w:tblW w:w="10486" w:type="dxa"/>
+        <w:tblW w:w="10200" w:type="dxa"/>
         <w:jc w:val="left"/>
         <w:tblInd w:w="80" w:type="dxa"/>
         <w:tblLayout w:type="fixed"/>
@@ -15001,8 +15715,8 @@
         </w:tblCellMar>
       </w:tblPr>
       <w:tblGrid>
-        <w:gridCol w:w="9956"/>
-        <w:gridCol w:w="529"/>
+        <w:gridCol w:w="9638"/>
+        <w:gridCol w:w="562"/>
       </w:tblGrid>
       <w:tr>
         <w:trPr>
@@ -15010,7 +15724,7 @@
         </w:trPr>
         <w:tc>
           <w:tcPr>
-            <w:tcW w:w="9956" w:type="dxa"/>
+            <w:tcW w:w="9638" w:type="dxa"/>
             <w:tcBorders/>
           </w:tcPr>
           <w:p>
@@ -15229,7 +15943,7 @@
         </w:tc>
         <w:tc>
           <w:tcPr>
-            <w:tcW w:w="529" w:type="dxa"/>
+            <w:tcW w:w="562" w:type="dxa"/>
             <w:tcBorders/>
           </w:tcPr>
           <w:p>
@@ -15242,7 +15956,15 @@
             </w:pPr>
             <w:r>
               <w:rPr/>
-              <w:t>(13)</w:t>
+              <w:t>(</w:t>
+            </w:r>
+            <w:r>
+              <w:rPr/>
+              <w:t>44</w:t>
+            </w:r>
+            <w:r>
+              <w:rPr/>
+              <w:t>)</w:t>
             </w:r>
           </w:p>
         </w:tc>
@@ -15296,7 +16018,7 @@
     </w:p>
     <w:tbl>
       <w:tblPr>
-        <w:tblW w:w="10455" w:type="dxa"/>
+        <w:tblW w:w="10150" w:type="dxa"/>
         <w:jc w:val="left"/>
         <w:tblInd w:w="111" w:type="dxa"/>
         <w:tblLayout w:type="fixed"/>
@@ -15308,8 +16030,8 @@
         </w:tblCellMar>
       </w:tblPr>
       <w:tblGrid>
-        <w:gridCol w:w="9929"/>
-        <w:gridCol w:w="525"/>
+        <w:gridCol w:w="9638"/>
+        <w:gridCol w:w="512"/>
       </w:tblGrid>
       <w:tr>
         <w:trPr>
@@ -15317,7 +16039,7 @@
         </w:trPr>
         <w:tc>
           <w:tcPr>
-            <w:tcW w:w="9929" w:type="dxa"/>
+            <w:tcW w:w="9638" w:type="dxa"/>
             <w:tcBorders/>
           </w:tcPr>
           <w:p>
@@ -15404,7 +16126,7 @@
         </w:tc>
         <w:tc>
           <w:tcPr>
-            <w:tcW w:w="525" w:type="dxa"/>
+            <w:tcW w:w="512" w:type="dxa"/>
             <w:tcBorders/>
           </w:tcPr>
           <w:p>
@@ -15417,7 +16139,15 @@
             </w:pPr>
             <w:r>
               <w:rPr/>
-              <w:t>(13)</w:t>
+              <w:t>(</w:t>
+            </w:r>
+            <w:r>
+              <w:rPr/>
+              <w:t>45</w:t>
+            </w:r>
+            <w:r>
+              <w:rPr/>
+              <w:t>)</w:t>
             </w:r>
           </w:p>
         </w:tc>
@@ -15460,141 +16190,7 @@
       </m:oMath>
       <w:r>
         <w:rPr/>
-        <w:t xml:space="preserve"> компоненты которого произвольны, а их отношения принимают заданные значения. Эти векторы называются модами системы. Для этих векторов вводится масштаб так, чтобы выполнялось соотношение</w:t>
-      </w:r>
-    </w:p>
-    <w:tbl>
-      <w:tblPr>
-        <w:tblW w:w="10455" w:type="dxa"/>
-        <w:jc w:val="left"/>
-        <w:tblInd w:w="111" w:type="dxa"/>
-        <w:tblLayout w:type="fixed"/>
-        <w:tblCellMar>
-          <w:top w:w="55" w:type="dxa"/>
-          <w:left w:w="55" w:type="dxa"/>
-          <w:bottom w:w="55" w:type="dxa"/>
-          <w:right w:w="55" w:type="dxa"/>
-        </w:tblCellMar>
-      </w:tblPr>
-      <w:tblGrid>
-        <w:gridCol w:w="9928"/>
-        <w:gridCol w:w="526"/>
-      </w:tblGrid>
-      <w:tr>
-        <w:trPr>
-          <w:trHeight w:val="395" w:hRule="atLeast"/>
-        </w:trPr>
-        <w:tc>
-          <w:tcPr>
-            <w:tcW w:w="9928" w:type="dxa"/>
-            <w:tcBorders/>
-          </w:tcPr>
-          <w:p>
-            <w:pPr>
-              <w:pStyle w:val="Style31"/>
-              <w:widowControl w:val="false"/>
-              <w:spacing w:before="0" w:after="160"/>
-              <w:jc w:val="center"/>
-              <w:rPr/>
-            </w:pPr>
-            <w:r>
-              <w:rPr/>
-            </w:r>
-            <m:oMathPara xmlns:m="http://schemas.openxmlformats.org/officeDocument/2006/math">
-              <m:oMathParaPr>
-                <m:jc m:val="center"/>
-              </m:oMathParaPr>
-              <m:oMath>
-                <m:sSup>
-                  <m:e>
-                    <m:r>
-                      <w:rPr>
-                        <w:rFonts w:ascii="Cambria Math" w:hAnsi="Cambria Math"/>
-                      </w:rPr>
-                      <m:t xml:space="preserve">δ</m:t>
-                    </m:r>
-                  </m:e>
-                  <m:sup>
-                    <m:r>
-                      <w:rPr>
-                        <w:rFonts w:ascii="Cambria Math" w:hAnsi="Cambria Math"/>
-                      </w:rPr>
-                      <m:t xml:space="preserve">T</m:t>
-                    </m:r>
-                  </m:sup>
-                </m:sSup>
-                <m:r>
-                  <w:rPr>
-                    <w:rFonts w:ascii="Cambria Math" w:hAnsi="Cambria Math"/>
-                  </w:rPr>
-                  <m:t xml:space="preserve">⋅</m:t>
-                </m:r>
-                <m:r>
-                  <w:rPr>
-                    <w:rFonts w:ascii="Cambria Math" w:hAnsi="Cambria Math"/>
-                  </w:rPr>
-                  <m:t xml:space="preserve">M</m:t>
-                </m:r>
-                <m:r>
-                  <w:rPr>
-                    <w:rFonts w:ascii="Cambria Math" w:hAnsi="Cambria Math"/>
-                  </w:rPr>
-                  <m:t xml:space="preserve">⋅</m:t>
-                </m:r>
-                <m:r>
-                  <w:rPr>
-                    <w:rFonts w:ascii="Cambria Math" w:hAnsi="Cambria Math"/>
-                  </w:rPr>
-                  <m:t xml:space="preserve">δ</m:t>
-                </m:r>
-                <m:r>
-                  <w:rPr>
-                    <w:rFonts w:ascii="Cambria Math" w:hAnsi="Cambria Math"/>
-                  </w:rPr>
-                  <m:t xml:space="preserve">=</m:t>
-                </m:r>
-                <m:r>
-                  <w:rPr>
-                    <w:rFonts w:ascii="Cambria Math" w:hAnsi="Cambria Math"/>
-                  </w:rPr>
-                  <m:t xml:space="preserve">I</m:t>
-                </m:r>
-              </m:oMath>
-            </m:oMathPara>
-          </w:p>
-        </w:tc>
-        <w:tc>
-          <w:tcPr>
-            <w:tcW w:w="526" w:type="dxa"/>
-            <w:tcBorders/>
-          </w:tcPr>
-          <w:p>
-            <w:pPr>
-              <w:pStyle w:val="Style31"/>
-              <w:widowControl w:val="false"/>
-              <w:spacing w:before="0" w:after="160"/>
-              <w:jc w:val="right"/>
-              <w:rPr/>
-            </w:pPr>
-            <w:r>
-              <w:rPr/>
-              <w:t>(13)</w:t>
-            </w:r>
-          </w:p>
-        </w:tc>
-      </w:tr>
-    </w:tbl>
-    <w:p>
-      <w:pPr>
-        <w:pStyle w:val="Normal"/>
-        <w:spacing w:lineRule="auto" w:line="360" w:before="0" w:after="160"/>
-        <w:ind w:left="0" w:right="0" w:hanging="0"/>
-        <w:jc w:val="both"/>
-        <w:rPr/>
-      </w:pPr>
-      <w:r>
-        <w:rPr/>
-        <w:t>Масштабированные таким образом векторы называются норминормированными модами  системы.</w:t>
+        <w:t xml:space="preserve"> компоненты которого произвольны, а их отношения принимают заданные значения. Эти векторы называются модами системы. </w:t>
       </w:r>
     </w:p>
     <w:p>
@@ -15696,11 +16292,10 @@
         <w:pStyle w:val="Normal"/>
         <w:spacing w:lineRule="auto" w:line="360" w:before="0" w:after="160"/>
         <w:ind w:left="0" w:right="0" w:firstLine="850"/>
-        <w:jc w:val="both"/>
+        <w:jc w:val="center"/>
         <w:rPr/>
       </w:pPr>
       <w:r>
-        <w:rPr/>
         <w:drawing>
           <wp:anchor behindDoc="0" distT="0" distB="0" distL="0" distR="0" simplePos="0" locked="0" layoutInCell="0" allowOverlap="1" relativeHeight="4">
             <wp:simplePos x="0" y="0"/>
@@ -15747,6 +16342,10 @@
           </wp:anchor>
         </w:drawing>
       </w:r>
+      <w:r>
+        <w:rPr/>
+        <w:t>Рис.3. Референсный тетраэдр.</w:t>
+      </w:r>
     </w:p>
     <w:p>
       <w:pPr>
@@ -16086,7 +16685,7 @@
     </w:p>
     <w:tbl>
       <w:tblPr>
-        <w:tblW w:w="10455" w:type="dxa"/>
+        <w:tblW w:w="10150" w:type="dxa"/>
         <w:jc w:val="left"/>
         <w:tblInd w:w="111" w:type="dxa"/>
         <w:tblLayout w:type="fixed"/>
@@ -16098,8 +16697,8 @@
         </w:tblCellMar>
       </w:tblPr>
       <w:tblGrid>
-        <w:gridCol w:w="9929"/>
-        <w:gridCol w:w="525"/>
+        <w:gridCol w:w="9633"/>
+        <w:gridCol w:w="517"/>
       </w:tblGrid>
       <w:tr>
         <w:trPr>
@@ -16107,7 +16706,7 @@
         </w:trPr>
         <w:tc>
           <w:tcPr>
-            <w:tcW w:w="9929" w:type="dxa"/>
+            <w:tcW w:w="9633" w:type="dxa"/>
             <w:tcBorders/>
           </w:tcPr>
           <w:p>
@@ -16755,7 +17354,7 @@
         </w:tc>
         <w:tc>
           <w:tcPr>
-            <w:tcW w:w="525" w:type="dxa"/>
+            <w:tcW w:w="517" w:type="dxa"/>
             <w:tcBorders/>
           </w:tcPr>
           <w:p>
@@ -16768,7 +17367,39 @@
             </w:pPr>
             <w:r>
               <w:rPr/>
-              <w:t>(13)</w:t>
+            </w:r>
+          </w:p>
+          <w:p>
+            <w:pPr>
+              <w:pStyle w:val="Style31"/>
+              <w:widowControl w:val="false"/>
+              <w:spacing w:before="0" w:after="160"/>
+              <w:jc w:val="right"/>
+              <w:rPr/>
+            </w:pPr>
+            <w:r>
+              <w:rPr/>
+            </w:r>
+          </w:p>
+          <w:p>
+            <w:pPr>
+              <w:pStyle w:val="Style31"/>
+              <w:widowControl w:val="false"/>
+              <w:spacing w:before="0" w:after="160"/>
+              <w:jc w:val="right"/>
+              <w:rPr/>
+            </w:pPr>
+            <w:r>
+              <w:rPr/>
+              <w:t>(</w:t>
+            </w:r>
+            <w:r>
+              <w:rPr/>
+              <w:t>47</w:t>
+            </w:r>
+            <w:r>
+              <w:rPr/>
+              <w:t>)</w:t>
             </w:r>
           </w:p>
         </w:tc>
@@ -16836,7 +17467,7 @@
     </w:p>
     <w:tbl>
       <w:tblPr>
-        <w:tblW w:w="10455" w:type="dxa"/>
+        <w:tblW w:w="10200" w:type="dxa"/>
         <w:jc w:val="left"/>
         <w:tblInd w:w="111" w:type="dxa"/>
         <w:tblLayout w:type="fixed"/>
@@ -16848,8 +17479,8 @@
         </w:tblCellMar>
       </w:tblPr>
       <w:tblGrid>
-        <w:gridCol w:w="9929"/>
-        <w:gridCol w:w="525"/>
+        <w:gridCol w:w="9641"/>
+        <w:gridCol w:w="559"/>
       </w:tblGrid>
       <w:tr>
         <w:trPr>
@@ -16857,7 +17488,7 @@
         </w:trPr>
         <w:tc>
           <w:tcPr>
-            <w:tcW w:w="9929" w:type="dxa"/>
+            <w:tcW w:w="9641" w:type="dxa"/>
             <w:tcBorders/>
           </w:tcPr>
           <w:p>
@@ -17076,7 +17707,7 @@
         </w:tc>
         <w:tc>
           <w:tcPr>
-            <w:tcW w:w="525" w:type="dxa"/>
+            <w:tcW w:w="559" w:type="dxa"/>
             <w:tcBorders/>
           </w:tcPr>
           <w:p>
@@ -17089,7 +17720,27 @@
             </w:pPr>
             <w:r>
               <w:rPr/>
-              <w:t>(13)</w:t>
+            </w:r>
+          </w:p>
+          <w:p>
+            <w:pPr>
+              <w:pStyle w:val="Style31"/>
+              <w:widowControl w:val="false"/>
+              <w:spacing w:before="0" w:after="160"/>
+              <w:jc w:val="right"/>
+              <w:rPr/>
+            </w:pPr>
+            <w:r>
+              <w:rPr/>
+              <w:t>(</w:t>
+            </w:r>
+            <w:r>
+              <w:rPr/>
+              <w:t>48</w:t>
+            </w:r>
+            <w:r>
+              <w:rPr/>
+              <w:t>)</w:t>
             </w:r>
           </w:p>
         </w:tc>
@@ -17177,7 +17828,7 @@
     </w:p>
     <w:tbl>
       <w:tblPr>
-        <w:tblW w:w="10455" w:type="dxa"/>
+        <w:tblW w:w="10200" w:type="dxa"/>
         <w:jc w:val="left"/>
         <w:tblInd w:w="111" w:type="dxa"/>
         <w:tblLayout w:type="fixed"/>
@@ -17189,16 +17840,17 @@
         </w:tblCellMar>
       </w:tblPr>
       <w:tblGrid>
-        <w:gridCol w:w="9929"/>
-        <w:gridCol w:w="525"/>
+        <w:gridCol w:w="9641"/>
+        <w:gridCol w:w="559"/>
       </w:tblGrid>
       <w:tr>
         <w:trPr>
           <w:trHeight w:val="395" w:hRule="atLeast"/>
+          <w:cantSplit w:val="true"/>
         </w:trPr>
         <w:tc>
           <w:tcPr>
-            <w:tcW w:w="9929" w:type="dxa"/>
+            <w:tcW w:w="9641" w:type="dxa"/>
             <w:tcBorders/>
           </w:tcPr>
           <w:p>
@@ -17217,957 +17869,102 @@
                 <m:jc m:val="center"/>
               </m:oMathParaPr>
               <m:oMath>
-                <m:eqArr>
-                  <m:e>
-                    <m:nary>
-                      <m:naryPr>
-                        <m:chr m:val="∫"/>
-                        <m:supHide m:val="1"/>
-                      </m:naryPr>
-                      <m:sub>
-                        <m:acc>
-                          <m:accPr>
-                            <m:chr m:val="^"/>
-                          </m:accPr>
-                          <m:e>
-                            <m:r>
-                              <w:rPr>
-                                <w:rFonts w:ascii="Cambria Math" w:hAnsi="Cambria Math"/>
-                              </w:rPr>
-                              <m:t xml:space="preserve">V</m:t>
-                            </m:r>
-                          </m:e>
-                        </m:acc>
-                      </m:sub>
-                      <m:sup/>
+                <m:nary>
+                  <m:naryPr>
+                    <m:chr m:val="∫"/>
+                    <m:supHide m:val="1"/>
+                  </m:naryPr>
+                  <m:sub>
+                    <m:acc>
+                      <m:accPr>
+                        <m:chr m:val="^"/>
+                      </m:accPr>
                       <m:e>
                         <m:r>
                           <w:rPr>
                             <w:rFonts w:ascii="Cambria Math" w:hAnsi="Cambria Math"/>
                           </w:rPr>
-                          <m:t xml:space="preserve">ξ</m:t>
+                          <m:t xml:space="preserve">V</m:t>
                         </m:r>
                       </m:e>
-                    </m:nary>
-                    <m:r>
-                      <w:rPr>
-                        <w:rFonts w:ascii="Cambria Math" w:hAnsi="Cambria Math"/>
-                      </w:rPr>
-                      <m:t xml:space="preserve">η</m:t>
-                    </m:r>
-                    <m:r>
-                      <w:rPr>
-                        <w:rFonts w:ascii="Cambria Math" w:hAnsi="Cambria Math"/>
-                      </w:rPr>
-                      <m:t xml:space="preserve">d</m:t>
-                    </m:r>
+                    </m:acc>
+                  </m:sub>
+                  <m:sup/>
+                  <m:e>
                     <m:r>
                       <w:rPr>
                         <w:rFonts w:ascii="Cambria Math" w:hAnsi="Cambria Math"/>
                       </w:rPr>
                       <m:t xml:space="preserve">ξ</m:t>
                     </m:r>
-                    <m:r>
-                      <w:rPr>
-                        <w:rFonts w:ascii="Cambria Math" w:hAnsi="Cambria Math"/>
-                      </w:rPr>
-                      <m:t xml:space="preserve">d</m:t>
-                    </m:r>
-                    <m:r>
-                      <w:rPr>
-                        <w:rFonts w:ascii="Cambria Math" w:hAnsi="Cambria Math"/>
-                      </w:rPr>
-                      <m:t xml:space="preserve">η</m:t>
-                    </m:r>
-                    <m:r>
-                      <w:rPr>
-                        <w:rFonts w:ascii="Cambria Math" w:hAnsi="Cambria Math"/>
-                      </w:rPr>
-                      <m:t xml:space="preserve">d</m:t>
-                    </m:r>
-                    <m:r>
-                      <w:rPr>
-                        <w:rFonts w:ascii="Cambria Math" w:hAnsi="Cambria Math"/>
-                      </w:rPr>
-                      <m:t xml:space="preserve">ζ</m:t>
-                    </m:r>
-                    <m:r>
-                      <w:rPr>
-                        <w:rFonts w:ascii="Cambria Math" w:hAnsi="Cambria Math"/>
-                      </w:rPr>
-                      <m:t xml:space="preserve">=</m:t>
-                    </m:r>
-                    <m:nary>
-                      <m:naryPr>
-                        <m:chr m:val="∫"/>
-                      </m:naryPr>
-                      <m:sub>
-                        <m:r>
-                          <w:rPr>
-                            <w:rFonts w:ascii="Cambria Math" w:hAnsi="Cambria Math"/>
-                          </w:rPr>
-                          <m:t xml:space="preserve">0</m:t>
-                        </m:r>
-                      </m:sub>
-                      <m:sup>
-                        <m:r>
-                          <w:rPr>
-                            <w:rFonts w:ascii="Cambria Math" w:hAnsi="Cambria Math"/>
-                          </w:rPr>
-                          <m:t xml:space="preserve">1</m:t>
-                        </m:r>
-                      </m:sup>
-                      <m:e>
-                        <m:nary>
-                          <m:naryPr>
-                            <m:chr m:val="∫"/>
-                          </m:naryPr>
-                          <m:sub>
-                            <m:r>
-                              <w:rPr>
-                                <w:rFonts w:ascii="Cambria Math" w:hAnsi="Cambria Math"/>
-                              </w:rPr>
-                              <m:t xml:space="preserve">0</m:t>
-                            </m:r>
-                          </m:sub>
-                          <m:sup>
-                            <m:r>
-                              <w:rPr>
-                                <w:rFonts w:ascii="Cambria Math" w:hAnsi="Cambria Math"/>
-                              </w:rPr>
-                              <m:t xml:space="preserve">1</m:t>
-                            </m:r>
-                            <m:r>
-                              <w:rPr>
-                                <w:rFonts w:ascii="Cambria Math" w:hAnsi="Cambria Math"/>
-                              </w:rPr>
-                              <m:t xml:space="preserve">−</m:t>
-                            </m:r>
-                            <m:r>
-                              <w:rPr>
-                                <w:rFonts w:ascii="Cambria Math" w:hAnsi="Cambria Math"/>
-                              </w:rPr>
-                              <m:t xml:space="preserve">ζ</m:t>
-                            </m:r>
-                          </m:sup>
-                          <m:e>
-                            <m:nary>
-                              <m:naryPr>
-                                <m:chr m:val="∫"/>
-                              </m:naryPr>
-                              <m:sub>
-                                <m:r>
-                                  <w:rPr>
-                                    <w:rFonts w:ascii="Cambria Math" w:hAnsi="Cambria Math"/>
-                                  </w:rPr>
-                                  <m:t xml:space="preserve">0</m:t>
-                                </m:r>
-                              </m:sub>
-                              <m:sup>
-                                <m:r>
-                                  <w:rPr>
-                                    <w:rFonts w:ascii="Cambria Math" w:hAnsi="Cambria Math"/>
-                                  </w:rPr>
-                                  <m:t xml:space="preserve">1</m:t>
-                                </m:r>
-                                <m:r>
-                                  <w:rPr>
-                                    <w:rFonts w:ascii="Cambria Math" w:hAnsi="Cambria Math"/>
-                                  </w:rPr>
-                                  <m:t xml:space="preserve">−</m:t>
-                                </m:r>
-                                <m:r>
-                                  <w:rPr>
-                                    <w:rFonts w:ascii="Cambria Math" w:hAnsi="Cambria Math"/>
-                                  </w:rPr>
-                                  <m:t xml:space="preserve">η</m:t>
-                                </m:r>
-                                <m:r>
-                                  <w:rPr>
-                                    <w:rFonts w:ascii="Cambria Math" w:hAnsi="Cambria Math"/>
-                                  </w:rPr>
-                                  <m:t xml:space="preserve">−</m:t>
-                                </m:r>
-                                <m:r>
-                                  <w:rPr>
-                                    <w:rFonts w:ascii="Cambria Math" w:hAnsi="Cambria Math"/>
-                                  </w:rPr>
-                                  <m:t xml:space="preserve">ζ</m:t>
-                                </m:r>
-                              </m:sup>
-                              <m:e>
-                                <m:r>
-                                  <w:rPr>
-                                    <w:rFonts w:ascii="Cambria Math" w:hAnsi="Cambria Math"/>
-                                  </w:rPr>
-                                  <m:t xml:space="preserve">ξ</m:t>
-                                </m:r>
-                              </m:e>
-                            </m:nary>
-                          </m:e>
-                        </m:nary>
-                      </m:e>
-                    </m:nary>
-                    <m:r>
-                      <w:rPr>
-                        <w:rFonts w:ascii="Cambria Math" w:hAnsi="Cambria Math"/>
-                      </w:rPr>
-                      <m:t xml:space="preserve">η</m:t>
-                    </m:r>
-                    <m:r>
-                      <w:rPr>
-                        <w:rFonts w:ascii="Cambria Math" w:hAnsi="Cambria Math"/>
-                      </w:rPr>
-                      <m:t xml:space="preserve">d</m:t>
-                    </m:r>
-                    <m:r>
-                      <w:rPr>
-                        <w:rFonts w:ascii="Cambria Math" w:hAnsi="Cambria Math"/>
-                      </w:rPr>
-                      <m:t xml:space="preserve">ξ</m:t>
-                    </m:r>
-                    <m:r>
-                      <w:rPr>
-                        <w:rFonts w:ascii="Cambria Math" w:hAnsi="Cambria Math"/>
-                      </w:rPr>
-                      <m:t xml:space="preserve">d</m:t>
-                    </m:r>
-                    <m:r>
-                      <w:rPr>
-                        <w:rFonts w:ascii="Cambria Math" w:hAnsi="Cambria Math"/>
-                      </w:rPr>
-                      <m:t xml:space="preserve">η</m:t>
-                    </m:r>
-                    <m:r>
-                      <w:rPr>
-                        <w:rFonts w:ascii="Cambria Math" w:hAnsi="Cambria Math"/>
-                      </w:rPr>
-                      <m:t xml:space="preserve">d</m:t>
-                    </m:r>
-                    <m:r>
-                      <w:rPr>
-                        <w:rFonts w:ascii="Cambria Math" w:hAnsi="Cambria Math"/>
-                      </w:rPr>
-                      <m:t xml:space="preserve">ζ</m:t>
-                    </m:r>
                   </m:e>
-                  <m:e>
-                    <m:f>
-                      <m:num>
-                        <m:nary>
-                          <m:naryPr>
-                            <m:chr m:val="∫"/>
-                          </m:naryPr>
-                          <m:sub>
-                            <m:r>
-                              <w:rPr>
-                                <w:rFonts w:ascii="Cambria Math" w:hAnsi="Cambria Math"/>
-                              </w:rPr>
-                              <m:t xml:space="preserve">0</m:t>
-                            </m:r>
-                          </m:sub>
-                          <m:sup>
-                            <m:r>
-                              <w:rPr>
-                                <w:rFonts w:ascii="Cambria Math" w:hAnsi="Cambria Math"/>
-                              </w:rPr>
-                              <m:t xml:space="preserve">1</m:t>
-                            </m:r>
-                          </m:sup>
-                          <m:e>
-                            <m:nary>
-                              <m:naryPr>
-                                <m:chr m:val="∫"/>
-                              </m:naryPr>
-                              <m:sub>
-                                <m:r>
-                                  <w:rPr>
-                                    <w:rFonts w:ascii="Cambria Math" w:hAnsi="Cambria Math"/>
-                                  </w:rPr>
-                                  <m:t xml:space="preserve">0</m:t>
-                                </m:r>
-                              </m:sub>
-                              <m:sup>
-                                <m:r>
-                                  <w:rPr>
-                                    <w:rFonts w:ascii="Cambria Math" w:hAnsi="Cambria Math"/>
-                                  </w:rPr>
-                                  <m:t xml:space="preserve">1</m:t>
-                                </m:r>
-                                <m:r>
-                                  <w:rPr>
-                                    <w:rFonts w:ascii="Cambria Math" w:hAnsi="Cambria Math"/>
-                                  </w:rPr>
-                                  <m:t xml:space="preserve">−</m:t>
-                                </m:r>
-                                <m:r>
-                                  <w:rPr>
-                                    <w:rFonts w:ascii="Cambria Math" w:hAnsi="Cambria Math"/>
-                                  </w:rPr>
-                                  <m:t xml:space="preserve">ζ</m:t>
-                                </m:r>
-                              </m:sup>
-                              <m:e>
-                                <m:r>
-                                  <w:rPr>
-                                    <w:rFonts w:ascii="Cambria Math" w:hAnsi="Cambria Math"/>
-                                  </w:rPr>
-                                  <m:t xml:space="preserve">η</m:t>
-                                </m:r>
-                              </m:e>
-                            </m:nary>
-                          </m:e>
-                        </m:nary>
-                      </m:num>
-                      <m:den>
-                        <m:r>
-                          <w:rPr>
-                            <w:rFonts w:ascii="Cambria Math" w:hAnsi="Cambria Math"/>
-                          </w:rPr>
-                          <m:t xml:space="preserve">2</m:t>
-                        </m:r>
-                      </m:den>
-                    </m:f>
-                    <m:sSup>
-                      <m:e>
-                        <m:d>
-                          <m:dPr>
-                            <m:begChr m:val="("/>
-                            <m:endChr m:val=")"/>
-                          </m:dPr>
-                          <m:e>
-                            <m:r>
-                              <w:rPr>
-                                <w:rFonts w:ascii="Cambria Math" w:hAnsi="Cambria Math"/>
-                              </w:rPr>
-                              <m:t xml:space="preserve">1</m:t>
-                            </m:r>
-                            <m:r>
-                              <w:rPr>
-                                <w:rFonts w:ascii="Cambria Math" w:hAnsi="Cambria Math"/>
-                              </w:rPr>
-                              <m:t xml:space="preserve">−</m:t>
-                            </m:r>
-                            <m:r>
-                              <w:rPr>
-                                <w:rFonts w:ascii="Cambria Math" w:hAnsi="Cambria Math"/>
-                              </w:rPr>
-                              <m:t xml:space="preserve">η</m:t>
-                            </m:r>
-                            <m:r>
-                              <w:rPr>
-                                <w:rFonts w:ascii="Cambria Math" w:hAnsi="Cambria Math"/>
-                              </w:rPr>
-                              <m:t xml:space="preserve">−</m:t>
-                            </m:r>
-                            <m:r>
-                              <w:rPr>
-                                <w:rFonts w:ascii="Cambria Math" w:hAnsi="Cambria Math"/>
-                              </w:rPr>
-                              <m:t xml:space="preserve">ζ</m:t>
-                            </m:r>
-                          </m:e>
-                        </m:d>
-                      </m:e>
-                      <m:sup>
-                        <m:r>
-                          <w:rPr>
-                            <w:rFonts w:ascii="Cambria Math" w:hAnsi="Cambria Math"/>
-                          </w:rPr>
-                          <m:t xml:space="preserve">2</m:t>
-                        </m:r>
-                      </m:sup>
-                    </m:sSup>
-                    <m:r>
-                      <w:rPr>
-                        <w:rFonts w:ascii="Cambria Math" w:hAnsi="Cambria Math"/>
-                      </w:rPr>
-                      <m:t xml:space="preserve">d</m:t>
-                    </m:r>
-                    <m:r>
-                      <w:rPr>
-                        <w:rFonts w:ascii="Cambria Math" w:hAnsi="Cambria Math"/>
-                      </w:rPr>
-                      <m:t xml:space="preserve">η</m:t>
-                    </m:r>
-                    <m:r>
-                      <w:rPr>
-                        <w:rFonts w:ascii="Cambria Math" w:hAnsi="Cambria Math"/>
-                      </w:rPr>
-                      <m:t xml:space="preserve">d</m:t>
-                    </m:r>
-                    <m:r>
-                      <w:rPr>
-                        <w:rFonts w:ascii="Cambria Math" w:hAnsi="Cambria Math"/>
-                      </w:rPr>
-                      <m:t xml:space="preserve">ζ</m:t>
-                    </m:r>
-                  </m:e>
-                  <m:e>
-                    <m:nary>
-                      <m:naryPr>
-                        <m:chr m:val="∫"/>
-                      </m:naryPr>
-                      <m:sub>
-                        <m:r>
-                          <w:rPr>
-                            <w:rFonts w:ascii="Cambria Math" w:hAnsi="Cambria Math"/>
-                          </w:rPr>
-                          <m:t xml:space="preserve">0</m:t>
-                        </m:r>
-                      </m:sub>
-                      <m:sup>
-                        <m:r>
-                          <w:rPr>
-                            <w:rFonts w:ascii="Cambria Math" w:hAnsi="Cambria Math"/>
-                          </w:rPr>
-                          <m:t xml:space="preserve">1</m:t>
-                        </m:r>
-                      </m:sup>
-                      <m:e>
-                        <m:f>
-                          <m:num>
-                            <m:r>
-                              <w:rPr>
-                                <w:rFonts w:ascii="Cambria Math" w:hAnsi="Cambria Math"/>
-                              </w:rPr>
-                              <m:t xml:space="preserve">1</m:t>
-                            </m:r>
-                          </m:num>
-                          <m:den>
-                            <m:r>
-                              <w:rPr>
-                                <w:rFonts w:ascii="Cambria Math" w:hAnsi="Cambria Math"/>
-                              </w:rPr>
-                              <m:t xml:space="preserve">2</m:t>
-                            </m:r>
-                          </m:den>
-                        </m:f>
-                      </m:e>
-                    </m:nary>
-                    <m:nary>
-                      <m:naryPr>
-                        <m:chr m:val="∫"/>
-                      </m:naryPr>
-                      <m:sub>
-                        <m:r>
-                          <w:rPr>
-                            <w:rFonts w:ascii="Cambria Math" w:hAnsi="Cambria Math"/>
-                          </w:rPr>
-                          <m:t xml:space="preserve">0</m:t>
-                        </m:r>
-                      </m:sub>
-                      <m:sup>
-                        <m:r>
-                          <w:rPr>
-                            <w:rFonts w:ascii="Cambria Math" w:hAnsi="Cambria Math"/>
-                          </w:rPr>
-                          <m:t xml:space="preserve">1</m:t>
-                        </m:r>
-                        <m:r>
-                          <w:rPr>
-                            <w:rFonts w:ascii="Cambria Math" w:hAnsi="Cambria Math"/>
-                          </w:rPr>
-                          <m:t xml:space="preserve">−</m:t>
-                        </m:r>
-                        <m:r>
-                          <w:rPr>
-                            <w:rFonts w:ascii="Cambria Math" w:hAnsi="Cambria Math"/>
-                          </w:rPr>
-                          <m:t xml:space="preserve">ζ</m:t>
-                        </m:r>
-                      </m:sup>
-                      <m:e>
-                        <m:r>
-                          <w:rPr>
-                            <w:rFonts w:ascii="Cambria Math" w:hAnsi="Cambria Math"/>
-                          </w:rPr>
-                          <m:t xml:space="preserve">η</m:t>
-                        </m:r>
-                      </m:e>
-                    </m:nary>
-                    <m:sSup>
-                      <m:e>
-                        <m:d>
-                          <m:dPr>
-                            <m:begChr m:val="("/>
-                            <m:endChr m:val=")"/>
-                          </m:dPr>
-                          <m:e>
-                            <m:r>
-                              <w:rPr>
-                                <w:rFonts w:ascii="Cambria Math" w:hAnsi="Cambria Math"/>
-                              </w:rPr>
-                              <m:t xml:space="preserve">1</m:t>
-                            </m:r>
-                            <m:r>
-                              <w:rPr>
-                                <w:rFonts w:ascii="Cambria Math" w:hAnsi="Cambria Math"/>
-                              </w:rPr>
-                              <m:t xml:space="preserve">−</m:t>
-                            </m:r>
-                            <m:r>
-                              <w:rPr>
-                                <w:rFonts w:ascii="Cambria Math" w:hAnsi="Cambria Math"/>
-                              </w:rPr>
-                              <m:t xml:space="preserve">η</m:t>
-                            </m:r>
-                            <m:r>
-                              <w:rPr>
-                                <w:rFonts w:ascii="Cambria Math" w:hAnsi="Cambria Math"/>
-                              </w:rPr>
-                              <m:t xml:space="preserve">−</m:t>
-                            </m:r>
-                            <m:r>
-                              <w:rPr>
-                                <w:rFonts w:ascii="Cambria Math" w:hAnsi="Cambria Math"/>
-                              </w:rPr>
-                              <m:t xml:space="preserve">ζ</m:t>
-                            </m:r>
-                          </m:e>
-                        </m:d>
-                      </m:e>
-                      <m:sup>
-                        <m:r>
-                          <w:rPr>
-                            <w:rFonts w:ascii="Cambria Math" w:hAnsi="Cambria Math"/>
-                          </w:rPr>
-                          <m:t xml:space="preserve">2</m:t>
-                        </m:r>
-                      </m:sup>
-                    </m:sSup>
-                    <m:r>
-                      <w:rPr>
-                        <w:rFonts w:ascii="Cambria Math" w:hAnsi="Cambria Math"/>
-                      </w:rPr>
-                      <m:t xml:space="preserve">d</m:t>
-                    </m:r>
-                    <m:r>
-                      <w:rPr>
-                        <w:rFonts w:ascii="Cambria Math" w:hAnsi="Cambria Math"/>
-                      </w:rPr>
-                      <m:t xml:space="preserve">η</m:t>
-                    </m:r>
-                    <m:r>
-                      <w:rPr>
-                        <w:rFonts w:ascii="Cambria Math" w:hAnsi="Cambria Math"/>
-                      </w:rPr>
-                      <m:t xml:space="preserve">d</m:t>
-                    </m:r>
-                    <m:r>
-                      <w:rPr>
-                        <w:rFonts w:ascii="Cambria Math" w:hAnsi="Cambria Math"/>
-                      </w:rPr>
-                      <m:t xml:space="preserve">ζ</m:t>
-                    </m:r>
-                  </m:e>
-                  <m:e>
-                    <m:nary>
-                      <m:naryPr>
-                        <m:chr m:val="∫"/>
-                      </m:naryPr>
-                      <m:sub>
-                        <m:r>
-                          <w:rPr>
-                            <w:rFonts w:ascii="Cambria Math" w:hAnsi="Cambria Math"/>
-                          </w:rPr>
-                          <m:t xml:space="preserve">0</m:t>
-                        </m:r>
-                      </m:sub>
-                      <m:sup>
-                        <m:r>
-                          <w:rPr>
-                            <w:rFonts w:ascii="Cambria Math" w:hAnsi="Cambria Math"/>
-                          </w:rPr>
-                          <m:t xml:space="preserve">1</m:t>
-                        </m:r>
-                      </m:sup>
-                      <m:e>
-                        <m:f>
-                          <m:num>
-                            <m:r>
-                              <w:rPr>
-                                <w:rFonts w:ascii="Cambria Math" w:hAnsi="Cambria Math"/>
-                              </w:rPr>
-                              <m:t xml:space="preserve">1</m:t>
-                            </m:r>
-                          </m:num>
-                          <m:den>
-                            <m:r>
-                              <w:rPr>
-                                <w:rFonts w:ascii="Cambria Math" w:hAnsi="Cambria Math"/>
-                              </w:rPr>
-                              <m:t xml:space="preserve">2</m:t>
-                            </m:r>
-                          </m:den>
-                        </m:f>
-                      </m:e>
-                    </m:nary>
-                    <m:nary>
-                      <m:naryPr>
-                        <m:chr m:val="∫"/>
-                      </m:naryPr>
-                      <m:sub>
-                        <m:r>
-                          <w:rPr>
-                            <w:rFonts w:ascii="Cambria Math" w:hAnsi="Cambria Math"/>
-                          </w:rPr>
-                          <m:t xml:space="preserve">0</m:t>
-                        </m:r>
-                      </m:sub>
-                      <m:sup>
-                        <m:r>
-                          <w:rPr>
-                            <w:rFonts w:ascii="Cambria Math" w:hAnsi="Cambria Math"/>
-                          </w:rPr>
-                          <m:t xml:space="preserve">1</m:t>
-                        </m:r>
-                        <m:r>
-                          <w:rPr>
-                            <w:rFonts w:ascii="Cambria Math" w:hAnsi="Cambria Math"/>
-                          </w:rPr>
-                          <m:t xml:space="preserve">−</m:t>
-                        </m:r>
-                        <m:r>
-                          <w:rPr>
-                            <w:rFonts w:ascii="Cambria Math" w:hAnsi="Cambria Math"/>
-                          </w:rPr>
-                          <m:t xml:space="preserve">ζ</m:t>
-                        </m:r>
-                      </m:sup>
-                      <m:e>
-                        <m:r>
-                          <w:rPr>
-                            <w:rFonts w:ascii="Cambria Math" w:hAnsi="Cambria Math"/>
-                          </w:rPr>
-                          <m:t xml:space="preserve">η</m:t>
-                        </m:r>
-                      </m:e>
-                    </m:nary>
-                    <m:sSup>
-                      <m:e>
-                        <m:d>
-                          <m:dPr>
-                            <m:begChr m:val="("/>
-                            <m:endChr m:val=")"/>
-                          </m:dPr>
-                          <m:e>
-                            <m:r>
-                              <w:rPr>
-                                <w:rFonts w:ascii="Cambria Math" w:hAnsi="Cambria Math"/>
-                              </w:rPr>
-                              <m:t xml:space="preserve">1</m:t>
-                            </m:r>
-                            <m:r>
-                              <w:rPr>
-                                <w:rFonts w:ascii="Cambria Math" w:hAnsi="Cambria Math"/>
-                              </w:rPr>
-                              <m:t xml:space="preserve">−</m:t>
-                            </m:r>
-                            <m:r>
-                              <w:rPr>
-                                <w:rFonts w:ascii="Cambria Math" w:hAnsi="Cambria Math"/>
-                              </w:rPr>
-                              <m:t xml:space="preserve">η</m:t>
-                            </m:r>
-                            <m:r>
-                              <w:rPr>
-                                <w:rFonts w:ascii="Cambria Math" w:hAnsi="Cambria Math"/>
-                              </w:rPr>
-                              <m:t xml:space="preserve">−</m:t>
-                            </m:r>
-                            <m:r>
-                              <w:rPr>
-                                <w:rFonts w:ascii="Cambria Math" w:hAnsi="Cambria Math"/>
-                              </w:rPr>
-                              <m:t xml:space="preserve">ζ</m:t>
-                            </m:r>
-                          </m:e>
-                        </m:d>
-                      </m:e>
-                      <m:sup>
-                        <m:r>
-                          <w:rPr>
-                            <w:rFonts w:ascii="Cambria Math" w:hAnsi="Cambria Math"/>
-                          </w:rPr>
-                          <m:t xml:space="preserve">2</m:t>
-                        </m:r>
-                      </m:sup>
-                    </m:sSup>
-                    <m:r>
-                      <w:rPr>
-                        <w:rFonts w:ascii="Cambria Math" w:hAnsi="Cambria Math"/>
-                      </w:rPr>
-                      <m:t xml:space="preserve">d</m:t>
-                    </m:r>
-                    <m:r>
-                      <w:rPr>
-                        <w:rFonts w:ascii="Cambria Math" w:hAnsi="Cambria Math"/>
-                      </w:rPr>
-                      <m:t xml:space="preserve">η</m:t>
-                    </m:r>
-                    <m:r>
-                      <w:rPr>
-                        <w:rFonts w:ascii="Cambria Math" w:hAnsi="Cambria Math"/>
-                      </w:rPr>
-                      <m:t xml:space="preserve">d</m:t>
-                    </m:r>
-                    <m:r>
-                      <w:rPr>
-                        <w:rFonts w:ascii="Cambria Math" w:hAnsi="Cambria Math"/>
-                      </w:rPr>
-                      <m:t xml:space="preserve">ζ</m:t>
-                    </m:r>
-                  </m:e>
-                  <m:e>
-                    <m:nary>
-                      <m:naryPr>
-                        <m:chr m:val="∫"/>
-                      </m:naryPr>
-                      <m:sub>
-                        <m:r>
-                          <w:rPr>
-                            <w:rFonts w:ascii="Cambria Math" w:hAnsi="Cambria Math"/>
-                          </w:rPr>
-                          <m:t xml:space="preserve">0</m:t>
-                        </m:r>
-                      </m:sub>
-                      <m:sup>
-                        <m:r>
-                          <w:rPr>
-                            <w:rFonts w:ascii="Cambria Math" w:hAnsi="Cambria Math"/>
-                          </w:rPr>
-                          <m:t xml:space="preserve">1</m:t>
-                        </m:r>
-                      </m:sup>
-                      <m:e>
-                        <m:f>
-                          <m:num>
-                            <m:r>
-                              <w:rPr>
-                                <w:rFonts w:ascii="Cambria Math" w:hAnsi="Cambria Math"/>
-                              </w:rPr>
-                              <m:t xml:space="preserve">1</m:t>
-                            </m:r>
-                          </m:num>
-                          <m:den>
-                            <m:r>
-                              <w:rPr>
-                                <w:rFonts w:ascii="Cambria Math" w:hAnsi="Cambria Math"/>
-                              </w:rPr>
-                              <m:t xml:space="preserve">24</m:t>
-                            </m:r>
-                          </m:den>
-                        </m:f>
-                      </m:e>
-                    </m:nary>
-                    <m:sSup>
-                      <m:e>
-                        <m:d>
-                          <m:dPr>
-                            <m:begChr m:val="("/>
-                            <m:endChr m:val=")"/>
-                          </m:dPr>
-                          <m:e>
-                            <m:r>
-                              <w:rPr>
-                                <w:rFonts w:ascii="Cambria Math" w:hAnsi="Cambria Math"/>
-                              </w:rPr>
-                              <m:t xml:space="preserve">1</m:t>
-                            </m:r>
-                            <m:r>
-                              <w:rPr>
-                                <w:rFonts w:ascii="Cambria Math" w:hAnsi="Cambria Math"/>
-                              </w:rPr>
-                              <m:t xml:space="preserve">−</m:t>
-                            </m:r>
-                            <m:r>
-                              <w:rPr>
-                                <w:rFonts w:ascii="Cambria Math" w:hAnsi="Cambria Math"/>
-                              </w:rPr>
-                              <m:t xml:space="preserve">ζ</m:t>
-                            </m:r>
-                          </m:e>
-                        </m:d>
-                      </m:e>
-                      <m:sup>
-                        <m:r>
-                          <w:rPr>
-                            <w:rFonts w:ascii="Cambria Math" w:hAnsi="Cambria Math"/>
-                          </w:rPr>
-                          <m:t xml:space="preserve">4</m:t>
-                        </m:r>
-                      </m:sup>
-                    </m:sSup>
-                    <m:r>
-                      <w:rPr>
-                        <w:rFonts w:ascii="Cambria Math" w:hAnsi="Cambria Math"/>
-                      </w:rPr>
-                      <m:t xml:space="preserve">d</m:t>
-                    </m:r>
-                    <m:r>
-                      <w:rPr>
-                        <w:rFonts w:ascii="Cambria Math" w:hAnsi="Cambria Math"/>
-                      </w:rPr>
-                      <m:t xml:space="preserve">ζ</m:t>
-                    </m:r>
-                  </m:e>
-                  <m:e>
-                    <m:f>
-                      <m:num>
-                        <m:r>
-                          <w:rPr>
-                            <w:rFonts w:ascii="Cambria Math" w:hAnsi="Cambria Math"/>
-                          </w:rPr>
-                          <m:t xml:space="preserve">1</m:t>
-                        </m:r>
-                      </m:num>
-                      <m:den>
-                        <m:r>
-                          <w:rPr>
-                            <w:rFonts w:ascii="Cambria Math" w:hAnsi="Cambria Math"/>
-                          </w:rPr>
-                          <m:t xml:space="preserve">24</m:t>
-                        </m:r>
-                      </m:den>
-                    </m:f>
-                    <m:nary>
-                      <m:naryPr>
-                        <m:chr m:val="∫"/>
-                      </m:naryPr>
-                      <m:sub>
-                        <m:r>
-                          <w:rPr>
-                            <w:rFonts w:ascii="Cambria Math" w:hAnsi="Cambria Math"/>
-                          </w:rPr>
-                          <m:t xml:space="preserve">0</m:t>
-                        </m:r>
-                      </m:sub>
-                      <m:sup>
-                        <m:r>
-                          <w:rPr>
-                            <w:rFonts w:ascii="Cambria Math" w:hAnsi="Cambria Math"/>
-                          </w:rPr>
-                          <m:t xml:space="preserve">1</m:t>
-                        </m:r>
-                      </m:sup>
-                      <m:e>
-                        <m:sSup>
-                          <m:e>
-                            <m:d>
-                              <m:dPr>
-                                <m:begChr m:val="("/>
-                                <m:endChr m:val=")"/>
-                              </m:dPr>
-                              <m:e>
-                                <m:r>
-                                  <w:rPr>
-                                    <w:rFonts w:ascii="Cambria Math" w:hAnsi="Cambria Math"/>
-                                  </w:rPr>
-                                  <m:t xml:space="preserve">1</m:t>
-                                </m:r>
-                                <m:r>
-                                  <w:rPr>
-                                    <w:rFonts w:ascii="Cambria Math" w:hAnsi="Cambria Math"/>
-                                  </w:rPr>
-                                  <m:t xml:space="preserve">−</m:t>
-                                </m:r>
-                                <m:r>
-                                  <w:rPr>
-                                    <w:rFonts w:ascii="Cambria Math" w:hAnsi="Cambria Math"/>
-                                  </w:rPr>
-                                  <m:t xml:space="preserve">ζ</m:t>
-                                </m:r>
-                              </m:e>
-                            </m:d>
-                          </m:e>
-                          <m:sup>
-                            <m:r>
-                              <w:rPr>
-                                <w:rFonts w:ascii="Cambria Math" w:hAnsi="Cambria Math"/>
-                              </w:rPr>
-                              <m:t xml:space="preserve">4</m:t>
-                            </m:r>
-                          </m:sup>
-                        </m:sSup>
-                      </m:e>
-                    </m:nary>
-                    <m:r>
-                      <w:rPr>
-                        <w:rFonts w:ascii="Cambria Math" w:hAnsi="Cambria Math"/>
-                      </w:rPr>
-                      <m:t xml:space="preserve">d</m:t>
-                    </m:r>
-                    <m:r>
-                      <w:rPr>
-                        <w:rFonts w:ascii="Cambria Math" w:hAnsi="Cambria Math"/>
-                      </w:rPr>
-                      <m:t xml:space="preserve">ζ</m:t>
-                    </m:r>
-                  </m:e>
-                  <m:e>
-                    <m:f>
-                      <m:num>
-                        <m:r>
-                          <w:rPr>
-                            <w:rFonts w:ascii="Cambria Math" w:hAnsi="Cambria Math"/>
-                          </w:rPr>
-                          <m:t xml:space="preserve">1</m:t>
-                        </m:r>
-                      </m:num>
-                      <m:den>
-                        <m:r>
-                          <w:rPr>
-                            <w:rFonts w:ascii="Cambria Math" w:hAnsi="Cambria Math"/>
-                          </w:rPr>
-                          <m:t xml:space="preserve">24</m:t>
-                        </m:r>
-                      </m:den>
-                    </m:f>
-                    <m:f>
-                      <m:num>
-                        <m:r>
-                          <w:rPr>
-                            <w:rFonts w:ascii="Cambria Math" w:hAnsi="Cambria Math"/>
-                          </w:rPr>
-                          <m:t xml:space="preserve">1</m:t>
-                        </m:r>
-                      </m:num>
-                      <m:den>
-                        <m:r>
-                          <w:rPr>
-                            <w:rFonts w:ascii="Cambria Math" w:hAnsi="Cambria Math"/>
-                          </w:rPr>
-                          <m:t xml:space="preserve">5</m:t>
-                        </m:r>
-                      </m:den>
-                    </m:f>
-                    <m:r>
-                      <w:rPr>
-                        <w:rFonts w:ascii="Cambria Math" w:hAnsi="Cambria Math"/>
-                      </w:rPr>
-                      <m:t xml:space="preserve">=</m:t>
-                    </m:r>
-                    <m:f>
-                      <m:num>
-                        <m:r>
-                          <w:rPr>
-                            <w:rFonts w:ascii="Cambria Math" w:hAnsi="Cambria Math"/>
-                          </w:rPr>
-                          <m:t xml:space="preserve">1</m:t>
-                        </m:r>
-                      </m:num>
-                      <m:den>
-                        <m:r>
-                          <w:rPr>
-                            <w:rFonts w:ascii="Cambria Math" w:hAnsi="Cambria Math"/>
-                          </w:rPr>
-                          <m:t xml:space="preserve">120</m:t>
-                        </m:r>
-                      </m:den>
-                    </m:f>
-                  </m:e>
-                </m:eqArr>
+                </m:nary>
+                <m:r>
+                  <w:rPr>
+                    <w:rFonts w:ascii="Cambria Math" w:hAnsi="Cambria Math"/>
+                  </w:rPr>
+                  <m:t xml:space="preserve">η</m:t>
+                </m:r>
+                <m:r>
+                  <w:rPr>
+                    <w:rFonts w:ascii="Cambria Math" w:hAnsi="Cambria Math"/>
+                  </w:rPr>
+                  <m:t xml:space="preserve">d</m:t>
+                </m:r>
+                <m:r>
+                  <w:rPr>
+                    <w:rFonts w:ascii="Cambria Math" w:hAnsi="Cambria Math"/>
+                  </w:rPr>
+                  <m:t xml:space="preserve">ξ</m:t>
+                </m:r>
+                <m:r>
+                  <w:rPr>
+                    <w:rFonts w:ascii="Cambria Math" w:hAnsi="Cambria Math"/>
+                  </w:rPr>
+                  <m:t xml:space="preserve">d</m:t>
+                </m:r>
+                <m:r>
+                  <w:rPr>
+                    <w:rFonts w:ascii="Cambria Math" w:hAnsi="Cambria Math"/>
+                  </w:rPr>
+                  <m:t xml:space="preserve">η</m:t>
+                </m:r>
+                <m:r>
+                  <w:rPr>
+                    <w:rFonts w:ascii="Cambria Math" w:hAnsi="Cambria Math"/>
+                  </w:rPr>
+                  <m:t xml:space="preserve">d</m:t>
+                </m:r>
+                <m:r>
+                  <w:rPr>
+                    <w:rFonts w:ascii="Cambria Math" w:hAnsi="Cambria Math"/>
+                  </w:rPr>
+                  <m:t xml:space="preserve">ζ</m:t>
+                </m:r>
+                <m:r>
+                  <w:rPr>
+                    <w:rFonts w:ascii="Cambria Math" w:hAnsi="Cambria Math"/>
+                  </w:rPr>
+                  <m:t xml:space="preserve">=</m:t>
+                </m:r>
+                <m:f>
+                  <m:num>
+                    <m:r>
+                      <w:rPr>
+                        <w:rFonts w:ascii="Cambria Math" w:hAnsi="Cambria Math"/>
+                      </w:rPr>
+                      <m:t xml:space="preserve">1</m:t>
+                    </m:r>
+                  </m:num>
+                  <m:den>
+                    <m:r>
+                      <w:rPr>
+                        <w:rFonts w:ascii="Cambria Math" w:hAnsi="Cambria Math"/>
+                      </w:rPr>
+                      <m:t xml:space="preserve">120</m:t>
+                    </m:r>
+                  </m:den>
+                </m:f>
               </m:oMath>
             </m:oMathPara>
           </w:p>
@@ -18267,687 +18064,6 @@
                       </w:rPr>
                       <m:t xml:space="preserve">ζ</m:t>
                     </m:r>
-                    <m:nary>
-                      <m:naryPr>
-                        <m:chr m:val="∫"/>
-                      </m:naryPr>
-                      <m:sub>
-                        <m:r>
-                          <w:rPr>
-                            <w:rFonts w:ascii="Cambria Math" w:hAnsi="Cambria Math"/>
-                          </w:rPr>
-                          <m:t xml:space="preserve">0</m:t>
-                        </m:r>
-                      </m:sub>
-                      <m:sup>
-                        <m:r>
-                          <w:rPr>
-                            <w:rFonts w:ascii="Cambria Math" w:hAnsi="Cambria Math"/>
-                          </w:rPr>
-                          <m:t xml:space="preserve">1</m:t>
-                        </m:r>
-                      </m:sup>
-                      <m:e>
-                        <m:nary>
-                          <m:naryPr>
-                            <m:chr m:val="∫"/>
-                          </m:naryPr>
-                          <m:sub>
-                            <m:r>
-                              <w:rPr>
-                                <w:rFonts w:ascii="Cambria Math" w:hAnsi="Cambria Math"/>
-                              </w:rPr>
-                              <m:t xml:space="preserve">0</m:t>
-                            </m:r>
-                          </m:sub>
-                          <m:sup>
-                            <m:r>
-                              <w:rPr>
-                                <w:rFonts w:ascii="Cambria Math" w:hAnsi="Cambria Math"/>
-                              </w:rPr>
-                              <m:t xml:space="preserve">1</m:t>
-                            </m:r>
-                            <m:r>
-                              <w:rPr>
-                                <w:rFonts w:ascii="Cambria Math" w:hAnsi="Cambria Math"/>
-                              </w:rPr>
-                              <m:t xml:space="preserve">−</m:t>
-                            </m:r>
-                            <m:r>
-                              <w:rPr>
-                                <w:rFonts w:ascii="Cambria Math" w:hAnsi="Cambria Math"/>
-                              </w:rPr>
-                              <m:t xml:space="preserve">ζ</m:t>
-                            </m:r>
-                          </m:sup>
-                          <m:e>
-                            <m:nary>
-                              <m:naryPr>
-                                <m:chr m:val="∫"/>
-                              </m:naryPr>
-                              <m:sub>
-                                <m:r>
-                                  <w:rPr>
-                                    <w:rFonts w:ascii="Cambria Math" w:hAnsi="Cambria Math"/>
-                                  </w:rPr>
-                                  <m:t xml:space="preserve">0</m:t>
-                                </m:r>
-                              </m:sub>
-                              <m:sup>
-                                <m:r>
-                                  <w:rPr>
-                                    <w:rFonts w:ascii="Cambria Math" w:hAnsi="Cambria Math"/>
-                                  </w:rPr>
-                                  <m:t xml:space="preserve">1</m:t>
-                                </m:r>
-                                <m:r>
-                                  <w:rPr>
-                                    <w:rFonts w:ascii="Cambria Math" w:hAnsi="Cambria Math"/>
-                                  </w:rPr>
-                                  <m:t xml:space="preserve">−</m:t>
-                                </m:r>
-                                <m:r>
-                                  <w:rPr>
-                                    <w:rFonts w:ascii="Cambria Math" w:hAnsi="Cambria Math"/>
-                                  </w:rPr>
-                                  <m:t xml:space="preserve">η</m:t>
-                                </m:r>
-                                <m:r>
-                                  <w:rPr>
-                                    <w:rFonts w:ascii="Cambria Math" w:hAnsi="Cambria Math"/>
-                                  </w:rPr>
-                                  <m:t xml:space="preserve">−</m:t>
-                                </m:r>
-                                <m:r>
-                                  <w:rPr>
-                                    <w:rFonts w:ascii="Cambria Math" w:hAnsi="Cambria Math"/>
-                                  </w:rPr>
-                                  <m:t xml:space="preserve">ζ</m:t>
-                                </m:r>
-                              </m:sup>
-                              <m:e>
-                                <m:sSup>
-                                  <m:e>
-                                    <m:r>
-                                      <w:rPr>
-                                        <w:rFonts w:ascii="Cambria Math" w:hAnsi="Cambria Math"/>
-                                      </w:rPr>
-                                      <m:t xml:space="preserve">ξ</m:t>
-                                    </m:r>
-                                  </m:e>
-                                  <m:sup>
-                                    <m:r>
-                                      <w:rPr>
-                                        <w:rFonts w:ascii="Cambria Math" w:hAnsi="Cambria Math"/>
-                                      </w:rPr>
-                                      <m:t xml:space="preserve">2</m:t>
-                                    </m:r>
-                                  </m:sup>
-                                </m:sSup>
-                              </m:e>
-                            </m:nary>
-                          </m:e>
-                        </m:nary>
-                      </m:e>
-                    </m:nary>
-                    <m:r>
-                      <w:rPr>
-                        <w:rFonts w:ascii="Cambria Math" w:hAnsi="Cambria Math"/>
-                      </w:rPr>
-                      <m:t xml:space="preserve">d</m:t>
-                    </m:r>
-                    <m:r>
-                      <w:rPr>
-                        <w:rFonts w:ascii="Cambria Math" w:hAnsi="Cambria Math"/>
-                      </w:rPr>
-                      <m:t xml:space="preserve">ξ</m:t>
-                    </m:r>
-                    <m:r>
-                      <w:rPr>
-                        <w:rFonts w:ascii="Cambria Math" w:hAnsi="Cambria Math"/>
-                      </w:rPr>
-                      <m:t xml:space="preserve">d</m:t>
-                    </m:r>
-                    <m:r>
-                      <w:rPr>
-                        <w:rFonts w:ascii="Cambria Math" w:hAnsi="Cambria Math"/>
-                      </w:rPr>
-                      <m:t xml:space="preserve">η</m:t>
-                    </m:r>
-                    <m:r>
-                      <w:rPr>
-                        <w:rFonts w:ascii="Cambria Math" w:hAnsi="Cambria Math"/>
-                      </w:rPr>
-                      <m:t xml:space="preserve">d</m:t>
-                    </m:r>
-                    <m:r>
-                      <w:rPr>
-                        <w:rFonts w:ascii="Cambria Math" w:hAnsi="Cambria Math"/>
-                      </w:rPr>
-                      <m:t xml:space="preserve">ζ</m:t>
-                    </m:r>
-                  </m:e>
-                  <m:e>
-                    <m:f>
-                      <m:num>
-                        <m:nary>
-                          <m:naryPr>
-                            <m:chr m:val="∫"/>
-                          </m:naryPr>
-                          <m:sub>
-                            <m:r>
-                              <w:rPr>
-                                <w:rFonts w:ascii="Cambria Math" w:hAnsi="Cambria Math"/>
-                              </w:rPr>
-                              <m:t xml:space="preserve">0</m:t>
-                            </m:r>
-                          </m:sub>
-                          <m:sup>
-                            <m:r>
-                              <w:rPr>
-                                <w:rFonts w:ascii="Cambria Math" w:hAnsi="Cambria Math"/>
-                              </w:rPr>
-                              <m:t xml:space="preserve">1</m:t>
-                            </m:r>
-                          </m:sup>
-                          <m:e>
-                            <m:nary>
-                              <m:naryPr>
-                                <m:chr m:val="∫"/>
-                              </m:naryPr>
-                              <m:sub>
-                                <m:r>
-                                  <w:rPr>
-                                    <w:rFonts w:ascii="Cambria Math" w:hAnsi="Cambria Math"/>
-                                  </w:rPr>
-                                  <m:t xml:space="preserve">0</m:t>
-                                </m:r>
-                              </m:sub>
-                              <m:sup>
-                                <m:r>
-                                  <w:rPr>
-                                    <w:rFonts w:ascii="Cambria Math" w:hAnsi="Cambria Math"/>
-                                  </w:rPr>
-                                  <m:t xml:space="preserve">1</m:t>
-                                </m:r>
-                                <m:r>
-                                  <w:rPr>
-                                    <w:rFonts w:ascii="Cambria Math" w:hAnsi="Cambria Math"/>
-                                  </w:rPr>
-                                  <m:t xml:space="preserve">−</m:t>
-                                </m:r>
-                                <m:r>
-                                  <w:rPr>
-                                    <w:rFonts w:ascii="Cambria Math" w:hAnsi="Cambria Math"/>
-                                  </w:rPr>
-                                  <m:t xml:space="preserve">ζ</m:t>
-                                </m:r>
-                              </m:sup>
-                              <m:e>
-                                <m:sSup>
-                                  <m:e>
-                                    <m:d>
-                                      <m:dPr>
-                                        <m:begChr m:val="("/>
-                                        <m:endChr m:val=")"/>
-                                      </m:dPr>
-                                      <m:e>
-                                        <m:r>
-                                          <w:rPr>
-                                            <w:rFonts w:ascii="Cambria Math" w:hAnsi="Cambria Math"/>
-                                          </w:rPr>
-                                          <m:t xml:space="preserve">1</m:t>
-                                        </m:r>
-                                        <m:r>
-                                          <w:rPr>
-                                            <w:rFonts w:ascii="Cambria Math" w:hAnsi="Cambria Math"/>
-                                          </w:rPr>
-                                          <m:t xml:space="preserve">−</m:t>
-                                        </m:r>
-                                        <m:r>
-                                          <w:rPr>
-                                            <w:rFonts w:ascii="Cambria Math" w:hAnsi="Cambria Math"/>
-                                          </w:rPr>
-                                          <m:t xml:space="preserve">η</m:t>
-                                        </m:r>
-                                        <m:r>
-                                          <w:rPr>
-                                            <w:rFonts w:ascii="Cambria Math" w:hAnsi="Cambria Math"/>
-                                          </w:rPr>
-                                          <m:t xml:space="preserve">−</m:t>
-                                        </m:r>
-                                        <m:r>
-                                          <w:rPr>
-                                            <w:rFonts w:ascii="Cambria Math" w:hAnsi="Cambria Math"/>
-                                          </w:rPr>
-                                          <m:t xml:space="preserve">ζ</m:t>
-                                        </m:r>
-                                      </m:e>
-                                    </m:d>
-                                  </m:e>
-                                  <m:sup>
-                                    <m:r>
-                                      <w:rPr>
-                                        <w:rFonts w:ascii="Cambria Math" w:hAnsi="Cambria Math"/>
-                                      </w:rPr>
-                                      <m:t xml:space="preserve">3</m:t>
-                                    </m:r>
-                                  </m:sup>
-                                </m:sSup>
-                              </m:e>
-                            </m:nary>
-                          </m:e>
-                        </m:nary>
-                      </m:num>
-                      <m:den>
-                        <m:r>
-                          <w:rPr>
-                            <w:rFonts w:ascii="Cambria Math" w:hAnsi="Cambria Math"/>
-                          </w:rPr>
-                          <m:t xml:space="preserve">3</m:t>
-                        </m:r>
-                      </m:den>
-                    </m:f>
-                    <m:r>
-                      <w:rPr>
-                        <w:rFonts w:ascii="Cambria Math" w:hAnsi="Cambria Math"/>
-                      </w:rPr>
-                      <m:t xml:space="preserve">d</m:t>
-                    </m:r>
-                    <m:r>
-                      <w:rPr>
-                        <w:rFonts w:ascii="Cambria Math" w:hAnsi="Cambria Math"/>
-                      </w:rPr>
-                      <m:t xml:space="preserve">η</m:t>
-                    </m:r>
-                    <m:r>
-                      <w:rPr>
-                        <w:rFonts w:ascii="Cambria Math" w:hAnsi="Cambria Math"/>
-                      </w:rPr>
-                      <m:t xml:space="preserve">d</m:t>
-                    </m:r>
-                    <m:r>
-                      <w:rPr>
-                        <w:rFonts w:ascii="Cambria Math" w:hAnsi="Cambria Math"/>
-                      </w:rPr>
-                      <m:t xml:space="preserve">ζ</m:t>
-                    </m:r>
-                  </m:e>
-                  <m:e>
-                    <m:nary>
-                      <m:naryPr>
-                        <m:chr m:val="∫"/>
-                      </m:naryPr>
-                      <m:sub>
-                        <m:r>
-                          <w:rPr>
-                            <w:rFonts w:ascii="Cambria Math" w:hAnsi="Cambria Math"/>
-                          </w:rPr>
-                          <m:t xml:space="preserve">0</m:t>
-                        </m:r>
-                      </m:sub>
-                      <m:sup>
-                        <m:r>
-                          <w:rPr>
-                            <w:rFonts w:ascii="Cambria Math" w:hAnsi="Cambria Math"/>
-                          </w:rPr>
-                          <m:t xml:space="preserve">1</m:t>
-                        </m:r>
-                      </m:sup>
-                      <m:e>
-                        <m:f>
-                          <m:num>
-                            <m:r>
-                              <w:rPr>
-                                <w:rFonts w:ascii="Cambria Math" w:hAnsi="Cambria Math"/>
-                              </w:rPr>
-                              <m:t xml:space="preserve">1</m:t>
-                            </m:r>
-                          </m:num>
-                          <m:den>
-                            <m:r>
-                              <w:rPr>
-                                <w:rFonts w:ascii="Cambria Math" w:hAnsi="Cambria Math"/>
-                              </w:rPr>
-                              <m:t xml:space="preserve">3</m:t>
-                            </m:r>
-                          </m:den>
-                        </m:f>
-                      </m:e>
-                    </m:nary>
-                    <m:nary>
-                      <m:naryPr>
-                        <m:chr m:val="∫"/>
-                      </m:naryPr>
-                      <m:sub>
-                        <m:r>
-                          <w:rPr>
-                            <w:rFonts w:ascii="Cambria Math" w:hAnsi="Cambria Math"/>
-                          </w:rPr>
-                          <m:t xml:space="preserve">0</m:t>
-                        </m:r>
-                      </m:sub>
-                      <m:sup>
-                        <m:r>
-                          <w:rPr>
-                            <w:rFonts w:ascii="Cambria Math" w:hAnsi="Cambria Math"/>
-                          </w:rPr>
-                          <m:t xml:space="preserve">1</m:t>
-                        </m:r>
-                        <m:r>
-                          <w:rPr>
-                            <w:rFonts w:ascii="Cambria Math" w:hAnsi="Cambria Math"/>
-                          </w:rPr>
-                          <m:t xml:space="preserve">−</m:t>
-                        </m:r>
-                        <m:r>
-                          <w:rPr>
-                            <w:rFonts w:ascii="Cambria Math" w:hAnsi="Cambria Math"/>
-                          </w:rPr>
-                          <m:t xml:space="preserve">ζ</m:t>
-                        </m:r>
-                      </m:sup>
-                      <m:e>
-                        <m:sSup>
-                          <m:e>
-                            <m:d>
-                              <m:dPr>
-                                <m:begChr m:val="("/>
-                                <m:endChr m:val=")"/>
-                              </m:dPr>
-                              <m:e>
-                                <m:r>
-                                  <w:rPr>
-                                    <w:rFonts w:ascii="Cambria Math" w:hAnsi="Cambria Math"/>
-                                  </w:rPr>
-                                  <m:t xml:space="preserve">1</m:t>
-                                </m:r>
-                                <m:r>
-                                  <w:rPr>
-                                    <w:rFonts w:ascii="Cambria Math" w:hAnsi="Cambria Math"/>
-                                  </w:rPr>
-                                  <m:t xml:space="preserve">−</m:t>
-                                </m:r>
-                                <m:r>
-                                  <w:rPr>
-                                    <w:rFonts w:ascii="Cambria Math" w:hAnsi="Cambria Math"/>
-                                  </w:rPr>
-                                  <m:t xml:space="preserve">η</m:t>
-                                </m:r>
-                                <m:r>
-                                  <w:rPr>
-                                    <w:rFonts w:ascii="Cambria Math" w:hAnsi="Cambria Math"/>
-                                  </w:rPr>
-                                  <m:t xml:space="preserve">−</m:t>
-                                </m:r>
-                                <m:r>
-                                  <w:rPr>
-                                    <w:rFonts w:ascii="Cambria Math" w:hAnsi="Cambria Math"/>
-                                  </w:rPr>
-                                  <m:t xml:space="preserve">ζ</m:t>
-                                </m:r>
-                              </m:e>
-                            </m:d>
-                          </m:e>
-                          <m:sup>
-                            <m:r>
-                              <w:rPr>
-                                <w:rFonts w:ascii="Cambria Math" w:hAnsi="Cambria Math"/>
-                              </w:rPr>
-                              <m:t xml:space="preserve">3</m:t>
-                            </m:r>
-                          </m:sup>
-                        </m:sSup>
-                      </m:e>
-                    </m:nary>
-                    <m:r>
-                      <w:rPr>
-                        <w:rFonts w:ascii="Cambria Math" w:hAnsi="Cambria Math"/>
-                      </w:rPr>
-                      <m:t xml:space="preserve">d</m:t>
-                    </m:r>
-                    <m:r>
-                      <w:rPr>
-                        <w:rFonts w:ascii="Cambria Math" w:hAnsi="Cambria Math"/>
-                      </w:rPr>
-                      <m:t xml:space="preserve">η</m:t>
-                    </m:r>
-                    <m:r>
-                      <w:rPr>
-                        <w:rFonts w:ascii="Cambria Math" w:hAnsi="Cambria Math"/>
-                      </w:rPr>
-                      <m:t xml:space="preserve">d</m:t>
-                    </m:r>
-                    <m:r>
-                      <w:rPr>
-                        <w:rFonts w:ascii="Cambria Math" w:hAnsi="Cambria Math"/>
-                      </w:rPr>
-                      <m:t xml:space="preserve">ζ</m:t>
-                    </m:r>
-                  </m:e>
-                  <m:e>
-                    <m:nary>
-                      <m:naryPr>
-                        <m:chr m:val="∫"/>
-                      </m:naryPr>
-                      <m:sub>
-                        <m:r>
-                          <w:rPr>
-                            <w:rFonts w:ascii="Cambria Math" w:hAnsi="Cambria Math"/>
-                          </w:rPr>
-                          <m:t xml:space="preserve">0</m:t>
-                        </m:r>
-                      </m:sub>
-                      <m:sup>
-                        <m:r>
-                          <w:rPr>
-                            <w:rFonts w:ascii="Cambria Math" w:hAnsi="Cambria Math"/>
-                          </w:rPr>
-                          <m:t xml:space="preserve">1</m:t>
-                        </m:r>
-                      </m:sup>
-                      <m:e>
-                        <m:f>
-                          <m:num>
-                            <m:r>
-                              <w:rPr>
-                                <w:rFonts w:ascii="Cambria Math" w:hAnsi="Cambria Math"/>
-                              </w:rPr>
-                              <m:t xml:space="preserve">1</m:t>
-                            </m:r>
-                          </m:num>
-                          <m:den>
-                            <m:r>
-                              <w:rPr>
-                                <w:rFonts w:ascii="Cambria Math" w:hAnsi="Cambria Math"/>
-                              </w:rPr>
-                              <m:t xml:space="preserve">12</m:t>
-                            </m:r>
-                          </m:den>
-                        </m:f>
-                      </m:e>
-                    </m:nary>
-                    <m:sSup>
-                      <m:e>
-                        <m:d>
-                          <m:dPr>
-                            <m:begChr m:val="("/>
-                            <m:endChr m:val=")"/>
-                          </m:dPr>
-                          <m:e>
-                            <m:r>
-                              <w:rPr>
-                                <w:rFonts w:ascii="Cambria Math" w:hAnsi="Cambria Math"/>
-                              </w:rPr>
-                              <m:t xml:space="preserve">1</m:t>
-                            </m:r>
-                            <m:r>
-                              <w:rPr>
-                                <w:rFonts w:ascii="Cambria Math" w:hAnsi="Cambria Math"/>
-                              </w:rPr>
-                              <m:t xml:space="preserve">−</m:t>
-                            </m:r>
-                            <m:r>
-                              <w:rPr>
-                                <w:rFonts w:ascii="Cambria Math" w:hAnsi="Cambria Math"/>
-                              </w:rPr>
-                              <m:t xml:space="preserve">ζ</m:t>
-                            </m:r>
-                          </m:e>
-                        </m:d>
-                      </m:e>
-                      <m:sup>
-                        <m:r>
-                          <w:rPr>
-                            <w:rFonts w:ascii="Cambria Math" w:hAnsi="Cambria Math"/>
-                          </w:rPr>
-                          <m:t xml:space="preserve">4</m:t>
-                        </m:r>
-                      </m:sup>
-                    </m:sSup>
-                    <m:r>
-                      <w:rPr>
-                        <w:rFonts w:ascii="Cambria Math" w:hAnsi="Cambria Math"/>
-                      </w:rPr>
-                      <m:t xml:space="preserve">d</m:t>
-                    </m:r>
-                    <m:r>
-                      <w:rPr>
-                        <w:rFonts w:ascii="Cambria Math" w:hAnsi="Cambria Math"/>
-                      </w:rPr>
-                      <m:t xml:space="preserve">ζ</m:t>
-                    </m:r>
-                  </m:e>
-                  <m:e>
-                    <m:f>
-                      <m:num>
-                        <m:r>
-                          <w:rPr>
-                            <w:rFonts w:ascii="Cambria Math" w:hAnsi="Cambria Math"/>
-                          </w:rPr>
-                          <m:t xml:space="preserve">1</m:t>
-                        </m:r>
-                      </m:num>
-                      <m:den>
-                        <m:r>
-                          <w:rPr>
-                            <w:rFonts w:ascii="Cambria Math" w:hAnsi="Cambria Math"/>
-                          </w:rPr>
-                          <m:t xml:space="preserve">12</m:t>
-                        </m:r>
-                      </m:den>
-                    </m:f>
-                    <m:nary>
-                      <m:naryPr>
-                        <m:chr m:val="∫"/>
-                      </m:naryPr>
-                      <m:sub>
-                        <m:r>
-                          <w:rPr>
-                            <w:rFonts w:ascii="Cambria Math" w:hAnsi="Cambria Math"/>
-                          </w:rPr>
-                          <m:t xml:space="preserve">0</m:t>
-                        </m:r>
-                      </m:sub>
-                      <m:sup>
-                        <m:r>
-                          <w:rPr>
-                            <w:rFonts w:ascii="Cambria Math" w:hAnsi="Cambria Math"/>
-                          </w:rPr>
-                          <m:t xml:space="preserve">1</m:t>
-                        </m:r>
-                      </m:sup>
-                      <m:e>
-                        <m:sSup>
-                          <m:e>
-                            <m:d>
-                              <m:dPr>
-                                <m:begChr m:val="("/>
-                                <m:endChr m:val=")"/>
-                              </m:dPr>
-                              <m:e>
-                                <m:r>
-                                  <w:rPr>
-                                    <w:rFonts w:ascii="Cambria Math" w:hAnsi="Cambria Math"/>
-                                  </w:rPr>
-                                  <m:t xml:space="preserve">1</m:t>
-                                </m:r>
-                                <m:r>
-                                  <w:rPr>
-                                    <w:rFonts w:ascii="Cambria Math" w:hAnsi="Cambria Math"/>
-                                  </w:rPr>
-                                  <m:t xml:space="preserve">−</m:t>
-                                </m:r>
-                                <m:r>
-                                  <w:rPr>
-                                    <w:rFonts w:ascii="Cambria Math" w:hAnsi="Cambria Math"/>
-                                  </w:rPr>
-                                  <m:t xml:space="preserve">ζ</m:t>
-                                </m:r>
-                              </m:e>
-                            </m:d>
-                          </m:e>
-                          <m:sup>
-                            <m:r>
-                              <w:rPr>
-                                <w:rFonts w:ascii="Cambria Math" w:hAnsi="Cambria Math"/>
-                              </w:rPr>
-                              <m:t xml:space="preserve">4</m:t>
-                            </m:r>
-                          </m:sup>
-                        </m:sSup>
-                      </m:e>
-                    </m:nary>
-                    <m:r>
-                      <w:rPr>
-                        <w:rFonts w:ascii="Cambria Math" w:hAnsi="Cambria Math"/>
-                      </w:rPr>
-                      <m:t xml:space="preserve">d</m:t>
-                    </m:r>
-                    <m:r>
-                      <w:rPr>
-                        <w:rFonts w:ascii="Cambria Math" w:hAnsi="Cambria Math"/>
-                      </w:rPr>
-                      <m:t xml:space="preserve">ζ</m:t>
-                    </m:r>
-                  </m:e>
-                  <m:e>
-                    <m:f>
-                      <m:num>
-                        <m:r>
-                          <w:rPr>
-                            <w:rFonts w:ascii="Cambria Math" w:hAnsi="Cambria Math"/>
-                          </w:rPr>
-                          <m:t xml:space="preserve">1</m:t>
-                        </m:r>
-                      </m:num>
-                      <m:den>
-                        <m:r>
-                          <w:rPr>
-                            <w:rFonts w:ascii="Cambria Math" w:hAnsi="Cambria Math"/>
-                          </w:rPr>
-                          <m:t xml:space="preserve">12</m:t>
-                        </m:r>
-                      </m:den>
-                    </m:f>
-                    <m:f>
-                      <m:num>
-                        <m:r>
-                          <w:rPr>
-                            <w:rFonts w:ascii="Cambria Math" w:hAnsi="Cambria Math"/>
-                          </w:rPr>
-                          <m:t xml:space="preserve">1</m:t>
-                        </m:r>
-                      </m:num>
-                      <m:den>
-                        <m:r>
-                          <w:rPr>
-                            <w:rFonts w:ascii="Cambria Math" w:hAnsi="Cambria Math"/>
-                          </w:rPr>
-                          <m:t xml:space="preserve">5</m:t>
-                        </m:r>
-                      </m:den>
-                    </m:f>
                     <m:r>
                       <w:rPr>
                         <w:rFonts w:ascii="Cambria Math" w:hAnsi="Cambria Math"/>
@@ -18980,7 +18096,7 @@
         </w:tc>
         <w:tc>
           <w:tcPr>
-            <w:tcW w:w="525" w:type="dxa"/>
+            <w:tcW w:w="559" w:type="dxa"/>
             <w:tcBorders/>
           </w:tcPr>
           <w:p>
@@ -18993,7 +18109,27 @@
             </w:pPr>
             <w:r>
               <w:rPr/>
-              <w:t>(13)</w:t>
+            </w:r>
+          </w:p>
+          <w:p>
+            <w:pPr>
+              <w:pStyle w:val="Style31"/>
+              <w:widowControl w:val="false"/>
+              <w:spacing w:before="0" w:after="160"/>
+              <w:jc w:val="right"/>
+              <w:rPr/>
+            </w:pPr>
+            <w:r>
+              <w:rPr/>
+              <w:t>(</w:t>
+            </w:r>
+            <w:r>
+              <w:rPr/>
+              <w:t>49</w:t>
+            </w:r>
+            <w:r>
+              <w:rPr/>
+              <w:t>)</w:t>
             </w:r>
           </w:p>
         </w:tc>
@@ -19004,29 +18140,9 @@
         <w:pStyle w:val="Normal"/>
         <w:spacing w:lineRule="auto" w:line="360"/>
         <w:ind w:left="0" w:right="0" w:firstLine="850"/>
-        <w:rPr>
-          <w:color w:val="C9211E"/>
-        </w:rPr>
+        <w:jc w:val="both"/>
+        <w:rPr/>
       </w:pPr>
-      <w:r>
-        <w:rPr>
-          <w:color w:val="C9211E"/>
-        </w:rPr>
-      </w:r>
-    </w:p>
-    <w:p>
-      <w:pPr>
-        <w:pStyle w:val="Normal"/>
-        <w:spacing w:lineRule="auto" w:line="360"/>
-        <w:ind w:left="0" w:right="0" w:firstLine="850"/>
-        <w:rPr/>
-      </w:pPr>
-      <w:r>
-        <w:rPr>
-          <w:color w:val="C9211E"/>
-        </w:rPr>
-        <w:t xml:space="preserve">Я обнаглел </w:t>
-      </w:r>
       <w:r>
         <w:rPr/>
         <w:t>Тогда для интегралов можно записать</w:t>
@@ -19034,7 +18150,7 @@
     </w:p>
     <w:tbl>
       <w:tblPr>
-        <w:tblW w:w="10455" w:type="dxa"/>
+        <w:tblW w:w="10200" w:type="dxa"/>
         <w:jc w:val="left"/>
         <w:tblInd w:w="111" w:type="dxa"/>
         <w:tblLayout w:type="fixed"/>
@@ -19046,8 +18162,8 @@
         </w:tblCellMar>
       </w:tblPr>
       <w:tblGrid>
-        <w:gridCol w:w="9929"/>
-        <w:gridCol w:w="525"/>
+        <w:gridCol w:w="9641"/>
+        <w:gridCol w:w="559"/>
       </w:tblGrid>
       <w:tr>
         <w:trPr>
@@ -19055,7 +18171,7 @@
         </w:trPr>
         <w:tc>
           <w:tcPr>
-            <w:tcW w:w="9929" w:type="dxa"/>
+            <w:tcW w:w="9641" w:type="dxa"/>
             <w:tcBorders/>
           </w:tcPr>
           <w:p>
@@ -19487,7 +18603,7 @@
         </w:tc>
         <w:tc>
           <w:tcPr>
-            <w:tcW w:w="525" w:type="dxa"/>
+            <w:tcW w:w="559" w:type="dxa"/>
             <w:tcBorders/>
           </w:tcPr>
           <w:p>
@@ -19500,7 +18616,27 @@
             </w:pPr>
             <w:r>
               <w:rPr/>
-              <w:t>(13)</w:t>
+            </w:r>
+          </w:p>
+          <w:p>
+            <w:pPr>
+              <w:pStyle w:val="Style31"/>
+              <w:widowControl w:val="false"/>
+              <w:spacing w:before="0" w:after="160"/>
+              <w:jc w:val="right"/>
+              <w:rPr/>
+            </w:pPr>
+            <w:r>
+              <w:rPr/>
+              <w:t>(</w:t>
+            </w:r>
+            <w:r>
+              <w:rPr/>
+              <w:t>50</w:t>
+            </w:r>
+            <w:r>
+              <w:rPr/>
+              <w:t>)</w:t>
             </w:r>
           </w:p>
         </w:tc>
@@ -19612,12 +18748,28 @@
       </m:oMath>
       <w:r>
         <w:rPr/>
-        <w:t>. Тогда аналогично матрице масс данные интегралы можно считать в референсном элементе</w:t>
+        <w:t xml:space="preserve">. Тогда </w:t>
+      </w:r>
+      <w:r>
+        <w:rPr/>
+        <w:t>а</w:t>
+      </w:r>
+      <w:r>
+        <w:rPr/>
+        <w:t xml:space="preserve">налогично матрице масс данные интегралы можно </w:t>
+      </w:r>
+      <w:r>
+        <w:rPr/>
+        <w:t>с</w:t>
+      </w:r>
+      <w:r>
+        <w:rPr/>
+        <w:t>читать в референсном элементе</w:t>
       </w:r>
     </w:p>
     <w:tbl>
       <w:tblPr>
-        <w:tblW w:w="10455" w:type="dxa"/>
+        <w:tblW w:w="10200" w:type="dxa"/>
         <w:jc w:val="left"/>
         <w:tblInd w:w="111" w:type="dxa"/>
         <w:tblLayout w:type="fixed"/>
@@ -19629,8 +18781,8 @@
         </w:tblCellMar>
       </w:tblPr>
       <w:tblGrid>
-        <w:gridCol w:w="9929"/>
-        <w:gridCol w:w="525"/>
+        <w:gridCol w:w="9641"/>
+        <w:gridCol w:w="559"/>
       </w:tblGrid>
       <w:tr>
         <w:trPr>
@@ -19638,7 +18790,7 @@
         </w:trPr>
         <w:tc>
           <w:tcPr>
-            <w:tcW w:w="9929" w:type="dxa"/>
+            <w:tcW w:w="9641" w:type="dxa"/>
             <w:tcBorders/>
           </w:tcPr>
           <w:p>
@@ -20037,7 +19189,7 @@
         </w:tc>
         <w:tc>
           <w:tcPr>
-            <w:tcW w:w="525" w:type="dxa"/>
+            <w:tcW w:w="559" w:type="dxa"/>
             <w:tcBorders/>
           </w:tcPr>
           <w:p>
@@ -20050,7 +19202,15 @@
             </w:pPr>
             <w:r>
               <w:rPr/>
-              <w:t>(13)</w:t>
+              <w:t>(</w:t>
+            </w:r>
+            <w:r>
+              <w:rPr/>
+              <w:t>51</w:t>
+            </w:r>
+            <w:r>
+              <w:rPr/>
+              <w:t>)</w:t>
             </w:r>
           </w:p>
         </w:tc>
@@ -20096,16 +19256,15 @@
     </w:p>
     <w:p>
       <w:pPr>
-        <w:pStyle w:val="Normal"/>
-        <w:rPr>
-          <w:color w:val="C9211E"/>
-        </w:rPr>
+        <w:pStyle w:val="Style21"/>
+        <w:spacing w:lineRule="auto" w:line="360"/>
+        <w:ind w:left="0" w:right="0" w:firstLine="850"/>
+        <w:jc w:val="both"/>
+        <w:rPr/>
       </w:pPr>
       <w:r>
-        <w:rPr>
-          <w:color w:val="C9211E"/>
-        </w:rPr>
-        <w:t>Этот раздел сгенерировал ChatGpt</w:t>
+        <w:rPr/>
+        <w:t>В данной работе для решения задачи моделирования вибрационного поведения трёхмерного образца был разработан собственный программный код на языке Python. Реализация метода конечных элементов (МКЭ) была выполнена с нуля, без использования готовых специализированных пакетов . Это позволило гибко контролировать все этапы построения модели и адаптировать её под конкретные задачи исследования. Опишу подробнее детали реализации данного численного метода.</w:t>
       </w:r>
     </w:p>
     <w:p>
@@ -20118,7 +19277,53 @@
       </w:pPr>
       <w:r>
         <w:rPr/>
-        <w:t>В данной работе для решения задачи моделирования вибрационного поведения трёхмерного образца был разработан собственный программный код на языке Python. Реализация метода конечных элементов (МКЭ) была выполнена с нуля, без использования готовых специализированных пакетов . Это позволило гибко контролировать все этапы построения модели и адаптировать её под конкретные задачи исследования. Опишу подробнее детали реализации данного численного метода.</w:t>
+        <w:t>Геометрическая модель и сетка строились с помощью библиотеки g</w:t>
+      </w:r>
+      <w:r>
+        <w:rPr>
+          <w:rStyle w:val="Style17"/>
+          <w:b w:val="false"/>
+          <w:bCs w:val="false"/>
+        </w:rPr>
+        <w:t>msh</w:t>
+      </w:r>
+      <w:r>
+        <w:rPr/>
+        <w:t xml:space="preserve">. Этот инструмент позволяет создавать </w:t>
+      </w:r>
+      <w:r>
+        <w:rPr>
+          <w:rFonts w:eastAsia="" w:cs="Times New Roman" w:eastAsiaTheme="minorEastAsia"/>
+          <w:bCs/>
+          <w:iCs/>
+          <w:sz w:val="24"/>
+          <w:szCs w:val="24"/>
+        </w:rPr>
+        <w:t>тетраэдр</w:t>
+      </w:r>
+      <w:r>
+        <w:rPr>
+          <w:rFonts w:eastAsia="" w:cs="Times New Roman" w:eastAsiaTheme="minorEastAsia"/>
+          <w:bCs/>
+          <w:iCs/>
+          <w:sz w:val="24"/>
+          <w:szCs w:val="24"/>
+        </w:rPr>
+        <w:t>альны</w:t>
+      </w:r>
+      <w:r>
+        <w:rPr>
+          <w:rFonts w:eastAsia="" w:cs="Times New Roman" w:eastAsiaTheme="minorEastAsia"/>
+          <w:bCs/>
+          <w:iCs/>
+          <w:sz w:val="24"/>
+          <w:szCs w:val="24"/>
+        </w:rPr>
+        <w:t xml:space="preserve">е </w:t>
+      </w:r>
+      <w:r>
+        <w:rPr/>
+        <w:t>сетки для тел произвольной формы и обеспечивает экспорт необходимых данных в формат, удобный для загрузки в разработанный код. Внутри программы реализован загрузчик данных сетки: координат узлов, топологии элементов и информации о граничных условиях.</w:t>
       </w:r>
     </w:p>
     <w:p>
@@ -20131,31 +19336,7 @@
       </w:pPr>
       <w:r>
         <w:rPr/>
-        <w:t xml:space="preserve">Геометрическая модель и конечная сетка строились с помощью </w:t>
-      </w:r>
-      <w:r>
-        <w:rPr/>
-        <w:t>библиотеки</w:t>
-      </w:r>
-      <w:r>
-        <w:rPr/>
-        <w:t xml:space="preserve"> </w:t>
-      </w:r>
-      <w:r>
-        <w:rPr/>
-        <w:t>g</w:t>
-      </w:r>
-      <w:r>
-        <w:rPr>
-          <w:rStyle w:val="Style17"/>
-          <w:b w:val="false"/>
-          <w:bCs w:val="false"/>
-        </w:rPr>
-        <w:t>msh</w:t>
-      </w:r>
-      <w:r>
-        <w:rPr/>
-        <w:t>. Этот инструмент позволяет создавать тетраэдрические сетки для тел произвольной формы и обеспечивает экспорт необходимых данных в формат, удобный для загрузки в разработанный код. Внутри программы реализован загрузчик данных сетки: координат узлов, топологии элементов и информации о граничных условиях.</w:t>
+        <w:t>Генерация сетки осуществляется таким образом, чтобы обеспечить компромисс между точностью результатов и вычислительными затратами. Более мелкая сетка даёт более точные значения собственных частот и форм колебаний, но требует большего объёма памяти и времени для вычислений. В работе проводились тесты с различными размерами сетки для проверки сходимости метода.</w:t>
       </w:r>
     </w:p>
     <w:p>
@@ -20168,7 +19349,55 @@
       </w:pPr>
       <w:r>
         <w:rPr/>
-        <w:t>Генерация сетки осуществляется таким образом, чтобы обеспечить компромисс между точностью результатов и вычислительными затратами. Более мелкая сетка даёт более точные значения собственных частот и форм колебаний, но требует большего объёма памяти и времени для вычислений. В работе проводились тесты с различными размерами сетки для проверки сходимости метода.</w:t>
+        <w:t xml:space="preserve">Программа строится на основе двух ключевых объектов — </w:t>
+      </w:r>
+      <w:r>
+        <w:rPr>
+          <w:rStyle w:val="Style17"/>
+          <w:b w:val="false"/>
+          <w:bCs w:val="false"/>
+        </w:rPr>
+        <w:t>элемента</w:t>
+      </w:r>
+      <w:r>
+        <w:rPr/>
+        <w:t xml:space="preserve"> и </w:t>
+      </w:r>
+      <w:r>
+        <w:rPr>
+          <w:rStyle w:val="Style17"/>
+          <w:b w:val="false"/>
+          <w:bCs w:val="false"/>
+        </w:rPr>
+        <w:t>сетки</w:t>
+      </w:r>
+      <w:r>
+        <w:rPr/>
+        <w:t xml:space="preserve">. Каждый элемент представляет собой </w:t>
+      </w:r>
+      <w:r>
+        <w:rPr>
+          <w:rFonts w:eastAsia="" w:cs="Times New Roman" w:eastAsiaTheme="minorEastAsia"/>
+          <w:bCs/>
+          <w:iCs/>
+          <w:sz w:val="24"/>
+          <w:szCs w:val="24"/>
+        </w:rPr>
+        <w:t>тетраэдр</w:t>
+      </w:r>
+      <w:r>
+        <w:rPr>
+          <w:rFonts w:eastAsia="" w:cs="Times New Roman" w:eastAsiaTheme="minorEastAsia"/>
+          <w:bCs/>
+          <w:iCs/>
+          <w:sz w:val="24"/>
+          <w:szCs w:val="24"/>
+        </w:rPr>
+        <w:t>альный</w:t>
+      </w:r>
+      <w:r>
+        <w:rPr/>
+        <w:t xml:space="preserve"> конечный элемент с линейными функциями формы. Он хранит информацию о своих узлах, материальных параметрах (модуль Юнга, коэффициент Пуассона или тензор упругости), плотности, а также локальных матрицах жёсткости и масс. Сетка, в свою очередь, содержит всю геометрию конструкции: массивы координат узлов, списки элементов, глобальные матрицы и векторы, а также сведения о граничных условиях.</w:t>
       </w:r>
     </w:p>
     <w:p>
@@ -20181,31 +19410,7 @@
       </w:pPr>
       <w:r>
         <w:rPr/>
-        <w:t xml:space="preserve">Программа строится на основе двух ключевых объектов — </w:t>
-      </w:r>
-      <w:r>
-        <w:rPr>
-          <w:rStyle w:val="Style17"/>
-          <w:b w:val="false"/>
-          <w:bCs w:val="false"/>
-        </w:rPr>
-        <w:t>элемента</w:t>
-      </w:r>
-      <w:r>
-        <w:rPr/>
-        <w:t xml:space="preserve"> и </w:t>
-      </w:r>
-      <w:r>
-        <w:rPr>
-          <w:rStyle w:val="Style17"/>
-          <w:b w:val="false"/>
-          <w:bCs w:val="false"/>
-        </w:rPr>
-        <w:t>сетки</w:t>
-      </w:r>
-      <w:r>
-        <w:rPr/>
-        <w:t>. Каждый элемент представляет собой тетраэдрический конечный элемент с линейными функциями формы. Он хранит информацию о своих узлах, материальных параметрах (модуль Юнга, коэффициент Пуассона или тензор упругости), плотности, а также локальных матрицах жёсткости и масс. Сетка, в свою очередь, содержит всю геометрию конструкции: массивы координат узлов, списки элементов, глобальные матрицы и векторы, а также сведения о граничных условиях.</w:t>
+        <w:t>После загрузки сетки и задания параметров материала программа, на основе формул приведенных в предыдущем разделе, формирует локальные матрицы жёсткости и масс для каждого тетраэдра.</w:t>
       </w:r>
     </w:p>
     <w:p>
@@ -20218,15 +19423,7 @@
       </w:pPr>
       <w:r>
         <w:rPr/>
-        <w:t xml:space="preserve">После загрузки сетки и задания параметров материала программа, </w:t>
-      </w:r>
-      <w:r>
-        <w:rPr/>
-        <w:t>на основе формул приведенных в предыдущем разделе,</w:t>
-      </w:r>
-      <w:r>
-        <w:rPr/>
-        <w:t xml:space="preserve"> формирует локальные матрицы жёсткости и масс для каждого тетраэдра. В работе рассматривается изотропный материал, для которого тензор упругости задаётся через модуль Юнга и коэффициент Пуассона.</w:t>
+        <w:t>Каждый элемент вычисляет свой вклад в глобальные матрицы. В локальных координатах для элемента строятся матрицы жёсткости и масс, которые затем с помощью сборочных процедур аккумулируются в глобальные матрицы всей конструкции. Эти глобальные матрицы сохраняются в виде больших разреженных массивов, что позволяет эффективно использовать память и ускорять вычисления.</w:t>
       </w:r>
     </w:p>
     <w:p>
@@ -20239,7 +19436,7 @@
       </w:pPr>
       <w:r>
         <w:rPr/>
-        <w:t>Каждый элемент вычисляет свой вклад в глобальные матрицы. В локальных координатах для элемента строятся матрицы жёсткости и масс, которые затем с помощью сборочных процедур аккумулируются в глобальные матрицы всей конструкции. Эти глобальные матрицы сохраняются в виде больших разреженных массивов, что позволяет эффективно использовать память и ускорять вычисления.</w:t>
+        <w:t>После формирования матриц жёсткости и масс решается задача на собственные значения. Эта задача заключается в нахождении собственных частот и форм колебаний конструкции. Решение такой задачи позволяет определить резонансные частоты конструкции и соответствующие им формы колебаний.</w:t>
       </w:r>
     </w:p>
     <w:p>
@@ -20252,83 +19449,35 @@
       </w:pPr>
       <w:r>
         <w:rPr/>
-        <w:t>После формирования матриц жёсткости и масс, с учётом граничных условий, решается задача на собственные значения. Эта задача заключается в нахождении собственных частот и форм колебаний конструкции. Собственные значения получаются решением стандартной задачи вида: матрица жёсткости умножить на вектор собственных форм равна собственному значению, умноженному на матрицу масс и тот же вектор.</w:t>
-      </w:r>
-    </w:p>
-    <w:p>
-      <w:pPr>
-        <w:pStyle w:val="Style21"/>
-        <w:spacing w:lineRule="auto" w:line="360"/>
-        <w:ind w:left="0" w:right="0" w:firstLine="850"/>
-        <w:jc w:val="both"/>
-        <w:rPr/>
-      </w:pPr>
-      <w:r>
-        <w:rPr/>
-        <w:t>Решение такой задачи позволяет определить резонансные частоты конструкции и соответствующие им формы колебаний.</w:t>
-      </w:r>
-    </w:p>
-    <w:p>
-      <w:pPr>
-        <w:pStyle w:val="Style21"/>
-        <w:spacing w:lineRule="auto" w:line="360"/>
-        <w:ind w:left="0" w:right="0" w:firstLine="850"/>
-        <w:jc w:val="both"/>
-        <w:rPr/>
-      </w:pPr>
-      <w:r>
-        <w:rPr/>
-        <w:t xml:space="preserve">Для решения используется численный метод из библиотеки </w:t>
+        <w:t xml:space="preserve">Для решения </w:t>
+      </w:r>
+      <w:r>
+        <w:rPr/>
+        <w:t>получившейся</w:t>
+      </w:r>
+      <w:r>
+        <w:rPr/>
+        <w:t xml:space="preserve"> </w:t>
+      </w:r>
+      <w:r>
+        <w:rPr/>
+        <w:t xml:space="preserve">системы линейный алгебраических уравнений </w:t>
+      </w:r>
+      <w:r>
+        <w:rPr/>
+        <w:t xml:space="preserve">используется численный метод из библиотеки </w:t>
       </w:r>
       <w:r>
         <w:rPr>
           <w:rStyle w:val="Style17"/>
+          <w:b w:val="false"/>
+          <w:bCs w:val="false"/>
         </w:rPr>
         <w:t>SciPy</w:t>
       </w:r>
       <w:r>
         <w:rPr/>
-        <w:t>, который позволяет эффективно находить собственны</w:t>
-      </w:r>
-      <w:r>
-        <w:rPr/>
-        <w:t>е</w:t>
-      </w:r>
-      <w:r>
-        <w:rPr/>
-        <w:t xml:space="preserve"> значени</w:t>
-      </w:r>
-      <w:r>
-        <w:rPr/>
-        <w:t>я</w:t>
-      </w:r>
-      <w:r>
-        <w:rPr/>
-        <w:t xml:space="preserve"> и соответствующи</w:t>
-      </w:r>
-      <w:r>
-        <w:rPr/>
-        <w:t>е</w:t>
-      </w:r>
-      <w:r>
-        <w:rPr/>
-        <w:t xml:space="preserve"> им собственны</w:t>
-      </w:r>
-      <w:r>
-        <w:rPr/>
-        <w:t>е</w:t>
-      </w:r>
-      <w:r>
-        <w:rPr/>
-        <w:t xml:space="preserve"> вектор</w:t>
-      </w:r>
-      <w:r>
-        <w:rPr/>
-        <w:t>ы</w:t>
-      </w:r>
-      <w:r>
-        <w:rPr/>
-        <w:t>. Выбор метода решения обеспечивает приемлемое время вычислений даже при большом размере глобальных матриц.</w:t>
+        <w:t>, который позволяет эффективно находить собственные значения и соответствующие им собственные векторы. Выбор метода решения обеспечивает приемлемое время вычислений даже при большом размере глобальных матриц.</w:t>
       </w:r>
     </w:p>
     <w:p>
@@ -20468,7 +19617,21 @@
           <w:b w:val="false"/>
           <w:bCs w:val="false"/>
         </w:rPr>
-        <w:t xml:space="preserve"> — включают функции для вычисления упругих свойств из параметров Ламе, проверки корректности входных данных и вывода промежуточных результатов.</w:t>
+        <w:t xml:space="preserve"> — включают функции для вычисления упругих свойств из параметров Ламе, проверки корректности входных данных,  вывода промежуточных результатов </w:t>
+      </w:r>
+      <w:r>
+        <w:rPr>
+          <w:b w:val="false"/>
+          <w:bCs w:val="false"/>
+        </w:rPr>
+        <w:t>и постобработки</w:t>
+      </w:r>
+      <w:r>
+        <w:rPr>
+          <w:b w:val="false"/>
+          <w:bCs w:val="false"/>
+        </w:rPr>
+        <w:t>.</w:t>
       </w:r>
     </w:p>
     <w:p>
@@ -20490,32 +19653,6 @@
         <w:rPr/>
         <w:t>льзование чистого Python-кода без привязки к внешним проприетарным библиотекам. Это обеспечивает полную прозрачность алгоритмов и лёгкость модификации программы для решения задач другого типа (например, расчёта вынужденных колебаний, динамического отклика на заданные нагрузки, анализа локальных напряжений).</w:t>
       </w:r>
-    </w:p>
-    <w:p>
-      <w:pPr>
-        <w:pStyle w:val="Style21"/>
-        <w:spacing w:lineRule="auto" w:line="360"/>
-        <w:ind w:left="0" w:right="0" w:firstLine="850"/>
-        <w:jc w:val="both"/>
-        <w:rPr/>
-      </w:pPr>
-      <w:r>
-        <w:rPr/>
-        <w:t>Реализация поддерживает возможность использования различных типов материалов (в том числе анизотропных при соответствующем задании тензора упругости), разных вариантов граничных условий и произвольной геометрии модели. Архитектура кода позволяет дополнить его модулями для постобработки данных — например, визуализации форм колебаний или вычисления локальных напряжений.</w:t>
-      </w:r>
-    </w:p>
-    <w:p>
-      <w:pPr>
-        <w:pStyle w:val="Style21"/>
-        <w:spacing w:lineRule="auto" w:line="360"/>
-        <w:ind w:left="0" w:right="0" w:firstLine="850"/>
-        <w:jc w:val="both"/>
-        <w:rPr/>
-      </w:pPr>
-      <w:r>
-        <w:rPr/>
-        <w:t>Кроме того, программа подготовлена к расширению для решения динамических задач во временной области, что открывает возможность анализа переходных процессов и отклика конструкции на внешние воздействия. Также возможно внедрение дополнительных численных методов для повышения точности или скорости решения.</w:t>
-      </w:r>
       <w:r>
         <w:br w:type="page"/>
       </w:r>
@@ -20557,7 +19694,97 @@
           <w:sz w:val="24"/>
           <w:szCs w:val="24"/>
         </w:rPr>
-        <w:t>В данной работе для верификации метода я сравнил результаты расчетов с данными из (ссылка) и (ссылка). Расчет проводился на кубе со следующими характеристиками:</w:t>
+        <w:t xml:space="preserve">В данной работе для верификации метода я сравнил результаты расчетов с данными из </w:t>
+      </w:r>
+      <w:r>
+        <w:rPr>
+          <w:b w:val="false"/>
+          <w:bCs w:val="false"/>
+          <w:sz w:val="24"/>
+          <w:szCs w:val="24"/>
+        </w:rPr>
+        <w:t>[</w:t>
+      </w:r>
+      <w:r>
+        <w:rPr>
+          <w:b w:val="false"/>
+          <w:bCs w:val="false"/>
+          <w:sz w:val="24"/>
+          <w:szCs w:val="24"/>
+        </w:rPr>
+        <w:t>4</w:t>
+      </w:r>
+      <w:r>
+        <w:rPr>
+          <w:b w:val="false"/>
+          <w:bCs w:val="false"/>
+          <w:sz w:val="24"/>
+          <w:szCs w:val="24"/>
+        </w:rPr>
+        <w:t>]</w:t>
+      </w:r>
+      <w:r>
+        <w:rPr>
+          <w:b w:val="false"/>
+          <w:bCs w:val="false"/>
+          <w:sz w:val="24"/>
+          <w:szCs w:val="24"/>
+        </w:rPr>
+        <w:t xml:space="preserve"> и </w:t>
+      </w:r>
+      <w:r>
+        <w:rPr>
+          <w:b w:val="false"/>
+          <w:bCs w:val="false"/>
+          <w:sz w:val="24"/>
+          <w:szCs w:val="24"/>
+        </w:rPr>
+        <w:t>[</w:t>
+      </w:r>
+      <w:r>
+        <w:rPr>
+          <w:b w:val="false"/>
+          <w:bCs w:val="false"/>
+          <w:sz w:val="24"/>
+          <w:szCs w:val="24"/>
+        </w:rPr>
+        <w:t>5</w:t>
+      </w:r>
+      <w:r>
+        <w:rPr>
+          <w:b w:val="false"/>
+          <w:bCs w:val="false"/>
+          <w:sz w:val="24"/>
+          <w:szCs w:val="24"/>
+        </w:rPr>
+        <w:t>]</w:t>
+      </w:r>
+      <w:r>
+        <w:rPr>
+          <w:b w:val="false"/>
+          <w:bCs w:val="false"/>
+          <w:sz w:val="24"/>
+          <w:szCs w:val="24"/>
+        </w:rPr>
+        <w:t>, где рассчитывались собственные частоты для  стали и кварца соответственно.</w:t>
+      </w:r>
+    </w:p>
+    <w:p>
+      <w:pPr>
+        <w:pStyle w:val="Normal"/>
+        <w:spacing w:lineRule="auto" w:line="360" w:before="0" w:after="160"/>
+        <w:ind w:left="0" w:right="0" w:firstLine="850"/>
+        <w:jc w:val="both"/>
+        <w:rPr/>
+      </w:pPr>
+      <w:r>
+        <w:rPr>
+          <w:b w:val="false"/>
+          <w:bCs w:val="false"/>
+          <w:sz w:val="24"/>
+          <w:szCs w:val="24"/>
+        </w:rPr>
+        <w:t>Первый расчет проводился на кубе со следующими характеристиками:</w:t>
       </w:r>
     </w:p>
     <w:tbl>
@@ -20864,11 +20091,13 @@
       <w:pPr>
         <w:pStyle w:val="Normal"/>
         <w:spacing w:lineRule="auto" w:line="360"/>
-        <w:ind w:left="0" w:right="0" w:firstLine="850"/>
+        <w:ind w:left="0" w:right="0" w:hanging="0"/>
+        <w:jc w:val="center"/>
         <w:rPr/>
       </w:pPr>
       <w:r>
         <w:rPr/>
+        <w:t>Табл.1. Параметры стального кубика.</w:t>
       </w:r>
     </w:p>
     <w:p>
@@ -20887,7 +20116,8 @@
       <w:pPr>
         <w:pStyle w:val="Normal"/>
         <w:spacing w:lineRule="auto" w:line="360"/>
-        <w:ind w:left="0" w:right="0" w:firstLine="850"/>
+        <w:ind w:left="0" w:right="0" w:hanging="0"/>
+        <w:jc w:val="center"/>
         <w:rPr/>
       </w:pPr>
       <w:r>
@@ -20900,9 +20130,9 @@
             <wp:positionV relativeFrom="paragraph">
               <wp:posOffset>635</wp:posOffset>
             </wp:positionV>
-            <wp:extent cx="5092700" cy="4299585"/>
+            <wp:extent cx="3966845" cy="3348990"/>
             <wp:effectExtent l="0" t="0" r="0" b="0"/>
-            <wp:wrapSquare wrapText="largest"/>
+            <wp:wrapTopAndBottom/>
             <wp:docPr id="4" name="Изображение4" descr=""/>
             <wp:cNvGraphicFramePr>
               <a:graphicFrameLocks xmlns:a="http://schemas.openxmlformats.org/drawingml/2006/main" noChangeAspect="1"/>
@@ -20925,7 +20155,7 @@
                   <pic:spPr bwMode="auto">
                     <a:xfrm>
                       <a:off x="0" y="0"/>
-                      <a:ext cx="5092700" cy="4299585"/>
+                      <a:ext cx="3966845" cy="3348990"/>
                     </a:xfrm>
                     <a:prstGeom prst="rect">
                       <a:avLst/>
@@ -20939,17 +20169,28 @@
       </w:r>
       <w:r>
         <w:rPr/>
-        <w:t>Результаты расчета и их сопоставление с данными из (ссылка) приведены в таблице</w:t>
+        <w:t>Рис.4. Расчетная сетка.</w:t>
       </w:r>
     </w:p>
     <w:p>
       <w:pPr>
         <w:pStyle w:val="Normal"/>
+        <w:spacing w:lineRule="auto" w:line="360"/>
         <w:ind w:left="0" w:right="0" w:firstLine="850"/>
+        <w:jc w:val="both"/>
         <w:rPr/>
       </w:pPr>
       <w:r>
         <w:rPr/>
+        <w:t>Результаты расчета и их сопоставление с данными из (</w:t>
+      </w:r>
+      <w:r>
+        <w:rPr/>
+        <w:t>4</w:t>
+      </w:r>
+      <w:r>
+        <w:rPr/>
+        <w:t>) приведены в таблице</w:t>
       </w:r>
     </w:p>
     <w:tbl>
@@ -20966,8 +20207,8 @@
         </w:tblCellMar>
       </w:tblPr>
       <w:tblGrid>
-        <w:gridCol w:w="2043"/>
-        <w:gridCol w:w="3480"/>
+        <w:gridCol w:w="2042"/>
+        <w:gridCol w:w="3481"/>
         <w:gridCol w:w="3204"/>
       </w:tblGrid>
       <w:tr>
@@ -20976,7 +20217,7 @@
         </w:trPr>
         <w:tc>
           <w:tcPr>
-            <w:tcW w:w="2043" w:type="dxa"/>
+            <w:tcW w:w="2042" w:type="dxa"/>
             <w:tcBorders>
               <w:top w:val="single" w:sz="2" w:space="0" w:color="000000"/>
               <w:left w:val="single" w:sz="2" w:space="0" w:color="000000"/>
@@ -20999,7 +20240,7 @@
         </w:tc>
         <w:tc>
           <w:tcPr>
-            <w:tcW w:w="3480" w:type="dxa"/>
+            <w:tcW w:w="3481" w:type="dxa"/>
             <w:tcBorders>
               <w:top w:val="single" w:sz="2" w:space="0" w:color="000000"/>
               <w:left w:val="single" w:sz="2" w:space="0" w:color="000000"/>
@@ -21049,7 +20290,7 @@
         </w:trPr>
         <w:tc>
           <w:tcPr>
-            <w:tcW w:w="2043" w:type="dxa"/>
+            <w:tcW w:w="2042" w:type="dxa"/>
             <w:tcBorders>
               <w:left w:val="single" w:sz="2" w:space="0" w:color="000000"/>
             </w:tcBorders>
@@ -21071,7 +20312,7 @@
         </w:tc>
         <w:tc>
           <w:tcPr>
-            <w:tcW w:w="3480" w:type="dxa"/>
+            <w:tcW w:w="3481" w:type="dxa"/>
             <w:tcBorders>
               <w:left w:val="single" w:sz="2" w:space="0" w:color="000000"/>
             </w:tcBorders>
@@ -21119,7 +20360,7 @@
         </w:trPr>
         <w:tc>
           <w:tcPr>
-            <w:tcW w:w="2043" w:type="dxa"/>
+            <w:tcW w:w="2042" w:type="dxa"/>
             <w:tcBorders>
               <w:left w:val="single" w:sz="2" w:space="0" w:color="000000"/>
             </w:tcBorders>
@@ -21141,7 +20382,7 @@
         </w:tc>
         <w:tc>
           <w:tcPr>
-            <w:tcW w:w="3480" w:type="dxa"/>
+            <w:tcW w:w="3481" w:type="dxa"/>
             <w:tcBorders>
               <w:left w:val="single" w:sz="2" w:space="0" w:color="000000"/>
             </w:tcBorders>
@@ -21189,7 +20430,7 @@
         </w:trPr>
         <w:tc>
           <w:tcPr>
-            <w:tcW w:w="2043" w:type="dxa"/>
+            <w:tcW w:w="2042" w:type="dxa"/>
             <w:tcBorders>
               <w:left w:val="single" w:sz="2" w:space="0" w:color="000000"/>
             </w:tcBorders>
@@ -21211,7 +20452,7 @@
         </w:tc>
         <w:tc>
           <w:tcPr>
-            <w:tcW w:w="3480" w:type="dxa"/>
+            <w:tcW w:w="3481" w:type="dxa"/>
             <w:tcBorders>
               <w:left w:val="single" w:sz="2" w:space="0" w:color="000000"/>
             </w:tcBorders>
@@ -21259,7 +20500,7 @@
         </w:trPr>
         <w:tc>
           <w:tcPr>
-            <w:tcW w:w="2043" w:type="dxa"/>
+            <w:tcW w:w="2042" w:type="dxa"/>
             <w:tcBorders>
               <w:left w:val="single" w:sz="2" w:space="0" w:color="000000"/>
             </w:tcBorders>
@@ -21281,7 +20522,7 @@
         </w:tc>
         <w:tc>
           <w:tcPr>
-            <w:tcW w:w="3480" w:type="dxa"/>
+            <w:tcW w:w="3481" w:type="dxa"/>
             <w:tcBorders>
               <w:left w:val="single" w:sz="2" w:space="0" w:color="000000"/>
             </w:tcBorders>
@@ -21329,7 +20570,7 @@
         </w:trPr>
         <w:tc>
           <w:tcPr>
-            <w:tcW w:w="2043" w:type="dxa"/>
+            <w:tcW w:w="2042" w:type="dxa"/>
             <w:tcBorders>
               <w:left w:val="single" w:sz="2" w:space="0" w:color="000000"/>
               <w:bottom w:val="single" w:sz="2" w:space="0" w:color="000000"/>
@@ -21351,7 +20592,7 @@
         </w:tc>
         <w:tc>
           <w:tcPr>
-            <w:tcW w:w="3480" w:type="dxa"/>
+            <w:tcW w:w="3481" w:type="dxa"/>
             <w:tcBorders>
               <w:left w:val="single" w:sz="2" w:space="0" w:color="000000"/>
               <w:bottom w:val="single" w:sz="2" w:space="0" w:color="000000"/>
@@ -21399,11 +20640,14 @@
     <w:p>
       <w:pPr>
         <w:pStyle w:val="Normal"/>
-        <w:ind w:left="0" w:right="0" w:firstLine="850"/>
+        <w:spacing w:lineRule="auto" w:line="360"/>
+        <w:ind w:left="0" w:right="0" w:hanging="0"/>
+        <w:jc w:val="center"/>
         <w:rPr/>
       </w:pPr>
       <w:r>
         <w:rPr/>
+        <w:t>Табл.2. Результат расчета для стального кубика.</w:t>
       </w:r>
     </w:p>
     <w:p>
@@ -21415,39 +20659,30 @@
       </w:pPr>
       <w:r>
         <w:rPr/>
-        <w:t xml:space="preserve">Также приведу график получившихся нормированных </w:t>
-      </w:r>
-      <w:r>
-        <w:rPr>
-          <w:color w:val="C9211E"/>
-        </w:rPr>
-        <w:t>?</w:t>
-      </w:r>
-      <w:r>
-        <w:rPr/>
-        <w:t xml:space="preserve"> мод</w:t>
+        <w:t>Также приведу график получившихся мод</w:t>
       </w:r>
     </w:p>
     <w:p>
       <w:pPr>
         <w:pStyle w:val="Normal"/>
         <w:spacing w:lineRule="auto" w:line="360"/>
-        <w:ind w:left="0" w:right="0" w:firstLine="850"/>
+        <w:ind w:left="0" w:right="0" w:hanging="0"/>
+        <w:jc w:val="center"/>
         <w:rPr/>
       </w:pPr>
       <w:r>
         <w:drawing>
-          <wp:anchor behindDoc="0" distT="0" distB="0" distL="0" distR="0" simplePos="0" locked="0" layoutInCell="0" allowOverlap="1" relativeHeight="6">
+          <wp:anchor behindDoc="0" distT="0" distB="0" distL="0" distR="0" simplePos="0" locked="0" layoutInCell="0" allowOverlap="1" relativeHeight="108">
             <wp:simplePos x="0" y="0"/>
             <wp:positionH relativeFrom="column">
-              <wp:align>center</wp:align>
+              <wp:posOffset>1250315</wp:posOffset>
             </wp:positionH>
             <wp:positionV relativeFrom="paragraph">
-              <wp:posOffset>635</wp:posOffset>
+              <wp:posOffset>-88265</wp:posOffset>
             </wp:positionV>
-            <wp:extent cx="5852160" cy="4389120"/>
+            <wp:extent cx="3413760" cy="3625850"/>
             <wp:effectExtent l="0" t="0" r="0" b="0"/>
-            <wp:wrapSquare wrapText="largest"/>
+            <wp:wrapTopAndBottom/>
             <wp:docPr id="5" name="Изображение5" descr=""/>
             <wp:cNvGraphicFramePr>
               <a:graphicFrameLocks xmlns:a="http://schemas.openxmlformats.org/drawingml/2006/main" noChangeAspect="1"/>
@@ -21470,7 +20705,7 @@
                   <pic:spPr bwMode="auto">
                     <a:xfrm>
                       <a:off x="0" y="0"/>
-                      <a:ext cx="5852160" cy="4389120"/>
+                      <a:ext cx="3413760" cy="3625850"/>
                     </a:xfrm>
                     <a:prstGeom prst="rect">
                       <a:avLst/>
@@ -21484,17 +20719,527 @@
       </w:r>
       <w:r>
         <w:rPr/>
-        <w:t>Параметры задачи для второго расчета также приведены в таблице</w:t>
+        <w:t xml:space="preserve">Рис.5. </w:t>
+      </w:r>
+      <w:r>
+        <w:rPr/>
+        <w:t>Форма колебаний на  частоте 29.551 кГц.</w:t>
       </w:r>
     </w:p>
     <w:p>
       <w:pPr>
         <w:pStyle w:val="Normal"/>
+        <w:spacing w:lineRule="auto" w:line="360"/>
+        <w:ind w:left="0" w:right="0" w:hanging="0"/>
+        <w:jc w:val="center"/>
+        <w:rPr/>
+      </w:pPr>
+      <w:r>
+        <w:rPr/>
+      </w:r>
+    </w:p>
+    <w:p>
+      <w:pPr>
+        <w:pStyle w:val="Normal"/>
+        <w:spacing w:lineRule="auto" w:line="360"/>
+        <w:ind w:left="0" w:right="0" w:hanging="0"/>
+        <w:jc w:val="center"/>
+        <w:rPr/>
+      </w:pPr>
+      <w:r>
+        <w:drawing>
+          <wp:anchor behindDoc="0" distT="0" distB="0" distL="0" distR="0" simplePos="0" locked="0" layoutInCell="0" allowOverlap="1" relativeHeight="109">
+            <wp:simplePos x="0" y="0"/>
+            <wp:positionH relativeFrom="column">
+              <wp:posOffset>1094740</wp:posOffset>
+            </wp:positionH>
+            <wp:positionV relativeFrom="paragraph">
+              <wp:posOffset>-182245</wp:posOffset>
+            </wp:positionV>
+            <wp:extent cx="3641725" cy="3618230"/>
+            <wp:effectExtent l="0" t="0" r="0" b="0"/>
+            <wp:wrapTopAndBottom/>
+            <wp:docPr id="6" name="Изображение7" descr=""/>
+            <wp:cNvGraphicFramePr>
+              <a:graphicFrameLocks xmlns:a="http://schemas.openxmlformats.org/drawingml/2006/main" noChangeAspect="1"/>
+            </wp:cNvGraphicFramePr>
+            <a:graphic xmlns:a="http://schemas.openxmlformats.org/drawingml/2006/main">
+              <a:graphicData uri="http://schemas.openxmlformats.org/drawingml/2006/picture">
+                <pic:pic xmlns:pic="http://schemas.openxmlformats.org/drawingml/2006/picture">
+                  <pic:nvPicPr>
+                    <pic:cNvPr id="6" name="Изображение7" descr=""/>
+                    <pic:cNvPicPr>
+                      <a:picLocks noChangeAspect="1" noChangeArrowheads="1"/>
+                    </pic:cNvPicPr>
+                  </pic:nvPicPr>
+                  <pic:blipFill>
+                    <a:blip r:embed="rId7"/>
+                    <a:stretch>
+                      <a:fillRect/>
+                    </a:stretch>
+                  </pic:blipFill>
+                  <pic:spPr bwMode="auto">
+                    <a:xfrm>
+                      <a:off x="0" y="0"/>
+                      <a:ext cx="3641725" cy="3618230"/>
+                    </a:xfrm>
+                    <a:prstGeom prst="rect">
+                      <a:avLst/>
+                    </a:prstGeom>
+                  </pic:spPr>
+                </pic:pic>
+              </a:graphicData>
+            </a:graphic>
+          </wp:anchor>
+        </w:drawing>
+      </w:r>
+      <w:r>
+        <w:rPr/>
+        <w:t xml:space="preserve">Рис.6. </w:t>
+      </w:r>
+      <w:r>
+        <w:rPr/>
+        <w:t>Форма колебаний на  частоте 39.346 кГц.</w:t>
+      </w:r>
+    </w:p>
+    <w:p>
+      <w:pPr>
+        <w:pStyle w:val="Normal"/>
+        <w:spacing w:lineRule="auto" w:line="360"/>
+        <w:ind w:left="0" w:right="0" w:hanging="0"/>
+        <w:jc w:val="center"/>
+        <w:rPr/>
+      </w:pPr>
+      <w:r>
+        <w:drawing>
+          <wp:anchor behindDoc="0" distT="0" distB="0" distL="0" distR="0" simplePos="0" locked="0" layoutInCell="0" allowOverlap="1" relativeHeight="110">
+            <wp:simplePos x="0" y="0"/>
+            <wp:positionH relativeFrom="column">
+              <wp:posOffset>1129030</wp:posOffset>
+            </wp:positionH>
+            <wp:positionV relativeFrom="paragraph">
+              <wp:posOffset>10160</wp:posOffset>
+            </wp:positionV>
+            <wp:extent cx="3641725" cy="3618230"/>
+            <wp:effectExtent l="0" t="0" r="0" b="0"/>
+            <wp:wrapTopAndBottom/>
+            <wp:docPr id="7" name="Изображение8" descr=""/>
+            <wp:cNvGraphicFramePr>
+              <a:graphicFrameLocks xmlns:a="http://schemas.openxmlformats.org/drawingml/2006/main" noChangeAspect="1"/>
+            </wp:cNvGraphicFramePr>
+            <a:graphic xmlns:a="http://schemas.openxmlformats.org/drawingml/2006/main">
+              <a:graphicData uri="http://schemas.openxmlformats.org/drawingml/2006/picture">
+                <pic:pic xmlns:pic="http://schemas.openxmlformats.org/drawingml/2006/picture">
+                  <pic:nvPicPr>
+                    <pic:cNvPr id="7" name="Изображение8" descr=""/>
+                    <pic:cNvPicPr>
+                      <a:picLocks noChangeAspect="1" noChangeArrowheads="1"/>
+                    </pic:cNvPicPr>
+                  </pic:nvPicPr>
+                  <pic:blipFill>
+                    <a:blip r:embed="rId8"/>
+                    <a:stretch>
+                      <a:fillRect/>
+                    </a:stretch>
+                  </pic:blipFill>
+                  <pic:spPr bwMode="auto">
+                    <a:xfrm>
+                      <a:off x="0" y="0"/>
+                      <a:ext cx="3641725" cy="3618230"/>
+                    </a:xfrm>
+                    <a:prstGeom prst="rect">
+                      <a:avLst/>
+                    </a:prstGeom>
+                  </pic:spPr>
+                </pic:pic>
+              </a:graphicData>
+            </a:graphic>
+          </wp:anchor>
+        </w:drawing>
+      </w:r>
+      <w:r>
+        <w:rPr/>
+        <w:t xml:space="preserve">Рис.7. </w:t>
+      </w:r>
+      <w:r>
+        <w:rPr/>
+        <w:t>Форма колебаний на  частоте 39.783 кГц.</w:t>
+      </w:r>
+    </w:p>
+    <w:p>
+      <w:pPr>
+        <w:pStyle w:val="Normal"/>
+        <w:spacing w:lineRule="auto" w:line="360"/>
+        <w:ind w:left="0" w:right="0" w:hanging="0"/>
+        <w:jc w:val="center"/>
+        <w:rPr/>
+      </w:pPr>
+      <w:r>
+        <w:drawing>
+          <wp:anchor behindDoc="0" distT="0" distB="0" distL="0" distR="0" simplePos="0" locked="0" layoutInCell="0" allowOverlap="1" relativeHeight="111">
+            <wp:simplePos x="0" y="0"/>
+            <wp:positionH relativeFrom="column">
+              <wp:posOffset>1129030</wp:posOffset>
+            </wp:positionH>
+            <wp:positionV relativeFrom="paragraph">
+              <wp:posOffset>-78105</wp:posOffset>
+            </wp:positionV>
+            <wp:extent cx="3641090" cy="3618230"/>
+            <wp:effectExtent l="0" t="0" r="0" b="0"/>
+            <wp:wrapTopAndBottom/>
+            <wp:docPr id="8" name="Изображение9" descr=""/>
+            <wp:cNvGraphicFramePr>
+              <a:graphicFrameLocks xmlns:a="http://schemas.openxmlformats.org/drawingml/2006/main" noChangeAspect="1"/>
+            </wp:cNvGraphicFramePr>
+            <a:graphic xmlns:a="http://schemas.openxmlformats.org/drawingml/2006/main">
+              <a:graphicData uri="http://schemas.openxmlformats.org/drawingml/2006/picture">
+                <pic:pic xmlns:pic="http://schemas.openxmlformats.org/drawingml/2006/picture">
+                  <pic:nvPicPr>
+                    <pic:cNvPr id="8" name="Изображение9" descr=""/>
+                    <pic:cNvPicPr>
+                      <a:picLocks noChangeAspect="1" noChangeArrowheads="1"/>
+                    </pic:cNvPicPr>
+                  </pic:nvPicPr>
+                  <pic:blipFill>
+                    <a:blip r:embed="rId9"/>
+                    <a:stretch>
+                      <a:fillRect/>
+                    </a:stretch>
+                  </pic:blipFill>
+                  <pic:spPr bwMode="auto">
+                    <a:xfrm>
+                      <a:off x="0" y="0"/>
+                      <a:ext cx="3641090" cy="3618230"/>
+                    </a:xfrm>
+                    <a:prstGeom prst="rect">
+                      <a:avLst/>
+                    </a:prstGeom>
+                  </pic:spPr>
+                </pic:pic>
+              </a:graphicData>
+            </a:graphic>
+          </wp:anchor>
+        </w:drawing>
+      </w:r>
+      <w:r>
+        <w:rPr/>
+        <w:t xml:space="preserve">Рис.8. </w:t>
+      </w:r>
+      <w:r>
+        <w:rPr/>
+        <w:t>Форма колебаний на  частоте 44.893 кГц.</w:t>
+      </w:r>
+    </w:p>
+    <w:p>
+      <w:pPr>
+        <w:pStyle w:val="Normal"/>
+        <w:spacing w:lineRule="auto" w:line="360"/>
+        <w:ind w:left="0" w:right="0" w:hanging="0"/>
+        <w:jc w:val="center"/>
+        <w:rPr/>
+      </w:pPr>
+      <w:r>
+        <w:drawing>
+          <wp:anchor behindDoc="0" distT="0" distB="0" distL="0" distR="0" simplePos="0" locked="0" layoutInCell="0" allowOverlap="1" relativeHeight="112">
+            <wp:simplePos x="0" y="0"/>
+            <wp:positionH relativeFrom="column">
+              <wp:posOffset>1119505</wp:posOffset>
+            </wp:positionH>
+            <wp:positionV relativeFrom="paragraph">
+              <wp:posOffset>-76835</wp:posOffset>
+            </wp:positionV>
+            <wp:extent cx="3641090" cy="3618230"/>
+            <wp:effectExtent l="0" t="0" r="0" b="0"/>
+            <wp:wrapTopAndBottom/>
+            <wp:docPr id="9" name="Изображение10" descr=""/>
+            <wp:cNvGraphicFramePr>
+              <a:graphicFrameLocks xmlns:a="http://schemas.openxmlformats.org/drawingml/2006/main" noChangeAspect="1"/>
+            </wp:cNvGraphicFramePr>
+            <a:graphic xmlns:a="http://schemas.openxmlformats.org/drawingml/2006/main">
+              <a:graphicData uri="http://schemas.openxmlformats.org/drawingml/2006/picture">
+                <pic:pic xmlns:pic="http://schemas.openxmlformats.org/drawingml/2006/picture">
+                  <pic:nvPicPr>
+                    <pic:cNvPr id="9" name="Изображение10" descr=""/>
+                    <pic:cNvPicPr>
+                      <a:picLocks noChangeAspect="1" noChangeArrowheads="1"/>
+                    </pic:cNvPicPr>
+                  </pic:nvPicPr>
+                  <pic:blipFill>
+                    <a:blip r:embed="rId10"/>
+                    <a:stretch>
+                      <a:fillRect/>
+                    </a:stretch>
+                  </pic:blipFill>
+                  <pic:spPr bwMode="auto">
+                    <a:xfrm>
+                      <a:off x="0" y="0"/>
+                      <a:ext cx="3641090" cy="3618230"/>
+                    </a:xfrm>
+                    <a:prstGeom prst="rect">
+                      <a:avLst/>
+                    </a:prstGeom>
+                  </pic:spPr>
+                </pic:pic>
+              </a:graphicData>
+            </a:graphic>
+          </wp:anchor>
+        </w:drawing>
+      </w:r>
+      <w:r>
+        <w:rPr/>
+        <w:t xml:space="preserve">Рис.9. </w:t>
+      </w:r>
+      <w:r>
+        <w:rPr/>
+        <w:t>Форма колебаний на  частоте 46.487 кГц.</w:t>
+      </w:r>
+    </w:p>
+    <w:p>
+      <w:pPr>
+        <w:pStyle w:val="Normal"/>
+        <w:spacing w:lineRule="auto" w:line="360"/>
+        <w:ind w:left="0" w:right="0" w:hanging="0"/>
+        <w:jc w:val="center"/>
+        <w:rPr/>
+      </w:pPr>
+      <w:r>
+        <w:drawing>
+          <wp:anchor behindDoc="0" distT="0" distB="0" distL="0" distR="0" simplePos="0" locked="0" layoutInCell="0" allowOverlap="1" relativeHeight="114">
+            <wp:simplePos x="0" y="0"/>
+            <wp:positionH relativeFrom="column">
+              <wp:posOffset>1044575</wp:posOffset>
+            </wp:positionH>
+            <wp:positionV relativeFrom="paragraph">
+              <wp:posOffset>-26670</wp:posOffset>
+            </wp:positionV>
+            <wp:extent cx="3853180" cy="3829050"/>
+            <wp:effectExtent l="0" t="0" r="0" b="0"/>
+            <wp:wrapTopAndBottom/>
+            <wp:docPr id="10" name="Изображение31" descr=""/>
+            <wp:cNvGraphicFramePr>
+              <a:graphicFrameLocks xmlns:a="http://schemas.openxmlformats.org/drawingml/2006/main" noChangeAspect="1"/>
+            </wp:cNvGraphicFramePr>
+            <a:graphic xmlns:a="http://schemas.openxmlformats.org/drawingml/2006/main">
+              <a:graphicData uri="http://schemas.openxmlformats.org/drawingml/2006/picture">
+                <pic:pic xmlns:pic="http://schemas.openxmlformats.org/drawingml/2006/picture">
+                  <pic:nvPicPr>
+                    <pic:cNvPr id="10" name="Изображение31" descr=""/>
+                    <pic:cNvPicPr>
+                      <a:picLocks noChangeAspect="1" noChangeArrowheads="1"/>
+                    </pic:cNvPicPr>
+                  </pic:nvPicPr>
+                  <pic:blipFill>
+                    <a:blip r:embed="rId11"/>
+                    <a:stretch>
+                      <a:fillRect/>
+                    </a:stretch>
+                  </pic:blipFill>
+                  <pic:spPr bwMode="auto">
+                    <a:xfrm>
+                      <a:off x="0" y="0"/>
+                      <a:ext cx="3853180" cy="3829050"/>
+                    </a:xfrm>
+                    <a:prstGeom prst="rect">
+                      <a:avLst/>
+                    </a:prstGeom>
+                  </pic:spPr>
+                </pic:pic>
+              </a:graphicData>
+            </a:graphic>
+          </wp:anchor>
+        </w:drawing>
+      </w:r>
+      <w:r>
+        <w:rPr/>
+        <w:t xml:space="preserve">Рис. </w:t>
+      </w:r>
+      <w:r>
+        <w:rPr/>
+        <w:t xml:space="preserve">10. </w:t>
+      </w:r>
+      <w:r>
+        <w:rPr/>
+        <w:t xml:space="preserve">Форма колебаний на  частоте </w:t>
+      </w:r>
+      <w:r>
+        <w:rPr/>
+        <w:t>47.001</w:t>
+      </w:r>
+      <w:r>
+        <w:rPr/>
+        <w:t xml:space="preserve"> </w:t>
+      </w:r>
+      <w:r>
+        <w:rPr/>
+        <w:t>кГц.</w:t>
+      </w:r>
+    </w:p>
+    <w:p>
+      <w:pPr>
+        <w:pStyle w:val="Normal"/>
+        <w:spacing w:lineRule="auto" w:line="360"/>
+        <w:ind w:left="0" w:right="0" w:hanging="0"/>
+        <w:jc w:val="center"/>
+        <w:rPr/>
+      </w:pPr>
+      <w:r>
+        <w:drawing>
+          <wp:anchor behindDoc="0" distT="0" distB="0" distL="0" distR="0" simplePos="0" locked="0" layoutInCell="0" allowOverlap="1" relativeHeight="113">
+            <wp:simplePos x="0" y="0"/>
+            <wp:positionH relativeFrom="column">
+              <wp:posOffset>1040765</wp:posOffset>
+            </wp:positionH>
+            <wp:positionV relativeFrom="paragraph">
+              <wp:posOffset>635</wp:posOffset>
+            </wp:positionV>
+            <wp:extent cx="3866515" cy="3841750"/>
+            <wp:effectExtent l="0" t="0" r="0" b="0"/>
+            <wp:wrapTopAndBottom/>
+            <wp:docPr id="11" name="Изображение30" descr=""/>
+            <wp:cNvGraphicFramePr>
+              <a:graphicFrameLocks xmlns:a="http://schemas.openxmlformats.org/drawingml/2006/main" noChangeAspect="1"/>
+            </wp:cNvGraphicFramePr>
+            <a:graphic xmlns:a="http://schemas.openxmlformats.org/drawingml/2006/main">
+              <a:graphicData uri="http://schemas.openxmlformats.org/drawingml/2006/picture">
+                <pic:pic xmlns:pic="http://schemas.openxmlformats.org/drawingml/2006/picture">
+                  <pic:nvPicPr>
+                    <pic:cNvPr id="11" name="Изображение30" descr=""/>
+                    <pic:cNvPicPr>
+                      <a:picLocks noChangeAspect="1" noChangeArrowheads="1"/>
+                    </pic:cNvPicPr>
+                  </pic:nvPicPr>
+                  <pic:blipFill>
+                    <a:blip r:embed="rId12"/>
+                    <a:stretch>
+                      <a:fillRect/>
+                    </a:stretch>
+                  </pic:blipFill>
+                  <pic:spPr bwMode="auto">
+                    <a:xfrm>
+                      <a:off x="0" y="0"/>
+                      <a:ext cx="3866515" cy="3841750"/>
+                    </a:xfrm>
+                    <a:prstGeom prst="rect">
+                      <a:avLst/>
+                    </a:prstGeom>
+                  </pic:spPr>
+                </pic:pic>
+              </a:graphicData>
+            </a:graphic>
+          </wp:anchor>
+        </w:drawing>
+      </w:r>
+      <w:r>
+        <w:rPr/>
+        <w:t xml:space="preserve">Рис. </w:t>
+      </w:r>
+      <w:r>
+        <w:rPr/>
+        <w:t>11.</w:t>
+      </w:r>
+      <w:r>
+        <w:rPr/>
+        <w:t xml:space="preserve"> </w:t>
+      </w:r>
+      <w:r>
+        <w:rPr/>
+        <w:t xml:space="preserve">Форма колебаний на  частоте </w:t>
+      </w:r>
+      <w:r>
+        <w:rPr/>
+        <w:t>56.721</w:t>
+      </w:r>
+      <w:r>
+        <w:rPr/>
+        <w:t xml:space="preserve"> кГц.</w:t>
+      </w:r>
+    </w:p>
+    <w:p>
+      <w:pPr>
+        <w:pStyle w:val="Normal"/>
+        <w:spacing w:lineRule="auto" w:line="360"/>
+        <w:ind w:left="0" w:right="0" w:hanging="0"/>
+        <w:jc w:val="center"/>
+        <w:rPr/>
+      </w:pPr>
+      <w:r>
+        <w:drawing>
+          <wp:anchor behindDoc="0" distT="0" distB="0" distL="0" distR="0" simplePos="0" locked="0" layoutInCell="0" allowOverlap="1" relativeHeight="132">
+            <wp:simplePos x="0" y="0"/>
+            <wp:positionH relativeFrom="column">
+              <wp:align>center</wp:align>
+            </wp:positionH>
+            <wp:positionV relativeFrom="paragraph">
+              <wp:posOffset>635</wp:posOffset>
+            </wp:positionV>
+            <wp:extent cx="3940175" cy="3915410"/>
+            <wp:effectExtent l="0" t="0" r="0" b="0"/>
+            <wp:wrapTopAndBottom/>
+            <wp:docPr id="12" name="Изображение32" descr=""/>
+            <wp:cNvGraphicFramePr>
+              <a:graphicFrameLocks xmlns:a="http://schemas.openxmlformats.org/drawingml/2006/main" noChangeAspect="1"/>
+            </wp:cNvGraphicFramePr>
+            <a:graphic xmlns:a="http://schemas.openxmlformats.org/drawingml/2006/main">
+              <a:graphicData uri="http://schemas.openxmlformats.org/drawingml/2006/picture">
+                <pic:pic xmlns:pic="http://schemas.openxmlformats.org/drawingml/2006/picture">
+                  <pic:nvPicPr>
+                    <pic:cNvPr id="12" name="Изображение32" descr=""/>
+                    <pic:cNvPicPr>
+                      <a:picLocks noChangeAspect="1" noChangeArrowheads="1"/>
+                    </pic:cNvPicPr>
+                  </pic:nvPicPr>
+                  <pic:blipFill>
+                    <a:blip r:embed="rId13"/>
+                    <a:stretch>
+                      <a:fillRect/>
+                    </a:stretch>
+                  </pic:blipFill>
+                  <pic:spPr bwMode="auto">
+                    <a:xfrm>
+                      <a:off x="0" y="0"/>
+                      <a:ext cx="3940175" cy="3915410"/>
+                    </a:xfrm>
+                    <a:prstGeom prst="rect">
+                      <a:avLst/>
+                    </a:prstGeom>
+                  </pic:spPr>
+                </pic:pic>
+              </a:graphicData>
+            </a:graphic>
+          </wp:anchor>
+        </w:drawing>
+      </w:r>
+      <w:r>
+        <w:rPr/>
+        <w:t xml:space="preserve">Рис. </w:t>
+      </w:r>
+      <w:r>
+        <w:rPr/>
+        <w:t xml:space="preserve">12. </w:t>
+      </w:r>
+      <w:r>
+        <w:rPr/>
+        <w:t xml:space="preserve">Форма колебаний на  частоте </w:t>
+      </w:r>
+      <w:r>
+        <w:rPr/>
+        <w:t>60.027</w:t>
+      </w:r>
+      <w:r>
+        <w:rPr/>
+        <w:t xml:space="preserve"> кГц.</w:t>
+      </w:r>
+    </w:p>
+    <w:p>
+      <w:pPr>
+        <w:pStyle w:val="Normal"/>
+        <w:spacing w:lineRule="auto" w:line="360"/>
         <w:ind w:left="0" w:right="0" w:firstLine="850"/>
         <w:rPr/>
       </w:pPr>
       <w:r>
         <w:rPr/>
+        <w:t>Параметры задачи для второго расчета также приведены в таблице</w:t>
       </w:r>
     </w:p>
     <w:tbl>
@@ -21609,7 +21354,7 @@
             </w:pPr>
             <w:r>
               <w:rPr/>
-              <w:t>7.84 x 7.84x 7.84</w:t>
+              <w:t>7.84 x 7.84 x 7.84</w:t>
             </w:r>
           </w:p>
         </w:tc>
@@ -21804,12 +21549,13 @@
     <w:p>
       <w:pPr>
         <w:pStyle w:val="Normal"/>
-        <w:ind w:left="0" w:right="0" w:firstLine="850"/>
+        <w:ind w:left="0" w:right="0" w:hanging="0"/>
+        <w:jc w:val="center"/>
         <w:rPr/>
       </w:pPr>
       <w:r>
         <w:rPr/>
-        <w:t xml:space="preserve"> </w:t>
+        <w:t>Табл.3. Параметры кварцевого кубика.</w:t>
       </w:r>
     </w:p>
     <w:p>
@@ -21817,6 +21563,7 @@
         <w:pStyle w:val="Normal"/>
         <w:spacing w:lineRule="auto" w:line="360"/>
         <w:ind w:left="0" w:right="0" w:firstLine="850"/>
+        <w:jc w:val="both"/>
         <w:rPr/>
       </w:pPr>
       <w:r>
@@ -21838,8 +21585,8 @@
         </w:tblCellMar>
       </w:tblPr>
       <w:tblGrid>
-        <w:gridCol w:w="2043"/>
-        <w:gridCol w:w="3480"/>
+        <w:gridCol w:w="2042"/>
+        <w:gridCol w:w="3481"/>
         <w:gridCol w:w="3204"/>
       </w:tblGrid>
       <w:tr>
@@ -21848,7 +21595,7 @@
         </w:trPr>
         <w:tc>
           <w:tcPr>
-            <w:tcW w:w="2043" w:type="dxa"/>
+            <w:tcW w:w="2042" w:type="dxa"/>
             <w:tcBorders>
               <w:top w:val="single" w:sz="2" w:space="0" w:color="000000"/>
               <w:left w:val="single" w:sz="2" w:space="0" w:color="000000"/>
@@ -21871,7 +21618,7 @@
         </w:tc>
         <w:tc>
           <w:tcPr>
-            <w:tcW w:w="3480" w:type="dxa"/>
+            <w:tcW w:w="3481" w:type="dxa"/>
             <w:tcBorders>
               <w:top w:val="single" w:sz="2" w:space="0" w:color="000000"/>
               <w:left w:val="single" w:sz="2" w:space="0" w:color="000000"/>
@@ -21921,7 +21668,7 @@
         </w:trPr>
         <w:tc>
           <w:tcPr>
-            <w:tcW w:w="2043" w:type="dxa"/>
+            <w:tcW w:w="2042" w:type="dxa"/>
             <w:tcBorders>
               <w:left w:val="single" w:sz="2" w:space="0" w:color="000000"/>
             </w:tcBorders>
@@ -21943,7 +21690,7 @@
         </w:tc>
         <w:tc>
           <w:tcPr>
-            <w:tcW w:w="3480" w:type="dxa"/>
+            <w:tcW w:w="3481" w:type="dxa"/>
             <w:tcBorders>
               <w:left w:val="single" w:sz="2" w:space="0" w:color="000000"/>
             </w:tcBorders>
@@ -21991,7 +21738,7 @@
         </w:trPr>
         <w:tc>
           <w:tcPr>
-            <w:tcW w:w="2043" w:type="dxa"/>
+            <w:tcW w:w="2042" w:type="dxa"/>
             <w:tcBorders>
               <w:left w:val="single" w:sz="2" w:space="0" w:color="000000"/>
             </w:tcBorders>
@@ -22013,7 +21760,7 @@
         </w:tc>
         <w:tc>
           <w:tcPr>
-            <w:tcW w:w="3480" w:type="dxa"/>
+            <w:tcW w:w="3481" w:type="dxa"/>
             <w:tcBorders>
               <w:left w:val="single" w:sz="2" w:space="0" w:color="000000"/>
             </w:tcBorders>
@@ -22061,7 +21808,7 @@
         </w:trPr>
         <w:tc>
           <w:tcPr>
-            <w:tcW w:w="2043" w:type="dxa"/>
+            <w:tcW w:w="2042" w:type="dxa"/>
             <w:tcBorders>
               <w:left w:val="single" w:sz="2" w:space="0" w:color="000000"/>
             </w:tcBorders>
@@ -22083,7 +21830,7 @@
         </w:tc>
         <w:tc>
           <w:tcPr>
-            <w:tcW w:w="3480" w:type="dxa"/>
+            <w:tcW w:w="3481" w:type="dxa"/>
             <w:tcBorders>
               <w:left w:val="single" w:sz="2" w:space="0" w:color="000000"/>
             </w:tcBorders>
@@ -22131,7 +21878,7 @@
         </w:trPr>
         <w:tc>
           <w:tcPr>
-            <w:tcW w:w="2043" w:type="dxa"/>
+            <w:tcW w:w="2042" w:type="dxa"/>
             <w:tcBorders>
               <w:left w:val="single" w:sz="2" w:space="0" w:color="000000"/>
             </w:tcBorders>
@@ -22153,7 +21900,7 @@
         </w:tc>
         <w:tc>
           <w:tcPr>
-            <w:tcW w:w="3480" w:type="dxa"/>
+            <w:tcW w:w="3481" w:type="dxa"/>
             <w:tcBorders>
               <w:left w:val="single" w:sz="2" w:space="0" w:color="000000"/>
             </w:tcBorders>
@@ -22201,7 +21948,7 @@
         </w:trPr>
         <w:tc>
           <w:tcPr>
-            <w:tcW w:w="2043" w:type="dxa"/>
+            <w:tcW w:w="2042" w:type="dxa"/>
             <w:tcBorders>
               <w:left w:val="single" w:sz="2" w:space="0" w:color="000000"/>
               <w:bottom w:val="single" w:sz="2" w:space="0" w:color="000000"/>
@@ -22223,7 +21970,7 @@
         </w:tc>
         <w:tc>
           <w:tcPr>
-            <w:tcW w:w="3480" w:type="dxa"/>
+            <w:tcW w:w="3481" w:type="dxa"/>
             <w:tcBorders>
               <w:left w:val="single" w:sz="2" w:space="0" w:color="000000"/>
               <w:bottom w:val="single" w:sz="2" w:space="0" w:color="000000"/>
@@ -22271,24 +22018,37 @@
     <w:p>
       <w:pPr>
         <w:pStyle w:val="Normal"/>
+        <w:ind w:left="0" w:right="0" w:hanging="0"/>
+        <w:jc w:val="center"/>
+        <w:rPr/>
+      </w:pPr>
+      <w:r>
+        <w:rPr/>
+        <w:t>Табл.4. Результаты расчета для кварцевого кубика.</w:t>
+      </w:r>
+    </w:p>
+    <w:p>
+      <w:pPr>
+        <w:pStyle w:val="Normal"/>
         <w:spacing w:lineRule="auto" w:line="360" w:before="0" w:after="160"/>
-        <w:ind w:left="0" w:right="0" w:firstLine="850"/>
+        <w:ind w:left="0" w:right="0" w:hanging="0"/>
+        <w:jc w:val="center"/>
         <w:rPr/>
       </w:pPr>
       <w:r>
         <w:drawing>
-          <wp:anchor behindDoc="0" distT="0" distB="0" distL="0" distR="0" simplePos="0" locked="0" layoutInCell="0" allowOverlap="1" relativeHeight="7">
+          <wp:anchor behindDoc="0" distT="0" distB="0" distL="0" distR="0" simplePos="0" locked="0" layoutInCell="0" allowOverlap="1" relativeHeight="115">
             <wp:simplePos x="0" y="0"/>
             <wp:positionH relativeFrom="column">
-              <wp:align>center</wp:align>
+              <wp:posOffset>1468755</wp:posOffset>
             </wp:positionH>
             <wp:positionV relativeFrom="paragraph">
-              <wp:posOffset>635</wp:posOffset>
+              <wp:posOffset>18415</wp:posOffset>
             </wp:positionV>
-            <wp:extent cx="5852160" cy="4389120"/>
+            <wp:extent cx="2971165" cy="3324860"/>
             <wp:effectExtent l="0" t="0" r="0" b="0"/>
-            <wp:wrapSquare wrapText="largest"/>
-            <wp:docPr id="6" name="Изображение6" descr=""/>
+            <wp:wrapTopAndBottom/>
+            <wp:docPr id="13" name="Изображение6" descr=""/>
             <wp:cNvGraphicFramePr>
               <a:graphicFrameLocks xmlns:a="http://schemas.openxmlformats.org/drawingml/2006/main" noChangeAspect="1"/>
             </wp:cNvGraphicFramePr>
@@ -22296,13 +22056,13 @@
               <a:graphicData uri="http://schemas.openxmlformats.org/drawingml/2006/picture">
                 <pic:pic xmlns:pic="http://schemas.openxmlformats.org/drawingml/2006/picture">
                   <pic:nvPicPr>
-                    <pic:cNvPr id="6" name="Изображение6" descr=""/>
+                    <pic:cNvPr id="13" name="Изображение6" descr=""/>
                     <pic:cNvPicPr>
                       <a:picLocks noChangeAspect="1" noChangeArrowheads="1"/>
                     </pic:cNvPicPr>
                   </pic:nvPicPr>
                   <pic:blipFill>
-                    <a:blip r:embed="rId7"/>
+                    <a:blip r:embed="rId14"/>
                     <a:stretch>
                       <a:fillRect/>
                     </a:stretch>
@@ -22310,7 +22070,7 @@
                   <pic:spPr bwMode="auto">
                     <a:xfrm>
                       <a:off x="0" y="0"/>
-                      <a:ext cx="5852160" cy="4389120"/>
+                      <a:ext cx="2971165" cy="3324860"/>
                     </a:xfrm>
                     <a:prstGeom prst="rect">
                       <a:avLst/>
@@ -22324,7 +22084,2592 @@
       </w:r>
       <w:r>
         <w:rPr/>
-        <w:t>Из результатов расчетов видно, что метод и его реализация работают корректно, получившиеся значения собственных частот близки к частотам, которые получились в (ссылка)</w:t>
+        <w:t>Рис.1</w:t>
+      </w:r>
+      <w:r>
+        <w:rPr/>
+        <w:t>3</w:t>
+      </w:r>
+      <w:r>
+        <w:rPr/>
+        <w:t xml:space="preserve">. </w:t>
+      </w:r>
+      <w:r>
+        <w:rPr/>
+        <w:t xml:space="preserve">Форма колебаний на  частоте 0.229 </w:t>
+      </w:r>
+      <w:r>
+        <w:rPr/>
+        <w:t>М</w:t>
+      </w:r>
+      <w:r>
+        <w:rPr/>
+        <w:t>Гц.</w:t>
+      </w:r>
+    </w:p>
+    <w:p>
+      <w:pPr>
+        <w:pStyle w:val="Normal"/>
+        <w:spacing w:lineRule="auto" w:line="360" w:before="0" w:after="160"/>
+        <w:ind w:left="0" w:right="0" w:hanging="0"/>
+        <w:jc w:val="center"/>
+        <w:rPr/>
+      </w:pPr>
+      <w:r>
+        <w:drawing>
+          <wp:anchor behindDoc="0" distT="0" distB="0" distL="0" distR="0" simplePos="0" locked="0" layoutInCell="0" allowOverlap="1" relativeHeight="116">
+            <wp:simplePos x="0" y="0"/>
+            <wp:positionH relativeFrom="column">
+              <wp:posOffset>1559560</wp:posOffset>
+            </wp:positionH>
+            <wp:positionV relativeFrom="paragraph">
+              <wp:posOffset>69215</wp:posOffset>
+            </wp:positionV>
+            <wp:extent cx="2901950" cy="3247390"/>
+            <wp:effectExtent l="0" t="0" r="0" b="0"/>
+            <wp:wrapTopAndBottom/>
+            <wp:docPr id="14" name="Изображение11" descr=""/>
+            <wp:cNvGraphicFramePr>
+              <a:graphicFrameLocks xmlns:a="http://schemas.openxmlformats.org/drawingml/2006/main" noChangeAspect="1"/>
+            </wp:cNvGraphicFramePr>
+            <a:graphic xmlns:a="http://schemas.openxmlformats.org/drawingml/2006/main">
+              <a:graphicData uri="http://schemas.openxmlformats.org/drawingml/2006/picture">
+                <pic:pic xmlns:pic="http://schemas.openxmlformats.org/drawingml/2006/picture">
+                  <pic:nvPicPr>
+                    <pic:cNvPr id="14" name="Изображение11" descr=""/>
+                    <pic:cNvPicPr>
+                      <a:picLocks noChangeAspect="1" noChangeArrowheads="1"/>
+                    </pic:cNvPicPr>
+                  </pic:nvPicPr>
+                  <pic:blipFill>
+                    <a:blip r:embed="rId15"/>
+                    <a:stretch>
+                      <a:fillRect/>
+                    </a:stretch>
+                  </pic:blipFill>
+                  <pic:spPr bwMode="auto">
+                    <a:xfrm>
+                      <a:off x="0" y="0"/>
+                      <a:ext cx="2901950" cy="3247390"/>
+                    </a:xfrm>
+                    <a:prstGeom prst="rect">
+                      <a:avLst/>
+                    </a:prstGeom>
+                  </pic:spPr>
+                </pic:pic>
+              </a:graphicData>
+            </a:graphic>
+          </wp:anchor>
+        </w:drawing>
+      </w:r>
+      <w:r>
+        <w:rPr/>
+        <w:t>Рис.1</w:t>
+      </w:r>
+      <w:r>
+        <w:rPr/>
+        <w:t>4</w:t>
+      </w:r>
+      <w:r>
+        <w:rPr/>
+        <w:t xml:space="preserve">. </w:t>
+      </w:r>
+      <w:r>
+        <w:rPr/>
+        <w:t xml:space="preserve">Форма колебаний на  частоте 0.300 </w:t>
+      </w:r>
+      <w:r>
+        <w:rPr/>
+        <w:t>М</w:t>
+      </w:r>
+      <w:r>
+        <w:rPr/>
+        <w:t>Гц.</w:t>
+      </w:r>
+    </w:p>
+    <w:p>
+      <w:pPr>
+        <w:pStyle w:val="Normal"/>
+        <w:spacing w:lineRule="auto" w:line="360" w:before="0" w:after="160"/>
+        <w:ind w:left="0" w:right="0" w:hanging="0"/>
+        <w:jc w:val="center"/>
+        <w:rPr/>
+      </w:pPr>
+      <w:r>
+        <w:drawing>
+          <wp:anchor behindDoc="0" distT="0" distB="0" distL="0" distR="0" simplePos="0" locked="0" layoutInCell="0" allowOverlap="1" relativeHeight="117">
+            <wp:simplePos x="0" y="0"/>
+            <wp:positionH relativeFrom="column">
+              <wp:posOffset>1558290</wp:posOffset>
+            </wp:positionH>
+            <wp:positionV relativeFrom="paragraph">
+              <wp:posOffset>-26670</wp:posOffset>
+            </wp:positionV>
+            <wp:extent cx="3025140" cy="3385820"/>
+            <wp:effectExtent l="0" t="0" r="0" b="0"/>
+            <wp:wrapTopAndBottom/>
+            <wp:docPr id="15" name="Изображение12" descr=""/>
+            <wp:cNvGraphicFramePr>
+              <a:graphicFrameLocks xmlns:a="http://schemas.openxmlformats.org/drawingml/2006/main" noChangeAspect="1"/>
+            </wp:cNvGraphicFramePr>
+            <a:graphic xmlns:a="http://schemas.openxmlformats.org/drawingml/2006/main">
+              <a:graphicData uri="http://schemas.openxmlformats.org/drawingml/2006/picture">
+                <pic:pic xmlns:pic="http://schemas.openxmlformats.org/drawingml/2006/picture">
+                  <pic:nvPicPr>
+                    <pic:cNvPr id="15" name="Изображение12" descr=""/>
+                    <pic:cNvPicPr>
+                      <a:picLocks noChangeAspect="1" noChangeArrowheads="1"/>
+                    </pic:cNvPicPr>
+                  </pic:nvPicPr>
+                  <pic:blipFill>
+                    <a:blip r:embed="rId16"/>
+                    <a:stretch>
+                      <a:fillRect/>
+                    </a:stretch>
+                  </pic:blipFill>
+                  <pic:spPr bwMode="auto">
+                    <a:xfrm>
+                      <a:off x="0" y="0"/>
+                      <a:ext cx="3025140" cy="3385820"/>
+                    </a:xfrm>
+                    <a:prstGeom prst="rect">
+                      <a:avLst/>
+                    </a:prstGeom>
+                  </pic:spPr>
+                </pic:pic>
+              </a:graphicData>
+            </a:graphic>
+          </wp:anchor>
+        </w:drawing>
+      </w:r>
+      <w:r>
+        <w:rPr/>
+        <w:t>Рис.1</w:t>
+      </w:r>
+      <w:r>
+        <w:rPr/>
+        <w:t>5</w:t>
+      </w:r>
+      <w:r>
+        <w:rPr/>
+        <w:t xml:space="preserve">. </w:t>
+      </w:r>
+      <w:r>
+        <w:rPr/>
+        <w:t xml:space="preserve">Форма колебаний на  частоте 0.301 </w:t>
+      </w:r>
+      <w:r>
+        <w:rPr/>
+        <w:t>М</w:t>
+      </w:r>
+      <w:r>
+        <w:rPr/>
+        <w:t>Гц.</w:t>
+      </w:r>
+    </w:p>
+    <w:p>
+      <w:pPr>
+        <w:pStyle w:val="Normal"/>
+        <w:spacing w:lineRule="auto" w:line="360" w:before="0" w:after="160"/>
+        <w:ind w:left="0" w:right="0" w:hanging="0"/>
+        <w:jc w:val="center"/>
+        <w:rPr/>
+      </w:pPr>
+      <w:r>
+        <w:drawing>
+          <wp:anchor behindDoc="0" distT="0" distB="0" distL="0" distR="0" simplePos="0" locked="0" layoutInCell="0" allowOverlap="1" relativeHeight="119">
+            <wp:simplePos x="0" y="0"/>
+            <wp:positionH relativeFrom="column">
+              <wp:posOffset>1513205</wp:posOffset>
+            </wp:positionH>
+            <wp:positionV relativeFrom="paragraph">
+              <wp:posOffset>41275</wp:posOffset>
+            </wp:positionV>
+            <wp:extent cx="3117215" cy="3488690"/>
+            <wp:effectExtent l="0" t="0" r="0" b="0"/>
+            <wp:wrapTopAndBottom/>
+            <wp:docPr id="16" name="Изображение14" descr=""/>
+            <wp:cNvGraphicFramePr>
+              <a:graphicFrameLocks xmlns:a="http://schemas.openxmlformats.org/drawingml/2006/main" noChangeAspect="1"/>
+            </wp:cNvGraphicFramePr>
+            <a:graphic xmlns:a="http://schemas.openxmlformats.org/drawingml/2006/main">
+              <a:graphicData uri="http://schemas.openxmlformats.org/drawingml/2006/picture">
+                <pic:pic xmlns:pic="http://schemas.openxmlformats.org/drawingml/2006/picture">
+                  <pic:nvPicPr>
+                    <pic:cNvPr id="16" name="Изображение14" descr=""/>
+                    <pic:cNvPicPr>
+                      <a:picLocks noChangeAspect="1" noChangeArrowheads="1"/>
+                    </pic:cNvPicPr>
+                  </pic:nvPicPr>
+                  <pic:blipFill>
+                    <a:blip r:embed="rId17"/>
+                    <a:stretch>
+                      <a:fillRect/>
+                    </a:stretch>
+                  </pic:blipFill>
+                  <pic:spPr bwMode="auto">
+                    <a:xfrm>
+                      <a:off x="0" y="0"/>
+                      <a:ext cx="3117215" cy="3488690"/>
+                    </a:xfrm>
+                    <a:prstGeom prst="rect">
+                      <a:avLst/>
+                    </a:prstGeom>
+                  </pic:spPr>
+                </pic:pic>
+              </a:graphicData>
+            </a:graphic>
+          </wp:anchor>
+        </w:drawing>
+      </w:r>
+      <w:r>
+        <w:rPr/>
+        <w:t>Рис.1</w:t>
+      </w:r>
+      <w:r>
+        <w:rPr/>
+        <w:t>6</w:t>
+      </w:r>
+      <w:r>
+        <w:rPr/>
+        <w:t xml:space="preserve">. </w:t>
+      </w:r>
+      <w:r>
+        <w:rPr/>
+        <w:t xml:space="preserve">Форма колебаний на  частоте 0.333 </w:t>
+      </w:r>
+      <w:r>
+        <w:rPr/>
+        <w:t>М</w:t>
+      </w:r>
+      <w:r>
+        <w:rPr/>
+        <w:t>Гц.</w:t>
+      </w:r>
+    </w:p>
+    <w:p>
+      <w:pPr>
+        <w:pStyle w:val="Normal"/>
+        <w:spacing w:lineRule="auto" w:line="360" w:before="0" w:after="160"/>
+        <w:ind w:left="0" w:right="0" w:hanging="0"/>
+        <w:jc w:val="center"/>
+        <w:rPr/>
+      </w:pPr>
+      <w:r>
+        <w:drawing>
+          <wp:anchor behindDoc="0" distT="0" distB="0" distL="0" distR="0" simplePos="0" locked="0" layoutInCell="0" allowOverlap="1" relativeHeight="120">
+            <wp:simplePos x="0" y="0"/>
+            <wp:positionH relativeFrom="column">
+              <wp:posOffset>1368425</wp:posOffset>
+            </wp:positionH>
+            <wp:positionV relativeFrom="paragraph">
+              <wp:posOffset>-125095</wp:posOffset>
+            </wp:positionV>
+            <wp:extent cx="3131820" cy="3505200"/>
+            <wp:effectExtent l="0" t="0" r="0" b="0"/>
+            <wp:wrapTopAndBottom/>
+            <wp:docPr id="17" name="Изображение13" descr=""/>
+            <wp:cNvGraphicFramePr>
+              <a:graphicFrameLocks xmlns:a="http://schemas.openxmlformats.org/drawingml/2006/main" noChangeAspect="1"/>
+            </wp:cNvGraphicFramePr>
+            <a:graphic xmlns:a="http://schemas.openxmlformats.org/drawingml/2006/main">
+              <a:graphicData uri="http://schemas.openxmlformats.org/drawingml/2006/picture">
+                <pic:pic xmlns:pic="http://schemas.openxmlformats.org/drawingml/2006/picture">
+                  <pic:nvPicPr>
+                    <pic:cNvPr id="17" name="Изображение13" descr=""/>
+                    <pic:cNvPicPr>
+                      <a:picLocks noChangeAspect="1" noChangeArrowheads="1"/>
+                    </pic:cNvPicPr>
+                  </pic:nvPicPr>
+                  <pic:blipFill>
+                    <a:blip r:embed="rId18"/>
+                    <a:stretch>
+                      <a:fillRect/>
+                    </a:stretch>
+                  </pic:blipFill>
+                  <pic:spPr bwMode="auto">
+                    <a:xfrm>
+                      <a:off x="0" y="0"/>
+                      <a:ext cx="3131820" cy="3505200"/>
+                    </a:xfrm>
+                    <a:prstGeom prst="rect">
+                      <a:avLst/>
+                    </a:prstGeom>
+                  </pic:spPr>
+                </pic:pic>
+              </a:graphicData>
+            </a:graphic>
+          </wp:anchor>
+        </w:drawing>
+      </w:r>
+      <w:r>
+        <w:rPr/>
+        <w:t>Рис.1</w:t>
+      </w:r>
+      <w:r>
+        <w:rPr/>
+        <w:t>7</w:t>
+      </w:r>
+      <w:r>
+        <w:rPr/>
+        <w:t xml:space="preserve">. </w:t>
+      </w:r>
+      <w:r>
+        <w:rPr/>
+        <w:t xml:space="preserve">Форма колебаний на  частоте 0.343 </w:t>
+      </w:r>
+      <w:r>
+        <w:rPr/>
+        <w:t>М</w:t>
+      </w:r>
+      <w:r>
+        <w:rPr/>
+        <w:t>Гц.</w:t>
+      </w:r>
+    </w:p>
+    <w:p>
+      <w:pPr>
+        <w:pStyle w:val="Normal"/>
+        <w:spacing w:lineRule="auto" w:line="360" w:before="0" w:after="160"/>
+        <w:ind w:left="0" w:right="0" w:hanging="0"/>
+        <w:jc w:val="center"/>
+        <w:rPr/>
+      </w:pPr>
+      <w:r>
+        <w:drawing>
+          <wp:anchor behindDoc="0" distT="0" distB="0" distL="0" distR="0" simplePos="0" locked="0" layoutInCell="0" allowOverlap="1" relativeHeight="118">
+            <wp:simplePos x="0" y="0"/>
+            <wp:positionH relativeFrom="column">
+              <wp:posOffset>1339215</wp:posOffset>
+            </wp:positionH>
+            <wp:positionV relativeFrom="paragraph">
+              <wp:posOffset>-76835</wp:posOffset>
+            </wp:positionV>
+            <wp:extent cx="3121025" cy="3492500"/>
+            <wp:effectExtent l="0" t="0" r="0" b="0"/>
+            <wp:wrapTopAndBottom/>
+            <wp:docPr id="18" name="Изображение28" descr=""/>
+            <wp:cNvGraphicFramePr>
+              <a:graphicFrameLocks xmlns:a="http://schemas.openxmlformats.org/drawingml/2006/main" noChangeAspect="1"/>
+            </wp:cNvGraphicFramePr>
+            <a:graphic xmlns:a="http://schemas.openxmlformats.org/drawingml/2006/main">
+              <a:graphicData uri="http://schemas.openxmlformats.org/drawingml/2006/picture">
+                <pic:pic xmlns:pic="http://schemas.openxmlformats.org/drawingml/2006/picture">
+                  <pic:nvPicPr>
+                    <pic:cNvPr id="18" name="Изображение28" descr=""/>
+                    <pic:cNvPicPr>
+                      <a:picLocks noChangeAspect="1" noChangeArrowheads="1"/>
+                    </pic:cNvPicPr>
+                  </pic:nvPicPr>
+                  <pic:blipFill>
+                    <a:blip r:embed="rId19"/>
+                    <a:stretch>
+                      <a:fillRect/>
+                    </a:stretch>
+                  </pic:blipFill>
+                  <pic:spPr bwMode="auto">
+                    <a:xfrm>
+                      <a:off x="0" y="0"/>
+                      <a:ext cx="3121025" cy="3492500"/>
+                    </a:xfrm>
+                    <a:prstGeom prst="rect">
+                      <a:avLst/>
+                    </a:prstGeom>
+                  </pic:spPr>
+                </pic:pic>
+              </a:graphicData>
+            </a:graphic>
+          </wp:anchor>
+        </w:drawing>
+      </w:r>
+      <w:r>
+        <w:rPr/>
+        <w:t xml:space="preserve">Рис. </w:t>
+      </w:r>
+      <w:r>
+        <w:rPr/>
+        <w:t>18.</w:t>
+      </w:r>
+      <w:r>
+        <w:rPr/>
+        <w:t xml:space="preserve"> </w:t>
+      </w:r>
+      <w:r>
+        <w:rPr/>
+        <w:t>Форма колебаний на  частоте 0.</w:t>
+      </w:r>
+      <w:r>
+        <w:rPr/>
+        <w:t>365</w:t>
+      </w:r>
+      <w:r>
+        <w:rPr/>
+        <w:t xml:space="preserve"> </w:t>
+      </w:r>
+      <w:r>
+        <w:rPr/>
+        <w:t>М</w:t>
+      </w:r>
+      <w:r>
+        <w:rPr/>
+        <w:t>Гц.</w:t>
+      </w:r>
+    </w:p>
+    <w:p>
+      <w:pPr>
+        <w:pStyle w:val="Normal"/>
+        <w:spacing w:lineRule="auto" w:line="360" w:before="0" w:after="160"/>
+        <w:ind w:left="0" w:right="0" w:hanging="0"/>
+        <w:jc w:val="center"/>
+        <w:rPr/>
+      </w:pPr>
+      <w:r>
+        <w:drawing>
+          <wp:anchor behindDoc="0" distT="0" distB="0" distL="0" distR="0" simplePos="0" locked="0" layoutInCell="0" allowOverlap="1" relativeHeight="121">
+            <wp:simplePos x="0" y="0"/>
+            <wp:positionH relativeFrom="column">
+              <wp:posOffset>1405255</wp:posOffset>
+            </wp:positionH>
+            <wp:positionV relativeFrom="paragraph">
+              <wp:posOffset>53975</wp:posOffset>
+            </wp:positionV>
+            <wp:extent cx="3218180" cy="3601720"/>
+            <wp:effectExtent l="0" t="0" r="0" b="0"/>
+            <wp:wrapTopAndBottom/>
+            <wp:docPr id="19" name="Изображение29" descr=""/>
+            <wp:cNvGraphicFramePr>
+              <a:graphicFrameLocks xmlns:a="http://schemas.openxmlformats.org/drawingml/2006/main" noChangeAspect="1"/>
+            </wp:cNvGraphicFramePr>
+            <a:graphic xmlns:a="http://schemas.openxmlformats.org/drawingml/2006/main">
+              <a:graphicData uri="http://schemas.openxmlformats.org/drawingml/2006/picture">
+                <pic:pic xmlns:pic="http://schemas.openxmlformats.org/drawingml/2006/picture">
+                  <pic:nvPicPr>
+                    <pic:cNvPr id="19" name="Изображение29" descr=""/>
+                    <pic:cNvPicPr>
+                      <a:picLocks noChangeAspect="1" noChangeArrowheads="1"/>
+                    </pic:cNvPicPr>
+                  </pic:nvPicPr>
+                  <pic:blipFill>
+                    <a:blip r:embed="rId20"/>
+                    <a:stretch>
+                      <a:fillRect/>
+                    </a:stretch>
+                  </pic:blipFill>
+                  <pic:spPr bwMode="auto">
+                    <a:xfrm>
+                      <a:off x="0" y="0"/>
+                      <a:ext cx="3218180" cy="3601720"/>
+                    </a:xfrm>
+                    <a:prstGeom prst="rect">
+                      <a:avLst/>
+                    </a:prstGeom>
+                  </pic:spPr>
+                </pic:pic>
+              </a:graphicData>
+            </a:graphic>
+          </wp:anchor>
+        </w:drawing>
+      </w:r>
+      <w:r>
+        <w:rPr/>
+        <w:t xml:space="preserve">Рис. </w:t>
+      </w:r>
+      <w:r>
+        <w:rPr/>
+        <w:t xml:space="preserve">19. </w:t>
+      </w:r>
+      <w:r>
+        <w:rPr/>
+        <w:t>Форма колебаний на  частоте 0.</w:t>
+      </w:r>
+      <w:r>
+        <w:rPr/>
+        <w:t>396</w:t>
+      </w:r>
+      <w:r>
+        <w:rPr/>
+        <w:t xml:space="preserve"> </w:t>
+      </w:r>
+      <w:r>
+        <w:rPr/>
+        <w:t>М</w:t>
+      </w:r>
+      <w:r>
+        <w:rPr/>
+        <w:t>Гц.</w:t>
+      </w:r>
+    </w:p>
+    <w:p>
+      <w:pPr>
+        <w:pStyle w:val="Normal"/>
+        <w:spacing w:lineRule="auto" w:line="360" w:before="0" w:after="160"/>
+        <w:ind w:left="0" w:right="0" w:firstLine="850"/>
+        <w:rPr/>
+      </w:pPr>
+      <w:r>
+        <w:rPr/>
+        <w:t>Приведу также график зависимости получаемых мод от качества сетки</w:t>
+      </w:r>
+    </w:p>
+    <w:p>
+      <w:pPr>
+        <w:pStyle w:val="Normal"/>
+        <w:spacing w:lineRule="auto" w:line="360" w:before="0" w:after="160"/>
+        <w:ind w:left="0" w:right="0" w:firstLine="850"/>
+        <w:jc w:val="center"/>
+        <w:rPr/>
+      </w:pPr>
+      <w:r>
+        <w:drawing>
+          <wp:anchor behindDoc="0" distT="0" distB="0" distL="0" distR="0" simplePos="0" locked="0" layoutInCell="0" allowOverlap="1" relativeHeight="6">
+            <wp:simplePos x="0" y="0"/>
+            <wp:positionH relativeFrom="column">
+              <wp:align>center</wp:align>
+            </wp:positionH>
+            <wp:positionV relativeFrom="paragraph">
+              <wp:posOffset>635</wp:posOffset>
+            </wp:positionV>
+            <wp:extent cx="5002530" cy="3752215"/>
+            <wp:effectExtent l="0" t="0" r="0" b="0"/>
+            <wp:wrapTopAndBottom/>
+            <wp:docPr id="20" name="Изображение15" descr=""/>
+            <wp:cNvGraphicFramePr>
+              <a:graphicFrameLocks xmlns:a="http://schemas.openxmlformats.org/drawingml/2006/main" noChangeAspect="1"/>
+            </wp:cNvGraphicFramePr>
+            <a:graphic xmlns:a="http://schemas.openxmlformats.org/drawingml/2006/main">
+              <a:graphicData uri="http://schemas.openxmlformats.org/drawingml/2006/picture">
+                <pic:pic xmlns:pic="http://schemas.openxmlformats.org/drawingml/2006/picture">
+                  <pic:nvPicPr>
+                    <pic:cNvPr id="20" name="Изображение15" descr=""/>
+                    <pic:cNvPicPr>
+                      <a:picLocks noChangeAspect="1" noChangeArrowheads="1"/>
+                    </pic:cNvPicPr>
+                  </pic:nvPicPr>
+                  <pic:blipFill>
+                    <a:blip r:embed="rId21"/>
+                    <a:stretch>
+                      <a:fillRect/>
+                    </a:stretch>
+                  </pic:blipFill>
+                  <pic:spPr bwMode="auto">
+                    <a:xfrm>
+                      <a:off x="0" y="0"/>
+                      <a:ext cx="5002530" cy="3752215"/>
+                    </a:xfrm>
+                    <a:prstGeom prst="rect">
+                      <a:avLst/>
+                    </a:prstGeom>
+                  </pic:spPr>
+                </pic:pic>
+              </a:graphicData>
+            </a:graphic>
+          </wp:anchor>
+        </w:drawing>
+      </w:r>
+      <w:r>
+        <w:rPr/>
+        <w:t xml:space="preserve">Рис. </w:t>
+      </w:r>
+      <w:r>
+        <w:rPr/>
+        <w:t>20</w:t>
+      </w:r>
+      <w:r>
+        <w:rPr/>
+        <w:t>. Зависимость мод от числа узлов в сетке для кубика из кварца.</w:t>
+      </w:r>
+    </w:p>
+    <w:p>
+      <w:pPr>
+        <w:pStyle w:val="Normal"/>
+        <w:spacing w:lineRule="auto" w:line="360" w:before="0" w:after="160"/>
+        <w:ind w:left="0" w:right="0" w:firstLine="850"/>
+        <w:jc w:val="center"/>
+        <w:rPr/>
+      </w:pPr>
+      <w:r>
+        <w:drawing>
+          <wp:anchor behindDoc="0" distT="0" distB="0" distL="0" distR="0" simplePos="0" locked="0" layoutInCell="0" allowOverlap="1" relativeHeight="7">
+            <wp:simplePos x="0" y="0"/>
+            <wp:positionH relativeFrom="column">
+              <wp:posOffset>532765</wp:posOffset>
+            </wp:positionH>
+            <wp:positionV relativeFrom="paragraph">
+              <wp:posOffset>64770</wp:posOffset>
+            </wp:positionV>
+            <wp:extent cx="4985385" cy="3738880"/>
+            <wp:effectExtent l="0" t="0" r="0" b="0"/>
+            <wp:wrapTopAndBottom/>
+            <wp:docPr id="21" name="Изображение16" descr=""/>
+            <wp:cNvGraphicFramePr>
+              <a:graphicFrameLocks xmlns:a="http://schemas.openxmlformats.org/drawingml/2006/main" noChangeAspect="1"/>
+            </wp:cNvGraphicFramePr>
+            <a:graphic xmlns:a="http://schemas.openxmlformats.org/drawingml/2006/main">
+              <a:graphicData uri="http://schemas.openxmlformats.org/drawingml/2006/picture">
+                <pic:pic xmlns:pic="http://schemas.openxmlformats.org/drawingml/2006/picture">
+                  <pic:nvPicPr>
+                    <pic:cNvPr id="21" name="Изображение16" descr=""/>
+                    <pic:cNvPicPr>
+                      <a:picLocks noChangeAspect="1" noChangeArrowheads="1"/>
+                    </pic:cNvPicPr>
+                  </pic:nvPicPr>
+                  <pic:blipFill>
+                    <a:blip r:embed="rId22"/>
+                    <a:stretch>
+                      <a:fillRect/>
+                    </a:stretch>
+                  </pic:blipFill>
+                  <pic:spPr bwMode="auto">
+                    <a:xfrm>
+                      <a:off x="0" y="0"/>
+                      <a:ext cx="4985385" cy="3738880"/>
+                    </a:xfrm>
+                    <a:prstGeom prst="rect">
+                      <a:avLst/>
+                    </a:prstGeom>
+                  </pic:spPr>
+                </pic:pic>
+              </a:graphicData>
+            </a:graphic>
+          </wp:anchor>
+        </w:drawing>
+      </w:r>
+      <w:r>
+        <w:rPr/>
+        <w:t xml:space="preserve">Рис. </w:t>
+      </w:r>
+      <w:r>
+        <w:rPr/>
+        <w:t>21</w:t>
+      </w:r>
+      <w:r>
+        <w:rPr/>
+        <w:t>. Зависимость мод от числа узлов в сетке для кубика из стали.</w:t>
+      </w:r>
+    </w:p>
+    <w:p>
+      <w:pPr>
+        <w:pStyle w:val="Normal"/>
+        <w:spacing w:lineRule="auto" w:line="360" w:before="0" w:after="160"/>
+        <w:ind w:left="0" w:right="0" w:firstLine="850"/>
+        <w:jc w:val="both"/>
+        <w:rPr/>
+      </w:pPr>
+      <w:r>
+        <w:rPr/>
+        <w:t xml:space="preserve">Из результатов расчетов видно, что метод и его реализация работают корректно, получившиеся значения собственных частот близки к частотам, которые получились в </w:t>
+      </w:r>
+      <w:r>
+        <w:rPr/>
+        <w:t>[</w:t>
+      </w:r>
+      <w:r>
+        <w:rPr/>
+        <w:t>4</w:t>
+      </w:r>
+      <w:r>
+        <w:rPr/>
+        <w:t>]</w:t>
+      </w:r>
+      <w:r>
+        <w:rPr/>
+        <w:t xml:space="preserve">, </w:t>
+      </w:r>
+      <w:r>
+        <w:rPr/>
+        <w:t>[</w:t>
+      </w:r>
+      <w:r>
+        <w:rPr/>
+        <w:t>5</w:t>
+      </w:r>
+      <w:r>
+        <w:rPr/>
+        <w:t>]</w:t>
+      </w:r>
+      <w:r>
+        <w:rPr/>
+        <w:t xml:space="preserve">. </w:t>
+      </w:r>
+    </w:p>
+    <w:p>
+      <w:pPr>
+        <w:pStyle w:val="Normal"/>
+        <w:spacing w:lineRule="auto" w:line="360" w:before="0" w:after="160"/>
+        <w:ind w:left="0" w:right="0" w:firstLine="850"/>
+        <w:jc w:val="both"/>
+        <w:rPr/>
+      </w:pPr>
+      <w:r>
+        <w:rPr/>
+        <w:t>Преимуществом расчета в чистом 3d случае является возможность рассчитывать собственные частоты для произвольной геометрии. Для демонстрации возможностей солвера был проведен расчет для следующей модели:</w:t>
+      </w:r>
+    </w:p>
+    <w:p>
+      <w:pPr>
+        <w:pStyle w:val="Normal"/>
+        <w:spacing w:lineRule="auto" w:line="360" w:before="0" w:after="160"/>
+        <w:ind w:left="0" w:right="0" w:hanging="0"/>
+        <w:jc w:val="center"/>
+        <w:rPr/>
+      </w:pPr>
+      <w:r>
+        <w:drawing>
+          <wp:anchor behindDoc="0" distT="0" distB="0" distL="0" distR="0" simplePos="0" locked="0" layoutInCell="0" allowOverlap="1" relativeHeight="8">
+            <wp:simplePos x="0" y="0"/>
+            <wp:positionH relativeFrom="column">
+              <wp:posOffset>911860</wp:posOffset>
+            </wp:positionH>
+            <wp:positionV relativeFrom="paragraph">
+              <wp:posOffset>-76200</wp:posOffset>
+            </wp:positionV>
+            <wp:extent cx="4147185" cy="3348990"/>
+            <wp:effectExtent l="0" t="0" r="0" b="0"/>
+            <wp:wrapTopAndBottom/>
+            <wp:docPr id="22" name="Изображение17" descr=""/>
+            <wp:cNvGraphicFramePr>
+              <a:graphicFrameLocks xmlns:a="http://schemas.openxmlformats.org/drawingml/2006/main" noChangeAspect="1"/>
+            </wp:cNvGraphicFramePr>
+            <a:graphic xmlns:a="http://schemas.openxmlformats.org/drawingml/2006/main">
+              <a:graphicData uri="http://schemas.openxmlformats.org/drawingml/2006/picture">
+                <pic:pic xmlns:pic="http://schemas.openxmlformats.org/drawingml/2006/picture">
+                  <pic:nvPicPr>
+                    <pic:cNvPr id="22" name="Изображение17" descr=""/>
+                    <pic:cNvPicPr>
+                      <a:picLocks noChangeAspect="1" noChangeArrowheads="1"/>
+                    </pic:cNvPicPr>
+                  </pic:nvPicPr>
+                  <pic:blipFill>
+                    <a:blip r:embed="rId23"/>
+                    <a:stretch>
+                      <a:fillRect/>
+                    </a:stretch>
+                  </pic:blipFill>
+                  <pic:spPr bwMode="auto">
+                    <a:xfrm>
+                      <a:off x="0" y="0"/>
+                      <a:ext cx="4147185" cy="3348990"/>
+                    </a:xfrm>
+                    <a:prstGeom prst="rect">
+                      <a:avLst/>
+                    </a:prstGeom>
+                  </pic:spPr>
+                </pic:pic>
+              </a:graphicData>
+            </a:graphic>
+          </wp:anchor>
+        </w:drawing>
+      </w:r>
+      <w:r>
+        <w:rPr/>
+        <w:t xml:space="preserve">Рис. </w:t>
+      </w:r>
+      <w:r>
+        <w:rPr/>
+        <w:t>22</w:t>
+      </w:r>
+      <w:r>
+        <w:rPr/>
+        <w:t>. Расчетная сетка</w:t>
+      </w:r>
+    </w:p>
+    <w:p>
+      <w:pPr>
+        <w:pStyle w:val="Normal"/>
+        <w:spacing w:lineRule="auto" w:line="360" w:before="0" w:after="160"/>
+        <w:ind w:left="0" w:right="0" w:firstLine="850"/>
+        <w:jc w:val="both"/>
+        <w:rPr/>
+      </w:pPr>
+      <w:r>
+        <w:rPr/>
+        <w:t>Параметры для данной задачи и результаты расчета приведены в таблицах.</w:t>
+      </w:r>
+    </w:p>
+    <w:tbl>
+      <w:tblPr>
+        <w:tblW w:w="7200" w:type="dxa"/>
+        <w:jc w:val="left"/>
+        <w:tblInd w:w="1338" w:type="dxa"/>
+        <w:tblLayout w:type="fixed"/>
+        <w:tblCellMar>
+          <w:top w:w="55" w:type="dxa"/>
+          <w:left w:w="55" w:type="dxa"/>
+          <w:bottom w:w="55" w:type="dxa"/>
+          <w:right w:w="55" w:type="dxa"/>
+        </w:tblCellMar>
+      </w:tblPr>
+      <w:tblGrid>
+        <w:gridCol w:w="3394"/>
+        <w:gridCol w:w="3805"/>
+      </w:tblGrid>
+      <w:tr>
+        <w:trPr>
+          <w:trHeight w:val="450" w:hRule="atLeast"/>
+        </w:trPr>
+        <w:tc>
+          <w:tcPr>
+            <w:tcW w:w="3394" w:type="dxa"/>
+            <w:tcBorders>
+              <w:top w:val="single" w:sz="2" w:space="0" w:color="000000"/>
+              <w:left w:val="single" w:sz="2" w:space="0" w:color="000000"/>
+            </w:tcBorders>
+          </w:tcPr>
+          <w:p>
+            <w:pPr>
+              <w:pStyle w:val="Style31"/>
+              <w:widowControl w:val="false"/>
+              <w:spacing w:before="0" w:after="160"/>
+              <w:jc w:val="center"/>
+              <w:rPr/>
+            </w:pPr>
+            <w:r>
+              <w:rPr/>
+              <w:t>Параметр</w:t>
+            </w:r>
+          </w:p>
+        </w:tc>
+        <w:tc>
+          <w:tcPr>
+            <w:tcW w:w="3805" w:type="dxa"/>
+            <w:tcBorders>
+              <w:top w:val="single" w:sz="2" w:space="0" w:color="000000"/>
+              <w:left w:val="single" w:sz="2" w:space="0" w:color="000000"/>
+              <w:right w:val="single" w:sz="2" w:space="0" w:color="000000"/>
+            </w:tcBorders>
+          </w:tcPr>
+          <w:p>
+            <w:pPr>
+              <w:pStyle w:val="Style31"/>
+              <w:widowControl w:val="false"/>
+              <w:spacing w:before="0" w:after="160"/>
+              <w:jc w:val="center"/>
+              <w:rPr/>
+            </w:pPr>
+            <w:r>
+              <w:rPr/>
+              <w:t>Значение</w:t>
+            </w:r>
+          </w:p>
+        </w:tc>
+      </w:tr>
+      <w:tr>
+        <w:trPr>
+          <w:trHeight w:val="450" w:hRule="atLeast"/>
+        </w:trPr>
+        <w:tc>
+          <w:tcPr>
+            <w:tcW w:w="3394" w:type="dxa"/>
+            <w:tcBorders>
+              <w:left w:val="single" w:sz="2" w:space="0" w:color="000000"/>
+            </w:tcBorders>
+          </w:tcPr>
+          <w:p>
+            <w:pPr>
+              <w:pStyle w:val="Style31"/>
+              <w:widowControl w:val="false"/>
+              <w:spacing w:before="0" w:after="160"/>
+              <w:jc w:val="center"/>
+              <w:rPr/>
+            </w:pPr>
+            <w:r>
+              <w:rPr/>
+              <w:t>Размер (мм)</w:t>
+            </w:r>
+          </w:p>
+        </w:tc>
+        <w:tc>
+          <w:tcPr>
+            <w:tcW w:w="3805" w:type="dxa"/>
+            <w:tcBorders>
+              <w:left w:val="single" w:sz="2" w:space="0" w:color="000000"/>
+              <w:right w:val="single" w:sz="2" w:space="0" w:color="000000"/>
+            </w:tcBorders>
+          </w:tcPr>
+          <w:p>
+            <w:pPr>
+              <w:pStyle w:val="Style31"/>
+              <w:widowControl w:val="false"/>
+              <w:spacing w:before="0" w:after="160"/>
+              <w:jc w:val="center"/>
+              <w:rPr/>
+            </w:pPr>
+            <w:r>
+              <w:rPr/>
+              <w:t>90</w:t>
+            </w:r>
+            <w:r>
+              <w:rPr/>
+              <w:t xml:space="preserve"> x </w:t>
+            </w:r>
+            <w:r>
+              <w:rPr/>
+              <w:t>70</w:t>
+            </w:r>
+            <w:r>
+              <w:rPr/>
+              <w:t xml:space="preserve"> x </w:t>
+            </w:r>
+            <w:r>
+              <w:rPr/>
+              <w:t>68</w:t>
+            </w:r>
+          </w:p>
+        </w:tc>
+      </w:tr>
+      <w:tr>
+        <w:trPr>
+          <w:trHeight w:val="450" w:hRule="atLeast"/>
+        </w:trPr>
+        <w:tc>
+          <w:tcPr>
+            <w:tcW w:w="3394" w:type="dxa"/>
+            <w:tcBorders>
+              <w:left w:val="single" w:sz="2" w:space="0" w:color="000000"/>
+            </w:tcBorders>
+          </w:tcPr>
+          <w:p>
+            <w:pPr>
+              <w:pStyle w:val="Style31"/>
+              <w:widowControl w:val="false"/>
+              <w:spacing w:before="0" w:after="160"/>
+              <w:jc w:val="center"/>
+              <w:rPr/>
+            </w:pPr>
+            <w:r>
+              <w:rPr/>
+              <w:t>Коэффициент Пуассона</w:t>
+            </w:r>
+          </w:p>
+        </w:tc>
+        <w:tc>
+          <w:tcPr>
+            <w:tcW w:w="3805" w:type="dxa"/>
+            <w:tcBorders>
+              <w:left w:val="single" w:sz="2" w:space="0" w:color="000000"/>
+              <w:right w:val="single" w:sz="2" w:space="0" w:color="000000"/>
+            </w:tcBorders>
+          </w:tcPr>
+          <w:p>
+            <w:pPr>
+              <w:pStyle w:val="Style31"/>
+              <w:widowControl w:val="false"/>
+              <w:spacing w:before="0" w:after="160"/>
+              <w:jc w:val="center"/>
+              <w:rPr/>
+            </w:pPr>
+            <w:r>
+              <w:rPr/>
+              <w:t>0.2873</w:t>
+            </w:r>
+          </w:p>
+        </w:tc>
+      </w:tr>
+      <w:tr>
+        <w:trPr>
+          <w:trHeight w:val="450" w:hRule="atLeast"/>
+        </w:trPr>
+        <w:tc>
+          <w:tcPr>
+            <w:tcW w:w="3394" w:type="dxa"/>
+            <w:tcBorders>
+              <w:left w:val="single" w:sz="2" w:space="0" w:color="000000"/>
+            </w:tcBorders>
+          </w:tcPr>
+          <w:p>
+            <w:pPr>
+              <w:pStyle w:val="Style31"/>
+              <w:widowControl w:val="false"/>
+              <w:spacing w:before="0" w:after="160"/>
+              <w:jc w:val="center"/>
+              <w:rPr/>
+            </w:pPr>
+            <w:r>
+              <w:rPr/>
+              <w:t>Модуль сдвига (ГПа)</w:t>
+            </w:r>
+          </w:p>
+        </w:tc>
+        <w:tc>
+          <w:tcPr>
+            <w:tcW w:w="3805" w:type="dxa"/>
+            <w:tcBorders>
+              <w:left w:val="single" w:sz="2" w:space="0" w:color="000000"/>
+              <w:right w:val="single" w:sz="2" w:space="0" w:color="000000"/>
+            </w:tcBorders>
+          </w:tcPr>
+          <w:p>
+            <w:pPr>
+              <w:pStyle w:val="Style31"/>
+              <w:widowControl w:val="false"/>
+              <w:spacing w:before="0" w:after="160"/>
+              <w:jc w:val="center"/>
+              <w:rPr/>
+            </w:pPr>
+            <w:r>
+              <w:rPr/>
+              <w:t>77.76</w:t>
+            </w:r>
+          </w:p>
+        </w:tc>
+      </w:tr>
+      <w:tr>
+        <w:trPr>
+          <w:trHeight w:val="450" w:hRule="atLeast"/>
+        </w:trPr>
+        <w:tc>
+          <w:tcPr>
+            <w:tcW w:w="3394" w:type="dxa"/>
+            <w:tcBorders>
+              <w:left w:val="single" w:sz="2" w:space="0" w:color="000000"/>
+              <w:bottom w:val="single" w:sz="2" w:space="0" w:color="000000"/>
+            </w:tcBorders>
+          </w:tcPr>
+          <w:p>
+            <w:pPr>
+              <w:pStyle w:val="Style31"/>
+              <w:widowControl w:val="false"/>
+              <w:spacing w:before="0" w:after="160"/>
+              <w:jc w:val="center"/>
+              <w:rPr/>
+            </w:pPr>
+            <w:r>
+              <w:rPr/>
+              <w:t xml:space="preserve">Плотность </w:t>
+            </w:r>
+            <w:r>
+              <w:rPr/>
+            </w:r>
+            <m:oMath xmlns:m="http://schemas.openxmlformats.org/officeDocument/2006/math">
+              <m:f>
+                <m:fPr>
+                  <m:type m:val="lin"/>
+                </m:fPr>
+                <m:num>
+                  <m:r>
+                    <w:rPr>
+                      <w:rFonts w:ascii="Cambria Math" w:hAnsi="Cambria Math"/>
+                    </w:rPr>
+                    <m:t xml:space="preserve">кг</m:t>
+                  </m:r>
+                </m:num>
+                <m:den>
+                  <m:sSup>
+                    <m:e>
+                      <m:r>
+                        <w:rPr>
+                          <w:rFonts w:ascii="Cambria Math" w:hAnsi="Cambria Math"/>
+                        </w:rPr>
+                        <m:t xml:space="preserve">м</m:t>
+                      </m:r>
+                    </m:e>
+                    <m:sup>
+                      <m:r>
+                        <w:rPr>
+                          <w:rFonts w:ascii="Cambria Math" w:hAnsi="Cambria Math"/>
+                        </w:rPr>
+                        <m:t xml:space="preserve">3</m:t>
+                      </m:r>
+                    </m:sup>
+                  </m:sSup>
+                </m:den>
+              </m:f>
+            </m:oMath>
+          </w:p>
+        </w:tc>
+        <w:tc>
+          <w:tcPr>
+            <w:tcW w:w="3805" w:type="dxa"/>
+            <w:tcBorders>
+              <w:left w:val="single" w:sz="2" w:space="0" w:color="000000"/>
+              <w:bottom w:val="single" w:sz="2" w:space="0" w:color="000000"/>
+              <w:right w:val="single" w:sz="2" w:space="0" w:color="000000"/>
+            </w:tcBorders>
+          </w:tcPr>
+          <w:p>
+            <w:pPr>
+              <w:pStyle w:val="Style31"/>
+              <w:widowControl w:val="false"/>
+              <w:spacing w:before="0" w:after="160"/>
+              <w:jc w:val="center"/>
+              <w:rPr/>
+            </w:pPr>
+            <w:r>
+              <w:rPr/>
+              <w:t>7836</w:t>
+            </w:r>
+          </w:p>
+        </w:tc>
+      </w:tr>
+    </w:tbl>
+    <w:p>
+      <w:pPr>
+        <w:pStyle w:val="Normal"/>
+        <w:spacing w:lineRule="auto" w:line="360" w:before="0" w:after="160"/>
+        <w:ind w:left="0" w:right="0" w:hanging="0"/>
+        <w:jc w:val="center"/>
+        <w:rPr/>
+      </w:pPr>
+      <w:r>
+        <w:rPr/>
+        <w:t>Табл.5. Параметры сложной детали.</w:t>
+      </w:r>
+    </w:p>
+    <w:p>
+      <w:pPr>
+        <w:pStyle w:val="Normal"/>
+        <w:spacing w:lineRule="auto" w:line="360" w:before="0" w:after="160"/>
+        <w:ind w:left="0" w:right="0" w:hanging="0"/>
+        <w:jc w:val="center"/>
+        <w:rPr/>
+      </w:pPr>
+      <w:r>
+        <w:rPr/>
+      </w:r>
+    </w:p>
+    <w:tbl>
+      <w:tblPr>
+        <w:tblW w:w="8727" w:type="dxa"/>
+        <w:jc w:val="left"/>
+        <w:tblInd w:w="424" w:type="dxa"/>
+        <w:tblLayout w:type="fixed"/>
+        <w:tblCellMar>
+          <w:top w:w="55" w:type="dxa"/>
+          <w:left w:w="55" w:type="dxa"/>
+          <w:bottom w:w="55" w:type="dxa"/>
+          <w:right w:w="55" w:type="dxa"/>
+        </w:tblCellMar>
+      </w:tblPr>
+      <w:tblGrid>
+        <w:gridCol w:w="4309"/>
+        <w:gridCol w:w="4418"/>
+      </w:tblGrid>
+      <w:tr>
+        <w:trPr>
+          <w:trHeight w:val="450" w:hRule="atLeast"/>
+        </w:trPr>
+        <w:tc>
+          <w:tcPr>
+            <w:tcW w:w="4309" w:type="dxa"/>
+            <w:tcBorders>
+              <w:top w:val="single" w:sz="2" w:space="0" w:color="000000"/>
+              <w:left w:val="single" w:sz="2" w:space="0" w:color="000000"/>
+            </w:tcBorders>
+          </w:tcPr>
+          <w:p>
+            <w:pPr>
+              <w:pStyle w:val="Style31"/>
+              <w:keepNext w:val="true"/>
+              <w:widowControl w:val="false"/>
+              <w:spacing w:before="0" w:after="160"/>
+              <w:jc w:val="center"/>
+              <w:rPr/>
+            </w:pPr>
+            <w:r>
+              <w:rPr/>
+              <w:t>Номер моды</w:t>
+            </w:r>
+          </w:p>
+        </w:tc>
+        <w:tc>
+          <w:tcPr>
+            <w:tcW w:w="4418" w:type="dxa"/>
+            <w:tcBorders>
+              <w:top w:val="single" w:sz="2" w:space="0" w:color="000000"/>
+              <w:left w:val="single" w:sz="2" w:space="0" w:color="000000"/>
+              <w:right w:val="single" w:sz="2" w:space="0" w:color="000000"/>
+            </w:tcBorders>
+          </w:tcPr>
+          <w:p>
+            <w:pPr>
+              <w:pStyle w:val="Style31"/>
+              <w:widowControl w:val="false"/>
+              <w:spacing w:before="0" w:after="160"/>
+              <w:jc w:val="center"/>
+              <w:rPr/>
+            </w:pPr>
+            <w:r>
+              <w:rPr/>
+              <w:t>Результат расчета (кГц)</w:t>
+            </w:r>
+          </w:p>
+        </w:tc>
+      </w:tr>
+      <w:tr>
+        <w:trPr>
+          <w:trHeight w:val="450" w:hRule="atLeast"/>
+        </w:trPr>
+        <w:tc>
+          <w:tcPr>
+            <w:tcW w:w="4309" w:type="dxa"/>
+            <w:tcBorders>
+              <w:left w:val="single" w:sz="2" w:space="0" w:color="000000"/>
+            </w:tcBorders>
+          </w:tcPr>
+          <w:p>
+            <w:pPr>
+              <w:pStyle w:val="Style31"/>
+              <w:keepNext w:val="true"/>
+              <w:widowControl w:val="false"/>
+              <w:spacing w:before="0" w:after="160"/>
+              <w:jc w:val="center"/>
+              <w:rPr/>
+            </w:pPr>
+            <w:r>
+              <w:rPr/>
+              <w:t>1</w:t>
+            </w:r>
+          </w:p>
+        </w:tc>
+        <w:tc>
+          <w:tcPr>
+            <w:tcW w:w="4418" w:type="dxa"/>
+            <w:tcBorders>
+              <w:left w:val="single" w:sz="2" w:space="0" w:color="000000"/>
+              <w:right w:val="single" w:sz="2" w:space="0" w:color="000000"/>
+            </w:tcBorders>
+          </w:tcPr>
+          <w:p>
+            <w:pPr>
+              <w:pStyle w:val="Style31"/>
+              <w:widowControl w:val="false"/>
+              <w:spacing w:before="0" w:after="160"/>
+              <w:jc w:val="center"/>
+              <w:rPr/>
+            </w:pPr>
+            <w:r>
+              <w:rPr/>
+              <w:t>2.174</w:t>
+            </w:r>
+          </w:p>
+        </w:tc>
+      </w:tr>
+      <w:tr>
+        <w:trPr>
+          <w:trHeight w:val="450" w:hRule="atLeast"/>
+        </w:trPr>
+        <w:tc>
+          <w:tcPr>
+            <w:tcW w:w="4309" w:type="dxa"/>
+            <w:tcBorders>
+              <w:left w:val="single" w:sz="2" w:space="0" w:color="000000"/>
+            </w:tcBorders>
+          </w:tcPr>
+          <w:p>
+            <w:pPr>
+              <w:pStyle w:val="Style31"/>
+              <w:keepNext w:val="true"/>
+              <w:widowControl w:val="false"/>
+              <w:spacing w:before="0" w:after="160"/>
+              <w:jc w:val="center"/>
+              <w:rPr/>
+            </w:pPr>
+            <w:r>
+              <w:rPr/>
+              <w:t>2</w:t>
+            </w:r>
+          </w:p>
+        </w:tc>
+        <w:tc>
+          <w:tcPr>
+            <w:tcW w:w="4418" w:type="dxa"/>
+            <w:tcBorders>
+              <w:left w:val="single" w:sz="2" w:space="0" w:color="000000"/>
+              <w:right w:val="single" w:sz="2" w:space="0" w:color="000000"/>
+            </w:tcBorders>
+          </w:tcPr>
+          <w:p>
+            <w:pPr>
+              <w:pStyle w:val="Style31"/>
+              <w:widowControl w:val="false"/>
+              <w:spacing w:before="0" w:after="160"/>
+              <w:jc w:val="center"/>
+              <w:rPr/>
+            </w:pPr>
+            <w:r>
+              <w:rPr/>
+              <w:t>3.296</w:t>
+            </w:r>
+          </w:p>
+        </w:tc>
+      </w:tr>
+      <w:tr>
+        <w:trPr>
+          <w:trHeight w:val="450" w:hRule="atLeast"/>
+        </w:trPr>
+        <w:tc>
+          <w:tcPr>
+            <w:tcW w:w="4309" w:type="dxa"/>
+            <w:tcBorders>
+              <w:left w:val="single" w:sz="2" w:space="0" w:color="000000"/>
+            </w:tcBorders>
+          </w:tcPr>
+          <w:p>
+            <w:pPr>
+              <w:pStyle w:val="Style31"/>
+              <w:keepNext w:val="true"/>
+              <w:widowControl w:val="false"/>
+              <w:spacing w:before="0" w:after="160"/>
+              <w:jc w:val="center"/>
+              <w:rPr/>
+            </w:pPr>
+            <w:r>
+              <w:rPr/>
+              <w:t>3</w:t>
+            </w:r>
+          </w:p>
+        </w:tc>
+        <w:tc>
+          <w:tcPr>
+            <w:tcW w:w="4418" w:type="dxa"/>
+            <w:tcBorders>
+              <w:left w:val="single" w:sz="2" w:space="0" w:color="000000"/>
+              <w:right w:val="single" w:sz="2" w:space="0" w:color="000000"/>
+            </w:tcBorders>
+          </w:tcPr>
+          <w:p>
+            <w:pPr>
+              <w:pStyle w:val="Style31"/>
+              <w:widowControl w:val="false"/>
+              <w:spacing w:before="0" w:after="160"/>
+              <w:jc w:val="center"/>
+              <w:rPr/>
+            </w:pPr>
+            <w:r>
+              <w:rPr/>
+              <w:t>5.149</w:t>
+            </w:r>
+          </w:p>
+        </w:tc>
+      </w:tr>
+      <w:tr>
+        <w:trPr>
+          <w:trHeight w:val="450" w:hRule="atLeast"/>
+        </w:trPr>
+        <w:tc>
+          <w:tcPr>
+            <w:tcW w:w="4309" w:type="dxa"/>
+            <w:tcBorders>
+              <w:left w:val="single" w:sz="2" w:space="0" w:color="000000"/>
+            </w:tcBorders>
+          </w:tcPr>
+          <w:p>
+            <w:pPr>
+              <w:pStyle w:val="Style31"/>
+              <w:keepNext w:val="true"/>
+              <w:widowControl w:val="false"/>
+              <w:spacing w:before="0" w:after="160"/>
+              <w:jc w:val="center"/>
+              <w:rPr/>
+            </w:pPr>
+            <w:r>
+              <w:rPr/>
+              <w:t>4</w:t>
+            </w:r>
+          </w:p>
+        </w:tc>
+        <w:tc>
+          <w:tcPr>
+            <w:tcW w:w="4418" w:type="dxa"/>
+            <w:tcBorders>
+              <w:left w:val="single" w:sz="2" w:space="0" w:color="000000"/>
+              <w:right w:val="single" w:sz="2" w:space="0" w:color="000000"/>
+            </w:tcBorders>
+          </w:tcPr>
+          <w:p>
+            <w:pPr>
+              <w:pStyle w:val="Style31"/>
+              <w:widowControl w:val="false"/>
+              <w:spacing w:before="0" w:after="160"/>
+              <w:jc w:val="center"/>
+              <w:rPr/>
+            </w:pPr>
+            <w:r>
+              <w:rPr/>
+              <w:t>6.329</w:t>
+            </w:r>
+          </w:p>
+        </w:tc>
+      </w:tr>
+      <w:tr>
+        <w:trPr>
+          <w:trHeight w:val="450" w:hRule="atLeast"/>
+        </w:trPr>
+        <w:tc>
+          <w:tcPr>
+            <w:tcW w:w="4309" w:type="dxa"/>
+            <w:tcBorders>
+              <w:left w:val="single" w:sz="2" w:space="0" w:color="000000"/>
+              <w:bottom w:val="single" w:sz="2" w:space="0" w:color="000000"/>
+            </w:tcBorders>
+          </w:tcPr>
+          <w:p>
+            <w:pPr>
+              <w:pStyle w:val="Style31"/>
+              <w:widowControl w:val="false"/>
+              <w:spacing w:before="0" w:after="160"/>
+              <w:jc w:val="center"/>
+              <w:rPr/>
+            </w:pPr>
+            <w:r>
+              <w:rPr/>
+              <w:t>5</w:t>
+            </w:r>
+          </w:p>
+        </w:tc>
+        <w:tc>
+          <w:tcPr>
+            <w:tcW w:w="4418" w:type="dxa"/>
+            <w:tcBorders>
+              <w:left w:val="single" w:sz="2" w:space="0" w:color="000000"/>
+              <w:bottom w:val="single" w:sz="2" w:space="0" w:color="000000"/>
+              <w:right w:val="single" w:sz="2" w:space="0" w:color="000000"/>
+            </w:tcBorders>
+          </w:tcPr>
+          <w:p>
+            <w:pPr>
+              <w:pStyle w:val="Style31"/>
+              <w:widowControl w:val="false"/>
+              <w:spacing w:before="0" w:after="160"/>
+              <w:jc w:val="center"/>
+              <w:rPr/>
+            </w:pPr>
+            <w:r>
+              <w:rPr/>
+              <w:t>7.644</w:t>
+            </w:r>
+          </w:p>
+        </w:tc>
+      </w:tr>
+    </w:tbl>
+    <w:p>
+      <w:pPr>
+        <w:pStyle w:val="Normal"/>
+        <w:spacing w:lineRule="auto" w:line="360" w:before="0" w:after="160"/>
+        <w:ind w:left="0" w:right="0" w:hanging="0"/>
+        <w:jc w:val="center"/>
+        <w:rPr/>
+      </w:pPr>
+      <w:r>
+        <w:rPr/>
+        <w:t>Табл.6. Результаты расчета для сложной детали.</w:t>
+      </w:r>
+    </w:p>
+    <w:p>
+      <w:pPr>
+        <w:pStyle w:val="Normal"/>
+        <w:spacing w:lineRule="auto" w:line="360" w:before="0" w:after="160"/>
+        <w:ind w:left="0" w:right="0" w:firstLine="850"/>
+        <w:jc w:val="both"/>
+        <w:rPr/>
+      </w:pPr>
+      <w:r>
+        <w:rPr/>
+        <w:t>Моды для данной постановки получились следующие:</w:t>
+      </w:r>
+    </w:p>
+    <w:p>
+      <w:pPr>
+        <w:pStyle w:val="Normal"/>
+        <w:spacing w:lineRule="auto" w:line="360" w:before="0" w:after="160"/>
+        <w:ind w:left="0" w:right="0" w:hanging="0"/>
+        <w:jc w:val="center"/>
+        <w:rPr/>
+      </w:pPr>
+      <w:r>
+        <w:drawing>
+          <wp:anchor behindDoc="0" distT="0" distB="0" distL="0" distR="0" simplePos="0" locked="0" layoutInCell="0" allowOverlap="1" relativeHeight="122">
+            <wp:simplePos x="0" y="0"/>
+            <wp:positionH relativeFrom="column">
+              <wp:posOffset>741045</wp:posOffset>
+            </wp:positionH>
+            <wp:positionV relativeFrom="paragraph">
+              <wp:posOffset>71755</wp:posOffset>
+            </wp:positionV>
+            <wp:extent cx="4443095" cy="3828415"/>
+            <wp:effectExtent l="0" t="0" r="0" b="0"/>
+            <wp:wrapTopAndBottom/>
+            <wp:docPr id="23" name="Изображение18" descr=""/>
+            <wp:cNvGraphicFramePr>
+              <a:graphicFrameLocks xmlns:a="http://schemas.openxmlformats.org/drawingml/2006/main" noChangeAspect="1"/>
+            </wp:cNvGraphicFramePr>
+            <a:graphic xmlns:a="http://schemas.openxmlformats.org/drawingml/2006/main">
+              <a:graphicData uri="http://schemas.openxmlformats.org/drawingml/2006/picture">
+                <pic:pic xmlns:pic="http://schemas.openxmlformats.org/drawingml/2006/picture">
+                  <pic:nvPicPr>
+                    <pic:cNvPr id="23" name="Изображение18" descr=""/>
+                    <pic:cNvPicPr>
+                      <a:picLocks noChangeAspect="1" noChangeArrowheads="1"/>
+                    </pic:cNvPicPr>
+                  </pic:nvPicPr>
+                  <pic:blipFill>
+                    <a:blip r:embed="rId24"/>
+                    <a:stretch>
+                      <a:fillRect/>
+                    </a:stretch>
+                  </pic:blipFill>
+                  <pic:spPr bwMode="auto">
+                    <a:xfrm>
+                      <a:off x="0" y="0"/>
+                      <a:ext cx="4443095" cy="3828415"/>
+                    </a:xfrm>
+                    <a:prstGeom prst="rect">
+                      <a:avLst/>
+                    </a:prstGeom>
+                  </pic:spPr>
+                </pic:pic>
+              </a:graphicData>
+            </a:graphic>
+          </wp:anchor>
+        </w:drawing>
+      </w:r>
+      <w:r>
+        <w:rPr/>
+        <w:t xml:space="preserve">Рис. </w:t>
+      </w:r>
+      <w:r>
+        <w:rPr/>
+        <w:t xml:space="preserve">23. </w:t>
+      </w:r>
+      <w:r>
+        <w:rPr/>
+        <w:t xml:space="preserve">Форма колебаний на  частоте </w:t>
+      </w:r>
+      <w:r>
+        <w:rPr/>
+        <w:t>2.174</w:t>
+      </w:r>
+      <w:r>
+        <w:rPr/>
+        <w:t xml:space="preserve"> </w:t>
+      </w:r>
+      <w:r>
+        <w:rPr/>
+        <w:t>к</w:t>
+      </w:r>
+      <w:r>
+        <w:rPr/>
+        <w:t>Гц.</w:t>
+      </w:r>
+    </w:p>
+    <w:p>
+      <w:pPr>
+        <w:pStyle w:val="Normal"/>
+        <w:spacing w:lineRule="auto" w:line="360" w:before="0" w:after="160"/>
+        <w:ind w:left="0" w:right="0" w:hanging="0"/>
+        <w:jc w:val="center"/>
+        <w:rPr/>
+      </w:pPr>
+      <w:r>
+        <w:drawing>
+          <wp:anchor behindDoc="0" distT="0" distB="0" distL="0" distR="0" simplePos="0" locked="0" layoutInCell="0" allowOverlap="1" relativeHeight="123">
+            <wp:simplePos x="0" y="0"/>
+            <wp:positionH relativeFrom="column">
+              <wp:posOffset>698500</wp:posOffset>
+            </wp:positionH>
+            <wp:positionV relativeFrom="paragraph">
+              <wp:posOffset>-128905</wp:posOffset>
+            </wp:positionV>
+            <wp:extent cx="4529455" cy="3902710"/>
+            <wp:effectExtent l="0" t="0" r="0" b="0"/>
+            <wp:wrapTopAndBottom/>
+            <wp:docPr id="24" name="Изображение19" descr=""/>
+            <wp:cNvGraphicFramePr>
+              <a:graphicFrameLocks xmlns:a="http://schemas.openxmlformats.org/drawingml/2006/main" noChangeAspect="1"/>
+            </wp:cNvGraphicFramePr>
+            <a:graphic xmlns:a="http://schemas.openxmlformats.org/drawingml/2006/main">
+              <a:graphicData uri="http://schemas.openxmlformats.org/drawingml/2006/picture">
+                <pic:pic xmlns:pic="http://schemas.openxmlformats.org/drawingml/2006/picture">
+                  <pic:nvPicPr>
+                    <pic:cNvPr id="24" name="Изображение19" descr=""/>
+                    <pic:cNvPicPr>
+                      <a:picLocks noChangeAspect="1" noChangeArrowheads="1"/>
+                    </pic:cNvPicPr>
+                  </pic:nvPicPr>
+                  <pic:blipFill>
+                    <a:blip r:embed="rId25"/>
+                    <a:stretch>
+                      <a:fillRect/>
+                    </a:stretch>
+                  </pic:blipFill>
+                  <pic:spPr bwMode="auto">
+                    <a:xfrm>
+                      <a:off x="0" y="0"/>
+                      <a:ext cx="4529455" cy="3902710"/>
+                    </a:xfrm>
+                    <a:prstGeom prst="rect">
+                      <a:avLst/>
+                    </a:prstGeom>
+                  </pic:spPr>
+                </pic:pic>
+              </a:graphicData>
+            </a:graphic>
+          </wp:anchor>
+        </w:drawing>
+      </w:r>
+      <w:r>
+        <w:rPr/>
+        <w:t xml:space="preserve">Рис. </w:t>
+      </w:r>
+      <w:r>
+        <w:rPr/>
+        <w:t xml:space="preserve">24. </w:t>
+      </w:r>
+      <w:r>
+        <w:rPr/>
+        <w:t xml:space="preserve">Форма колебаний на  частоте </w:t>
+      </w:r>
+      <w:r>
+        <w:rPr/>
+        <w:t>3.296</w:t>
+      </w:r>
+      <w:r>
+        <w:rPr/>
+        <w:t xml:space="preserve"> </w:t>
+      </w:r>
+      <w:r>
+        <w:rPr/>
+        <w:t>к</w:t>
+      </w:r>
+      <w:r>
+        <w:rPr/>
+        <w:t>Гц.</w:t>
+      </w:r>
+    </w:p>
+    <w:p>
+      <w:pPr>
+        <w:pStyle w:val="Normal"/>
+        <w:spacing w:lineRule="auto" w:line="360" w:before="0" w:after="160"/>
+        <w:ind w:left="0" w:right="0" w:hanging="0"/>
+        <w:jc w:val="center"/>
+        <w:rPr/>
+      </w:pPr>
+      <w:r>
+        <w:rPr/>
+        <w:t>Ри</w:t>
+      </w:r>
+      <w:r>
+        <w:drawing>
+          <wp:anchor behindDoc="0" distT="0" distB="0" distL="0" distR="0" simplePos="0" locked="0" layoutInCell="0" allowOverlap="1" relativeHeight="124">
+            <wp:simplePos x="0" y="0"/>
+            <wp:positionH relativeFrom="column">
+              <wp:posOffset>688975</wp:posOffset>
+            </wp:positionH>
+            <wp:positionV relativeFrom="paragraph">
+              <wp:posOffset>-114300</wp:posOffset>
+            </wp:positionV>
+            <wp:extent cx="4594225" cy="3958590"/>
+            <wp:effectExtent l="0" t="0" r="0" b="0"/>
+            <wp:wrapTopAndBottom/>
+            <wp:docPr id="25" name="Изображение20" descr=""/>
+            <wp:cNvGraphicFramePr>
+              <a:graphicFrameLocks xmlns:a="http://schemas.openxmlformats.org/drawingml/2006/main" noChangeAspect="1"/>
+            </wp:cNvGraphicFramePr>
+            <a:graphic xmlns:a="http://schemas.openxmlformats.org/drawingml/2006/main">
+              <a:graphicData uri="http://schemas.openxmlformats.org/drawingml/2006/picture">
+                <pic:pic xmlns:pic="http://schemas.openxmlformats.org/drawingml/2006/picture">
+                  <pic:nvPicPr>
+                    <pic:cNvPr id="25" name="Изображение20" descr=""/>
+                    <pic:cNvPicPr>
+                      <a:picLocks noChangeAspect="1" noChangeArrowheads="1"/>
+                    </pic:cNvPicPr>
+                  </pic:nvPicPr>
+                  <pic:blipFill>
+                    <a:blip r:embed="rId26"/>
+                    <a:stretch>
+                      <a:fillRect/>
+                    </a:stretch>
+                  </pic:blipFill>
+                  <pic:spPr bwMode="auto">
+                    <a:xfrm>
+                      <a:off x="0" y="0"/>
+                      <a:ext cx="4594225" cy="3958590"/>
+                    </a:xfrm>
+                    <a:prstGeom prst="rect">
+                      <a:avLst/>
+                    </a:prstGeom>
+                  </pic:spPr>
+                </pic:pic>
+              </a:graphicData>
+            </a:graphic>
+          </wp:anchor>
+        </w:drawing>
+      </w:r>
+      <w:r>
+        <w:rPr/>
+        <w:t xml:space="preserve">с. </w:t>
+      </w:r>
+      <w:r>
+        <w:rPr/>
+        <w:t xml:space="preserve">25. </w:t>
+      </w:r>
+      <w:r>
+        <w:rPr/>
+        <w:t xml:space="preserve">Форма колебаний на  частоте </w:t>
+      </w:r>
+      <w:r>
+        <w:rPr/>
+        <w:t>5.149</w:t>
+      </w:r>
+      <w:r>
+        <w:rPr/>
+        <w:t xml:space="preserve"> </w:t>
+      </w:r>
+      <w:r>
+        <w:rPr/>
+        <w:t>к</w:t>
+      </w:r>
+      <w:r>
+        <w:rPr/>
+        <w:t>Гц.</w:t>
+      </w:r>
+    </w:p>
+    <w:p>
+      <w:pPr>
+        <w:pStyle w:val="Normal"/>
+        <w:spacing w:lineRule="auto" w:line="360" w:before="0" w:after="160"/>
+        <w:ind w:left="0" w:right="0" w:hanging="0"/>
+        <w:jc w:val="center"/>
+        <w:rPr/>
+      </w:pPr>
+      <w:r>
+        <w:drawing>
+          <wp:anchor behindDoc="0" distT="0" distB="0" distL="0" distR="0" simplePos="0" locked="0" layoutInCell="0" allowOverlap="1" relativeHeight="125">
+            <wp:simplePos x="0" y="0"/>
+            <wp:positionH relativeFrom="column">
+              <wp:posOffset>797560</wp:posOffset>
+            </wp:positionH>
+            <wp:positionV relativeFrom="paragraph">
+              <wp:posOffset>-215265</wp:posOffset>
+            </wp:positionV>
+            <wp:extent cx="4533265" cy="3905885"/>
+            <wp:effectExtent l="0" t="0" r="0" b="0"/>
+            <wp:wrapTopAndBottom/>
+            <wp:docPr id="26" name="Изображение22" descr=""/>
+            <wp:cNvGraphicFramePr>
+              <a:graphicFrameLocks xmlns:a="http://schemas.openxmlformats.org/drawingml/2006/main" noChangeAspect="1"/>
+            </wp:cNvGraphicFramePr>
+            <a:graphic xmlns:a="http://schemas.openxmlformats.org/drawingml/2006/main">
+              <a:graphicData uri="http://schemas.openxmlformats.org/drawingml/2006/picture">
+                <pic:pic xmlns:pic="http://schemas.openxmlformats.org/drawingml/2006/picture">
+                  <pic:nvPicPr>
+                    <pic:cNvPr id="26" name="Изображение22" descr=""/>
+                    <pic:cNvPicPr>
+                      <a:picLocks noChangeAspect="1" noChangeArrowheads="1"/>
+                    </pic:cNvPicPr>
+                  </pic:nvPicPr>
+                  <pic:blipFill>
+                    <a:blip r:embed="rId27"/>
+                    <a:stretch>
+                      <a:fillRect/>
+                    </a:stretch>
+                  </pic:blipFill>
+                  <pic:spPr bwMode="auto">
+                    <a:xfrm>
+                      <a:off x="0" y="0"/>
+                      <a:ext cx="4533265" cy="3905885"/>
+                    </a:xfrm>
+                    <a:prstGeom prst="rect">
+                      <a:avLst/>
+                    </a:prstGeom>
+                  </pic:spPr>
+                </pic:pic>
+              </a:graphicData>
+            </a:graphic>
+          </wp:anchor>
+        </w:drawing>
+      </w:r>
+      <w:r>
+        <w:rPr/>
+        <w:t xml:space="preserve">Рис. </w:t>
+      </w:r>
+      <w:r>
+        <w:rPr/>
+        <w:t xml:space="preserve">26. </w:t>
+      </w:r>
+      <w:r>
+        <w:rPr/>
+        <w:t xml:space="preserve">Форма колебаний на  частоте </w:t>
+      </w:r>
+      <w:r>
+        <w:rPr/>
+        <w:t xml:space="preserve">6.329 </w:t>
+      </w:r>
+      <w:r>
+        <w:rPr/>
+        <w:t>к</w:t>
+      </w:r>
+      <w:r>
+        <w:rPr/>
+        <w:t>Гц.</w:t>
+      </w:r>
+    </w:p>
+    <w:p>
+      <w:pPr>
+        <w:pStyle w:val="Normal"/>
+        <w:spacing w:lineRule="auto" w:line="360" w:before="0" w:after="160"/>
+        <w:ind w:left="0" w:right="0" w:hanging="0"/>
+        <w:jc w:val="center"/>
+        <w:rPr/>
+      </w:pPr>
+      <w:r>
+        <w:drawing>
+          <wp:anchor behindDoc="0" distT="0" distB="0" distL="0" distR="0" simplePos="0" locked="0" layoutInCell="0" allowOverlap="1" relativeHeight="126">
+            <wp:simplePos x="0" y="0"/>
+            <wp:positionH relativeFrom="column">
+              <wp:posOffset>774700</wp:posOffset>
+            </wp:positionH>
+            <wp:positionV relativeFrom="paragraph">
+              <wp:posOffset>-8890</wp:posOffset>
+            </wp:positionV>
+            <wp:extent cx="4461510" cy="3844290"/>
+            <wp:effectExtent l="0" t="0" r="0" b="0"/>
+            <wp:wrapTopAndBottom/>
+            <wp:docPr id="27" name="Изображение21" descr=""/>
+            <wp:cNvGraphicFramePr>
+              <a:graphicFrameLocks xmlns:a="http://schemas.openxmlformats.org/drawingml/2006/main" noChangeAspect="1"/>
+            </wp:cNvGraphicFramePr>
+            <a:graphic xmlns:a="http://schemas.openxmlformats.org/drawingml/2006/main">
+              <a:graphicData uri="http://schemas.openxmlformats.org/drawingml/2006/picture">
+                <pic:pic xmlns:pic="http://schemas.openxmlformats.org/drawingml/2006/picture">
+                  <pic:nvPicPr>
+                    <pic:cNvPr id="27" name="Изображение21" descr=""/>
+                    <pic:cNvPicPr>
+                      <a:picLocks noChangeAspect="1" noChangeArrowheads="1"/>
+                    </pic:cNvPicPr>
+                  </pic:nvPicPr>
+                  <pic:blipFill>
+                    <a:blip r:embed="rId28"/>
+                    <a:stretch>
+                      <a:fillRect/>
+                    </a:stretch>
+                  </pic:blipFill>
+                  <pic:spPr bwMode="auto">
+                    <a:xfrm>
+                      <a:off x="0" y="0"/>
+                      <a:ext cx="4461510" cy="3844290"/>
+                    </a:xfrm>
+                    <a:prstGeom prst="rect">
+                      <a:avLst/>
+                    </a:prstGeom>
+                  </pic:spPr>
+                </pic:pic>
+              </a:graphicData>
+            </a:graphic>
+          </wp:anchor>
+        </w:drawing>
+      </w:r>
+      <w:r>
+        <w:rPr/>
+        <w:t xml:space="preserve">Рис. </w:t>
+      </w:r>
+      <w:r>
+        <w:rPr/>
+        <w:t xml:space="preserve">27. </w:t>
+      </w:r>
+      <w:r>
+        <w:rPr/>
+        <w:t xml:space="preserve">Форма колебаний на  частоте </w:t>
+      </w:r>
+      <w:r>
+        <w:rPr/>
+        <w:t>7.644</w:t>
+      </w:r>
+      <w:r>
+        <w:rPr/>
+        <w:t xml:space="preserve"> </w:t>
+      </w:r>
+      <w:r>
+        <w:rPr/>
+        <w:t>к</w:t>
+      </w:r>
+      <w:r>
+        <w:rPr/>
+        <w:t>Гц.</w:t>
+      </w:r>
+    </w:p>
+    <w:p>
+      <w:pPr>
+        <w:pStyle w:val="Normal"/>
+        <w:spacing w:lineRule="auto" w:line="360" w:before="0" w:after="160"/>
+        <w:ind w:left="0" w:right="0" w:hanging="0"/>
+        <w:jc w:val="center"/>
+        <w:rPr/>
+      </w:pPr>
+      <w:r>
+        <w:drawing>
+          <wp:anchor behindDoc="0" distT="0" distB="0" distL="0" distR="0" simplePos="0" locked="0" layoutInCell="0" allowOverlap="1" relativeHeight="127">
+            <wp:simplePos x="0" y="0"/>
+            <wp:positionH relativeFrom="column">
+              <wp:posOffset>862965</wp:posOffset>
+            </wp:positionH>
+            <wp:positionV relativeFrom="paragraph">
+              <wp:posOffset>-242570</wp:posOffset>
+            </wp:positionV>
+            <wp:extent cx="4382770" cy="3776345"/>
+            <wp:effectExtent l="0" t="0" r="0" b="0"/>
+            <wp:wrapTopAndBottom/>
+            <wp:docPr id="28" name="Изображение23" descr=""/>
+            <wp:cNvGraphicFramePr>
+              <a:graphicFrameLocks xmlns:a="http://schemas.openxmlformats.org/drawingml/2006/main" noChangeAspect="1"/>
+            </wp:cNvGraphicFramePr>
+            <a:graphic xmlns:a="http://schemas.openxmlformats.org/drawingml/2006/main">
+              <a:graphicData uri="http://schemas.openxmlformats.org/drawingml/2006/picture">
+                <pic:pic xmlns:pic="http://schemas.openxmlformats.org/drawingml/2006/picture">
+                  <pic:nvPicPr>
+                    <pic:cNvPr id="28" name="Изображение23" descr=""/>
+                    <pic:cNvPicPr>
+                      <a:picLocks noChangeAspect="1" noChangeArrowheads="1"/>
+                    </pic:cNvPicPr>
+                  </pic:nvPicPr>
+                  <pic:blipFill>
+                    <a:blip r:embed="rId29"/>
+                    <a:stretch>
+                      <a:fillRect/>
+                    </a:stretch>
+                  </pic:blipFill>
+                  <pic:spPr bwMode="auto">
+                    <a:xfrm>
+                      <a:off x="0" y="0"/>
+                      <a:ext cx="4382770" cy="3776345"/>
+                    </a:xfrm>
+                    <a:prstGeom prst="rect">
+                      <a:avLst/>
+                    </a:prstGeom>
+                  </pic:spPr>
+                </pic:pic>
+              </a:graphicData>
+            </a:graphic>
+          </wp:anchor>
+        </w:drawing>
+      </w:r>
+      <w:r>
+        <w:rPr/>
+        <w:t xml:space="preserve">Рис. </w:t>
+      </w:r>
+      <w:r>
+        <w:rPr/>
+        <w:t xml:space="preserve">28. </w:t>
+      </w:r>
+      <w:r>
+        <w:rPr/>
+        <w:t xml:space="preserve">Форма колебаний на  частоте </w:t>
+      </w:r>
+      <w:r>
+        <w:rPr/>
+        <w:t>8.282</w:t>
+      </w:r>
+      <w:r>
+        <w:rPr/>
+        <w:t xml:space="preserve"> </w:t>
+      </w:r>
+      <w:r>
+        <w:rPr/>
+        <w:t>к</w:t>
+      </w:r>
+      <w:r>
+        <w:rPr/>
+        <w:t>Гц.</w:t>
+      </w:r>
+    </w:p>
+    <w:p>
+      <w:pPr>
+        <w:pStyle w:val="Normal"/>
+        <w:spacing w:lineRule="auto" w:line="360" w:before="0" w:after="160"/>
+        <w:ind w:left="0" w:right="0" w:hanging="0"/>
+        <w:jc w:val="center"/>
+        <w:rPr/>
+      </w:pPr>
+      <w:r>
+        <w:rPr/>
+        <w:t xml:space="preserve">Рис. </w:t>
+      </w:r>
+      <w:r>
+        <w:rPr/>
+        <w:t xml:space="preserve">29. </w:t>
+      </w:r>
+      <w:r>
+        <w:rPr/>
+        <w:t xml:space="preserve">Форма </w:t>
+      </w:r>
+      <w:r>
+        <w:drawing>
+          <wp:anchor behindDoc="0" distT="0" distB="0" distL="0" distR="0" simplePos="0" locked="0" layoutInCell="0" allowOverlap="1" relativeHeight="128">
+            <wp:simplePos x="0" y="0"/>
+            <wp:positionH relativeFrom="column">
+              <wp:posOffset>894080</wp:posOffset>
+            </wp:positionH>
+            <wp:positionV relativeFrom="paragraph">
+              <wp:posOffset>59690</wp:posOffset>
+            </wp:positionV>
+            <wp:extent cx="4355465" cy="3751580"/>
+            <wp:effectExtent l="0" t="0" r="0" b="0"/>
+            <wp:wrapTopAndBottom/>
+            <wp:docPr id="29" name="Изображение24" descr=""/>
+            <wp:cNvGraphicFramePr>
+              <a:graphicFrameLocks xmlns:a="http://schemas.openxmlformats.org/drawingml/2006/main" noChangeAspect="1"/>
+            </wp:cNvGraphicFramePr>
+            <a:graphic xmlns:a="http://schemas.openxmlformats.org/drawingml/2006/main">
+              <a:graphicData uri="http://schemas.openxmlformats.org/drawingml/2006/picture">
+                <pic:pic xmlns:pic="http://schemas.openxmlformats.org/drawingml/2006/picture">
+                  <pic:nvPicPr>
+                    <pic:cNvPr id="29" name="Изображение24" descr=""/>
+                    <pic:cNvPicPr>
+                      <a:picLocks noChangeAspect="1" noChangeArrowheads="1"/>
+                    </pic:cNvPicPr>
+                  </pic:nvPicPr>
+                  <pic:blipFill>
+                    <a:blip r:embed="rId30"/>
+                    <a:stretch>
+                      <a:fillRect/>
+                    </a:stretch>
+                  </pic:blipFill>
+                  <pic:spPr bwMode="auto">
+                    <a:xfrm>
+                      <a:off x="0" y="0"/>
+                      <a:ext cx="4355465" cy="3751580"/>
+                    </a:xfrm>
+                    <a:prstGeom prst="rect">
+                      <a:avLst/>
+                    </a:prstGeom>
+                  </pic:spPr>
+                </pic:pic>
+              </a:graphicData>
+            </a:graphic>
+          </wp:anchor>
+        </w:drawing>
+      </w:r>
+      <w:r>
+        <w:rPr/>
+        <w:t xml:space="preserve">колебаний на  частоте </w:t>
+      </w:r>
+      <w:r>
+        <w:rPr/>
+        <w:t>8.566</w:t>
+      </w:r>
+      <w:r>
+        <w:rPr/>
+        <w:t xml:space="preserve"> </w:t>
+      </w:r>
+      <w:r>
+        <w:rPr/>
+        <w:t>к</w:t>
+      </w:r>
+      <w:r>
+        <w:rPr/>
+        <w:t>Гц.</w:t>
+      </w:r>
+    </w:p>
+    <w:p>
+      <w:pPr>
+        <w:pStyle w:val="Normal"/>
+        <w:spacing w:lineRule="auto" w:line="360" w:before="0" w:after="160"/>
+        <w:ind w:left="0" w:right="0" w:hanging="0"/>
+        <w:jc w:val="center"/>
+        <w:rPr/>
+      </w:pPr>
+      <w:r>
+        <w:rPr/>
+        <w:t>Ри</w:t>
+      </w:r>
+      <w:r>
+        <w:drawing>
+          <wp:anchor behindDoc="0" distT="0" distB="0" distL="0" distR="0" simplePos="0" locked="0" layoutInCell="0" allowOverlap="1" relativeHeight="129">
+            <wp:simplePos x="0" y="0"/>
+            <wp:positionH relativeFrom="column">
+              <wp:posOffset>824230</wp:posOffset>
+            </wp:positionH>
+            <wp:positionV relativeFrom="paragraph">
+              <wp:posOffset>-104775</wp:posOffset>
+            </wp:positionV>
+            <wp:extent cx="4457065" cy="3839845"/>
+            <wp:effectExtent l="0" t="0" r="0" b="0"/>
+            <wp:wrapTopAndBottom/>
+            <wp:docPr id="30" name="Изображение25" descr=""/>
+            <wp:cNvGraphicFramePr>
+              <a:graphicFrameLocks xmlns:a="http://schemas.openxmlformats.org/drawingml/2006/main" noChangeAspect="1"/>
+            </wp:cNvGraphicFramePr>
+            <a:graphic xmlns:a="http://schemas.openxmlformats.org/drawingml/2006/main">
+              <a:graphicData uri="http://schemas.openxmlformats.org/drawingml/2006/picture">
+                <pic:pic xmlns:pic="http://schemas.openxmlformats.org/drawingml/2006/picture">
+                  <pic:nvPicPr>
+                    <pic:cNvPr id="30" name="Изображение25" descr=""/>
+                    <pic:cNvPicPr>
+                      <a:picLocks noChangeAspect="1" noChangeArrowheads="1"/>
+                    </pic:cNvPicPr>
+                  </pic:nvPicPr>
+                  <pic:blipFill>
+                    <a:blip r:embed="rId31"/>
+                    <a:stretch>
+                      <a:fillRect/>
+                    </a:stretch>
+                  </pic:blipFill>
+                  <pic:spPr bwMode="auto">
+                    <a:xfrm>
+                      <a:off x="0" y="0"/>
+                      <a:ext cx="4457065" cy="3839845"/>
+                    </a:xfrm>
+                    <a:prstGeom prst="rect">
+                      <a:avLst/>
+                    </a:prstGeom>
+                  </pic:spPr>
+                </pic:pic>
+              </a:graphicData>
+            </a:graphic>
+          </wp:anchor>
+        </w:drawing>
+      </w:r>
+      <w:r>
+        <w:rPr/>
+        <w:t xml:space="preserve">с. </w:t>
+      </w:r>
+      <w:r>
+        <w:rPr/>
+        <w:t xml:space="preserve">30. </w:t>
+      </w:r>
+      <w:r>
+        <w:rPr/>
+        <w:t xml:space="preserve">Форма колебаний на  частоте </w:t>
+      </w:r>
+      <w:r>
+        <w:rPr/>
+        <w:t>9.008</w:t>
+      </w:r>
+      <w:r>
+        <w:rPr/>
+        <w:t xml:space="preserve"> </w:t>
+      </w:r>
+      <w:r>
+        <w:rPr/>
+        <w:t>к</w:t>
+      </w:r>
+      <w:r>
+        <w:rPr/>
+        <w:t>Гц.</w:t>
+      </w:r>
+    </w:p>
+    <w:p>
+      <w:pPr>
+        <w:pStyle w:val="Normal"/>
+        <w:spacing w:lineRule="auto" w:line="360" w:before="0" w:after="160"/>
+        <w:ind w:left="0" w:right="0" w:hanging="0"/>
+        <w:jc w:val="center"/>
+        <w:rPr/>
+      </w:pPr>
+      <w:r>
+        <w:rPr/>
+        <w:t>Р</w:t>
+      </w:r>
+      <w:r>
+        <w:drawing>
+          <wp:anchor behindDoc="0" distT="0" distB="0" distL="0" distR="0" simplePos="0" locked="0" layoutInCell="0" allowOverlap="1" relativeHeight="130">
+            <wp:simplePos x="0" y="0"/>
+            <wp:positionH relativeFrom="column">
+              <wp:posOffset>1236980</wp:posOffset>
+            </wp:positionH>
+            <wp:positionV relativeFrom="paragraph">
+              <wp:posOffset>-105410</wp:posOffset>
+            </wp:positionV>
+            <wp:extent cx="3704590" cy="3934460"/>
+            <wp:effectExtent l="0" t="0" r="0" b="0"/>
+            <wp:wrapTopAndBottom/>
+            <wp:docPr id="31" name="Изображение26" descr=""/>
+            <wp:cNvGraphicFramePr>
+              <a:graphicFrameLocks xmlns:a="http://schemas.openxmlformats.org/drawingml/2006/main" noChangeAspect="1"/>
+            </wp:cNvGraphicFramePr>
+            <a:graphic xmlns:a="http://schemas.openxmlformats.org/drawingml/2006/main">
+              <a:graphicData uri="http://schemas.openxmlformats.org/drawingml/2006/picture">
+                <pic:pic xmlns:pic="http://schemas.openxmlformats.org/drawingml/2006/picture">
+                  <pic:nvPicPr>
+                    <pic:cNvPr id="31" name="Изображение26" descr=""/>
+                    <pic:cNvPicPr>
+                      <a:picLocks noChangeAspect="1" noChangeArrowheads="1"/>
+                    </pic:cNvPicPr>
+                  </pic:nvPicPr>
+                  <pic:blipFill>
+                    <a:blip r:embed="rId32"/>
+                    <a:stretch>
+                      <a:fillRect/>
+                    </a:stretch>
+                  </pic:blipFill>
+                  <pic:spPr bwMode="auto">
+                    <a:xfrm>
+                      <a:off x="0" y="0"/>
+                      <a:ext cx="3704590" cy="3934460"/>
+                    </a:xfrm>
+                    <a:prstGeom prst="rect">
+                      <a:avLst/>
+                    </a:prstGeom>
+                  </pic:spPr>
+                </pic:pic>
+              </a:graphicData>
+            </a:graphic>
+          </wp:anchor>
+        </w:drawing>
+      </w:r>
+      <w:r>
+        <w:rPr/>
+        <w:t xml:space="preserve">ис. </w:t>
+      </w:r>
+      <w:r>
+        <w:rPr/>
+        <w:t xml:space="preserve">31. </w:t>
+      </w:r>
+      <w:r>
+        <w:rPr/>
+        <w:t xml:space="preserve">Форма колебаний на  частоте </w:t>
+      </w:r>
+      <w:r>
+        <w:rPr/>
+        <w:t>9.138</w:t>
+      </w:r>
+      <w:r>
+        <w:rPr/>
+        <w:t xml:space="preserve"> </w:t>
+      </w:r>
+      <w:r>
+        <w:rPr/>
+        <w:t>к</w:t>
+      </w:r>
+      <w:r>
+        <w:rPr/>
+        <w:t>Гц.</w:t>
+      </w:r>
+    </w:p>
+    <w:p>
+      <w:pPr>
+        <w:pStyle w:val="Normal"/>
+        <w:spacing w:lineRule="auto" w:line="360" w:before="0" w:after="160"/>
+        <w:ind w:left="0" w:right="0" w:hanging="0"/>
+        <w:jc w:val="center"/>
+        <w:rPr/>
+      </w:pPr>
+      <w:r>
+        <w:drawing>
+          <wp:anchor behindDoc="0" distT="0" distB="0" distL="0" distR="0" simplePos="0" locked="0" layoutInCell="0" allowOverlap="1" relativeHeight="131">
+            <wp:simplePos x="0" y="0"/>
+            <wp:positionH relativeFrom="column">
+              <wp:posOffset>853440</wp:posOffset>
+            </wp:positionH>
+            <wp:positionV relativeFrom="paragraph">
+              <wp:posOffset>-230505</wp:posOffset>
+            </wp:positionV>
+            <wp:extent cx="4378960" cy="3773170"/>
+            <wp:effectExtent l="0" t="0" r="0" b="0"/>
+            <wp:wrapTopAndBottom/>
+            <wp:docPr id="32" name="Изображение27" descr=""/>
+            <wp:cNvGraphicFramePr>
+              <a:graphicFrameLocks xmlns:a="http://schemas.openxmlformats.org/drawingml/2006/main" noChangeAspect="1"/>
+            </wp:cNvGraphicFramePr>
+            <a:graphic xmlns:a="http://schemas.openxmlformats.org/drawingml/2006/main">
+              <a:graphicData uri="http://schemas.openxmlformats.org/drawingml/2006/picture">
+                <pic:pic xmlns:pic="http://schemas.openxmlformats.org/drawingml/2006/picture">
+                  <pic:nvPicPr>
+                    <pic:cNvPr id="32" name="Изображение27" descr=""/>
+                    <pic:cNvPicPr>
+                      <a:picLocks noChangeAspect="1" noChangeArrowheads="1"/>
+                    </pic:cNvPicPr>
+                  </pic:nvPicPr>
+                  <pic:blipFill>
+                    <a:blip r:embed="rId33"/>
+                    <a:stretch>
+                      <a:fillRect/>
+                    </a:stretch>
+                  </pic:blipFill>
+                  <pic:spPr bwMode="auto">
+                    <a:xfrm>
+                      <a:off x="0" y="0"/>
+                      <a:ext cx="4378960" cy="3773170"/>
+                    </a:xfrm>
+                    <a:prstGeom prst="rect">
+                      <a:avLst/>
+                    </a:prstGeom>
+                  </pic:spPr>
+                </pic:pic>
+              </a:graphicData>
+            </a:graphic>
+          </wp:anchor>
+        </w:drawing>
+      </w:r>
+      <w:r>
+        <w:rPr/>
+        <w:t xml:space="preserve">Рис. </w:t>
+      </w:r>
+      <w:r>
+        <w:rPr/>
+        <w:t xml:space="preserve">32. </w:t>
+      </w:r>
+      <w:r>
+        <w:rPr/>
+        <w:t xml:space="preserve">Форма колебаний на  частоте </w:t>
+      </w:r>
+      <w:r>
+        <w:rPr/>
+        <w:t>9.364</w:t>
+      </w:r>
+      <w:r>
+        <w:rPr/>
+        <w:t xml:space="preserve"> </w:t>
+      </w:r>
+      <w:r>
+        <w:rPr/>
+        <w:t>к</w:t>
+      </w:r>
+      <w:r>
+        <w:rPr/>
+        <w:t>Гц.</w:t>
+      </w:r>
+    </w:p>
+    <w:p>
+      <w:pPr>
+        <w:pStyle w:val="Normal"/>
+        <w:spacing w:lineRule="auto" w:line="360" w:before="0" w:after="160"/>
+        <w:ind w:left="0" w:right="0" w:hanging="0"/>
+        <w:jc w:val="center"/>
+        <w:rPr/>
+      </w:pPr>
+      <w:r>
+        <w:drawing>
+          <wp:anchor behindDoc="0" distT="0" distB="0" distL="0" distR="0" simplePos="0" locked="0" layoutInCell="0" allowOverlap="1" relativeHeight="133">
+            <wp:simplePos x="0" y="0"/>
+            <wp:positionH relativeFrom="column">
+              <wp:align>center</wp:align>
+            </wp:positionH>
+            <wp:positionV relativeFrom="paragraph">
+              <wp:posOffset>635</wp:posOffset>
+            </wp:positionV>
+            <wp:extent cx="4258310" cy="3950335"/>
+            <wp:effectExtent l="0" t="0" r="0" b="0"/>
+            <wp:wrapTopAndBottom/>
+            <wp:docPr id="33" name="Изображение33" descr=""/>
+            <wp:cNvGraphicFramePr>
+              <a:graphicFrameLocks xmlns:a="http://schemas.openxmlformats.org/drawingml/2006/main" noChangeAspect="1"/>
+            </wp:cNvGraphicFramePr>
+            <a:graphic xmlns:a="http://schemas.openxmlformats.org/drawingml/2006/main">
+              <a:graphicData uri="http://schemas.openxmlformats.org/drawingml/2006/picture">
+                <pic:pic xmlns:pic="http://schemas.openxmlformats.org/drawingml/2006/picture">
+                  <pic:nvPicPr>
+                    <pic:cNvPr id="33" name="Изображение33" descr=""/>
+                    <pic:cNvPicPr>
+                      <a:picLocks noChangeAspect="1" noChangeArrowheads="1"/>
+                    </pic:cNvPicPr>
+                  </pic:nvPicPr>
+                  <pic:blipFill>
+                    <a:blip r:embed="rId34"/>
+                    <a:stretch>
+                      <a:fillRect/>
+                    </a:stretch>
+                  </pic:blipFill>
+                  <pic:spPr bwMode="auto">
+                    <a:xfrm>
+                      <a:off x="0" y="0"/>
+                      <a:ext cx="4258310" cy="3950335"/>
+                    </a:xfrm>
+                    <a:prstGeom prst="rect">
+                      <a:avLst/>
+                    </a:prstGeom>
+                  </pic:spPr>
+                </pic:pic>
+              </a:graphicData>
+            </a:graphic>
+          </wp:anchor>
+        </w:drawing>
+      </w:r>
+      <w:r>
+        <w:rPr/>
+        <w:t xml:space="preserve">Рис. </w:t>
+      </w:r>
+      <w:r>
+        <w:rPr/>
+        <w:t xml:space="preserve">33. </w:t>
+      </w:r>
+      <w:r>
+        <w:rPr/>
+        <w:t xml:space="preserve">Форма колебаний на  частоте </w:t>
+      </w:r>
+      <w:r>
+        <w:rPr/>
+        <w:t>11.702</w:t>
+      </w:r>
+      <w:r>
+        <w:rPr/>
+        <w:t xml:space="preserve"> </w:t>
+      </w:r>
+      <w:r>
+        <w:rPr/>
+        <w:t>к</w:t>
+      </w:r>
+      <w:r>
+        <w:rPr/>
+        <w:t>Гц.</w:t>
+      </w:r>
+    </w:p>
+    <w:p>
+      <w:pPr>
+        <w:pStyle w:val="Normal"/>
+        <w:spacing w:lineRule="auto" w:line="360" w:before="0" w:after="160"/>
+        <w:ind w:left="0" w:right="0" w:hanging="0"/>
+        <w:jc w:val="center"/>
+        <w:rPr/>
+      </w:pPr>
+      <w:r>
+        <w:drawing>
+          <wp:anchor behindDoc="0" distT="0" distB="0" distL="0" distR="0" simplePos="0" locked="0" layoutInCell="0" allowOverlap="1" relativeHeight="134">
+            <wp:simplePos x="0" y="0"/>
+            <wp:positionH relativeFrom="column">
+              <wp:posOffset>941070</wp:posOffset>
+            </wp:positionH>
+            <wp:positionV relativeFrom="paragraph">
+              <wp:posOffset>-372110</wp:posOffset>
+            </wp:positionV>
+            <wp:extent cx="4324350" cy="4011295"/>
+            <wp:effectExtent l="0" t="0" r="0" b="0"/>
+            <wp:wrapTopAndBottom/>
+            <wp:docPr id="34" name="Изображение34" descr=""/>
+            <wp:cNvGraphicFramePr>
+              <a:graphicFrameLocks xmlns:a="http://schemas.openxmlformats.org/drawingml/2006/main" noChangeAspect="1"/>
+            </wp:cNvGraphicFramePr>
+            <a:graphic xmlns:a="http://schemas.openxmlformats.org/drawingml/2006/main">
+              <a:graphicData uri="http://schemas.openxmlformats.org/drawingml/2006/picture">
+                <pic:pic xmlns:pic="http://schemas.openxmlformats.org/drawingml/2006/picture">
+                  <pic:nvPicPr>
+                    <pic:cNvPr id="34" name="Изображение34" descr=""/>
+                    <pic:cNvPicPr>
+                      <a:picLocks noChangeAspect="1" noChangeArrowheads="1"/>
+                    </pic:cNvPicPr>
+                  </pic:nvPicPr>
+                  <pic:blipFill>
+                    <a:blip r:embed="rId35"/>
+                    <a:stretch>
+                      <a:fillRect/>
+                    </a:stretch>
+                  </pic:blipFill>
+                  <pic:spPr bwMode="auto">
+                    <a:xfrm>
+                      <a:off x="0" y="0"/>
+                      <a:ext cx="4324350" cy="4011295"/>
+                    </a:xfrm>
+                    <a:prstGeom prst="rect">
+                      <a:avLst/>
+                    </a:prstGeom>
+                  </pic:spPr>
+                </pic:pic>
+              </a:graphicData>
+            </a:graphic>
+          </wp:anchor>
+        </w:drawing>
+      </w:r>
+      <w:r>
+        <w:rPr/>
+        <w:t xml:space="preserve">Рис. </w:t>
+      </w:r>
+      <w:r>
+        <w:rPr/>
+        <w:t xml:space="preserve">34. </w:t>
+      </w:r>
+      <w:r>
+        <w:rPr/>
+        <w:t xml:space="preserve">Форма колебаний на  частоте </w:t>
+      </w:r>
+      <w:r>
+        <w:rPr/>
+        <w:t>12.254</w:t>
+      </w:r>
+      <w:r>
+        <w:rPr/>
+        <w:t xml:space="preserve"> </w:t>
+      </w:r>
+      <w:r>
+        <w:rPr/>
+        <w:t>к</w:t>
+      </w:r>
+      <w:r>
+        <w:rPr/>
+        <w:t>Гц.</w:t>
+      </w:r>
+    </w:p>
+    <w:p>
+      <w:pPr>
+        <w:pStyle w:val="Normal"/>
+        <w:spacing w:lineRule="auto" w:line="360" w:before="0" w:after="160"/>
+        <w:ind w:left="0" w:right="0" w:hanging="0"/>
+        <w:jc w:val="center"/>
+        <w:rPr/>
+      </w:pPr>
+      <w:r>
+        <w:drawing>
+          <wp:anchor behindDoc="0" distT="0" distB="0" distL="0" distR="0" simplePos="0" locked="0" layoutInCell="0" allowOverlap="1" relativeHeight="135">
+            <wp:simplePos x="0" y="0"/>
+            <wp:positionH relativeFrom="column">
+              <wp:posOffset>915670</wp:posOffset>
+            </wp:positionH>
+            <wp:positionV relativeFrom="paragraph">
+              <wp:posOffset>-41910</wp:posOffset>
+            </wp:positionV>
+            <wp:extent cx="4411345" cy="4092575"/>
+            <wp:effectExtent l="0" t="0" r="0" b="0"/>
+            <wp:wrapTopAndBottom/>
+            <wp:docPr id="35" name="Изображение35" descr=""/>
+            <wp:cNvGraphicFramePr>
+              <a:graphicFrameLocks xmlns:a="http://schemas.openxmlformats.org/drawingml/2006/main" noChangeAspect="1"/>
+            </wp:cNvGraphicFramePr>
+            <a:graphic xmlns:a="http://schemas.openxmlformats.org/drawingml/2006/main">
+              <a:graphicData uri="http://schemas.openxmlformats.org/drawingml/2006/picture">
+                <pic:pic xmlns:pic="http://schemas.openxmlformats.org/drawingml/2006/picture">
+                  <pic:nvPicPr>
+                    <pic:cNvPr id="35" name="Изображение35" descr=""/>
+                    <pic:cNvPicPr>
+                      <a:picLocks noChangeAspect="1" noChangeArrowheads="1"/>
+                    </pic:cNvPicPr>
+                  </pic:nvPicPr>
+                  <pic:blipFill>
+                    <a:blip r:embed="rId36"/>
+                    <a:stretch>
+                      <a:fillRect/>
+                    </a:stretch>
+                  </pic:blipFill>
+                  <pic:spPr bwMode="auto">
+                    <a:xfrm>
+                      <a:off x="0" y="0"/>
+                      <a:ext cx="4411345" cy="4092575"/>
+                    </a:xfrm>
+                    <a:prstGeom prst="rect">
+                      <a:avLst/>
+                    </a:prstGeom>
+                  </pic:spPr>
+                </pic:pic>
+              </a:graphicData>
+            </a:graphic>
+          </wp:anchor>
+        </w:drawing>
+      </w:r>
+      <w:r>
+        <w:rPr/>
+        <w:t xml:space="preserve">Рис. </w:t>
+      </w:r>
+      <w:r>
+        <w:rPr/>
+        <w:t xml:space="preserve">35. </w:t>
+      </w:r>
+      <w:r>
+        <w:rPr/>
+        <w:t xml:space="preserve">Форма колебаний на  частоте </w:t>
+      </w:r>
+      <w:r>
+        <w:rPr/>
+        <w:t>13.041</w:t>
+      </w:r>
+      <w:r>
+        <w:rPr/>
+        <w:t xml:space="preserve"> </w:t>
+      </w:r>
+      <w:r>
+        <w:rPr/>
+        <w:t>к</w:t>
+      </w:r>
+      <w:r>
+        <w:rPr/>
+        <w:t>Гц.</w:t>
       </w:r>
       <w:r>
         <w:br w:type="page"/>
@@ -22351,19 +24696,17 @@
       </w:pPr>
       <w:r>
         <w:rPr/>
-        <w:t xml:space="preserve">В данной работе была решена задача численного моделирования вибрационной нагрузки на трехмерный образец методом конечных элементов,  найдены собственные частоты и нормированные </w:t>
-      </w:r>
-      <w:r>
-        <w:rPr>
-          <w:color w:val="C9211E"/>
-        </w:rPr>
-        <w:t xml:space="preserve">?  </w:t>
+        <w:t xml:space="preserve">В данной работе была решена задача численного моделирования вибрационной нагрузки на трехмерный образец методом конечных элементов,  найдены собственные частоты и </w:t>
+      </w:r>
+      <w:r>
+        <w:rPr/>
+        <w:t>моды для кубических деталей и детали сложной формы</w:t>
       </w:r>
       <w:r>
         <w:rPr>
           <w:color w:val="000000"/>
         </w:rPr>
-        <w:t xml:space="preserve">собственные векторы. </w:t>
+        <w:t xml:space="preserve">. </w:t>
       </w:r>
     </w:p>
     <w:p>
@@ -22375,7 +24718,19 @@
       </w:pPr>
       <w:r>
         <w:rPr/>
-        <w:t>Реализация численного метода была выполнена на языка Python с использованием библиотек numpy и scipy.</w:t>
+        <w:t xml:space="preserve">Реализация численного метода была выполнена на языка Python с использованием библиотек numpy, scipy </w:t>
+      </w:r>
+      <w:r>
+        <w:rPr/>
+        <w:t xml:space="preserve">и gmsh, </w:t>
+      </w:r>
+      <w:r>
+        <w:rPr/>
+        <w:t>а также верифицирована путем сравнения с другими работами</w:t>
+      </w:r>
+      <w:r>
+        <w:rPr/>
+        <w:t>.</w:t>
       </w:r>
     </w:p>
     <w:p>
@@ -22387,15 +24742,7 @@
       </w:pPr>
       <w:r>
         <w:rPr/>
-        <w:t xml:space="preserve">В дальнейшем планируется продолжить работу над данным солвером, его точностью </w:t>
-      </w:r>
-      <w:r>
-        <w:rPr/>
-        <w:t>и оптимизацией</w:t>
-      </w:r>
-      <w:r>
-        <w:rPr/>
-        <w:t>, а также исследовать данную задачу для анизотропных  материалов.</w:t>
+        <w:t>В дальнейшем планируется продолжить работу над данным солвером, его точностью и оптимизацией, а также исследовать данную задачу для анизотропных  материалов.</w:t>
       </w:r>
       <w:r>
         <w:br w:type="page"/>
@@ -22574,7 +24921,7 @@
         </w:rPr>
         <w:t xml:space="preserve">, vol. 0, no. 0, Jan. 2024, doi: </w:t>
       </w:r>
-      <w:hyperlink r:id="rId8">
+      <w:hyperlink r:id="rId37">
         <w:r>
           <w:rPr>
             <w:b w:val="false"/>
@@ -22658,7 +25005,7 @@
         </w:rPr>
         <w:t xml:space="preserve">, vol. 126, no. 5, pp. EL140–EL146, Oct. 2009, doi: </w:t>
       </w:r>
-      <w:hyperlink r:id="rId9">
+      <w:hyperlink r:id="rId38">
         <w:r>
           <w:rPr>
             <w:b w:val="false"/>
@@ -22753,11 +25100,230 @@
           <w:szCs w:val="24"/>
           <w:lang w:val="en-US" w:eastAsia="en-US" w:bidi="ar-SA"/>
         </w:rPr>
-        <w:t>, vol. 49, no. 3B, pp. 768–775, Mar. 1971, doi: https://doi.org/10.1121/1.1912415.</w:t>
+        <w:t xml:space="preserve">, vol. 49, no. 3B, pp. 768–775, Mar. 1971, doi: </w:t>
+      </w:r>
+      <w:hyperlink r:id="rId39">
+        <w:r>
+          <w:rPr>
+            <w:b w:val="false"/>
+            <w:i w:val="false"/>
+            <w:caps w:val="false"/>
+            <w:smallCaps w:val="false"/>
+            <w:color w:val="000000"/>
+            <w:spacing w:val="0"/>
+            <w:sz w:val="24"/>
+            <w:szCs w:val="24"/>
+            <w:lang w:val="en-US" w:eastAsia="en-US" w:bidi="ar-SA"/>
+          </w:rPr>
+          <w:t>https://doi.org/10.1121/1.1912415</w:t>
+        </w:r>
+      </w:hyperlink>
+      <w:hyperlink r:id="rId40">
+        <w:r>
+          <w:rPr>
+            <w:b w:val="false"/>
+            <w:i w:val="false"/>
+            <w:caps w:val="false"/>
+            <w:smallCaps w:val="false"/>
+            <w:color w:val="000000"/>
+            <w:spacing w:val="0"/>
+            <w:sz w:val="24"/>
+            <w:szCs w:val="24"/>
+            <w:lang w:val="en-US" w:eastAsia="en-US" w:bidi="ar-SA"/>
+          </w:rPr>
+          <w:t>.</w:t>
+        </w:r>
+      </w:hyperlink>
+    </w:p>
+    <w:p>
+      <w:pPr>
+        <w:pStyle w:val="Normal"/>
+        <w:numPr>
+          <w:ilvl w:val="0"/>
+          <w:numId w:val="2"/>
+        </w:numPr>
+        <w:spacing w:before="0" w:after="160"/>
+        <w:ind w:left="0" w:right="0" w:hanging="0"/>
+        <w:jc w:val="both"/>
+        <w:rPr>
+          <w:rFonts w:ascii="quote-cjk-patch;Inter;system-ui;apple-system;BlinkMacSystemFont;Segoe UI;Roboto;Noto Sans;Ubuntu;Cantarell;Helvetica Neue;Oxygen;Open Sans;sans-serif" w:hAnsi="quote-cjk-patch;Inter;system-ui;apple-system;BlinkMacSystemFont;Segoe UI;Roboto;Noto Sans;Ubuntu;Cantarell;Helvetica Neue;Oxygen;Open Sans;sans-serif"/>
+          <w:b w:val="false"/>
+          <w:b w:val="false"/>
+          <w:i w:val="false"/>
+          <w:i w:val="false"/>
+          <w:caps w:val="false"/>
+          <w:smallCaps w:val="false"/>
+          <w:color w:val="404040"/>
+          <w:spacing w:val="0"/>
+          <w:sz w:val="24"/>
+          <w:lang w:val="en-US" w:eastAsia="en-US" w:bidi="ar-SA"/>
+        </w:rPr>
+      </w:pPr>
+      <w:r>
+        <w:rPr>
+          <w:rFonts w:cs="Times New Roman"/>
+          <w:b w:val="false"/>
+          <w:i/>
+          <w:iCs/>
+          <w:caps w:val="false"/>
+          <w:smallCaps w:val="false"/>
+          <w:color w:val="000000"/>
+          <w:spacing w:val="0"/>
+          <w:sz w:val="24"/>
+          <w:szCs w:val="24"/>
+          <w:lang w:val="en-US" w:eastAsia="en-US" w:bidi="ar-SA"/>
+        </w:rPr>
+        <w:t>В.И. Кондауров</w:t>
+      </w:r>
+      <w:r>
+        <w:rPr>
+          <w:rFonts w:cs="Times New Roman"/>
+          <w:b w:val="false"/>
+          <w:i/>
+          <w:iCs/>
+          <w:caps w:val="false"/>
+          <w:smallCaps w:val="false"/>
+          <w:color w:val="000000"/>
+          <w:spacing w:val="0"/>
+          <w:sz w:val="24"/>
+          <w:szCs w:val="24"/>
+          <w:lang w:val="en-US" w:eastAsia="en-US" w:bidi="ar-SA"/>
+        </w:rPr>
+        <w:t>,</w:t>
+      </w:r>
+      <w:r>
+        <w:rPr>
+          <w:rFonts w:cs="Times New Roman"/>
+          <w:b w:val="false"/>
+          <w:i w:val="false"/>
+          <w:caps w:val="false"/>
+          <w:smallCaps w:val="false"/>
+          <w:color w:val="000000"/>
+          <w:spacing w:val="0"/>
+          <w:sz w:val="24"/>
+          <w:szCs w:val="24"/>
+          <w:lang w:val="en-US" w:eastAsia="en-US" w:bidi="ar-SA"/>
+        </w:rPr>
+        <w:t xml:space="preserve"> Механика и термодинамика насыщенной пористой среды: учебное пособие. МФТИ, 2007. – 310 с. ISBN 5-7417-0190-6</w:t>
+      </w:r>
+    </w:p>
+    <w:p>
+      <w:pPr>
+        <w:pStyle w:val="Normal"/>
+        <w:numPr>
+          <w:ilvl w:val="0"/>
+          <w:numId w:val="2"/>
+        </w:numPr>
+        <w:spacing w:before="0" w:after="160"/>
+        <w:ind w:left="0" w:right="0" w:hanging="0"/>
+        <w:jc w:val="both"/>
+        <w:rPr>
+          <w:rFonts w:ascii="quote-cjk-patch;Inter;system-ui;apple-system;BlinkMacSystemFont;Segoe UI;Roboto;Noto Sans;Ubuntu;Cantarell;Helvetica Neue;Oxygen;Open Sans;sans-serif" w:hAnsi="quote-cjk-patch;Inter;system-ui;apple-system;BlinkMacSystemFont;Segoe UI;Roboto;Noto Sans;Ubuntu;Cantarell;Helvetica Neue;Oxygen;Open Sans;sans-serif"/>
+          <w:b w:val="false"/>
+          <w:b w:val="false"/>
+          <w:i w:val="false"/>
+          <w:i w:val="false"/>
+          <w:caps w:val="false"/>
+          <w:smallCaps w:val="false"/>
+          <w:color w:val="404040"/>
+          <w:spacing w:val="0"/>
+          <w:sz w:val="24"/>
+          <w:lang w:val="en-US" w:eastAsia="en-US" w:bidi="ar-SA"/>
+        </w:rPr>
+      </w:pPr>
+      <w:r>
+        <w:rPr>
+          <w:rFonts w:cs="Times New Roman"/>
+          <w:b w:val="false"/>
+          <w:i w:val="false"/>
+          <w:caps w:val="false"/>
+          <w:smallCaps w:val="false"/>
+          <w:color w:val="000000"/>
+          <w:spacing w:val="0"/>
+          <w:sz w:val="24"/>
+          <w:szCs w:val="24"/>
+          <w:lang w:val="en-US" w:eastAsia="en-US" w:bidi="ar-SA"/>
+        </w:rPr>
+        <w:t xml:space="preserve">О.Я. </w:t>
+      </w:r>
+      <w:r>
+        <w:rPr>
+          <w:rFonts w:cs="Times New Roman"/>
+          <w:b w:val="false"/>
+          <w:i w:val="false"/>
+          <w:caps w:val="false"/>
+          <w:smallCaps w:val="false"/>
+          <w:color w:val="000000"/>
+          <w:spacing w:val="0"/>
+          <w:sz w:val="24"/>
+          <w:szCs w:val="24"/>
+          <w:lang w:val="en-US" w:eastAsia="en-US" w:bidi="ar-SA"/>
+        </w:rPr>
+        <w:t>Извеков, Элементы механики деформируемого твердого тела : учеб</w:t>
+      </w:r>
+      <w:r>
+        <w:rPr>
+          <w:rFonts w:cs="Times New Roman"/>
+          <w:b w:val="false"/>
+          <w:i w:val="false"/>
+          <w:caps w:val="false"/>
+          <w:smallCaps w:val="false"/>
+          <w:color w:val="000000"/>
+          <w:spacing w:val="0"/>
+          <w:sz w:val="24"/>
+          <w:szCs w:val="24"/>
+          <w:lang w:val="en-US" w:eastAsia="en-US" w:bidi="ar-SA"/>
+        </w:rPr>
+        <w:t>ное</w:t>
+      </w:r>
+      <w:r>
+        <w:rPr>
+          <w:rFonts w:cs="Times New Roman"/>
+          <w:b w:val="false"/>
+          <w:i w:val="false"/>
+          <w:caps w:val="false"/>
+          <w:smallCaps w:val="false"/>
+          <w:color w:val="000000"/>
+          <w:spacing w:val="0"/>
+          <w:sz w:val="24"/>
+          <w:szCs w:val="24"/>
+          <w:lang w:val="en-US" w:eastAsia="en-US" w:bidi="ar-SA"/>
+        </w:rPr>
+        <w:t xml:space="preserve"> </w:t>
+      </w:r>
+      <w:r>
+        <w:rPr>
+          <w:rFonts w:cs="Times New Roman"/>
+          <w:b w:val="false"/>
+          <w:i w:val="false"/>
+          <w:caps w:val="false"/>
+          <w:smallCaps w:val="false"/>
+          <w:color w:val="000000"/>
+          <w:spacing w:val="0"/>
+          <w:sz w:val="24"/>
+          <w:szCs w:val="24"/>
+          <w:lang w:val="en-US" w:eastAsia="en-US" w:bidi="ar-SA"/>
+        </w:rPr>
+        <w:t>п</w:t>
+      </w:r>
+      <w:r>
+        <w:rPr>
+          <w:rFonts w:cs="Times New Roman"/>
+          <w:b w:val="false"/>
+          <w:i w:val="false"/>
+          <w:caps w:val="false"/>
+          <w:smallCaps w:val="false"/>
+          <w:color w:val="000000"/>
+          <w:spacing w:val="0"/>
+          <w:sz w:val="24"/>
+          <w:szCs w:val="24"/>
+          <w:lang w:val="en-US" w:eastAsia="en-US" w:bidi="ar-SA"/>
+        </w:rPr>
+        <w:t>особие, Москва, МФТИ, 2019. – 248 с. ISBN 978-5-7417-0715-9</w:t>
       </w:r>
     </w:p>
     <w:sectPr>
-      <w:footerReference w:type="default" r:id="rId10"/>
+      <w:footerReference w:type="default" r:id="rId41"/>
       <w:type w:val="nextPage"/>
       <w:pgSz w:w="11906" w:h="16838"/>
       <w:pgMar w:left="1417" w:right="850" w:gutter="0" w:header="0" w:top="1701" w:footer="850" w:bottom="1582"/>
@@ -22778,7 +25344,7 @@
         <w:docPartGallery w:val="Page Numbers (Bottom of Page)"/>
         <w:docPartUnique w:val="true"/>
       </w:docPartObj>
-      <w:id w:val="951776137"/>
+      <w:id w:val="17807492"/>
     </w:sdtPr>
     <w:sdtContent>
       <w:p>
@@ -22801,7 +25367,7 @@
         </w:r>
         <w:r>
           <w:rPr/>
-          <w:t>27</w:t>
+          <w:t>40</w:t>
         </w:r>
         <w:r>
           <w:rPr/>

--- a/Диплом.docx
+++ b/Диплом.docx
@@ -41,41 +41,49 @@
           <w:sz w:val="24"/>
           <w:szCs w:val="24"/>
         </w:rPr>
-        <w:t xml:space="preserve">Данная работа посвящена численному моделированию воздействия вибрационной нагрузки на трёхмерный образец с использованием метода конечных элементов. Исследование включает в себя постановку задачи, разработку математической модели, реализацию численного метода, анализ результатов и сравнение с теоретическими </w:t>
-      </w:r>
-      <w:r>
+        <w:t>Целью данной работы является разработка программного модуля для численного моделирования воздействия вибрационной нагрузки на трёхмерный образец. Исследование включает в себя выбор математической модели, построение и программную реализацию численного метода, проведение численных экспериментов и анализ результатов.</w:t>
+      </w:r>
+    </w:p>
+    <w:p>
+      <w:pPr>
+        <w:pStyle w:val="Normal"/>
+        <w:spacing w:lineRule="auto" w:line="360" w:before="0" w:after="120"/>
+        <w:ind w:left="567" w:right="567" w:firstLine="709"/>
+        <w:jc w:val="both"/>
         <w:rPr>
-          <w:rFonts w:cs="Times New Roman"/>
-          <w:color w:val="FF4000"/>
+          <w:rFonts w:ascii="Times New Roman" w:hAnsi="Times New Roman" w:cs="Times New Roman"/>
           <w:sz w:val="24"/>
           <w:szCs w:val="24"/>
         </w:rPr>
-        <w:t xml:space="preserve">? </w:t>
-      </w:r>
+      </w:pPr>
       <w:r>
         <w:rPr>
           <w:rFonts w:cs="Times New Roman"/>
           <w:sz w:val="24"/>
           <w:szCs w:val="24"/>
         </w:rPr>
-        <w:t xml:space="preserve">предсказаниями. Основное внимание уделено моделированию динамики пластины под действием вибрационных нагрузок, а также изучению амплитудно-частотных характеристик </w:t>
-      </w:r>
-      <w:r>
+        <w:t>Для описания реологии образца используется модель линейной упругости для изотропного тела. Геометрия тела описывается с использованием сетки из тетраэдров. Численное решение получается с использованием метода конечных элементов. Программная реализация выполнена на языке Python с использованием библиотек NumPy и SciPy для операций линейной алгебры, а также библиотеки Gmsh для генерации сетки.</w:t>
+      </w:r>
+    </w:p>
+    <w:p>
+      <w:pPr>
+        <w:pStyle w:val="Normal"/>
+        <w:spacing w:lineRule="auto" w:line="360" w:before="0" w:after="120"/>
+        <w:ind w:left="567" w:right="567" w:firstLine="709"/>
+        <w:jc w:val="both"/>
         <w:rPr>
-          <w:rFonts w:cs="Times New Roman"/>
-          <w:color w:val="000000"/>
+          <w:rFonts w:ascii="Times New Roman" w:hAnsi="Times New Roman" w:cs="Times New Roman"/>
           <w:sz w:val="24"/>
           <w:szCs w:val="24"/>
         </w:rPr>
-        <w:t>системы</w:t>
-      </w:r>
+      </w:pPr>
       <w:r>
         <w:rPr>
           <w:rFonts w:cs="Times New Roman"/>
           <w:sz w:val="24"/>
           <w:szCs w:val="24"/>
         </w:rPr>
-        <w:t>. Работа включает в себя программную реализацию алгоритмов на языке Python с использованием библиотек NumPy, SciPy и Gmsh для генерации сетки.</w:t>
+        <w:t>Для верификации выполнены расчёты собственных частот кубических образцов из стали и из кварца, для которых проведено сравнение со сторонними данными натурных экспериментов. После верификации на образцах простой формы показана работа для трёхмерной детали сложной формы.</w:t>
       </w:r>
     </w:p>
     <w:p>
@@ -117,45 +125,8 @@
         </w:rPr>
         <w:t>: вибрационная нагрузка, метод конечных элементов, трёхмерная модель, амплитудно-частотная характеристика, тензор упругости.</w:t>
       </w:r>
-    </w:p>
-    <w:p>
-      <w:pPr>
-        <w:pStyle w:val="Normal"/>
-        <w:spacing w:lineRule="auto" w:line="360" w:before="0" w:after="120"/>
-        <w:ind w:left="567" w:right="567" w:firstLine="709"/>
-        <w:jc w:val="both"/>
-        <w:rPr>
-          <w:rFonts w:ascii="Times New Roman" w:hAnsi="Times New Roman" w:cs="Times New Roman"/>
-          <w:i/>
-          <w:i/>
-          <w:sz w:val="28"/>
-        </w:rPr>
-      </w:pPr>
-      <w:r>
-        <w:rPr>
-          <w:rFonts w:cs="Times New Roman"/>
-          <w:i/>
-          <w:sz w:val="28"/>
-        </w:rPr>
-      </w:r>
-    </w:p>
-    <w:p>
-      <w:pPr>
-        <w:pStyle w:val="Normal"/>
-        <w:rPr>
-          <w:rFonts w:ascii="Times New Roman" w:hAnsi="Times New Roman" w:cs="Times New Roman"/>
-          <w:sz w:val="28"/>
-        </w:rPr>
-      </w:pPr>
-      <w:r>
-        <w:rPr>
-          <w:rFonts w:cs="Times New Roman"/>
-          <w:sz w:val="28"/>
-        </w:rPr>
-      </w:r>
       <w:bookmarkStart w:id="1" w:name="_Hlk1356484991"/>
-      <w:bookmarkStart w:id="2" w:name="_Hlk1356484991"/>
-      <w:bookmarkEnd w:id="2"/>
+      <w:bookmarkEnd w:id="1"/>
       <w:r>
         <w:br w:type="page"/>
       </w:r>
@@ -230,9 +201,9 @@
           <w:hyperlink w:anchor="__RefHeading___Toc1470_2851463088">
             <w:r>
               <w:rPr/>
-              <w:t>Линейная теория упругости.</w:t>
+              <w:t>Математическая модель.</w:t>
               <w:tab/>
-              <w:t>6</w:t>
+              <w:t>4</w:t>
             </w:r>
           </w:hyperlink>
         </w:p>
@@ -248,9 +219,9 @@
           <w:hyperlink w:anchor="__RefHeading___Toc2671_1698462345">
             <w:r>
               <w:rPr/>
-              <w:t>Метод конечных элементов</w:t>
+              <w:t>Численный метод</w:t>
               <w:tab/>
-              <w:t>11</w:t>
+              <w:t>9</w:t>
             </w:r>
           </w:hyperlink>
         </w:p>
@@ -266,9 +237,9 @@
           <w:hyperlink w:anchor="__RefHeading___Toc2846_1280676730">
             <w:r>
               <w:rPr/>
-              <w:t>Реализация</w:t>
+              <w:t>Программная реализация</w:t>
               <w:tab/>
-              <w:t>18</w:t>
+              <w:t>16</w:t>
             </w:r>
           </w:hyperlink>
         </w:p>
@@ -284,9 +255,9 @@
           <w:hyperlink w:anchor="__RefHeading___Toc2054_1280676730">
             <w:r>
               <w:rPr/>
-              <w:t>Результаты</w:t>
+              <w:t>Результаты численных экспериментов</w:t>
               <w:tab/>
-              <w:t>20</w:t>
+              <w:t>18</w:t>
             </w:r>
           </w:hyperlink>
         </w:p>
@@ -358,16 +329,16 @@
           <w:szCs w:val="32"/>
         </w:rPr>
       </w:pPr>
-      <w:bookmarkStart w:id="3" w:name="__RefHeading___Toc1468_2851463088"/>
-      <w:bookmarkStart w:id="4" w:name="_Toc137252441"/>
-      <w:bookmarkStart w:id="5" w:name="_Hlk135648657"/>
+      <w:bookmarkStart w:id="2" w:name="__RefHeading___Toc1468_2851463088"/>
+      <w:bookmarkStart w:id="3" w:name="_Toc137252441"/>
+      <w:bookmarkStart w:id="4" w:name="_Hlk135648657"/>
+      <w:bookmarkEnd w:id="2"/>
+      <w:bookmarkEnd w:id="4"/>
+      <w:r>
+        <w:rPr/>
+        <w:t>Введение</w:t>
+      </w:r>
       <w:bookmarkEnd w:id="3"/>
-      <w:bookmarkEnd w:id="5"/>
-      <w:r>
-        <w:rPr/>
-        <w:t>Введение</w:t>
-      </w:r>
-      <w:bookmarkEnd w:id="4"/>
     </w:p>
     <w:p>
       <w:pPr>
@@ -380,27 +351,10 @@
       <w:r>
         <w:rPr>
           <w:rFonts w:cs="Times New Roman"/>
-          <w:color w:val="C9211E"/>
           <w:sz w:val="24"/>
           <w:szCs w:val="24"/>
         </w:rPr>
-        <w:t>Скормил свое введение в gpt</w:t>
-      </w:r>
-      <w:r>
-        <w:rPr>
-          <w:rFonts w:cs="Times New Roman"/>
-          <w:sz w:val="24"/>
-          <w:szCs w:val="24"/>
-        </w:rPr>
-        <w:t xml:space="preserve"> </w:t>
-      </w:r>
-      <w:r>
-        <w:rPr>
-          <w:rFonts w:cs="Times New Roman"/>
-          <w:sz w:val="24"/>
-          <w:szCs w:val="24"/>
-        </w:rPr>
-        <w:t>Рассмотрение вибрационных свойств пластинных конструкций имеет прикладное значение в авиастроении, судостроении и машиностроении. В частности, точное знание резонансных частот и форм колебаний позволяет прогнозировать потенциально опасные режимы эксплуатации. Такие исследования необходимы как на этапе проектирования, так и при анализе существующих конструкций с целью обеспечения их надёжности и долговечности. Наличие резонансных частот в рабочем диапазоне вибрационных нагрузок может привести к возникновению усталостных повреждений, снижению эксплуатационных характеристик и даже к аварийным ситуациям.</w:t>
+        <w:t>Рассмотрение вибрационных свойств объёмных конструкций имеет прикладное значение в авиастроении, судостроении и машиностроении. В частности, точное знание резонансных частот и форм колебаний позволяет прогнозировать потенциально опасные режимы эксплуатации. Такие исследования необходимы как на этапе проектирования, так и при анализе существующих конструкций с целью обеспечения их надёжности и долговечности. Наличие резонансных частот в рабочем диапазоне вибрационных нагрузок может привести к возникновению усталостных повреждений, снижению эксплуатационных характеристик и даже к аварийным ситуациям.</w:t>
       </w:r>
     </w:p>
     <w:p>
@@ -413,7 +367,7 @@
       </w:pPr>
       <w:r>
         <w:rPr/>
-        <w:t>Задачу определения собственных частот и форм колебаний можно решить аналитически лишь для очень простых случаев, например для пластин прямоугольной формы с однородным материалом и простыми граничными условиями. Однако в реальных инженерных задачах встречаются конструкции сложной формы, с переменной толщиной, составленные из нескольких материалов. В таких случаях применение аналитических решений невозможно. Основным методом для исследования данного вопроса при произвольной геометрии является численное моделирование, в частности метод конечных элементов (МКЭ).</w:t>
+        <w:t>Задачу определения собственных частот и форм колебаний можно решить аналитически лишь для очень простых случаев. Однако в реальных инженерных задачах встречаются конструкции сложной формы, с переменной толщиной, составленные из нескольких материалов. В таких случаях применение аналитических решений невозможно. Основным методом для исследования данного вопроса при произвольной геометрии является численное моделирование, в частности метод конечных элементов (МКЭ).</w:t>
       </w:r>
     </w:p>
     <w:p>
@@ -426,7 +380,7 @@
       </w:pPr>
       <w:r>
         <w:rPr/>
-        <w:t>Для моделирования простых объектов, таких как пластина, в основном используют различные приближения, такие как гипотеза Кирхгофа-Лява или Рейсснера-Миндлина. Эти модели сводят задачу к двумерному случаю путем исследования поведения срединной плоскости. Данные приближения позволяют существенно снизить вычислительные затраты и достаточно точно воспроизводят поведение тонких пластин. Однако качество решения ухудшается при увеличении толщины пластины, а также при рассмотрении слоистых конструкций или конструкций с локальными неоднородностями. Кроме того, данные модели не позволяют адекватно учитывать трёхмерное напряжённо-деформированное состояние и не применимы для тел произвольной геометрии.</w:t>
+        <w:t xml:space="preserve">Целью моей работы было решение задачи исследования собственных форм и частот колебаний объёмной конструкции с использованием трёхмерных уравнений динамики и линейной теории упругости. Такой подход позволяет учитывать трёхмерное распределение напряжений и деформаций без введения априорных упрощений относительно характера перемещений. </w:t>
       </w:r>
     </w:p>
     <w:p>
@@ -439,108 +393,6 @@
       </w:pPr>
       <w:r>
         <w:rPr/>
-        <w:t>Также существуют</w:t>
-      </w:r>
-      <w:r>
-        <w:rPr/>
-        <w:t xml:space="preserve"> так называемы</w:t>
-      </w:r>
-      <w:r>
-        <w:rPr/>
-        <w:t>е</w:t>
-      </w:r>
-      <w:r>
-        <w:rPr/>
-        <w:t xml:space="preserve"> layer-wise (поклассовы</w:t>
-      </w:r>
-      <w:r>
-        <w:rPr/>
-        <w:t>е</w:t>
-      </w:r>
-      <w:r>
-        <w:rPr/>
-        <w:t>, послойны</w:t>
-      </w:r>
-      <w:r>
-        <w:rPr/>
-        <w:t>е</w:t>
-      </w:r>
-      <w:r>
-        <w:rPr/>
-        <w:t>) модел</w:t>
-      </w:r>
-      <w:r>
-        <w:rPr/>
-        <w:t>и</w:t>
-      </w:r>
-      <w:r>
-        <w:rPr/>
-        <w:t xml:space="preserve">, которые обеспечивают более детальное представление напряжённого состояния многослойных конструкций. Эти модели учитывают поведение каждого отдельного слоя и позволяют более точно описывать межслойные напряжения и деформации, что важно при анализе композитных конструкций. </w:t>
-      </w:r>
-      <w:r>
-        <w:rPr/>
-        <w:t xml:space="preserve">Подробнее данные </w:t>
-      </w:r>
-      <w:r>
-        <w:rPr/>
-        <w:t xml:space="preserve">модели </w:t>
-      </w:r>
-      <w:r>
-        <w:rPr/>
-        <w:t>описываются в [1],</w:t>
-      </w:r>
-      <w:r>
-        <w:rPr/>
-        <w:t xml:space="preserve"> </w:t>
-      </w:r>
-      <w:r>
-        <w:rPr/>
-        <w:t xml:space="preserve">где также приводится </w:t>
-      </w:r>
-      <w:r>
-        <w:rPr/>
-        <w:t>сравн</w:t>
-      </w:r>
-      <w:r>
-        <w:rPr/>
-        <w:t>ение</w:t>
-      </w:r>
-      <w:r>
-        <w:rPr/>
-        <w:t xml:space="preserve"> с классическими теориями первого и высшего порядк</w:t>
-      </w:r>
-      <w:r>
-        <w:rPr/>
-        <w:t>ов</w:t>
-      </w:r>
-      <w:r>
-        <w:rPr/>
-        <w:t>. Как показывают результаты подобных исследований, layer-wise модели обеспечивают высокую точность, но при этом требуют существенно больших вычислительных затрат, так как число степеней свободы возрастает пропорционально числу слоёв. Тем не менее, даже такие модели представляют собой приближение, не дающее полной картины напряжённого состояния для сложной геометрии.</w:t>
-      </w:r>
-    </w:p>
-    <w:p>
-      <w:pPr>
-        <w:pStyle w:val="Style21"/>
-        <w:spacing w:lineRule="auto" w:line="360" w:before="0" w:after="120"/>
-        <w:ind w:left="0" w:right="567" w:firstLine="850"/>
-        <w:jc w:val="both"/>
-        <w:rPr/>
-      </w:pPr>
-      <w:r>
-        <w:rPr/>
-        <w:t>Целью моей работы было решение задачи исследования собственных форм и частот колебаний пластинной конструкции с использованием трёхмерных уравнений динамики и линейной теории упругости. Такой подход позволяет учитывать трёхмерное распределение напряжений и деформаций без введения априорных упрощений относительно характера перемещений. Это особенно важно при моделировании пластин значительной толщины, а также конструкций со сложной геометрией и неоднородной структурой.</w:t>
-      </w:r>
-    </w:p>
-    <w:p>
-      <w:pPr>
-        <w:pStyle w:val="Style21"/>
-        <w:spacing w:lineRule="auto" w:line="360" w:before="0" w:after="120"/>
-        <w:ind w:left="0" w:right="567" w:firstLine="850"/>
-        <w:jc w:val="both"/>
-        <w:rPr/>
-      </w:pPr>
-      <w:r>
-        <w:rPr/>
         <w:t xml:space="preserve">Для реализации численной схемы был использован метод конечных элементов с трёхмерными </w:t>
       </w:r>
       <w:r>
@@ -551,56 +403,11 @@
           <w:sz w:val="24"/>
           <w:szCs w:val="24"/>
         </w:rPr>
-        <w:t>тетраэдр</w:t>
-      </w:r>
-      <w:r>
-        <w:rPr>
-          <w:rFonts w:eastAsia="" w:cs="Times New Roman" w:eastAsiaTheme="minorEastAsia"/>
-          <w:bCs/>
-          <w:iCs/>
-          <w:sz w:val="24"/>
-          <w:szCs w:val="24"/>
-        </w:rPr>
-        <w:t>альн</w:t>
-      </w:r>
-      <w:r>
-        <w:rPr>
-          <w:rFonts w:eastAsia="" w:cs="Times New Roman" w:eastAsiaTheme="minorEastAsia"/>
-          <w:bCs/>
-          <w:iCs/>
-          <w:sz w:val="24"/>
-          <w:szCs w:val="24"/>
-        </w:rPr>
-        <w:t>ыми</w:t>
+        <w:t>тетраэдральными</w:t>
       </w:r>
       <w:r>
         <w:rPr/>
         <w:t xml:space="preserve"> элементами. Весь код был написан на языке Python с применением библиотек Numpy и Scipy. Это обеспечивает как гибкость в настройке модели, так и возможность запуска расчетов на стандартных вычислительных устройствах без необходимости использования специализированного программного обеспечения. Помимо этого, подобная реализация позволяет легко модифицировать код для решения сопутствующих задач, таких как исследование отклика конструкции на внешнюю вибрационную нагрузку или анализ локальных напряжений в области концентрации деформаций.</w:t>
-      </w:r>
-    </w:p>
-    <w:p>
-      <w:pPr>
-        <w:pStyle w:val="Style21"/>
-        <w:spacing w:lineRule="auto" w:line="360" w:before="0" w:after="120"/>
-        <w:ind w:left="0" w:right="567" w:firstLine="850"/>
-        <w:jc w:val="both"/>
-        <w:rPr/>
-      </w:pPr>
-      <w:r>
-        <w:rPr/>
-        <w:t xml:space="preserve">Таким образом, в работе проведено моделирование, которое может служить основой для последующего изучения динамических характеристик пластинных конструкций в широком диапазоне задач инженерного проектирования и анализа. Подобные исследования имеют не только академический интерес, но и практическую значимость для повышения безопасности и надёжности инженерных конструкций. Правильный учёт вибрационных характеристик позволяет снижать риск возникновения резонансных явлений и разрушений, продлевать срок службы изделий и оптимизировать их конструкцию. Численные методы открывают широкие возможности для анализа и позволяют моделировать различные сценарии нагружения, граничные условия и эксплуатационные режимы. </w:t>
-      </w:r>
-    </w:p>
-    <w:p>
-      <w:pPr>
-        <w:pStyle w:val="Style21"/>
-        <w:spacing w:lineRule="auto" w:line="360" w:before="0" w:after="120"/>
-        <w:ind w:left="567" w:right="567" w:firstLine="709"/>
-        <w:jc w:val="both"/>
-        <w:rPr/>
-      </w:pPr>
-      <w:r>
-        <w:rPr/>
       </w:r>
       <w:r>
         <w:br w:type="page"/>
@@ -614,11 +421,11 @@
           <w:szCs w:val="32"/>
         </w:rPr>
       </w:pPr>
-      <w:bookmarkStart w:id="6" w:name="__RefHeading___Toc1470_2851463088"/>
-      <w:bookmarkEnd w:id="6"/>
-      <w:r>
-        <w:rPr/>
-        <w:t>Линейная теория упругости.</w:t>
+      <w:bookmarkStart w:id="5" w:name="__RefHeading___Toc1470_2851463088"/>
+      <w:bookmarkEnd w:id="5"/>
+      <w:r>
+        <w:rPr/>
+        <w:t>Математическая модель.</w:t>
       </w:r>
     </w:p>
     <w:p>
@@ -652,29 +459,7 @@
           <w:sz w:val="24"/>
           <w:szCs w:val="24"/>
         </w:rPr>
-        <w:t xml:space="preserve"> теории упругости</w:t>
-      </w:r>
-      <w:r>
-        <w:rPr>
-          <w:sz w:val="24"/>
-          <w:szCs w:val="24"/>
-        </w:rPr>
-        <w:t xml:space="preserve">, например в [6],[7] </w:t>
-      </w:r>
-      <w:r>
-        <w:rPr>
-          <w:color w:val="C9211E"/>
-          <w:sz w:val="24"/>
-          <w:szCs w:val="24"/>
-        </w:rPr>
-        <w:t>?</w:t>
-      </w:r>
-      <w:r>
-        <w:rPr>
-          <w:sz w:val="24"/>
-          <w:szCs w:val="24"/>
-        </w:rPr>
-        <w:t>. Приведу их краткое изложение.</w:t>
+        <w:t xml:space="preserve"> теории упругости, например в [6],[7]. Приведу их краткое изложение.</w:t>
       </w:r>
     </w:p>
     <w:p>
@@ -867,7 +652,7 @@
       <w:pPr>
         <w:pStyle w:val="Normal"/>
         <w:spacing w:lineRule="auto" w:line="360" w:before="0" w:after="120"/>
-        <w:ind w:right="567" w:hanging="0"/>
+        <w:ind w:left="0" w:right="567" w:firstLine="850"/>
         <w:jc w:val="both"/>
         <w:rPr>
           <w:rFonts w:ascii="Times New Roman" w:hAnsi="Times New Roman" w:eastAsia="" w:cs="Times New Roman" w:eastAsiaTheme="minorEastAsia"/>
@@ -1042,7 +827,7 @@
       <w:pPr>
         <w:pStyle w:val="Normal"/>
         <w:spacing w:lineRule="auto" w:line="360" w:before="0" w:after="120"/>
-        <w:ind w:right="567" w:hanging="0"/>
+        <w:ind w:left="0" w:right="567" w:firstLine="850"/>
         <w:jc w:val="both"/>
         <w:rPr/>
       </w:pPr>
@@ -1409,7 +1194,7 @@
       <w:pPr>
         <w:pStyle w:val="Normal"/>
         <w:spacing w:lineRule="auto" w:line="360" w:before="0" w:after="120"/>
-        <w:ind w:right="567" w:hanging="0"/>
+        <w:ind w:left="0" w:right="567" w:firstLine="850"/>
         <w:jc w:val="both"/>
         <w:rPr>
           <w:rFonts w:ascii="Times New Roman" w:hAnsi="Times New Roman" w:eastAsia="" w:cs="Times New Roman" w:eastAsiaTheme="minorEastAsia"/>
@@ -1469,51 +1254,7 @@
           <w:sz w:val="24"/>
           <w:szCs w:val="24"/>
         </w:rPr>
-        <w:t>- это тензор напряжений Коши. /</w:t>
-      </w:r>
-      <w:r>
-        <w:rPr>
-          <w:rFonts w:eastAsia="" w:cs="Times New Roman" w:eastAsiaTheme="minorEastAsia"/>
-          <w:bCs/>
-          <w:iCs/>
-          <w:color w:val="C9211E"/>
-          <w:sz w:val="24"/>
-          <w:szCs w:val="24"/>
-        </w:rPr>
-        <w:t xml:space="preserve">/ умножать </w:t>
-      </w:r>
-      <w:r>
-        <w:rPr>
-          <w:rFonts w:eastAsia="" w:cs="Times New Roman" w:eastAsiaTheme="minorEastAsia"/>
-          <w:bCs/>
-          <w:iCs/>
-          <w:color w:val="C9211E"/>
-          <w:sz w:val="24"/>
-          <w:szCs w:val="24"/>
-        </w:rPr>
-        <w:t>вроде</w:t>
-      </w:r>
-      <w:r>
-        <w:rPr>
-          <w:rFonts w:eastAsia="" w:cs="Times New Roman" w:eastAsiaTheme="minorEastAsia"/>
-          <w:bCs/>
-          <w:iCs/>
-          <w:color w:val="C9211E"/>
-          <w:sz w:val="24"/>
-          <w:szCs w:val="24"/>
-        </w:rPr>
-        <w:t xml:space="preserve"> </w:t>
-      </w:r>
-      <w:r>
-        <w:rPr>
-          <w:rFonts w:eastAsia="" w:cs="Times New Roman" w:eastAsiaTheme="minorEastAsia"/>
-          <w:bCs/>
-          <w:iCs/>
-          <w:color w:val="C9211E"/>
-          <w:sz w:val="24"/>
-          <w:szCs w:val="24"/>
-        </w:rPr>
-        <w:t>слева</w:t>
+        <w:t>- это тензор напряжений Коши.</w:t>
       </w:r>
     </w:p>
     <w:p>
@@ -1768,17 +1509,6 @@
         <w:jc w:val="both"/>
         <w:rPr/>
       </w:pPr>
-      <w:r>
-        <w:rPr>
-          <w:rFonts w:eastAsia="" w:cs="Times New Roman" w:eastAsiaTheme="minorEastAsia"/>
-          <w:bCs/>
-          <w:iCs/>
-          <w:color w:val="C9211E"/>
-          <w:sz w:val="24"/>
-          <w:szCs w:val="24"/>
-        </w:rPr>
-        <w:t>?</w:t>
-      </w:r>
       <w:r>
         <w:rPr>
           <w:rFonts w:eastAsia="" w:cs="Times New Roman" w:eastAsiaTheme="minorEastAsia"/>
@@ -2103,6 +1833,7 @@
       <w:pPr>
         <w:pStyle w:val="Normal"/>
         <w:spacing w:lineRule="auto" w:line="360"/>
+        <w:ind w:left="0" w:right="0" w:firstLine="850"/>
         <w:jc w:val="both"/>
         <w:rPr/>
       </w:pPr>
@@ -2569,6 +2300,7 @@
       <w:pPr>
         <w:pStyle w:val="Normal"/>
         <w:spacing w:lineRule="auto" w:line="360"/>
+        <w:ind w:left="0" w:right="0" w:firstLine="850"/>
         <w:jc w:val="both"/>
         <w:rPr/>
       </w:pPr>
@@ -2932,6 +2664,7 @@
       <w:pPr>
         <w:pStyle w:val="Normal"/>
         <w:spacing w:lineRule="auto" w:line="360"/>
+        <w:ind w:left="0" w:right="0" w:firstLine="850"/>
         <w:jc w:val="both"/>
         <w:rPr/>
       </w:pPr>
@@ -3113,7 +2846,7 @@
       </w:tblPr>
       <w:tblGrid>
         <w:gridCol w:w="9641"/>
-        <w:gridCol w:w="559"/>
+        <w:gridCol w:w="558"/>
       </w:tblGrid>
       <w:tr>
         <w:trPr/>
@@ -3506,7 +3239,7 @@
         </w:tc>
         <w:tc>
           <w:tcPr>
-            <w:tcW w:w="559" w:type="dxa"/>
+            <w:tcW w:w="558" w:type="dxa"/>
             <w:tcBorders/>
           </w:tcPr>
           <w:p>
@@ -3549,7 +3282,7 @@
       </w:tblPr>
       <w:tblGrid>
         <w:gridCol w:w="9641"/>
-        <w:gridCol w:w="559"/>
+        <w:gridCol w:w="558"/>
       </w:tblGrid>
       <w:tr>
         <w:trPr/>
@@ -3694,7 +3427,7 @@
         </w:tc>
         <w:tc>
           <w:tcPr>
-            <w:tcW w:w="559" w:type="dxa"/>
+            <w:tcW w:w="558" w:type="dxa"/>
             <w:tcBorders/>
           </w:tcPr>
           <w:p>
@@ -3717,6 +3450,7 @@
       <w:pPr>
         <w:pStyle w:val="Normal"/>
         <w:spacing w:lineRule="auto" w:line="360"/>
+        <w:ind w:left="0" w:right="0" w:firstLine="850"/>
         <w:jc w:val="both"/>
         <w:rPr/>
       </w:pPr>
@@ -3872,7 +3606,7 @@
       </w:tblPr>
       <w:tblGrid>
         <w:gridCol w:w="9641"/>
-        <w:gridCol w:w="559"/>
+        <w:gridCol w:w="558"/>
       </w:tblGrid>
       <w:tr>
         <w:trPr/>
@@ -3933,7 +3667,7 @@
         </w:tc>
         <w:tc>
           <w:tcPr>
-            <w:tcW w:w="559" w:type="dxa"/>
+            <w:tcW w:w="558" w:type="dxa"/>
             <w:tcBorders/>
           </w:tcPr>
           <w:p>
@@ -3956,6 +3690,7 @@
       <w:pPr>
         <w:pStyle w:val="Normal"/>
         <w:spacing w:lineRule="auto" w:line="360"/>
+        <w:ind w:left="0" w:right="0" w:firstLine="850"/>
         <w:jc w:val="both"/>
         <w:rPr/>
       </w:pPr>
@@ -3979,7 +3714,7 @@
       </w:tblPr>
       <w:tblGrid>
         <w:gridCol w:w="9641"/>
-        <w:gridCol w:w="559"/>
+        <w:gridCol w:w="558"/>
       </w:tblGrid>
       <w:tr>
         <w:trPr/>
@@ -4100,7 +3835,7 @@
         </w:tc>
         <w:tc>
           <w:tcPr>
-            <w:tcW w:w="559" w:type="dxa"/>
+            <w:tcW w:w="558" w:type="dxa"/>
             <w:tcBorders/>
           </w:tcPr>
           <w:p>
@@ -4156,7 +3891,7 @@
       </w:tblPr>
       <w:tblGrid>
         <w:gridCol w:w="9641"/>
-        <w:gridCol w:w="559"/>
+        <w:gridCol w:w="558"/>
       </w:tblGrid>
       <w:tr>
         <w:trPr>
@@ -4269,7 +4004,7 @@
         </w:tc>
         <w:tc>
           <w:tcPr>
-            <w:tcW w:w="559" w:type="dxa"/>
+            <w:tcW w:w="558" w:type="dxa"/>
             <w:tcBorders/>
           </w:tcPr>
           <w:p>
@@ -4298,15 +4033,7 @@
       </w:pPr>
       <w:r>
         <w:rPr/>
-        <w:t>Для дальнейшего рассмотрения полезно отметить, что учитывая симметрию введенных выше тензоров их можно рассматривать как векторы и перейти таким образов к нотации Фой</w:t>
-      </w:r>
-      <w:r>
-        <w:rPr/>
-        <w:t>г</w:t>
-      </w:r>
-      <w:r>
-        <w:rPr/>
-        <w:t>та:</w:t>
+        <w:t>Для дальнейшего рассмотрения полезно отметить, что учитывая симметрию введенных выше тензоров их можно рассматривать как векторы и перейти таким образов к нотации Фойгта:</w:t>
       </w:r>
     </w:p>
     <w:tbl>
@@ -4324,7 +4051,7 @@
       </w:tblPr>
       <w:tblGrid>
         <w:gridCol w:w="9641"/>
-        <w:gridCol w:w="559"/>
+        <w:gridCol w:w="558"/>
       </w:tblGrid>
       <w:tr>
         <w:trPr/>
@@ -5428,7 +5155,7 @@
         </w:tc>
         <w:tc>
           <w:tcPr>
-            <w:tcW w:w="559" w:type="dxa"/>
+            <w:tcW w:w="558" w:type="dxa"/>
             <w:tcBorders/>
           </w:tcPr>
           <w:p>
@@ -5489,15 +5216,7 @@
             </w:pPr>
             <w:r>
               <w:rPr/>
-              <w:t>(1</w:t>
-            </w:r>
-            <w:r>
-              <w:rPr/>
-              <w:t>5</w:t>
-            </w:r>
-            <w:r>
-              <w:rPr/>
-              <w:t>)</w:t>
+              <w:t>(15)</w:t>
             </w:r>
           </w:p>
         </w:tc>
@@ -5526,7 +5245,15 @@
       </w:r>
       <w:r>
         <w:rPr/>
-        <w:t xml:space="preserve"> может быть математически  сформулирован в следующим образом:</w:t>
+        <w:t xml:space="preserve"> может быть математически  сформулирован в следующим образом </w:t>
+      </w:r>
+      <w:r>
+        <w:rPr/>
+        <w:t>[1]</w:t>
+      </w:r>
+      <w:r>
+        <w:rPr/>
+        <w:t>:</w:t>
       </w:r>
     </w:p>
     <w:tbl>
@@ -5544,7 +5271,7 @@
       </w:tblPr>
       <w:tblGrid>
         <w:gridCol w:w="9641"/>
-        <w:gridCol w:w="559"/>
+        <w:gridCol w:w="558"/>
       </w:tblGrid>
       <w:tr>
         <w:trPr>
@@ -5702,7 +5429,7 @@
         </w:tc>
         <w:tc>
           <w:tcPr>
-            <w:tcW w:w="559" w:type="dxa"/>
+            <w:tcW w:w="558" w:type="dxa"/>
             <w:tcBorders/>
           </w:tcPr>
           <w:p>
@@ -5715,15 +5442,7 @@
             </w:pPr>
             <w:r>
               <w:rPr/>
-              <w:t>(1</w:t>
-            </w:r>
-            <w:r>
-              <w:rPr/>
-              <w:t>6</w:t>
-            </w:r>
-            <w:r>
-              <w:rPr/>
-              <w:t>)</w:t>
+              <w:t>(16)</w:t>
             </w:r>
           </w:p>
         </w:tc>
@@ -5995,7 +5714,7 @@
       </w:tblPr>
       <w:tblGrid>
         <w:gridCol w:w="9641"/>
-        <w:gridCol w:w="559"/>
+        <w:gridCol w:w="558"/>
       </w:tblGrid>
       <w:tr>
         <w:trPr/>
@@ -6080,7 +5799,7 @@
         </w:tc>
         <w:tc>
           <w:tcPr>
-            <w:tcW w:w="559" w:type="dxa"/>
+            <w:tcW w:w="558" w:type="dxa"/>
             <w:tcBorders/>
           </w:tcPr>
           <w:p>
@@ -6093,15 +5812,7 @@
             </w:pPr>
             <w:r>
               <w:rPr/>
-              <w:t>(1</w:t>
-            </w:r>
-            <w:r>
-              <w:rPr/>
-              <w:t>7</w:t>
-            </w:r>
-            <w:r>
-              <w:rPr/>
-              <w:t>)</w:t>
+              <w:t>(17)</w:t>
             </w:r>
           </w:p>
         </w:tc>
@@ -6166,7 +5877,7 @@
       </w:tblPr>
       <w:tblGrid>
         <w:gridCol w:w="9641"/>
-        <w:gridCol w:w="559"/>
+        <w:gridCol w:w="558"/>
       </w:tblGrid>
       <w:tr>
         <w:trPr/>
@@ -6337,7 +6048,7 @@
         </w:tc>
         <w:tc>
           <w:tcPr>
-            <w:tcW w:w="559" w:type="dxa"/>
+            <w:tcW w:w="558" w:type="dxa"/>
             <w:tcBorders/>
           </w:tcPr>
           <w:p>
@@ -6350,15 +6061,7 @@
             </w:pPr>
             <w:r>
               <w:rPr/>
-              <w:t>(1</w:t>
-            </w:r>
-            <w:r>
-              <w:rPr/>
-              <w:t>8</w:t>
-            </w:r>
-            <w:r>
-              <w:rPr/>
-              <w:t>)</w:t>
+              <w:t>(18)</w:t>
             </w:r>
           </w:p>
         </w:tc>
@@ -6394,7 +6097,7 @@
       </w:tblPr>
       <w:tblGrid>
         <w:gridCol w:w="9641"/>
-        <w:gridCol w:w="559"/>
+        <w:gridCol w:w="558"/>
       </w:tblGrid>
       <w:tr>
         <w:trPr/>
@@ -6552,7 +6255,7 @@
         </w:tc>
         <w:tc>
           <w:tcPr>
-            <w:tcW w:w="559" w:type="dxa"/>
+            <w:tcW w:w="558" w:type="dxa"/>
             <w:tcBorders/>
           </w:tcPr>
           <w:p>
@@ -6565,15 +6268,7 @@
             </w:pPr>
             <w:r>
               <w:rPr/>
-              <w:t>(1</w:t>
-            </w:r>
-            <w:r>
-              <w:rPr/>
-              <w:t>9</w:t>
-            </w:r>
-            <w:r>
-              <w:rPr/>
-              <w:t>)</w:t>
+              <w:t>(19)</w:t>
             </w:r>
           </w:p>
         </w:tc>
@@ -6609,7 +6304,7 @@
       </w:tblPr>
       <w:tblGrid>
         <w:gridCol w:w="9641"/>
-        <w:gridCol w:w="559"/>
+        <w:gridCol w:w="558"/>
       </w:tblGrid>
       <w:tr>
         <w:trPr/>
@@ -6747,7 +6442,7 @@
         </w:tc>
         <w:tc>
           <w:tcPr>
-            <w:tcW w:w="559" w:type="dxa"/>
+            <w:tcW w:w="558" w:type="dxa"/>
             <w:tcBorders/>
           </w:tcPr>
           <w:p>
@@ -6760,15 +6455,7 @@
             </w:pPr>
             <w:r>
               <w:rPr/>
-              <w:t>(</w:t>
-            </w:r>
-            <w:r>
-              <w:rPr/>
-              <w:t>20</w:t>
-            </w:r>
-            <w:r>
-              <w:rPr/>
-              <w:t>)</w:t>
+              <w:t>(20)</w:t>
             </w:r>
           </w:p>
         </w:tc>
@@ -6835,19 +6522,7 @@
         <w:rPr>
           <w:color w:val="000000"/>
         </w:rPr>
-        <w:t>означает дивергенцию данного произведения. В нотации Фой</w:t>
-      </w:r>
-      <w:r>
-        <w:rPr>
-          <w:color w:val="000000"/>
-        </w:rPr>
-        <w:t>г</w:t>
-      </w:r>
-      <w:r>
-        <w:rPr>
-          <w:color w:val="000000"/>
-        </w:rPr>
-        <w:t>та данное выражение можно переписать в следующем виде:</w:t>
+        <w:t>означает дивергенцию данного произведения. В нотации Фойгта данное выражение можно переписать в следующем виде:</w:t>
       </w:r>
     </w:p>
     <w:tbl>
@@ -6865,7 +6540,7 @@
       </w:tblPr>
       <w:tblGrid>
         <w:gridCol w:w="9641"/>
-        <w:gridCol w:w="559"/>
+        <w:gridCol w:w="558"/>
       </w:tblGrid>
       <w:tr>
         <w:trPr/>
@@ -7003,7 +6678,7 @@
         </w:tc>
         <w:tc>
           <w:tcPr>
-            <w:tcW w:w="559" w:type="dxa"/>
+            <w:tcW w:w="558" w:type="dxa"/>
             <w:tcBorders/>
           </w:tcPr>
           <w:p>
@@ -7016,15 +6691,7 @@
             </w:pPr>
             <w:r>
               <w:rPr/>
-              <w:t>(</w:t>
-            </w:r>
-            <w:r>
-              <w:rPr/>
-              <w:t>21</w:t>
-            </w:r>
-            <w:r>
-              <w:rPr/>
-              <w:t>)</w:t>
+              <w:t>(21)</w:t>
             </w:r>
           </w:p>
         </w:tc>
@@ -7071,11 +6738,11 @@
           <w:color w:val="C9211E"/>
         </w:rPr>
       </w:pPr>
-      <w:bookmarkStart w:id="7" w:name="__RefHeading___Toc2671_1698462345"/>
-      <w:bookmarkEnd w:id="7"/>
-      <w:r>
-        <w:rPr/>
-        <w:t>Метод конечных элементов</w:t>
+      <w:bookmarkStart w:id="6" w:name="__RefHeading___Toc2671_1698462345"/>
+      <w:bookmarkEnd w:id="6"/>
+      <w:r>
+        <w:rPr/>
+        <w:t>Численный метод</w:t>
       </w:r>
     </w:p>
     <w:p>
@@ -7173,29 +6840,7 @@
           <w:sz w:val="24"/>
           <w:szCs w:val="24"/>
         </w:rPr>
-        <w:t xml:space="preserve">заданной области как композиции простых геометрических форм, которые называются конечными элементами </w:t>
-      </w:r>
-      <w:r>
-        <w:rPr>
-          <w:rFonts w:eastAsia="" w:cs="Times New Roman" w:eastAsiaTheme="minorEastAsia"/>
-          <w:bCs/>
-          <w:iCs/>
-          <w:color w:val="000000"/>
-          <w:sz w:val="24"/>
-          <w:szCs w:val="24"/>
-        </w:rPr>
-        <w:t>[2]</w:t>
-      </w:r>
-      <w:r>
-        <w:rPr>
-          <w:rFonts w:eastAsia="" w:cs="Times New Roman" w:eastAsiaTheme="minorEastAsia"/>
-          <w:bCs/>
-          <w:iCs/>
-          <w:color w:val="000000"/>
-          <w:sz w:val="24"/>
-          <w:szCs w:val="24"/>
-        </w:rPr>
-        <w:t>. Для данных элементов решение аппроксимируется как линейная комбинация некоторых функций которые называются функциями формы.</w:t>
+        <w:t>заданной области как композиции простых геометрических форм, которые называются конечными элементами [2]. Для данных элементов решение аппроксимируется как линейная комбинация некоторых функций которые называются функциями формы.</w:t>
       </w:r>
     </w:p>
     <w:p>
@@ -7231,14 +6876,14 @@
         </w:tblCellMar>
       </w:tblPr>
       <w:tblGrid>
-        <w:gridCol w:w="9638"/>
+        <w:gridCol w:w="9637"/>
         <w:gridCol w:w="562"/>
       </w:tblGrid>
       <w:tr>
         <w:trPr/>
         <w:tc>
           <w:tcPr>
-            <w:tcW w:w="9638" w:type="dxa"/>
+            <w:tcW w:w="9637" w:type="dxa"/>
             <w:tcBorders/>
           </w:tcPr>
           <w:p>
@@ -7406,15 +7051,7 @@
             </w:pPr>
             <w:r>
               <w:rPr/>
-              <w:t>(</w:t>
-            </w:r>
-            <w:r>
-              <w:rPr/>
-              <w:t>22</w:t>
-            </w:r>
-            <w:r>
-              <w:rPr/>
-              <w:t>)</w:t>
+              <w:t>(22)</w:t>
             </w:r>
           </w:p>
         </w:tc>
@@ -7453,14 +7090,14 @@
         </w:tblCellMar>
       </w:tblPr>
       <w:tblGrid>
-        <w:gridCol w:w="9638"/>
+        <w:gridCol w:w="9637"/>
         <w:gridCol w:w="562"/>
       </w:tblGrid>
       <w:tr>
         <w:trPr/>
         <w:tc>
           <w:tcPr>
-            <w:tcW w:w="9638" w:type="dxa"/>
+            <w:tcW w:w="9637" w:type="dxa"/>
             <w:tcBorders/>
           </w:tcPr>
           <w:p>
@@ -7663,15 +7300,7 @@
             </w:pPr>
             <w:r>
               <w:rPr/>
-              <w:t>(</w:t>
-            </w:r>
-            <w:r>
-              <w:rPr/>
-              <w:t>23</w:t>
-            </w:r>
-            <w:r>
-              <w:rPr/>
-              <w:t>)</w:t>
+              <w:t>(23)</w:t>
             </w:r>
           </w:p>
         </w:tc>
@@ -7693,47 +7322,7 @@
           <w:sz w:val="24"/>
           <w:szCs w:val="24"/>
         </w:rPr>
-        <w:t>Динамическое уравнение (</w:t>
-      </w:r>
-      <w:r>
-        <w:rPr>
-          <w:rFonts w:eastAsia="" w:cs="Times New Roman" w:eastAsiaTheme="minorEastAsia"/>
-          <w:bCs/>
-          <w:iCs/>
-          <w:sz w:val="24"/>
-          <w:szCs w:val="24"/>
-        </w:rPr>
-        <w:t>21</w:t>
-      </w:r>
-      <w:r>
-        <w:rPr>
-          <w:rFonts w:eastAsia="" w:cs="Times New Roman" w:eastAsiaTheme="minorEastAsia"/>
-          <w:bCs/>
-          <w:iCs/>
-          <w:sz w:val="24"/>
-          <w:szCs w:val="24"/>
-        </w:rPr>
-        <w:t>), может быть сведено к уравнению (</w:t>
-      </w:r>
-      <w:r>
-        <w:rPr>
-          <w:rFonts w:eastAsia="" w:cs="Times New Roman" w:eastAsiaTheme="minorEastAsia"/>
-          <w:bCs/>
-          <w:iCs/>
-          <w:sz w:val="24"/>
-          <w:szCs w:val="24"/>
-        </w:rPr>
-        <w:t>22</w:t>
-      </w:r>
-      <w:r>
-        <w:rPr>
-          <w:rFonts w:eastAsia="" w:cs="Times New Roman" w:eastAsiaTheme="minorEastAsia"/>
-          <w:bCs/>
-          <w:iCs/>
-          <w:sz w:val="24"/>
-          <w:szCs w:val="24"/>
-        </w:rPr>
-        <w:t xml:space="preserve">), откуда мы найдем </w:t>
+        <w:t xml:space="preserve">Динамическое уравнение (21), может быть сведено к уравнению (22), откуда мы найдем </w:t>
       </w:r>
       <w:r>
         <w:rPr/>
@@ -7768,7 +7357,7 @@
         </w:tblCellMar>
       </w:tblPr>
       <w:tblGrid>
-        <w:gridCol w:w="9638"/>
+        <w:gridCol w:w="9637"/>
         <w:gridCol w:w="562"/>
       </w:tblGrid>
       <w:tr>
@@ -7777,7 +7366,7 @@
         </w:trPr>
         <w:tc>
           <w:tcPr>
-            <w:tcW w:w="9638" w:type="dxa"/>
+            <w:tcW w:w="9637" w:type="dxa"/>
             <w:tcBorders/>
           </w:tcPr>
           <w:p>
@@ -7988,15 +7577,7 @@
             </w:pPr>
             <w:r>
               <w:rPr/>
-              <w:t>(</w:t>
-            </w:r>
-            <w:r>
-              <w:rPr/>
-              <w:t>24</w:t>
-            </w:r>
-            <w:r>
-              <w:rPr/>
-              <w:t>)</w:t>
+              <w:t>(24)</w:t>
             </w:r>
           </w:p>
         </w:tc>
@@ -8098,7 +7679,7 @@
         </w:tblCellMar>
       </w:tblPr>
       <w:tblGrid>
-        <w:gridCol w:w="9638"/>
+        <w:gridCol w:w="9637"/>
         <w:gridCol w:w="562"/>
       </w:tblGrid>
       <w:tr>
@@ -8107,7 +7688,7 @@
         </w:trPr>
         <w:tc>
           <w:tcPr>
-            <w:tcW w:w="9638" w:type="dxa"/>
+            <w:tcW w:w="9637" w:type="dxa"/>
             <w:tcBorders/>
           </w:tcPr>
           <w:p>
@@ -8250,15 +7831,7 @@
             </w:pPr>
             <w:r>
               <w:rPr/>
-              <w:t>(</w:t>
-            </w:r>
-            <w:r>
-              <w:rPr/>
-              <w:t>25</w:t>
-            </w:r>
-            <w:r>
-              <w:rPr/>
-              <w:t>)</w:t>
+              <w:t>(25)</w:t>
             </w:r>
           </w:p>
         </w:tc>
@@ -8280,27 +7853,7 @@
           <w:sz w:val="24"/>
           <w:szCs w:val="24"/>
         </w:rPr>
-        <w:t>Далее необходимо ввести конечно-элементную аппроксимацию. Для  этого рассмотрим тетраэдр</w:t>
-      </w:r>
-      <w:r>
-        <w:rPr>
-          <w:rFonts w:eastAsia="" w:cs="Times New Roman" w:eastAsiaTheme="minorEastAsia"/>
-          <w:bCs/>
-          <w:iCs/>
-          <w:sz w:val="24"/>
-          <w:szCs w:val="24"/>
-        </w:rPr>
-        <w:t>альный</w:t>
-      </w:r>
-      <w:r>
-        <w:rPr>
-          <w:rFonts w:eastAsia="" w:cs="Times New Roman" w:eastAsiaTheme="minorEastAsia"/>
-          <w:bCs/>
-          <w:iCs/>
-          <w:sz w:val="24"/>
-          <w:szCs w:val="24"/>
-        </w:rPr>
-        <w:t xml:space="preserve"> элемент и представим вектор перемещения в следующем виде:</w:t>
+        <w:t>Далее необходимо ввести конечно-элементную аппроксимацию. Для  этого рассмотрим тетраэдральный элемент и представим вектор перемещения в следующем виде:</w:t>
       </w:r>
     </w:p>
     <w:tbl>
@@ -8317,7 +7870,7 @@
         </w:tblCellMar>
       </w:tblPr>
       <w:tblGrid>
-        <w:gridCol w:w="9638"/>
+        <w:gridCol w:w="9637"/>
         <w:gridCol w:w="562"/>
       </w:tblGrid>
       <w:tr>
@@ -8326,7 +7879,7 @@
         </w:trPr>
         <w:tc>
           <w:tcPr>
-            <w:tcW w:w="9638" w:type="dxa"/>
+            <w:tcW w:w="9637" w:type="dxa"/>
             <w:tcBorders/>
           </w:tcPr>
           <w:p>
@@ -8491,15 +8044,7 @@
             </w:pPr>
             <w:r>
               <w:rPr/>
-              <w:t>(</w:t>
-            </w:r>
-            <w:r>
-              <w:rPr/>
-              <w:t>26</w:t>
-            </w:r>
-            <w:r>
-              <w:rPr/>
-              <w:t>)</w:t>
+              <w:t>(26)</w:t>
             </w:r>
           </w:p>
         </w:tc>
@@ -8530,7 +8075,7 @@
         </w:tblCellMar>
       </w:tblPr>
       <w:tblGrid>
-        <w:gridCol w:w="9638"/>
+        <w:gridCol w:w="9637"/>
         <w:gridCol w:w="562"/>
       </w:tblGrid>
       <w:tr>
@@ -8539,7 +8084,7 @@
         </w:trPr>
         <w:tc>
           <w:tcPr>
-            <w:tcW w:w="9638" w:type="dxa"/>
+            <w:tcW w:w="9637" w:type="dxa"/>
             <w:tcBorders/>
           </w:tcPr>
           <w:p>
@@ -8740,15 +8285,7 @@
             </w:pPr>
             <w:r>
               <w:rPr/>
-              <w:t>(</w:t>
-            </w:r>
-            <w:r>
-              <w:rPr/>
-              <w:t>27</w:t>
-            </w:r>
-            <w:r>
-              <w:rPr/>
-              <w:t>)</w:t>
+              <w:t>(27)</w:t>
             </w:r>
           </w:p>
         </w:tc>
@@ -8854,7 +8391,7 @@
         </w:tblCellMar>
       </w:tblPr>
       <w:tblGrid>
-        <w:gridCol w:w="10775"/>
+        <w:gridCol w:w="10774"/>
         <w:gridCol w:w="563"/>
       </w:tblGrid>
       <w:tr>
@@ -8863,7 +8400,7 @@
         </w:trPr>
         <w:tc>
           <w:tcPr>
-            <w:tcW w:w="10775" w:type="dxa"/>
+            <w:tcW w:w="10774" w:type="dxa"/>
             <w:tcBorders/>
           </w:tcPr>
           <w:p>
@@ -9252,15 +8789,7 @@
             </w:pPr>
             <w:r>
               <w:rPr/>
-              <w:t>(</w:t>
-            </w:r>
-            <w:r>
-              <w:rPr/>
-              <w:t>28</w:t>
-            </w:r>
-            <w:r>
-              <w:rPr/>
-              <w:t>)</w:t>
+              <w:t>(28)</w:t>
             </w:r>
           </w:p>
         </w:tc>
@@ -9403,7 +8932,7 @@
         </w:tblCellMar>
       </w:tblPr>
       <w:tblGrid>
-        <w:gridCol w:w="10775"/>
+        <w:gridCol w:w="10774"/>
         <w:gridCol w:w="563"/>
       </w:tblGrid>
       <w:tr>
@@ -9412,7 +8941,7 @@
         </w:trPr>
         <w:tc>
           <w:tcPr>
-            <w:tcW w:w="10775" w:type="dxa"/>
+            <w:tcW w:w="10774" w:type="dxa"/>
             <w:tcBorders/>
           </w:tcPr>
           <w:p>
@@ -10639,15 +10168,7 @@
             </w:pPr>
             <w:r>
               <w:rPr/>
-              <w:t>(</w:t>
-            </w:r>
-            <w:r>
-              <w:rPr/>
-              <w:t>29</w:t>
-            </w:r>
-            <w:r>
-              <w:rPr/>
-              <w:t>)</w:t>
+              <w:t>(29)</w:t>
             </w:r>
           </w:p>
         </w:tc>
@@ -10691,7 +10212,7 @@
         </w:tblCellMar>
       </w:tblPr>
       <w:tblGrid>
-        <w:gridCol w:w="9638"/>
+        <w:gridCol w:w="9637"/>
         <w:gridCol w:w="562"/>
       </w:tblGrid>
       <w:tr>
@@ -10700,7 +10221,7 @@
         </w:trPr>
         <w:tc>
           <w:tcPr>
-            <w:tcW w:w="9638" w:type="dxa"/>
+            <w:tcW w:w="9637" w:type="dxa"/>
             <w:tcBorders/>
           </w:tcPr>
           <w:p>
@@ -10985,15 +10506,7 @@
             </w:pPr>
             <w:r>
               <w:rPr/>
-              <w:t>(</w:t>
-            </w:r>
-            <w:r>
-              <w:rPr/>
-              <w:t>30</w:t>
-            </w:r>
-            <w:r>
-              <w:rPr/>
-              <w:t>)</w:t>
+              <w:t>(30)</w:t>
             </w:r>
           </w:p>
         </w:tc>
@@ -11415,15 +10928,7 @@
       </w:pPr>
       <w:r>
         <w:rPr/>
-        <w:t>Рассмотрим первое слагаемое в (</w:t>
-      </w:r>
-      <w:r>
-        <w:rPr/>
-        <w:t>25</w:t>
-      </w:r>
-      <w:r>
-        <w:rPr/>
-        <w:t xml:space="preserve">) и возьмем производную по </w:t>
+        <w:t xml:space="preserve">Рассмотрим первое слагаемое в (25) и возьмем производную по </w:t>
       </w:r>
       <w:r>
         <w:rPr/>
@@ -11489,7 +10994,7 @@
         </w:tblCellMar>
       </w:tblPr>
       <w:tblGrid>
-        <w:gridCol w:w="9638"/>
+        <w:gridCol w:w="9637"/>
         <w:gridCol w:w="562"/>
       </w:tblGrid>
       <w:tr>
@@ -11498,7 +11003,7 @@
         </w:trPr>
         <w:tc>
           <w:tcPr>
-            <w:tcW w:w="9638" w:type="dxa"/>
+            <w:tcW w:w="9637" w:type="dxa"/>
             <w:tcBorders/>
           </w:tcPr>
           <w:p>
@@ -12008,15 +11513,7 @@
             </w:pPr>
             <w:r>
               <w:rPr/>
-              <w:t>(</w:t>
-            </w:r>
-            <w:r>
-              <w:rPr/>
-              <w:t>31</w:t>
-            </w:r>
-            <w:r>
-              <w:rPr/>
-              <w:t>)</w:t>
+              <w:t>(31)</w:t>
             </w:r>
           </w:p>
         </w:tc>
@@ -12048,7 +11545,7 @@
         </w:tblCellMar>
       </w:tblPr>
       <w:tblGrid>
-        <w:gridCol w:w="9638"/>
+        <w:gridCol w:w="9637"/>
         <w:gridCol w:w="562"/>
       </w:tblGrid>
       <w:tr>
@@ -12057,7 +11554,7 @@
         </w:trPr>
         <w:tc>
           <w:tcPr>
-            <w:tcW w:w="9638" w:type="dxa"/>
+            <w:tcW w:w="9637" w:type="dxa"/>
             <w:tcBorders/>
           </w:tcPr>
           <w:p>
@@ -12192,15 +11689,7 @@
             </w:pPr>
             <w:r>
               <w:rPr/>
-              <w:t>(</w:t>
-            </w:r>
-            <w:r>
-              <w:rPr/>
-              <w:t>32</w:t>
-            </w:r>
-            <w:r>
-              <w:rPr/>
-              <w:t>)</w:t>
+              <w:t>(32)</w:t>
             </w:r>
           </w:p>
         </w:tc>
@@ -12216,15 +11705,7 @@
       </w:pPr>
       <w:r>
         <w:rPr/>
-        <w:t>Производная от второго слагаемого в (</w:t>
-      </w:r>
-      <w:r>
-        <w:rPr/>
-        <w:t>25</w:t>
-      </w:r>
-      <w:r>
-        <w:rPr/>
-        <w:t xml:space="preserve">) вычисляется тривиально </w:t>
+        <w:t xml:space="preserve">Производная от второго слагаемого в (25) вычисляется тривиально </w:t>
       </w:r>
     </w:p>
     <w:tbl>
@@ -12241,7 +11722,7 @@
         </w:tblCellMar>
       </w:tblPr>
       <w:tblGrid>
-        <w:gridCol w:w="9638"/>
+        <w:gridCol w:w="9637"/>
         <w:gridCol w:w="562"/>
       </w:tblGrid>
       <w:tr>
@@ -12250,7 +11731,7 @@
         </w:trPr>
         <w:tc>
           <w:tcPr>
-            <w:tcW w:w="9638" w:type="dxa"/>
+            <w:tcW w:w="9637" w:type="dxa"/>
             <w:tcBorders/>
           </w:tcPr>
           <w:p>
@@ -12489,15 +11970,7 @@
             </w:pPr>
             <w:r>
               <w:rPr/>
-              <w:t>(</w:t>
-            </w:r>
-            <w:r>
-              <w:rPr/>
-              <w:t>33</w:t>
-            </w:r>
-            <w:r>
-              <w:rPr/>
-              <w:t>)</w:t>
+              <w:t>(33)</w:t>
             </w:r>
           </w:p>
         </w:tc>
@@ -12567,7 +12040,7 @@
         </w:tblCellMar>
       </w:tblPr>
       <w:tblGrid>
-        <w:gridCol w:w="9638"/>
+        <w:gridCol w:w="9637"/>
         <w:gridCol w:w="562"/>
       </w:tblGrid>
       <w:tr>
@@ -12576,7 +12049,7 @@
         </w:trPr>
         <w:tc>
           <w:tcPr>
-            <w:tcW w:w="9638" w:type="dxa"/>
+            <w:tcW w:w="9637" w:type="dxa"/>
             <w:tcBorders/>
           </w:tcPr>
           <w:p>
@@ -12651,15 +12124,7 @@
             </w:pPr>
             <w:r>
               <w:rPr/>
-              <w:t>(</w:t>
-            </w:r>
-            <w:r>
-              <w:rPr/>
-              <w:t>34</w:t>
-            </w:r>
-            <w:r>
-              <w:rPr/>
-              <w:t>)</w:t>
+              <w:t>(34)</w:t>
             </w:r>
           </w:p>
         </w:tc>
@@ -12692,7 +12157,7 @@
         </w:tblCellMar>
       </w:tblPr>
       <w:tblGrid>
-        <w:gridCol w:w="9638"/>
+        <w:gridCol w:w="9637"/>
         <w:gridCol w:w="562"/>
       </w:tblGrid>
       <w:tr>
@@ -12701,7 +12166,7 @@
         </w:trPr>
         <w:tc>
           <w:tcPr>
-            <w:tcW w:w="9638" w:type="dxa"/>
+            <w:tcW w:w="9637" w:type="dxa"/>
             <w:tcBorders/>
           </w:tcPr>
           <w:p>
@@ -13127,15 +12592,7 @@
             </w:pPr>
             <w:r>
               <w:rPr/>
-              <w:t>(</w:t>
-            </w:r>
-            <w:r>
-              <w:rPr/>
-              <w:t>35</w:t>
-            </w:r>
-            <w:r>
-              <w:rPr/>
-              <w:t>)</w:t>
+              <w:t>(35)</w:t>
             </w:r>
           </w:p>
         </w:tc>
@@ -13168,7 +12625,7 @@
         </w:tblCellMar>
       </w:tblPr>
       <w:tblGrid>
-        <w:gridCol w:w="9638"/>
+        <w:gridCol w:w="9637"/>
         <w:gridCol w:w="562"/>
       </w:tblGrid>
       <w:tr>
@@ -13177,7 +12634,7 @@
         </w:trPr>
         <w:tc>
           <w:tcPr>
-            <w:tcW w:w="9638" w:type="dxa"/>
+            <w:tcW w:w="9637" w:type="dxa"/>
             <w:tcBorders/>
           </w:tcPr>
           <w:p>
@@ -13260,181 +12717,195 @@
                   <m:sub/>
                   <m:sup/>
                   <m:e>
-                    <m:sSubSup>
+                    <m:d>
+                      <m:dPr>
+                        <m:begChr m:val="("/>
+                        <m:endChr m:val=")"/>
+                      </m:dPr>
                       <m:e>
+                        <m:sSubSup>
+                          <m:e>
+                            <m:r>
+                              <w:rPr>
+                                <w:rFonts w:ascii="Cambria Math" w:hAnsi="Cambria Math"/>
+                              </w:rPr>
+                              <m:t xml:space="preserve">ε</m:t>
+                            </m:r>
+                          </m:e>
+                          <m:sub>
+                            <m:r>
+                              <w:rPr>
+                                <w:rFonts w:ascii="Cambria Math" w:hAnsi="Cambria Math"/>
+                              </w:rPr>
+                              <m:t xml:space="preserve">α</m:t>
+                            </m:r>
+                            <m:r>
+                              <w:rPr>
+                                <w:rFonts w:ascii="Cambria Math" w:hAnsi="Cambria Math"/>
+                              </w:rPr>
+                              <m:t xml:space="preserve">,</m:t>
+                            </m:r>
+                            <m:r>
+                              <w:rPr>
+                                <w:rFonts w:ascii="Cambria Math" w:hAnsi="Cambria Math"/>
+                              </w:rPr>
+                              <m:t xml:space="preserve">i</m:t>
+                            </m:r>
+                          </m:sub>
+                          <m:sup>
+                            <m:r>
+                              <w:rPr>
+                                <w:rFonts w:ascii="Cambria Math" w:hAnsi="Cambria Math"/>
+                              </w:rPr>
+                              <m:t xml:space="preserve">T</m:t>
+                            </m:r>
+                          </m:sup>
+                        </m:sSubSup>
                         <m:r>
                           <w:rPr>
                             <w:rFonts w:ascii="Cambria Math" w:hAnsi="Cambria Math"/>
                           </w:rPr>
-                          <m:t xml:space="preserve">ε</m:t>
+                          <m:t xml:space="preserve">⋅</m:t>
                         </m:r>
-                      </m:e>
-                      <m:sub>
+                        <m:sSub>
+                          <m:e>
+                            <m:r>
+                              <w:rPr>
+                                <w:rFonts w:ascii="Cambria Math" w:hAnsi="Cambria Math"/>
+                              </w:rPr>
+                              <m:t xml:space="preserve">C</m:t>
+                            </m:r>
+                          </m:e>
+                          <m:sub>
+                            <m:r>
+                              <w:rPr>
+                                <w:rFonts w:ascii="Cambria Math" w:hAnsi="Cambria Math"/>
+                              </w:rPr>
+                              <m:t xml:space="preserve">α</m:t>
+                            </m:r>
+                            <m:r>
+                              <w:rPr>
+                                <w:rFonts w:ascii="Cambria Math" w:hAnsi="Cambria Math"/>
+                              </w:rPr>
+                              <m:t xml:space="preserve">β</m:t>
+                            </m:r>
+                          </m:sub>
+                        </m:sSub>
                         <m:r>
                           <w:rPr>
                             <w:rFonts w:ascii="Cambria Math" w:hAnsi="Cambria Math"/>
                           </w:rPr>
-                          <m:t xml:space="preserve">α</m:t>
+                          <m:t xml:space="preserve">⋅</m:t>
+                        </m:r>
+                        <m:sSub>
+                          <m:e>
+                            <m:r>
+                              <w:rPr>
+                                <w:rFonts w:ascii="Cambria Math" w:hAnsi="Cambria Math"/>
+                              </w:rPr>
+                              <m:t xml:space="preserve">ε</m:t>
+                            </m:r>
+                          </m:e>
+                          <m:sub>
+                            <m:r>
+                              <w:rPr>
+                                <w:rFonts w:ascii="Cambria Math" w:hAnsi="Cambria Math"/>
+                              </w:rPr>
+                              <m:t xml:space="preserve">β</m:t>
+                            </m:r>
+                          </m:sub>
+                        </m:sSub>
+                        <m:r>
+                          <w:rPr>
+                            <w:rFonts w:ascii="Cambria Math" w:hAnsi="Cambria Math"/>
+                          </w:rPr>
+                          <m:t xml:space="preserve">+</m:t>
+                        </m:r>
+                        <m:sSub>
+                          <m:e>
+                            <m:acc>
+                              <m:accPr>
+                                <m:chr m:val="⃗"/>
+                              </m:accPr>
+                              <m:e>
+                                <m:r>
+                                  <w:rPr>
+                                    <w:rFonts w:ascii="Cambria Math" w:hAnsi="Cambria Math"/>
+                                  </w:rPr>
+                                  <m:t xml:space="preserve">u</m:t>
+                                </m:r>
+                              </m:e>
+                            </m:acc>
+                          </m:e>
+                          <m:sub>
+                            <m:r>
+                              <w:rPr>
+                                <w:rFonts w:ascii="Cambria Math" w:hAnsi="Cambria Math"/>
+                              </w:rPr>
+                              <m:t xml:space="preserve">,</m:t>
+                            </m:r>
+                            <m:r>
+                              <w:rPr>
+                                <w:rFonts w:ascii="Cambria Math" w:hAnsi="Cambria Math"/>
+                              </w:rPr>
+                              <m:t xml:space="preserve">i</m:t>
+                            </m:r>
+                          </m:sub>
+                        </m:sSub>
+                        <m:r>
+                          <w:rPr>
+                            <w:rFonts w:ascii="Cambria Math" w:hAnsi="Cambria Math"/>
+                          </w:rPr>
+                          <m:t xml:space="preserve">⋅</m:t>
                         </m:r>
                         <m:r>
                           <w:rPr>
                             <w:rFonts w:ascii="Cambria Math" w:hAnsi="Cambria Math"/>
                           </w:rPr>
-                          <m:t xml:space="preserve">,</m:t>
+                          <m:t xml:space="preserve">ρ</m:t>
                         </m:r>
-                        <m:r>
-                          <w:rPr>
-                            <w:rFonts w:ascii="Cambria Math" w:hAnsi="Cambria Math"/>
-                          </w:rPr>
-                          <m:t xml:space="preserve">i</m:t>
-                        </m:r>
-                      </m:sub>
-                      <m:sup>
-                        <m:r>
-                          <w:rPr>
-                            <w:rFonts w:ascii="Cambria Math" w:hAnsi="Cambria Math"/>
-                          </w:rPr>
-                          <m:t xml:space="preserve">T</m:t>
-                        </m:r>
-                      </m:sup>
-                    </m:sSubSup>
-                  </m:e>
-                </m:nary>
-                <m:r>
-                  <w:rPr>
-                    <w:rFonts w:ascii="Cambria Math" w:hAnsi="Cambria Math"/>
-                  </w:rPr>
-                  <m:t xml:space="preserve">⋅</m:t>
-                </m:r>
-                <m:sSub>
-                  <m:e>
-                    <m:r>
-                      <w:rPr>
-                        <w:rFonts w:ascii="Cambria Math" w:hAnsi="Cambria Math"/>
-                      </w:rPr>
-                      <m:t xml:space="preserve">C</m:t>
-                    </m:r>
-                  </m:e>
-                  <m:sub>
-                    <m:r>
-                      <w:rPr>
-                        <w:rFonts w:ascii="Cambria Math" w:hAnsi="Cambria Math"/>
-                      </w:rPr>
-                      <m:t xml:space="preserve">α</m:t>
-                    </m:r>
-                    <m:r>
-                      <w:rPr>
-                        <w:rFonts w:ascii="Cambria Math" w:hAnsi="Cambria Math"/>
-                      </w:rPr>
-                      <m:t xml:space="preserve">β</m:t>
-                    </m:r>
-                  </m:sub>
-                </m:sSub>
-                <m:r>
-                  <w:rPr>
-                    <w:rFonts w:ascii="Cambria Math" w:hAnsi="Cambria Math"/>
-                  </w:rPr>
-                  <m:t xml:space="preserve">⋅</m:t>
-                </m:r>
-                <m:sSub>
-                  <m:e>
-                    <m:r>
-                      <w:rPr>
-                        <w:rFonts w:ascii="Cambria Math" w:hAnsi="Cambria Math"/>
-                      </w:rPr>
-                      <m:t xml:space="preserve">ε</m:t>
-                    </m:r>
-                  </m:e>
-                  <m:sub>
-                    <m:r>
-                      <w:rPr>
-                        <w:rFonts w:ascii="Cambria Math" w:hAnsi="Cambria Math"/>
-                      </w:rPr>
-                      <m:t xml:space="preserve">β</m:t>
-                    </m:r>
-                  </m:sub>
-                </m:sSub>
-                <m:r>
-                  <w:rPr>
-                    <w:rFonts w:ascii="Cambria Math" w:hAnsi="Cambria Math"/>
-                  </w:rPr>
-                  <m:t xml:space="preserve">+</m:t>
-                </m:r>
-                <m:sSub>
-                  <m:e>
-                    <m:acc>
-                      <m:accPr>
-                        <m:chr m:val="⃗"/>
-                      </m:accPr>
-                      <m:e>
-                        <m:r>
-                          <w:rPr>
-                            <w:rFonts w:ascii="Cambria Math" w:hAnsi="Cambria Math"/>
-                          </w:rPr>
-                          <m:t xml:space="preserve">u</m:t>
-                        </m:r>
-                      </m:e>
-                    </m:acc>
-                  </m:e>
-                  <m:sub>
-                    <m:r>
-                      <w:rPr>
-                        <w:rFonts w:ascii="Cambria Math" w:hAnsi="Cambria Math"/>
-                      </w:rPr>
-                      <m:t xml:space="preserve">,</m:t>
-                    </m:r>
-                    <m:r>
-                      <w:rPr>
-                        <w:rFonts w:ascii="Cambria Math" w:hAnsi="Cambria Math"/>
-                      </w:rPr>
-                      <m:t xml:space="preserve">i</m:t>
-                    </m:r>
-                  </m:sub>
-                </m:sSub>
-                <m:r>
-                  <w:rPr>
-                    <w:rFonts w:ascii="Cambria Math" w:hAnsi="Cambria Math"/>
-                  </w:rPr>
-                  <m:t xml:space="preserve">⋅</m:t>
-                </m:r>
-                <m:r>
-                  <w:rPr>
-                    <w:rFonts w:ascii="Cambria Math" w:hAnsi="Cambria Math"/>
-                  </w:rPr>
-                  <m:t xml:space="preserve">ρ</m:t>
-                </m:r>
-                <m:sSub>
-                  <m:e>
-                    <m:acc>
-                      <m:accPr>
-                        <m:chr m:val="¨"/>
-                      </m:accPr>
-                      <m:e>
-                        <m:acc>
-                          <m:accPr>
-                            <m:chr m:val="⃗"/>
-                          </m:accPr>
+                        <m:sSub>
                           <m:e>
+                            <m:acc>
+                              <m:accPr>
+                                <m:chr m:val="¨"/>
+                              </m:accPr>
+                              <m:e>
+                                <m:acc>
+                                  <m:accPr>
+                                    <m:chr m:val="⃗"/>
+                                  </m:accPr>
+                                  <m:e>
+                                    <m:r>
+                                      <w:rPr>
+                                        <w:rFonts w:ascii="Cambria Math" w:hAnsi="Cambria Math"/>
+                                      </w:rPr>
+                                      <m:t xml:space="preserve">u</m:t>
+                                    </m:r>
+                                  </m:e>
+                                </m:acc>
+                              </m:e>
+                            </m:acc>
+                          </m:e>
+                          <m:sub>
                             <m:r>
                               <w:rPr>
                                 <w:rFonts w:ascii="Cambria Math" w:hAnsi="Cambria Math"/>
                               </w:rPr>
-                              <m:t xml:space="preserve">u</m:t>
+                              <m:t xml:space="preserve">α</m:t>
                             </m:r>
-                          </m:e>
-                        </m:acc>
+                          </m:sub>
+                        </m:sSub>
                       </m:e>
-                    </m:acc>
+                    </m:d>
                   </m:e>
-                  <m:sub>
-                    <m:r>
-                      <w:rPr>
-                        <w:rFonts w:ascii="Cambria Math" w:hAnsi="Cambria Math"/>
-                      </w:rPr>
-                      <m:t xml:space="preserve">α</m:t>
-                    </m:r>
-                  </m:sub>
-                </m:sSub>
+                </m:nary>
+                <m:r>
+                  <w:rPr>
+                    <w:rFonts w:ascii="Cambria Math" w:hAnsi="Cambria Math"/>
+                  </w:rPr>
+                  <m:t xml:space="preserve">dV</m:t>
+                </m:r>
               </m:oMath>
             </m:oMathPara>
           </w:p>
@@ -13454,15 +12925,7 @@
             </w:pPr>
             <w:r>
               <w:rPr/>
-              <w:t>(</w:t>
-            </w:r>
-            <w:r>
-              <w:rPr/>
-              <w:t>36</w:t>
-            </w:r>
-            <w:r>
-              <w:rPr/>
-              <w:t>)</w:t>
+              <w:t>(36)</w:t>
             </w:r>
           </w:p>
         </w:tc>
@@ -13495,7 +12958,7 @@
         </w:tblCellMar>
       </w:tblPr>
       <w:tblGrid>
-        <w:gridCol w:w="9638"/>
+        <w:gridCol w:w="9637"/>
         <w:gridCol w:w="562"/>
       </w:tblGrid>
       <w:tr>
@@ -13504,7 +12967,7 @@
         </w:trPr>
         <w:tc>
           <w:tcPr>
-            <w:tcW w:w="9638" w:type="dxa"/>
+            <w:tcW w:w="9637" w:type="dxa"/>
             <w:tcBorders/>
           </w:tcPr>
           <w:p>
@@ -13685,15 +13148,7 @@
             </w:pPr>
             <w:r>
               <w:rPr/>
-              <w:t>(</w:t>
-            </w:r>
-            <w:r>
-              <w:rPr/>
-              <w:t>37</w:t>
-            </w:r>
-            <w:r>
-              <w:rPr/>
-              <w:t>)</w:t>
+              <w:t>(37)</w:t>
             </w:r>
           </w:p>
         </w:tc>
@@ -13726,7 +13181,7 @@
         </w:tblCellMar>
       </w:tblPr>
       <w:tblGrid>
-        <w:gridCol w:w="9638"/>
+        <w:gridCol w:w="9637"/>
         <w:gridCol w:w="562"/>
       </w:tblGrid>
       <w:tr>
@@ -13735,7 +13190,7 @@
         </w:trPr>
         <w:tc>
           <w:tcPr>
-            <w:tcW w:w="9638" w:type="dxa"/>
+            <w:tcW w:w="9637" w:type="dxa"/>
             <w:tcBorders/>
           </w:tcPr>
           <w:p>
@@ -14420,15 +13875,7 @@
             </w:pPr>
             <w:r>
               <w:rPr/>
-              <w:t>(</w:t>
-            </w:r>
-            <w:r>
-              <w:rPr/>
-              <w:t>38</w:t>
-            </w:r>
-            <w:r>
-              <w:rPr/>
-              <w:t>)</w:t>
+              <w:t>(38)</w:t>
             </w:r>
           </w:p>
         </w:tc>
@@ -14461,7 +13908,7 @@
         </w:tblCellMar>
       </w:tblPr>
       <w:tblGrid>
-        <w:gridCol w:w="9638"/>
+        <w:gridCol w:w="9637"/>
         <w:gridCol w:w="562"/>
       </w:tblGrid>
       <w:tr>
@@ -14470,7 +13917,7 @@
         </w:trPr>
         <w:tc>
           <w:tcPr>
-            <w:tcW w:w="9638" w:type="dxa"/>
+            <w:tcW w:w="9637" w:type="dxa"/>
             <w:tcBorders/>
           </w:tcPr>
           <w:p>
@@ -14787,15 +14234,7 @@
             </w:pPr>
             <w:r>
               <w:rPr/>
-              <w:t>(</w:t>
-            </w:r>
-            <w:r>
-              <w:rPr/>
-              <w:t>39</w:t>
-            </w:r>
-            <w:r>
-              <w:rPr/>
-              <w:t>)</w:t>
+              <w:t>(39)</w:t>
             </w:r>
           </w:p>
         </w:tc>
@@ -14877,7 +14316,7 @@
         </w:tblCellMar>
       </w:tblPr>
       <w:tblGrid>
-        <w:gridCol w:w="9638"/>
+        <w:gridCol w:w="9637"/>
         <w:gridCol w:w="562"/>
       </w:tblGrid>
       <w:tr>
@@ -14886,7 +14325,7 @@
         </w:trPr>
         <w:tc>
           <w:tcPr>
-            <w:tcW w:w="9638" w:type="dxa"/>
+            <w:tcW w:w="9637" w:type="dxa"/>
             <w:tcBorders/>
           </w:tcPr>
           <w:p>
@@ -14997,15 +14436,7 @@
             </w:pPr>
             <w:r>
               <w:rPr/>
-              <w:t>(</w:t>
-            </w:r>
-            <w:r>
-              <w:rPr/>
-              <w:t>40</w:t>
-            </w:r>
-            <w:r>
-              <w:rPr/>
-              <w:t>)</w:t>
+              <w:t>(40)</w:t>
             </w:r>
           </w:p>
         </w:tc>
@@ -15050,7 +14481,7 @@
         </w:tblCellMar>
       </w:tblPr>
       <w:tblGrid>
-        <w:gridCol w:w="9638"/>
+        <w:gridCol w:w="9637"/>
         <w:gridCol w:w="562"/>
       </w:tblGrid>
       <w:tr>
@@ -15059,7 +14490,7 @@
         </w:trPr>
         <w:tc>
           <w:tcPr>
-            <w:tcW w:w="9638" w:type="dxa"/>
+            <w:tcW w:w="9637" w:type="dxa"/>
             <w:tcBorders/>
           </w:tcPr>
           <w:p>
@@ -15165,15 +14596,7 @@
             </w:pPr>
             <w:r>
               <w:rPr/>
-              <w:t>(</w:t>
-            </w:r>
-            <w:r>
-              <w:rPr/>
-              <w:t>41</w:t>
-            </w:r>
-            <w:r>
-              <w:rPr/>
-              <w:t>)</w:t>
+              <w:t>(41)</w:t>
             </w:r>
           </w:p>
         </w:tc>
@@ -15204,7 +14627,7 @@
         </w:tblCellMar>
       </w:tblPr>
       <w:tblGrid>
-        <w:gridCol w:w="9638"/>
+        <w:gridCol w:w="9637"/>
         <w:gridCol w:w="562"/>
       </w:tblGrid>
       <w:tr>
@@ -15213,7 +14636,7 @@
         </w:trPr>
         <w:tc>
           <w:tcPr>
-            <w:tcW w:w="9638" w:type="dxa"/>
+            <w:tcW w:w="9637" w:type="dxa"/>
             <w:tcBorders/>
           </w:tcPr>
           <w:p>
@@ -15362,15 +14785,7 @@
             </w:pPr>
             <w:r>
               <w:rPr/>
-              <w:t>(</w:t>
-            </w:r>
-            <w:r>
-              <w:rPr/>
-              <w:t>42</w:t>
-            </w:r>
-            <w:r>
-              <w:rPr/>
-              <w:t>)</w:t>
+              <w:t>(42)</w:t>
             </w:r>
           </w:p>
         </w:tc>
@@ -15427,7 +14842,7 @@
         </w:tblCellMar>
       </w:tblPr>
       <w:tblGrid>
-        <w:gridCol w:w="9638"/>
+        <w:gridCol w:w="9637"/>
         <w:gridCol w:w="562"/>
       </w:tblGrid>
       <w:tr>
@@ -15436,7 +14851,7 @@
         </w:trPr>
         <w:tc>
           <w:tcPr>
-            <w:tcW w:w="9638" w:type="dxa"/>
+            <w:tcW w:w="9637" w:type="dxa"/>
             <w:tcBorders/>
           </w:tcPr>
           <w:p>
@@ -15674,15 +15089,7 @@
             </w:pPr>
             <w:r>
               <w:rPr/>
-              <w:t>(</w:t>
-            </w:r>
-            <w:r>
-              <w:rPr/>
-              <w:t>43</w:t>
-            </w:r>
-            <w:r>
-              <w:rPr/>
-              <w:t>)</w:t>
+              <w:t>(43)</w:t>
             </w:r>
           </w:p>
         </w:tc>
@@ -15715,7 +15122,7 @@
         </w:tblCellMar>
       </w:tblPr>
       <w:tblGrid>
-        <w:gridCol w:w="9638"/>
+        <w:gridCol w:w="9637"/>
         <w:gridCol w:w="562"/>
       </w:tblGrid>
       <w:tr>
@@ -15724,7 +15131,7 @@
         </w:trPr>
         <w:tc>
           <w:tcPr>
-            <w:tcW w:w="9638" w:type="dxa"/>
+            <w:tcW w:w="9637" w:type="dxa"/>
             <w:tcBorders/>
           </w:tcPr>
           <w:p>
@@ -15956,15 +15363,7 @@
             </w:pPr>
             <w:r>
               <w:rPr/>
-              <w:t>(</w:t>
-            </w:r>
-            <w:r>
-              <w:rPr/>
-              <w:t>44</w:t>
-            </w:r>
-            <w:r>
-              <w:rPr/>
-              <w:t>)</w:t>
+              <w:t>(44)</w:t>
             </w:r>
           </w:p>
         </w:tc>
@@ -16031,7 +15430,7 @@
       </w:tblPr>
       <w:tblGrid>
         <w:gridCol w:w="9638"/>
-        <w:gridCol w:w="512"/>
+        <w:gridCol w:w="511"/>
       </w:tblGrid>
       <w:tr>
         <w:trPr>
@@ -16126,7 +15525,7 @@
         </w:tc>
         <w:tc>
           <w:tcPr>
-            <w:tcW w:w="512" w:type="dxa"/>
+            <w:tcW w:w="511" w:type="dxa"/>
             <w:tcBorders/>
           </w:tcPr>
           <w:p>
@@ -16139,15 +15538,7 @@
             </w:pPr>
             <w:r>
               <w:rPr/>
-              <w:t>(</w:t>
-            </w:r>
-            <w:r>
-              <w:rPr/>
-              <w:t>45</w:t>
-            </w:r>
-            <w:r>
-              <w:rPr/>
-              <w:t>)</w:t>
+              <w:t>(45)</w:t>
             </w:r>
           </w:p>
         </w:tc>
@@ -16698,7 +16089,7 @@
       </w:tblPr>
       <w:tblGrid>
         <w:gridCol w:w="9633"/>
-        <w:gridCol w:w="517"/>
+        <w:gridCol w:w="516"/>
       </w:tblGrid>
       <w:tr>
         <w:trPr>
@@ -17354,7 +16745,7 @@
         </w:tc>
         <w:tc>
           <w:tcPr>
-            <w:tcW w:w="517" w:type="dxa"/>
+            <w:tcW w:w="516" w:type="dxa"/>
             <w:tcBorders/>
           </w:tcPr>
           <w:p>
@@ -17391,15 +16782,7 @@
             </w:pPr>
             <w:r>
               <w:rPr/>
-              <w:t>(</w:t>
-            </w:r>
-            <w:r>
-              <w:rPr/>
-              <w:t>47</w:t>
-            </w:r>
-            <w:r>
-              <w:rPr/>
-              <w:t>)</w:t>
+              <w:t>(47)</w:t>
             </w:r>
           </w:p>
         </w:tc>
@@ -17480,7 +16863,7 @@
       </w:tblPr>
       <w:tblGrid>
         <w:gridCol w:w="9641"/>
-        <w:gridCol w:w="559"/>
+        <w:gridCol w:w="558"/>
       </w:tblGrid>
       <w:tr>
         <w:trPr>
@@ -17707,7 +17090,7 @@
         </w:tc>
         <w:tc>
           <w:tcPr>
-            <w:tcW w:w="559" w:type="dxa"/>
+            <w:tcW w:w="558" w:type="dxa"/>
             <w:tcBorders/>
           </w:tcPr>
           <w:p>
@@ -17732,15 +17115,7 @@
             </w:pPr>
             <w:r>
               <w:rPr/>
-              <w:t>(</w:t>
-            </w:r>
-            <w:r>
-              <w:rPr/>
-              <w:t>48</w:t>
-            </w:r>
-            <w:r>
-              <w:rPr/>
-              <w:t>)</w:t>
+              <w:t>(48)</w:t>
             </w:r>
           </w:p>
         </w:tc>
@@ -17841,7 +17216,7 @@
       </w:tblPr>
       <w:tblGrid>
         <w:gridCol w:w="9641"/>
-        <w:gridCol w:w="559"/>
+        <w:gridCol w:w="558"/>
       </w:tblGrid>
       <w:tr>
         <w:trPr>
@@ -17872,23 +17247,10 @@
                 <m:nary>
                   <m:naryPr>
                     <m:chr m:val="∫"/>
+                    <m:subHide m:val="1"/>
                     <m:supHide m:val="1"/>
                   </m:naryPr>
-                  <m:sub>
-                    <m:acc>
-                      <m:accPr>
-                        <m:chr m:val="^"/>
-                      </m:accPr>
-                      <m:e>
-                        <m:r>
-                          <w:rPr>
-                            <w:rFonts w:ascii="Cambria Math" w:hAnsi="Cambria Math"/>
-                          </w:rPr>
-                          <m:t xml:space="preserve">V</m:t>
-                        </m:r>
-                      </m:e>
-                    </m:acc>
-                  </m:sub>
+                  <m:sub/>
                   <m:sup/>
                   <m:e>
                     <m:r>
@@ -17989,23 +17351,10 @@
                     <m:nary>
                       <m:naryPr>
                         <m:chr m:val="∫"/>
+                        <m:subHide m:val="1"/>
                         <m:supHide m:val="1"/>
                       </m:naryPr>
-                      <m:sub>
-                        <m:acc>
-                          <m:accPr>
-                            <m:chr m:val="^"/>
-                          </m:accPr>
-                          <m:e>
-                            <m:r>
-                              <w:rPr>
-                                <w:rFonts w:ascii="Cambria Math" w:hAnsi="Cambria Math"/>
-                              </w:rPr>
-                              <m:t xml:space="preserve">V</m:t>
-                            </m:r>
-                          </m:e>
-                        </m:acc>
-                      </m:sub>
+                      <m:sub/>
                       <m:sup/>
                       <m:e>
                         <m:sSup>
@@ -18096,7 +17445,7 @@
         </w:tc>
         <w:tc>
           <w:tcPr>
-            <w:tcW w:w="559" w:type="dxa"/>
+            <w:tcW w:w="558" w:type="dxa"/>
             <w:tcBorders/>
           </w:tcPr>
           <w:p>
@@ -18121,15 +17470,7 @@
             </w:pPr>
             <w:r>
               <w:rPr/>
-              <w:t>(</w:t>
-            </w:r>
-            <w:r>
-              <w:rPr/>
-              <w:t>49</w:t>
-            </w:r>
-            <w:r>
-              <w:rPr/>
-              <w:t>)</w:t>
+              <w:t>(49)</w:t>
             </w:r>
           </w:p>
         </w:tc>
@@ -18163,7 +17504,7 @@
       </w:tblPr>
       <w:tblGrid>
         <w:gridCol w:w="9641"/>
-        <w:gridCol w:w="559"/>
+        <w:gridCol w:w="558"/>
       </w:tblGrid>
       <w:tr>
         <w:trPr>
@@ -18193,28 +17534,10 @@
                 <m:nary>
                   <m:naryPr>
                     <m:chr m:val="∫"/>
+                    <m:subHide m:val="1"/>
                     <m:supHide m:val="1"/>
                   </m:naryPr>
-                  <m:sub>
-                    <m:sSup>
-                      <m:e>
-                        <m:r>
-                          <w:rPr>
-                            <w:rFonts w:ascii="Cambria Math" w:hAnsi="Cambria Math"/>
-                          </w:rPr>
-                          <m:t xml:space="preserve">V</m:t>
-                        </m:r>
-                      </m:e>
-                      <m:sup>
-                        <m:r>
-                          <w:rPr>
-                            <w:rFonts w:ascii="Cambria Math" w:hAnsi="Cambria Math"/>
-                          </w:rPr>
-                          <m:t xml:space="preserve">e</m:t>
-                        </m:r>
-                      </m:sup>
-                    </m:sSup>
-                  </m:sub>
+                  <m:sub/>
                   <m:sup/>
                   <m:e>
                     <m:sSub>
@@ -18282,23 +17605,10 @@
                 <m:nary>
                   <m:naryPr>
                     <m:chr m:val="∫"/>
+                    <m:subHide m:val="1"/>
                     <m:supHide m:val="1"/>
                   </m:naryPr>
-                  <m:sub>
-                    <m:acc>
-                      <m:accPr>
-                        <m:chr m:val="^"/>
-                      </m:accPr>
-                      <m:e>
-                        <m:r>
-                          <w:rPr>
-                            <w:rFonts w:ascii="Cambria Math" w:hAnsi="Cambria Math"/>
-                          </w:rPr>
-                          <m:t xml:space="preserve">V</m:t>
-                        </m:r>
-                      </m:e>
-                    </m:acc>
-                  </m:sub>
+                  <m:sub/>
                   <m:sup/>
                   <m:e>
                     <m:acc>
@@ -18603,7 +17913,7 @@
         </w:tc>
         <w:tc>
           <w:tcPr>
-            <w:tcW w:w="559" w:type="dxa"/>
+            <w:tcW w:w="558" w:type="dxa"/>
             <w:tcBorders/>
           </w:tcPr>
           <w:p>
@@ -18628,15 +17938,7 @@
             </w:pPr>
             <w:r>
               <w:rPr/>
-              <w:t>(</w:t>
-            </w:r>
-            <w:r>
-              <w:rPr/>
-              <w:t>50</w:t>
-            </w:r>
-            <w:r>
-              <w:rPr/>
-              <w:t>)</w:t>
+              <w:t>(50)</w:t>
             </w:r>
           </w:p>
         </w:tc>
@@ -18748,23 +18050,7 @@
       </m:oMath>
       <w:r>
         <w:rPr/>
-        <w:t xml:space="preserve">. Тогда </w:t>
-      </w:r>
-      <w:r>
-        <w:rPr/>
-        <w:t>а</w:t>
-      </w:r>
-      <w:r>
-        <w:rPr/>
-        <w:t xml:space="preserve">налогично матрице масс данные интегралы можно </w:t>
-      </w:r>
-      <w:r>
-        <w:rPr/>
-        <w:t>с</w:t>
-      </w:r>
-      <w:r>
-        <w:rPr/>
-        <w:t>читать в референсном элементе</w:t>
+        <w:t>. Тогда аналогично матрице масс данные интегралы можно считать в референсном элементе</w:t>
       </w:r>
     </w:p>
     <w:tbl>
@@ -18782,7 +18068,7 @@
       </w:tblPr>
       <w:tblGrid>
         <w:gridCol w:w="9641"/>
-        <w:gridCol w:w="559"/>
+        <w:gridCol w:w="558"/>
       </w:tblGrid>
       <w:tr>
         <w:trPr>
@@ -18812,28 +18098,10 @@
                 <m:nary>
                   <m:naryPr>
                     <m:chr m:val="∫"/>
+                    <m:subHide m:val="1"/>
                     <m:supHide m:val="1"/>
                   </m:naryPr>
-                  <m:sub>
-                    <m:sSup>
-                      <m:e>
-                        <m:r>
-                          <w:rPr>
-                            <w:rFonts w:ascii="Cambria Math" w:hAnsi="Cambria Math"/>
-                          </w:rPr>
-                          <m:t xml:space="preserve">V</m:t>
-                        </m:r>
-                      </m:e>
-                      <m:sup>
-                        <m:r>
-                          <w:rPr>
-                            <w:rFonts w:ascii="Cambria Math" w:hAnsi="Cambria Math"/>
-                          </w:rPr>
-                          <m:t xml:space="preserve">e</m:t>
-                        </m:r>
-                      </m:sup>
-                    </m:sSup>
-                  </m:sub>
+                  <m:sub/>
                   <m:sup/>
                   <m:e>
                     <m:d>
@@ -18947,23 +18215,10 @@
                 <m:nary>
                   <m:naryPr>
                     <m:chr m:val="∫"/>
+                    <m:subHide m:val="1"/>
                     <m:supHide m:val="1"/>
                   </m:naryPr>
-                  <m:sub>
-                    <m:acc>
-                      <m:accPr>
-                        <m:chr m:val="^"/>
-                      </m:accPr>
-                      <m:e>
-                        <m:r>
-                          <w:rPr>
-                            <w:rFonts w:ascii="Cambria Math" w:hAnsi="Cambria Math"/>
-                          </w:rPr>
-                          <m:t xml:space="preserve">V</m:t>
-                        </m:r>
-                      </m:e>
-                    </m:acc>
-                  </m:sub>
+                  <m:sub/>
                   <m:sup/>
                   <m:e>
                     <m:d>
@@ -19189,7 +18444,7 @@
         </w:tc>
         <w:tc>
           <w:tcPr>
-            <w:tcW w:w="559" w:type="dxa"/>
+            <w:tcW w:w="558" w:type="dxa"/>
             <w:tcBorders/>
           </w:tcPr>
           <w:p>
@@ -19202,15 +18457,7 @@
             </w:pPr>
             <w:r>
               <w:rPr/>
-              <w:t>(</w:t>
-            </w:r>
-            <w:r>
-              <w:rPr/>
-              <w:t>51</w:t>
-            </w:r>
-            <w:r>
-              <w:rPr/>
-              <w:t>)</w:t>
+              <w:t>(51)</w:t>
             </w:r>
           </w:p>
         </w:tc>
@@ -19247,11 +18494,11 @@
         <w:pStyle w:val="1"/>
         <w:rPr/>
       </w:pPr>
-      <w:bookmarkStart w:id="8" w:name="__RefHeading___Toc2846_1280676730"/>
-      <w:bookmarkEnd w:id="8"/>
-      <w:r>
-        <w:rPr/>
-        <w:t>Реализация</w:t>
+      <w:bookmarkStart w:id="7" w:name="__RefHeading___Toc2846_1280676730"/>
+      <w:bookmarkEnd w:id="7"/>
+      <w:r>
+        <w:rPr/>
+        <w:t>Программная реализация</w:t>
       </w:r>
     </w:p>
     <w:p>
@@ -19299,7 +18546,61 @@
           <w:sz w:val="24"/>
           <w:szCs w:val="24"/>
         </w:rPr>
-        <w:t>тетраэдр</w:t>
+        <w:t xml:space="preserve">тетраэдральные </w:t>
+      </w:r>
+      <w:r>
+        <w:rPr/>
+        <w:t>сетки для тел произвольной формы и обеспечивает экспорт необходимых данных в формат, удобный для загрузки в разработанный код. Внутри программы реализован загрузчик данных сетки: координат узлов, топологии элементов и информации о граничных условиях.</w:t>
+      </w:r>
+    </w:p>
+    <w:p>
+      <w:pPr>
+        <w:pStyle w:val="Style21"/>
+        <w:spacing w:lineRule="auto" w:line="360"/>
+        <w:ind w:left="0" w:right="0" w:firstLine="850"/>
+        <w:jc w:val="both"/>
+        <w:rPr/>
+      </w:pPr>
+      <w:r>
+        <w:rPr/>
+        <w:t>Генерация сетки осуществляется таким образом, чтобы обеспечить компромисс между точностью результатов и вычислительными затратами. Более мелкая сетка даёт более точные значения собственных частот и форм колебаний, но требует большего объёма памяти и времени для вычислений. В работе проводились тесты с различными размерами сетки для проверки сходимости метода.</w:t>
+      </w:r>
+    </w:p>
+    <w:p>
+      <w:pPr>
+        <w:pStyle w:val="Style21"/>
+        <w:spacing w:lineRule="auto" w:line="360"/>
+        <w:ind w:left="0" w:right="0" w:firstLine="850"/>
+        <w:jc w:val="both"/>
+        <w:rPr/>
+      </w:pPr>
+      <w:r>
+        <w:rPr/>
+        <w:t xml:space="preserve">Программа строится на основе двух ключевых объектов — </w:t>
+      </w:r>
+      <w:r>
+        <w:rPr>
+          <w:rStyle w:val="Style17"/>
+          <w:b w:val="false"/>
+          <w:bCs w:val="false"/>
+        </w:rPr>
+        <w:t>элемента</w:t>
+      </w:r>
+      <w:r>
+        <w:rPr/>
+        <w:t xml:space="preserve"> и </w:t>
+      </w:r>
+      <w:r>
+        <w:rPr>
+          <w:rStyle w:val="Style17"/>
+          <w:b w:val="false"/>
+          <w:bCs w:val="false"/>
+        </w:rPr>
+        <w:t>сетки</w:t>
+      </w:r>
+      <w:r>
+        <w:rPr/>
+        <w:t xml:space="preserve">. Каждый элемент представляет собой </w:t>
       </w:r>
       <w:r>
         <w:rPr>
@@ -19309,21 +18610,11 @@
           <w:sz w:val="24"/>
           <w:szCs w:val="24"/>
         </w:rPr>
-        <w:t>альны</w:t>
-      </w:r>
-      <w:r>
-        <w:rPr>
-          <w:rFonts w:eastAsia="" w:cs="Times New Roman" w:eastAsiaTheme="minorEastAsia"/>
-          <w:bCs/>
-          <w:iCs/>
-          <w:sz w:val="24"/>
-          <w:szCs w:val="24"/>
-        </w:rPr>
-        <w:t xml:space="preserve">е </w:t>
-      </w:r>
-      <w:r>
-        <w:rPr/>
-        <w:t>сетки для тел произвольной формы и обеспечивает экспорт необходимых данных в формат, удобный для загрузки в разработанный код. Внутри программы реализован загрузчик данных сетки: координат узлов, топологии элементов и информации о граничных условиях.</w:t>
+        <w:t>тетраэдральный</w:t>
+      </w:r>
+      <w:r>
+        <w:rPr/>
+        <w:t xml:space="preserve"> конечный элемент с линейными функциями формы. Он хранит информацию о своих узлах, материальных параметрах (модуль Юнга, коэффициент Пуассона или тензор упругости), плотности, а также локальных матрицах жёсткости и масс. Сетка, в свою очередь, содержит всю геометрию конструкции: массивы координат узлов, списки элементов, глобальные матрицы и векторы, а также сведения о граничных условиях.</w:t>
       </w:r>
     </w:p>
     <w:p>
@@ -19336,7 +18627,7 @@
       </w:pPr>
       <w:r>
         <w:rPr/>
-        <w:t>Генерация сетки осуществляется таким образом, чтобы обеспечить компромисс между точностью результатов и вычислительными затратами. Более мелкая сетка даёт более точные значения собственных частот и форм колебаний, но требует большего объёма памяти и времени для вычислений. В работе проводились тесты с различными размерами сетки для проверки сходимости метода.</w:t>
+        <w:t>После загрузки сетки и задания параметров материала программа, на основе формул приведенных в предыдущем разделе, формирует локальные матрицы жёсткости и масс для каждого тетраэдра.</w:t>
       </w:r>
     </w:p>
     <w:p>
@@ -19349,55 +18640,7 @@
       </w:pPr>
       <w:r>
         <w:rPr/>
-        <w:t xml:space="preserve">Программа строится на основе двух ключевых объектов — </w:t>
-      </w:r>
-      <w:r>
-        <w:rPr>
-          <w:rStyle w:val="Style17"/>
-          <w:b w:val="false"/>
-          <w:bCs w:val="false"/>
-        </w:rPr>
-        <w:t>элемента</w:t>
-      </w:r>
-      <w:r>
-        <w:rPr/>
-        <w:t xml:space="preserve"> и </w:t>
-      </w:r>
-      <w:r>
-        <w:rPr>
-          <w:rStyle w:val="Style17"/>
-          <w:b w:val="false"/>
-          <w:bCs w:val="false"/>
-        </w:rPr>
-        <w:t>сетки</w:t>
-      </w:r>
-      <w:r>
-        <w:rPr/>
-        <w:t xml:space="preserve">. Каждый элемент представляет собой </w:t>
-      </w:r>
-      <w:r>
-        <w:rPr>
-          <w:rFonts w:eastAsia="" w:cs="Times New Roman" w:eastAsiaTheme="minorEastAsia"/>
-          <w:bCs/>
-          <w:iCs/>
-          <w:sz w:val="24"/>
-          <w:szCs w:val="24"/>
-        </w:rPr>
-        <w:t>тетраэдр</w:t>
-      </w:r>
-      <w:r>
-        <w:rPr>
-          <w:rFonts w:eastAsia="" w:cs="Times New Roman" w:eastAsiaTheme="minorEastAsia"/>
-          <w:bCs/>
-          <w:iCs/>
-          <w:sz w:val="24"/>
-          <w:szCs w:val="24"/>
-        </w:rPr>
-        <w:t>альный</w:t>
-      </w:r>
-      <w:r>
-        <w:rPr/>
-        <w:t xml:space="preserve"> конечный элемент с линейными функциями формы. Он хранит информацию о своих узлах, материальных параметрах (модуль Юнга, коэффициент Пуассона или тензор упругости), плотности, а также локальных матрицах жёсткости и масс. Сетка, в свою очередь, содержит всю геометрию конструкции: массивы координат узлов, списки элементов, глобальные матрицы и векторы, а также сведения о граничных условиях.</w:t>
+        <w:t>Каждый элемент вычисляет свой вклад в глобальные матрицы. В локальных координатах для элемента строятся матрицы жёсткости и масс, которые затем с помощью сборочных процедур аккумулируются в глобальные матрицы всей конструкции. Эти глобальные матрицы сохраняются в виде больших разреженных массивов, что позволяет эффективно использовать память и ускорять вычисления.</w:t>
       </w:r>
     </w:p>
     <w:p>
@@ -19410,7 +18653,7 @@
       </w:pPr>
       <w:r>
         <w:rPr/>
-        <w:t>После загрузки сетки и задания параметров материала программа, на основе формул приведенных в предыдущем разделе, формирует локальные матрицы жёсткости и масс для каждого тетраэдра.</w:t>
+        <w:t>После формирования матриц жёсткости и масс решается задача на собственные значения. Эта задача заключается в нахождении собственных частот и форм колебаний конструкции. Решение такой задачи позволяет определить резонансные частоты конструкции и соответствующие им формы колебаний.</w:t>
       </w:r>
     </w:p>
     <w:p>
@@ -19423,49 +18666,7 @@
       </w:pPr>
       <w:r>
         <w:rPr/>
-        <w:t>Каждый элемент вычисляет свой вклад в глобальные матрицы. В локальных координатах для элемента строятся матрицы жёсткости и масс, которые затем с помощью сборочных процедур аккумулируются в глобальные матрицы всей конструкции. Эти глобальные матрицы сохраняются в виде больших разреженных массивов, что позволяет эффективно использовать память и ускорять вычисления.</w:t>
-      </w:r>
-    </w:p>
-    <w:p>
-      <w:pPr>
-        <w:pStyle w:val="Style21"/>
-        <w:spacing w:lineRule="auto" w:line="360"/>
-        <w:ind w:left="0" w:right="0" w:firstLine="850"/>
-        <w:jc w:val="both"/>
-        <w:rPr/>
-      </w:pPr>
-      <w:r>
-        <w:rPr/>
-        <w:t>После формирования матриц жёсткости и масс решается задача на собственные значения. Эта задача заключается в нахождении собственных частот и форм колебаний конструкции. Решение такой задачи позволяет определить резонансные частоты конструкции и соответствующие им формы колебаний.</w:t>
-      </w:r>
-    </w:p>
-    <w:p>
-      <w:pPr>
-        <w:pStyle w:val="Style21"/>
-        <w:spacing w:lineRule="auto" w:line="360"/>
-        <w:ind w:left="0" w:right="0" w:firstLine="850"/>
-        <w:jc w:val="both"/>
-        <w:rPr/>
-      </w:pPr>
-      <w:r>
-        <w:rPr/>
-        <w:t xml:space="preserve">Для решения </w:t>
-      </w:r>
-      <w:r>
-        <w:rPr/>
-        <w:t>получившейся</w:t>
-      </w:r>
-      <w:r>
-        <w:rPr/>
-        <w:t xml:space="preserve"> </w:t>
-      </w:r>
-      <w:r>
-        <w:rPr/>
-        <w:t xml:space="preserve">системы линейный алгебраических уравнений </w:t>
-      </w:r>
-      <w:r>
-        <w:rPr/>
-        <w:t xml:space="preserve">используется численный метод из библиотеки </w:t>
+        <w:t xml:space="preserve">Для решения получившейся системы линейный алгебраических уравнений используется численный метод из библиотеки </w:t>
       </w:r>
       <w:r>
         <w:rPr>
@@ -19617,21 +18818,7 @@
           <w:b w:val="false"/>
           <w:bCs w:val="false"/>
         </w:rPr>
-        <w:t xml:space="preserve"> — включают функции для вычисления упругих свойств из параметров Ламе, проверки корректности входных данных,  вывода промежуточных результатов </w:t>
-      </w:r>
-      <w:r>
-        <w:rPr>
-          <w:b w:val="false"/>
-          <w:bCs w:val="false"/>
-        </w:rPr>
-        <w:t>и постобработки</w:t>
-      </w:r>
-      <w:r>
-        <w:rPr>
-          <w:b w:val="false"/>
-          <w:bCs w:val="false"/>
-        </w:rPr>
-        <w:t>.</w:t>
+        <w:t xml:space="preserve"> — включают функции для вычисления упругих свойств из параметров Ламе, проверки корректности входных данных,  вывода промежуточных результатов и постобработки.</w:t>
       </w:r>
     </w:p>
     <w:p>
@@ -19672,11 +18859,11 @@
         <w:pStyle w:val="1"/>
         <w:rPr/>
       </w:pPr>
-      <w:bookmarkStart w:id="9" w:name="__RefHeading___Toc2054_1280676730"/>
-      <w:bookmarkEnd w:id="9"/>
-      <w:r>
-        <w:rPr/>
-        <w:t>Результаты</w:t>
+      <w:bookmarkStart w:id="8" w:name="__RefHeading___Toc2054_1280676730"/>
+      <w:bookmarkEnd w:id="8"/>
+      <w:r>
+        <w:rPr/>
+        <w:t>Результаты численных экспериментов</w:t>
       </w:r>
     </w:p>
     <w:p>
@@ -19694,79 +18881,7 @@
           <w:sz w:val="24"/>
           <w:szCs w:val="24"/>
         </w:rPr>
-        <w:t xml:space="preserve">В данной работе для верификации метода я сравнил результаты расчетов с данными из </w:t>
-      </w:r>
-      <w:r>
-        <w:rPr>
-          <w:b w:val="false"/>
-          <w:bCs w:val="false"/>
-          <w:sz w:val="24"/>
-          <w:szCs w:val="24"/>
-        </w:rPr>
-        <w:t>[</w:t>
-      </w:r>
-      <w:r>
-        <w:rPr>
-          <w:b w:val="false"/>
-          <w:bCs w:val="false"/>
-          <w:sz w:val="24"/>
-          <w:szCs w:val="24"/>
-        </w:rPr>
-        <w:t>4</w:t>
-      </w:r>
-      <w:r>
-        <w:rPr>
-          <w:b w:val="false"/>
-          <w:bCs w:val="false"/>
-          <w:sz w:val="24"/>
-          <w:szCs w:val="24"/>
-        </w:rPr>
-        <w:t>]</w:t>
-      </w:r>
-      <w:r>
-        <w:rPr>
-          <w:b w:val="false"/>
-          <w:bCs w:val="false"/>
-          <w:sz w:val="24"/>
-          <w:szCs w:val="24"/>
-        </w:rPr>
-        <w:t xml:space="preserve"> и </w:t>
-      </w:r>
-      <w:r>
-        <w:rPr>
-          <w:b w:val="false"/>
-          <w:bCs w:val="false"/>
-          <w:sz w:val="24"/>
-          <w:szCs w:val="24"/>
-        </w:rPr>
-        <w:t>[</w:t>
-      </w:r>
-      <w:r>
-        <w:rPr>
-          <w:b w:val="false"/>
-          <w:bCs w:val="false"/>
-          <w:sz w:val="24"/>
-          <w:szCs w:val="24"/>
-        </w:rPr>
-        <w:t>5</w:t>
-      </w:r>
-      <w:r>
-        <w:rPr>
-          <w:b w:val="false"/>
-          <w:bCs w:val="false"/>
-          <w:sz w:val="24"/>
-          <w:szCs w:val="24"/>
-        </w:rPr>
-        <w:t>]</w:t>
-      </w:r>
-      <w:r>
-        <w:rPr>
-          <w:b w:val="false"/>
-          <w:bCs w:val="false"/>
-          <w:sz w:val="24"/>
-          <w:szCs w:val="24"/>
-        </w:rPr>
-        <w:t>, где рассчитывались собственные частоты для  стали и кварца соответственно.</w:t>
+        <w:t>В данной работе для верификации метода я сравнил результаты расчетов с данными из [4] и [5], где рассчитывались собственные частоты для  стали и кварца соответственно.</w:t>
       </w:r>
     </w:p>
     <w:p>
@@ -20182,15 +19297,7 @@
       </w:pPr>
       <w:r>
         <w:rPr/>
-        <w:t>Результаты расчета и их сопоставление с данными из (</w:t>
-      </w:r>
-      <w:r>
-        <w:rPr/>
-        <w:t>4</w:t>
-      </w:r>
-      <w:r>
-        <w:rPr/>
-        <w:t>) приведены в таблице</w:t>
+        <w:t>Результаты расчета и их сопоставление с данными из (4) приведены в таблице</w:t>
       </w:r>
     </w:p>
     <w:tbl>
@@ -20672,7 +19779,7 @@
       </w:pPr>
       <w:r>
         <w:drawing>
-          <wp:anchor behindDoc="0" distT="0" distB="0" distL="0" distR="0" simplePos="0" locked="0" layoutInCell="0" allowOverlap="1" relativeHeight="108">
+          <wp:anchor behindDoc="0" distT="0" distB="0" distL="0" distR="0" simplePos="0" locked="0" layoutInCell="0" allowOverlap="1" relativeHeight="7">
             <wp:simplePos x="0" y="0"/>
             <wp:positionH relativeFrom="column">
               <wp:posOffset>1250315</wp:posOffset>
@@ -20719,11 +19826,7 @@
       </w:r>
       <w:r>
         <w:rPr/>
-        <w:t xml:space="preserve">Рис.5. </w:t>
-      </w:r>
-      <w:r>
-        <w:rPr/>
-        <w:t>Форма колебаний на  частоте 29.551 кГц.</w:t>
+        <w:t>Рис.5. Форма колебаний на  частоте 29.551 кГц.</w:t>
       </w:r>
     </w:p>
     <w:p>
@@ -20748,7 +19851,7 @@
       </w:pPr>
       <w:r>
         <w:drawing>
-          <wp:anchor behindDoc="0" distT="0" distB="0" distL="0" distR="0" simplePos="0" locked="0" layoutInCell="0" allowOverlap="1" relativeHeight="109">
+          <wp:anchor behindDoc="0" distT="0" distB="0" distL="0" distR="0" simplePos="0" locked="0" layoutInCell="0" allowOverlap="1" relativeHeight="8">
             <wp:simplePos x="0" y="0"/>
             <wp:positionH relativeFrom="column">
               <wp:posOffset>1094740</wp:posOffset>
@@ -20795,11 +19898,7 @@
       </w:r>
       <w:r>
         <w:rPr/>
-        <w:t xml:space="preserve">Рис.6. </w:t>
-      </w:r>
-      <w:r>
-        <w:rPr/>
-        <w:t>Форма колебаний на  частоте 39.346 кГц.</w:t>
+        <w:t>Рис.6. Форма колебаний на  частоте 39.346 кГц.</w:t>
       </w:r>
     </w:p>
     <w:p>
@@ -20812,7 +19911,7 @@
       </w:pPr>
       <w:r>
         <w:drawing>
-          <wp:anchor behindDoc="0" distT="0" distB="0" distL="0" distR="0" simplePos="0" locked="0" layoutInCell="0" allowOverlap="1" relativeHeight="110">
+          <wp:anchor behindDoc="0" distT="0" distB="0" distL="0" distR="0" simplePos="0" locked="0" layoutInCell="0" allowOverlap="1" relativeHeight="9">
             <wp:simplePos x="0" y="0"/>
             <wp:positionH relativeFrom="column">
               <wp:posOffset>1129030</wp:posOffset>
@@ -20859,11 +19958,7 @@
       </w:r>
       <w:r>
         <w:rPr/>
-        <w:t xml:space="preserve">Рис.7. </w:t>
-      </w:r>
-      <w:r>
-        <w:rPr/>
-        <w:t>Форма колебаний на  частоте 39.783 кГц.</w:t>
+        <w:t>Рис.7. Форма колебаний на  частоте 39.783 кГц.</w:t>
       </w:r>
     </w:p>
     <w:p>
@@ -20876,7 +19971,7 @@
       </w:pPr>
       <w:r>
         <w:drawing>
-          <wp:anchor behindDoc="0" distT="0" distB="0" distL="0" distR="0" simplePos="0" locked="0" layoutInCell="0" allowOverlap="1" relativeHeight="111">
+          <wp:anchor behindDoc="0" distT="0" distB="0" distL="0" distR="0" simplePos="0" locked="0" layoutInCell="0" allowOverlap="1" relativeHeight="10">
             <wp:simplePos x="0" y="0"/>
             <wp:positionH relativeFrom="column">
               <wp:posOffset>1129030</wp:posOffset>
@@ -20923,11 +20018,7 @@
       </w:r>
       <w:r>
         <w:rPr/>
-        <w:t xml:space="preserve">Рис.8. </w:t>
-      </w:r>
-      <w:r>
-        <w:rPr/>
-        <w:t>Форма колебаний на  частоте 44.893 кГц.</w:t>
+        <w:t>Рис.8. Форма колебаний на  частоте 44.893 кГц.</w:t>
       </w:r>
     </w:p>
     <w:p>
@@ -20940,7 +20031,7 @@
       </w:pPr>
       <w:r>
         <w:drawing>
-          <wp:anchor behindDoc="0" distT="0" distB="0" distL="0" distR="0" simplePos="0" locked="0" layoutInCell="0" allowOverlap="1" relativeHeight="112">
+          <wp:anchor behindDoc="0" distT="0" distB="0" distL="0" distR="0" simplePos="0" locked="0" layoutInCell="0" allowOverlap="1" relativeHeight="11">
             <wp:simplePos x="0" y="0"/>
             <wp:positionH relativeFrom="column">
               <wp:posOffset>1119505</wp:posOffset>
@@ -20987,11 +20078,7 @@
       </w:r>
       <w:r>
         <w:rPr/>
-        <w:t xml:space="preserve">Рис.9. </w:t>
-      </w:r>
-      <w:r>
-        <w:rPr/>
-        <w:t>Форма колебаний на  частоте 46.487 кГц.</w:t>
+        <w:t>Рис.9. Форма колебаний на  частоте 46.487 кГц.</w:t>
       </w:r>
     </w:p>
     <w:p>
@@ -21004,7 +20091,7 @@
       </w:pPr>
       <w:r>
         <w:drawing>
-          <wp:anchor behindDoc="0" distT="0" distB="0" distL="0" distR="0" simplePos="0" locked="0" layoutInCell="0" allowOverlap="1" relativeHeight="114">
+          <wp:anchor behindDoc="0" distT="0" distB="0" distL="0" distR="0" simplePos="0" locked="0" layoutInCell="0" allowOverlap="1" relativeHeight="13">
             <wp:simplePos x="0" y="0"/>
             <wp:positionH relativeFrom="column">
               <wp:posOffset>1044575</wp:posOffset>
@@ -21051,27 +20138,7 @@
       </w:r>
       <w:r>
         <w:rPr/>
-        <w:t xml:space="preserve">Рис. </w:t>
-      </w:r>
-      <w:r>
-        <w:rPr/>
-        <w:t xml:space="preserve">10. </w:t>
-      </w:r>
-      <w:r>
-        <w:rPr/>
-        <w:t xml:space="preserve">Форма колебаний на  частоте </w:t>
-      </w:r>
-      <w:r>
-        <w:rPr/>
-        <w:t>47.001</w:t>
-      </w:r>
-      <w:r>
-        <w:rPr/>
-        <w:t xml:space="preserve"> </w:t>
-      </w:r>
-      <w:r>
-        <w:rPr/>
-        <w:t>кГц.</w:t>
+        <w:t>Рис. 10. Форма колебаний на  частоте 47.001 кГц.</w:t>
       </w:r>
     </w:p>
     <w:p>
@@ -21084,7 +20151,7 @@
       </w:pPr>
       <w:r>
         <w:drawing>
-          <wp:anchor behindDoc="0" distT="0" distB="0" distL="0" distR="0" simplePos="0" locked="0" layoutInCell="0" allowOverlap="1" relativeHeight="113">
+          <wp:anchor behindDoc="0" distT="0" distB="0" distL="0" distR="0" simplePos="0" locked="0" layoutInCell="0" allowOverlap="1" relativeHeight="12">
             <wp:simplePos x="0" y="0"/>
             <wp:positionH relativeFrom="column">
               <wp:posOffset>1040765</wp:posOffset>
@@ -21131,27 +20198,7 @@
       </w:r>
       <w:r>
         <w:rPr/>
-        <w:t xml:space="preserve">Рис. </w:t>
-      </w:r>
-      <w:r>
-        <w:rPr/>
-        <w:t>11.</w:t>
-      </w:r>
-      <w:r>
-        <w:rPr/>
-        <w:t xml:space="preserve"> </w:t>
-      </w:r>
-      <w:r>
-        <w:rPr/>
-        <w:t xml:space="preserve">Форма колебаний на  частоте </w:t>
-      </w:r>
-      <w:r>
-        <w:rPr/>
-        <w:t>56.721</w:t>
-      </w:r>
-      <w:r>
-        <w:rPr/>
-        <w:t xml:space="preserve"> кГц.</w:t>
+        <w:t>Рис. 11. Форма колебаний на  частоте 56.721 кГц.</w:t>
       </w:r>
     </w:p>
     <w:p>
@@ -21164,7 +20211,7 @@
       </w:pPr>
       <w:r>
         <w:drawing>
-          <wp:anchor behindDoc="0" distT="0" distB="0" distL="0" distR="0" simplePos="0" locked="0" layoutInCell="0" allowOverlap="1" relativeHeight="132">
+          <wp:anchor behindDoc="0" distT="0" distB="0" distL="0" distR="0" simplePos="0" locked="0" layoutInCell="0" allowOverlap="1" relativeHeight="31">
             <wp:simplePos x="0" y="0"/>
             <wp:positionH relativeFrom="column">
               <wp:align>center</wp:align>
@@ -21211,23 +20258,7 @@
       </w:r>
       <w:r>
         <w:rPr/>
-        <w:t xml:space="preserve">Рис. </w:t>
-      </w:r>
-      <w:r>
-        <w:rPr/>
-        <w:t xml:space="preserve">12. </w:t>
-      </w:r>
-      <w:r>
-        <w:rPr/>
-        <w:t xml:space="preserve">Форма колебаний на  частоте </w:t>
-      </w:r>
-      <w:r>
-        <w:rPr/>
-        <w:t>60.027</w:t>
-      </w:r>
-      <w:r>
-        <w:rPr/>
-        <w:t xml:space="preserve"> кГц.</w:t>
+        <w:t>Рис. 12. Форма колебаний на  частоте 60.027 кГц.</w:t>
       </w:r>
     </w:p>
     <w:p>
@@ -22037,7 +21068,7 @@
       </w:pPr>
       <w:r>
         <w:drawing>
-          <wp:anchor behindDoc="0" distT="0" distB="0" distL="0" distR="0" simplePos="0" locked="0" layoutInCell="0" allowOverlap="1" relativeHeight="115">
+          <wp:anchor behindDoc="0" distT="0" distB="0" distL="0" distR="0" simplePos="0" locked="0" layoutInCell="0" allowOverlap="1" relativeHeight="14">
             <wp:simplePos x="0" y="0"/>
             <wp:positionH relativeFrom="column">
               <wp:posOffset>1468755</wp:posOffset>
@@ -22084,27 +21115,7 @@
       </w:r>
       <w:r>
         <w:rPr/>
-        <w:t>Рис.1</w:t>
-      </w:r>
-      <w:r>
-        <w:rPr/>
-        <w:t>3</w:t>
-      </w:r>
-      <w:r>
-        <w:rPr/>
-        <w:t xml:space="preserve">. </w:t>
-      </w:r>
-      <w:r>
-        <w:rPr/>
-        <w:t xml:space="preserve">Форма колебаний на  частоте 0.229 </w:t>
-      </w:r>
-      <w:r>
-        <w:rPr/>
-        <w:t>М</w:t>
-      </w:r>
-      <w:r>
-        <w:rPr/>
-        <w:t>Гц.</w:t>
+        <w:t>Рис.13. Форма колебаний на  частоте 0.229 МГц.</w:t>
       </w:r>
     </w:p>
     <w:p>
@@ -22117,7 +21128,7 @@
       </w:pPr>
       <w:r>
         <w:drawing>
-          <wp:anchor behindDoc="0" distT="0" distB="0" distL="0" distR="0" simplePos="0" locked="0" layoutInCell="0" allowOverlap="1" relativeHeight="116">
+          <wp:anchor behindDoc="0" distT="0" distB="0" distL="0" distR="0" simplePos="0" locked="0" layoutInCell="0" allowOverlap="1" relativeHeight="15">
             <wp:simplePos x="0" y="0"/>
             <wp:positionH relativeFrom="column">
               <wp:posOffset>1559560</wp:posOffset>
@@ -22164,27 +21175,7 @@
       </w:r>
       <w:r>
         <w:rPr/>
-        <w:t>Рис.1</w:t>
-      </w:r>
-      <w:r>
-        <w:rPr/>
-        <w:t>4</w:t>
-      </w:r>
-      <w:r>
-        <w:rPr/>
-        <w:t xml:space="preserve">. </w:t>
-      </w:r>
-      <w:r>
-        <w:rPr/>
-        <w:t xml:space="preserve">Форма колебаний на  частоте 0.300 </w:t>
-      </w:r>
-      <w:r>
-        <w:rPr/>
-        <w:t>М</w:t>
-      </w:r>
-      <w:r>
-        <w:rPr/>
-        <w:t>Гц.</w:t>
+        <w:t>Рис.14. Форма колебаний на  частоте 0.300 МГц.</w:t>
       </w:r>
     </w:p>
     <w:p>
@@ -22197,7 +21188,7 @@
       </w:pPr>
       <w:r>
         <w:drawing>
-          <wp:anchor behindDoc="0" distT="0" distB="0" distL="0" distR="0" simplePos="0" locked="0" layoutInCell="0" allowOverlap="1" relativeHeight="117">
+          <wp:anchor behindDoc="0" distT="0" distB="0" distL="0" distR="0" simplePos="0" locked="0" layoutInCell="0" allowOverlap="1" relativeHeight="16">
             <wp:simplePos x="0" y="0"/>
             <wp:positionH relativeFrom="column">
               <wp:posOffset>1558290</wp:posOffset>
@@ -22244,27 +21235,7 @@
       </w:r>
       <w:r>
         <w:rPr/>
-        <w:t>Рис.1</w:t>
-      </w:r>
-      <w:r>
-        <w:rPr/>
-        <w:t>5</w:t>
-      </w:r>
-      <w:r>
-        <w:rPr/>
-        <w:t xml:space="preserve">. </w:t>
-      </w:r>
-      <w:r>
-        <w:rPr/>
-        <w:t xml:space="preserve">Форма колебаний на  частоте 0.301 </w:t>
-      </w:r>
-      <w:r>
-        <w:rPr/>
-        <w:t>М</w:t>
-      </w:r>
-      <w:r>
-        <w:rPr/>
-        <w:t>Гц.</w:t>
+        <w:t>Рис.15. Форма колебаний на  частоте 0.301 МГц.</w:t>
       </w:r>
     </w:p>
     <w:p>
@@ -22277,7 +21248,7 @@
       </w:pPr>
       <w:r>
         <w:drawing>
-          <wp:anchor behindDoc="0" distT="0" distB="0" distL="0" distR="0" simplePos="0" locked="0" layoutInCell="0" allowOverlap="1" relativeHeight="119">
+          <wp:anchor behindDoc="0" distT="0" distB="0" distL="0" distR="0" simplePos="0" locked="0" layoutInCell="0" allowOverlap="1" relativeHeight="18">
             <wp:simplePos x="0" y="0"/>
             <wp:positionH relativeFrom="column">
               <wp:posOffset>1513205</wp:posOffset>
@@ -22324,27 +21295,7 @@
       </w:r>
       <w:r>
         <w:rPr/>
-        <w:t>Рис.1</w:t>
-      </w:r>
-      <w:r>
-        <w:rPr/>
-        <w:t>6</w:t>
-      </w:r>
-      <w:r>
-        <w:rPr/>
-        <w:t xml:space="preserve">. </w:t>
-      </w:r>
-      <w:r>
-        <w:rPr/>
-        <w:t xml:space="preserve">Форма колебаний на  частоте 0.333 </w:t>
-      </w:r>
-      <w:r>
-        <w:rPr/>
-        <w:t>М</w:t>
-      </w:r>
-      <w:r>
-        <w:rPr/>
-        <w:t>Гц.</w:t>
+        <w:t>Рис.16. Форма колебаний на  частоте 0.333 МГц.</w:t>
       </w:r>
     </w:p>
     <w:p>
@@ -22357,7 +21308,7 @@
       </w:pPr>
       <w:r>
         <w:drawing>
-          <wp:anchor behindDoc="0" distT="0" distB="0" distL="0" distR="0" simplePos="0" locked="0" layoutInCell="0" allowOverlap="1" relativeHeight="120">
+          <wp:anchor behindDoc="0" distT="0" distB="0" distL="0" distR="0" simplePos="0" locked="0" layoutInCell="0" allowOverlap="1" relativeHeight="19">
             <wp:simplePos x="0" y="0"/>
             <wp:positionH relativeFrom="column">
               <wp:posOffset>1368425</wp:posOffset>
@@ -22404,27 +21355,7 @@
       </w:r>
       <w:r>
         <w:rPr/>
-        <w:t>Рис.1</w:t>
-      </w:r>
-      <w:r>
-        <w:rPr/>
-        <w:t>7</w:t>
-      </w:r>
-      <w:r>
-        <w:rPr/>
-        <w:t xml:space="preserve">. </w:t>
-      </w:r>
-      <w:r>
-        <w:rPr/>
-        <w:t xml:space="preserve">Форма колебаний на  частоте 0.343 </w:t>
-      </w:r>
-      <w:r>
-        <w:rPr/>
-        <w:t>М</w:t>
-      </w:r>
-      <w:r>
-        <w:rPr/>
-        <w:t>Гц.</w:t>
+        <w:t>Рис.17. Форма колебаний на  частоте 0.343 МГц.</w:t>
       </w:r>
     </w:p>
     <w:p>
@@ -22437,7 +21368,7 @@
       </w:pPr>
       <w:r>
         <w:drawing>
-          <wp:anchor behindDoc="0" distT="0" distB="0" distL="0" distR="0" simplePos="0" locked="0" layoutInCell="0" allowOverlap="1" relativeHeight="118">
+          <wp:anchor behindDoc="0" distT="0" distB="0" distL="0" distR="0" simplePos="0" locked="0" layoutInCell="0" allowOverlap="1" relativeHeight="17">
             <wp:simplePos x="0" y="0"/>
             <wp:positionH relativeFrom="column">
               <wp:posOffset>1339215</wp:posOffset>
@@ -22484,35 +21415,7 @@
       </w:r>
       <w:r>
         <w:rPr/>
-        <w:t xml:space="preserve">Рис. </w:t>
-      </w:r>
-      <w:r>
-        <w:rPr/>
-        <w:t>18.</w:t>
-      </w:r>
-      <w:r>
-        <w:rPr/>
-        <w:t xml:space="preserve"> </w:t>
-      </w:r>
-      <w:r>
-        <w:rPr/>
-        <w:t>Форма колебаний на  частоте 0.</w:t>
-      </w:r>
-      <w:r>
-        <w:rPr/>
-        <w:t>365</w:t>
-      </w:r>
-      <w:r>
-        <w:rPr/>
-        <w:t xml:space="preserve"> </w:t>
-      </w:r>
-      <w:r>
-        <w:rPr/>
-        <w:t>М</w:t>
-      </w:r>
-      <w:r>
-        <w:rPr/>
-        <w:t>Гц.</w:t>
+        <w:t>Рис. 18. Форма колебаний на  частоте 0.365 МГц.</w:t>
       </w:r>
     </w:p>
     <w:p>
@@ -22525,7 +21428,7 @@
       </w:pPr>
       <w:r>
         <w:drawing>
-          <wp:anchor behindDoc="0" distT="0" distB="0" distL="0" distR="0" simplePos="0" locked="0" layoutInCell="0" allowOverlap="1" relativeHeight="121">
+          <wp:anchor behindDoc="0" distT="0" distB="0" distL="0" distR="0" simplePos="0" locked="0" layoutInCell="0" allowOverlap="1" relativeHeight="20">
             <wp:simplePos x="0" y="0"/>
             <wp:positionH relativeFrom="column">
               <wp:posOffset>1405255</wp:posOffset>
@@ -22572,31 +21475,7 @@
       </w:r>
       <w:r>
         <w:rPr/>
-        <w:t xml:space="preserve">Рис. </w:t>
-      </w:r>
-      <w:r>
-        <w:rPr/>
-        <w:t xml:space="preserve">19. </w:t>
-      </w:r>
-      <w:r>
-        <w:rPr/>
-        <w:t>Форма колебаний на  частоте 0.</w:t>
-      </w:r>
-      <w:r>
-        <w:rPr/>
-        <w:t>396</w:t>
-      </w:r>
-      <w:r>
-        <w:rPr/>
-        <w:t xml:space="preserve"> </w:t>
-      </w:r>
-      <w:r>
-        <w:rPr/>
-        <w:t>М</w:t>
-      </w:r>
-      <w:r>
-        <w:rPr/>
-        <w:t>Гц.</w:t>
+        <w:t>Рис. 19. Форма колебаний на  частоте 0.396 МГц.</w:t>
       </w:r>
     </w:p>
     <w:p>
@@ -22615,13 +21494,13 @@
       <w:pPr>
         <w:pStyle w:val="Normal"/>
         <w:spacing w:lineRule="auto" w:line="360" w:before="0" w:after="160"/>
-        <w:ind w:left="0" w:right="0" w:firstLine="850"/>
+        <w:ind w:left="0" w:right="0" w:hanging="0"/>
         <w:jc w:val="center"/>
         <w:rPr/>
       </w:pPr>
       <w:r>
         <w:drawing>
-          <wp:anchor behindDoc="0" distT="0" distB="0" distL="0" distR="0" simplePos="0" locked="0" layoutInCell="0" allowOverlap="1" relativeHeight="6">
+          <wp:anchor behindDoc="0" distT="0" distB="0" distL="0" distR="0" simplePos="0" locked="0" layoutInCell="0" allowOverlap="1" relativeHeight="135">
             <wp:simplePos x="0" y="0"/>
             <wp:positionH relativeFrom="column">
               <wp:align>center</wp:align>
@@ -22629,7 +21508,7 @@
             <wp:positionV relativeFrom="paragraph">
               <wp:posOffset>635</wp:posOffset>
             </wp:positionV>
-            <wp:extent cx="5002530" cy="3752215"/>
+            <wp:extent cx="6120765" cy="3672205"/>
             <wp:effectExtent l="0" t="0" r="0" b="0"/>
             <wp:wrapTopAndBottom/>
             <wp:docPr id="20" name="Изображение15" descr=""/>
@@ -22647,6 +21526,7 @@
                   </pic:nvPicPr>
                   <pic:blipFill>
                     <a:blip r:embed="rId21"/>
+                    <a:srcRect l="-110" t="-184" r="-110" b="-184"/>
                     <a:stretch>
                       <a:fillRect/>
                     </a:stretch>
@@ -22654,11 +21534,16 @@
                   <pic:spPr bwMode="auto">
                     <a:xfrm>
                       <a:off x="0" y="0"/>
-                      <a:ext cx="5002530" cy="3752215"/>
+                      <a:ext cx="6120765" cy="3672205"/>
                     </a:xfrm>
                     <a:prstGeom prst="rect">
                       <a:avLst/>
                     </a:prstGeom>
+                    <a:ln w="635">
+                      <a:solidFill>
+                        <a:srgbClr val="000000"/>
+                      </a:solidFill>
+                    </a:ln>
                   </pic:spPr>
                 </pic:pic>
               </a:graphicData>
@@ -22668,38 +21553,38 @@
       </w:r>
       <w:r>
         <w:rPr/>
-        <w:t xml:space="preserve">Рис. </w:t>
-      </w:r>
-      <w:r>
-        <w:rPr/>
-        <w:t>20</w:t>
-      </w:r>
-      <w:r>
-        <w:rPr/>
-        <w:t>. Зависимость мод от числа узлов в сетке для кубика из кварца.</w:t>
+        <w:t xml:space="preserve">Рис. 20. Зависимость мод от </w:t>
+      </w:r>
+      <w:r>
+        <w:rPr/>
+        <w:t xml:space="preserve">мелкости сетки </w:t>
+      </w:r>
+      <w:r>
+        <w:rPr/>
+        <w:t>для кубика из кварца.</w:t>
       </w:r>
     </w:p>
     <w:p>
       <w:pPr>
         <w:pStyle w:val="Normal"/>
         <w:spacing w:lineRule="auto" w:line="360" w:before="0" w:after="160"/>
-        <w:ind w:left="0" w:right="0" w:firstLine="850"/>
+        <w:ind w:left="0" w:right="0" w:hanging="0"/>
         <w:jc w:val="center"/>
         <w:rPr/>
       </w:pPr>
       <w:r>
         <w:drawing>
-          <wp:anchor behindDoc="0" distT="0" distB="0" distL="0" distR="0" simplePos="0" locked="0" layoutInCell="0" allowOverlap="1" relativeHeight="7">
+          <wp:anchor behindDoc="0" distT="0" distB="0" distL="0" distR="0" simplePos="0" locked="0" layoutInCell="0" allowOverlap="1" relativeHeight="136">
             <wp:simplePos x="0" y="0"/>
             <wp:positionH relativeFrom="column">
-              <wp:posOffset>532765</wp:posOffset>
+              <wp:align>center</wp:align>
             </wp:positionH>
             <wp:positionV relativeFrom="paragraph">
-              <wp:posOffset>64770</wp:posOffset>
+              <wp:posOffset>635</wp:posOffset>
             </wp:positionV>
-            <wp:extent cx="4985385" cy="3738880"/>
+            <wp:extent cx="6120765" cy="3672205"/>
             <wp:effectExtent l="0" t="0" r="0" b="0"/>
-            <wp:wrapTopAndBottom/>
+            <wp:wrapSquare wrapText="largest"/>
             <wp:docPr id="21" name="Изображение16" descr=""/>
             <wp:cNvGraphicFramePr>
               <a:graphicFrameLocks xmlns:a="http://schemas.openxmlformats.org/drawingml/2006/main" noChangeAspect="1"/>
@@ -22715,6 +21600,7 @@
                   </pic:nvPicPr>
                   <pic:blipFill>
                     <a:blip r:embed="rId22"/>
+                    <a:srcRect l="-110" t="-184" r="-110" b="-184"/>
                     <a:stretch>
                       <a:fillRect/>
                     </a:stretch>
@@ -22722,11 +21608,16 @@
                   <pic:spPr bwMode="auto">
                     <a:xfrm>
                       <a:off x="0" y="0"/>
-                      <a:ext cx="4985385" cy="3738880"/>
+                      <a:ext cx="6120765" cy="3672205"/>
                     </a:xfrm>
                     <a:prstGeom prst="rect">
                       <a:avLst/>
                     </a:prstGeom>
+                    <a:ln w="635">
+                      <a:solidFill>
+                        <a:srgbClr val="000000"/>
+                      </a:solidFill>
+                    </a:ln>
                   </pic:spPr>
                 </pic:pic>
               </a:graphicData>
@@ -22736,15 +21627,15 @@
       </w:r>
       <w:r>
         <w:rPr/>
-        <w:t xml:space="preserve">Рис. </w:t>
-      </w:r>
-      <w:r>
-        <w:rPr/>
-        <w:t>21</w:t>
-      </w:r>
-      <w:r>
-        <w:rPr/>
-        <w:t>. Зависимость мод от числа узлов в сетке для кубика из стали.</w:t>
+        <w:t xml:space="preserve">Рис. 21. Зависимость мод от </w:t>
+      </w:r>
+      <w:r>
+        <w:rPr/>
+        <w:t xml:space="preserve">мелкости сетки </w:t>
+      </w:r>
+      <w:r>
+        <w:rPr/>
+        <w:t>для кубика из стали.</w:t>
       </w:r>
     </w:p>
     <w:p>
@@ -22757,39 +21648,7 @@
       </w:pPr>
       <w:r>
         <w:rPr/>
-        <w:t xml:space="preserve">Из результатов расчетов видно, что метод и его реализация работают корректно, получившиеся значения собственных частот близки к частотам, которые получились в </w:t>
-      </w:r>
-      <w:r>
-        <w:rPr/>
-        <w:t>[</w:t>
-      </w:r>
-      <w:r>
-        <w:rPr/>
-        <w:t>4</w:t>
-      </w:r>
-      <w:r>
-        <w:rPr/>
-        <w:t>]</w:t>
-      </w:r>
-      <w:r>
-        <w:rPr/>
-        <w:t xml:space="preserve">, </w:t>
-      </w:r>
-      <w:r>
-        <w:rPr/>
-        <w:t>[</w:t>
-      </w:r>
-      <w:r>
-        <w:rPr/>
-        <w:t>5</w:t>
-      </w:r>
-      <w:r>
-        <w:rPr/>
-        <w:t>]</w:t>
-      </w:r>
-      <w:r>
-        <w:rPr/>
-        <w:t xml:space="preserve">. </w:t>
+        <w:t xml:space="preserve">Из результатов расчетов видно, что метод и его реализация работают корректно, получившиеся значения собственных частот близки к частотам, которые получились в [4], [5]. </w:t>
       </w:r>
     </w:p>
     <w:p>
@@ -22815,7 +21674,7 @@
       </w:pPr>
       <w:r>
         <w:drawing>
-          <wp:anchor behindDoc="0" distT="0" distB="0" distL="0" distR="0" simplePos="0" locked="0" layoutInCell="0" allowOverlap="1" relativeHeight="8">
+          <wp:anchor behindDoc="0" distT="0" distB="0" distL="0" distR="0" simplePos="0" locked="0" layoutInCell="0" allowOverlap="1" relativeHeight="6">
             <wp:simplePos x="0" y="0"/>
             <wp:positionH relativeFrom="column">
               <wp:posOffset>911860</wp:posOffset>
@@ -22862,15 +21721,7 @@
       </w:r>
       <w:r>
         <w:rPr/>
-        <w:t xml:space="preserve">Рис. </w:t>
-      </w:r>
-      <w:r>
-        <w:rPr/>
-        <w:t>22</w:t>
-      </w:r>
-      <w:r>
-        <w:rPr/>
-        <w:t>. Расчетная сетка</w:t>
+        <w:t>Рис. 22. Расчетная сетка</w:t>
       </w:r>
     </w:p>
     <w:p>
@@ -22996,23 +21847,7 @@
             </w:pPr>
             <w:r>
               <w:rPr/>
-              <w:t>90</w:t>
-            </w:r>
-            <w:r>
-              <w:rPr/>
-              <w:t xml:space="preserve"> x </w:t>
-            </w:r>
-            <w:r>
-              <w:rPr/>
-              <w:t>70</w:t>
-            </w:r>
-            <w:r>
-              <w:rPr/>
-              <w:t xml:space="preserve"> x </w:t>
-            </w:r>
-            <w:r>
-              <w:rPr/>
-              <w:t>68</w:t>
+              <w:t>90 x 70 x 68</w:t>
             </w:r>
           </w:p>
         </w:tc>
@@ -23242,7 +22077,7 @@
       </w:tblPr>
       <w:tblGrid>
         <w:gridCol w:w="4309"/>
-        <w:gridCol w:w="4418"/>
+        <w:gridCol w:w="4417"/>
       </w:tblGrid>
       <w:tr>
         <w:trPr>
@@ -23273,7 +22108,7 @@
         </w:tc>
         <w:tc>
           <w:tcPr>
-            <w:tcW w:w="4418" w:type="dxa"/>
+            <w:tcW w:w="4417" w:type="dxa"/>
             <w:tcBorders>
               <w:top w:val="single" w:sz="2" w:space="0" w:color="000000"/>
               <w:left w:val="single" w:sz="2" w:space="0" w:color="000000"/>
@@ -23323,7 +22158,7 @@
         </w:tc>
         <w:tc>
           <w:tcPr>
-            <w:tcW w:w="4418" w:type="dxa"/>
+            <w:tcW w:w="4417" w:type="dxa"/>
             <w:tcBorders>
               <w:left w:val="single" w:sz="2" w:space="0" w:color="000000"/>
               <w:right w:val="single" w:sz="2" w:space="0" w:color="000000"/>
@@ -23372,7 +22207,7 @@
         </w:tc>
         <w:tc>
           <w:tcPr>
-            <w:tcW w:w="4418" w:type="dxa"/>
+            <w:tcW w:w="4417" w:type="dxa"/>
             <w:tcBorders>
               <w:left w:val="single" w:sz="2" w:space="0" w:color="000000"/>
               <w:right w:val="single" w:sz="2" w:space="0" w:color="000000"/>
@@ -23421,7 +22256,7 @@
         </w:tc>
         <w:tc>
           <w:tcPr>
-            <w:tcW w:w="4418" w:type="dxa"/>
+            <w:tcW w:w="4417" w:type="dxa"/>
             <w:tcBorders>
               <w:left w:val="single" w:sz="2" w:space="0" w:color="000000"/>
               <w:right w:val="single" w:sz="2" w:space="0" w:color="000000"/>
@@ -23470,7 +22305,7 @@
         </w:tc>
         <w:tc>
           <w:tcPr>
-            <w:tcW w:w="4418" w:type="dxa"/>
+            <w:tcW w:w="4417" w:type="dxa"/>
             <w:tcBorders>
               <w:left w:val="single" w:sz="2" w:space="0" w:color="000000"/>
               <w:right w:val="single" w:sz="2" w:space="0" w:color="000000"/>
@@ -23519,7 +22354,7 @@
         </w:tc>
         <w:tc>
           <w:tcPr>
-            <w:tcW w:w="4418" w:type="dxa"/>
+            <w:tcW w:w="4417" w:type="dxa"/>
             <w:tcBorders>
               <w:left w:val="single" w:sz="2" w:space="0" w:color="000000"/>
               <w:bottom w:val="single" w:sz="2" w:space="0" w:color="000000"/>
@@ -23578,7 +22413,7 @@
       </w:pPr>
       <w:r>
         <w:drawing>
-          <wp:anchor behindDoc="0" distT="0" distB="0" distL="0" distR="0" simplePos="0" locked="0" layoutInCell="0" allowOverlap="1" relativeHeight="122">
+          <wp:anchor behindDoc="0" distT="0" distB="0" distL="0" distR="0" simplePos="0" locked="0" layoutInCell="0" allowOverlap="1" relativeHeight="21">
             <wp:simplePos x="0" y="0"/>
             <wp:positionH relativeFrom="column">
               <wp:posOffset>741045</wp:posOffset>
@@ -23625,31 +22460,7 @@
       </w:r>
       <w:r>
         <w:rPr/>
-        <w:t xml:space="preserve">Рис. </w:t>
-      </w:r>
-      <w:r>
-        <w:rPr/>
-        <w:t xml:space="preserve">23. </w:t>
-      </w:r>
-      <w:r>
-        <w:rPr/>
-        <w:t xml:space="preserve">Форма колебаний на  частоте </w:t>
-      </w:r>
-      <w:r>
-        <w:rPr/>
-        <w:t>2.174</w:t>
-      </w:r>
-      <w:r>
-        <w:rPr/>
-        <w:t xml:space="preserve"> </w:t>
-      </w:r>
-      <w:r>
-        <w:rPr/>
-        <w:t>к</w:t>
-      </w:r>
-      <w:r>
-        <w:rPr/>
-        <w:t>Гц.</w:t>
+        <w:t>Рис. 23. Форма колебаний на  частоте 2.174 кГц.</w:t>
       </w:r>
     </w:p>
     <w:p>
@@ -23662,7 +22473,7 @@
       </w:pPr>
       <w:r>
         <w:drawing>
-          <wp:anchor behindDoc="0" distT="0" distB="0" distL="0" distR="0" simplePos="0" locked="0" layoutInCell="0" allowOverlap="1" relativeHeight="123">
+          <wp:anchor behindDoc="0" distT="0" distB="0" distL="0" distR="0" simplePos="0" locked="0" layoutInCell="0" allowOverlap="1" relativeHeight="22">
             <wp:simplePos x="0" y="0"/>
             <wp:positionH relativeFrom="column">
               <wp:posOffset>698500</wp:posOffset>
@@ -23709,31 +22520,7 @@
       </w:r>
       <w:r>
         <w:rPr/>
-        <w:t xml:space="preserve">Рис. </w:t>
-      </w:r>
-      <w:r>
-        <w:rPr/>
-        <w:t xml:space="preserve">24. </w:t>
-      </w:r>
-      <w:r>
-        <w:rPr/>
-        <w:t xml:space="preserve">Форма колебаний на  частоте </w:t>
-      </w:r>
-      <w:r>
-        <w:rPr/>
-        <w:t>3.296</w:t>
-      </w:r>
-      <w:r>
-        <w:rPr/>
-        <w:t xml:space="preserve"> </w:t>
-      </w:r>
-      <w:r>
-        <w:rPr/>
-        <w:t>к</w:t>
-      </w:r>
-      <w:r>
-        <w:rPr/>
-        <w:t>Гц.</w:t>
+        <w:t>Рис. 24. Форма колебаний на  частоте 3.296 кГц.</w:t>
       </w:r>
     </w:p>
     <w:p>
@@ -23750,7 +22537,7 @@
       </w:r>
       <w:r>
         <w:drawing>
-          <wp:anchor behindDoc="0" distT="0" distB="0" distL="0" distR="0" simplePos="0" locked="0" layoutInCell="0" allowOverlap="1" relativeHeight="124">
+          <wp:anchor behindDoc="0" distT="0" distB="0" distL="0" distR="0" simplePos="0" locked="0" layoutInCell="0" allowOverlap="1" relativeHeight="23">
             <wp:simplePos x="0" y="0"/>
             <wp:positionH relativeFrom="column">
               <wp:posOffset>688975</wp:posOffset>
@@ -23797,31 +22584,7 @@
       </w:r>
       <w:r>
         <w:rPr/>
-        <w:t xml:space="preserve">с. </w:t>
-      </w:r>
-      <w:r>
-        <w:rPr/>
-        <w:t xml:space="preserve">25. </w:t>
-      </w:r>
-      <w:r>
-        <w:rPr/>
-        <w:t xml:space="preserve">Форма колебаний на  частоте </w:t>
-      </w:r>
-      <w:r>
-        <w:rPr/>
-        <w:t>5.149</w:t>
-      </w:r>
-      <w:r>
-        <w:rPr/>
-        <w:t xml:space="preserve"> </w:t>
-      </w:r>
-      <w:r>
-        <w:rPr/>
-        <w:t>к</w:t>
-      </w:r>
-      <w:r>
-        <w:rPr/>
-        <w:t>Гц.</w:t>
+        <w:t>с. 25. Форма колебаний на  частоте 5.149 кГц.</w:t>
       </w:r>
     </w:p>
     <w:p>
@@ -23834,7 +22597,7 @@
       </w:pPr>
       <w:r>
         <w:drawing>
-          <wp:anchor behindDoc="0" distT="0" distB="0" distL="0" distR="0" simplePos="0" locked="0" layoutInCell="0" allowOverlap="1" relativeHeight="125">
+          <wp:anchor behindDoc="0" distT="0" distB="0" distL="0" distR="0" simplePos="0" locked="0" layoutInCell="0" allowOverlap="1" relativeHeight="24">
             <wp:simplePos x="0" y="0"/>
             <wp:positionH relativeFrom="column">
               <wp:posOffset>797560</wp:posOffset>
@@ -23881,27 +22644,7 @@
       </w:r>
       <w:r>
         <w:rPr/>
-        <w:t xml:space="preserve">Рис. </w:t>
-      </w:r>
-      <w:r>
-        <w:rPr/>
-        <w:t xml:space="preserve">26. </w:t>
-      </w:r>
-      <w:r>
-        <w:rPr/>
-        <w:t xml:space="preserve">Форма колебаний на  частоте </w:t>
-      </w:r>
-      <w:r>
-        <w:rPr/>
-        <w:t xml:space="preserve">6.329 </w:t>
-      </w:r>
-      <w:r>
-        <w:rPr/>
-        <w:t>к</w:t>
-      </w:r>
-      <w:r>
-        <w:rPr/>
-        <w:t>Гц.</w:t>
+        <w:t>Рис. 26. Форма колебаний на  частоте 6.329 кГц.</w:t>
       </w:r>
     </w:p>
     <w:p>
@@ -23914,7 +22657,7 @@
       </w:pPr>
       <w:r>
         <w:drawing>
-          <wp:anchor behindDoc="0" distT="0" distB="0" distL="0" distR="0" simplePos="0" locked="0" layoutInCell="0" allowOverlap="1" relativeHeight="126">
+          <wp:anchor behindDoc="0" distT="0" distB="0" distL="0" distR="0" simplePos="0" locked="0" layoutInCell="0" allowOverlap="1" relativeHeight="25">
             <wp:simplePos x="0" y="0"/>
             <wp:positionH relativeFrom="column">
               <wp:posOffset>774700</wp:posOffset>
@@ -23961,31 +22704,7 @@
       </w:r>
       <w:r>
         <w:rPr/>
-        <w:t xml:space="preserve">Рис. </w:t>
-      </w:r>
-      <w:r>
-        <w:rPr/>
-        <w:t xml:space="preserve">27. </w:t>
-      </w:r>
-      <w:r>
-        <w:rPr/>
-        <w:t xml:space="preserve">Форма колебаний на  частоте </w:t>
-      </w:r>
-      <w:r>
-        <w:rPr/>
-        <w:t>7.644</w:t>
-      </w:r>
-      <w:r>
-        <w:rPr/>
-        <w:t xml:space="preserve"> </w:t>
-      </w:r>
-      <w:r>
-        <w:rPr/>
-        <w:t>к</w:t>
-      </w:r>
-      <w:r>
-        <w:rPr/>
-        <w:t>Гц.</w:t>
+        <w:t>Рис. 27. Форма колебаний на  частоте 7.644 кГц.</w:t>
       </w:r>
     </w:p>
     <w:p>
@@ -23998,7 +22717,7 @@
       </w:pPr>
       <w:r>
         <w:drawing>
-          <wp:anchor behindDoc="0" distT="0" distB="0" distL="0" distR="0" simplePos="0" locked="0" layoutInCell="0" allowOverlap="1" relativeHeight="127">
+          <wp:anchor behindDoc="0" distT="0" distB="0" distL="0" distR="0" simplePos="0" locked="0" layoutInCell="0" allowOverlap="1" relativeHeight="26">
             <wp:simplePos x="0" y="0"/>
             <wp:positionH relativeFrom="column">
               <wp:posOffset>862965</wp:posOffset>
@@ -24045,31 +22764,7 @@
       </w:r>
       <w:r>
         <w:rPr/>
-        <w:t xml:space="preserve">Рис. </w:t>
-      </w:r>
-      <w:r>
-        <w:rPr/>
-        <w:t xml:space="preserve">28. </w:t>
-      </w:r>
-      <w:r>
-        <w:rPr/>
-        <w:t xml:space="preserve">Форма колебаний на  частоте </w:t>
-      </w:r>
-      <w:r>
-        <w:rPr/>
-        <w:t>8.282</w:t>
-      </w:r>
-      <w:r>
-        <w:rPr/>
-        <w:t xml:space="preserve"> </w:t>
-      </w:r>
-      <w:r>
-        <w:rPr/>
-        <w:t>к</w:t>
-      </w:r>
-      <w:r>
-        <w:rPr/>
-        <w:t>Гц.</w:t>
+        <w:t>Рис. 28. Форма колебаний на  частоте 8.282 кГц.</w:t>
       </w:r>
     </w:p>
     <w:p>
@@ -24082,19 +22777,11 @@
       </w:pPr>
       <w:r>
         <w:rPr/>
-        <w:t xml:space="preserve">Рис. </w:t>
-      </w:r>
-      <w:r>
-        <w:rPr/>
-        <w:t xml:space="preserve">29. </w:t>
-      </w:r>
-      <w:r>
-        <w:rPr/>
-        <w:t xml:space="preserve">Форма </w:t>
+        <w:t xml:space="preserve">Рис. 29. Форма </w:t>
       </w:r>
       <w:r>
         <w:drawing>
-          <wp:anchor behindDoc="0" distT="0" distB="0" distL="0" distR="0" simplePos="0" locked="0" layoutInCell="0" allowOverlap="1" relativeHeight="128">
+          <wp:anchor behindDoc="0" distT="0" distB="0" distL="0" distR="0" simplePos="0" locked="0" layoutInCell="0" allowOverlap="1" relativeHeight="27">
             <wp:simplePos x="0" y="0"/>
             <wp:positionH relativeFrom="column">
               <wp:posOffset>894080</wp:posOffset>
@@ -24141,23 +22828,7 @@
       </w:r>
       <w:r>
         <w:rPr/>
-        <w:t xml:space="preserve">колебаний на  частоте </w:t>
-      </w:r>
-      <w:r>
-        <w:rPr/>
-        <w:t>8.566</w:t>
-      </w:r>
-      <w:r>
-        <w:rPr/>
-        <w:t xml:space="preserve"> </w:t>
-      </w:r>
-      <w:r>
-        <w:rPr/>
-        <w:t>к</w:t>
-      </w:r>
-      <w:r>
-        <w:rPr/>
-        <w:t>Гц.</w:t>
+        <w:t>колебаний на  частоте 8.566 кГц.</w:t>
       </w:r>
     </w:p>
     <w:p>
@@ -24174,7 +22845,7 @@
       </w:r>
       <w:r>
         <w:drawing>
-          <wp:anchor behindDoc="0" distT="0" distB="0" distL="0" distR="0" simplePos="0" locked="0" layoutInCell="0" allowOverlap="1" relativeHeight="129">
+          <wp:anchor behindDoc="0" distT="0" distB="0" distL="0" distR="0" simplePos="0" locked="0" layoutInCell="0" allowOverlap="1" relativeHeight="28">
             <wp:simplePos x="0" y="0"/>
             <wp:positionH relativeFrom="column">
               <wp:posOffset>824230</wp:posOffset>
@@ -24221,31 +22892,7 @@
       </w:r>
       <w:r>
         <w:rPr/>
-        <w:t xml:space="preserve">с. </w:t>
-      </w:r>
-      <w:r>
-        <w:rPr/>
-        <w:t xml:space="preserve">30. </w:t>
-      </w:r>
-      <w:r>
-        <w:rPr/>
-        <w:t xml:space="preserve">Форма колебаний на  частоте </w:t>
-      </w:r>
-      <w:r>
-        <w:rPr/>
-        <w:t>9.008</w:t>
-      </w:r>
-      <w:r>
-        <w:rPr/>
-        <w:t xml:space="preserve"> </w:t>
-      </w:r>
-      <w:r>
-        <w:rPr/>
-        <w:t>к</w:t>
-      </w:r>
-      <w:r>
-        <w:rPr/>
-        <w:t>Гц.</w:t>
+        <w:t>с. 30. Форма колебаний на  частоте 9.008 кГц.</w:t>
       </w:r>
     </w:p>
     <w:p>
@@ -24262,7 +22909,7 @@
       </w:r>
       <w:r>
         <w:drawing>
-          <wp:anchor behindDoc="0" distT="0" distB="0" distL="0" distR="0" simplePos="0" locked="0" layoutInCell="0" allowOverlap="1" relativeHeight="130">
+          <wp:anchor behindDoc="0" distT="0" distB="0" distL="0" distR="0" simplePos="0" locked="0" layoutInCell="0" allowOverlap="1" relativeHeight="29">
             <wp:simplePos x="0" y="0"/>
             <wp:positionH relativeFrom="column">
               <wp:posOffset>1236980</wp:posOffset>
@@ -24309,31 +22956,7 @@
       </w:r>
       <w:r>
         <w:rPr/>
-        <w:t xml:space="preserve">ис. </w:t>
-      </w:r>
-      <w:r>
-        <w:rPr/>
-        <w:t xml:space="preserve">31. </w:t>
-      </w:r>
-      <w:r>
-        <w:rPr/>
-        <w:t xml:space="preserve">Форма колебаний на  частоте </w:t>
-      </w:r>
-      <w:r>
-        <w:rPr/>
-        <w:t>9.138</w:t>
-      </w:r>
-      <w:r>
-        <w:rPr/>
-        <w:t xml:space="preserve"> </w:t>
-      </w:r>
-      <w:r>
-        <w:rPr/>
-        <w:t>к</w:t>
-      </w:r>
-      <w:r>
-        <w:rPr/>
-        <w:t>Гц.</w:t>
+        <w:t>ис. 31. Форма колебаний на  частоте 9.138 кГц.</w:t>
       </w:r>
     </w:p>
     <w:p>
@@ -24346,7 +22969,7 @@
       </w:pPr>
       <w:r>
         <w:drawing>
-          <wp:anchor behindDoc="0" distT="0" distB="0" distL="0" distR="0" simplePos="0" locked="0" layoutInCell="0" allowOverlap="1" relativeHeight="131">
+          <wp:anchor behindDoc="0" distT="0" distB="0" distL="0" distR="0" simplePos="0" locked="0" layoutInCell="0" allowOverlap="1" relativeHeight="30">
             <wp:simplePos x="0" y="0"/>
             <wp:positionH relativeFrom="column">
               <wp:posOffset>853440</wp:posOffset>
@@ -24393,31 +23016,7 @@
       </w:r>
       <w:r>
         <w:rPr/>
-        <w:t xml:space="preserve">Рис. </w:t>
-      </w:r>
-      <w:r>
-        <w:rPr/>
-        <w:t xml:space="preserve">32. </w:t>
-      </w:r>
-      <w:r>
-        <w:rPr/>
-        <w:t xml:space="preserve">Форма колебаний на  частоте </w:t>
-      </w:r>
-      <w:r>
-        <w:rPr/>
-        <w:t>9.364</w:t>
-      </w:r>
-      <w:r>
-        <w:rPr/>
-        <w:t xml:space="preserve"> </w:t>
-      </w:r>
-      <w:r>
-        <w:rPr/>
-        <w:t>к</w:t>
-      </w:r>
-      <w:r>
-        <w:rPr/>
-        <w:t>Гц.</w:t>
+        <w:t>Рис. 32. Форма колебаний на  частоте 9.364 кГц.</w:t>
       </w:r>
     </w:p>
     <w:p>
@@ -24430,7 +23029,7 @@
       </w:pPr>
       <w:r>
         <w:drawing>
-          <wp:anchor behindDoc="0" distT="0" distB="0" distL="0" distR="0" simplePos="0" locked="0" layoutInCell="0" allowOverlap="1" relativeHeight="133">
+          <wp:anchor behindDoc="0" distT="0" distB="0" distL="0" distR="0" simplePos="0" locked="0" layoutInCell="0" allowOverlap="1" relativeHeight="32">
             <wp:simplePos x="0" y="0"/>
             <wp:positionH relativeFrom="column">
               <wp:align>center</wp:align>
@@ -24477,31 +23076,7 @@
       </w:r>
       <w:r>
         <w:rPr/>
-        <w:t xml:space="preserve">Рис. </w:t>
-      </w:r>
-      <w:r>
-        <w:rPr/>
-        <w:t xml:space="preserve">33. </w:t>
-      </w:r>
-      <w:r>
-        <w:rPr/>
-        <w:t xml:space="preserve">Форма колебаний на  частоте </w:t>
-      </w:r>
-      <w:r>
-        <w:rPr/>
-        <w:t>11.702</w:t>
-      </w:r>
-      <w:r>
-        <w:rPr/>
-        <w:t xml:space="preserve"> </w:t>
-      </w:r>
-      <w:r>
-        <w:rPr/>
-        <w:t>к</w:t>
-      </w:r>
-      <w:r>
-        <w:rPr/>
-        <w:t>Гц.</w:t>
+        <w:t>Рис. 33. Форма колебаний на  частоте 11.702 кГц.</w:t>
       </w:r>
     </w:p>
     <w:p>
@@ -24514,7 +23089,7 @@
       </w:pPr>
       <w:r>
         <w:drawing>
-          <wp:anchor behindDoc="0" distT="0" distB="0" distL="0" distR="0" simplePos="0" locked="0" layoutInCell="0" allowOverlap="1" relativeHeight="134">
+          <wp:anchor behindDoc="0" distT="0" distB="0" distL="0" distR="0" simplePos="0" locked="0" layoutInCell="0" allowOverlap="1" relativeHeight="33">
             <wp:simplePos x="0" y="0"/>
             <wp:positionH relativeFrom="column">
               <wp:posOffset>941070</wp:posOffset>
@@ -24561,31 +23136,7 @@
       </w:r>
       <w:r>
         <w:rPr/>
-        <w:t xml:space="preserve">Рис. </w:t>
-      </w:r>
-      <w:r>
-        <w:rPr/>
-        <w:t xml:space="preserve">34. </w:t>
-      </w:r>
-      <w:r>
-        <w:rPr/>
-        <w:t xml:space="preserve">Форма колебаний на  частоте </w:t>
-      </w:r>
-      <w:r>
-        <w:rPr/>
-        <w:t>12.254</w:t>
-      </w:r>
-      <w:r>
-        <w:rPr/>
-        <w:t xml:space="preserve"> </w:t>
-      </w:r>
-      <w:r>
-        <w:rPr/>
-        <w:t>к</w:t>
-      </w:r>
-      <w:r>
-        <w:rPr/>
-        <w:t>Гц.</w:t>
+        <w:t>Рис. 34. Форма колебаний на  частоте 12.254 кГц.</w:t>
       </w:r>
     </w:p>
     <w:p>
@@ -24598,7 +23149,7 @@
       </w:pPr>
       <w:r>
         <w:drawing>
-          <wp:anchor behindDoc="0" distT="0" distB="0" distL="0" distR="0" simplePos="0" locked="0" layoutInCell="0" allowOverlap="1" relativeHeight="135">
+          <wp:anchor behindDoc="0" distT="0" distB="0" distL="0" distR="0" simplePos="0" locked="0" layoutInCell="0" allowOverlap="1" relativeHeight="34">
             <wp:simplePos x="0" y="0"/>
             <wp:positionH relativeFrom="column">
               <wp:posOffset>915670</wp:posOffset>
@@ -24645,31 +23196,235 @@
       </w:r>
       <w:r>
         <w:rPr/>
-        <w:t xml:space="preserve">Рис. </w:t>
-      </w:r>
-      <w:r>
-        <w:rPr/>
-        <w:t xml:space="preserve">35. </w:t>
-      </w:r>
-      <w:r>
-        <w:rPr/>
-        <w:t xml:space="preserve">Форма колебаний на  частоте </w:t>
-      </w:r>
-      <w:r>
-        <w:rPr/>
-        <w:t>13.041</w:t>
-      </w:r>
-      <w:r>
-        <w:rPr/>
-        <w:t xml:space="preserve"> </w:t>
-      </w:r>
-      <w:r>
-        <w:rPr/>
-        <w:t>к</w:t>
-      </w:r>
-      <w:r>
-        <w:rPr/>
-        <w:t>Гц.</w:t>
+        <w:t>Рис. 35. Форма колебаний на  частоте 13.041 кГц.</w:t>
+      </w:r>
+    </w:p>
+    <w:p>
+      <w:pPr>
+        <w:pStyle w:val="Normal"/>
+        <w:spacing w:lineRule="auto" w:line="360" w:before="0" w:after="160"/>
+        <w:ind w:left="0" w:right="0" w:hanging="0"/>
+        <w:jc w:val="center"/>
+        <w:rPr/>
+      </w:pPr>
+      <w:r>
+        <w:drawing>
+          <wp:anchor behindDoc="0" distT="0" distB="0" distL="0" distR="0" simplePos="0" locked="0" layoutInCell="0" allowOverlap="1" relativeHeight="134">
+            <wp:simplePos x="0" y="0"/>
+            <wp:positionH relativeFrom="column">
+              <wp:posOffset>802005</wp:posOffset>
+            </wp:positionH>
+            <wp:positionV relativeFrom="paragraph">
+              <wp:posOffset>-346710</wp:posOffset>
+            </wp:positionV>
+            <wp:extent cx="4516120" cy="3843020"/>
+            <wp:effectExtent l="0" t="0" r="0" b="0"/>
+            <wp:wrapTopAndBottom/>
+            <wp:docPr id="36" name="Изображение36" descr=""/>
+            <wp:cNvGraphicFramePr>
+              <a:graphicFrameLocks xmlns:a="http://schemas.openxmlformats.org/drawingml/2006/main" noChangeAspect="1"/>
+            </wp:cNvGraphicFramePr>
+            <a:graphic xmlns:a="http://schemas.openxmlformats.org/drawingml/2006/main">
+              <a:graphicData uri="http://schemas.openxmlformats.org/drawingml/2006/picture">
+                <pic:pic xmlns:pic="http://schemas.openxmlformats.org/drawingml/2006/picture">
+                  <pic:nvPicPr>
+                    <pic:cNvPr id="36" name="Изображение36" descr=""/>
+                    <pic:cNvPicPr>
+                      <a:picLocks noChangeAspect="1" noChangeArrowheads="1"/>
+                    </pic:cNvPicPr>
+                  </pic:nvPicPr>
+                  <pic:blipFill>
+                    <a:blip r:embed="rId37"/>
+                    <a:stretch>
+                      <a:fillRect/>
+                    </a:stretch>
+                  </pic:blipFill>
+                  <pic:spPr bwMode="auto">
+                    <a:xfrm>
+                      <a:off x="0" y="0"/>
+                      <a:ext cx="4516120" cy="3843020"/>
+                    </a:xfrm>
+                    <a:prstGeom prst="rect">
+                      <a:avLst/>
+                    </a:prstGeom>
+                  </pic:spPr>
+                </pic:pic>
+              </a:graphicData>
+            </a:graphic>
+          </wp:anchor>
+        </w:drawing>
+      </w:r>
+      <w:r>
+        <w:rPr/>
+        <w:t>Рис. 3</w:t>
+      </w:r>
+      <w:r>
+        <w:rPr/>
+        <w:t>6</w:t>
+      </w:r>
+      <w:r>
+        <w:rPr/>
+        <w:t xml:space="preserve">. Форма колебаний на  частоте </w:t>
+      </w:r>
+      <w:r>
+        <w:rPr/>
+        <w:t>16.181</w:t>
+      </w:r>
+      <w:r>
+        <w:rPr/>
+        <w:t xml:space="preserve"> кГц.</w:t>
+      </w:r>
+    </w:p>
+    <w:p>
+      <w:pPr>
+        <w:pStyle w:val="Normal"/>
+        <w:spacing w:lineRule="auto" w:line="360" w:before="0" w:after="160"/>
+        <w:ind w:left="0" w:right="0" w:hanging="0"/>
+        <w:jc w:val="center"/>
+        <w:rPr/>
+      </w:pPr>
+      <w:r>
+        <w:drawing>
+          <wp:anchor behindDoc="0" distT="0" distB="0" distL="0" distR="0" simplePos="0" locked="0" layoutInCell="0" allowOverlap="1" relativeHeight="137">
+            <wp:simplePos x="0" y="0"/>
+            <wp:positionH relativeFrom="column">
+              <wp:posOffset>836930</wp:posOffset>
+            </wp:positionH>
+            <wp:positionV relativeFrom="paragraph">
+              <wp:posOffset>81280</wp:posOffset>
+            </wp:positionV>
+            <wp:extent cx="4514850" cy="3841750"/>
+            <wp:effectExtent l="0" t="0" r="0" b="0"/>
+            <wp:wrapTopAndBottom/>
+            <wp:docPr id="37" name="Изображение37" descr=""/>
+            <wp:cNvGraphicFramePr>
+              <a:graphicFrameLocks xmlns:a="http://schemas.openxmlformats.org/drawingml/2006/main" noChangeAspect="1"/>
+            </wp:cNvGraphicFramePr>
+            <a:graphic xmlns:a="http://schemas.openxmlformats.org/drawingml/2006/main">
+              <a:graphicData uri="http://schemas.openxmlformats.org/drawingml/2006/picture">
+                <pic:pic xmlns:pic="http://schemas.openxmlformats.org/drawingml/2006/picture">
+                  <pic:nvPicPr>
+                    <pic:cNvPr id="37" name="Изображение37" descr=""/>
+                    <pic:cNvPicPr>
+                      <a:picLocks noChangeAspect="1" noChangeArrowheads="1"/>
+                    </pic:cNvPicPr>
+                  </pic:nvPicPr>
+                  <pic:blipFill>
+                    <a:blip r:embed="rId38"/>
+                    <a:stretch>
+                      <a:fillRect/>
+                    </a:stretch>
+                  </pic:blipFill>
+                  <pic:spPr bwMode="auto">
+                    <a:xfrm>
+                      <a:off x="0" y="0"/>
+                      <a:ext cx="4514850" cy="3841750"/>
+                    </a:xfrm>
+                    <a:prstGeom prst="rect">
+                      <a:avLst/>
+                    </a:prstGeom>
+                  </pic:spPr>
+                </pic:pic>
+              </a:graphicData>
+            </a:graphic>
+          </wp:anchor>
+        </w:drawing>
+      </w:r>
+      <w:r>
+        <w:rPr/>
+        <w:t>Рис. 3</w:t>
+      </w:r>
+      <w:r>
+        <w:rPr/>
+        <w:t>7</w:t>
+      </w:r>
+      <w:r>
+        <w:rPr/>
+        <w:t xml:space="preserve">. Форма колебаний на  частоте </w:t>
+      </w:r>
+      <w:r>
+        <w:rPr/>
+        <w:t>19.915</w:t>
+      </w:r>
+      <w:r>
+        <w:rPr/>
+        <w:t xml:space="preserve"> кГц.</w:t>
+      </w:r>
+    </w:p>
+    <w:p>
+      <w:pPr>
+        <w:pStyle w:val="Normal"/>
+        <w:spacing w:lineRule="auto" w:line="360" w:before="0" w:after="160"/>
+        <w:ind w:left="0" w:right="0" w:hanging="0"/>
+        <w:jc w:val="center"/>
+        <w:rPr/>
+      </w:pPr>
+      <w:r>
+        <w:drawing>
+          <wp:anchor behindDoc="0" distT="0" distB="0" distL="0" distR="0" simplePos="0" locked="0" layoutInCell="0" allowOverlap="1" relativeHeight="138">
+            <wp:simplePos x="0" y="0"/>
+            <wp:positionH relativeFrom="column">
+              <wp:align>center</wp:align>
+            </wp:positionH>
+            <wp:positionV relativeFrom="paragraph">
+              <wp:posOffset>635</wp:posOffset>
+            </wp:positionV>
+            <wp:extent cx="4516755" cy="3843020"/>
+            <wp:effectExtent l="0" t="0" r="0" b="0"/>
+            <wp:wrapTopAndBottom/>
+            <wp:docPr id="38" name="Изображение38" descr=""/>
+            <wp:cNvGraphicFramePr>
+              <a:graphicFrameLocks xmlns:a="http://schemas.openxmlformats.org/drawingml/2006/main" noChangeAspect="1"/>
+            </wp:cNvGraphicFramePr>
+            <a:graphic xmlns:a="http://schemas.openxmlformats.org/drawingml/2006/main">
+              <a:graphicData uri="http://schemas.openxmlformats.org/drawingml/2006/picture">
+                <pic:pic xmlns:pic="http://schemas.openxmlformats.org/drawingml/2006/picture">
+                  <pic:nvPicPr>
+                    <pic:cNvPr id="38" name="Изображение38" descr=""/>
+                    <pic:cNvPicPr>
+                      <a:picLocks noChangeAspect="1" noChangeArrowheads="1"/>
+                    </pic:cNvPicPr>
+                  </pic:nvPicPr>
+                  <pic:blipFill>
+                    <a:blip r:embed="rId39"/>
+                    <a:stretch>
+                      <a:fillRect/>
+                    </a:stretch>
+                  </pic:blipFill>
+                  <pic:spPr bwMode="auto">
+                    <a:xfrm>
+                      <a:off x="0" y="0"/>
+                      <a:ext cx="4516755" cy="3843020"/>
+                    </a:xfrm>
+                    <a:prstGeom prst="rect">
+                      <a:avLst/>
+                    </a:prstGeom>
+                  </pic:spPr>
+                </pic:pic>
+              </a:graphicData>
+            </a:graphic>
+          </wp:anchor>
+        </w:drawing>
+      </w:r>
+      <w:r>
+        <w:rPr/>
+        <w:t>Рис. 3</w:t>
+      </w:r>
+      <w:r>
+        <w:rPr/>
+        <w:t>7</w:t>
+      </w:r>
+      <w:r>
+        <w:rPr/>
+        <w:t xml:space="preserve">. Форма колебаний на  частоте </w:t>
+      </w:r>
+      <w:r>
+        <w:rPr/>
+        <w:t>23.116</w:t>
+      </w:r>
+      <w:r>
+        <w:rPr/>
+        <w:t xml:space="preserve"> кГц.</w:t>
       </w:r>
       <w:r>
         <w:br w:type="page"/>
@@ -24680,8 +23435,8 @@
         <w:pStyle w:val="1"/>
         <w:rPr/>
       </w:pPr>
-      <w:bookmarkStart w:id="10" w:name="__RefHeading___Toc2056_1280676730"/>
-      <w:bookmarkEnd w:id="10"/>
+      <w:bookmarkStart w:id="9" w:name="__RefHeading___Toc2056_1280676730"/>
+      <w:bookmarkEnd w:id="9"/>
       <w:r>
         <w:rPr/>
         <w:t>Заключение</w:t>
@@ -24690,59 +23445,70 @@
     <w:p>
       <w:pPr>
         <w:pStyle w:val="Normal"/>
-        <w:spacing w:lineRule="auto" w:line="360"/>
-        <w:ind w:left="0" w:right="0" w:firstLine="850"/>
+        <w:widowControl/>
+        <w:suppressAutoHyphens w:val="true"/>
+        <w:bidi w:val="0"/>
+        <w:spacing w:lineRule="auto" w:line="360" w:before="0" w:after="160"/>
+        <w:ind w:left="0" w:right="567" w:firstLine="850"/>
+        <w:jc w:val="both"/>
         <w:rPr/>
       </w:pPr>
-      <w:r>
-        <w:rPr/>
-        <w:t xml:space="preserve">В данной работе была решена задача численного моделирования вибрационной нагрузки на трехмерный образец методом конечных элементов,  найдены собственные частоты и </w:t>
-      </w:r>
-      <w:r>
-        <w:rPr/>
-        <w:t>моды для кубических деталей и детали сложной формы</w:t>
-      </w:r>
       <w:r>
         <w:rPr>
           <w:color w:val="000000"/>
         </w:rPr>
-        <w:t xml:space="preserve">. </w:t>
+        <w:t>В данной работе была рассмотрена задача численного моделирования воздействия вибрационной нагрузки на трехмерный образец. Была выбрана математическая модель, сформулирован численный метод, выполнена программная реализация метода. Реализация была сделана на языка Python с использованием библиотек numpy, scipy и gmsh.</w:t>
       </w:r>
     </w:p>
     <w:p>
       <w:pPr>
         <w:pStyle w:val="Normal"/>
-        <w:spacing w:lineRule="auto" w:line="360"/>
-        <w:ind w:left="0" w:right="0" w:firstLine="850"/>
+        <w:widowControl/>
+        <w:suppressAutoHyphens w:val="true"/>
+        <w:bidi w:val="0"/>
+        <w:spacing w:lineRule="auto" w:line="360" w:before="0" w:after="160"/>
+        <w:ind w:left="0" w:right="567" w:firstLine="850"/>
+        <w:jc w:val="both"/>
         <w:rPr/>
       </w:pPr>
       <w:r>
-        <w:rPr/>
-        <w:t xml:space="preserve">Реализация численного метода была выполнена на языка Python с использованием библиотек numpy, scipy </w:t>
-      </w:r>
-      <w:r>
-        <w:rPr/>
-        <w:t xml:space="preserve">и gmsh, </w:t>
-      </w:r>
-      <w:r>
-        <w:rPr/>
-        <w:t>а также верифицирована путем сравнения с другими работами</w:t>
-      </w:r>
-      <w:r>
-        <w:rPr/>
-        <w:t>.</w:t>
+        <w:rPr>
+          <w:color w:val="000000"/>
+        </w:rPr>
+        <w:t>В ходе численных экспериментов были получены собственные частоты и формы колебаний для кубических образцов. На примере данных образцов была проведена верификация полученного солвера путём сравнения расчётных значений для собственных частот и данных сторонних натурных экспериментов. После верификации была показана работоспособность солвера для детали сложной формы.</w:t>
+      </w:r>
+    </w:p>
+    <w:p>
+      <w:pPr>
+        <w:pStyle w:val="Style21"/>
+        <w:spacing w:lineRule="auto" w:line="360" w:before="0" w:after="120"/>
+        <w:ind w:left="0" w:right="567" w:firstLine="850"/>
+        <w:jc w:val="both"/>
+        <w:rPr/>
+      </w:pPr>
+      <w:r>
+        <w:rPr>
+          <w:color w:val="000000"/>
+        </w:rPr>
+        <w:t xml:space="preserve">Таким образом, в работе проведено моделирование, которое может служить основой для последующего изучения динамических характеристик пластинных конструкций в широком диапазоне задач инженерного проектирования и анализа. Подобные исследования имеют не только академический интерес, но и практическую значимость для повышения безопасности и надёжности инженерных конструкций. Правильный учёт вибрационных характеристик позволяет снижать риск возникновения резонансных явлений и разрушений, продлевать срок службы изделий и оптимизировать их конструкцию. Численные методы открывают широкие возможности для анализа и позволяют моделировать различные сценарии нагружения, граничные условия и эксплуатационные режимы. </w:t>
       </w:r>
     </w:p>
     <w:p>
       <w:pPr>
         <w:pStyle w:val="Normal"/>
-        <w:spacing w:lineRule="auto" w:line="360"/>
-        <w:ind w:left="0" w:right="0" w:firstLine="850"/>
+        <w:widowControl/>
+        <w:suppressAutoHyphens w:val="true"/>
+        <w:bidi w:val="0"/>
+        <w:spacing w:lineRule="auto" w:line="360" w:before="0" w:after="160"/>
+        <w:ind w:left="0" w:right="510" w:firstLine="850"/>
+        <w:jc w:val="both"/>
         <w:rPr/>
       </w:pPr>
       <w:r>
-        <w:rPr/>
-        <w:t>В дальнейшем планируется продолжить работу над данным солвером, его точностью и оптимизацией, а также исследовать данную задачу для анизотропных  материалов.</w:t>
+        <w:rPr>
+          <w:color w:val="000000"/>
+        </w:rPr>
+        <w:t>В дальнейшем планируется продолжить работу над данным солвером, его точностью и оптимизацией, а также исследовать данную задачу для анизотропных материалов.</w:t>
       </w:r>
       <w:r>
         <w:br w:type="page"/>
@@ -24753,8 +23519,8 @@
         <w:pStyle w:val="1"/>
         <w:rPr/>
       </w:pPr>
-      <w:bookmarkStart w:id="11" w:name="__RefHeading___Toc2058_1280676730"/>
-      <w:bookmarkEnd w:id="11"/>
+      <w:bookmarkStart w:id="10" w:name="__RefHeading___Toc2058_1280676730"/>
+      <w:bookmarkEnd w:id="10"/>
       <w:r>
         <w:rPr/>
         <w:t>Литература</w:t>
@@ -24921,7 +23687,7 @@
         </w:rPr>
         <w:t xml:space="preserve">, vol. 0, no. 0, Jan. 2024, doi: </w:t>
       </w:r>
-      <w:hyperlink r:id="rId37">
+      <w:hyperlink r:id="rId40">
         <w:r>
           <w:rPr>
             <w:b w:val="false"/>
@@ -25005,7 +23771,7 @@
         </w:rPr>
         <w:t xml:space="preserve">, vol. 126, no. 5, pp. EL140–EL146, Oct. 2009, doi: </w:t>
       </w:r>
-      <w:hyperlink r:id="rId38">
+      <w:hyperlink r:id="rId41">
         <w:r>
           <w:rPr>
             <w:b w:val="false"/>
@@ -25102,7 +23868,7 @@
         </w:rPr>
         <w:t xml:space="preserve">, vol. 49, no. 3B, pp. 768–775, Mar. 1971, doi: </w:t>
       </w:r>
-      <w:hyperlink r:id="rId39">
+      <w:hyperlink r:id="rId42">
         <w:r>
           <w:rPr>
             <w:b w:val="false"/>
@@ -25118,22 +23884,20 @@
           <w:t>https://doi.org/10.1121/1.1912415</w:t>
         </w:r>
       </w:hyperlink>
-      <w:hyperlink r:id="rId40">
-        <w:r>
-          <w:rPr>
-            <w:b w:val="false"/>
-            <w:i w:val="false"/>
-            <w:caps w:val="false"/>
-            <w:smallCaps w:val="false"/>
-            <w:color w:val="000000"/>
-            <w:spacing w:val="0"/>
-            <w:sz w:val="24"/>
-            <w:szCs w:val="24"/>
-            <w:lang w:val="en-US" w:eastAsia="en-US" w:bidi="ar-SA"/>
-          </w:rPr>
-          <w:t>.</w:t>
-        </w:r>
-      </w:hyperlink>
+      <w:r>
+        <w:rPr>
+          <w:b w:val="false"/>
+          <w:i w:val="false"/>
+          <w:caps w:val="false"/>
+          <w:smallCaps w:val="false"/>
+          <w:color w:val="000000"/>
+          <w:spacing w:val="0"/>
+          <w:sz w:val="24"/>
+          <w:szCs w:val="24"/>
+          <w:lang w:val="en-US" w:eastAsia="en-US" w:bidi="ar-SA"/>
+        </w:rPr>
+        <w:t>.</w:t>
+      </w:r>
     </w:p>
     <w:p>
       <w:pPr>
@@ -25173,23 +23937,7 @@
           <w:szCs w:val="24"/>
           <w:lang w:val="en-US" w:eastAsia="en-US" w:bidi="ar-SA"/>
         </w:rPr>
-        <w:t>В.И. Кондауров</w:t>
-      </w:r>
-      <w:r>
-        <w:rPr>
-          <w:rFonts w:cs="Times New Roman"/>
-          <w:b w:val="false"/>
-          <w:i/>
-          <w:iCs/>
-          <w:caps w:val="false"/>
-          <w:smallCaps w:val="false"/>
-          <w:color w:val="000000"/>
-          <w:spacing w:val="0"/>
-          <w:sz w:val="24"/>
-          <w:szCs w:val="24"/>
-          <w:lang w:val="en-US" w:eastAsia="en-US" w:bidi="ar-SA"/>
-        </w:rPr>
-        <w:t>,</w:t>
+        <w:t>В.И. Кондауров,</w:t>
       </w:r>
       <w:r>
         <w:rPr>
@@ -25244,86 +23992,11 @@
           <w:szCs w:val="24"/>
           <w:lang w:val="en-US" w:eastAsia="en-US" w:bidi="ar-SA"/>
         </w:rPr>
-        <w:t xml:space="preserve">О.Я. </w:t>
-      </w:r>
-      <w:r>
-        <w:rPr>
-          <w:rFonts w:cs="Times New Roman"/>
-          <w:b w:val="false"/>
-          <w:i w:val="false"/>
-          <w:caps w:val="false"/>
-          <w:smallCaps w:val="false"/>
-          <w:color w:val="000000"/>
-          <w:spacing w:val="0"/>
-          <w:sz w:val="24"/>
-          <w:szCs w:val="24"/>
-          <w:lang w:val="en-US" w:eastAsia="en-US" w:bidi="ar-SA"/>
-        </w:rPr>
-        <w:t>Извеков, Элементы механики деформируемого твердого тела : учеб</w:t>
-      </w:r>
-      <w:r>
-        <w:rPr>
-          <w:rFonts w:cs="Times New Roman"/>
-          <w:b w:val="false"/>
-          <w:i w:val="false"/>
-          <w:caps w:val="false"/>
-          <w:smallCaps w:val="false"/>
-          <w:color w:val="000000"/>
-          <w:spacing w:val="0"/>
-          <w:sz w:val="24"/>
-          <w:szCs w:val="24"/>
-          <w:lang w:val="en-US" w:eastAsia="en-US" w:bidi="ar-SA"/>
-        </w:rPr>
-        <w:t>ное</w:t>
-      </w:r>
-      <w:r>
-        <w:rPr>
-          <w:rFonts w:cs="Times New Roman"/>
-          <w:b w:val="false"/>
-          <w:i w:val="false"/>
-          <w:caps w:val="false"/>
-          <w:smallCaps w:val="false"/>
-          <w:color w:val="000000"/>
-          <w:spacing w:val="0"/>
-          <w:sz w:val="24"/>
-          <w:szCs w:val="24"/>
-          <w:lang w:val="en-US" w:eastAsia="en-US" w:bidi="ar-SA"/>
-        </w:rPr>
-        <w:t xml:space="preserve"> </w:t>
-      </w:r>
-      <w:r>
-        <w:rPr>
-          <w:rFonts w:cs="Times New Roman"/>
-          <w:b w:val="false"/>
-          <w:i w:val="false"/>
-          <w:caps w:val="false"/>
-          <w:smallCaps w:val="false"/>
-          <w:color w:val="000000"/>
-          <w:spacing w:val="0"/>
-          <w:sz w:val="24"/>
-          <w:szCs w:val="24"/>
-          <w:lang w:val="en-US" w:eastAsia="en-US" w:bidi="ar-SA"/>
-        </w:rPr>
-        <w:t>п</w:t>
-      </w:r>
-      <w:r>
-        <w:rPr>
-          <w:rFonts w:cs="Times New Roman"/>
-          <w:b w:val="false"/>
-          <w:i w:val="false"/>
-          <w:caps w:val="false"/>
-          <w:smallCaps w:val="false"/>
-          <w:color w:val="000000"/>
-          <w:spacing w:val="0"/>
-          <w:sz w:val="24"/>
-          <w:szCs w:val="24"/>
-          <w:lang w:val="en-US" w:eastAsia="en-US" w:bidi="ar-SA"/>
-        </w:rPr>
-        <w:t>особие, Москва, МФТИ, 2019. – 248 с. ISBN 978-5-7417-0715-9</w:t>
+        <w:t>О.Я. Извеков, Элементы механики деформируемого твердого тела : учебное пособие, Москва, МФТИ, 2019. – 248 с. ISBN 978-5-7417-0715-9</w:t>
       </w:r>
     </w:p>
     <w:sectPr>
-      <w:footerReference w:type="default" r:id="rId41"/>
+      <w:footerReference w:type="default" r:id="rId43"/>
       <w:type w:val="nextPage"/>
       <w:pgSz w:w="11906" w:h="16838"/>
       <w:pgMar w:left="1417" w:right="850" w:gutter="0" w:header="0" w:top="1701" w:footer="850" w:bottom="1582"/>
@@ -25344,7 +24017,7 @@
         <w:docPartGallery w:val="Page Numbers (Bottom of Page)"/>
         <w:docPartUnique w:val="true"/>
       </w:docPartObj>
-      <w:id w:val="17807492"/>
+      <w:id w:val="1349937150"/>
     </w:sdtPr>
     <w:sdtContent>
       <w:p>

--- a/Диплом.docx
+++ b/Диплом.docx
@@ -35,13 +35,7 @@
         <w:rPr>
           <w:szCs w:val="24"/>
         </w:rPr>
-        <w:t xml:space="preserve">Целью данной работы является разработка программного модуля для численного моделирования воздействия вибрационной нагрузки на трёхмерный образец. Исследование включает в себя выбор математической модели, построение и программную реализацию </w:t>
-      </w:r>
-      <w:r>
-        <w:rPr>
-          <w:szCs w:val="24"/>
-        </w:rPr>
-        <w:t>численного метода, проведение численных экспериментов и анализ результатов.</w:t>
+        <w:t>Целью данной работы является разработка программного модуля для численного моделирования воздействия вибрационной нагрузки на трёхмерный образец. Исследование включает в себя выбор математической модели, построение и программную реализацию численного метода, проведение численных экспериментов и анализ результатов.</w:t>
       </w:r>
     </w:p>
     <w:p>
@@ -57,13 +51,7 @@
         <w:rPr>
           <w:szCs w:val="24"/>
         </w:rPr>
-        <w:t>Для описания реологии образца используется модель линейной упругости для изотропного тела. Геометрия тела описывается с использованием сетки из тетраэдров. Численное решение получа</w:t>
-      </w:r>
-      <w:r>
-        <w:rPr>
-          <w:szCs w:val="24"/>
-        </w:rPr>
-        <w:t>ется с использованием метода конечных элементов. Программная реализация выполнена на языке Python с использованием библиотек NumPy и SciPy для операций линейной алгебры, а также библиотеки Gmsh для генерации сетки.</w:t>
+        <w:t>Для описания реологии образца используется модель линейной упругости для изотропного тела. Геометрия тела описывается с использованием сетки из тетраэдров. Численное решение получается с использованием метода конечных элементов. Программная реализация выполнена на языке Python с использованием библиотек NumPy и SciPy для операций линейной алгебры, а также библиотеки Gmsh для генерации сетки.</w:t>
       </w:r>
     </w:p>
     <w:p>
@@ -79,13 +67,7 @@
         <w:rPr>
           <w:szCs w:val="24"/>
         </w:rPr>
-        <w:t>Для верификации выполнены расчёты собстве</w:t>
-      </w:r>
-      <w:r>
-        <w:rPr>
-          <w:szCs w:val="24"/>
-        </w:rPr>
-        <w:t>нных частот кубических образцов из стали и из кварца, для которых проведено сравнение со сторонними данными натурных экспериментов. После верификации на образцах простой формы показана работа для трёхмерной детали сложной формы.</w:t>
+        <w:t>Для верификации выполнены расчёты собственных частот кубических образцов из стали и из кварца, для которых проведено сравнение со сторонними данными натурных экспериментов. После верификации на образцах простой формы показана работа для трёхмерной детали сложной формы.</w:t>
       </w:r>
     </w:p>
     <w:p>
@@ -108,13 +90,7 @@
         <w:rPr>
           <w:szCs w:val="24"/>
         </w:rPr>
-        <w:t>: вибрационна</w:t>
-      </w:r>
-      <w:r>
-        <w:rPr>
-          <w:szCs w:val="24"/>
-        </w:rPr>
-        <w:t>я нагрузка, метод конечных элементов, трёхмерная модель,</w:t>
+        <w:t>: вибрационная нагрузка, метод конечных элементов, трёхмерная модель,</w:t>
       </w:r>
       <w:r>
         <w:rPr>
@@ -140,16 +116,14 @@
         </w:rPr>
         <w:t>собственные частоты</w:t>
       </w:r>
-      <w:bookmarkStart w:id="1" w:name="_GoBack"/>
-      <w:bookmarkEnd w:id="1"/>
       <w:r>
         <w:rPr>
           <w:szCs w:val="24"/>
         </w:rPr>
         <w:t>.</w:t>
       </w:r>
-      <w:bookmarkStart w:id="2" w:name="_Hlk1356484991"/>
-      <w:bookmarkEnd w:id="2"/>
+      <w:bookmarkStart w:id="1" w:name="_Hlk1356484991"/>
+      <w:bookmarkEnd w:id="1"/>
       <w:r>
         <w:br w:type="page"/>
       </w:r>
@@ -576,15 +550,93 @@
           <w:sz w:val="32"/>
         </w:rPr>
       </w:pPr>
-      <w:bookmarkStart w:id="3" w:name="_Hlk135648657"/>
-      <w:bookmarkStart w:id="4" w:name="_Toc201414298"/>
-      <w:bookmarkStart w:id="5" w:name="_Toc137252441"/>
-      <w:bookmarkEnd w:id="3"/>
+      <w:bookmarkStart w:id="2" w:name="_Hlk135648657"/>
+      <w:bookmarkStart w:id="3" w:name="_Toc201414298"/>
+      <w:bookmarkStart w:id="4" w:name="_Toc137252441"/>
+      <w:bookmarkEnd w:id="2"/>
       <w:r>
         <w:lastRenderedPageBreak/>
         <w:t>Введение</w:t>
       </w:r>
+      <w:bookmarkEnd w:id="3"/>
       <w:bookmarkEnd w:id="4"/>
+    </w:p>
+    <w:p>
+      <w:pPr>
+        <w:spacing w:line="360" w:lineRule="auto"/>
+        <w:ind w:firstLine="850"/>
+        <w:jc w:val="both"/>
+        <w:rPr>
+          <w:szCs w:val="24"/>
+        </w:rPr>
+      </w:pPr>
+      <w:r>
+        <w:rPr>
+          <w:szCs w:val="24"/>
+        </w:rPr>
+        <w:t>Рассмотрение вибрационных свойств объёмных конструкций имеет прикладное значение в авиастроении, судостроении и машиностроении. В частности, точное знание резонансных частот и форм колебаний позволяет прогнозировать потенциально опасные режимы эксплуатации. Такие исследования необходимы как на этапе проектирования, так и при анализе существующих конструкций с целью обеспечения их надёжности и долговечности. Наличие резонансных частот в рабочем диапазоне вибрационных нагрузок может привести к возникновению усталостных повреждений, снижению эксплуатационных характеристик и даже к аварийным ситуациям.</w:t>
+      </w:r>
+    </w:p>
+    <w:p>
+      <w:pPr>
+        <w:spacing w:line="360" w:lineRule="auto"/>
+        <w:ind w:firstLine="850"/>
+        <w:jc w:val="both"/>
+        <w:rPr>
+          <w:szCs w:val="24"/>
+        </w:rPr>
+      </w:pPr>
+      <w:r>
+        <w:rPr>
+          <w:szCs w:val="24"/>
+        </w:rPr>
+        <w:t>Задачу определения собственных частот и форм колебаний можно решить аналитически лишь для очень простых случаев. Однако в реальных инженерных задачах встречаются конструкции сложной формы, с переменной толщиной, составленные из нескольких материалов. В таких случаях применение аналитических решений невозможно. Основным методом для исследования данного вопроса при произвольной геометрии является численное моделирование, в частности метод конечных элементов (МКЭ).</w:t>
+      </w:r>
+    </w:p>
+    <w:p>
+      <w:pPr>
+        <w:spacing w:line="360" w:lineRule="auto"/>
+        <w:ind w:firstLine="850"/>
+        <w:jc w:val="both"/>
+        <w:rPr>
+          <w:szCs w:val="24"/>
+        </w:rPr>
+      </w:pPr>
+      <w:r>
+        <w:rPr>
+          <w:szCs w:val="24"/>
+        </w:rPr>
+        <w:t xml:space="preserve">Целью данной работы было решение задачи исследования собственных форм и частот колебаний объёмной конструкции с использованием трёхмерных уравнений динамики и линейной теории упругости. Такой подход позволяет учитывать трёхмерное распределение напряжений и деформаций без введения априорных упрощений относительно характера перемещений. </w:t>
+      </w:r>
+    </w:p>
+    <w:p>
+      <w:pPr>
+        <w:spacing w:line="360" w:lineRule="auto"/>
+        <w:ind w:firstLine="850"/>
+        <w:jc w:val="both"/>
+      </w:pPr>
+      <w:r>
+        <w:rPr>
+          <w:szCs w:val="24"/>
+        </w:rPr>
+        <w:t>Для реализации численной схемы был использован метод конечных элементов с трёхмерными тетраэдральными элементами. Весь код был написан на языке Python с применением библиотек Numpy и Scipy. Это обеспечивает как гибкость в настройке модели, так и возможность запуска расчетов на стандартных вычислительных устройствах без необходимости использования специализированного программного обеспечения. Помимо этого, подобная реализация позволяет легко модифицировать код для решения сопутствующих задач, таких как исследование отклика конструкции на внешнюю вибрационную нагрузку или анализ локальных напряжений в области концентрации деформаций.</w:t>
+      </w:r>
+      <w:r>
+        <w:br w:type="page"/>
+      </w:r>
+    </w:p>
+    <w:p>
+      <w:pPr>
+        <w:pStyle w:val="1"/>
+        <w:rPr>
+          <w:sz w:val="32"/>
+        </w:rPr>
+      </w:pPr>
+      <w:bookmarkStart w:id="5" w:name="_Toc201414299"/>
+      <w:r>
+        <w:lastRenderedPageBreak/>
+        <w:t>Математическая модель.</w:t>
+      </w:r>
       <w:bookmarkEnd w:id="5"/>
     </w:p>
     <w:p>
@@ -600,139 +652,7 @@
         <w:rPr>
           <w:szCs w:val="24"/>
         </w:rPr>
-        <w:t>Рассмотрение вибрационных свойст</w:t>
-      </w:r>
-      <w:r>
-        <w:rPr>
-          <w:szCs w:val="24"/>
-        </w:rPr>
-        <w:t xml:space="preserve">в объёмных конструкций имеет прикладное значение в авиастроении, судостроении и машиностроении. В частности, точное знание резонансных частот и форм колебаний позволяет прогнозировать потенциально опасные режимы эксплуатации. Такие исследования необходимы </w:t>
-      </w:r>
-      <w:r>
-        <w:rPr>
-          <w:szCs w:val="24"/>
-        </w:rPr>
-        <w:t>как на этапе проектирования, так и при анализе существующих конструкций с целью обеспечения их надёжности и долговечности. Наличие резонансных частот в рабочем диапазоне вибрационных нагрузок может привести к возникновению усталостных повреждений, снижению</w:t>
-      </w:r>
-      <w:r>
-        <w:rPr>
-          <w:szCs w:val="24"/>
-        </w:rPr>
-        <w:t xml:space="preserve"> эксплуатационных характеристик и даже к аварийным ситуациям.</w:t>
-      </w:r>
-    </w:p>
-    <w:p>
-      <w:pPr>
-        <w:spacing w:line="360" w:lineRule="auto"/>
-        <w:ind w:firstLine="850"/>
-        <w:jc w:val="both"/>
-        <w:rPr>
-          <w:szCs w:val="24"/>
-        </w:rPr>
-      </w:pPr>
-      <w:r>
-        <w:rPr>
-          <w:szCs w:val="24"/>
-        </w:rPr>
-        <w:t>Задачу определения собственных частот и форм колебаний можно решить аналитически лишь для очень простых случаев. Однако в реальных инженерных задачах встречаются конструкции сложной формы, с пер</w:t>
-      </w:r>
-      <w:r>
-        <w:rPr>
-          <w:szCs w:val="24"/>
-        </w:rPr>
-        <w:t xml:space="preserve">еменной толщиной, составленные из нескольких материалов. В таких случаях применение аналитических решений невозможно. Основным методом для исследования данного вопроса при произвольной геометрии является численное моделирование, в частности метод конечных </w:t>
-      </w:r>
-      <w:r>
-        <w:rPr>
-          <w:szCs w:val="24"/>
-        </w:rPr>
-        <w:t>элементов (МКЭ).</w:t>
-      </w:r>
-    </w:p>
-    <w:p>
-      <w:pPr>
-        <w:spacing w:line="360" w:lineRule="auto"/>
-        <w:ind w:firstLine="850"/>
-        <w:jc w:val="both"/>
-        <w:rPr>
-          <w:szCs w:val="24"/>
-        </w:rPr>
-      </w:pPr>
-      <w:r>
-        <w:rPr>
-          <w:szCs w:val="24"/>
-        </w:rPr>
-        <w:t>Целью данной работы было решение задачи исследования собственных форм и частот колебаний объёмной конструкции с использованием трёхмерных уравнений динамики и линейной теории упругости. Такой подход позволяет учитывать трёхмерное распредел</w:t>
-      </w:r>
-      <w:r>
-        <w:rPr>
-          <w:szCs w:val="24"/>
-        </w:rPr>
-        <w:t xml:space="preserve">ение напряжений и деформаций без введения априорных упрощений относительно характера перемещений. </w:t>
-      </w:r>
-    </w:p>
-    <w:p>
-      <w:pPr>
-        <w:spacing w:line="360" w:lineRule="auto"/>
-        <w:ind w:firstLine="850"/>
-        <w:jc w:val="both"/>
-      </w:pPr>
-      <w:r>
-        <w:rPr>
-          <w:szCs w:val="24"/>
-        </w:rPr>
-        <w:t>Для реализации численной схемы был использован метод конечных элементов с трёхмерными тетраэдральными элементами. Весь код был написан на языке Python с прим</w:t>
-      </w:r>
-      <w:r>
-        <w:rPr>
-          <w:szCs w:val="24"/>
-        </w:rPr>
-        <w:t>енением библиотек Numpy и Scipy. Это обеспечивает как гибкость в настройке модели, так и возможность запуска расчетов на стандартных вычислительных устройствах без необходимости использования специализированного программного обеспечения. Помимо этого, подо</w:t>
-      </w:r>
-      <w:r>
-        <w:rPr>
-          <w:szCs w:val="24"/>
-        </w:rPr>
-        <w:t>бная реализация позволяет легко модифицировать код для решения сопутствующих задач, таких как исследование отклика конструкции на внешнюю вибрационную нагрузку или анализ локальных напряжений в области концентрации деформаций.</w:t>
-      </w:r>
-      <w:r>
-        <w:br w:type="page"/>
-      </w:r>
-    </w:p>
-    <w:p>
-      <w:pPr>
-        <w:pStyle w:val="1"/>
-        <w:rPr>
-          <w:sz w:val="32"/>
-        </w:rPr>
-      </w:pPr>
-      <w:bookmarkStart w:id="6" w:name="_Toc201414299"/>
-      <w:r>
-        <w:lastRenderedPageBreak/>
-        <w:t>Математическая модель.</w:t>
-      </w:r>
-      <w:bookmarkEnd w:id="6"/>
-    </w:p>
-    <w:p>
-      <w:pPr>
-        <w:spacing w:line="360" w:lineRule="auto"/>
-        <w:ind w:firstLine="850"/>
-        <w:jc w:val="both"/>
-        <w:rPr>
-          <w:szCs w:val="24"/>
-        </w:rPr>
-      </w:pPr>
-      <w:r>
-        <w:rPr>
-          <w:szCs w:val="24"/>
-        </w:rPr>
-        <w:t>Интер</w:t>
-      </w:r>
-      <w:r>
-        <w:rPr>
-          <w:szCs w:val="24"/>
-        </w:rPr>
-        <w:t xml:space="preserve">ес представляет решение задачи в </w:t>
+        <w:t xml:space="preserve">Интерес представляет решение задачи в </w:t>
       </w:r>
       <w:r>
         <w:rPr>
@@ -758,13 +678,7 @@
         <w:rPr>
           <w:szCs w:val="24"/>
         </w:rPr>
-        <w:t xml:space="preserve"> теории упругости, например в [6], [7</w:t>
-      </w:r>
-      <w:r>
-        <w:rPr>
-          <w:szCs w:val="24"/>
-        </w:rPr>
-        <w:t>]. Приведу их краткое изложение.</w:t>
+        <w:t xml:space="preserve"> теории упругости, например в [6], [7]. Приведу их краткое изложение.</w:t>
       </w:r>
     </w:p>
     <w:p>
@@ -866,13 +780,7 @@
                           <w:rPr>
                             <w:rFonts w:ascii="Cambria Math" w:hAnsi="Cambria Math"/>
                           </w:rPr>
-                          <m:t>S</m:t>
-                        </m:r>
-                        <m:r>
-                          <w:rPr>
-                            <w:rFonts w:ascii="Cambria Math" w:hAnsi="Cambria Math"/>
-                          </w:rPr>
-                          <m:t>→0</m:t>
+                          <m:t>S→0</m:t>
                         </m:r>
                       </m:lim>
                     </m:limLow>
@@ -965,14 +873,7 @@
           <w:rFonts w:eastAsiaTheme="minorEastAsia" w:cs="Times New Roman"/>
           <w:szCs w:val="24"/>
         </w:rPr>
-        <w:t xml:space="preserve">Для данного вектора применяется постулат Коши, который гласит, что этот вектор зависит </w:t>
-      </w:r>
-      <w:r>
-        <w:rPr>
-          <w:rFonts w:eastAsiaTheme="minorEastAsia" w:cs="Times New Roman"/>
-          <w:szCs w:val="24"/>
-        </w:rPr>
-        <w:t>только от координаты и нормали к поверхности:</w:t>
+        <w:t>Для данного вектора применяется постулат Коши, который гласит, что этот вектор зависит только от координаты и нормали к поверхности:</w:t>
       </w:r>
     </w:p>
     <w:tbl>
@@ -1363,19 +1264,7 @@
         <w:rPr>
           <w:szCs w:val="24"/>
         </w:rPr>
-        <w:t xml:space="preserve">Для дальнейшего рассмотрения удобнее использовать тензоры. В механике сплошных сред в основном используются тензоры второго и четвертого </w:t>
-      </w:r>
-      <w:r>
-        <w:rPr>
-          <w:szCs w:val="24"/>
-        </w:rPr>
-        <w:t>рангов. Тензор второго ранга можно определить как линейный оператор над пространством векторов. Тензор четвертого ранга, в свою очередь, это линейный оператор над пространством тензоров второго ранга. Все вместе позволяет сформировать фундаментальную теоре</w:t>
-      </w:r>
-      <w:r>
-        <w:rPr>
-          <w:szCs w:val="24"/>
-        </w:rPr>
-        <w:t>му Коши в виде:</w:t>
+        <w:t>Для дальнейшего рассмотрения удобнее использовать тензоры. В механике сплошных сред в основном используются тензоры второго и четвертого рангов. Тензор второго ранга можно определить как линейный оператор над пространством векторов. Тензор четвертого ранга, в свою очередь, это линейный оператор над пространством тензоров второго ранга. Все вместе позволяет сформировать фундаментальную теорему Коши в виде:</w:t>
       </w:r>
     </w:p>
     <w:tbl>
@@ -1456,13 +1345,7 @@
                   <w:rPr>
                     <w:rFonts w:ascii="Cambria Math" w:hAnsi="Cambria Math"/>
                   </w:rPr>
-                  <m:t>⋅</m:t>
-                </m:r>
-                <m:r>
-                  <w:rPr>
-                    <w:rFonts w:ascii="Cambria Math" w:hAnsi="Cambria Math"/>
-                  </w:rPr>
-                  <m:t>σ</m:t>
+                  <m:t>⋅σ</m:t>
                 </m:r>
                 <m:d>
                   <m:dPr>
@@ -1691,13 +1574,7 @@
                   <w:rPr>
                     <w:rFonts w:ascii="Cambria Math" w:hAnsi="Cambria Math"/>
                   </w:rPr>
-                  <m:t>=</m:t>
-                </m:r>
-                <m:r>
-                  <w:rPr>
-                    <w:rFonts w:ascii="Cambria Math" w:hAnsi="Cambria Math"/>
-                  </w:rPr>
-                  <m:t>σ</m:t>
+                  <m:t>=σ</m:t>
                 </m:r>
                 <m:sSup>
                   <m:sSupPr>
@@ -1793,13 +1670,7 @@
         <w:rPr>
           <w:szCs w:val="24"/>
         </w:rPr>
-        <w:t>2. Каждому тензору соответству</w:t>
-      </w:r>
-      <w:r>
-        <w:rPr>
-          <w:szCs w:val="24"/>
-        </w:rPr>
-        <w:t>ет матрица. Диагональные элементы матрицы тензора напряжения соответствуют сжимающим или разрывающим напряжениям. Недиагональные элементы соответствуют сдвиговым напряжениям.</w:t>
+        <w:t>2. Каждому тензору соответствует матрица. Диагональные элементы матрицы тензора напряжения соответствуют сжимающим или разрывающим напряжениям. Недиагональные элементы соответствуют сдвиговым напряжениям.</w:t>
       </w:r>
     </w:p>
     <w:p>
@@ -1863,13 +1734,7 @@
         <w:rPr>
           <w:szCs w:val="24"/>
         </w:rPr>
-        <w:t>Далее для отображения напряженного состояния на реакцию вводится отсчетная и тек</w:t>
-      </w:r>
-      <w:r>
-        <w:rPr>
-          <w:szCs w:val="24"/>
-        </w:rPr>
-        <w:t>ущая конфигурации. С отсчетной конфигурацией будем связывать</w:t>
+        <w:t>Далее для отображения напряженного состояния на реакцию вводится отсчетная и текущая конфигурации. С отсчетной конфигурацией будем связывать</w:t>
       </w:r>
       <w:r>
         <w:rPr>
@@ -1939,13 +1804,7 @@
                   <w:rPr>
                     <w:rFonts w:ascii="Cambria Math" w:hAnsi="Cambria Math"/>
                   </w:rPr>
-                  <m:t>κ</m:t>
-                </m:r>
-                <m:r>
-                  <w:rPr>
-                    <w:rFonts w:ascii="Cambria Math" w:hAnsi="Cambria Math"/>
-                  </w:rPr>
-                  <m:t>:</m:t>
+                  <m:t>κ:</m:t>
                 </m:r>
                 <m:acc>
                   <m:accPr>
@@ -2035,13 +1894,7 @@
                   <w:rPr>
                     <w:rFonts w:ascii="Cambria Math" w:hAnsi="Cambria Math"/>
                   </w:rPr>
-                  <m:t>χ</m:t>
-                </m:r>
-                <m:r>
-                  <w:rPr>
-                    <w:rFonts w:ascii="Cambria Math" w:hAnsi="Cambria Math"/>
-                  </w:rPr>
-                  <m:t>:</m:t>
+                  <m:t>χ:</m:t>
                 </m:r>
                 <m:acc>
                   <m:accPr>
@@ -2116,13 +1969,7 @@
                       <w:rPr>
                         <w:rFonts w:ascii="Cambria Math" w:hAnsi="Cambria Math"/>
                       </w:rPr>
-                      <m:t>,</m:t>
-                    </m:r>
-                    <m:r>
-                      <w:rPr>
-                        <w:rFonts w:ascii="Cambria Math" w:hAnsi="Cambria Math"/>
-                      </w:rPr>
-                      <m:t>t</m:t>
+                      <m:t>,t</m:t>
                     </m:r>
                   </m:e>
                 </m:d>
@@ -2320,13 +2167,7 @@
                   <w:rPr>
                     <w:rFonts w:ascii="Cambria Math" w:hAnsi="Cambria Math"/>
                   </w:rPr>
-                  <m:t>=</m:t>
-                </m:r>
-                <m:r>
-                  <w:rPr>
-                    <w:rFonts w:ascii="Cambria Math" w:hAnsi="Cambria Math"/>
-                  </w:rPr>
-                  <m:t>d</m:t>
+                  <m:t>=d</m:t>
                 </m:r>
                 <m:acc>
                   <m:accPr>
@@ -2350,13 +2191,7 @@
                   <w:rPr>
                     <w:rFonts w:ascii="Cambria Math" w:hAnsi="Cambria Math"/>
                   </w:rPr>
-                  <m:t>⋅</m:t>
-                </m:r>
-                <m:r>
-                  <w:rPr>
-                    <w:rFonts w:ascii="Cambria Math" w:hAnsi="Cambria Math"/>
-                  </w:rPr>
-                  <m:t>F</m:t>
+                  <m:t>⋅F</m:t>
                 </m:r>
                 <m:d>
                   <m:dPr>
@@ -2389,13 +2224,7 @@
                       <w:rPr>
                         <w:rFonts w:ascii="Cambria Math" w:hAnsi="Cambria Math"/>
                       </w:rPr>
-                      <m:t>,</m:t>
-                    </m:r>
-                    <m:r>
-                      <w:rPr>
-                        <w:rFonts w:ascii="Cambria Math" w:hAnsi="Cambria Math"/>
-                      </w:rPr>
-                      <m:t>t</m:t>
+                      <m:t>,t</m:t>
                     </m:r>
                   </m:e>
                 </m:d>
@@ -2546,25 +2375,7 @@
                     <w:rFonts w:ascii="Cambria Math" w:hAnsi="Cambria Math"/>
                   </w:rPr>
                   <w:lastRenderedPageBreak/>
-                  <m:t>F</m:t>
-                </m:r>
-                <m:r>
-                  <w:rPr>
-                    <w:rFonts w:ascii="Cambria Math" w:hAnsi="Cambria Math"/>
-                  </w:rPr>
-                  <m:t>=</m:t>
-                </m:r>
-                <m:r>
-                  <w:rPr>
-                    <w:rFonts w:ascii="Cambria Math" w:hAnsi="Cambria Math"/>
-                  </w:rPr>
-                  <m:t>I</m:t>
-                </m:r>
-                <m:r>
-                  <w:rPr>
-                    <w:rFonts w:ascii="Cambria Math" w:hAnsi="Cambria Math"/>
-                  </w:rPr>
-                  <m:t>+</m:t>
+                  <m:t>F=I+</m:t>
                 </m:r>
                 <m:sSub>
                   <m:sSubPr>
@@ -2662,13 +2473,7 @@
         <w:rPr>
           <w:szCs w:val="24"/>
         </w:rPr>
-        <w:t>- единичный тензор</w:t>
-      </w:r>
-      <w:r>
-        <w:rPr>
-          <w:szCs w:val="24"/>
-        </w:rPr>
-        <w:t xml:space="preserve">, </w:t>
+        <w:t xml:space="preserve">- единичный тензор, </w:t>
       </w:r>
       <m:oMath>
         <m:sSub>
@@ -2746,13 +2551,7 @@
                   <w:rPr>
                     <w:rFonts w:ascii="Cambria Math" w:hAnsi="Cambria Math"/>
                   </w:rPr>
-                  <m:t>F</m:t>
-                </m:r>
-                <m:r>
-                  <w:rPr>
-                    <w:rFonts w:ascii="Cambria Math" w:hAnsi="Cambria Math"/>
-                  </w:rPr>
-                  <m:t>⋅</m:t>
+                  <m:t>F⋅</m:t>
                 </m:r>
                 <m:sSup>
                   <m:sSupPr>
@@ -2783,19 +2582,7 @@
                   <w:rPr>
                     <w:rFonts w:ascii="Cambria Math" w:hAnsi="Cambria Math"/>
                   </w:rPr>
-                  <m:t>=</m:t>
-                </m:r>
-                <m:r>
-                  <w:rPr>
-                    <w:rFonts w:ascii="Cambria Math" w:hAnsi="Cambria Math"/>
-                  </w:rPr>
-                  <m:t>I</m:t>
-                </m:r>
-                <m:r>
-                  <w:rPr>
-                    <w:rFonts w:ascii="Cambria Math" w:hAnsi="Cambria Math"/>
-                  </w:rPr>
-                  <m:t>+</m:t>
+                  <m:t>=I+</m:t>
                 </m:r>
                 <m:sSub>
                   <m:sSubPr>
@@ -3083,13 +2870,7 @@
           <w:rPr>
             <w:rFonts w:ascii="Cambria Math" w:hAnsi="Cambria Math"/>
           </w:rPr>
-          <m:t>F</m:t>
-        </m:r>
-        <m:r>
-          <w:rPr>
-            <w:rFonts w:ascii="Cambria Math" w:hAnsi="Cambria Math"/>
-          </w:rPr>
-          <m:t>⋅</m:t>
+          <m:t>F⋅</m:t>
         </m:r>
         <m:sSup>
           <m:sSupPr>
@@ -3120,19 +2901,7 @@
           <w:rPr>
             <w:rFonts w:ascii="Cambria Math" w:hAnsi="Cambria Math"/>
           </w:rPr>
-          <m:t>=</m:t>
-        </m:r>
-        <m:r>
-          <w:rPr>
-            <w:rFonts w:ascii="Cambria Math" w:hAnsi="Cambria Math"/>
-          </w:rPr>
-          <m:t>I</m:t>
-        </m:r>
-        <m:r>
-          <w:rPr>
-            <w:rFonts w:ascii="Cambria Math" w:hAnsi="Cambria Math"/>
-          </w:rPr>
-          <m:t>+</m:t>
+          <m:t>=I+</m:t>
         </m:r>
         <m:sSub>
           <m:sSubPr>
@@ -3272,13 +3041,7 @@
         <w:rPr>
           <w:szCs w:val="24"/>
         </w:rPr>
-        <w:t xml:space="preserve">Необходимо также ввести тензор малых деформаций. Для этого </w:t>
-      </w:r>
-      <w:r>
-        <w:rPr>
-          <w:szCs w:val="24"/>
-        </w:rPr>
-        <w:t>рассматривается коэффициент удлинения:</w:t>
+        <w:t>Необходимо также ввести тензор малых деформаций. Для этого рассматривается коэффициент удлинения:</w:t>
       </w:r>
     </w:p>
     <w:tbl>
@@ -3439,19 +3202,7 @@
                       <w:rPr>
                         <w:rFonts w:ascii="Cambria Math" w:hAnsi="Cambria Math"/>
                       </w:rPr>
-                      <m:t>⋅</m:t>
-                    </m:r>
-                    <m:r>
-                      <w:rPr>
-                        <w:rFonts w:ascii="Cambria Math" w:hAnsi="Cambria Math"/>
-                      </w:rPr>
-                      <m:t>F</m:t>
-                    </m:r>
-                    <m:r>
-                      <w:rPr>
-                        <w:rFonts w:ascii="Cambria Math" w:hAnsi="Cambria Math"/>
-                      </w:rPr>
-                      <m:t>⋅</m:t>
+                      <m:t>⋅F⋅</m:t>
                     </m:r>
                     <m:sSup>
                       <m:sSupPr>
@@ -3733,19 +3484,7 @@
                   <w:rPr>
                     <w:rFonts w:ascii="Cambria Math" w:hAnsi="Cambria Math"/>
                   </w:rPr>
-                  <m:t>⋅</m:t>
-                </m:r>
-                <m:r>
-                  <w:rPr>
-                    <w:rFonts w:ascii="Cambria Math" w:hAnsi="Cambria Math"/>
-                  </w:rPr>
-                  <m:t>ε</m:t>
-                </m:r>
-                <m:r>
-                  <w:rPr>
-                    <w:rFonts w:ascii="Cambria Math" w:hAnsi="Cambria Math"/>
-                  </w:rPr>
-                  <m:t>⋅</m:t>
+                  <m:t>⋅ε⋅</m:t>
                 </m:r>
                 <m:acc>
                   <m:accPr>
@@ -3822,13 +3561,7 @@
                   <w:rPr>
                     <w:rFonts w:ascii="Cambria Math" w:hAnsi="Cambria Math"/>
                   </w:rPr>
-                  <m:t>ε</m:t>
-                </m:r>
-                <m:r>
-                  <w:rPr>
-                    <w:rFonts w:ascii="Cambria Math" w:hAnsi="Cambria Math"/>
-                  </w:rPr>
-                  <m:t>=</m:t>
+                  <m:t>ε=</m:t>
                 </m:r>
                 <m:f>
                   <m:fPr>
@@ -3868,13 +3601,7 @@
                       <w:rPr>
                         <w:rFonts w:ascii="Cambria Math" w:hAnsi="Cambria Math"/>
                       </w:rPr>
-                      <m:t>∇</m:t>
-                    </m:r>
-                    <m:r>
-                      <w:rPr>
-                        <w:rFonts w:ascii="Cambria Math" w:hAnsi="Cambria Math"/>
-                      </w:rPr>
-                      <m:t>⊗</m:t>
+                      <m:t>∇⊗</m:t>
                     </m:r>
                     <m:acc>
                       <m:accPr>
@@ -3922,13 +3649,7 @@
                               <w:rPr>
                                 <w:rFonts w:ascii="Cambria Math" w:hAnsi="Cambria Math"/>
                               </w:rPr>
-                              <m:t>∇</m:t>
-                            </m:r>
-                            <m:r>
-                              <w:rPr>
-                                <w:rFonts w:ascii="Cambria Math" w:hAnsi="Cambria Math"/>
-                              </w:rPr>
-                              <m:t>⊗</m:t>
+                              <m:t>∇⊗</m:t>
                             </m:r>
                             <m:acc>
                               <m:accPr>
@@ -4081,13 +3802,7 @@
           <w:rPr>
             <w:rFonts w:ascii="Cambria Math" w:hAnsi="Cambria Math"/>
           </w:rPr>
-          <m:t>,</m:t>
-        </m:r>
-        <m:r>
-          <w:rPr>
-            <w:rFonts w:ascii="Cambria Math" w:hAnsi="Cambria Math"/>
-          </w:rPr>
-          <m:t>ε</m:t>
+          <m:t>,ε</m:t>
         </m:r>
       </m:oMath>
       <w:r>
@@ -4110,13 +3825,7 @@
         <w:rPr>
           <w:szCs w:val="24"/>
         </w:rPr>
-        <w:t>Аналогично тензору напряжений, диагональные элементы матрицы тензо</w:t>
-      </w:r>
-      <w:r>
-        <w:rPr>
-          <w:szCs w:val="24"/>
-        </w:rPr>
-        <w:t>ра малых деформаций соответствуют деформациям растяжения или сжатия, недиагональные — деформациям сдвига. Кроме того, он по построению симметричен.</w:t>
+        <w:t>Аналогично тензору напряжений, диагональные элементы матрицы тензора малых деформаций соответствуют деформациям растяжения или сжатия, недиагональные — деформациям сдвига. Кроме того, он по построению симметричен.</w:t>
       </w:r>
     </w:p>
     <w:p>
@@ -4180,31 +3889,7 @@
                   <w:rPr>
                     <w:rFonts w:ascii="Cambria Math" w:hAnsi="Cambria Math"/>
                   </w:rPr>
-                  <m:t>σ</m:t>
-                </m:r>
-                <m:r>
-                  <w:rPr>
-                    <w:rFonts w:ascii="Cambria Math" w:hAnsi="Cambria Math"/>
-                  </w:rPr>
-                  <m:t>=</m:t>
-                </m:r>
-                <m:r>
-                  <w:rPr>
-                    <w:rFonts w:ascii="Cambria Math" w:hAnsi="Cambria Math"/>
-                  </w:rPr>
-                  <m:t>C</m:t>
-                </m:r>
-                <m:r>
-                  <w:rPr>
-                    <w:rFonts w:ascii="Cambria Math" w:hAnsi="Cambria Math"/>
-                  </w:rPr>
-                  <m:t>:</m:t>
-                </m:r>
-                <m:r>
-                  <w:rPr>
-                    <w:rFonts w:ascii="Cambria Math" w:hAnsi="Cambria Math"/>
-                  </w:rPr>
-                  <m:t>ε</m:t>
+                  <m:t>σ=C:ε</m:t>
                 </m:r>
               </m:oMath>
             </m:oMathPara>
@@ -4426,13 +4111,7 @@
         <w:rPr>
           <w:szCs w:val="24"/>
         </w:rPr>
-        <w:t xml:space="preserve">Таким образом, у данного тензора </w:t>
-      </w:r>
-      <w:r>
-        <w:rPr>
-          <w:szCs w:val="24"/>
-        </w:rPr>
-        <w:t>двадцать одна независимая компонента. Однако, учитывая принцип объективности и симметрию, для изотропного тела тензор упругих модулей зависит всего от двух констант — параметров Ламе, и закон Гука можно представить в более простой форме:</w:t>
+        <w:t>Таким образом, у данного тензора двадцать одна независимая компонента. Однако, учитывая принцип объективности и симметрию, для изотропного тела тензор упругих модулей зависит всего от двух констант — параметров Ламе, и закон Гука можно представить в более простой форме:</w:t>
       </w:r>
     </w:p>
     <w:tbl>
@@ -4482,19 +4161,7 @@
                     <w:rFonts w:ascii="Cambria Math" w:hAnsi="Cambria Math"/>
                   </w:rPr>
                   <w:lastRenderedPageBreak/>
-                  <m:t>σ</m:t>
-                </m:r>
-                <m:r>
-                  <w:rPr>
-                    <w:rFonts w:ascii="Cambria Math" w:hAnsi="Cambria Math"/>
-                  </w:rPr>
-                  <m:t>=</m:t>
-                </m:r>
-                <m:r>
-                  <w:rPr>
-                    <w:rFonts w:ascii="Cambria Math" w:hAnsi="Cambria Math"/>
-                  </w:rPr>
-                  <m:t>λ</m:t>
+                  <m:t>σ=λ</m:t>
                 </m:r>
                 <m:d>
                   <m:dPr>
@@ -4509,19 +4176,7 @@
                       <w:rPr>
                         <w:rFonts w:ascii="Cambria Math" w:hAnsi="Cambria Math"/>
                       </w:rPr>
-                      <m:t>I</m:t>
-                    </m:r>
-                    <m:r>
-                      <w:rPr>
-                        <w:rFonts w:ascii="Cambria Math" w:hAnsi="Cambria Math"/>
-                      </w:rPr>
-                      <m:t>:</m:t>
-                    </m:r>
-                    <m:r>
-                      <w:rPr>
-                        <w:rFonts w:ascii="Cambria Math" w:hAnsi="Cambria Math"/>
-                      </w:rPr>
-                      <m:t>ε</m:t>
+                      <m:t>I:ε</m:t>
                     </m:r>
                   </m:e>
                 </m:d>
@@ -4529,19 +4184,7 @@
                   <w:rPr>
                     <w:rFonts w:ascii="Cambria Math" w:hAnsi="Cambria Math"/>
                   </w:rPr>
-                  <m:t>I</m:t>
-                </m:r>
-                <m:r>
-                  <w:rPr>
-                    <w:rFonts w:ascii="Cambria Math" w:hAnsi="Cambria Math"/>
-                  </w:rPr>
-                  <m:t>+2</m:t>
-                </m:r>
-                <m:r>
-                  <w:rPr>
-                    <w:rFonts w:ascii="Cambria Math" w:hAnsi="Cambria Math"/>
-                  </w:rPr>
-                  <m:t>με</m:t>
+                  <m:t>I+2με</m:t>
                 </m:r>
               </m:oMath>
             </m:oMathPara>
@@ -4657,31 +4300,7 @@
                           <w:rPr>
                             <w:rFonts w:ascii="Cambria Math" w:hAnsi="Cambria Math"/>
                           </w:rPr>
-                          <m:t>u</m:t>
-                        </m:r>
-                        <m:r>
-                          <w:rPr>
-                            <w:rFonts w:ascii="Cambria Math" w:hAnsi="Cambria Math"/>
-                          </w:rPr>
-                          <m:t>,</m:t>
-                        </m:r>
-                        <m:r>
-                          <w:rPr>
-                            <w:rFonts w:ascii="Cambria Math" w:hAnsi="Cambria Math"/>
-                          </w:rPr>
-                          <m:t>v</m:t>
-                        </m:r>
-                        <m:r>
-                          <w:rPr>
-                            <w:rFonts w:ascii="Cambria Math" w:hAnsi="Cambria Math"/>
-                          </w:rPr>
-                          <m:t>,</m:t>
-                        </m:r>
-                        <m:r>
-                          <w:rPr>
-                            <w:rFonts w:ascii="Cambria Math" w:hAnsi="Cambria Math"/>
-                          </w:rPr>
-                          <m:t>ω</m:t>
+                          <m:t>u,v,ω</m:t>
                         </m:r>
                       </m:e>
                     </m:d>
@@ -4712,13 +4331,7 @@
                   <w:rPr>
                     <w:rFonts w:ascii="Cambria Math" w:hAnsi="Cambria Math"/>
                   </w:rPr>
-                  <m:t>σ</m:t>
-                </m:r>
-                <m:r>
-                  <w:rPr>
-                    <w:rFonts w:ascii="Cambria Math" w:hAnsi="Cambria Math"/>
-                  </w:rPr>
-                  <m:t>=</m:t>
+                  <m:t>σ=</m:t>
                 </m:r>
                 <m:sSup>
                   <m:sSupPr>
@@ -4917,13 +4530,7 @@
                   <w:rPr>
                     <w:rFonts w:ascii="Cambria Math" w:hAnsi="Cambria Math"/>
                   </w:rPr>
-                  <m:t>ε</m:t>
-                </m:r>
-                <m:r>
-                  <w:rPr>
-                    <w:rFonts w:ascii="Cambria Math" w:hAnsi="Cambria Math"/>
-                  </w:rPr>
-                  <m:t>=</m:t>
+                  <m:t>ε=</m:t>
                 </m:r>
                 <m:sSup>
                   <m:sSupPr>
@@ -5303,13 +4910,7 @@
                             <w:rPr>
                               <w:rFonts w:ascii="Cambria Math" w:hAnsi="Cambria Math"/>
                             </w:rPr>
-                            <m:t>1-</m:t>
-                          </m:r>
-                          <m:r>
-                            <w:rPr>
-                              <w:rFonts w:ascii="Cambria Math" w:hAnsi="Cambria Math"/>
-                            </w:rPr>
-                            <m:t>ν</m:t>
+                            <m:t>1-ν</m:t>
                           </m:r>
                         </m:e>
                         <m:e>
@@ -5343,13 +4944,7 @@
                             <w:rPr>
                               <w:rFonts w:ascii="Cambria Math" w:hAnsi="Cambria Math"/>
                             </w:rPr>
-                            <m:t>1-</m:t>
-                          </m:r>
-                          <m:r>
-                            <w:rPr>
-                              <w:rFonts w:ascii="Cambria Math" w:hAnsi="Cambria Math"/>
-                            </w:rPr>
-                            <m:t>ν</m:t>
+                            <m:t>1-ν</m:t>
                           </m:r>
                         </m:e>
                         <m:e>
@@ -5383,13 +4978,7 @@
                             <w:rPr>
                               <w:rFonts w:ascii="Cambria Math" w:hAnsi="Cambria Math"/>
                             </w:rPr>
-                            <m:t>1-</m:t>
-                          </m:r>
-                          <m:r>
-                            <w:rPr>
-                              <w:rFonts w:ascii="Cambria Math" w:hAnsi="Cambria Math"/>
-                            </w:rPr>
-                            <m:t>ν</m:t>
+                            <m:t>1-ν</m:t>
                           </m:r>
                         </m:e>
                       </m:mr>
@@ -5473,13 +5062,7 @@
                                 <w:rPr>
                                   <w:rFonts w:ascii="Cambria Math" w:hAnsi="Cambria Math"/>
                                 </w:rPr>
-                                <m:t>1-2</m:t>
-                              </m:r>
-                              <m:r>
-                                <w:rPr>
-                                  <w:rFonts w:ascii="Cambria Math" w:hAnsi="Cambria Math"/>
-                                </w:rPr>
-                                <m:t>ν</m:t>
+                                <m:t>1-2ν</m:t>
                               </m:r>
                             </m:num>
                             <m:den>
@@ -5532,13 +5115,7 @@
                                 <w:rPr>
                                   <w:rFonts w:ascii="Cambria Math" w:hAnsi="Cambria Math"/>
                                 </w:rPr>
-                                <m:t>1-2</m:t>
-                              </m:r>
-                              <m:r>
-                                <w:rPr>
-                                  <w:rFonts w:ascii="Cambria Math" w:hAnsi="Cambria Math"/>
-                                </w:rPr>
-                                <m:t>ν</m:t>
+                                <m:t>1-2ν</m:t>
                               </m:r>
                             </m:num>
                             <m:den>
@@ -5591,13 +5168,7 @@
                                 <w:rPr>
                                   <w:rFonts w:ascii="Cambria Math" w:hAnsi="Cambria Math"/>
                                 </w:rPr>
-                                <m:t>1-2</m:t>
-                              </m:r>
-                              <m:r>
-                                <w:rPr>
-                                  <w:rFonts w:ascii="Cambria Math" w:hAnsi="Cambria Math"/>
-                                </w:rPr>
-                                <m:t>ν</m:t>
+                                <m:t>1-2ν</m:t>
                               </m:r>
                             </m:num>
                             <m:den>
@@ -5631,13 +5202,7 @@
                   <w:rPr>
                     <w:rFonts w:ascii="Cambria Math" w:hAnsi="Cambria Math"/>
                   </w:rPr>
-                  <m:t>C</m:t>
-                </m:r>
-                <m:r>
-                  <w:rPr>
-                    <w:rFonts w:ascii="Cambria Math" w:hAnsi="Cambria Math"/>
-                  </w:rPr>
-                  <m:t>=</m:t>
+                  <m:t>C=</m:t>
                 </m:r>
                 <m:d>
                   <m:dPr>
@@ -5798,13 +5363,7 @@
         <w:rPr>
           <w:szCs w:val="24"/>
         </w:rPr>
-        <w:t xml:space="preserve">Не хватает только динамического уравнения,  которое будет описывать движение тела. Это уравнение получается из </w:t>
-      </w:r>
-      <w:r>
-        <w:rPr>
-          <w:szCs w:val="24"/>
-        </w:rPr>
-        <w:t>принципа Гамильтона, который может быть математически  сформулирован в следующим образом [1]:</w:t>
+        <w:t>Не хватает только динамического уравнения,  которое будет описывать движение тела. Это уравнение получается из принципа Гамильтона, который может быть математически  сформулирован в следующим образом [1]:</w:t>
       </w:r>
     </w:p>
     <w:tbl>
@@ -5907,19 +5466,7 @@
                       <w:rPr>
                         <w:rFonts w:ascii="Cambria Math" w:hAnsi="Cambria Math"/>
                       </w:rPr>
-                      <m:t>,</m:t>
-                    </m:r>
-                    <m:r>
-                      <w:rPr>
-                        <w:rFonts w:ascii="Cambria Math" w:hAnsi="Cambria Math"/>
-                      </w:rPr>
-                      <m:t>∇</m:t>
-                    </m:r>
-                    <m:r>
-                      <w:rPr>
-                        <w:rFonts w:ascii="Cambria Math" w:hAnsi="Cambria Math"/>
-                      </w:rPr>
-                      <m:t>⊗</m:t>
+                      <m:t>,∇⊗</m:t>
                     </m:r>
                     <m:acc>
                       <m:accPr>
@@ -5981,13 +5528,7 @@
                   <w:rPr>
                     <w:rFonts w:ascii="Cambria Math" w:hAnsi="Cambria Math"/>
                   </w:rPr>
-                  <m:t>dt</m:t>
-                </m:r>
-                <m:r>
-                  <w:rPr>
-                    <w:rFonts w:ascii="Cambria Math" w:hAnsi="Cambria Math"/>
-                  </w:rPr>
-                  <m:t>=0</m:t>
+                  <m:t>dt=0</m:t>
                 </m:r>
               </m:oMath>
             </m:oMathPara>
@@ -6029,31 +5570,7 @@
           <w:rPr>
             <w:rFonts w:ascii="Cambria Math" w:hAnsi="Cambria Math"/>
           </w:rPr>
-          <m:t>L</m:t>
-        </m:r>
-        <m:r>
-          <w:rPr>
-            <w:rFonts w:ascii="Cambria Math" w:hAnsi="Cambria Math"/>
-          </w:rPr>
-          <m:t>=</m:t>
-        </m:r>
-        <m:r>
-          <w:rPr>
-            <w:rFonts w:ascii="Cambria Math" w:hAnsi="Cambria Math"/>
-          </w:rPr>
-          <m:t>K</m:t>
-        </m:r>
-        <m:r>
-          <w:rPr>
-            <w:rFonts w:ascii="Cambria Math" w:hAnsi="Cambria Math"/>
-          </w:rPr>
-          <m:t>-</m:t>
-        </m:r>
-        <m:r>
-          <w:rPr>
-            <w:rFonts w:ascii="Cambria Math" w:hAnsi="Cambria Math"/>
-          </w:rPr>
-          <m:t>Π</m:t>
+          <m:t>L=K-Π</m:t>
         </m:r>
       </m:oMath>
       <w:r>
@@ -6095,31 +5612,7 @@
           <w:rPr>
             <w:rFonts w:ascii="Cambria Math" w:hAnsi="Cambria Math"/>
           </w:rPr>
-          <m:t>Π</m:t>
-        </m:r>
-        <m:r>
-          <w:rPr>
-            <w:rFonts w:ascii="Cambria Math" w:hAnsi="Cambria Math"/>
-          </w:rPr>
-          <m:t>=</m:t>
-        </m:r>
-        <m:r>
-          <w:rPr>
-            <w:rFonts w:ascii="Cambria Math" w:hAnsi="Cambria Math"/>
-          </w:rPr>
-          <m:t>U</m:t>
-        </m:r>
-        <m:r>
-          <w:rPr>
-            <w:rFonts w:ascii="Cambria Math" w:hAnsi="Cambria Math"/>
-          </w:rPr>
-          <m:t>+</m:t>
-        </m:r>
-        <m:r>
-          <w:rPr>
-            <w:rFonts w:ascii="Cambria Math" w:hAnsi="Cambria Math"/>
-          </w:rPr>
-          <m:t>V</m:t>
+          <m:t>Π=U+V</m:t>
         </m:r>
       </m:oMath>
       <w:r>
@@ -6222,19 +5715,7 @@
           <w:rPr>
             <w:rFonts w:ascii="Cambria Math" w:hAnsi="Cambria Math"/>
           </w:rPr>
-          <m:t>,</m:t>
-        </m:r>
-        <m:r>
-          <w:rPr>
-            <w:rFonts w:ascii="Cambria Math" w:hAnsi="Cambria Math"/>
-          </w:rPr>
-          <m:t>U</m:t>
-        </m:r>
-        <m:r>
-          <w:rPr>
-            <w:rFonts w:ascii="Cambria Math" w:hAnsi="Cambria Math"/>
-          </w:rPr>
-          <m:t>=</m:t>
+          <m:t>,U=</m:t>
         </m:r>
         <m:nary>
           <m:naryPr>
@@ -6326,13 +5807,7 @@
                   <w:rPr>
                     <w:rFonts w:ascii="Cambria Math" w:hAnsi="Cambria Math"/>
                   </w:rPr>
-                  <m:t>σ</m:t>
-                </m:r>
-                <m:r>
-                  <w:rPr>
-                    <w:rFonts w:ascii="Cambria Math" w:hAnsi="Cambria Math"/>
-                  </w:rPr>
-                  <m:t>=</m:t>
+                  <m:t>σ=</m:t>
                 </m:r>
                 <m:f>
                   <m:fPr>
@@ -6434,13 +5909,7 @@
         <w:rPr>
           <w:szCs w:val="24"/>
         </w:rPr>
-        <w:t xml:space="preserve">может быть </w:t>
-      </w:r>
-      <w:r>
-        <w:rPr>
-          <w:szCs w:val="24"/>
-        </w:rPr>
-        <w:t>выражения через объемные и контактные силы:</w:t>
+        <w:t>может быть выражения через объемные и контактные силы:</w:t>
       </w:r>
     </w:p>
     <w:tbl>
@@ -6479,13 +5948,7 @@
                   <w:rPr>
                     <w:rFonts w:ascii="Cambria Math" w:hAnsi="Cambria Math"/>
                   </w:rPr>
-                  <m:t>δV</m:t>
-                </m:r>
-                <m:r>
-                  <w:rPr>
-                    <w:rFonts w:ascii="Cambria Math" w:hAnsi="Cambria Math"/>
-                  </w:rPr>
-                  <m:t>=-</m:t>
+                  <m:t>δV=-</m:t>
                 </m:r>
                 <m:nary>
                   <m:naryPr>
@@ -6524,13 +5987,7 @@
                   <w:rPr>
                     <w:rFonts w:ascii="Cambria Math" w:hAnsi="Cambria Math"/>
                   </w:rPr>
-                  <m:t>⋅</m:t>
-                </m:r>
-                <m:r>
-                  <w:rPr>
-                    <w:rFonts w:ascii="Cambria Math" w:hAnsi="Cambria Math"/>
-                  </w:rPr>
-                  <m:t>δ</m:t>
+                  <m:t>⋅δ</m:t>
                 </m:r>
                 <m:acc>
                   <m:accPr>
@@ -6554,13 +6011,7 @@
                   <w:rPr>
                     <w:rFonts w:ascii="Cambria Math" w:hAnsi="Cambria Math"/>
                   </w:rPr>
-                  <m:t>dV</m:t>
-                </m:r>
-                <m:r>
-                  <w:rPr>
-                    <w:rFonts w:ascii="Cambria Math" w:hAnsi="Cambria Math"/>
-                  </w:rPr>
-                  <m:t>+</m:t>
+                  <m:t>dV+</m:t>
                 </m:r>
                 <m:nary>
                   <m:naryPr>
@@ -6599,13 +6050,7 @@
                   <w:rPr>
                     <w:rFonts w:ascii="Cambria Math" w:hAnsi="Cambria Math"/>
                   </w:rPr>
-                  <m:t>⋅</m:t>
-                </m:r>
-                <m:r>
-                  <w:rPr>
-                    <w:rFonts w:ascii="Cambria Math" w:hAnsi="Cambria Math"/>
-                  </w:rPr>
-                  <m:t>δ</m:t>
+                  <m:t>⋅δ</m:t>
                 </m:r>
                 <m:acc>
                   <m:accPr>
@@ -6701,13 +6146,7 @@
                     <w:rFonts w:ascii="Cambria Math" w:hAnsi="Cambria Math"/>
                   </w:rPr>
                   <w:lastRenderedPageBreak/>
-                  <m:t>K</m:t>
-                </m:r>
-                <m:r>
-                  <w:rPr>
-                    <w:rFonts w:ascii="Cambria Math" w:hAnsi="Cambria Math"/>
-                  </w:rPr>
-                  <m:t>=-</m:t>
+                  <m:t>K=-</m:t>
                 </m:r>
                 <m:nary>
                   <m:naryPr>
@@ -6871,13 +6310,7 @@
         <w:rPr>
           <w:szCs w:val="24"/>
         </w:rPr>
-        <w:t xml:space="preserve">После подстановки всех выражений в (15) и интегрирования по частям получаем уравнение динамики в </w:t>
-      </w:r>
-      <w:r>
-        <w:rPr>
-          <w:szCs w:val="24"/>
-        </w:rPr>
-        <w:t>следующей форме</w:t>
+        <w:t>После подстановки всех выражений в (15) и интегрирования по частям получаем уравнение динамики в следующей форме</w:t>
       </w:r>
       <w:r>
         <w:rPr>
@@ -6958,19 +6391,7 @@
                   <w:rPr>
                     <w:rFonts w:ascii="Cambria Math" w:hAnsi="Cambria Math"/>
                   </w:rPr>
-                  <m:t>-</m:t>
-                </m:r>
-                <m:r>
-                  <w:rPr>
-                    <w:rFonts w:ascii="Cambria Math" w:hAnsi="Cambria Math"/>
-                  </w:rPr>
-                  <m:t>∇</m:t>
-                </m:r>
-                <m:r>
-                  <w:rPr>
-                    <w:rFonts w:ascii="Cambria Math" w:hAnsi="Cambria Math"/>
-                  </w:rPr>
-                  <m:t>⋅</m:t>
+                  <m:t>-∇⋅</m:t>
                 </m:r>
                 <m:d>
                   <m:dPr>
@@ -6985,19 +6406,7 @@
                       <w:rPr>
                         <w:rFonts w:ascii="Cambria Math" w:hAnsi="Cambria Math"/>
                       </w:rPr>
-                      <m:t>C</m:t>
-                    </m:r>
-                    <m:r>
-                      <w:rPr>
-                        <w:rFonts w:ascii="Cambria Math" w:hAnsi="Cambria Math"/>
-                      </w:rPr>
-                      <m:t>:</m:t>
-                    </m:r>
-                    <m:r>
-                      <w:rPr>
-                        <w:rFonts w:ascii="Cambria Math" w:hAnsi="Cambria Math"/>
-                      </w:rPr>
-                      <m:t>ε</m:t>
+                      <m:t>C:ε</m:t>
                     </m:r>
                   </m:e>
                 </m:d>
@@ -7071,13 +6480,7 @@
           <w:rPr>
             <w:rFonts w:ascii="Cambria Math" w:hAnsi="Cambria Math"/>
           </w:rPr>
-          <m:t>∇</m:t>
-        </m:r>
-        <m:r>
-          <w:rPr>
-            <w:rFonts w:ascii="Cambria Math" w:hAnsi="Cambria Math"/>
-          </w:rPr>
-          <m:t>⋅</m:t>
+          <m:t>∇⋅</m:t>
         </m:r>
         <m:d>
           <m:dPr>
@@ -7092,19 +6495,7 @@
               <w:rPr>
                 <w:rFonts w:ascii="Cambria Math" w:hAnsi="Cambria Math"/>
               </w:rPr>
-              <m:t>C</m:t>
-            </m:r>
-            <m:r>
-              <w:rPr>
-                <w:rFonts w:ascii="Cambria Math" w:hAnsi="Cambria Math"/>
-              </w:rPr>
-              <m:t>:</m:t>
-            </m:r>
-            <m:r>
-              <w:rPr>
-                <w:rFonts w:ascii="Cambria Math" w:hAnsi="Cambria Math"/>
-              </w:rPr>
-              <m:t>ε</m:t>
+              <m:t>C:ε</m:t>
             </m:r>
           </m:e>
         </m:d>
@@ -7188,19 +6579,7 @@
                   <w:rPr>
                     <w:rFonts w:ascii="Cambria Math" w:hAnsi="Cambria Math"/>
                   </w:rPr>
-                  <m:t>-</m:t>
-                </m:r>
-                <m:r>
-                  <w:rPr>
-                    <w:rFonts w:ascii="Cambria Math" w:hAnsi="Cambria Math"/>
-                  </w:rPr>
-                  <m:t>∇</m:t>
-                </m:r>
-                <m:r>
-                  <w:rPr>
-                    <w:rFonts w:ascii="Cambria Math" w:hAnsi="Cambria Math"/>
-                  </w:rPr>
-                  <m:t>⋅</m:t>
+                  <m:t>-∇⋅</m:t>
                 </m:r>
                 <m:d>
                   <m:dPr>
@@ -7215,19 +6594,7 @@
                       <w:rPr>
                         <w:rFonts w:ascii="Cambria Math" w:hAnsi="Cambria Math"/>
                       </w:rPr>
-                      <m:t>C</m:t>
-                    </m:r>
-                    <m:r>
-                      <w:rPr>
-                        <w:rFonts w:ascii="Cambria Math" w:hAnsi="Cambria Math"/>
-                      </w:rPr>
-                      <m:t>⋅</m:t>
-                    </m:r>
-                    <m:r>
-                      <w:rPr>
-                        <w:rFonts w:ascii="Cambria Math" w:hAnsi="Cambria Math"/>
-                      </w:rPr>
-                      <m:t>ε</m:t>
+                      <m:t>C⋅ε</m:t>
                     </m:r>
                   </m:e>
                 </m:d>
@@ -7294,13 +6661,7 @@
         <w:rPr>
           <w:szCs w:val="24"/>
         </w:rPr>
-        <w:t>Вместе с законом Гука данное уравнение может быть решено методо</w:t>
-      </w:r>
-      <w:r>
-        <w:rPr>
-          <w:szCs w:val="24"/>
-        </w:rPr>
-        <w:t>м конечных элементов.</w:t>
+        <w:t>Вместе с законом Гука данное уравнение может быть решено методом конечных элементов.</w:t>
       </w:r>
     </w:p>
     <w:p>
@@ -7321,12 +6682,12 @@
           <w:color w:val="C9211E"/>
         </w:rPr>
       </w:pPr>
-      <w:bookmarkStart w:id="7" w:name="_Toc201414300"/>
+      <w:bookmarkStart w:id="6" w:name="_Toc201414300"/>
       <w:r>
         <w:lastRenderedPageBreak/>
         <w:t>Численный метод</w:t>
       </w:r>
-      <w:bookmarkEnd w:id="7"/>
+      <w:bookmarkEnd w:id="6"/>
     </w:p>
     <w:p>
       <w:pPr>
@@ -7341,13 +6702,7 @@
         <w:rPr>
           <w:szCs w:val="24"/>
         </w:rPr>
-        <w:t>Как было сказано выше, в данной работе задача численно решалась методом конечных элементов. Солвер был написан на языке Python с использованием библиотек numpy и scipy. Ниже приведены основные положения данного метод</w:t>
-      </w:r>
-      <w:r>
-        <w:rPr>
-          <w:szCs w:val="24"/>
-        </w:rPr>
-        <w:t>а.</w:t>
+        <w:t>Как было сказано выше, в данной работе задача численно решалась методом конечных элементов. Солвер был написан на языке Python с использованием библиотек numpy и scipy. Ниже приведены основные положения данного метода.</w:t>
       </w:r>
     </w:p>
     <w:p>
@@ -7379,19 +6734,7 @@
         <w:rPr>
           <w:szCs w:val="24"/>
         </w:rPr>
-        <w:t>Осно</w:t>
-      </w:r>
-      <w:r>
-        <w:rPr>
-          <w:szCs w:val="24"/>
-        </w:rPr>
-        <w:t>вной идеей данного метода является рассмотрение заданной области как композиции простых геометрических форм, которые называются конечными элементами [2]. Для данных элементов решение аппроксимируется как линейная комбинация некоторых функций которые называ</w:t>
-      </w:r>
-      <w:r>
-        <w:rPr>
-          <w:szCs w:val="24"/>
-        </w:rPr>
-        <w:t>ются функциями формы.</w:t>
+        <w:t>Основной идеей данного метода является рассмотрение заданной области как композиции простых геометрических форм, которые называются конечными элементами [2]. Для данных элементов решение аппроксимируется как линейная комбинация некоторых функций которые называются функциями формы.</w:t>
       </w:r>
     </w:p>
     <w:p>
@@ -7455,13 +6798,7 @@
                       <w:rPr>
                         <w:rFonts w:ascii="Cambria Math" w:hAnsi="Cambria Math"/>
                       </w:rPr>
-                      <m:t>-</m:t>
-                    </m:r>
-                    <m:r>
-                      <w:rPr>
-                        <w:rFonts w:ascii="Cambria Math" w:hAnsi="Cambria Math"/>
-                      </w:rPr>
-                      <m:t>∂f</m:t>
+                      <m:t>-∂f</m:t>
                     </m:r>
                   </m:num>
                   <m:den>
@@ -7495,19 +6832,7 @@
                   <w:rPr>
                     <w:rFonts w:ascii="Cambria Math" w:hAnsi="Cambria Math"/>
                   </w:rPr>
-                  <m:t>+</m:t>
-                </m:r>
-                <m:r>
-                  <w:rPr>
-                    <w:rFonts w:ascii="Cambria Math" w:hAnsi="Cambria Math"/>
-                  </w:rPr>
-                  <m:t>∇</m:t>
-                </m:r>
-                <m:r>
-                  <w:rPr>
-                    <w:rFonts w:ascii="Cambria Math" w:hAnsi="Cambria Math"/>
-                  </w:rPr>
-                  <m:t>⋅</m:t>
+                  <m:t>+∇⋅</m:t>
                 </m:r>
                 <m:f>
                   <m:fPr>
@@ -7545,13 +6870,7 @@
                           <w:rPr>
                             <w:rFonts w:ascii="Cambria Math" w:hAnsi="Cambria Math"/>
                           </w:rPr>
-                          <m:t>∇</m:t>
-                        </m:r>
-                        <m:r>
-                          <w:rPr>
-                            <w:rFonts w:ascii="Cambria Math" w:hAnsi="Cambria Math"/>
-                          </w:rPr>
-                          <m:t>⊗</m:t>
+                          <m:t>∇⊗</m:t>
                         </m:r>
                         <m:acc>
                           <m:accPr>
@@ -7653,13 +6972,7 @@
                   <w:rPr>
                     <w:rFonts w:ascii="Cambria Math" w:hAnsi="Cambria Math"/>
                   </w:rPr>
-                  <m:t>χ</m:t>
-                </m:r>
-                <m:r>
-                  <w:rPr>
-                    <w:rFonts w:ascii="Cambria Math" w:hAnsi="Cambria Math"/>
-                  </w:rPr>
-                  <m:t>=</m:t>
+                  <m:t>χ=</m:t>
                 </m:r>
                 <m:nary>
                   <m:naryPr>
@@ -7695,37 +7008,7 @@
                       <w:rPr>
                         <w:rFonts w:ascii="Cambria Math" w:hAnsi="Cambria Math"/>
                       </w:rPr>
-                      <m:t>x</m:t>
-                    </m:r>
-                    <m:r>
-                      <w:rPr>
-                        <w:rFonts w:ascii="Cambria Math" w:hAnsi="Cambria Math"/>
-                      </w:rPr>
-                      <m:t>,</m:t>
-                    </m:r>
-                    <m:r>
-                      <w:rPr>
-                        <w:rFonts w:ascii="Cambria Math" w:hAnsi="Cambria Math"/>
-                      </w:rPr>
-                      <m:t>y</m:t>
-                    </m:r>
-                    <m:r>
-                      <w:rPr>
-                        <w:rFonts w:ascii="Cambria Math" w:hAnsi="Cambria Math"/>
-                      </w:rPr>
-                      <m:t>,</m:t>
-                    </m:r>
-                    <m:r>
-                      <w:rPr>
-                        <w:rFonts w:ascii="Cambria Math" w:hAnsi="Cambria Math"/>
-                      </w:rPr>
-                      <m:t>z</m:t>
-                    </m:r>
-                    <m:r>
-                      <w:rPr>
-                        <w:rFonts w:ascii="Cambria Math" w:hAnsi="Cambria Math"/>
-                      </w:rPr>
-                      <m:t>,</m:t>
+                      <m:t>x,y,z,</m:t>
                     </m:r>
                     <m:acc>
                       <m:accPr>
@@ -7749,19 +7032,7 @@
                       <w:rPr>
                         <w:rFonts w:ascii="Cambria Math" w:hAnsi="Cambria Math"/>
                       </w:rPr>
-                      <m:t>,</m:t>
-                    </m:r>
-                    <m:r>
-                      <w:rPr>
-                        <w:rFonts w:ascii="Cambria Math" w:hAnsi="Cambria Math"/>
-                      </w:rPr>
-                      <m:t>∇</m:t>
-                    </m:r>
-                    <m:r>
-                      <w:rPr>
-                        <w:rFonts w:ascii="Cambria Math" w:hAnsi="Cambria Math"/>
-                      </w:rPr>
-                      <m:t>⊗</m:t>
+                      <m:t>,∇⊗</m:t>
                     </m:r>
                     <m:acc>
                       <m:accPr>
@@ -7787,19 +7058,7 @@
                   <w:rPr>
                     <w:rFonts w:ascii="Cambria Math" w:hAnsi="Cambria Math"/>
                   </w:rPr>
-                  <m:t>dxdydz</m:t>
-                </m:r>
-                <m:r>
-                  <w:rPr>
-                    <w:rFonts w:ascii="Cambria Math" w:hAnsi="Cambria Math"/>
-                  </w:rPr>
-                  <m:t>→</m:t>
-                </m:r>
-                <m:r>
-                  <w:rPr>
-                    <w:rFonts w:ascii="Cambria Math" w:hAnsi="Cambria Math"/>
-                  </w:rPr>
-                  <m:t>min</m:t>
+                  <m:t>dxdydz→min</m:t>
                 </m:r>
               </m:oMath>
             </m:oMathPara>
@@ -7907,13 +7166,7 @@
                       <w:rPr>
                         <w:rFonts w:ascii="Cambria Math" w:hAnsi="Cambria Math"/>
                       </w:rPr>
-                      <m:t>∂∇</m:t>
-                    </m:r>
-                    <m:r>
-                      <w:rPr>
-                        <w:rFonts w:ascii="Cambria Math" w:hAnsi="Cambria Math"/>
-                      </w:rPr>
-                      <m:t>⊗</m:t>
+                      <m:t>∂∇⊗</m:t>
                     </m:r>
                     <m:acc>
                       <m:accPr>
@@ -7939,25 +7192,7 @@
                   <w:rPr>
                     <w:rFonts w:ascii="Cambria Math" w:hAnsi="Cambria Math"/>
                   </w:rPr>
-                  <m:t>=</m:t>
-                </m:r>
-                <m:r>
-                  <w:rPr>
-                    <w:rFonts w:ascii="Cambria Math" w:hAnsi="Cambria Math"/>
-                  </w:rPr>
-                  <m:t>C</m:t>
-                </m:r>
-                <m:r>
-                  <w:rPr>
-                    <w:rFonts w:ascii="Cambria Math" w:hAnsi="Cambria Math"/>
-                  </w:rPr>
-                  <m:t>⋅</m:t>
-                </m:r>
-                <m:r>
-                  <w:rPr>
-                    <w:rFonts w:ascii="Cambria Math" w:hAnsi="Cambria Math"/>
-                  </w:rPr>
-                  <m:t>ε</m:t>
+                  <m:t>=C⋅ε</m:t>
                 </m:r>
               </m:oMath>
             </m:oMathPara>
@@ -8019,13 +7254,7 @@
                   <w:rPr>
                     <w:rFonts w:ascii="Cambria Math" w:hAnsi="Cambria Math"/>
                   </w:rPr>
-                  <m:t>=</m:t>
-                </m:r>
-                <m:r>
-                  <w:rPr>
-                    <w:rFonts w:ascii="Cambria Math" w:hAnsi="Cambria Math"/>
-                  </w:rPr>
-                  <m:t>ρ</m:t>
+                  <m:t>=ρ</m:t>
                 </m:r>
                 <m:acc>
                   <m:accPr>
@@ -8103,19 +7332,7 @@
           <w:rPr>
             <w:rFonts w:ascii="Cambria Math" w:hAnsi="Cambria Math"/>
           </w:rPr>
-          <m:t>ε</m:t>
-        </m:r>
-        <m:r>
-          <w:rPr>
-            <w:rFonts w:ascii="Cambria Math" w:hAnsi="Cambria Math"/>
-          </w:rPr>
-          <m:t>=</m:t>
-        </m:r>
-        <m:r>
-          <w:rPr>
-            <w:rFonts w:ascii="Cambria Math" w:hAnsi="Cambria Math"/>
-          </w:rPr>
-          <m:t>ε</m:t>
+          <m:t>ε=ε</m:t>
         </m:r>
         <m:d>
           <m:dPr>
@@ -8130,13 +7347,7 @@
               <w:rPr>
                 <w:rFonts w:ascii="Cambria Math" w:hAnsi="Cambria Math"/>
               </w:rPr>
-              <m:t>∇</m:t>
-            </m:r>
-            <m:r>
-              <w:rPr>
-                <w:rFonts w:ascii="Cambria Math" w:hAnsi="Cambria Math"/>
-              </w:rPr>
-              <m:t>⊗</m:t>
+              <m:t>∇⊗</m:t>
             </m:r>
             <m:acc>
               <m:accPr>
@@ -8205,13 +7416,7 @@
                   <w:rPr>
                     <w:rFonts w:ascii="Cambria Math" w:hAnsi="Cambria Math"/>
                   </w:rPr>
-                  <m:t>f</m:t>
-                </m:r>
-                <m:r>
-                  <w:rPr>
-                    <w:rFonts w:ascii="Cambria Math" w:hAnsi="Cambria Math"/>
-                  </w:rPr>
-                  <m:t>=</m:t>
+                  <m:t>f=</m:t>
                 </m:r>
                 <m:sSup>
                   <m:sSupPr>
@@ -8242,31 +7447,7 @@
                   <w:rPr>
                     <w:rFonts w:ascii="Cambria Math" w:hAnsi="Cambria Math"/>
                   </w:rPr>
-                  <m:t>⋅</m:t>
-                </m:r>
-                <m:r>
-                  <w:rPr>
-                    <w:rFonts w:ascii="Cambria Math" w:hAnsi="Cambria Math"/>
-                  </w:rPr>
-                  <m:t>C</m:t>
-                </m:r>
-                <m:r>
-                  <w:rPr>
-                    <w:rFonts w:ascii="Cambria Math" w:hAnsi="Cambria Math"/>
-                  </w:rPr>
-                  <m:t>⋅</m:t>
-                </m:r>
-                <m:r>
-                  <w:rPr>
-                    <w:rFonts w:ascii="Cambria Math" w:hAnsi="Cambria Math"/>
-                  </w:rPr>
-                  <m:t>ε</m:t>
-                </m:r>
-                <m:r>
-                  <w:rPr>
-                    <w:rFonts w:ascii="Cambria Math" w:hAnsi="Cambria Math"/>
-                  </w:rPr>
-                  <m:t>+</m:t>
+                  <m:t>⋅C⋅ε+</m:t>
                 </m:r>
                 <m:acc>
                   <m:accPr>
@@ -8290,13 +7471,7 @@
                   <w:rPr>
                     <w:rFonts w:ascii="Cambria Math" w:hAnsi="Cambria Math"/>
                   </w:rPr>
-                  <m:t>⋅</m:t>
-                </m:r>
-                <m:r>
-                  <w:rPr>
-                    <w:rFonts w:ascii="Cambria Math" w:hAnsi="Cambria Math"/>
-                  </w:rPr>
-                  <m:t>ρ</m:t>
+                  <m:t>⋅ρ</m:t>
                 </m:r>
                 <m:acc>
                   <m:accPr>
@@ -8483,13 +7658,7 @@
                   <w:rPr>
                     <w:rFonts w:ascii="Cambria Math" w:hAnsi="Cambria Math"/>
                   </w:rPr>
-                  <m:t>x</m:t>
-                </m:r>
-                <m:r>
-                  <w:rPr>
-                    <w:rFonts w:ascii="Cambria Math" w:hAnsi="Cambria Math"/>
-                  </w:rPr>
-                  <m:t>+</m:t>
+                  <m:t>x+</m:t>
                 </m:r>
                 <m:sSub>
                   <m:sSubPr>
@@ -8520,13 +7689,7 @@
                   <w:rPr>
                     <w:rFonts w:ascii="Cambria Math" w:hAnsi="Cambria Math"/>
                   </w:rPr>
-                  <m:t>y</m:t>
-                </m:r>
-                <m:r>
-                  <w:rPr>
-                    <w:rFonts w:ascii="Cambria Math" w:hAnsi="Cambria Math"/>
-                  </w:rPr>
-                  <m:t>+</m:t>
+                  <m:t>y+</m:t>
                 </m:r>
                 <m:sSub>
                   <m:sSubPr>
@@ -8927,7 +8090,15 @@
         <w:jc w:val="center"/>
       </w:pPr>
       <w:r>
-        <w:t>Рис.2. Тетраэдрический  элемент.</w:t>
+        <w:t xml:space="preserve">Рис.2. </w:t>
+      </w:r>
+      <w:r>
+        <w:t>Тетраэдральный</w:t>
+      </w:r>
+      <w:bookmarkStart w:id="7" w:name="_GoBack"/>
+      <w:bookmarkEnd w:id="7"/>
+      <w:r>
+        <w:t xml:space="preserve">  элемент.</w:t>
       </w:r>
     </w:p>
     <w:p>
@@ -9020,13 +8191,7 @@
                       <w:rPr>
                         <w:rFonts w:ascii="Cambria Math" w:hAnsi="Cambria Math"/>
                       </w:rPr>
-                      <m:t>6</m:t>
-                    </m:r>
-                    <m:r>
-                      <w:rPr>
-                        <w:rFonts w:ascii="Cambria Math" w:hAnsi="Cambria Math"/>
-                      </w:rPr>
-                      <m:t>V</m:t>
+                      <m:t>6V</m:t>
                     </m:r>
                   </m:den>
                 </m:f>
@@ -9110,13 +8275,7 @@
                           <w:rPr>
                             <w:rFonts w:ascii="Cambria Math" w:hAnsi="Cambria Math"/>
                           </w:rPr>
-                          <m:t>x</m:t>
-                        </m:r>
-                        <m:r>
-                          <w:rPr>
-                            <w:rFonts w:ascii="Cambria Math" w:hAnsi="Cambria Math"/>
-                          </w:rPr>
-                          <m:t>+</m:t>
+                          <m:t>x+</m:t>
                         </m:r>
                         <m:sSub>
                           <m:sSubPr>
@@ -9147,13 +8306,7 @@
                           <w:rPr>
                             <w:rFonts w:ascii="Cambria Math" w:hAnsi="Cambria Math"/>
                           </w:rPr>
-                          <m:t>y</m:t>
-                        </m:r>
-                        <m:r>
-                          <w:rPr>
-                            <w:rFonts w:ascii="Cambria Math" w:hAnsi="Cambria Math"/>
-                          </w:rPr>
-                          <m:t>+</m:t>
+                          <m:t>y+</m:t>
                         </m:r>
                         <m:sSub>
                           <m:sSubPr>
@@ -9300,13 +8453,7 @@
                           <w:rPr>
                             <w:rFonts w:ascii="Cambria Math" w:hAnsi="Cambria Math"/>
                           </w:rPr>
-                          <m:t>x</m:t>
-                        </m:r>
-                        <m:r>
-                          <w:rPr>
-                            <w:rFonts w:ascii="Cambria Math" w:hAnsi="Cambria Math"/>
-                          </w:rPr>
-                          <m:t>+</m:t>
+                          <m:t>x+</m:t>
                         </m:r>
                         <m:sSub>
                           <m:sSubPr>
@@ -9337,13 +8484,7 @@
                           <w:rPr>
                             <w:rFonts w:ascii="Cambria Math" w:hAnsi="Cambria Math"/>
                           </w:rPr>
-                          <m:t>y</m:t>
-                        </m:r>
-                        <m:r>
-                          <w:rPr>
-                            <w:rFonts w:ascii="Cambria Math" w:hAnsi="Cambria Math"/>
-                          </w:rPr>
-                          <m:t>+</m:t>
+                          <m:t>y+</m:t>
                         </m:r>
                         <m:sSub>
                           <m:sSubPr>
@@ -9463,13 +8604,7 @@
           <w:rPr>
             <w:rFonts w:ascii="Cambria Math" w:hAnsi="Cambria Math"/>
           </w:rPr>
-          <m:t>V</m:t>
-        </m:r>
-        <m:r>
-          <w:rPr>
-            <w:rFonts w:ascii="Cambria Math" w:hAnsi="Cambria Math"/>
-          </w:rPr>
-          <m:t>,</m:t>
+          <m:t>V,</m:t>
         </m:r>
         <m:sSub>
           <m:sSubPr>
@@ -9633,19 +8768,7 @@
                   <w:rPr>
                     <w:rFonts w:ascii="Cambria Math" w:hAnsi="Cambria Math"/>
                   </w:rPr>
-                  <m:t>V</m:t>
-                </m:r>
-                <m:r>
-                  <w:rPr>
-                    <w:rFonts w:ascii="Cambria Math" w:hAnsi="Cambria Math"/>
-                  </w:rPr>
-                  <m:t>=</m:t>
-                </m:r>
-                <m:r>
-                  <w:rPr>
-                    <w:rFonts w:ascii="Cambria Math" w:hAnsi="Cambria Math"/>
-                  </w:rPr>
-                  <m:t>det</m:t>
+                  <m:t>V=det</m:t>
                 </m:r>
                 <m:d>
                   <m:dPr>
@@ -10087,13 +9210,7 @@
                   <w:rPr>
                     <w:rFonts w:ascii="Cambria Math" w:hAnsi="Cambria Math"/>
                   </w:rPr>
-                  <m:t>=</m:t>
-                </m:r>
-                <m:r>
-                  <w:rPr>
-                    <w:rFonts w:ascii="Cambria Math" w:hAnsi="Cambria Math"/>
-                  </w:rPr>
-                  <m:t>det</m:t>
+                  <m:t>=det</m:t>
                 </m:r>
                 <m:d>
                   <m:dPr>
@@ -10407,13 +9524,7 @@
                   <w:rPr>
                     <w:rFonts w:ascii="Cambria Math" w:hAnsi="Cambria Math"/>
                   </w:rPr>
-                  <m:t>=-</m:t>
-                </m:r>
-                <m:r>
-                  <w:rPr>
-                    <w:rFonts w:ascii="Cambria Math" w:hAnsi="Cambria Math"/>
-                  </w:rPr>
-                  <m:t>det</m:t>
+                  <m:t>=-det</m:t>
                 </m:r>
                 <m:d>
                   <m:dPr>
@@ -10670,13 +9781,7 @@
                   <w:rPr>
                     <w:rFonts w:ascii="Cambria Math" w:hAnsi="Cambria Math"/>
                   </w:rPr>
-                  <m:t>=-</m:t>
-                </m:r>
-                <m:r>
-                  <w:rPr>
-                    <w:rFonts w:ascii="Cambria Math" w:hAnsi="Cambria Math"/>
-                  </w:rPr>
-                  <m:t>det</m:t>
+                  <m:t>=-det</m:t>
                 </m:r>
                 <m:d>
                   <m:dPr>
@@ -10933,13 +10038,7 @@
                   <w:rPr>
                     <w:rFonts w:ascii="Cambria Math" w:hAnsi="Cambria Math"/>
                   </w:rPr>
-                  <m:t>=-</m:t>
-                </m:r>
-                <m:r>
-                  <w:rPr>
-                    <w:rFonts w:ascii="Cambria Math" w:hAnsi="Cambria Math"/>
-                  </w:rPr>
-                  <m:t>det</m:t>
+                  <m:t>=-det</m:t>
                 </m:r>
                 <m:d>
                   <m:dPr>
@@ -11207,10 +10306,7 @@
         <w:t>Остальные</w:t>
       </w:r>
       <w:r>
-        <w:t xml:space="preserve"> коэффициенты определяются по аналогичным формулам, </w:t>
-      </w:r>
-      <w:r>
-        <w:t>только с циклической перестановкой индексов.</w:t>
+        <w:t xml:space="preserve"> коэффициенты определяются по аналогичным формулам, только с циклической перестановкой индексов.</w:t>
       </w:r>
     </w:p>
     <w:p>
@@ -11296,13 +10392,7 @@
                       <w:rPr>
                         <w:rFonts w:ascii="Cambria Math" w:hAnsi="Cambria Math"/>
                       </w:rPr>
-                      <m:t>I</m:t>
-                    </m:r>
-                    <m:r>
-                      <w:rPr>
-                        <w:rFonts w:ascii="Cambria Math" w:hAnsi="Cambria Math"/>
-                      </w:rPr>
-                      <m:t>⋅</m:t>
+                      <m:t>I⋅</m:t>
                     </m:r>
                     <m:sSub>
                       <m:sSubPr>
@@ -11333,19 +10423,7 @@
                       <w:rPr>
                         <w:rFonts w:ascii="Cambria Math" w:hAnsi="Cambria Math"/>
                       </w:rPr>
-                      <m:t>,</m:t>
-                    </m:r>
-                    <m:r>
-                      <w:rPr>
-                        <w:rFonts w:ascii="Cambria Math" w:hAnsi="Cambria Math"/>
-                      </w:rPr>
-                      <m:t>I</m:t>
-                    </m:r>
-                    <m:r>
-                      <w:rPr>
-                        <w:rFonts w:ascii="Cambria Math" w:hAnsi="Cambria Math"/>
-                      </w:rPr>
-                      <m:t>⋅</m:t>
+                      <m:t>,I⋅</m:t>
                     </m:r>
                     <m:sSub>
                       <m:sSubPr>
@@ -11376,19 +10454,7 @@
                       <w:rPr>
                         <w:rFonts w:ascii="Cambria Math" w:hAnsi="Cambria Math"/>
                       </w:rPr>
-                      <m:t>,</m:t>
-                    </m:r>
-                    <m:r>
-                      <w:rPr>
-                        <w:rFonts w:ascii="Cambria Math" w:hAnsi="Cambria Math"/>
-                      </w:rPr>
-                      <m:t>I</m:t>
-                    </m:r>
-                    <m:r>
-                      <w:rPr>
-                        <w:rFonts w:ascii="Cambria Math" w:hAnsi="Cambria Math"/>
-                      </w:rPr>
-                      <m:t>⋅</m:t>
+                      <m:t>,I⋅</m:t>
                     </m:r>
                     <m:sSub>
                       <m:sSubPr>
@@ -11419,19 +10485,7 @@
                       <w:rPr>
                         <w:rFonts w:ascii="Cambria Math" w:hAnsi="Cambria Math"/>
                       </w:rPr>
-                      <m:t>,</m:t>
-                    </m:r>
-                    <m:r>
-                      <w:rPr>
-                        <w:rFonts w:ascii="Cambria Math" w:hAnsi="Cambria Math"/>
-                      </w:rPr>
-                      <m:t>I</m:t>
-                    </m:r>
-                    <m:r>
-                      <w:rPr>
-                        <w:rFonts w:ascii="Cambria Math" w:hAnsi="Cambria Math"/>
-                      </w:rPr>
-                      <m:t>⋅</m:t>
+                      <m:t>,I⋅</m:t>
                     </m:r>
                     <m:sSub>
                       <m:sSubPr>
@@ -11707,13 +10761,7 @@
               <w:rPr>
                 <w:rFonts w:ascii="Cambria Math" w:hAnsi="Cambria Math"/>
               </w:rPr>
-              <m:t>x</m:t>
-            </m:r>
-            <m:r>
-              <w:rPr>
-                <w:rFonts w:ascii="Cambria Math" w:hAnsi="Cambria Math"/>
-              </w:rPr>
-              <m:t>+</m:t>
+              <m:t>x+</m:t>
             </m:r>
             <m:sSub>
               <m:sSubPr>
@@ -11744,13 +10792,7 @@
               <w:rPr>
                 <w:rFonts w:ascii="Cambria Math" w:hAnsi="Cambria Math"/>
               </w:rPr>
-              <m:t>y</m:t>
-            </m:r>
-            <m:r>
-              <w:rPr>
-                <w:rFonts w:ascii="Cambria Math" w:hAnsi="Cambria Math"/>
-              </w:rPr>
-              <m:t>+</m:t>
+              <m:t>y+</m:t>
             </m:r>
             <m:sSub>
               <m:sSubPr>
@@ -11789,13 +10831,7 @@
               <w:rPr>
                 <w:rFonts w:ascii="Cambria Math" w:hAnsi="Cambria Math"/>
               </w:rPr>
-              <m:t>6</m:t>
-            </m:r>
-            <m:r>
-              <w:rPr>
-                <w:rFonts w:ascii="Cambria Math" w:hAnsi="Cambria Math"/>
-              </w:rPr>
-              <m:t>V</m:t>
+              <m:t>6V</m:t>
             </m:r>
           </m:den>
         </m:f>
@@ -11803,13 +10839,7 @@
           <w:rPr>
             <w:rFonts w:ascii="Cambria Math" w:hAnsi="Cambria Math"/>
           </w:rPr>
-          <m:t>,</m:t>
-        </m:r>
-        <m:r>
-          <w:rPr>
-            <w:rFonts w:ascii="Cambria Math" w:hAnsi="Cambria Math"/>
-          </w:rPr>
-          <m:t>I</m:t>
+          <m:t>,I</m:t>
         </m:r>
       </m:oMath>
       <w:r>
@@ -12083,10 +11113,7 @@
         </m:d>
       </m:oMath>
       <w:r>
-        <w:t>- вектор</w:t>
-      </w:r>
-      <w:r>
-        <w:t xml:space="preserve"> размера (12,1) неизвестных перемещений для элемента.</w:t>
+        <w:t>- вектор размера (12,1) неизвестных перемещений для элемента.</w:t>
       </w:r>
     </w:p>
     <w:p>
@@ -12427,19 +11454,7 @@
                       <w:rPr>
                         <w:rFonts w:ascii="Cambria Math" w:hAnsi="Cambria Math"/>
                       </w:rPr>
-                      <m:t>α</m:t>
-                    </m:r>
-                    <m:r>
-                      <w:rPr>
-                        <w:rFonts w:ascii="Cambria Math" w:hAnsi="Cambria Math"/>
-                      </w:rPr>
-                      <m:t>,</m:t>
-                    </m:r>
-                    <m:r>
-                      <w:rPr>
-                        <w:rFonts w:ascii="Cambria Math" w:hAnsi="Cambria Math"/>
-                      </w:rPr>
-                      <m:t>i</m:t>
+                      <m:t>α,i</m:t>
                     </m:r>
                   </m:sub>
                   <m:sup>
@@ -12604,13 +11619,7 @@
                       <w:rPr>
                         <w:rFonts w:ascii="Cambria Math" w:hAnsi="Cambria Math"/>
                       </w:rPr>
-                      <m:t>α</m:t>
-                    </m:r>
-                    <m:r>
-                      <w:rPr>
-                        <w:rFonts w:ascii="Cambria Math" w:hAnsi="Cambria Math"/>
-                      </w:rPr>
-                      <m:t>β</m:t>
+                      <m:t>αβ</m:t>
                     </m:r>
                   </m:sub>
                 </m:sSub>
@@ -12641,19 +11650,7 @@
                       <w:rPr>
                         <w:rFonts w:ascii="Cambria Math" w:hAnsi="Cambria Math"/>
                       </w:rPr>
-                      <m:t>β</m:t>
-                    </m:r>
-                    <m:r>
-                      <w:rPr>
-                        <w:rFonts w:ascii="Cambria Math" w:hAnsi="Cambria Math"/>
-                      </w:rPr>
-                      <m:t>,</m:t>
-                    </m:r>
-                    <m:r>
-                      <w:rPr>
-                        <w:rFonts w:ascii="Cambria Math" w:hAnsi="Cambria Math"/>
-                      </w:rPr>
-                      <m:t>i</m:t>
+                      <m:t>β,i</m:t>
                     </m:r>
                   </m:sub>
                 </m:sSub>
@@ -12684,19 +11681,7 @@
                       <w:rPr>
                         <w:rFonts w:ascii="Cambria Math" w:hAnsi="Cambria Math"/>
                       </w:rPr>
-                      <m:t>α</m:t>
-                    </m:r>
-                    <m:r>
-                      <w:rPr>
-                        <w:rFonts w:ascii="Cambria Math" w:hAnsi="Cambria Math"/>
-                      </w:rPr>
-                      <m:t>,</m:t>
-                    </m:r>
-                    <m:r>
-                      <w:rPr>
-                        <w:rFonts w:ascii="Cambria Math" w:hAnsi="Cambria Math"/>
-                      </w:rPr>
-                      <m:t>i</m:t>
+                      <m:t>α,i</m:t>
                     </m:r>
                   </m:sub>
                   <m:sup>
@@ -12958,19 +11943,7 @@
                       <w:rPr>
                         <w:rFonts w:ascii="Cambria Math" w:hAnsi="Cambria Math"/>
                       </w:rPr>
-                      <m:t>α</m:t>
-                    </m:r>
-                    <m:r>
-                      <w:rPr>
-                        <w:rFonts w:ascii="Cambria Math" w:hAnsi="Cambria Math"/>
-                      </w:rPr>
-                      <m:t>,</m:t>
-                    </m:r>
-                    <m:r>
-                      <w:rPr>
-                        <w:rFonts w:ascii="Cambria Math" w:hAnsi="Cambria Math"/>
-                      </w:rPr>
-                      <m:t>i</m:t>
+                      <m:t>α,i</m:t>
                     </m:r>
                   </m:sub>
                 </m:sSub>
@@ -13157,13 +12130,7 @@
                       <w:rPr>
                         <w:rFonts w:ascii="Cambria Math" w:hAnsi="Cambria Math"/>
                       </w:rPr>
-                      <m:t>⋅</m:t>
-                    </m:r>
-                    <m:r>
-                      <w:rPr>
-                        <w:rFonts w:ascii="Cambria Math" w:hAnsi="Cambria Math"/>
-                      </w:rPr>
-                      <m:t>ρ</m:t>
+                      <m:t>⋅ρ</m:t>
                     </m:r>
                     <m:acc>
                       <m:accPr>
@@ -13255,13 +12222,7 @@
                       <w:rPr>
                         <w:rFonts w:ascii="Cambria Math" w:hAnsi="Cambria Math"/>
                       </w:rPr>
-                      <m:t>,</m:t>
-                    </m:r>
-                    <m:r>
-                      <w:rPr>
-                        <w:rFonts w:ascii="Cambria Math" w:hAnsi="Cambria Math"/>
-                      </w:rPr>
-                      <m:t>i</m:t>
+                      <m:t>,i</m:t>
                     </m:r>
                   </m:sub>
                 </m:sSub>
@@ -13269,13 +12230,7 @@
                   <w:rPr>
                     <w:rFonts w:ascii="Cambria Math" w:hAnsi="Cambria Math"/>
                   </w:rPr>
-                  <m:t>⋅</m:t>
-                </m:r>
-                <m:r>
-                  <w:rPr>
-                    <w:rFonts w:ascii="Cambria Math" w:hAnsi="Cambria Math"/>
-                  </w:rPr>
-                  <m:t>ρ</m:t>
+                  <m:t>⋅ρ</m:t>
                 </m:r>
                 <m:acc>
                   <m:accPr>
@@ -13426,25 +12381,7 @@
                   <w:rPr>
                     <w:rFonts w:ascii="Cambria Math" w:hAnsi="Cambria Math"/>
                   </w:rPr>
-                  <m:t>ε</m:t>
-                </m:r>
-                <m:r>
-                  <w:rPr>
-                    <w:rFonts w:ascii="Cambria Math" w:hAnsi="Cambria Math"/>
-                  </w:rPr>
-                  <m:t>=</m:t>
-                </m:r>
-                <m:r>
-                  <w:rPr>
-                    <w:rFonts w:ascii="Cambria Math" w:hAnsi="Cambria Math"/>
-                  </w:rPr>
-                  <m:t>S</m:t>
-                </m:r>
-                <m:r>
-                  <w:rPr>
-                    <w:rFonts w:ascii="Cambria Math" w:hAnsi="Cambria Math"/>
-                  </w:rPr>
-                  <m:t>⋅</m:t>
+                  <m:t>ε=S⋅</m:t>
                 </m:r>
                 <m:acc>
                   <m:accPr>
@@ -13543,13 +12480,7 @@
                     <w:rFonts w:ascii="Cambria Math" w:hAnsi="Cambria Math"/>
                   </w:rPr>
                   <w:lastRenderedPageBreak/>
-                  <m:t>S</m:t>
-                </m:r>
-                <m:r>
-                  <w:rPr>
-                    <w:rFonts w:ascii="Cambria Math" w:hAnsi="Cambria Math"/>
-                  </w:rPr>
-                  <m:t>=</m:t>
+                  <m:t>S=</m:t>
                 </m:r>
                 <m:d>
                   <m:dPr>
@@ -14112,19 +13043,7 @@
                               <w:rPr>
                                 <w:rFonts w:ascii="Cambria Math" w:hAnsi="Cambria Math"/>
                               </w:rPr>
-                              <m:t>α</m:t>
-                            </m:r>
-                            <m:r>
-                              <w:rPr>
-                                <w:rFonts w:ascii="Cambria Math" w:hAnsi="Cambria Math"/>
-                              </w:rPr>
-                              <m:t>,</m:t>
-                            </m:r>
-                            <m:r>
-                              <w:rPr>
-                                <w:rFonts w:ascii="Cambria Math" w:hAnsi="Cambria Math"/>
-                              </w:rPr>
-                              <m:t>i</m:t>
+                              <m:t>α,i</m:t>
                             </m:r>
                           </m:sub>
                           <m:sup>
@@ -14237,13 +13156,7 @@
                               <w:rPr>
                                 <w:rFonts w:ascii="Cambria Math" w:hAnsi="Cambria Math"/>
                               </w:rPr>
-                              <m:t>,</m:t>
-                            </m:r>
-                            <m:r>
-                              <w:rPr>
-                                <w:rFonts w:ascii="Cambria Math" w:hAnsi="Cambria Math"/>
-                              </w:rPr>
-                              <m:t>i</m:t>
+                              <m:t>,i</m:t>
                             </m:r>
                           </m:sub>
                         </m:sSub>
@@ -14251,13 +13164,7 @@
                           <w:rPr>
                             <w:rFonts w:ascii="Cambria Math" w:hAnsi="Cambria Math"/>
                           </w:rPr>
-                          <m:t>⋅</m:t>
-                        </m:r>
-                        <m:r>
-                          <w:rPr>
-                            <w:rFonts w:ascii="Cambria Math" w:hAnsi="Cambria Math"/>
-                          </w:rPr>
-                          <m:t>ρ</m:t>
+                          <m:t>⋅ρ</m:t>
                         </m:r>
                         <m:sSub>
                           <m:sSubPr>
@@ -14396,25 +13303,7 @@
                   <w:rPr>
                     <w:rFonts w:ascii="Cambria Math" w:hAnsi="Cambria Math"/>
                   </w:rPr>
-                  <m:t>ε</m:t>
-                </m:r>
-                <m:r>
-                  <w:rPr>
-                    <w:rFonts w:ascii="Cambria Math" w:hAnsi="Cambria Math"/>
-                  </w:rPr>
-                  <m:t>=</m:t>
-                </m:r>
-                <m:r>
-                  <w:rPr>
-                    <w:rFonts w:ascii="Cambria Math" w:hAnsi="Cambria Math"/>
-                  </w:rPr>
-                  <m:t>S</m:t>
-                </m:r>
-                <m:r>
-                  <w:rPr>
-                    <w:rFonts w:ascii="Cambria Math" w:hAnsi="Cambria Math"/>
-                  </w:rPr>
-                  <m:t>⋅</m:t>
+                  <m:t>ε=S⋅</m:t>
                 </m:r>
                 <m:acc>
                   <m:accPr>
@@ -14438,19 +13327,7 @@
                   <w:rPr>
                     <w:rFonts w:ascii="Cambria Math" w:hAnsi="Cambria Math"/>
                   </w:rPr>
-                  <m:t>=</m:t>
-                </m:r>
-                <m:r>
-                  <w:rPr>
-                    <w:rFonts w:ascii="Cambria Math" w:hAnsi="Cambria Math"/>
-                  </w:rPr>
-                  <m:t>S</m:t>
-                </m:r>
-                <m:r>
-                  <w:rPr>
-                    <w:rFonts w:ascii="Cambria Math" w:hAnsi="Cambria Math"/>
-                  </w:rPr>
-                  <m:t>⋅</m:t>
+                  <m:t>=S⋅</m:t>
                 </m:r>
                 <m:d>
                   <m:dPr>
@@ -14518,19 +13395,7 @@
                   <w:rPr>
                     <w:rFonts w:ascii="Cambria Math" w:hAnsi="Cambria Math"/>
                   </w:rPr>
-                  <m:t>=</m:t>
-                </m:r>
-                <m:r>
-                  <w:rPr>
-                    <w:rFonts w:ascii="Cambria Math" w:hAnsi="Cambria Math"/>
-                  </w:rPr>
-                  <m:t>B</m:t>
-                </m:r>
-                <m:r>
-                  <w:rPr>
-                    <w:rFonts w:ascii="Cambria Math" w:hAnsi="Cambria Math"/>
-                  </w:rPr>
-                  <m:t>⋅</m:t>
+                  <m:t>=B⋅</m:t>
                 </m:r>
                 <m:sSup>
                   <m:sSupPr>
@@ -14647,13 +13512,7 @@
                   <w:rPr>
                     <w:rFonts w:ascii="Cambria Math" w:hAnsi="Cambria Math"/>
                   </w:rPr>
-                  <m:t>B</m:t>
-                </m:r>
-                <m:r>
-                  <w:rPr>
-                    <w:rFonts w:ascii="Cambria Math" w:hAnsi="Cambria Math"/>
-                  </w:rPr>
-                  <m:t>=</m:t>
+                  <m:t>B=</m:t>
                 </m:r>
                 <m:d>
                   <m:dPr>
@@ -15677,31 +14536,7 @@
                               <w:rPr>
                                 <w:rFonts w:ascii="Cambria Math" w:hAnsi="Cambria Math"/>
                               </w:rPr>
-                              <m:t>⋅</m:t>
-                            </m:r>
-                            <m:r>
-                              <w:rPr>
-                                <w:rFonts w:ascii="Cambria Math" w:hAnsi="Cambria Math"/>
-                              </w:rPr>
-                              <m:t>C</m:t>
-                            </m:r>
-                            <m:r>
-                              <w:rPr>
-                                <w:rFonts w:ascii="Cambria Math" w:hAnsi="Cambria Math"/>
-                              </w:rPr>
-                              <m:t>⋅</m:t>
-                            </m:r>
-                            <m:r>
-                              <w:rPr>
-                                <w:rFonts w:ascii="Cambria Math" w:hAnsi="Cambria Math"/>
-                              </w:rPr>
-                              <m:t>B</m:t>
-                            </m:r>
-                            <m:r>
-                              <w:rPr>
-                                <w:rFonts w:ascii="Cambria Math" w:hAnsi="Cambria Math"/>
-                              </w:rPr>
-                              <m:t>⋅</m:t>
+                              <m:t>⋅C⋅B⋅</m:t>
                             </m:r>
                             <m:sSup>
                               <m:sSupPr>
@@ -15788,19 +14623,7 @@
                               <w:rPr>
                                 <w:rFonts w:ascii="Cambria Math" w:hAnsi="Cambria Math"/>
                               </w:rPr>
-                              <m:t>⋅</m:t>
-                            </m:r>
-                            <m:r>
-                              <w:rPr>
-                                <w:rFonts w:ascii="Cambria Math" w:hAnsi="Cambria Math"/>
-                              </w:rPr>
-                              <m:t>ρ</m:t>
-                            </m:r>
-                            <m:r>
-                              <w:rPr>
-                                <w:rFonts w:ascii="Cambria Math" w:hAnsi="Cambria Math"/>
-                              </w:rPr>
-                              <m:t>⋅</m:t>
+                              <m:t>⋅ρ⋅</m:t>
                             </m:r>
                             <m:d>
                               <m:dPr>
@@ -16150,10 +14973,7 @@
         <w:t>Чтобы</w:t>
       </w:r>
       <w:r>
-        <w:t xml:space="preserve"> получить итоговую систему линейный алгебраических уравнений перейдем к рассмотрению задачи на нахождение собственных частот образца. Для этого все перемещения и нагрузки предст</w:t>
-      </w:r>
-      <w:r>
-        <w:t>авляются в виде гармонических</w:t>
+        <w:t xml:space="preserve"> получить итоговую систему линейный алгебраических уравнений перейдем к рассмотрению задачи на нахождение собственных частот образца. Для этого все перемещения и нагрузки представляются в виде гармонических</w:t>
       </w:r>
       <w:r>
         <w:rPr>
@@ -16648,43 +15468,7 @@
                   <w:rPr>
                     <w:rFonts w:ascii="Cambria Math" w:hAnsi="Cambria Math"/>
                   </w:rPr>
-                  <m:t>⋅</m:t>
-                </m:r>
-                <m:r>
-                  <w:rPr>
-                    <w:rFonts w:ascii="Cambria Math" w:hAnsi="Cambria Math"/>
-                  </w:rPr>
-                  <m:t>C</m:t>
-                </m:r>
-                <m:r>
-                  <w:rPr>
-                    <w:rFonts w:ascii="Cambria Math" w:hAnsi="Cambria Math"/>
-                  </w:rPr>
-                  <m:t>⋅</m:t>
-                </m:r>
-                <m:r>
-                  <w:rPr>
-                    <w:rFonts w:ascii="Cambria Math" w:hAnsi="Cambria Math"/>
-                  </w:rPr>
-                  <m:t>B</m:t>
-                </m:r>
-                <m:r>
-                  <w:rPr>
-                    <w:rFonts w:ascii="Cambria Math" w:hAnsi="Cambria Math"/>
-                  </w:rPr>
-                  <m:t>⋅</m:t>
-                </m:r>
-                <m:r>
-                  <w:rPr>
-                    <w:rFonts w:ascii="Cambria Math" w:hAnsi="Cambria Math"/>
-                  </w:rPr>
-                  <m:t>dV</m:t>
-                </m:r>
-                <m:r>
-                  <w:rPr>
-                    <w:rFonts w:ascii="Cambria Math" w:hAnsi="Cambria Math"/>
-                  </w:rPr>
-                  <m:t>,</m:t>
+                  <m:t>⋅C⋅B⋅dV,</m:t>
                 </m:r>
                 <m:sSub>
                   <m:sSubPr>
@@ -16774,19 +15558,7 @@
                   <w:rPr>
                     <w:rFonts w:ascii="Cambria Math" w:hAnsi="Cambria Math"/>
                   </w:rPr>
-                  <m:t>⋅</m:t>
-                </m:r>
-                <m:r>
-                  <w:rPr>
-                    <w:rFonts w:ascii="Cambria Math" w:hAnsi="Cambria Math"/>
-                  </w:rPr>
-                  <m:t>ρ</m:t>
-                </m:r>
-                <m:r>
-                  <w:rPr>
-                    <w:rFonts w:ascii="Cambria Math" w:hAnsi="Cambria Math"/>
-                  </w:rPr>
-                  <m:t>⋅</m:t>
+                  <m:t>⋅ρ⋅</m:t>
                 </m:r>
                 <m:d>
                   <m:dPr>
@@ -16811,13 +15583,7 @@
                   <w:rPr>
                     <w:rFonts w:ascii="Cambria Math" w:hAnsi="Cambria Math"/>
                   </w:rPr>
-                  <m:t>⋅</m:t>
-                </m:r>
-                <m:r>
-                  <w:rPr>
-                    <w:rFonts w:ascii="Cambria Math" w:hAnsi="Cambria Math"/>
-                  </w:rPr>
-                  <m:t>dV</m:t>
+                  <m:t>⋅dV</m:t>
                 </m:r>
               </m:oMath>
             </m:oMathPara>
@@ -16897,13 +15663,7 @@
                       <w:rPr>
                         <w:rFonts w:ascii="Cambria Math" w:hAnsi="Cambria Math"/>
                       </w:rPr>
-                      <m:t>K</m:t>
-                    </m:r>
-                    <m:r>
-                      <w:rPr>
-                        <w:rFonts w:ascii="Cambria Math" w:hAnsi="Cambria Math"/>
-                      </w:rPr>
-                      <m:t>-</m:t>
+                      <m:t>K-</m:t>
                     </m:r>
                     <m:sSup>
                       <m:sSupPr>
@@ -16985,13 +15745,7 @@
                   <w:rPr>
                     <w:rFonts w:ascii="Cambria Math" w:hAnsi="Cambria Math"/>
                   </w:rPr>
-                  <m:t>K</m:t>
-                </m:r>
-                <m:r>
-                  <w:rPr>
-                    <w:rFonts w:ascii="Cambria Math" w:hAnsi="Cambria Math"/>
-                  </w:rPr>
-                  <m:t>=</m:t>
+                  <m:t>K=</m:t>
                 </m:r>
                 <m:nary>
                   <m:naryPr>
@@ -17044,19 +15798,7 @@
                   <w:rPr>
                     <w:rFonts w:ascii="Cambria Math" w:hAnsi="Cambria Math"/>
                   </w:rPr>
-                  <m:t>,</m:t>
-                </m:r>
-                <m:r>
-                  <w:rPr>
-                    <w:rFonts w:ascii="Cambria Math" w:hAnsi="Cambria Math"/>
-                  </w:rPr>
-                  <m:t>M</m:t>
-                </m:r>
-                <m:r>
-                  <w:rPr>
-                    <w:rFonts w:ascii="Cambria Math" w:hAnsi="Cambria Math"/>
-                  </w:rPr>
-                  <m:t>=</m:t>
+                  <m:t>,M=</m:t>
                 </m:r>
                 <m:nary>
                   <m:naryPr>
@@ -17230,13 +15972,7 @@
                       <w:rPr>
                         <w:rFonts w:ascii="Cambria Math" w:hAnsi="Cambria Math"/>
                       </w:rPr>
-                      <m:t>K</m:t>
-                    </m:r>
-                    <m:r>
-                      <w:rPr>
-                        <w:rFonts w:ascii="Cambria Math" w:hAnsi="Cambria Math"/>
-                      </w:rPr>
-                      <m:t>-</m:t>
+                      <m:t>K-</m:t>
                     </m:r>
                     <m:sSup>
                       <m:sSupPr>
@@ -17460,10 +16196,7 @@
         </m:r>
       </m:oMath>
       <w:r>
-        <w:t xml:space="preserve">.Для функций формы введенных выше данные интегралы можно посчитать аналитически для произвольного элемента, если преобразовать его к </w:t>
-      </w:r>
-      <w:r>
-        <w:t>референсному тетраэдру с координатами (1,0,0), (0,0,1), (0,1,0), (0,0,0).</w:t>
+        <w:t>.Для функций формы введенных выше данные интегралы можно посчитать аналитически для произвольного элемента, если преобразовать его к референсному тетраэдру с координатами (1,0,0), (0,0,1), (0,1,0), (0,0,0).</w:t>
       </w:r>
     </w:p>
     <w:p>
@@ -18001,13 +16734,7 @@
                   <w:rPr>
                     <w:rFonts w:ascii="Cambria Math" w:hAnsi="Cambria Math"/>
                   </w:rPr>
-                  <m:t>F</m:t>
-                </m:r>
-                <m:r>
-                  <w:rPr>
-                    <w:rFonts w:ascii="Cambria Math" w:hAnsi="Cambria Math"/>
-                  </w:rPr>
-                  <m:t>=</m:t>
+                  <m:t>F=</m:t>
                 </m:r>
                 <m:d>
                   <m:dPr>
@@ -18640,19 +17367,7 @@
                   <w:rPr>
                     <w:rFonts w:ascii="Cambria Math" w:hAnsi="Cambria Math"/>
                   </w:rPr>
-                  <m:t>=</m:t>
-                </m:r>
-                <m:r>
-                  <w:rPr>
-                    <w:rFonts w:ascii="Cambria Math" w:hAnsi="Cambria Math"/>
-                  </w:rPr>
-                  <m:t>F</m:t>
-                </m:r>
-                <m:r>
-                  <w:rPr>
-                    <w:rFonts w:ascii="Cambria Math" w:hAnsi="Cambria Math"/>
-                  </w:rPr>
-                  <m:t>⋅</m:t>
+                  <m:t>=F⋅</m:t>
                 </m:r>
                 <m:d>
                   <m:dPr>
@@ -18897,31 +17612,7 @@
               <w:rPr>
                 <w:rFonts w:ascii="Cambria Math" w:hAnsi="Cambria Math"/>
               </w:rPr>
-              <m:t>ξ</m:t>
-            </m:r>
-            <m:r>
-              <w:rPr>
-                <w:rFonts w:ascii="Cambria Math" w:hAnsi="Cambria Math"/>
-              </w:rPr>
-              <m:t>,</m:t>
-            </m:r>
-            <m:r>
-              <w:rPr>
-                <w:rFonts w:ascii="Cambria Math" w:hAnsi="Cambria Math"/>
-              </w:rPr>
-              <m:t>η</m:t>
-            </m:r>
-            <m:r>
-              <w:rPr>
-                <w:rFonts w:ascii="Cambria Math" w:hAnsi="Cambria Math"/>
-              </w:rPr>
-              <m:t>,</m:t>
-            </m:r>
-            <m:r>
-              <w:rPr>
-                <w:rFonts w:ascii="Cambria Math" w:hAnsi="Cambria Math"/>
-              </w:rPr>
-              <m:t>ζ</m:t>
+              <m:t>ξ,η,ζ</m:t>
             </m:r>
           </m:e>
         </m:d>
@@ -19015,37 +17706,7 @@
                       <w:rPr>
                         <w:rFonts w:ascii="Cambria Math" w:hAnsi="Cambria Math"/>
                       </w:rPr>
-                      <m:t>=1-</m:t>
-                    </m:r>
-                    <m:r>
-                      <w:rPr>
-                        <w:rFonts w:ascii="Cambria Math" w:hAnsi="Cambria Math"/>
-                      </w:rPr>
-                      <m:t>ξ</m:t>
-                    </m:r>
-                    <m:r>
-                      <w:rPr>
-                        <w:rFonts w:ascii="Cambria Math" w:hAnsi="Cambria Math"/>
-                      </w:rPr>
-                      <m:t>-</m:t>
-                    </m:r>
-                    <m:r>
-                      <w:rPr>
-                        <w:rFonts w:ascii="Cambria Math" w:hAnsi="Cambria Math"/>
-                      </w:rPr>
-                      <m:t>η</m:t>
-                    </m:r>
-                    <m:r>
-                      <w:rPr>
-                        <w:rFonts w:ascii="Cambria Math" w:hAnsi="Cambria Math"/>
-                      </w:rPr>
-                      <m:t>-</m:t>
-                    </m:r>
-                    <m:r>
-                      <w:rPr>
-                        <w:rFonts w:ascii="Cambria Math" w:hAnsi="Cambria Math"/>
-                      </w:rPr>
-                      <m:t>ζ</m:t>
+                      <m:t>=1-ξ-η-ζ</m:t>
                     </m:r>
                   </m:e>
                   <m:e>
@@ -19090,13 +17751,7 @@
                       <w:rPr>
                         <w:rFonts w:ascii="Cambria Math" w:hAnsi="Cambria Math"/>
                       </w:rPr>
-                      <m:t>=</m:t>
-                    </m:r>
-                    <m:r>
-                      <w:rPr>
-                        <w:rFonts w:ascii="Cambria Math" w:hAnsi="Cambria Math"/>
-                      </w:rPr>
-                      <m:t>ξ</m:t>
+                      <m:t>=ξ</m:t>
                     </m:r>
                   </m:e>
                   <m:e>
@@ -19141,13 +17796,7 @@
                       <w:rPr>
                         <w:rFonts w:ascii="Cambria Math" w:hAnsi="Cambria Math"/>
                       </w:rPr>
-                      <m:t>=</m:t>
-                    </m:r>
-                    <m:r>
-                      <w:rPr>
-                        <w:rFonts w:ascii="Cambria Math" w:hAnsi="Cambria Math"/>
-                      </w:rPr>
-                      <m:t>η</m:t>
+                      <m:t>=η</m:t>
                     </m:r>
                   </m:e>
                   <m:e>
@@ -19192,13 +17841,7 @@
                       <w:rPr>
                         <w:rFonts w:ascii="Cambria Math" w:hAnsi="Cambria Math"/>
                       </w:rPr>
-                      <m:t>=</m:t>
-                    </m:r>
-                    <m:r>
-                      <w:rPr>
-                        <w:rFonts w:ascii="Cambria Math" w:hAnsi="Cambria Math"/>
-                      </w:rPr>
-                      <m:t>ζ</m:t>
+                      <m:t>=ζ</m:t>
                     </m:r>
                   </m:e>
                 </m:eqArr>
@@ -19337,13 +17980,7 @@
                   <w:rPr>
                     <w:rFonts w:ascii="Cambria Math" w:hAnsi="Cambria Math"/>
                   </w:rPr>
-                  <m:t>ηdξdηdζ</m:t>
-                </m:r>
-                <m:r>
-                  <w:rPr>
-                    <w:rFonts w:ascii="Cambria Math" w:hAnsi="Cambria Math"/>
-                  </w:rPr>
-                  <m:t>=</m:t>
+                  <m:t>ηdξdηdζ=</m:t>
                 </m:r>
                 <m:f>
                   <m:fPr>
@@ -19436,13 +18073,7 @@
                       <w:rPr>
                         <w:rFonts w:ascii="Cambria Math" w:hAnsi="Cambria Math"/>
                       </w:rPr>
-                      <m:t>dξdηdζ</m:t>
-                    </m:r>
-                    <m:r>
-                      <w:rPr>
-                        <w:rFonts w:ascii="Cambria Math" w:hAnsi="Cambria Math"/>
-                      </w:rPr>
-                      <m:t>=</m:t>
+                      <m:t>dξdηdζ=</m:t>
                     </m:r>
                     <m:f>
                       <m:fPr>
@@ -19620,19 +18251,7 @@
                   <w:rPr>
                     <w:rFonts w:ascii="Cambria Math" w:hAnsi="Cambria Math"/>
                   </w:rPr>
-                  <m:t>dV</m:t>
-                </m:r>
-                <m:r>
-                  <w:rPr>
-                    <w:rFonts w:ascii="Cambria Math" w:hAnsi="Cambria Math"/>
-                  </w:rPr>
-                  <m:t>=</m:t>
-                </m:r>
-                <m:r>
-                  <w:rPr>
-                    <w:rFonts w:ascii="Cambria Math" w:hAnsi="Cambria Math"/>
-                  </w:rPr>
-                  <m:t>detF</m:t>
+                  <m:t>dV=detF</m:t>
                 </m:r>
                 <m:nary>
                   <m:naryPr>
@@ -19751,19 +18370,7 @@
                   <w:rPr>
                     <w:rFonts w:ascii="Cambria Math" w:hAnsi="Cambria Math"/>
                   </w:rPr>
-                  <m:t>=</m:t>
-                </m:r>
-                <m:r>
-                  <w:rPr>
-                    <w:rFonts w:ascii="Cambria Math" w:hAnsi="Cambria Math"/>
-                  </w:rPr>
-                  <m:t>V</m:t>
-                </m:r>
-                <m:r>
-                  <w:rPr>
-                    <w:rFonts w:ascii="Cambria Math" w:hAnsi="Cambria Math"/>
-                  </w:rPr>
-                  <m:t>⋅</m:t>
+                  <m:t>=V⋅</m:t>
                 </m:r>
                 <m:acc>
                   <m:accPr>
@@ -19806,19 +18413,7 @@
                   <w:rPr>
                     <w:rFonts w:ascii="Cambria Math" w:hAnsi="Cambria Math"/>
                   </w:rPr>
-                  <m:t>=</m:t>
-                </m:r>
-                <m:r>
-                  <w:rPr>
-                    <w:rFonts w:ascii="Cambria Math" w:hAnsi="Cambria Math"/>
-                  </w:rPr>
-                  <m:t>V</m:t>
-                </m:r>
-                <m:r>
-                  <w:rPr>
-                    <w:rFonts w:ascii="Cambria Math" w:hAnsi="Cambria Math"/>
-                  </w:rPr>
-                  <m:t>⋅</m:t>
+                  <m:t>=V⋅</m:t>
                 </m:r>
                 <m:f>
                   <m:fPr>
@@ -20110,19 +18705,7 @@
           <w:rPr>
             <w:rFonts w:ascii="Cambria Math" w:hAnsi="Cambria Math"/>
           </w:rPr>
-          <m:t>⋅</m:t>
-        </m:r>
-        <m:r>
-          <w:rPr>
-            <w:rFonts w:ascii="Cambria Math" w:hAnsi="Cambria Math"/>
-          </w:rPr>
-          <m:t>∇</m:t>
-        </m:r>
-        <m:r>
-          <w:rPr>
-            <w:rFonts w:ascii="Cambria Math" w:hAnsi="Cambria Math"/>
-          </w:rPr>
-          <m:t>⊗</m:t>
+          <m:t>⋅∇⊗</m:t>
         </m:r>
         <m:sSub>
           <m:sSubPr>
@@ -20157,10 +18740,7 @@
         </m:r>
       </m:oMath>
       <w:r>
-        <w:t>. Тогда аналогично матрице масс данны</w:t>
-      </w:r>
-      <w:r>
-        <w:t>е интегралы можно считать в референсном элементе</w:t>
+        <w:t>. Тогда аналогично матрице масс данные интегралы можно считать в референсном элементе</w:t>
       </w:r>
     </w:p>
     <w:tbl>
@@ -20224,13 +18804,7 @@
                           <w:rPr>
                             <w:rFonts w:ascii="Cambria Math" w:hAnsi="Cambria Math"/>
                           </w:rPr>
-                          <m:t>∇</m:t>
-                        </m:r>
-                        <m:r>
-                          <w:rPr>
-                            <w:rFonts w:ascii="Cambria Math" w:hAnsi="Cambria Math"/>
-                          </w:rPr>
-                          <m:t>⊗</m:t>
+                          <m:t>∇⊗</m:t>
                         </m:r>
                         <m:sSub>
                           <m:sSubPr>
@@ -20280,13 +18854,7 @@
                       <w:rPr>
                         <w:rFonts w:ascii="Cambria Math" w:hAnsi="Cambria Math"/>
                       </w:rPr>
-                      <m:t>∇</m:t>
-                    </m:r>
-                    <m:r>
-                      <w:rPr>
-                        <w:rFonts w:ascii="Cambria Math" w:hAnsi="Cambria Math"/>
-                      </w:rPr>
-                      <m:t>⊗</m:t>
+                      <m:t>∇⊗</m:t>
                     </m:r>
                     <m:sSub>
                       <m:sSubPr>
@@ -20319,19 +18887,7 @@
                   <w:rPr>
                     <w:rFonts w:ascii="Cambria Math" w:hAnsi="Cambria Math"/>
                   </w:rPr>
-                  <m:t>dV</m:t>
-                </m:r>
-                <m:r>
-                  <w:rPr>
-                    <w:rFonts w:ascii="Cambria Math" w:hAnsi="Cambria Math"/>
-                  </w:rPr>
-                  <m:t>=</m:t>
-                </m:r>
-                <m:r>
-                  <w:rPr>
-                    <w:rFonts w:ascii="Cambria Math" w:hAnsi="Cambria Math"/>
-                  </w:rPr>
-                  <m:t>detF</m:t>
+                  <m:t>dV=detF</m:t>
                 </m:r>
                 <m:nary>
                   <m:naryPr>
@@ -20424,13 +18980,7 @@
                               <w:rPr>
                                 <w:rFonts w:ascii="Cambria Math" w:hAnsi="Cambria Math"/>
                               </w:rPr>
-                              <m:t>∇</m:t>
-                            </m:r>
-                            <m:r>
-                              <w:rPr>
-                                <w:rFonts w:ascii="Cambria Math" w:hAnsi="Cambria Math"/>
-                              </w:rPr>
-                              <m:t>⊗</m:t>
+                              <m:t>∇⊗</m:t>
                             </m:r>
                             <m:acc>
                               <m:accPr>
@@ -20559,13 +19109,7 @@
                           <w:rPr>
                             <w:rFonts w:ascii="Cambria Math" w:hAnsi="Cambria Math"/>
                           </w:rPr>
-                          <m:t>∇</m:t>
-                        </m:r>
-                        <m:r>
-                          <w:rPr>
-                            <w:rFonts w:ascii="Cambria Math" w:hAnsi="Cambria Math"/>
-                          </w:rPr>
-                          <m:t>⊗</m:t>
+                          <m:t>∇⊗</m:t>
                         </m:r>
                         <m:acc>
                           <m:accPr>
@@ -20697,10 +19241,7 @@
         <w:jc w:val="both"/>
       </w:pPr>
       <w:r>
-        <w:t>В данной работе для решения задачи моделирования вибрационного поведения трёхмерного образц</w:t>
-      </w:r>
-      <w:r>
-        <w:t xml:space="preserve">а был разработан собственный программный код на языке Python. Реализация метода конечных элементов (МКЭ) была выполнена с нуля, без использования готовых </w:t>
+        <w:t xml:space="preserve">В данной работе для решения задачи моделирования вибрационного поведения трёхмерного образца был разработан собственный программный код на языке Python. Реализация метода конечных элементов (МКЭ) была выполнена с нуля, без использования готовых </w:t>
       </w:r>
       <w:r>
         <w:rPr>
@@ -20709,10 +19250,7 @@
         <w:t>специализированных</w:t>
       </w:r>
       <w:r>
-        <w:t xml:space="preserve"> пакетов . Это позволило гибко контролировать все этапы построения модели и адаптиро</w:t>
-      </w:r>
-      <w:r>
-        <w:t>вать её под конкретные задачи исследования. Ниже подробнее описаны детали реализации данного численного метода.</w:t>
+        <w:t xml:space="preserve"> пакетов . Это позволило гибко контролировать все этапы построения модели и адаптировать её под конкретные задачи исследования. Ниже подробнее описаны детали реализации данного численного метода.</w:t>
       </w:r>
     </w:p>
     <w:p>
@@ -20745,10 +19283,7 @@
         <w:t xml:space="preserve">тетраэдральные </w:t>
       </w:r>
       <w:r>
-        <w:t>сетки для тел произвольной</w:t>
-      </w:r>
-      <w:r>
-        <w:t xml:space="preserve"> формы и обеспечивает экспорт необходимых данных в формат, удобный для загрузки в разработанный код. Внутри программы реализован загрузчик данных сетки: координат узлов, топологии элементов и информации о граничных условиях.</w:t>
+        <w:t>сетки для тел произвольной формы и обеспечивает экспорт необходимых данных в формат, удобный для загрузки в разработанный код. Внутри программы реализован загрузчик данных сетки: координат узлов, топологии элементов и информации о граничных условиях.</w:t>
       </w:r>
     </w:p>
     <w:p>
@@ -20758,10 +19293,7 @@
         <w:jc w:val="both"/>
       </w:pPr>
       <w:r>
-        <w:t xml:space="preserve">Генерация сетки осуществляется </w:t>
-      </w:r>
-      <w:r>
-        <w:t xml:space="preserve">таким образом, чтобы обеспечить компромисс между точностью </w:t>
+        <w:t xml:space="preserve">Генерация сетки осуществляется таким образом, чтобы обеспечить компромисс между точностью </w:t>
       </w:r>
       <w:r>
         <w:rPr>
@@ -20770,10 +19302,7 @@
         <w:t>результатов</w:t>
       </w:r>
       <w:r>
-        <w:t xml:space="preserve"> и вычислительными затратами. Более мелкая сетка даёт более точные значения собственных частот и форм колебаний, но требует большего объёма памяти и времени для вычислений. В работе пров</w:t>
-      </w:r>
-      <w:r>
-        <w:t>одились тесты с различными размерами сетки для проверки сходимости метода.</w:t>
+        <w:t xml:space="preserve"> и вычислительными затратами. Более мелкая сетка даёт более точные значения собственных частот и форм колебаний, но требует большего объёма памяти и времени для вычислений. В работе проводились тесты с различными размерами сетки для проверки сходимости метода.</w:t>
       </w:r>
     </w:p>
     <w:p>
@@ -20826,13 +19355,7 @@
         <w:t>хранит</w:t>
       </w:r>
       <w:r>
-        <w:t xml:space="preserve"> инфо</w:t>
-      </w:r>
-      <w:r>
-        <w:t>рмацию о своих узлах, материальных параметрах (модуль Юнга, коэффициент Пуассона или тензор упругости), плотности, а также локальных матрицах жёсткости и масс. Сетка, в свою очередь, содержит всю геометрию конструкции: массивы координат узлов, списки элеме</w:t>
-      </w:r>
-      <w:r>
-        <w:t>нтов, глобальные матрицы и векторы, а также сведения о граничных условиях.</w:t>
+        <w:t xml:space="preserve"> информацию о своих узлах, материальных параметрах (модуль Юнга, коэффициент Пуассона или тензор упругости), плотности, а также локальных матрицах жёсткости и масс. Сетка, в свою очередь, содержит всю геометрию конструкции: массивы координат узлов, списки элементов, глобальные матрицы и векторы, а также сведения о граничных условиях.</w:t>
       </w:r>
     </w:p>
     <w:p>
@@ -20874,10 +19397,7 @@
       </w:r>
       <w:r>
         <w:lastRenderedPageBreak/>
-        <w:t>глобальные матрицы сохра</w:t>
-      </w:r>
-      <w:r>
-        <w:t>няются в виде больших разреженных массивов, что позволяет эффективно использовать память и ускорять вычисления.</w:t>
+        <w:t>глобальные матрицы сохраняются в виде больших разреженных массивов, что позволяет эффективно использовать память и ускорять вычисления.</w:t>
       </w:r>
     </w:p>
     <w:p>
@@ -20896,10 +19416,7 @@
         <w:t>формирования</w:t>
       </w:r>
       <w:r>
-        <w:t xml:space="preserve"> матриц жёсткости и масс решается задача на собственные значения. Эта задача заключается в нахождении собственных частот и фор</w:t>
-      </w:r>
-      <w:r>
-        <w:t>м колебаний конструкции. Решение такой задачи позволяет определить резонансные частоты конструкции и соответствующие им формы колебаний.</w:t>
+        <w:t xml:space="preserve"> матриц жёсткости и масс решается задача на собственные значения. Эта задача заключается в нахождении собственных частот и форм колебаний конструкции. Решение такой задачи позволяет определить резонансные частоты конструкции и соответствующие им формы колебаний.</w:t>
       </w:r>
     </w:p>
     <w:p>
@@ -20920,10 +19437,7 @@
         <w:t>SciPy</w:t>
       </w:r>
       <w:r>
-        <w:t>, ко</w:t>
-      </w:r>
-      <w:r>
-        <w:t xml:space="preserve">торый позволяет эффективно находить собственные </w:t>
+        <w:t xml:space="preserve">, который позволяет эффективно находить собственные </w:t>
       </w:r>
       <w:r>
         <w:rPr>
@@ -20942,10 +19456,7 @@
         <w:jc w:val="both"/>
       </w:pPr>
       <w:r>
-        <w:t>Программа спроектирована модульно, что позволяет ле</w:t>
-      </w:r>
-      <w:r>
-        <w:t xml:space="preserve">гко расширять её функциональность. Основные </w:t>
+        <w:t xml:space="preserve">Программа спроектирована модульно, что позволяет легко расширять её функциональность. Основные </w:t>
       </w:r>
       <w:r>
         <w:rPr>
@@ -20982,10 +19493,7 @@
         <w:t>Element</w:t>
       </w:r>
       <w:r>
-        <w:t xml:space="preserve"> — хранит параметры отдельного конечного элемента, его геометрию, параметры материала и локальные матрицы. Реализует методы вычисления объёма элемента, а также локальных матриц жёстк</w:t>
-      </w:r>
-      <w:r>
-        <w:t>ости и масс.</w:t>
+        <w:t xml:space="preserve"> — хранит параметры отдельного конечного элемента, его геометрию, параметры материала и локальные матрицы. Реализует методы вычисления объёма элемента, а также локальных матриц жёсткости и масс.</w:t>
       </w:r>
     </w:p>
     <w:p>
@@ -21032,15 +19540,7 @@
           <w:b w:val="0"/>
           <w:bCs w:val="0"/>
         </w:rPr>
-        <w:t>Функц</w:t>
-      </w:r>
-      <w:r>
-        <w:rPr>
-          <w:rStyle w:val="ad"/>
-          <w:b w:val="0"/>
-          <w:bCs w:val="0"/>
-        </w:rPr>
-        <w:t>ии генерации</w:t>
+        <w:t>Функции генерации</w:t>
       </w:r>
       <w:r>
         <w:t xml:space="preserve"> — преобразуют данные из Gmsh в объекты программы, автоматически задают параметры материала и собирают элементы в сетку.</w:t>
@@ -21065,10 +19565,7 @@
         <w:t>Утилиты</w:t>
       </w:r>
       <w:r>
-        <w:t xml:space="preserve"> — включают функции для вычисления упругих свойств из параметров Ламе, проверки корректности входных данных,  вывода</w:t>
-      </w:r>
-      <w:r>
-        <w:t xml:space="preserve"> промежуточных результатов и постобработки.</w:t>
+        <w:t xml:space="preserve"> — включают функции для вычисления упругих свойств из параметров Ламе, проверки корректности входных данных,  вывода промежуточных результатов и постобработки.</w:t>
       </w:r>
     </w:p>
     <w:p>
@@ -21079,10 +19576,7 @@
         <w:jc w:val="both"/>
       </w:pPr>
       <w:r>
-        <w:t>Особенностью реализации является использование чистого Python-кода без привязки к внешним проприетарным библиотекам. Это обеспечивает полную прозрачность алгоритмов и лёгкость модификации программы для решения за</w:t>
-      </w:r>
-      <w:r>
-        <w:t>дач другого типа (например, расчёта вынужденных колебаний, динамического отклика на заданные нагрузки, анализа локальных напряжений).</w:t>
+        <w:t>Особенностью реализации является использование чистого Python-кода без привязки к внешним проприетарным библиотекам. Это обеспечивает полную прозрачность алгоритмов и лёгкость модификации программы для решения задач другого типа (например, расчёта вынужденных колебаний, динамического отклика на заданные нагрузки, анализа локальных напряжений).</w:t>
       </w:r>
       <w:r>
         <w:br w:type="page"/>
@@ -21251,10 +19745,7 @@
               <w:jc w:val="center"/>
             </w:pPr>
             <w:r>
-              <w:t>50 x</w:t>
-            </w:r>
-            <w:r>
-              <w:t xml:space="preserve"> 50 x 50</w:t>
+              <w:t>50 x 50 x 50</w:t>
             </w:r>
           </w:p>
         </w:tc>
@@ -21514,10 +20005,7 @@
         <w:jc w:val="both"/>
       </w:pPr>
       <w:r>
-        <w:t xml:space="preserve">Результаты расчета и их сопоставление с </w:t>
-      </w:r>
-      <w:r>
-        <w:t>данными из (4) приведены в таблице</w:t>
+        <w:t>Результаты расчета и их сопоставление с данными из (4) приведены в таблице</w:t>
       </w:r>
     </w:p>
     <w:tbl>
@@ -21959,10 +20447,7 @@
         </w:drawing>
       </w:r>
       <w:r>
-        <w:t xml:space="preserve">Ниже приведены картины </w:t>
-      </w:r>
-      <w:r>
-        <w:t>получившихся мод</w:t>
+        <w:t>Ниже приведены картины получившихся мод</w:t>
       </w:r>
     </w:p>
     <w:p>
@@ -22280,10 +20765,7 @@
         </w:drawing>
       </w:r>
       <w:r>
-        <w:t>Рис</w:t>
-      </w:r>
-      <w:r>
-        <w:t>. 10. Форма колебаний на частоте 47.001 кГц.</w:t>
+        <w:t>Рис. 10. Форма колебаний на частоте 47.001 кГц.</w:t>
       </w:r>
     </w:p>
     <w:p>
@@ -23266,10 +21748,7 @@
         <w:jc w:val="center"/>
       </w:pPr>
       <w:r>
-        <w:t xml:space="preserve">Рис.15. Форма колебаний на частоте 0.301 </w:t>
-      </w:r>
-      <w:r>
-        <w:t>МГц.</w:t>
+        <w:t>Рис.15. Форма колебаний на частоте 0.301 МГц.</w:t>
       </w:r>
     </w:p>
     <w:p>
@@ -23520,10 +21999,7 @@
         <w:ind w:firstLine="850"/>
       </w:pPr>
       <w:r>
-        <w:t xml:space="preserve"> График зависимости получаемых мод от качества сетки выглядит</w:t>
-      </w:r>
-      <w:r>
-        <w:t xml:space="preserve"> следующим образом:</w:t>
+        <w:t xml:space="preserve"> График зависимости получаемых мод от качества сетки выглядит следующим образом:</w:t>
       </w:r>
     </w:p>
     <w:p>
@@ -23667,10 +22143,7 @@
       </w:pPr>
       <w:r>
         <w:lastRenderedPageBreak/>
-        <w:t>Из результатов расчетов видно, что метод и его реализация работают корректно, получившиеся значения собст</w:t>
-      </w:r>
-      <w:r>
-        <w:t xml:space="preserve">венных частот близки к частотам, которые получились в [4], [5]. </w:t>
+        <w:t xml:space="preserve">Из результатов расчетов видно, что метод и его реализация работают корректно, получившиеся значения собственных частот близки к частотам, которые получились в [4], [5]. </w:t>
       </w:r>
     </w:p>
     <w:p>
@@ -23731,10 +22204,7 @@
         </w:drawing>
       </w:r>
       <w:r>
-        <w:t>Преимуществом расчета в чистом 3d случае является возможность рассчитывать собственные частоты для произвольной геометрии. Для демонстрации возможностей солвера был проведен расчет для следу</w:t>
-      </w:r>
-      <w:r>
-        <w:t>ющей модели:</w:t>
+        <w:t>Преимуществом расчета в чистом 3d случае является возможность рассчитывать собственные частоты для произвольной геометрии. Для демонстрации возможностей солвера был проведен расчет для следующей модели:</w:t>
       </w:r>
     </w:p>
     <w:p>
@@ -24031,10 +22501,7 @@
         <w:jc w:val="center"/>
       </w:pPr>
       <w:r>
-        <w:t>Табл.5. Параметры сложной</w:t>
-      </w:r>
-      <w:r>
-        <w:t xml:space="preserve"> детали.</w:t>
+        <w:t>Табл.5. Параметры сложной детали.</w:t>
       </w:r>
     </w:p>
     <w:p>
@@ -24499,10 +22966,7 @@
         </w:drawing>
       </w:r>
       <w:r>
-        <w:t xml:space="preserve">Рис. 24. Форма </w:t>
-      </w:r>
-      <w:r>
-        <w:t>колебаний на частоте 3.296 кГц.</w:t>
+        <w:t>Рис. 24. Форма колебаний на частоте 3.296 кГц.</w:t>
       </w:r>
     </w:p>
     <w:p>
@@ -24756,10 +23220,7 @@
         </w:drawing>
       </w:r>
       <w:r>
-        <w:t>колебаний на част</w:t>
-      </w:r>
-      <w:r>
-        <w:t>оте 8.566 кГц.</w:t>
+        <w:t>колебаний на частоте 8.566 кГц.</w:t>
       </w:r>
     </w:p>
     <w:p>
@@ -25116,10 +23577,7 @@
         </w:drawing>
       </w:r>
       <w:r>
-        <w:t>Рис. 34. Форма колебаний на частоте 12.254 кГц</w:t>
-      </w:r>
-      <w:r>
-        <w:t>.</w:t>
+        <w:t>Рис. 34. Форма колебаний на частоте 12.254 кГц.</w:t>
       </w:r>
     </w:p>
     <w:p>
@@ -25368,19 +23826,7 @@
         <w:rPr>
           <w:color w:val="000000"/>
         </w:rPr>
-        <w:t xml:space="preserve"> были получены собственные частоты и формы колебаний для кубических образцов. Н</w:t>
-      </w:r>
-      <w:r>
-        <w:rPr>
-          <w:color w:val="000000"/>
-        </w:rPr>
-        <w:t>а примере данных образцов была проведена верификация полученного солвера путём сравнения расчётных значений для собственных частот и данных сторонних натурных экспериментов. После верификации была показана работоспособность солвера для детали сложной формы</w:t>
-      </w:r>
-      <w:r>
-        <w:rPr>
-          <w:color w:val="000000"/>
-        </w:rPr>
-        <w:t>.</w:t>
+        <w:t xml:space="preserve"> были получены собственные частоты и формы колебаний для кубических образцов. На примере данных образцов была проведена верификация полученного солвера путём сравнения расчётных значений для собственных частот и данных сторонних натурных экспериментов. После верификации была показана работоспособность солвера для детали сложной формы.</w:t>
       </w:r>
     </w:p>
     <w:p>
@@ -25397,22 +23843,13 @@
         <w:t xml:space="preserve">Таким образом, в работе проведено моделирование, которое может служить основой для последующего изучения динамических характеристик пластинных конструкций в широком диапазоне задач инженерного проектирования и анализа. Подобные исследования имеют не </w:t>
       </w:r>
       <w:r>
-        <w:t>толь</w:t>
-      </w:r>
-      <w:r>
-        <w:t>ко</w:t>
+        <w:t>только</w:t>
       </w:r>
       <w:r>
         <w:rPr>
           <w:color w:val="000000"/>
         </w:rPr>
-        <w:t xml:space="preserve"> академический интерес, но и практическую значимость для повышения безопасности и надёжности инженерных конструкций. Правильный учёт вибрационных характеристик позволяет снижать риск возникновения резонансных явлений и разрушений, продлевать срок службы </w:t>
-      </w:r>
-      <w:r>
-        <w:rPr>
-          <w:color w:val="000000"/>
-        </w:rPr>
-        <w:t xml:space="preserve">изделий и оптимизировать их конструкцию. Численные методы открывают широкие возможности для анализа и позволяют моделировать различные сценарии нагружения, граничные условия и эксплуатационные режимы. </w:t>
+        <w:t xml:space="preserve"> академический интерес, но и практическую значимость для повышения безопасности и надёжности инженерных конструкций. Правильный учёт вибрационных характеристик позволяет снижать риск возникновения резонансных явлений и разрушений, продлевать срок службы изделий и оптимизировать их конструкцию. Численные методы открывают широкие возможности для анализа и позволяют моделировать различные сценарии нагружения, граничные условия и эксплуатационные режимы. </w:t>
       </w:r>
     </w:p>
     <w:p>
@@ -25434,13 +23871,7 @@
         <w:rPr>
           <w:color w:val="000000"/>
         </w:rPr>
-        <w:t xml:space="preserve"> продолжить работу над данным </w:t>
-      </w:r>
-      <w:r>
-        <w:rPr>
-          <w:color w:val="000000"/>
-        </w:rPr>
-        <w:t>солвером, его точностью и оптимизацией, а также исследовать данную задачу для анизотропных материалов.</w:t>
+        <w:t xml:space="preserve"> продолжить работу над данным солвером, его точностью и оптимизацией, а также исследовать данную задачу для анизотропных материалов.</w:t>
       </w:r>
       <w:r>
         <w:br w:type="page"/>
@@ -25517,15 +23948,7 @@
           <w:szCs w:val="24"/>
           <w:lang w:val="en-US"/>
         </w:rPr>
-        <w:t>O. C. Zienkie</w:t>
-      </w:r>
-      <w:r>
-        <w:rPr>
-          <w:color w:val="000000"/>
-          <w:szCs w:val="24"/>
-          <w:lang w:val="en-US"/>
-        </w:rPr>
-        <w:t>wicz, R. L. Taylor, and J. Z. Zhu, </w:t>
+        <w:t>O. C. Zienkiewicz, R. L. Taylor, and J. Z. Zhu, </w:t>
       </w:r>
       <w:r>
         <w:rPr>
@@ -25563,15 +23986,7 @@
           <w:szCs w:val="24"/>
           <w:lang w:val="en-US"/>
         </w:rPr>
-        <w:t>Vitalii Aksenov, Alexey Vasyukov, and Katerina Beklemysheva, “Acquiring elastic properties of thin composite st</w:t>
-      </w:r>
-      <w:r>
-        <w:rPr>
-          <w:color w:val="000000"/>
-          <w:szCs w:val="24"/>
-          <w:lang w:val="en-US"/>
-        </w:rPr>
-        <w:t>ructure from vibrational testing data,” </w:t>
+        <w:t>Vitalii Aksenov, Alexey Vasyukov, and Katerina Beklemysheva, “Acquiring elastic properties of thin composite structure from vibrational testing data,” </w:t>
       </w:r>
       <w:r>
         <w:rPr>
@@ -25624,15 +24039,7 @@
           <w:szCs w:val="24"/>
           <w:lang w:val="en-US"/>
         </w:rPr>
-        <w:t>F. J. Nieves, F. Gascón, A. Bayón, and F. Sa</w:t>
-      </w:r>
-      <w:r>
-        <w:rPr>
-          <w:color w:val="000000"/>
-          <w:szCs w:val="24"/>
-          <w:lang w:val="en-US"/>
-        </w:rPr>
-        <w:t>lazar, “Straightforward estimation of the elastic constants of an isotropic cube excited by a single percussion,” </w:t>
+        <w:t>F. J. Nieves, F. Gascón, A. Bayón, and F. Salazar, “Straightforward estimation of the elastic constants of an isotropic cube excited by a single percussion,” </w:t>
       </w:r>
       <w:r>
         <w:rPr>
@@ -25789,15 +24196,7 @@
           <w:color w:val="000000"/>
           <w:szCs w:val="24"/>
         </w:rPr>
-        <w:t>О.Я. Извеков, Элементы механики деформируемого твердого тела : учебное посо</w:t>
-      </w:r>
-      <w:r>
-        <w:rPr>
-          <w:rFonts w:cs="Times New Roman"/>
-          <w:color w:val="000000"/>
-          <w:szCs w:val="24"/>
-        </w:rPr>
-        <w:t xml:space="preserve">бие, Москва, МФТИ, 2019. – 248 с. </w:t>
+        <w:t xml:space="preserve">О.Я. Извеков, Элементы механики деформируемого твердого тела : учебное пособие, Москва, МФТИ, 2019. – 248 с. </w:t>
       </w:r>
       <w:r>
         <w:rPr>
@@ -25884,7 +24283,7 @@
           <w:rPr>
             <w:noProof/>
           </w:rPr>
-          <w:t>11</w:t>
+          <w:t>1</w:t>
         </w:r>
         <w:r>
           <w:fldChar w:fldCharType="end"/>
@@ -27482,7 +25881,7 @@
 </file>
 
 <file path=customXml/itemProps1.xml><?xml version="1.0" encoding="utf-8"?>
-<ds:datastoreItem xmlns:ds="http://schemas.openxmlformats.org/officeDocument/2006/customXml" ds:itemID="{B702D2B3-0DF5-4848-82A7-8C8FEA414862}">
+<ds:datastoreItem xmlns:ds="http://schemas.openxmlformats.org/officeDocument/2006/customXml" ds:itemID="{C6F81EDC-EF4E-48A4-B170-4223FE961428}">
   <ds:schemaRefs>
     <ds:schemaRef ds:uri="http://schemas.openxmlformats.org/officeDocument/2006/bibliography"/>
   </ds:schemaRefs>
